--- a/1.1_resume/me/shahil_Ds_CV_jun2026 - Copy (2)update.docx
+++ b/1.1_resume/me/shahil_Ds_CV_jun2026 - Copy (2)update.docx
@@ -1,10 +1,10 @@
 
 <file path=word/document.xml><?xml version="1.0" encoding="utf-8"?>
-<w:document xmlns:wpc="http://schemas.microsoft.com/office/word/2010/wordprocessingCanvas" xmlns:cx="http://schemas.microsoft.com/office/drawing/2014/chartex" xmlns:cx1="http://schemas.microsoft.com/office/drawing/2015/9/8/chartex" xmlns:cx2="http://schemas.microsoft.com/office/drawing/2015/10/21/chartex" xmlns:cx3="http://schemas.microsoft.com/office/drawing/2016/5/9/chartex" xmlns:cx4="http://schemas.microsoft.com/office/drawing/2016/5/10/chartex" xmlns:cx5="http://schemas.microsoft.com/office/drawing/2016/5/11/chartex" xmlns:cx6="http://schemas.microsoft.com/office/drawing/2016/5/12/chartex" xmlns:cx7="http://schemas.microsoft.com/office/drawing/2016/5/13/chartex" xmlns:cx8="http://schemas.microsoft.com/office/drawing/2016/5/14/chartex" xmlns:mc="http://schemas.openxmlformats.org/markup-compatibility/2006" xmlns:aink="http://schemas.microsoft.com/office/drawing/2016/ink" xmlns:am3d="http://schemas.microsoft.com/office/drawing/2017/model3d" xmlns:o="urn:schemas-microsoft-com:office:office" xmlns:oel="http://schemas.microsoft.com/office/2019/extlst" xmlns:r="http://schemas.openxmlformats.org/officeDocument/2006/relationships" xmlns:m="http://schemas.openxmlformats.org/officeDocument/2006/math" xmlns:v="urn:schemas-microsoft-com:vml" xmlns:wp14="http://schemas.microsoft.com/office/word/2010/wordprocessingDrawing" xmlns:wp="http://schemas.openxmlformats.org/drawingml/2006/wordprocessingDrawing" xmlns:w10="urn:schemas-microsoft-com:office:word" xmlns:w="http://schemas.openxmlformats.org/wordprocessingml/2006/main" xmlns:w14="http://schemas.microsoft.com/office/word/2010/wordml" xmlns:w15="http://schemas.microsoft.com/office/word/2012/wordml" xmlns:w16cex="http://schemas.microsoft.com/office/word/2018/wordml/cex" xmlns:w16cid="http://schemas.microsoft.com/office/word/2016/wordml/cid" xmlns:w16="http://schemas.microsoft.com/office/word/2018/wordml" xmlns:w16du="http://schemas.microsoft.com/office/word/2023/wordml/word16du" xmlns:w16sdtdh="http://schemas.microsoft.com/office/word/2020/wordml/sdtdatahash" xmlns:w16sdtfl="http://schemas.microsoft.com/office/word/2024/wordml/sdtformatlock" xmlns:w16se="http://schemas.microsoft.com/office/word/2015/wordml/symex" xmlns:wpg="http://schemas.microsoft.com/office/word/2010/wordprocessingGroup" xmlns:wpi="http://schemas.microsoft.com/office/word/2010/wordprocessingInk" xmlns:wne="http://schemas.microsoft.com/office/word/2006/wordml" xmlns:wps="http://schemas.microsoft.com/office/word/2010/wordprocessingShape" mc:Ignorable="w14 w15 w16se w16cid w16 w16cex w16sdtdh w16sdtfl w16du wp14">
+<w:document xmlns:wpc="http://schemas.microsoft.com/office/word/2010/wordprocessingCanvas" xmlns:mc="http://schemas.openxmlformats.org/markup-compatibility/2006" xmlns:o="urn:schemas-microsoft-com:office:office" xmlns:r="http://schemas.openxmlformats.org/officeDocument/2006/relationships" xmlns:m="http://schemas.openxmlformats.org/officeDocument/2006/math" xmlns:v="urn:schemas-microsoft-com:vml" xmlns:wp14="http://schemas.microsoft.com/office/word/2010/wordprocessingDrawing" xmlns:wp="http://schemas.openxmlformats.org/drawingml/2006/wordprocessingDrawing" xmlns:w="http://schemas.openxmlformats.org/wordprocessingml/2006/main" xmlns:w14="http://schemas.microsoft.com/office/word/2010/wordml" xmlns:w10="urn:schemas-microsoft-com:office:word" xmlns:w15="http://schemas.microsoft.com/office/word/2012/wordml" xmlns:wpg="http://schemas.microsoft.com/office/word/2010/wordprocessingGroup" xmlns:wpi="http://schemas.microsoft.com/office/word/2010/wordprocessingInk" xmlns:wne="http://schemas.microsoft.com/office/word/2006/wordml" xmlns:wps="http://schemas.microsoft.com/office/word/2010/wordprocessingShape" xmlns:wpsCustomData="http://www.wps.cn/officeDocument/2013/wpsCustomData" mc:Ignorable="w14 w15 wp14">
   <w:body>
     <w:p>
       <w:pPr>
-        <w:pStyle w:val="Title"/>
+        <w:pStyle w:val="12"/>
         <w:tabs>
           <w:tab w:val="left" w:pos="1658"/>
           <w:tab w:val="center" w:pos="5540"/>
@@ -25,7 +25,7 @@
     </w:p>
     <w:p>
       <w:pPr>
-        <w:pStyle w:val="Title"/>
+        <w:pStyle w:val="12"/>
         <w:tabs>
           <w:tab w:val="left" w:pos="1658"/>
           <w:tab w:val="center" w:pos="5540"/>
@@ -50,7 +50,7 @@
     </w:p>
     <w:p>
       <w:pPr>
-        <w:pStyle w:val="BodyText"/>
+        <w:pStyle w:val="6"/>
         <w:tabs>
           <w:tab w:val="left" w:pos="4385"/>
           <w:tab w:val="left" w:pos="5556"/>
@@ -66,11 +66,10 @@
       <w:r>
         <w:rPr>
           <w:rFonts w:asciiTheme="minorHAnsi" w:hAnsiTheme="minorHAnsi" w:cstheme="minorHAnsi"/>
-          <w:noProof/>
           <w:color w:val="0070C0"/>
         </w:rPr>
         <w:drawing>
-          <wp:anchor distT="0" distB="0" distL="0" distR="0" simplePos="0" relativeHeight="251659776" behindDoc="1" locked="0" layoutInCell="1" allowOverlap="1" wp14:anchorId="5FE53BC7" wp14:editId="78332B63">
+          <wp:anchor distT="0" distB="0" distL="0" distR="0" simplePos="0" relativeHeight="251662336" behindDoc="1" locked="0" layoutInCell="1" allowOverlap="1">
             <wp:simplePos x="0" y="0"/>
             <wp:positionH relativeFrom="page">
               <wp:posOffset>2988310</wp:posOffset>
@@ -95,7 +94,7 @@
                     </pic:cNvPicPr>
                   </pic:nvPicPr>
                   <pic:blipFill>
-                    <a:blip r:embed="rId8" cstate="print"/>
+                    <a:blip r:embed="rId5" cstate="print"/>
                     <a:stretch>
                       <a:fillRect/>
                     </a:stretch>
@@ -118,11 +117,10 @@
       <w:r>
         <w:rPr>
           <w:rFonts w:asciiTheme="minorHAnsi" w:hAnsiTheme="minorHAnsi" w:cstheme="minorHAnsi"/>
-          <w:noProof/>
           <w:color w:val="0070C0"/>
         </w:rPr>
         <w:drawing>
-          <wp:anchor distT="0" distB="0" distL="0" distR="0" simplePos="0" relativeHeight="251658752" behindDoc="0" locked="0" layoutInCell="1" allowOverlap="1" wp14:anchorId="5E147CF5" wp14:editId="530AB6EB">
+          <wp:anchor distT="0" distB="0" distL="0" distR="0" simplePos="0" relativeHeight="251661312" behindDoc="0" locked="0" layoutInCell="1" allowOverlap="1">
             <wp:simplePos x="0" y="0"/>
             <wp:positionH relativeFrom="page">
               <wp:posOffset>737235</wp:posOffset>
@@ -147,7 +145,7 @@
                     </pic:cNvPicPr>
                   </pic:nvPicPr>
                   <pic:blipFill>
-                    <a:blip r:embed="rId9" cstate="print"/>
+                    <a:blip r:embed="rId6" cstate="print"/>
                     <a:stretch>
                       <a:fillRect/>
                     </a:stretch>
@@ -167,18 +165,35 @@
           </wp:anchor>
         </w:drawing>
       </w:r>
-      <w:hyperlink r:id="rId10" w:history="1">
-        <w:r>
-          <w:rPr>
-            <w:rStyle w:val="Hyperlink"/>
-            <w:rFonts w:asciiTheme="minorHAnsi" w:hAnsiTheme="minorHAnsi" w:cstheme="minorHAnsi"/>
-            <w:color w:val="0070C0"/>
-            <w:spacing w:val="-2"/>
-            <w:u w:color="006FC0"/>
-          </w:rPr>
-          <w:t>mohammadshahil4u@gmail.com</w:t>
-        </w:r>
-      </w:hyperlink>
+      <w:r>
+        <w:fldChar w:fldCharType="begin"/>
+      </w:r>
+      <w:r>
+        <w:instrText xml:space="preserve"> HYPERLINK "mailto:mohammadshahil4u@gmail.com" </w:instrText>
+      </w:r>
+      <w:r>
+        <w:fldChar w:fldCharType="separate"/>
+      </w:r>
+      <w:r>
+        <w:rPr>
+          <w:rStyle w:val="10"/>
+          <w:rFonts w:asciiTheme="minorHAnsi" w:hAnsiTheme="minorHAnsi" w:cstheme="minorHAnsi"/>
+          <w:color w:val="0070C0"/>
+          <w:spacing w:val="-2"/>
+          <w:u w:color="006FC0"/>
+        </w:rPr>
+        <w:t>mohammadshahil4u@gmail.com</w:t>
+      </w:r>
+      <w:r>
+        <w:rPr>
+          <w:rStyle w:val="10"/>
+          <w:rFonts w:asciiTheme="minorHAnsi" w:hAnsiTheme="minorHAnsi" w:cstheme="minorHAnsi"/>
+          <w:color w:val="0070C0"/>
+          <w:spacing w:val="-2"/>
+          <w:u w:color="006FC0"/>
+        </w:rPr>
+        <w:fldChar w:fldCharType="end"/>
+      </w:r>
       <w:r>
         <w:rPr>
           <w:rFonts w:asciiTheme="minorHAnsi" w:hAnsiTheme="minorHAnsi" w:cstheme="minorHAnsi"/>
@@ -186,41 +201,55 @@
         </w:rPr>
         <w:tab/>
       </w:r>
-      <w:hyperlink r:id="rId11">
-        <w:r>
-          <w:rPr>
-            <w:rFonts w:asciiTheme="minorHAnsi" w:hAnsiTheme="minorHAnsi" w:cstheme="minorHAnsi"/>
-            <w:color w:val="006FC0"/>
-            <w:spacing w:val="-2"/>
-            <w:u w:val="single" w:color="006FC0"/>
-          </w:rPr>
-          <w:t>LinkedIn</w:t>
-        </w:r>
-        <w:r>
-          <w:rPr>
-            <w:rFonts w:asciiTheme="minorHAnsi" w:hAnsiTheme="minorHAnsi" w:cstheme="minorHAnsi"/>
-            <w:color w:val="006FC0"/>
-          </w:rPr>
-          <w:tab/>
-        </w:r>
-        <w:r>
-          <w:rPr>
-            <w:rFonts w:asciiTheme="minorHAnsi" w:hAnsiTheme="minorHAnsi" w:cstheme="minorHAnsi"/>
-            <w:color w:val="006FC0"/>
-            <w:position w:val="2"/>
-          </w:rPr>
-          <w:t xml:space="preserve"> </w:t>
-        </w:r>
-      </w:hyperlink>
-      <w:r>
-        <w:rPr>
-          <w:rFonts w:asciiTheme="minorHAnsi" w:hAnsiTheme="minorHAnsi" w:cstheme="minorHAnsi"/>
-          <w:noProof/>
+      <w:r>
+        <w:fldChar w:fldCharType="begin"/>
+      </w:r>
+      <w:r>
+        <w:instrText xml:space="preserve"> HYPERLINK "https://www.linkedin.com/in/md-shahil-ai/" \h </w:instrText>
+      </w:r>
+      <w:r>
+        <w:fldChar w:fldCharType="separate"/>
+      </w:r>
+      <w:r>
+        <w:rPr>
+          <w:rFonts w:asciiTheme="minorHAnsi" w:hAnsiTheme="minorHAnsi" w:cstheme="minorHAnsi"/>
+          <w:color w:val="006FC0"/>
+          <w:spacing w:val="-2"/>
+          <w:u w:val="single" w:color="006FC0"/>
+        </w:rPr>
+        <w:t>LinkedIn</w:t>
+      </w:r>
+      <w:r>
+        <w:rPr>
+          <w:rFonts w:asciiTheme="minorHAnsi" w:hAnsiTheme="minorHAnsi" w:cstheme="minorHAnsi"/>
+          <w:color w:val="006FC0"/>
+        </w:rPr>
+        <w:tab/>
+      </w:r>
+      <w:r>
+        <w:rPr>
+          <w:rFonts w:asciiTheme="minorHAnsi" w:hAnsiTheme="minorHAnsi" w:cstheme="minorHAnsi"/>
+          <w:color w:val="006FC0"/>
+          <w:position w:val="2"/>
+        </w:rPr>
+        <w:t xml:space="preserve"> </w:t>
+      </w:r>
+      <w:r>
+        <w:rPr>
+          <w:rFonts w:asciiTheme="minorHAnsi" w:hAnsiTheme="minorHAnsi" w:cstheme="minorHAnsi"/>
+          <w:color w:val="006FC0"/>
+          <w:position w:val="2"/>
+        </w:rPr>
+        <w:fldChar w:fldCharType="end"/>
+      </w:r>
+      <w:r>
+        <w:rPr>
+          <w:rFonts w:asciiTheme="minorHAnsi" w:hAnsiTheme="minorHAnsi" w:cstheme="minorHAnsi"/>
           <w:color w:val="006FC0"/>
           <w:position w:val="-4"/>
         </w:rPr>
         <w:drawing>
-          <wp:inline distT="0" distB="0" distL="0" distR="0" wp14:anchorId="5D182F22" wp14:editId="03D51C6C">
+          <wp:inline distT="0" distB="0" distL="0" distR="0">
             <wp:extent cx="145415" cy="145415"/>
             <wp:effectExtent l="0" t="0" r="6985" b="6985"/>
             <wp:docPr id="5" name="image3.png"/>
@@ -237,7 +266,7 @@
                     </pic:cNvPicPr>
                   </pic:nvPicPr>
                   <pic:blipFill>
-                    <a:blip r:embed="rId12" cstate="print"/>
+                    <a:blip r:embed="rId7" cstate="print"/>
                     <a:stretch>
                       <a:fillRect/>
                     </a:stretch>
@@ -257,41 +286,54 @@
           </wp:inline>
         </w:drawing>
       </w:r>
-      <w:hyperlink r:id="rId13">
-        <w:r>
-          <w:rPr>
-            <w:rFonts w:asciiTheme="minorHAnsi" w:hAnsiTheme="minorHAnsi" w:cstheme="minorHAnsi"/>
-            <w:color w:val="006FC0"/>
-            <w:position w:val="2"/>
-            <w:u w:val="single" w:color="006FC0"/>
-          </w:rPr>
-          <w:t>GitHub</w:t>
-        </w:r>
-        <w:r>
-          <w:rPr>
-            <w:rFonts w:asciiTheme="minorHAnsi" w:hAnsiTheme="minorHAnsi" w:cstheme="minorHAnsi"/>
-            <w:color w:val="006FC0"/>
-            <w:position w:val="2"/>
-          </w:rPr>
-          <w:tab/>
-        </w:r>
-        <w:r>
-          <w:rPr>
-            <w:rFonts w:asciiTheme="minorHAnsi" w:hAnsiTheme="minorHAnsi" w:cstheme="minorHAnsi"/>
-            <w:color w:val="006FC0"/>
-          </w:rPr>
-          <w:t xml:space="preserve"> </w:t>
-        </w:r>
-      </w:hyperlink>
-      <w:r>
-        <w:rPr>
-          <w:rFonts w:asciiTheme="minorHAnsi" w:hAnsiTheme="minorHAnsi" w:cstheme="minorHAnsi"/>
-          <w:noProof/>
+      <w:r>
+        <w:fldChar w:fldCharType="begin"/>
+      </w:r>
+      <w:r>
+        <w:instrText xml:space="preserve"> HYPERLINK "https://github.com/shahil04" \h </w:instrText>
+      </w:r>
+      <w:r>
+        <w:fldChar w:fldCharType="separate"/>
+      </w:r>
+      <w:r>
+        <w:rPr>
+          <w:rFonts w:asciiTheme="minorHAnsi" w:hAnsiTheme="minorHAnsi" w:cstheme="minorHAnsi"/>
+          <w:color w:val="006FC0"/>
+          <w:position w:val="2"/>
+          <w:u w:val="single" w:color="006FC0"/>
+        </w:rPr>
+        <w:t>GitHub</w:t>
+      </w:r>
+      <w:r>
+        <w:rPr>
+          <w:rFonts w:asciiTheme="minorHAnsi" w:hAnsiTheme="minorHAnsi" w:cstheme="minorHAnsi"/>
+          <w:color w:val="006FC0"/>
+          <w:position w:val="2"/>
+        </w:rPr>
+        <w:tab/>
+      </w:r>
+      <w:r>
+        <w:rPr>
+          <w:rFonts w:asciiTheme="minorHAnsi" w:hAnsiTheme="minorHAnsi" w:cstheme="minorHAnsi"/>
+          <w:color w:val="006FC0"/>
+        </w:rPr>
+        <w:t xml:space="preserve"> </w:t>
+      </w:r>
+      <w:r>
+        <w:rPr>
+          <w:rFonts w:asciiTheme="minorHAnsi" w:hAnsiTheme="minorHAnsi" w:cstheme="minorHAnsi"/>
+          <w:color w:val="006FC0"/>
+        </w:rPr>
+        <w:fldChar w:fldCharType="end"/>
+      </w:r>
+      <w:r>
+        <w:rPr>
+          <w:rFonts w:asciiTheme="minorHAnsi" w:hAnsiTheme="minorHAnsi" w:cstheme="minorHAnsi"/>
           <w:color w:val="006FC0"/>
           <w:position w:val="-5"/>
         </w:rPr>
         <w:drawing>
-          <wp:inline distT="0" distB="0" distL="0" distR="0" wp14:anchorId="21B01262" wp14:editId="7ABE0773">
+          <wp:inline distT="0" distB="0" distL="0" distR="0">
             <wp:extent cx="192405" cy="159385"/>
             <wp:effectExtent l="0" t="0" r="0" b="0"/>
             <wp:docPr id="7" name="image4.png"/>
@@ -308,7 +350,7 @@
                     </pic:cNvPicPr>
                   </pic:nvPicPr>
                   <pic:blipFill>
-                    <a:blip r:embed="rId14" cstate="print"/>
+                    <a:blip r:embed="rId8" cstate="print"/>
                     <a:stretch>
                       <a:fillRect/>
                     </a:stretch>
@@ -363,12 +405,11 @@
       <w:r>
         <w:rPr>
           <w:rFonts w:asciiTheme="minorHAnsi" w:hAnsiTheme="minorHAnsi" w:cstheme="minorHAnsi"/>
-          <w:noProof/>
           <w:color w:val="006FC0"/>
           <w:position w:val="-3"/>
         </w:rPr>
         <w:drawing>
-          <wp:inline distT="0" distB="0" distL="0" distR="0" wp14:anchorId="6730BC6A" wp14:editId="53B90F3D">
+          <wp:inline distT="0" distB="0" distL="0" distR="0">
             <wp:extent cx="130175" cy="152400"/>
             <wp:effectExtent l="0" t="0" r="3175" b="0"/>
             <wp:docPr id="9" name="image5.jpeg"/>
@@ -385,7 +426,7 @@
                     </pic:cNvPicPr>
                   </pic:nvPicPr>
                   <pic:blipFill>
-                    <a:blip r:embed="rId15" cstate="print"/>
+                    <a:blip r:embed="rId9" cstate="print"/>
                     <a:stretch>
                       <a:fillRect/>
                     </a:stretch>
@@ -426,15 +467,15 @@
     </w:p>
     <w:p>
       <w:pPr>
-        <w:pStyle w:val="Heading1"/>
-        <w:rPr>
-          <w:rFonts w:asciiTheme="minorHAnsi" w:hAnsiTheme="minorHAnsi" w:cstheme="minorHAnsi"/>
-        </w:rPr>
-      </w:pPr>
-    </w:p>
-    <w:p>
-      <w:pPr>
-        <w:pStyle w:val="Heading1"/>
+        <w:pStyle w:val="2"/>
+        <w:rPr>
+          <w:rFonts w:asciiTheme="minorHAnsi" w:hAnsiTheme="minorHAnsi" w:cstheme="minorHAnsi"/>
+        </w:rPr>
+      </w:pPr>
+    </w:p>
+    <w:p>
+      <w:pPr>
+        <w:pStyle w:val="2"/>
         <w:rPr>
           <w:rFonts w:asciiTheme="minorHAnsi" w:hAnsiTheme="minorHAnsi" w:cstheme="minorHAnsi"/>
         </w:rPr>
@@ -462,7 +503,7 @@
     </w:p>
     <w:p>
       <w:pPr>
-        <w:pStyle w:val="Heading1"/>
+        <w:pStyle w:val="2"/>
         <w:rPr>
           <w:rFonts w:asciiTheme="minorHAnsi" w:hAnsiTheme="minorHAnsi" w:cstheme="minorHAnsi"/>
           <w:color w:val="365F91"/>
@@ -471,20 +512,19 @@
     </w:p>
     <w:p>
       <w:pPr>
-        <w:pStyle w:val="Heading1"/>
-        <w:rPr>
-          <w:rFonts w:asciiTheme="minorHAnsi" w:hAnsiTheme="minorHAnsi" w:cstheme="minorHAnsi"/>
-        </w:rPr>
-      </w:pPr>
-      <w:r>
-        <w:rPr>
-          <w:rFonts w:asciiTheme="minorHAnsi" w:hAnsiTheme="minorHAnsi" w:cstheme="minorHAnsi"/>
-          <w:noProof/>
+        <w:pStyle w:val="2"/>
+        <w:rPr>
+          <w:rFonts w:asciiTheme="minorHAnsi" w:hAnsiTheme="minorHAnsi" w:cstheme="minorHAnsi"/>
+        </w:rPr>
+      </w:pPr>
+      <w:r>
+        <w:rPr>
+          <w:rFonts w:asciiTheme="minorHAnsi" w:hAnsiTheme="minorHAnsi" w:cstheme="minorHAnsi"/>
         </w:rPr>
         <mc:AlternateContent>
           <mc:Choice Requires="wpg">
             <w:drawing>
-              <wp:anchor distT="0" distB="0" distL="114300" distR="114300" simplePos="0" relativeHeight="251654656" behindDoc="1" locked="0" layoutInCell="1" allowOverlap="1" wp14:anchorId="4417C011" wp14:editId="5E30342D">
+              <wp:anchor distT="0" distB="0" distL="114300" distR="114300" simplePos="0" relativeHeight="251659264" behindDoc="1" locked="0" layoutInCell="1" allowOverlap="1">
                 <wp:simplePos x="0" y="0"/>
                 <wp:positionH relativeFrom="page">
                   <wp:posOffset>548640</wp:posOffset>
@@ -563,7 +603,7 @@
               </wp:anchor>
             </w:drawing>
           </mc:Choice>
-          <mc:Fallback xmlns:wpsCustomData="http://www.wps.cn/officeDocument/2013/wpsCustomData">
+          <mc:Fallback>
             <w:pict>
               <v:group id="docshapegroup4" o:spid="_x0000_s1026" o:spt="203" style="position:absolute;left:0pt;margin-left:43.2pt;margin-top:14.05pt;height:0.75pt;width:525.8pt;mso-position-horizontal-relative:page;z-index:-251657216;mso-width-relative:page;mso-height-relative:page;" coordorigin="864,281" coordsize="10516,15" o:gfxdata="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">
                 <o:lock v:ext="edit" aspectratio="f"/>
@@ -623,47 +663,101 @@
           <w:b/>
           <w:bCs/>
         </w:rPr>
-        <w:t>Programming</w:t>
-      </w:r>
+        <w:t xml:space="preserve">Programming       : </w:t>
+      </w:r>
+      <w:r>
+        <w:rPr>
+          <w:rFonts w:asciiTheme="minorHAnsi" w:hAnsiTheme="minorHAnsi" w:cstheme="minorHAnsi"/>
+        </w:rPr>
+        <w:t>Python, SQL</w:t>
+      </w:r>
+    </w:p>
+    <w:p>
+      <w:pPr>
+        <w:ind w:left="284"/>
+        <w:rPr>
+          <w:rFonts w:asciiTheme="minorHAnsi" w:hAnsiTheme="minorHAnsi" w:cstheme="minorHAnsi"/>
+        </w:rPr>
+      </w:pPr>
       <w:r>
         <w:rPr>
           <w:rFonts w:asciiTheme="minorHAnsi" w:hAnsiTheme="minorHAnsi" w:cstheme="minorHAnsi"/>
           <w:b/>
           <w:bCs/>
         </w:rPr>
-        <w:t xml:space="preserve">     </w:t>
-      </w:r>
-      <w:proofErr w:type="gramStart"/>
+        <w:t>Data Science         :</w:t>
+      </w:r>
+      <w:r>
+        <w:rPr>
+          <w:rFonts w:asciiTheme="minorHAnsi" w:hAnsiTheme="minorHAnsi" w:cstheme="minorHAnsi"/>
+        </w:rPr>
+        <w:t xml:space="preserve"> Pandas, NumPy, Matplotlib, Seaborn, Power BI, Tableau, Excel</w:t>
+      </w:r>
+    </w:p>
+    <w:p>
+      <w:pPr>
+        <w:ind w:left="284"/>
+        <w:rPr>
+          <w:rFonts w:asciiTheme="minorHAnsi" w:hAnsiTheme="minorHAnsi" w:cstheme="minorHAnsi"/>
+        </w:rPr>
+      </w:pPr>
       <w:r>
         <w:rPr>
           <w:rFonts w:asciiTheme="minorHAnsi" w:hAnsiTheme="minorHAnsi" w:cstheme="minorHAnsi"/>
           <w:b/>
           <w:bCs/>
         </w:rPr>
-        <w:t xml:space="preserve">  </w:t>
-      </w:r>
+        <w:t>Machine Learning:</w:t>
+      </w:r>
+      <w:r>
+        <w:rPr>
+          <w:rFonts w:asciiTheme="minorHAnsi" w:hAnsiTheme="minorHAnsi" w:cstheme="minorHAnsi"/>
+        </w:rPr>
+        <w:t xml:space="preserve"> Regression, Classification, Clustering, Random Forest, SVM, Feature Engineering</w:t>
+      </w:r>
+    </w:p>
+    <w:p>
+      <w:pPr>
+        <w:ind w:left="284"/>
+        <w:rPr>
+          <w:rFonts w:asciiTheme="minorHAnsi" w:hAnsiTheme="minorHAnsi" w:cstheme="minorHAnsi"/>
+        </w:rPr>
+      </w:pPr>
       <w:r>
         <w:rPr>
           <w:rFonts w:asciiTheme="minorHAnsi" w:hAnsiTheme="minorHAnsi" w:cstheme="minorHAnsi"/>
           <w:b/>
           <w:bCs/>
         </w:rPr>
-        <w:t>:</w:t>
-      </w:r>
-      <w:proofErr w:type="gramEnd"/>
+        <w:t>Deep Learning       :</w:t>
+      </w:r>
+      <w:r>
+        <w:rPr>
+          <w:rFonts w:asciiTheme="minorHAnsi" w:hAnsiTheme="minorHAnsi" w:cstheme="minorHAnsi"/>
+        </w:rPr>
+        <w:t xml:space="preserve"> TensorFlow, Keras, CNN, RNN, LSTM, Transformers, NLP</w:t>
+      </w:r>
+    </w:p>
+    <w:p>
+      <w:pPr>
+        <w:ind w:left="284"/>
+        <w:rPr>
+          <w:rFonts w:asciiTheme="minorHAnsi" w:hAnsiTheme="minorHAnsi" w:cstheme="minorHAnsi"/>
+        </w:rPr>
+      </w:pPr>
       <w:r>
         <w:rPr>
           <w:rFonts w:asciiTheme="minorHAnsi" w:hAnsiTheme="minorHAnsi" w:cstheme="minorHAnsi"/>
           <w:b/>
           <w:bCs/>
         </w:rPr>
-        <w:t xml:space="preserve"> </w:t>
-      </w:r>
-      <w:r>
-        <w:rPr>
-          <w:rFonts w:asciiTheme="minorHAnsi" w:hAnsiTheme="minorHAnsi" w:cstheme="minorHAnsi"/>
-        </w:rPr>
-        <w:t>Python, SQL</w:t>
+        <w:t xml:space="preserve">Generative AI        </w:t>
+      </w:r>
+      <w:r>
+        <w:rPr>
+          <w:rFonts w:asciiTheme="minorHAnsi" w:hAnsiTheme="minorHAnsi" w:cstheme="minorHAnsi"/>
+        </w:rPr>
+        <w:t>: LLMs, RAG, LangChain, LangGraph, CrewAI, MCP, OpenAI, Gemini, Claude, Hugging Face</w:t>
       </w:r>
     </w:p>
     <w:p>
@@ -679,347 +773,62 @@
           <w:b/>
           <w:bCs/>
         </w:rPr>
-        <w:t>Data Science</w:t>
-      </w:r>
+        <w:t xml:space="preserve">Vector Databases </w:t>
+      </w:r>
+      <w:r>
+        <w:rPr>
+          <w:rFonts w:asciiTheme="minorHAnsi" w:hAnsiTheme="minorHAnsi" w:cstheme="minorHAnsi"/>
+        </w:rPr>
+        <w:t>: ChromaDB, Pinecone, FAISS</w:t>
+      </w:r>
+    </w:p>
+    <w:p>
+      <w:pPr>
+        <w:ind w:left="284"/>
+        <w:rPr>
+          <w:rFonts w:asciiTheme="minorHAnsi" w:hAnsiTheme="minorHAnsi" w:cstheme="minorHAnsi"/>
+        </w:rPr>
+      </w:pPr>
       <w:r>
         <w:rPr>
           <w:rFonts w:asciiTheme="minorHAnsi" w:hAnsiTheme="minorHAnsi" w:cstheme="minorHAnsi"/>
           <w:b/>
           <w:bCs/>
         </w:rPr>
-        <w:t xml:space="preserve">       </w:t>
-      </w:r>
-      <w:proofErr w:type="gramStart"/>
+        <w:t>Backend                 :</w:t>
+      </w:r>
+      <w:r>
+        <w:rPr>
+          <w:rFonts w:asciiTheme="minorHAnsi" w:hAnsiTheme="minorHAnsi" w:cstheme="minorHAnsi"/>
+        </w:rPr>
+        <w:t xml:space="preserve"> FastAPI, Flask, REST APIs</w:t>
+      </w:r>
+    </w:p>
+    <w:p>
+      <w:pPr>
+        <w:ind w:left="284"/>
+        <w:rPr>
+          <w:rFonts w:asciiTheme="minorHAnsi" w:hAnsiTheme="minorHAnsi" w:cstheme="minorHAnsi"/>
+        </w:rPr>
+      </w:pPr>
       <w:r>
         <w:rPr>
           <w:rFonts w:asciiTheme="minorHAnsi" w:hAnsiTheme="minorHAnsi" w:cstheme="minorHAnsi"/>
           <w:b/>
           <w:bCs/>
         </w:rPr>
-        <w:t xml:space="preserve">  </w:t>
-      </w:r>
-      <w:r>
-        <w:rPr>
-          <w:rFonts w:asciiTheme="minorHAnsi" w:hAnsiTheme="minorHAnsi" w:cstheme="minorHAnsi"/>
-          <w:b/>
-          <w:bCs/>
-        </w:rPr>
-        <w:t>:</w:t>
-      </w:r>
-      <w:proofErr w:type="gramEnd"/>
-      <w:r>
-        <w:rPr>
-          <w:rFonts w:asciiTheme="minorHAnsi" w:hAnsiTheme="minorHAnsi" w:cstheme="minorHAnsi"/>
-        </w:rPr>
-        <w:t xml:space="preserve"> Pandas, NumPy, Matplotlib, Seaborn, Power BI, Tableau, Excel</w:t>
+        <w:t xml:space="preserve">MLOps &amp; Cloud    </w:t>
+      </w:r>
+      <w:r>
+        <w:rPr>
+          <w:rFonts w:asciiTheme="minorHAnsi" w:hAnsiTheme="minorHAnsi" w:cstheme="minorHAnsi"/>
+        </w:rPr>
+        <w:t>: Docker, MLflow, GitHub Actions, CI/CD, AWS, GCP</w:t>
       </w:r>
     </w:p>
     <w:p>
       <w:pPr>
         <w:ind w:left="284"/>
-        <w:rPr>
-          <w:rFonts w:asciiTheme="minorHAnsi" w:hAnsiTheme="minorHAnsi" w:cstheme="minorHAnsi"/>
-        </w:rPr>
-      </w:pPr>
-      <w:r>
-        <w:rPr>
-          <w:rFonts w:asciiTheme="minorHAnsi" w:hAnsiTheme="minorHAnsi" w:cstheme="minorHAnsi"/>
-          <w:b/>
-          <w:bCs/>
-        </w:rPr>
-        <w:t>Machine Learning:</w:t>
-      </w:r>
-      <w:r>
-        <w:rPr>
-          <w:rFonts w:asciiTheme="minorHAnsi" w:hAnsiTheme="minorHAnsi" w:cstheme="minorHAnsi"/>
-        </w:rPr>
-        <w:t xml:space="preserve"> Regression, Classification, Clustering, Random Forest, SVM, Feature Engineering</w:t>
-      </w:r>
-    </w:p>
-    <w:p>
-      <w:pPr>
-        <w:ind w:left="284"/>
-        <w:rPr>
-          <w:rFonts w:asciiTheme="minorHAnsi" w:hAnsiTheme="minorHAnsi" w:cstheme="minorHAnsi"/>
-        </w:rPr>
-      </w:pPr>
-      <w:r>
-        <w:rPr>
-          <w:rFonts w:asciiTheme="minorHAnsi" w:hAnsiTheme="minorHAnsi" w:cstheme="minorHAnsi"/>
-          <w:b/>
-          <w:bCs/>
-        </w:rPr>
-        <w:t>Deep Learning</w:t>
-      </w:r>
-      <w:r>
-        <w:rPr>
-          <w:rFonts w:asciiTheme="minorHAnsi" w:hAnsiTheme="minorHAnsi" w:cstheme="minorHAnsi"/>
-          <w:b/>
-          <w:bCs/>
-        </w:rPr>
-        <w:t xml:space="preserve">     </w:t>
-      </w:r>
-      <w:proofErr w:type="gramStart"/>
-      <w:r>
-        <w:rPr>
-          <w:rFonts w:asciiTheme="minorHAnsi" w:hAnsiTheme="minorHAnsi" w:cstheme="minorHAnsi"/>
-          <w:b/>
-          <w:bCs/>
-        </w:rPr>
-        <w:t xml:space="preserve">  </w:t>
-      </w:r>
-      <w:r>
-        <w:rPr>
-          <w:rFonts w:asciiTheme="minorHAnsi" w:hAnsiTheme="minorHAnsi" w:cstheme="minorHAnsi"/>
-          <w:b/>
-          <w:bCs/>
-        </w:rPr>
-        <w:t>:</w:t>
-      </w:r>
-      <w:proofErr w:type="gramEnd"/>
-      <w:r>
-        <w:rPr>
-          <w:rFonts w:asciiTheme="minorHAnsi" w:hAnsiTheme="minorHAnsi" w:cstheme="minorHAnsi"/>
-        </w:rPr>
-        <w:t xml:space="preserve"> TensorFlow, Keras, CNN, RNN, LSTM, Transformers, NLP</w:t>
-      </w:r>
-    </w:p>
-    <w:p>
-      <w:pPr>
-        <w:ind w:left="284"/>
-        <w:rPr>
-          <w:rFonts w:asciiTheme="minorHAnsi" w:hAnsiTheme="minorHAnsi" w:cstheme="minorHAnsi"/>
-        </w:rPr>
-      </w:pPr>
-      <w:r>
-        <w:rPr>
-          <w:rFonts w:asciiTheme="minorHAnsi" w:hAnsiTheme="minorHAnsi" w:cstheme="minorHAnsi"/>
-          <w:b/>
-          <w:bCs/>
-        </w:rPr>
-        <w:t>Generative AI</w:t>
-      </w:r>
-      <w:r>
-        <w:rPr>
-          <w:rFonts w:asciiTheme="minorHAnsi" w:hAnsiTheme="minorHAnsi" w:cstheme="minorHAnsi"/>
-          <w:b/>
-          <w:bCs/>
-        </w:rPr>
-        <w:t xml:space="preserve">      </w:t>
-      </w:r>
-      <w:proofErr w:type="gramStart"/>
-      <w:r>
-        <w:rPr>
-          <w:rFonts w:asciiTheme="minorHAnsi" w:hAnsiTheme="minorHAnsi" w:cstheme="minorHAnsi"/>
-          <w:b/>
-          <w:bCs/>
-        </w:rPr>
-        <w:t xml:space="preserve">  </w:t>
-      </w:r>
-      <w:r>
-        <w:rPr>
-          <w:rFonts w:asciiTheme="minorHAnsi" w:hAnsiTheme="minorHAnsi" w:cstheme="minorHAnsi"/>
-        </w:rPr>
-        <w:t>:</w:t>
-      </w:r>
-      <w:proofErr w:type="gramEnd"/>
-      <w:r>
-        <w:rPr>
-          <w:rFonts w:asciiTheme="minorHAnsi" w:hAnsiTheme="minorHAnsi" w:cstheme="minorHAnsi"/>
-        </w:rPr>
-        <w:t xml:space="preserve"> LLMs, RAG, LangChain, LangGraph, CrewAI, MCP, OpenAI, Gemini, Claude, Hugging Face</w:t>
-      </w:r>
-    </w:p>
-    <w:p>
-      <w:pPr>
-        <w:ind w:left="284"/>
-        <w:rPr>
-          <w:rFonts w:asciiTheme="minorHAnsi" w:hAnsiTheme="minorHAnsi" w:cstheme="minorHAnsi"/>
-        </w:rPr>
-      </w:pPr>
-      <w:r>
-        <w:rPr>
-          <w:rFonts w:asciiTheme="minorHAnsi" w:hAnsiTheme="minorHAnsi" w:cstheme="minorHAnsi"/>
-          <w:b/>
-          <w:bCs/>
-        </w:rPr>
-        <w:t xml:space="preserve">Vector </w:t>
-      </w:r>
-      <w:proofErr w:type="gramStart"/>
-      <w:r>
-        <w:rPr>
-          <w:rFonts w:asciiTheme="minorHAnsi" w:hAnsiTheme="minorHAnsi" w:cstheme="minorHAnsi"/>
-          <w:b/>
-          <w:bCs/>
-        </w:rPr>
-        <w:t>Databases</w:t>
-      </w:r>
-      <w:r>
-        <w:rPr>
-          <w:rFonts w:asciiTheme="minorHAnsi" w:hAnsiTheme="minorHAnsi" w:cstheme="minorHAnsi"/>
-          <w:b/>
-          <w:bCs/>
-        </w:rPr>
-        <w:t xml:space="preserve"> </w:t>
-      </w:r>
-      <w:r>
-        <w:rPr>
-          <w:rFonts w:asciiTheme="minorHAnsi" w:hAnsiTheme="minorHAnsi" w:cstheme="minorHAnsi"/>
-        </w:rPr>
-        <w:t>:</w:t>
-      </w:r>
-      <w:proofErr w:type="gramEnd"/>
-      <w:r>
-        <w:rPr>
-          <w:rFonts w:asciiTheme="minorHAnsi" w:hAnsiTheme="minorHAnsi" w:cstheme="minorHAnsi"/>
-        </w:rPr>
-        <w:t xml:space="preserve"> ChromaDB, Pinecone, FAISS</w:t>
-      </w:r>
-    </w:p>
-    <w:p>
-      <w:pPr>
-        <w:ind w:left="284"/>
-        <w:rPr>
-          <w:rFonts w:asciiTheme="minorHAnsi" w:hAnsiTheme="minorHAnsi" w:cstheme="minorHAnsi"/>
-        </w:rPr>
-      </w:pPr>
-      <w:r>
-        <w:rPr>
-          <w:rFonts w:asciiTheme="minorHAnsi" w:hAnsiTheme="minorHAnsi" w:cstheme="minorHAnsi"/>
-          <w:b/>
-          <w:bCs/>
-        </w:rPr>
-        <w:t>Backend</w:t>
-      </w:r>
-      <w:r>
-        <w:rPr>
-          <w:rFonts w:asciiTheme="minorHAnsi" w:hAnsiTheme="minorHAnsi" w:cstheme="minorHAnsi"/>
-          <w:b/>
-          <w:bCs/>
-        </w:rPr>
-        <w:t xml:space="preserve">               </w:t>
-      </w:r>
-      <w:proofErr w:type="gramStart"/>
-      <w:r>
-        <w:rPr>
-          <w:rFonts w:asciiTheme="minorHAnsi" w:hAnsiTheme="minorHAnsi" w:cstheme="minorHAnsi"/>
-          <w:b/>
-          <w:bCs/>
-        </w:rPr>
-        <w:t xml:space="preserve">  </w:t>
-      </w:r>
-      <w:r>
-        <w:rPr>
-          <w:rFonts w:asciiTheme="minorHAnsi" w:hAnsiTheme="minorHAnsi" w:cstheme="minorHAnsi"/>
-          <w:b/>
-          <w:bCs/>
-        </w:rPr>
-        <w:t>:</w:t>
-      </w:r>
-      <w:proofErr w:type="gramEnd"/>
-      <w:r>
-        <w:rPr>
-          <w:rFonts w:asciiTheme="minorHAnsi" w:hAnsiTheme="minorHAnsi" w:cstheme="minorHAnsi"/>
-        </w:rPr>
-        <w:t xml:space="preserve"> FastAPI, Flask, REST APIs</w:t>
-      </w:r>
-    </w:p>
-    <w:p>
-      <w:pPr>
-        <w:ind w:left="284"/>
-        <w:rPr>
-          <w:rFonts w:asciiTheme="minorHAnsi" w:hAnsiTheme="minorHAnsi" w:cstheme="minorHAnsi"/>
-        </w:rPr>
-      </w:pPr>
-      <w:r>
-        <w:rPr>
-          <w:rFonts w:asciiTheme="minorHAnsi" w:hAnsiTheme="minorHAnsi" w:cstheme="minorHAnsi"/>
-          <w:b/>
-          <w:bCs/>
-        </w:rPr>
-        <w:t>MLOps &amp; Cloud</w:t>
-      </w:r>
-      <w:r>
-        <w:rPr>
-          <w:rFonts w:asciiTheme="minorHAnsi" w:hAnsiTheme="minorHAnsi" w:cstheme="minorHAnsi"/>
-          <w:b/>
-          <w:bCs/>
-        </w:rPr>
-        <w:t xml:space="preserve">  </w:t>
-      </w:r>
-      <w:proofErr w:type="gramStart"/>
-      <w:r>
-        <w:rPr>
-          <w:rFonts w:asciiTheme="minorHAnsi" w:hAnsiTheme="minorHAnsi" w:cstheme="minorHAnsi"/>
-          <w:b/>
-          <w:bCs/>
-        </w:rPr>
-        <w:t xml:space="preserve">  </w:t>
-      </w:r>
-      <w:r>
-        <w:rPr>
-          <w:rFonts w:asciiTheme="minorHAnsi" w:hAnsiTheme="minorHAnsi" w:cstheme="minorHAnsi"/>
-        </w:rPr>
-        <w:t>:</w:t>
-      </w:r>
-      <w:proofErr w:type="gramEnd"/>
-      <w:r>
-        <w:rPr>
-          <w:rFonts w:asciiTheme="minorHAnsi" w:hAnsiTheme="minorHAnsi" w:cstheme="minorHAnsi"/>
-        </w:rPr>
-        <w:t xml:space="preserve"> Docker, MLflow, GitHub Actions, CI/CD, AWS, GCP</w:t>
-      </w:r>
-    </w:p>
-    <w:p>
-      <w:pPr>
-        <w:ind w:left="284"/>
-        <w:rPr>
-          <w:rFonts w:asciiTheme="minorHAnsi" w:hAnsiTheme="minorHAnsi" w:cstheme="minorHAnsi"/>
-        </w:rPr>
-      </w:pPr>
-      <w:r>
-        <w:rPr>
-          <w:rFonts w:asciiTheme="minorHAnsi" w:hAnsiTheme="minorHAnsi" w:cstheme="minorHAnsi"/>
-          <w:b/>
-          <w:bCs/>
-        </w:rPr>
-        <w:t>Big Data</w:t>
-      </w:r>
-      <w:r>
-        <w:rPr>
-          <w:rFonts w:asciiTheme="minorHAnsi" w:hAnsiTheme="minorHAnsi" w:cstheme="minorHAnsi"/>
-          <w:b/>
-          <w:bCs/>
-        </w:rPr>
-        <w:t xml:space="preserve">               </w:t>
-      </w:r>
-      <w:proofErr w:type="gramStart"/>
-      <w:r>
-        <w:rPr>
-          <w:rFonts w:asciiTheme="minorHAnsi" w:hAnsiTheme="minorHAnsi" w:cstheme="minorHAnsi"/>
-          <w:b/>
-          <w:bCs/>
-        </w:rPr>
-        <w:t xml:space="preserve">  </w:t>
-      </w:r>
-      <w:r>
-        <w:rPr>
-          <w:rFonts w:asciiTheme="minorHAnsi" w:hAnsiTheme="minorHAnsi" w:cstheme="minorHAnsi"/>
-        </w:rPr>
-        <w:t>:</w:t>
-      </w:r>
-      <w:proofErr w:type="gramEnd"/>
-      <w:r>
-        <w:rPr>
-          <w:rFonts w:asciiTheme="minorHAnsi" w:hAnsiTheme="minorHAnsi" w:cstheme="minorHAnsi"/>
-        </w:rPr>
-        <w:t xml:space="preserve"> PySpark</w:t>
-      </w:r>
-    </w:p>
-    <w:p>
-      <w:pPr>
-        <w:pStyle w:val="Heading1"/>
-        <w:spacing w:before="164"/>
         <w:rPr>
           <w:rFonts w:asciiTheme="minorHAnsi" w:hAnsiTheme="minorHAnsi" w:cstheme="minorHAnsi"/>
           <w:color w:val="365F91"/>
@@ -1027,10 +836,26 @@
           <w:w w:val="105"/>
         </w:rPr>
       </w:pPr>
-    </w:p>
-    <w:p>
-      <w:pPr>
-        <w:pStyle w:val="Heading1"/>
+      <w:r>
+        <w:rPr>
+          <w:rFonts w:asciiTheme="minorHAnsi" w:hAnsiTheme="minorHAnsi" w:cstheme="minorHAnsi"/>
+          <w:b/>
+          <w:bCs/>
+        </w:rPr>
+        <w:t xml:space="preserve">Big Data                 </w:t>
+      </w:r>
+      <w:r>
+        <w:rPr>
+          <w:rFonts w:asciiTheme="minorHAnsi" w:hAnsiTheme="minorHAnsi" w:cstheme="minorHAnsi"/>
+        </w:rPr>
+        <w:t>: PySpark</w:t>
+      </w:r>
+      <w:bookmarkStart w:id="7" w:name="_GoBack"/>
+      <w:bookmarkEnd w:id="7"/>
+    </w:p>
+    <w:p>
+      <w:pPr>
+        <w:pStyle w:val="2"/>
         <w:spacing w:before="164"/>
         <w:rPr>
           <w:rFonts w:asciiTheme="minorHAnsi" w:hAnsiTheme="minorHAnsi" w:cstheme="minorHAnsi"/>
@@ -1039,12 +864,11 @@
       <w:r>
         <w:rPr>
           <w:rFonts w:asciiTheme="minorHAnsi" w:hAnsiTheme="minorHAnsi" w:cstheme="minorHAnsi"/>
-          <w:noProof/>
         </w:rPr>
         <mc:AlternateContent>
           <mc:Choice Requires="wpg">
             <w:drawing>
-              <wp:anchor distT="0" distB="0" distL="114300" distR="114300" simplePos="0" relativeHeight="251656704" behindDoc="1" locked="0" layoutInCell="1" allowOverlap="1" wp14:anchorId="7A4E80AE" wp14:editId="30AB875A">
+              <wp:anchor distT="0" distB="0" distL="114300" distR="114300" simplePos="0" relativeHeight="251660288" behindDoc="1" locked="0" layoutInCell="1" allowOverlap="1">
                 <wp:simplePos x="0" y="0"/>
                 <wp:positionH relativeFrom="page">
                   <wp:posOffset>548640</wp:posOffset>
@@ -1123,7 +947,7 @@
               </wp:anchor>
             </w:drawing>
           </mc:Choice>
-          <mc:Fallback xmlns:wpsCustomData="http://www.wps.cn/officeDocument/2013/wpsCustomData">
+          <mc:Fallback>
             <w:pict>
               <v:group id="docshapegroup7" o:spid="_x0000_s1026" o:spt="203" style="position:absolute;left:0pt;margin-left:43.2pt;margin-top:22.3pt;height:0.75pt;width:525.85pt;mso-position-horizontal-relative:page;z-index:-251656192;mso-width-relative:page;mso-height-relative:page;" coordorigin="864,446" coordsize="10517,15" o:gfxdata="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">
                 <o:lock v:ext="edit" aspectratio="f"/>
@@ -1275,7 +1099,7 @@
     </w:p>
     <w:p>
       <w:pPr>
-        <w:pStyle w:val="ListParagraph"/>
+        <w:pStyle w:val="13"/>
         <w:numPr>
           <w:ilvl w:val="0"/>
           <w:numId w:val="1"/>
@@ -1287,19 +1111,19 @@
         <w:spacing w:before="2" w:line="211" w:lineRule="auto"/>
         <w:ind w:right="504" w:hanging="312"/>
         <w:rPr>
-          <w:rFonts w:asciiTheme="minorHAnsi" w:eastAsia="SimSun" w:hAnsiTheme="minorHAnsi" w:cstheme="minorHAnsi"/>
-        </w:rPr>
-      </w:pPr>
-      <w:r>
-        <w:rPr>
-          <w:rFonts w:asciiTheme="minorHAnsi" w:eastAsia="SimSun" w:hAnsiTheme="minorHAnsi" w:cstheme="minorHAnsi"/>
+          <w:rFonts w:eastAsia="SimSun" w:asciiTheme="minorHAnsi" w:hAnsiTheme="minorHAnsi" w:cstheme="minorHAnsi"/>
+        </w:rPr>
+      </w:pPr>
+      <w:r>
+        <w:rPr>
+          <w:rFonts w:eastAsia="SimSun" w:asciiTheme="minorHAnsi" w:hAnsiTheme="minorHAnsi" w:cstheme="minorHAnsi"/>
         </w:rPr>
         <w:t xml:space="preserve">Conduct classroom and hands-on training sessions in Data Science, Machine Learning, Python, SQL, Power BI, and Generative AI. </w:t>
       </w:r>
     </w:p>
     <w:p>
       <w:pPr>
-        <w:pStyle w:val="ListParagraph"/>
+        <w:pStyle w:val="13"/>
         <w:numPr>
           <w:ilvl w:val="0"/>
           <w:numId w:val="1"/>
@@ -1311,19 +1135,19 @@
         <w:spacing w:before="2" w:line="211" w:lineRule="auto"/>
         <w:ind w:right="504" w:hanging="312"/>
         <w:rPr>
-          <w:rFonts w:asciiTheme="minorHAnsi" w:eastAsia="SimSun" w:hAnsiTheme="minorHAnsi" w:cstheme="minorHAnsi"/>
-        </w:rPr>
-      </w:pPr>
-      <w:r>
-        <w:rPr>
-          <w:rFonts w:asciiTheme="minorHAnsi" w:eastAsia="SimSun" w:hAnsiTheme="minorHAnsi" w:cstheme="minorHAnsi"/>
+          <w:rFonts w:eastAsia="SimSun" w:asciiTheme="minorHAnsi" w:hAnsiTheme="minorHAnsi" w:cstheme="minorHAnsi"/>
+        </w:rPr>
+      </w:pPr>
+      <w:r>
+        <w:rPr>
+          <w:rFonts w:eastAsia="SimSun" w:asciiTheme="minorHAnsi" w:hAnsiTheme="minorHAnsi" w:cstheme="minorHAnsi"/>
         </w:rPr>
         <w:t xml:space="preserve">Mentor students through projects, mock interviews, and placement preparation. </w:t>
       </w:r>
     </w:p>
     <w:p>
       <w:pPr>
-        <w:pStyle w:val="ListParagraph"/>
+        <w:pStyle w:val="13"/>
         <w:numPr>
           <w:ilvl w:val="0"/>
           <w:numId w:val="1"/>
@@ -1340,14 +1164,14 @@
       </w:pPr>
       <w:r>
         <w:rPr>
-          <w:rFonts w:asciiTheme="minorHAnsi" w:eastAsia="SimSun" w:hAnsiTheme="minorHAnsi" w:cstheme="minorHAnsi"/>
+          <w:rFonts w:eastAsia="SimSun" w:asciiTheme="minorHAnsi" w:hAnsiTheme="minorHAnsi" w:cstheme="minorHAnsi"/>
         </w:rPr>
         <w:t>Guide learners in building end-to-end industry-level ML and AI solutions.</w:t>
       </w:r>
     </w:p>
     <w:p>
       <w:pPr>
-        <w:pStyle w:val="NormalWeb"/>
+        <w:pStyle w:val="11"/>
         <w:widowControl/>
         <w:numPr>
           <w:ilvl w:val="0"/>
@@ -1384,7 +1208,7 @@
     </w:p>
     <w:p>
       <w:pPr>
-        <w:pStyle w:val="NormalWeb"/>
+        <w:pStyle w:val="11"/>
         <w:widowControl/>
         <w:numPr>
           <w:ilvl w:val="0"/>
@@ -1421,7 +1245,7 @@
     </w:p>
     <w:p>
       <w:pPr>
-        <w:pStyle w:val="NormalWeb"/>
+        <w:pStyle w:val="11"/>
         <w:widowControl/>
         <w:numPr>
           <w:ilvl w:val="0"/>
@@ -1458,7 +1282,7 @@
     </w:p>
     <w:p>
       <w:pPr>
-        <w:pStyle w:val="ListParagraph"/>
+        <w:pStyle w:val="13"/>
         <w:tabs>
           <w:tab w:val="left" w:pos="821"/>
           <w:tab w:val="left" w:pos="823"/>
@@ -1504,7 +1328,7 @@
     </w:p>
     <w:p>
       <w:pPr>
-        <w:pStyle w:val="ListParagraph"/>
+        <w:pStyle w:val="13"/>
         <w:numPr>
           <w:ilvl w:val="0"/>
           <w:numId w:val="1"/>
@@ -1528,7 +1352,7 @@
     </w:p>
     <w:p>
       <w:pPr>
-        <w:pStyle w:val="ListParagraph"/>
+        <w:pStyle w:val="13"/>
         <w:numPr>
           <w:ilvl w:val="0"/>
           <w:numId w:val="1"/>
@@ -1552,20 +1376,7 @@
     </w:p>
     <w:p>
       <w:pPr>
-        <w:tabs>
-          <w:tab w:val="left" w:pos="821"/>
-          <w:tab w:val="left" w:pos="823"/>
-        </w:tabs>
-        <w:spacing w:before="2" w:line="211" w:lineRule="auto"/>
-        <w:ind w:left="514" w:right="504"/>
-        <w:rPr>
-          <w:rFonts w:asciiTheme="minorHAnsi" w:hAnsiTheme="minorHAnsi" w:cstheme="minorHAnsi"/>
-        </w:rPr>
-      </w:pPr>
-    </w:p>
-    <w:p>
-      <w:pPr>
-        <w:pStyle w:val="ListParagraph"/>
+        <w:pStyle w:val="13"/>
         <w:numPr>
           <w:ilvl w:val="0"/>
           <w:numId w:val="1"/>
@@ -1596,7 +1407,7 @@
     </w:p>
     <w:p>
       <w:pPr>
-        <w:pStyle w:val="ListParagraph"/>
+        <w:pStyle w:val="13"/>
         <w:rPr>
           <w:rFonts w:asciiTheme="minorHAnsi" w:hAnsiTheme="minorHAnsi" w:cstheme="minorHAnsi"/>
           <w:b/>
@@ -1620,14 +1431,7 @@
           <w:rFonts w:asciiTheme="minorHAnsi" w:hAnsiTheme="minorHAnsi" w:cstheme="minorHAnsi"/>
           <w:b/>
         </w:rPr>
-        <w:t xml:space="preserve">      </w:t>
-      </w:r>
-      <w:r>
-        <w:rPr>
-          <w:rFonts w:asciiTheme="minorHAnsi" w:hAnsiTheme="minorHAnsi" w:cstheme="minorHAnsi"/>
-          <w:b/>
-        </w:rPr>
-        <w:t>Data Analyst |Fine Air Solutions</w:t>
+        <w:t xml:space="preserve">      Data Analyst |Fine Air Solutions</w:t>
       </w:r>
       <w:r>
         <w:rPr>
@@ -1701,7 +1505,7 @@
     </w:p>
     <w:p>
       <w:pPr>
-        <w:pStyle w:val="ListParagraph"/>
+        <w:pStyle w:val="13"/>
         <w:numPr>
           <w:ilvl w:val="0"/>
           <w:numId w:val="1"/>
@@ -1725,7 +1529,7 @@
     </w:p>
     <w:p>
       <w:pPr>
-        <w:pStyle w:val="ListParagraph"/>
+        <w:pStyle w:val="13"/>
         <w:numPr>
           <w:ilvl w:val="0"/>
           <w:numId w:val="1"/>
@@ -1751,28 +1555,7 @@
           <w:rFonts w:asciiTheme="minorHAnsi" w:hAnsiTheme="minorHAnsi" w:cstheme="minorHAnsi"/>
           <w:b/>
         </w:rPr>
-        <w:t xml:space="preserve">minimize cost </w:t>
-      </w:r>
-      <w:r>
-        <w:rPr>
-          <w:rFonts w:asciiTheme="minorHAnsi" w:hAnsiTheme="minorHAnsi" w:cstheme="minorHAnsi"/>
-          <w:b/>
-        </w:rPr>
-        <w:t>approx</w:t>
-      </w:r>
-      <w:r>
-        <w:rPr>
-          <w:rFonts w:asciiTheme="minorHAnsi" w:hAnsiTheme="minorHAnsi" w:cstheme="minorHAnsi"/>
-          <w:b/>
-        </w:rPr>
-        <w:t xml:space="preserve"> </w:t>
-      </w:r>
-      <w:r>
-        <w:rPr>
-          <w:rFonts w:asciiTheme="minorHAnsi" w:hAnsiTheme="minorHAnsi" w:cstheme="minorHAnsi"/>
-          <w:b/>
-        </w:rPr>
-        <w:t>8%.</w:t>
+        <w:t>minimize cost approx 8%.</w:t>
       </w:r>
       <w:bookmarkStart w:id="2" w:name="Projects"/>
       <w:bookmarkEnd w:id="2"/>
@@ -1939,10 +1722,10 @@
     </w:p>
     <w:p>
       <w:pPr>
-        <w:pStyle w:val="ListParagraph"/>
+        <w:pStyle w:val="13"/>
         <w:numPr>
           <w:ilvl w:val="0"/>
-          <w:numId w:val="3"/>
+          <w:numId w:val="2"/>
         </w:numPr>
         <w:spacing w:line="300" w:lineRule="exact"/>
         <w:rPr>
@@ -1974,7 +1757,7 @@
     </w:p>
     <w:p>
       <w:pPr>
-        <w:pStyle w:val="ListParagraph"/>
+        <w:pStyle w:val="13"/>
         <w:numPr>
           <w:ilvl w:val="0"/>
           <w:numId w:val="1"/>
@@ -2065,25 +1848,7 @@
         <w:rPr>
           <w:rFonts w:asciiTheme="minorHAnsi" w:hAnsiTheme="minorHAnsi" w:cstheme="minorHAnsi"/>
         </w:rPr>
-        <w:t xml:space="preserve">dataset and </w:t>
-      </w:r>
-      <w:r>
-        <w:rPr>
-          <w:rFonts w:asciiTheme="minorHAnsi" w:hAnsiTheme="minorHAnsi" w:cstheme="minorHAnsi"/>
-        </w:rPr>
-        <w:t xml:space="preserve">Integrated </w:t>
-      </w:r>
-      <w:r>
-        <w:rPr>
-          <w:rFonts w:asciiTheme="minorHAnsi" w:hAnsiTheme="minorHAnsi" w:cstheme="minorHAnsi"/>
-        </w:rPr>
-        <w:t>LLM</w:t>
-      </w:r>
-      <w:r>
-        <w:rPr>
-          <w:rFonts w:asciiTheme="minorHAnsi" w:hAnsiTheme="minorHAnsi" w:cstheme="minorHAnsi"/>
-        </w:rPr>
-        <w:t xml:space="preserve"> </w:t>
+        <w:t xml:space="preserve">dataset and Integrated LLM </w:t>
       </w:r>
       <w:r>
         <w:rPr>
@@ -2137,31 +1902,7 @@
           <w:sz w:val="24"/>
           <w:u w:val="single" w:color="000000"/>
         </w:rPr>
-        <w:t xml:space="preserve"> </w:t>
-      </w:r>
-      <w:r>
-        <w:rPr>
-          <w:rFonts w:asciiTheme="minorHAnsi" w:hAnsiTheme="minorHAnsi" w:cstheme="minorHAnsi"/>
-          <w:b/>
-          <w:color w:val="365F91"/>
-          <w:spacing w:val="-2"/>
-          <w:w w:val="105"/>
-          <w:sz w:val="24"/>
-          <w:u w:val="single" w:color="000000"/>
-        </w:rPr>
-        <w:t xml:space="preserve">Feature </w:t>
-      </w:r>
-      <w:r>
-        <w:rPr>
-          <w:rFonts w:asciiTheme="minorHAnsi" w:hAnsiTheme="minorHAnsi" w:cstheme="minorHAnsi"/>
-          <w:b/>
-          <w:color w:val="365F91"/>
-          <w:spacing w:val="-2"/>
-          <w:w w:val="105"/>
-          <w:sz w:val="24"/>
-          <w:u w:val="single" w:color="000000"/>
-        </w:rPr>
-        <w:t>Projects</w:t>
+        <w:t xml:space="preserve"> Feature Projects</w:t>
       </w:r>
       <w:r>
         <w:rPr>
@@ -2178,7 +1919,7 @@
     </w:p>
     <w:p>
       <w:pPr>
-        <w:pStyle w:val="NormalWeb"/>
+        <w:pStyle w:val="11"/>
         <w:rPr>
           <w:rFonts w:asciiTheme="minorHAnsi" w:hAnsiTheme="minorHAnsi" w:cstheme="minorHAnsi"/>
           <w:sz w:val="22"/>
@@ -2199,11 +1940,11 @@
     </w:p>
     <w:p>
       <w:pPr>
-        <w:pStyle w:val="NormalWeb"/>
+        <w:pStyle w:val="11"/>
         <w:widowControl/>
         <w:numPr>
           <w:ilvl w:val="0"/>
-          <w:numId w:val="7"/>
+          <w:numId w:val="3"/>
         </w:numPr>
         <w:autoSpaceDE/>
         <w:autoSpaceDN/>
@@ -2236,11 +1977,11 @@
     </w:p>
     <w:p>
       <w:pPr>
-        <w:pStyle w:val="NormalWeb"/>
+        <w:pStyle w:val="11"/>
         <w:widowControl/>
         <w:numPr>
           <w:ilvl w:val="0"/>
-          <w:numId w:val="7"/>
+          <w:numId w:val="3"/>
         </w:numPr>
         <w:autoSpaceDE/>
         <w:autoSpaceDN/>
@@ -2273,11 +2014,11 @@
     </w:p>
     <w:p>
       <w:pPr>
-        <w:pStyle w:val="NormalWeb"/>
+        <w:pStyle w:val="11"/>
         <w:widowControl/>
         <w:numPr>
           <w:ilvl w:val="0"/>
-          <w:numId w:val="7"/>
+          <w:numId w:val="3"/>
         </w:numPr>
         <w:autoSpaceDE/>
         <w:autoSpaceDN/>
@@ -2310,7 +2051,7 @@
     </w:p>
     <w:p>
       <w:pPr>
-        <w:pStyle w:val="NormalWeb"/>
+        <w:pStyle w:val="11"/>
         <w:spacing w:before="240"/>
         <w:rPr>
           <w:rFonts w:asciiTheme="minorHAnsi" w:hAnsiTheme="minorHAnsi" w:cstheme="minorHAnsi"/>
@@ -2323,17 +2064,16 @@
           <w:bCs/>
           <w:color w:val="000000"/>
         </w:rPr>
-        <w:lastRenderedPageBreak/>
         <w:t>Text to SQL LLM App using Llama2</w:t>
       </w:r>
     </w:p>
     <w:p>
       <w:pPr>
-        <w:pStyle w:val="NormalWeb"/>
+        <w:pStyle w:val="11"/>
         <w:widowControl/>
         <w:numPr>
           <w:ilvl w:val="0"/>
-          <w:numId w:val="8"/>
+          <w:numId w:val="4"/>
         </w:numPr>
         <w:autoSpaceDE/>
         <w:autoSpaceDN/>
@@ -2366,11 +2106,11 @@
     </w:p>
     <w:p>
       <w:pPr>
-        <w:pStyle w:val="NormalWeb"/>
+        <w:pStyle w:val="11"/>
         <w:widowControl/>
         <w:numPr>
           <w:ilvl w:val="0"/>
-          <w:numId w:val="8"/>
+          <w:numId w:val="4"/>
         </w:numPr>
         <w:autoSpaceDE/>
         <w:autoSpaceDN/>
@@ -2403,11 +2143,11 @@
     </w:p>
     <w:p>
       <w:pPr>
-        <w:pStyle w:val="NormalWeb"/>
+        <w:pStyle w:val="11"/>
         <w:widowControl/>
         <w:numPr>
           <w:ilvl w:val="0"/>
-          <w:numId w:val="8"/>
+          <w:numId w:val="4"/>
         </w:numPr>
         <w:autoSpaceDE/>
         <w:autoSpaceDN/>
@@ -2440,7 +2180,7 @@
     </w:p>
     <w:p>
       <w:pPr>
-        <w:pStyle w:val="NormalWeb"/>
+        <w:pStyle w:val="11"/>
         <w:spacing w:before="240"/>
         <w:rPr>
           <w:rFonts w:asciiTheme="minorHAnsi" w:hAnsiTheme="minorHAnsi" w:cstheme="minorHAnsi"/>
@@ -2453,12 +2193,86 @@
           <w:bCs/>
           <w:color w:val="000000"/>
         </w:rPr>
-        <w:t>Advanced Q&amp;A Chatbots with DataStax Databases and Vector Embedding</w:t>
-      </w:r>
-    </w:p>
-    <w:p>
-      <w:pPr>
-        <w:pStyle w:val="NormalWeb"/>
+        <w:t>Advanced Q&amp;A Chatbots with  Databases and Vector Embedding</w:t>
+      </w:r>
+    </w:p>
+    <w:p>
+      <w:pPr>
+        <w:pStyle w:val="11"/>
+        <w:widowControl/>
+        <w:numPr>
+          <w:ilvl w:val="0"/>
+          <w:numId w:val="5"/>
+        </w:numPr>
+        <w:autoSpaceDE/>
+        <w:autoSpaceDN/>
+        <w:rPr>
+          <w:rFonts w:asciiTheme="minorHAnsi" w:hAnsiTheme="minorHAnsi" w:cstheme="minorHAnsi"/>
+          <w:sz w:val="22"/>
+          <w:szCs w:val="22"/>
+        </w:rPr>
+      </w:pPr>
+      <w:r>
+        <w:rPr>
+          <w:rFonts w:asciiTheme="minorHAnsi" w:hAnsiTheme="minorHAnsi" w:cstheme="minorHAnsi"/>
+          <w:b/>
+          <w:bCs/>
+          <w:color w:val="000000"/>
+          <w:sz w:val="22"/>
+          <w:szCs w:val="22"/>
+        </w:rPr>
+        <w:t>Overview</w:t>
+      </w:r>
+      <w:r>
+        <w:rPr>
+          <w:rFonts w:asciiTheme="minorHAnsi" w:hAnsiTheme="minorHAnsi" w:cstheme="minorHAnsi"/>
+          <w:color w:val="000000"/>
+          <w:sz w:val="22"/>
+          <w:szCs w:val="22"/>
+        </w:rPr>
+        <w:t xml:space="preserve">: Engineered chatbots that provide accurate, context-aware answers by integrating databases with vector embedding techniques. </w:t>
+      </w:r>
+    </w:p>
+    <w:p>
+      <w:pPr>
+        <w:pStyle w:val="11"/>
+        <w:widowControl/>
+        <w:numPr>
+          <w:ilvl w:val="0"/>
+          <w:numId w:val="5"/>
+        </w:numPr>
+        <w:autoSpaceDE/>
+        <w:autoSpaceDN/>
+        <w:rPr>
+          <w:rFonts w:asciiTheme="minorHAnsi" w:hAnsiTheme="minorHAnsi" w:cstheme="minorHAnsi"/>
+          <w:sz w:val="22"/>
+          <w:szCs w:val="22"/>
+        </w:rPr>
+      </w:pPr>
+      <w:r>
+        <w:rPr>
+          <w:rFonts w:asciiTheme="minorHAnsi" w:hAnsiTheme="minorHAnsi" w:cstheme="minorHAnsi"/>
+          <w:b/>
+          <w:bCs/>
+          <w:color w:val="000000"/>
+          <w:sz w:val="22"/>
+          <w:szCs w:val="22"/>
+        </w:rPr>
+        <w:t>Managed and optimized vector databases</w:t>
+      </w:r>
+      <w:r>
+        <w:rPr>
+          <w:rFonts w:asciiTheme="minorHAnsi" w:hAnsiTheme="minorHAnsi" w:cstheme="minorHAnsi"/>
+          <w:color w:val="000000"/>
+          <w:sz w:val="22"/>
+          <w:szCs w:val="22"/>
+        </w:rPr>
+        <w:t xml:space="preserve"> such as ChromaDB, enhancing AI applications' data retrieval capabilities.</w:t>
+      </w:r>
+    </w:p>
+    <w:p>
+      <w:pPr>
+        <w:pStyle w:val="11"/>
         <w:widowControl/>
         <w:numPr>
           <w:ilvl w:val="0"/>
@@ -2481,7 +2295,7 @@
           <w:sz w:val="22"/>
           <w:szCs w:val="22"/>
         </w:rPr>
-        <w:t>Overview</w:t>
+        <w:t>Technologies</w:t>
       </w:r>
       <w:r>
         <w:rPr>
@@ -2490,8 +2304,25 @@
           <w:sz w:val="22"/>
           <w:szCs w:val="22"/>
         </w:rPr>
-        <w:t xml:space="preserve">: Engineered chatbots that provide accurate, context-aware answers by integrating DataStax databases with vector embedding techniques. </w:t>
-      </w:r>
+        <w:t>: DataStax Databases, vector embedding algorithms, Hugging Face Spaces.</w:t>
+      </w:r>
+    </w:p>
+    <w:p>
+      <w:pPr>
+        <w:pStyle w:val="11"/>
+        <w:widowControl/>
+        <w:numPr>
+          <w:ilvl w:val="0"/>
+          <w:numId w:val="6"/>
+        </w:numPr>
+        <w:autoSpaceDE/>
+        <w:autoSpaceDN/>
+        <w:rPr>
+          <w:rFonts w:asciiTheme="minorHAnsi" w:hAnsiTheme="minorHAnsi" w:cstheme="minorHAnsi"/>
+          <w:sz w:val="22"/>
+          <w:szCs w:val="22"/>
+        </w:rPr>
+      </w:pPr>
       <w:r>
         <w:rPr>
           <w:rFonts w:asciiTheme="minorHAnsi" w:hAnsiTheme="minorHAnsi" w:cstheme="minorHAnsi"/>
@@ -2501,7 +2332,7 @@
           <w:sz w:val="22"/>
           <w:szCs w:val="22"/>
         </w:rPr>
-        <w:t>Managed and optimized vector databases</w:t>
+        <w:t>Outcome</w:t>
       </w:r>
       <w:r>
         <w:rPr>
@@ -2510,86 +2341,12 @@
           <w:sz w:val="22"/>
           <w:szCs w:val="22"/>
         </w:rPr>
-        <w:t xml:space="preserve"> such as ChromaDB and Pinecone, enhancing AI applications' data retrieval capabilities.</w:t>
-      </w:r>
-    </w:p>
-    <w:p>
-      <w:pPr>
-        <w:pStyle w:val="NormalWeb"/>
-        <w:widowControl/>
-        <w:numPr>
-          <w:ilvl w:val="0"/>
-          <w:numId w:val="9"/>
-        </w:numPr>
-        <w:autoSpaceDE/>
-        <w:autoSpaceDN/>
-        <w:rPr>
-          <w:rFonts w:asciiTheme="minorHAnsi" w:hAnsiTheme="minorHAnsi" w:cstheme="minorHAnsi"/>
-          <w:sz w:val="22"/>
-          <w:szCs w:val="22"/>
-        </w:rPr>
-      </w:pPr>
-      <w:r>
-        <w:rPr>
-          <w:rFonts w:asciiTheme="minorHAnsi" w:hAnsiTheme="minorHAnsi" w:cstheme="minorHAnsi"/>
-          <w:b/>
-          <w:bCs/>
-          <w:color w:val="000000"/>
-          <w:sz w:val="22"/>
-          <w:szCs w:val="22"/>
-        </w:rPr>
-        <w:t>Technologies</w:t>
-      </w:r>
-      <w:r>
-        <w:rPr>
-          <w:rFonts w:asciiTheme="minorHAnsi" w:hAnsiTheme="minorHAnsi" w:cstheme="minorHAnsi"/>
-          <w:color w:val="000000"/>
-          <w:sz w:val="22"/>
-          <w:szCs w:val="22"/>
-        </w:rPr>
-        <w:t>: DataStax Databases, vector embedding algorithms, Hugging Face Spaces.</w:t>
-      </w:r>
-    </w:p>
-    <w:p>
-      <w:pPr>
-        <w:pStyle w:val="NormalWeb"/>
-        <w:widowControl/>
-        <w:numPr>
-          <w:ilvl w:val="0"/>
-          <w:numId w:val="9"/>
-        </w:numPr>
-        <w:autoSpaceDE/>
-        <w:autoSpaceDN/>
-        <w:rPr>
-          <w:rFonts w:asciiTheme="minorHAnsi" w:hAnsiTheme="minorHAnsi" w:cstheme="minorHAnsi"/>
-          <w:sz w:val="22"/>
-          <w:szCs w:val="22"/>
-        </w:rPr>
-      </w:pPr>
-      <w:r>
-        <w:rPr>
-          <w:rFonts w:asciiTheme="minorHAnsi" w:hAnsiTheme="minorHAnsi" w:cstheme="minorHAnsi"/>
-          <w:b/>
-          <w:bCs/>
-          <w:color w:val="000000"/>
-          <w:sz w:val="22"/>
-          <w:szCs w:val="22"/>
-        </w:rPr>
-        <w:t>Outcome</w:t>
-      </w:r>
-      <w:r>
-        <w:rPr>
-          <w:rFonts w:asciiTheme="minorHAnsi" w:hAnsiTheme="minorHAnsi" w:cstheme="minorHAnsi"/>
-          <w:color w:val="000000"/>
-          <w:sz w:val="22"/>
-          <w:szCs w:val="22"/>
-        </w:rPr>
         <w:t>: Achieved a 40% reduction in the need for human intervention in customer service inquiries, improving response accuracy and user satisfaction.</w:t>
       </w:r>
     </w:p>
     <w:p>
       <w:pPr>
-        <w:pStyle w:val="Heading2"/>
+        <w:pStyle w:val="3"/>
         <w:spacing w:before="55"/>
         <w:ind w:left="255"/>
         <w:rPr>
@@ -2600,11 +2357,12 @@
     </w:p>
     <w:p>
       <w:pPr>
-        <w:pStyle w:val="Heading2"/>
+        <w:pStyle w:val="3"/>
         <w:spacing w:before="55"/>
         <w:ind w:left="0"/>
         <w:rPr>
           <w:rFonts w:asciiTheme="minorHAnsi" w:hAnsiTheme="minorHAnsi" w:cstheme="minorHAnsi"/>
+          <w:spacing w:val="26"/>
         </w:rPr>
       </w:pPr>
       <w:r>
@@ -2638,15 +2396,14 @@
       <w:r>
         <w:rPr>
           <w:rFonts w:asciiTheme="minorHAnsi" w:hAnsiTheme="minorHAnsi" w:cstheme="minorHAnsi"/>
-          <w:noProof/>
           <w:position w:val="-3"/>
         </w:rPr>
         <w:drawing>
-          <wp:inline distT="0" distB="0" distL="0" distR="0" wp14:anchorId="169E4FCF" wp14:editId="52687C4F">
+          <wp:inline distT="0" distB="0" distL="0" distR="0">
             <wp:extent cx="163830" cy="163195"/>
             <wp:effectExtent l="0" t="0" r="0" b="0"/>
             <wp:docPr id="11" name="image3.png">
-              <a:hlinkClick xmlns:a="http://schemas.openxmlformats.org/drawingml/2006/main" r:id="rId16"/>
+              <a:hlinkClick xmlns:a="http://schemas.openxmlformats.org/drawingml/2006/main" r:id="rId10"/>
             </wp:docPr>
             <wp:cNvGraphicFramePr>
               <a:graphicFrameLocks xmlns:a="http://schemas.openxmlformats.org/drawingml/2006/main" noChangeAspect="1"/>
@@ -2661,7 +2418,7 @@
                     </pic:cNvPicPr>
                   </pic:nvPicPr>
                   <pic:blipFill>
-                    <a:blip r:embed="rId12" cstate="print"/>
+                    <a:blip r:embed="rId7" cstate="print"/>
                     <a:stretch>
                       <a:fillRect/>
                     </a:stretch>
@@ -2691,7 +2448,7 @@
     </w:p>
     <w:p>
       <w:pPr>
-        <w:pStyle w:val="ListParagraph"/>
+        <w:pStyle w:val="13"/>
         <w:numPr>
           <w:ilvl w:val="0"/>
           <w:numId w:val="1"/>
@@ -2701,6 +2458,7 @@
           <w:tab w:val="left" w:pos="976"/>
         </w:tabs>
         <w:spacing w:line="274" w:lineRule="exact"/>
+        <w:ind w:left="220" w:leftChars="0" w:hanging="308" w:firstLineChars="0"/>
         <w:rPr>
           <w:rFonts w:asciiTheme="minorHAnsi" w:hAnsiTheme="minorHAnsi" w:cstheme="minorHAnsi"/>
         </w:rPr>
@@ -2853,7 +2611,7 @@
     </w:p>
     <w:p>
       <w:pPr>
-        <w:pStyle w:val="ListParagraph"/>
+        <w:pStyle w:val="13"/>
         <w:numPr>
           <w:ilvl w:val="0"/>
           <w:numId w:val="1"/>
@@ -2863,6 +2621,7 @@
           <w:tab w:val="left" w:pos="976"/>
         </w:tabs>
         <w:spacing w:line="274" w:lineRule="exact"/>
+        <w:ind w:left="220" w:leftChars="0" w:hanging="308" w:firstLineChars="0"/>
         <w:rPr>
           <w:rFonts w:asciiTheme="minorHAnsi" w:hAnsiTheme="minorHAnsi" w:cstheme="minorHAnsi"/>
         </w:rPr>
@@ -3002,7 +2761,7 @@
     </w:p>
     <w:p>
       <w:pPr>
-        <w:pStyle w:val="ListParagraph"/>
+        <w:pStyle w:val="13"/>
         <w:numPr>
           <w:ilvl w:val="0"/>
           <w:numId w:val="1"/>
@@ -3012,6 +2771,7 @@
           <w:tab w:val="left" w:pos="976"/>
         </w:tabs>
         <w:spacing w:line="256" w:lineRule="exact"/>
+        <w:ind w:left="220" w:leftChars="0" w:hanging="308" w:firstLineChars="0"/>
         <w:rPr>
           <w:rFonts w:asciiTheme="minorHAnsi" w:hAnsiTheme="minorHAnsi" w:cstheme="minorHAnsi"/>
         </w:rPr>
@@ -3071,7 +2831,7 @@
     </w:p>
     <w:p>
       <w:pPr>
-        <w:pStyle w:val="ListParagraph"/>
+        <w:pStyle w:val="13"/>
         <w:numPr>
           <w:ilvl w:val="0"/>
           <w:numId w:val="1"/>
@@ -3081,6 +2841,7 @@
           <w:tab w:val="left" w:pos="976"/>
         </w:tabs>
         <w:spacing w:line="256" w:lineRule="exact"/>
+        <w:ind w:left="220" w:leftChars="0" w:hanging="308" w:firstLineChars="0"/>
         <w:rPr>
           <w:rFonts w:asciiTheme="minorHAnsi" w:hAnsiTheme="minorHAnsi" w:cstheme="minorHAnsi"/>
         </w:rPr>
@@ -3107,18 +2868,18 @@
     </w:p>
     <w:p>
       <w:pPr>
-        <w:pStyle w:val="Heading2"/>
+        <w:pStyle w:val="3"/>
         <w:spacing w:before="55"/>
         <w:ind w:left="0"/>
         <w:rPr>
           <w:rFonts w:asciiTheme="minorHAnsi" w:hAnsiTheme="minorHAnsi" w:cstheme="minorHAnsi"/>
-          <w:spacing w:val="-2"/>
-        </w:rPr>
-      </w:pPr>
-    </w:p>
-    <w:p>
-      <w:pPr>
-        <w:pStyle w:val="Heading2"/>
+          <w:spacing w:val="26"/>
+        </w:rPr>
+      </w:pPr>
+    </w:p>
+    <w:p>
+      <w:pPr>
+        <w:pStyle w:val="3"/>
         <w:spacing w:before="55"/>
         <w:ind w:left="0"/>
         <w:rPr>
@@ -3149,13 +2910,7 @@
         <w:rPr>
           <w:rFonts w:asciiTheme="minorHAnsi" w:hAnsiTheme="minorHAnsi" w:cstheme="minorHAnsi"/>
         </w:rPr>
-        <w:t>Prediction system</w:t>
-      </w:r>
-      <w:r>
-        <w:rPr>
-          <w:rFonts w:asciiTheme="minorHAnsi" w:hAnsiTheme="minorHAnsi" w:cstheme="minorHAnsi"/>
-        </w:rPr>
-        <w:t xml:space="preserve"> Follow MLOPS </w:t>
+        <w:t xml:space="preserve">Prediction system Follow MLOPS </w:t>
       </w:r>
       <w:r>
         <w:rPr>
@@ -3167,15 +2922,14 @@
       <w:r>
         <w:rPr>
           <w:rFonts w:asciiTheme="minorHAnsi" w:hAnsiTheme="minorHAnsi" w:cstheme="minorHAnsi"/>
-          <w:noProof/>
           <w:position w:val="-3"/>
         </w:rPr>
         <w:drawing>
-          <wp:inline distT="0" distB="0" distL="0" distR="0" wp14:anchorId="5EBDDB03" wp14:editId="3487E106">
+          <wp:inline distT="0" distB="0" distL="0" distR="0">
             <wp:extent cx="163830" cy="163195"/>
             <wp:effectExtent l="0" t="0" r="0" b="0"/>
             <wp:docPr id="1734341184" name="image3.png">
-              <a:hlinkClick xmlns:a="http://schemas.openxmlformats.org/drawingml/2006/main" r:id="rId17"/>
+              <a:hlinkClick xmlns:a="http://schemas.openxmlformats.org/drawingml/2006/main" r:id="rId11"/>
             </wp:docPr>
             <wp:cNvGraphicFramePr>
               <a:graphicFrameLocks xmlns:a="http://schemas.openxmlformats.org/drawingml/2006/main" noChangeAspect="1"/>
@@ -3184,13 +2938,13 @@
               <a:graphicData uri="http://schemas.openxmlformats.org/drawingml/2006/picture">
                 <pic:pic xmlns:pic="http://schemas.openxmlformats.org/drawingml/2006/picture">
                   <pic:nvPicPr>
-                    <pic:cNvPr id="19" name="image3.png"/>
+                    <pic:cNvPr id="1734341184" name="image3.png"/>
                     <pic:cNvPicPr>
                       <a:picLocks noChangeAspect="1"/>
                     </pic:cNvPicPr>
                   </pic:nvPicPr>
                   <pic:blipFill>
-                    <a:blip r:embed="rId12" cstate="print"/>
+                    <a:blip r:embed="rId7" cstate="print"/>
                     <a:stretch>
                       <a:fillRect/>
                     </a:stretch>
@@ -3217,20 +2971,35 @@
         </w:rPr>
         <w:t xml:space="preserve"> </w:t>
       </w:r>
-      <w:hyperlink r:id="rId18" w:history="1">
-        <w:r>
-          <w:rPr>
-            <w:rStyle w:val="Hyperlink"/>
-            <w:rFonts w:asciiTheme="minorHAnsi" w:hAnsiTheme="minorHAnsi" w:cstheme="minorHAnsi"/>
-            <w:spacing w:val="26"/>
-          </w:rPr>
-          <w:t>[Demo]</w:t>
-        </w:r>
-      </w:hyperlink>
-    </w:p>
-    <w:p>
-      <w:pPr>
-        <w:pStyle w:val="ListParagraph"/>
+      <w:r>
+        <w:fldChar w:fldCharType="begin"/>
+      </w:r>
+      <w:r>
+        <w:instrText xml:space="preserve"> HYPERLINK "https://bottom-natalina-zero1.koyeb.app/" </w:instrText>
+      </w:r>
+      <w:r>
+        <w:fldChar w:fldCharType="separate"/>
+      </w:r>
+      <w:r>
+        <w:rPr>
+          <w:rStyle w:val="10"/>
+          <w:rFonts w:asciiTheme="minorHAnsi" w:hAnsiTheme="minorHAnsi" w:cstheme="minorHAnsi"/>
+          <w:spacing w:val="26"/>
+        </w:rPr>
+        <w:t>[Demo]</w:t>
+      </w:r>
+      <w:r>
+        <w:rPr>
+          <w:rStyle w:val="10"/>
+          <w:rFonts w:asciiTheme="minorHAnsi" w:hAnsiTheme="minorHAnsi" w:cstheme="minorHAnsi"/>
+          <w:spacing w:val="26"/>
+        </w:rPr>
+        <w:fldChar w:fldCharType="end"/>
+      </w:r>
+    </w:p>
+    <w:p>
+      <w:pPr>
+        <w:pStyle w:val="13"/>
         <w:numPr>
           <w:ilvl w:val="1"/>
           <w:numId w:val="1"/>
@@ -3263,7 +3032,7 @@
     </w:p>
     <w:p>
       <w:pPr>
-        <w:pStyle w:val="ListParagraph"/>
+        <w:pStyle w:val="13"/>
         <w:numPr>
           <w:ilvl w:val="1"/>
           <w:numId w:val="1"/>
@@ -3287,7 +3056,7 @@
     </w:p>
     <w:p>
       <w:pPr>
-        <w:pStyle w:val="Heading2"/>
+        <w:pStyle w:val="3"/>
         <w:spacing w:before="55"/>
         <w:ind w:left="0"/>
         <w:rPr>
@@ -3298,7 +3067,7 @@
     </w:p>
     <w:p>
       <w:pPr>
-        <w:pStyle w:val="Heading2"/>
+        <w:pStyle w:val="3"/>
         <w:spacing w:before="55"/>
         <w:ind w:left="0"/>
         <w:rPr>
@@ -3321,15 +3090,14 @@
       <w:r>
         <w:rPr>
           <w:rFonts w:asciiTheme="minorHAnsi" w:hAnsiTheme="minorHAnsi" w:cstheme="minorHAnsi"/>
-          <w:noProof/>
           <w:position w:val="-3"/>
         </w:rPr>
         <w:drawing>
-          <wp:inline distT="0" distB="0" distL="0" distR="0" wp14:anchorId="0D75C0D0" wp14:editId="7972A46E">
+          <wp:inline distT="0" distB="0" distL="0" distR="0">
             <wp:extent cx="163830" cy="163195"/>
             <wp:effectExtent l="0" t="0" r="0" b="0"/>
             <wp:docPr id="19" name="image3.png">
-              <a:hlinkClick xmlns:a="http://schemas.openxmlformats.org/drawingml/2006/main" r:id="rId17"/>
+              <a:hlinkClick xmlns:a="http://schemas.openxmlformats.org/drawingml/2006/main" r:id="rId11"/>
             </wp:docPr>
             <wp:cNvGraphicFramePr>
               <a:graphicFrameLocks xmlns:a="http://schemas.openxmlformats.org/drawingml/2006/main" noChangeAspect="1"/>
@@ -3344,7 +3112,7 @@
                     </pic:cNvPicPr>
                   </pic:nvPicPr>
                   <pic:blipFill>
-                    <a:blip r:embed="rId12" cstate="print"/>
+                    <a:blip r:embed="rId7" cstate="print"/>
                     <a:stretch>
                       <a:fillRect/>
                     </a:stretch>
@@ -3371,20 +3139,35 @@
         </w:rPr>
         <w:t xml:space="preserve"> </w:t>
       </w:r>
-      <w:hyperlink r:id="rId19" w:history="1">
-        <w:r>
-          <w:rPr>
-            <w:rStyle w:val="Hyperlink"/>
-            <w:rFonts w:asciiTheme="minorHAnsi" w:hAnsiTheme="minorHAnsi" w:cstheme="minorHAnsi"/>
-            <w:spacing w:val="26"/>
-          </w:rPr>
-          <w:t>[Demo]</w:t>
-        </w:r>
-      </w:hyperlink>
-    </w:p>
-    <w:p>
-      <w:pPr>
-        <w:pStyle w:val="ListParagraph"/>
+      <w:r>
+        <w:fldChar w:fldCharType="begin"/>
+      </w:r>
+      <w:r>
+        <w:instrText xml:space="preserve"> HYPERLINK "https://bottom-natalina-zero1.koyeb.app/" </w:instrText>
+      </w:r>
+      <w:r>
+        <w:fldChar w:fldCharType="separate"/>
+      </w:r>
+      <w:r>
+        <w:rPr>
+          <w:rStyle w:val="10"/>
+          <w:rFonts w:asciiTheme="minorHAnsi" w:hAnsiTheme="minorHAnsi" w:cstheme="minorHAnsi"/>
+          <w:spacing w:val="26"/>
+        </w:rPr>
+        <w:t>[Demo]</w:t>
+      </w:r>
+      <w:r>
+        <w:rPr>
+          <w:rStyle w:val="10"/>
+          <w:rFonts w:asciiTheme="minorHAnsi" w:hAnsiTheme="minorHAnsi" w:cstheme="minorHAnsi"/>
+          <w:spacing w:val="26"/>
+        </w:rPr>
+        <w:fldChar w:fldCharType="end"/>
+      </w:r>
+    </w:p>
+    <w:p>
+      <w:pPr>
+        <w:pStyle w:val="13"/>
         <w:numPr>
           <w:ilvl w:val="1"/>
           <w:numId w:val="1"/>
@@ -3412,7 +3195,7 @@
     </w:p>
     <w:p>
       <w:pPr>
-        <w:pStyle w:val="ListParagraph"/>
+        <w:pStyle w:val="13"/>
         <w:numPr>
           <w:ilvl w:val="1"/>
           <w:numId w:val="1"/>
@@ -3440,7 +3223,7 @@
     </w:p>
     <w:p>
       <w:pPr>
-        <w:pStyle w:val="ListParagraph"/>
+        <w:pStyle w:val="13"/>
         <w:numPr>
           <w:ilvl w:val="1"/>
           <w:numId w:val="1"/>
@@ -3468,7 +3251,7 @@
     </w:p>
     <w:p>
       <w:pPr>
-        <w:pStyle w:val="ListParagraph"/>
+        <w:pStyle w:val="13"/>
         <w:numPr>
           <w:ilvl w:val="1"/>
           <w:numId w:val="1"/>
@@ -3496,7 +3279,7 @@
     </w:p>
     <w:p>
       <w:pPr>
-        <w:pStyle w:val="ListParagraph"/>
+        <w:pStyle w:val="13"/>
         <w:numPr>
           <w:ilvl w:val="1"/>
           <w:numId w:val="1"/>
@@ -3524,7 +3307,7 @@
     </w:p>
     <w:p>
       <w:pPr>
-        <w:pStyle w:val="ListParagraph"/>
+        <w:pStyle w:val="13"/>
         <w:numPr>
           <w:ilvl w:val="1"/>
           <w:numId w:val="1"/>
@@ -3552,7 +3335,7 @@
     </w:p>
     <w:p>
       <w:pPr>
-        <w:pStyle w:val="ListParagraph"/>
+        <w:pStyle w:val="13"/>
         <w:numPr>
           <w:ilvl w:val="1"/>
           <w:numId w:val="1"/>
@@ -3584,7 +3367,7 @@
     </w:p>
     <w:p>
       <w:pPr>
-        <w:pStyle w:val="Heading2"/>
+        <w:pStyle w:val="3"/>
         <w:spacing w:before="55"/>
         <w:ind w:left="0"/>
         <w:rPr>
@@ -3595,7 +3378,7 @@
     </w:p>
     <w:p>
       <w:pPr>
-        <w:pStyle w:val="Heading2"/>
+        <w:pStyle w:val="3"/>
         <w:spacing w:before="55"/>
         <w:ind w:left="0"/>
         <w:rPr>
@@ -3625,15 +3408,14 @@
       <w:r>
         <w:rPr>
           <w:rFonts w:asciiTheme="minorHAnsi" w:hAnsiTheme="minorHAnsi" w:cstheme="minorHAnsi"/>
-          <w:noProof/>
           <w:position w:val="-3"/>
         </w:rPr>
         <w:drawing>
-          <wp:inline distT="0" distB="0" distL="0" distR="0" wp14:anchorId="07F3C7D8" wp14:editId="2E464D36">
+          <wp:inline distT="0" distB="0" distL="0" distR="0">
             <wp:extent cx="163830" cy="163195"/>
             <wp:effectExtent l="0" t="0" r="0" b="0"/>
             <wp:docPr id="896719091" name="image3.png">
-              <a:hlinkClick xmlns:a="http://schemas.openxmlformats.org/drawingml/2006/main" r:id="rId17"/>
+              <a:hlinkClick xmlns:a="http://schemas.openxmlformats.org/drawingml/2006/main" r:id="rId11"/>
             </wp:docPr>
             <wp:cNvGraphicFramePr>
               <a:graphicFrameLocks xmlns:a="http://schemas.openxmlformats.org/drawingml/2006/main" noChangeAspect="1"/>
@@ -3642,13 +3424,13 @@
               <a:graphicData uri="http://schemas.openxmlformats.org/drawingml/2006/picture">
                 <pic:pic xmlns:pic="http://schemas.openxmlformats.org/drawingml/2006/picture">
                   <pic:nvPicPr>
-                    <pic:cNvPr id="19" name="image3.png"/>
+                    <pic:cNvPr id="896719091" name="image3.png"/>
                     <pic:cNvPicPr>
                       <a:picLocks noChangeAspect="1"/>
                     </pic:cNvPicPr>
                   </pic:nvPicPr>
                   <pic:blipFill>
-                    <a:blip r:embed="rId12" cstate="print"/>
+                    <a:blip r:embed="rId7" cstate="print"/>
                     <a:stretch>
                       <a:fillRect/>
                     </a:stretch>
@@ -3675,20 +3457,35 @@
         </w:rPr>
         <w:t xml:space="preserve"> </w:t>
       </w:r>
-      <w:hyperlink r:id="rId20" w:history="1">
-        <w:r>
-          <w:rPr>
-            <w:rStyle w:val="Hyperlink"/>
-            <w:rFonts w:asciiTheme="minorHAnsi" w:hAnsiTheme="minorHAnsi" w:cstheme="minorHAnsi"/>
-            <w:spacing w:val="26"/>
-          </w:rPr>
-          <w:t>[Demo]</w:t>
-        </w:r>
-      </w:hyperlink>
-    </w:p>
-    <w:p>
-      <w:pPr>
-        <w:pStyle w:val="ListParagraph"/>
+      <w:r>
+        <w:fldChar w:fldCharType="begin"/>
+      </w:r>
+      <w:r>
+        <w:instrText xml:space="preserve"> HYPERLINK "https://bottom-natalina-zero1.koyeb.app/" </w:instrText>
+      </w:r>
+      <w:r>
+        <w:fldChar w:fldCharType="separate"/>
+      </w:r>
+      <w:r>
+        <w:rPr>
+          <w:rStyle w:val="10"/>
+          <w:rFonts w:asciiTheme="minorHAnsi" w:hAnsiTheme="minorHAnsi" w:cstheme="minorHAnsi"/>
+          <w:spacing w:val="26"/>
+        </w:rPr>
+        <w:t>[Demo]</w:t>
+      </w:r>
+      <w:r>
+        <w:rPr>
+          <w:rStyle w:val="10"/>
+          <w:rFonts w:asciiTheme="minorHAnsi" w:hAnsiTheme="minorHAnsi" w:cstheme="minorHAnsi"/>
+          <w:spacing w:val="26"/>
+        </w:rPr>
+        <w:fldChar w:fldCharType="end"/>
+      </w:r>
+    </w:p>
+    <w:p>
+      <w:pPr>
+        <w:pStyle w:val="13"/>
         <w:numPr>
           <w:ilvl w:val="1"/>
           <w:numId w:val="1"/>
@@ -3716,7 +3513,7 @@
     </w:p>
     <w:p>
       <w:pPr>
-        <w:pStyle w:val="ListParagraph"/>
+        <w:pStyle w:val="13"/>
         <w:numPr>
           <w:ilvl w:val="1"/>
           <w:numId w:val="1"/>
@@ -3744,7 +3541,7 @@
     </w:p>
     <w:p>
       <w:pPr>
-        <w:pStyle w:val="ListParagraph"/>
+        <w:pStyle w:val="13"/>
         <w:numPr>
           <w:ilvl w:val="1"/>
           <w:numId w:val="1"/>
@@ -3772,7 +3569,7 @@
     </w:p>
     <w:p>
       <w:pPr>
-        <w:pStyle w:val="ListParagraph"/>
+        <w:pStyle w:val="13"/>
         <w:numPr>
           <w:ilvl w:val="1"/>
           <w:numId w:val="1"/>
@@ -3798,19 +3595,7 @@
     </w:p>
     <w:p>
       <w:pPr>
-        <w:tabs>
-          <w:tab w:val="left" w:pos="975"/>
-          <w:tab w:val="left" w:pos="976"/>
-        </w:tabs>
-        <w:spacing w:line="274" w:lineRule="exact"/>
-        <w:rPr>
-          <w:rFonts w:asciiTheme="minorHAnsi" w:hAnsiTheme="minorHAnsi" w:cstheme="minorHAnsi"/>
-        </w:rPr>
-      </w:pPr>
-    </w:p>
-    <w:p>
-      <w:pPr>
-        <w:pStyle w:val="Heading1"/>
+        <w:pStyle w:val="2"/>
         <w:spacing w:before="337"/>
         <w:rPr>
           <w:rFonts w:asciiTheme="minorHAnsi" w:hAnsiTheme="minorHAnsi" w:cstheme="minorHAnsi"/>
@@ -3819,12 +3604,11 @@
       <w:r>
         <w:rPr>
           <w:rFonts w:asciiTheme="minorHAnsi" w:hAnsiTheme="minorHAnsi" w:cstheme="minorHAnsi"/>
-          <w:noProof/>
         </w:rPr>
         <mc:AlternateContent>
           <mc:Choice Requires="wpg">
             <w:drawing>
-              <wp:anchor distT="0" distB="0" distL="114300" distR="114300" simplePos="0" relativeHeight="251661824" behindDoc="1" locked="0" layoutInCell="1" allowOverlap="1" wp14:anchorId="6E33DD85" wp14:editId="56C6259C">
+              <wp:anchor distT="0" distB="0" distL="114300" distR="114300" simplePos="0" relativeHeight="251663360" behindDoc="1" locked="0" layoutInCell="1" allowOverlap="1">
                 <wp:simplePos x="0" y="0"/>
                 <wp:positionH relativeFrom="page">
                   <wp:posOffset>548640</wp:posOffset>
@@ -3905,10 +3689,20 @@
           </mc:Choice>
           <mc:Fallback>
             <w:pict>
-              <v:group w14:anchorId="7048AE11" id="docshapegroup1" o:spid="_x0000_s1026" style="position:absolute;margin-left:43.2pt;margin-top:31.05pt;width:525.85pt;height:.75pt;z-index:-251654656;mso-position-horizontal-relative:page" coordorigin="864,621" coordsize="10517,15" o:gfxdata="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">
-                <v:rect id="docshape2" o:spid="_x0000_s1027" style="position:absolute;left:864;top:620;width:1018;height:15;visibility:visible;mso-wrap-style:square;v-text-anchor:top" o:gfxdata="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" fillcolor="#365f91" stroked="f"/>
-                <v:rect id="docshape3" o:spid="_x0000_s1028" style="position:absolute;left:1882;top:620;width:9499;height:15;visibility:visible;mso-wrap-style:square;v-text-anchor:top" o:gfxdata="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" fillcolor="black" stroked="f"/>
-                <w10:wrap anchorx="page"/>
+              <v:group id="docshapegroup1" o:spid="_x0000_s1026" o:spt="203" style="position:absolute;left:0pt;margin-left:43.2pt;margin-top:31.05pt;height:0.75pt;width:525.85pt;mso-position-horizontal-relative:page;z-index:-251653120;mso-width-relative:page;mso-height-relative:page;" coordorigin="864,621" coordsize="10517,15" o:gfxdata="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">
+                <o:lock v:ext="edit" aspectratio="f"/>
+                <v:rect id="docshape2" o:spid="_x0000_s1026" o:spt="1" style="position:absolute;left:864;top:620;height:15;width:1018;" fillcolor="#365F91" filled="t" stroked="f" coordsize="21600,21600" o:gfxdata="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">
+                  <v:fill on="t" focussize="0,0"/>
+                  <v:stroke on="f"/>
+                  <v:imagedata o:title=""/>
+                  <o:lock v:ext="edit" aspectratio="f"/>
+                </v:rect>
+                <v:rect id="docshape3" o:spid="_x0000_s1026" o:spt="1" style="position:absolute;left:1882;top:620;height:15;width:9499;" fillcolor="#000000" filled="t" stroked="f" coordsize="21600,21600" o:gfxdata="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">
+                  <v:fill on="t" focussize="0,0"/>
+                  <v:stroke on="f"/>
+                  <v:imagedata o:title=""/>
+                  <o:lock v:ext="edit" aspectratio="f"/>
+                </v:rect>
               </v:group>
             </w:pict>
           </mc:Fallback>
@@ -3928,7 +3722,7 @@
     </w:p>
     <w:p>
       <w:pPr>
-        <w:pStyle w:val="Heading2"/>
+        <w:pStyle w:val="3"/>
         <w:tabs>
           <w:tab w:val="left" w:pos="9056"/>
         </w:tabs>
@@ -3962,6 +3756,11 @@
           <w:rFonts w:asciiTheme="minorHAnsi" w:hAnsiTheme="minorHAnsi" w:cstheme="minorHAnsi"/>
         </w:rPr>
         <w:tab/>
+      </w:r>
+      <w:r>
+        <w:rPr>
+          <w:rFonts w:asciiTheme="minorHAnsi" w:hAnsiTheme="minorHAnsi" w:cstheme="minorHAnsi"/>
+        </w:rPr>
         <w:t>Ranchi,</w:t>
       </w:r>
       <w:r>
@@ -4035,55 +3834,37 @@
           <w:b/>
           <w:spacing w:val="-4"/>
         </w:rPr>
-        <w:t xml:space="preserve">(8.51 </w:t>
-      </w:r>
-      <w:proofErr w:type="gramStart"/>
+        <w:t xml:space="preserve">(8.51 CGPA)                                                                   </w:t>
+      </w:r>
+      <w:r>
+        <w:rPr>
+          <w:rFonts w:asciiTheme="minorHAnsi" w:hAnsiTheme="minorHAnsi" w:cstheme="minorHAnsi"/>
+          <w:b/>
+        </w:rPr>
+        <w:t>Ranchi,</w:t>
+      </w:r>
+      <w:r>
+        <w:rPr>
+          <w:rFonts w:asciiTheme="minorHAnsi" w:hAnsiTheme="minorHAnsi" w:cstheme="minorHAnsi"/>
+          <w:b/>
+          <w:spacing w:val="-6"/>
+        </w:rPr>
+        <w:t xml:space="preserve"> </w:t>
+      </w:r>
+      <w:r>
+        <w:rPr>
+          <w:rFonts w:asciiTheme="minorHAnsi" w:hAnsiTheme="minorHAnsi" w:cstheme="minorHAnsi"/>
+          <w:b/>
+          <w:spacing w:val="-5"/>
+        </w:rPr>
+        <w:t xml:space="preserve">JH </w:t>
+      </w:r>
       <w:r>
         <w:rPr>
           <w:rFonts w:asciiTheme="minorHAnsi" w:hAnsiTheme="minorHAnsi" w:cstheme="minorHAnsi"/>
           <w:b/>
           <w:spacing w:val="-4"/>
         </w:rPr>
-        <w:t xml:space="preserve">CGPA)   </w:t>
-      </w:r>
-      <w:proofErr w:type="gramEnd"/>
-      <w:r>
-        <w:rPr>
-          <w:rFonts w:asciiTheme="minorHAnsi" w:hAnsiTheme="minorHAnsi" w:cstheme="minorHAnsi"/>
-          <w:b/>
-          <w:spacing w:val="-4"/>
-        </w:rPr>
-        <w:t xml:space="preserve">                                                                </w:t>
-      </w:r>
-      <w:r>
-        <w:rPr>
-          <w:rFonts w:asciiTheme="minorHAnsi" w:hAnsiTheme="minorHAnsi" w:cstheme="minorHAnsi"/>
-          <w:b/>
-        </w:rPr>
-        <w:t>Ranchi,</w:t>
-      </w:r>
-      <w:r>
-        <w:rPr>
-          <w:rFonts w:asciiTheme="minorHAnsi" w:hAnsiTheme="minorHAnsi" w:cstheme="minorHAnsi"/>
-          <w:b/>
-          <w:spacing w:val="-6"/>
-        </w:rPr>
-        <w:t xml:space="preserve"> </w:t>
-      </w:r>
-      <w:r>
-        <w:rPr>
-          <w:rFonts w:asciiTheme="minorHAnsi" w:hAnsiTheme="minorHAnsi" w:cstheme="minorHAnsi"/>
-          <w:b/>
-          <w:spacing w:val="-5"/>
-        </w:rPr>
-        <w:t xml:space="preserve">JH </w:t>
-      </w:r>
-      <w:r>
-        <w:rPr>
-          <w:rFonts w:asciiTheme="minorHAnsi" w:hAnsiTheme="minorHAnsi" w:cstheme="minorHAnsi"/>
-          <w:b/>
-          <w:spacing w:val="-4"/>
-        </w:rPr>
         <w:t xml:space="preserve">2018 </w:t>
       </w:r>
       <w:r>
@@ -4104,7 +3885,7 @@
     </w:p>
     <w:p>
       <w:pPr>
-        <w:pStyle w:val="Heading1"/>
+        <w:pStyle w:val="2"/>
         <w:spacing w:line="314" w:lineRule="exact"/>
         <w:ind w:left="140"/>
         <w:rPr>
@@ -4115,7 +3896,7 @@
     </w:p>
     <w:p>
       <w:pPr>
-        <w:pStyle w:val="Heading1"/>
+        <w:pStyle w:val="2"/>
         <w:spacing w:line="314" w:lineRule="exact"/>
         <w:ind w:left="140"/>
         <w:rPr>
@@ -4163,7 +3944,7 @@
     </w:p>
     <w:p>
       <w:pPr>
-        <w:pStyle w:val="ListParagraph"/>
+        <w:pStyle w:val="13"/>
         <w:numPr>
           <w:ilvl w:val="1"/>
           <w:numId w:val="1"/>
@@ -4181,12 +3962,11 @@
       <w:r>
         <w:rPr>
           <w:rFonts w:asciiTheme="minorHAnsi" w:hAnsiTheme="minorHAnsi" w:cstheme="minorHAnsi"/>
-          <w:noProof/>
         </w:rPr>
         <mc:AlternateContent>
           <mc:Choice Requires="wps">
             <w:drawing>
-              <wp:anchor distT="0" distB="0" distL="114300" distR="114300" simplePos="0" relativeHeight="251657728" behindDoc="0" locked="0" layoutInCell="1" allowOverlap="1" wp14:anchorId="3E1B0AFE" wp14:editId="2E819601">
+              <wp:anchor distT="0" distB="0" distL="114300" distR="114300" simplePos="0" relativeHeight="251661312" behindDoc="0" locked="0" layoutInCell="1" allowOverlap="1">
                 <wp:simplePos x="0" y="0"/>
                 <wp:positionH relativeFrom="page">
                   <wp:posOffset>439420</wp:posOffset>
@@ -4198,9 +3978,7 @@
                 <wp:effectExtent l="0" t="0" r="0" b="0"/>
                 <wp:wrapNone/>
                 <wp:docPr id="2" name="docshape10"/>
-                <wp:cNvGraphicFramePr>
-                  <a:graphicFrameLocks xmlns:a="http://schemas.openxmlformats.org/drawingml/2006/main"/>
-                </wp:cNvGraphicFramePr>
+                <wp:cNvGraphicFramePr/>
                 <a:graphic xmlns:a="http://schemas.openxmlformats.org/drawingml/2006/main">
                   <a:graphicData uri="http://schemas.microsoft.com/office/word/2010/wordprocessingShape">
                     <wps:wsp>
@@ -4231,7 +4009,7 @@
               </wp:anchor>
             </w:drawing>
           </mc:Choice>
-          <mc:Fallback xmlns:wpsCustomData="http://www.wps.cn/officeDocument/2013/wpsCustomData">
+          <mc:Fallback>
             <w:pict>
               <v:rect id="docshape10" o:spid="_x0000_s1026" o:spt="1" style="position:absolute;left:0pt;margin-left:34.6pt;margin-top:0.55pt;height:0.5pt;width:542.85pt;mso-position-horizontal-relative:page;z-index:251661312;mso-width-relative:page;mso-height-relative:page;" fillcolor="#000000" filled="t" stroked="f" coordsize="21600,21600" o:gfxdata="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">
                 <v:fill on="t" focussize="0,0"/>
@@ -4295,20 +4073,35 @@
         </w:rPr>
         <w:t xml:space="preserve"> </w:t>
       </w:r>
-      <w:hyperlink r:id="rId21" w:history="1">
-        <w:r>
-          <w:rPr>
-            <w:rStyle w:val="Hyperlink"/>
-            <w:rFonts w:asciiTheme="minorHAnsi" w:hAnsiTheme="minorHAnsi" w:cstheme="minorHAnsi"/>
-            <w:spacing w:val="-3"/>
-          </w:rPr>
-          <w:t>Udacity</w:t>
-        </w:r>
-      </w:hyperlink>
-    </w:p>
-    <w:p>
-      <w:pPr>
-        <w:pStyle w:val="ListParagraph"/>
+      <w:r>
+        <w:fldChar w:fldCharType="begin"/>
+      </w:r>
+      <w:r>
+        <w:instrText xml:space="preserve"> HYPERLINK "https://www.udacity.com/certificate/GSTDDSG" </w:instrText>
+      </w:r>
+      <w:r>
+        <w:fldChar w:fldCharType="separate"/>
+      </w:r>
+      <w:r>
+        <w:rPr>
+          <w:rStyle w:val="10"/>
+          <w:rFonts w:asciiTheme="minorHAnsi" w:hAnsiTheme="minorHAnsi" w:cstheme="minorHAnsi"/>
+          <w:spacing w:val="-3"/>
+        </w:rPr>
+        <w:t>Udacity</w:t>
+      </w:r>
+      <w:r>
+        <w:rPr>
+          <w:rStyle w:val="10"/>
+          <w:rFonts w:asciiTheme="minorHAnsi" w:hAnsiTheme="minorHAnsi" w:cstheme="minorHAnsi"/>
+          <w:spacing w:val="-3"/>
+        </w:rPr>
+        <w:fldChar w:fldCharType="end"/>
+      </w:r>
+    </w:p>
+    <w:p>
+      <w:pPr>
+        <w:pStyle w:val="13"/>
         <w:numPr>
           <w:ilvl w:val="1"/>
           <w:numId w:val="1"/>
@@ -4322,6 +4115,11 @@
         <w:rPr>
           <w:rFonts w:asciiTheme="minorHAnsi" w:hAnsiTheme="minorHAnsi" w:cstheme="minorHAnsi"/>
           <w:color w:val="000000" w:themeColor="text1"/>
+          <w14:textFill>
+            <w14:solidFill>
+              <w14:schemeClr w14:val="tx1"/>
+            </w14:solidFill>
+          </w14:textFill>
         </w:rPr>
       </w:pPr>
       <w:r>
@@ -4329,23 +4127,43 @@
           <w:rFonts w:asciiTheme="minorHAnsi" w:hAnsiTheme="minorHAnsi" w:cstheme="minorHAnsi"/>
           <w:color w:val="000000" w:themeColor="text1"/>
           <w:spacing w:val="-5"/>
+          <w14:textFill>
+            <w14:solidFill>
+              <w14:schemeClr w14:val="tx1"/>
+            </w14:solidFill>
+          </w14:textFill>
         </w:rPr>
         <w:t xml:space="preserve">Earned Google Advance Data Analytics – </w:t>
       </w:r>
-      <w:hyperlink r:id="rId22" w:history="1">
-        <w:r>
-          <w:rPr>
-            <w:rStyle w:val="Hyperlink"/>
-            <w:rFonts w:asciiTheme="minorHAnsi" w:hAnsiTheme="minorHAnsi" w:cstheme="minorHAnsi"/>
-            <w:spacing w:val="-5"/>
-          </w:rPr>
-          <w:t>Coursera, Google</w:t>
-        </w:r>
-      </w:hyperlink>
-    </w:p>
-    <w:p>
-      <w:pPr>
-        <w:pStyle w:val="ListParagraph"/>
+      <w:r>
+        <w:fldChar w:fldCharType="begin"/>
+      </w:r>
+      <w:r>
+        <w:instrText xml:space="preserve"> HYPERLINK "https://coursera.org/share/5a536b941f871f1e3b30491bfe44aaa3" </w:instrText>
+      </w:r>
+      <w:r>
+        <w:fldChar w:fldCharType="separate"/>
+      </w:r>
+      <w:r>
+        <w:rPr>
+          <w:rStyle w:val="10"/>
+          <w:rFonts w:asciiTheme="minorHAnsi" w:hAnsiTheme="minorHAnsi" w:cstheme="minorHAnsi"/>
+          <w:spacing w:val="-5"/>
+        </w:rPr>
+        <w:t>Coursera, Google</w:t>
+      </w:r>
+      <w:r>
+        <w:rPr>
+          <w:rStyle w:val="10"/>
+          <w:rFonts w:asciiTheme="minorHAnsi" w:hAnsiTheme="minorHAnsi" w:cstheme="minorHAnsi"/>
+          <w:spacing w:val="-5"/>
+        </w:rPr>
+        <w:fldChar w:fldCharType="end"/>
+      </w:r>
+    </w:p>
+    <w:p>
+      <w:pPr>
+        <w:pStyle w:val="13"/>
         <w:numPr>
           <w:ilvl w:val="1"/>
           <w:numId w:val="1"/>
@@ -4364,33 +4182,35 @@
         <w:rPr>
           <w:rFonts w:asciiTheme="minorHAnsi" w:hAnsiTheme="minorHAnsi" w:cstheme="minorHAnsi"/>
         </w:rPr>
-        <w:t xml:space="preserve">Machine Learning </w:t>
-      </w:r>
-      <w:r>
-        <w:rPr>
-          <w:rFonts w:asciiTheme="minorHAnsi" w:hAnsiTheme="minorHAnsi" w:cstheme="minorHAnsi"/>
-        </w:rPr>
-        <w:t>and</w:t>
-      </w:r>
-      <w:r>
-        <w:rPr>
-          <w:rFonts w:asciiTheme="minorHAnsi" w:hAnsiTheme="minorHAnsi" w:cstheme="minorHAnsi"/>
-        </w:rPr>
-        <w:t xml:space="preserve"> AI projects with python - </w:t>
-      </w:r>
-      <w:hyperlink r:id="rId23" w:history="1">
-        <w:r>
-          <w:rPr>
-            <w:rStyle w:val="Hyperlink"/>
-            <w:rFonts w:asciiTheme="minorHAnsi" w:hAnsiTheme="minorHAnsi" w:cstheme="minorHAnsi"/>
-          </w:rPr>
-          <w:t>Udemy</w:t>
-        </w:r>
-      </w:hyperlink>
-    </w:p>
-    <w:p>
-      <w:pPr>
-        <w:pStyle w:val="ListParagraph"/>
+        <w:t xml:space="preserve">Machine Learning and AI projects with python - </w:t>
+      </w:r>
+      <w:r>
+        <w:fldChar w:fldCharType="begin"/>
+      </w:r>
+      <w:r>
+        <w:instrText xml:space="preserve"> HYPERLINK "https://www.udemy.com/certificate/UC-ae453b44-fd1b-428e-8e46-32d4bb2d2285/" </w:instrText>
+      </w:r>
+      <w:r>
+        <w:fldChar w:fldCharType="separate"/>
+      </w:r>
+      <w:r>
+        <w:rPr>
+          <w:rStyle w:val="10"/>
+          <w:rFonts w:asciiTheme="minorHAnsi" w:hAnsiTheme="minorHAnsi" w:cstheme="minorHAnsi"/>
+        </w:rPr>
+        <w:t>Udemy</w:t>
+      </w:r>
+      <w:r>
+        <w:rPr>
+          <w:rStyle w:val="10"/>
+          <w:rFonts w:asciiTheme="minorHAnsi" w:hAnsiTheme="minorHAnsi" w:cstheme="minorHAnsi"/>
+        </w:rPr>
+        <w:fldChar w:fldCharType="end"/>
+      </w:r>
+    </w:p>
+    <w:p>
+      <w:pPr>
+        <w:pStyle w:val="13"/>
         <w:numPr>
           <w:ilvl w:val="1"/>
           <w:numId w:val="1"/>
@@ -4587,21 +4407,37 @@
         </w:rPr>
         <w:t xml:space="preserve"> BA </w:t>
       </w:r>
-      <w:hyperlink r:id="rId24">
-        <w:r>
-          <w:rPr>
-            <w:rFonts w:asciiTheme="minorHAnsi" w:hAnsiTheme="minorHAnsi" w:cstheme="minorHAnsi"/>
-            <w:color w:val="0000FF"/>
-            <w:spacing w:val="-5"/>
-            <w:u w:val="single" w:color="0000FF"/>
-          </w:rPr>
-          <w:t>Forge</w:t>
-        </w:r>
-      </w:hyperlink>
-    </w:p>
-    <w:p>
-      <w:pPr>
-        <w:pStyle w:val="ListParagraph"/>
+      <w:r>
+        <w:fldChar w:fldCharType="begin"/>
+      </w:r>
+      <w:r>
+        <w:instrText xml:space="preserve"> HYPERLINK "https://forage-uploads-prod.s3.amazonaws.com/completion-certificates/British%20Airways/NjynCWzGSaWXQCxSX_British%20Airways_RRmM9Exjc7HwdFqn8_1715161340766_completion_certificate.pdf" \h </w:instrText>
+      </w:r>
+      <w:r>
+        <w:fldChar w:fldCharType="separate"/>
+      </w:r>
+      <w:r>
+        <w:rPr>
+          <w:rFonts w:asciiTheme="minorHAnsi" w:hAnsiTheme="minorHAnsi" w:cstheme="minorHAnsi"/>
+          <w:color w:val="0000FF"/>
+          <w:spacing w:val="-5"/>
+          <w:u w:val="single" w:color="0000FF"/>
+        </w:rPr>
+        <w:t>Forge</w:t>
+      </w:r>
+      <w:r>
+        <w:rPr>
+          <w:rFonts w:asciiTheme="minorHAnsi" w:hAnsiTheme="minorHAnsi" w:cstheme="minorHAnsi"/>
+          <w:color w:val="0000FF"/>
+          <w:spacing w:val="-5"/>
+          <w:u w:val="single" w:color="0000FF"/>
+        </w:rPr>
+        <w:fldChar w:fldCharType="end"/>
+      </w:r>
+    </w:p>
+    <w:p>
+      <w:pPr>
+        <w:pStyle w:val="13"/>
         <w:numPr>
           <w:ilvl w:val="1"/>
           <w:numId w:val="1"/>
@@ -4783,7 +4619,7 @@
     </w:p>
     <w:p>
       <w:pPr>
-        <w:pStyle w:val="ListParagraph"/>
+        <w:pStyle w:val="13"/>
         <w:numPr>
           <w:ilvl w:val="1"/>
           <w:numId w:val="1"/>
@@ -4870,24 +4706,40 @@
         </w:rPr>
         <w:t xml:space="preserve"> </w:t>
       </w:r>
-      <w:hyperlink r:id="rId25">
-        <w:r>
-          <w:rPr>
-            <w:rFonts w:asciiTheme="minorHAnsi" w:hAnsiTheme="minorHAnsi" w:cstheme="minorHAnsi"/>
-            <w:color w:val="0000FF"/>
-            <w:spacing w:val="-2"/>
-            <w:u w:val="single" w:color="0000FF"/>
-          </w:rPr>
-          <w:t>Hacker Rank</w:t>
-        </w:r>
-      </w:hyperlink>
-    </w:p>
-    <w:p>
-      <w:pPr>
-        <w:rPr>
-          <w:rFonts w:asciiTheme="minorHAnsi" w:hAnsiTheme="minorHAnsi" w:cstheme="minorHAnsi"/>
-          <w:b/>
-          <w:color w:val="365F91" w:themeColor="accent1" w:themeShade="BF"/>
+      <w:r>
+        <w:fldChar w:fldCharType="begin"/>
+      </w:r>
+      <w:r>
+        <w:instrText xml:space="preserve"> HYPERLINK "https://www.hackerrank.com/profile/mohammadshahil4u" \h </w:instrText>
+      </w:r>
+      <w:r>
+        <w:fldChar w:fldCharType="separate"/>
+      </w:r>
+      <w:r>
+        <w:rPr>
+          <w:rFonts w:asciiTheme="minorHAnsi" w:hAnsiTheme="minorHAnsi" w:cstheme="minorHAnsi"/>
+          <w:color w:val="0000FF"/>
+          <w:spacing w:val="-2"/>
+          <w:u w:val="single" w:color="0000FF"/>
+        </w:rPr>
+        <w:t>Hacker Rank</w:t>
+      </w:r>
+      <w:r>
+        <w:rPr>
+          <w:rFonts w:asciiTheme="minorHAnsi" w:hAnsiTheme="minorHAnsi" w:cstheme="minorHAnsi"/>
+          <w:color w:val="0000FF"/>
+          <w:spacing w:val="-2"/>
+          <w:u w:val="single" w:color="0000FF"/>
+        </w:rPr>
+        <w:fldChar w:fldCharType="end"/>
+      </w:r>
+    </w:p>
+    <w:p>
+      <w:pPr>
+        <w:rPr>
+          <w:rFonts w:asciiTheme="minorHAnsi" w:hAnsiTheme="minorHAnsi" w:cstheme="minorHAnsi"/>
+          <w:b/>
+          <w:color w:val="376092" w:themeColor="accent1" w:themeShade="BF"/>
           <w:sz w:val="24"/>
           <w:szCs w:val="28"/>
         </w:rPr>
@@ -4896,7 +4748,7 @@
     <w:p>
       <w:pPr>
         <w:rPr>
-          <w:rFonts w:asciiTheme="minorHAnsi" w:eastAsia="Times New Roman" w:hAnsiTheme="minorHAnsi" w:cstheme="minorHAnsi"/>
+          <w:rFonts w:eastAsia="Times New Roman" w:asciiTheme="minorHAnsi" w:hAnsiTheme="minorHAnsi" w:cstheme="minorHAnsi"/>
           <w:color w:val="000000"/>
         </w:rPr>
       </w:pPr>
@@ -4904,7 +4756,7 @@
         <w:rPr>
           <w:rFonts w:asciiTheme="minorHAnsi" w:hAnsiTheme="minorHAnsi" w:cstheme="minorHAnsi"/>
           <w:b/>
-          <w:color w:val="365F91" w:themeColor="accent1" w:themeShade="BF"/>
+          <w:color w:val="376092" w:themeColor="accent1" w:themeShade="BF"/>
           <w:sz w:val="24"/>
           <w:szCs w:val="28"/>
         </w:rPr>
@@ -4914,7 +4766,7 @@
         <w:rPr>
           <w:rFonts w:asciiTheme="minorHAnsi" w:hAnsiTheme="minorHAnsi" w:cstheme="minorHAnsi"/>
           <w:b/>
-          <w:color w:val="365F91" w:themeColor="accent1" w:themeShade="BF"/>
+          <w:color w:val="376092" w:themeColor="accent1" w:themeShade="BF"/>
           <w:sz w:val="28"/>
           <w:szCs w:val="28"/>
         </w:rPr>
@@ -4922,7 +4774,7 @@
       </w:r>
       <w:r>
         <w:rPr>
-          <w:rFonts w:asciiTheme="minorHAnsi" w:eastAsia="Times New Roman" w:hAnsiTheme="minorHAnsi" w:cstheme="minorHAnsi"/>
+          <w:rFonts w:eastAsia="Times New Roman" w:asciiTheme="minorHAnsi" w:hAnsiTheme="minorHAnsi" w:cstheme="minorHAnsi"/>
           <w:color w:val="000000"/>
         </w:rPr>
         <w:t xml:space="preserve"> Travelling, Technology Blogging, Teaching, Artificial Intelligence Research</w:t>
@@ -4938,64 +4790,26 @@
       </w:r>
     </w:p>
     <w:sectPr>
-      <w:headerReference w:type="default" r:id="rId26"/>
+      <w:headerReference r:id="rId3" w:type="default"/>
       <w:type w:val="continuous"/>
       <w:pgSz w:w="12240" w:h="15840"/>
       <w:pgMar w:top="0" w:right="576" w:bottom="0" w:left="576" w:header="0" w:footer="0" w:gutter="0"/>
-      <w:cols w:space="720"/>
-      <w:docGrid w:linePitch="299"/>
+      <w:cols w:space="720" w:num="1"/>
+      <w:docGrid w:linePitch="299" w:charSpace="0"/>
     </w:sectPr>
   </w:body>
 </w:document>
 </file>
 
-<file path=word/endnotes.xml><?xml version="1.0" encoding="utf-8"?>
-<w:endnotes xmlns:wpc="http://schemas.microsoft.com/office/word/2010/wordprocessingCanvas" xmlns:cx="http://schemas.microsoft.com/office/drawing/2014/chartex" xmlns:cx1="http://schemas.microsoft.com/office/drawing/2015/9/8/chartex" xmlns:cx2="http://schemas.microsoft.com/office/drawing/2015/10/21/chartex" xmlns:cx3="http://schemas.microsoft.com/office/drawing/2016/5/9/chartex" xmlns:cx4="http://schemas.microsoft.com/office/drawing/2016/5/10/chartex" xmlns:cx5="http://schemas.microsoft.com/office/drawing/2016/5/11/chartex" xmlns:cx6="http://schemas.microsoft.com/office/drawing/2016/5/12/chartex" xmlns:cx7="http://schemas.microsoft.com/office/drawing/2016/5/13/chartex" xmlns:cx8="http://schemas.microsoft.com/office/drawing/2016/5/14/chartex" xmlns:mc="http://schemas.openxmlformats.org/markup-compatibility/2006" xmlns:aink="http://schemas.microsoft.com/office/drawing/2016/ink" xmlns:am3d="http://schemas.microsoft.com/office/drawing/2017/model3d" xmlns:o="urn:schemas-microsoft-com:office:office" xmlns:oel="http://schemas.microsoft.com/office/2019/extlst" xmlns:r="http://schemas.openxmlformats.org/officeDocument/2006/relationships" xmlns:m="http://schemas.openxmlformats.org/officeDocument/2006/math" xmlns:v="urn:schemas-microsoft-com:vml" xmlns:wp14="http://schemas.microsoft.com/office/word/2010/wordprocessingDrawing" xmlns:wp="http://schemas.openxmlformats.org/drawingml/2006/wordprocessingDrawing" xmlns:w10="urn:schemas-microsoft-com:office:word" xmlns:w="http://schemas.openxmlformats.org/wordprocessingml/2006/main" xmlns:w14="http://schemas.microsoft.com/office/word/2010/wordml" xmlns:w15="http://schemas.microsoft.com/office/word/2012/wordml" xmlns:w16cex="http://schemas.microsoft.com/office/word/2018/wordml/cex" xmlns:w16cid="http://schemas.microsoft.com/office/word/2016/wordml/cid" xmlns:w16="http://schemas.microsoft.com/office/word/2018/wordml" xmlns:w16du="http://schemas.microsoft.com/office/word/2023/wordml/word16du" xmlns:w16sdtdh="http://schemas.microsoft.com/office/word/2020/wordml/sdtdatahash" xmlns:w16sdtfl="http://schemas.microsoft.com/office/word/2024/wordml/sdtformatlock" xmlns:w16se="http://schemas.microsoft.com/office/word/2015/wordml/symex" xmlns:wpg="http://schemas.microsoft.com/office/word/2010/wordprocessingGroup" xmlns:wpi="http://schemas.microsoft.com/office/word/2010/wordprocessingInk" xmlns:wne="http://schemas.microsoft.com/office/word/2006/wordml" xmlns:wps="http://schemas.microsoft.com/office/word/2010/wordprocessingShape" mc:Ignorable="w14 w15 w16se w16cid w16 w16cex w16sdtdh w16sdtfl w16du wp14">
-  <w:endnote w:type="separator" w:id="-1">
-    <w:p>
-      <w:r>
-        <w:separator/>
-      </w:r>
-    </w:p>
-  </w:endnote>
-  <w:endnote w:type="continuationSeparator" w:id="0">
-    <w:p>
-      <w:r>
-        <w:continuationSeparator/>
-      </w:r>
-    </w:p>
-  </w:endnote>
-</w:endnotes>
-</file>
-
-<file path=word/footnotes.xml><?xml version="1.0" encoding="utf-8"?>
-<w:footnotes xmlns:wpc="http://schemas.microsoft.com/office/word/2010/wordprocessingCanvas" xmlns:cx="http://schemas.microsoft.com/office/drawing/2014/chartex" xmlns:cx1="http://schemas.microsoft.com/office/drawing/2015/9/8/chartex" xmlns:cx2="http://schemas.microsoft.com/office/drawing/2015/10/21/chartex" xmlns:cx3="http://schemas.microsoft.com/office/drawing/2016/5/9/chartex" xmlns:cx4="http://schemas.microsoft.com/office/drawing/2016/5/10/chartex" xmlns:cx5="http://schemas.microsoft.com/office/drawing/2016/5/11/chartex" xmlns:cx6="http://schemas.microsoft.com/office/drawing/2016/5/12/chartex" xmlns:cx7="http://schemas.microsoft.com/office/drawing/2016/5/13/chartex" xmlns:cx8="http://schemas.microsoft.com/office/drawing/2016/5/14/chartex" xmlns:mc="http://schemas.openxmlformats.org/markup-compatibility/2006" xmlns:aink="http://schemas.microsoft.com/office/drawing/2016/ink" xmlns:am3d="http://schemas.microsoft.com/office/drawing/2017/model3d" xmlns:o="urn:schemas-microsoft-com:office:office" xmlns:oel="http://schemas.microsoft.com/office/2019/extlst" xmlns:r="http://schemas.openxmlformats.org/officeDocument/2006/relationships" xmlns:m="http://schemas.openxmlformats.org/officeDocument/2006/math" xmlns:v="urn:schemas-microsoft-com:vml" xmlns:wp14="http://schemas.microsoft.com/office/word/2010/wordprocessingDrawing" xmlns:wp="http://schemas.openxmlformats.org/drawingml/2006/wordprocessingDrawing" xmlns:w10="urn:schemas-microsoft-com:office:word" xmlns:w="http://schemas.openxmlformats.org/wordprocessingml/2006/main" xmlns:w14="http://schemas.microsoft.com/office/word/2010/wordml" xmlns:w15="http://schemas.microsoft.com/office/word/2012/wordml" xmlns:w16cex="http://schemas.microsoft.com/office/word/2018/wordml/cex" xmlns:w16cid="http://schemas.microsoft.com/office/word/2016/wordml/cid" xmlns:w16="http://schemas.microsoft.com/office/word/2018/wordml" xmlns:w16du="http://schemas.microsoft.com/office/word/2023/wordml/word16du" xmlns:w16sdtdh="http://schemas.microsoft.com/office/word/2020/wordml/sdtdatahash" xmlns:w16sdtfl="http://schemas.microsoft.com/office/word/2024/wordml/sdtformatlock" xmlns:w16se="http://schemas.microsoft.com/office/word/2015/wordml/symex" xmlns:wpg="http://schemas.microsoft.com/office/word/2010/wordprocessingGroup" xmlns:wpi="http://schemas.microsoft.com/office/word/2010/wordprocessingInk" xmlns:wne="http://schemas.microsoft.com/office/word/2006/wordml" xmlns:wps="http://schemas.microsoft.com/office/word/2010/wordprocessingShape" mc:Ignorable="w14 w15 w16se w16cid w16 w16cex w16sdtdh w16sdtfl w16du wp14">
-  <w:footnote w:type="separator" w:id="-1">
-    <w:p>
-      <w:r>
-        <w:separator/>
-      </w:r>
-    </w:p>
-  </w:footnote>
-  <w:footnote w:type="continuationSeparator" w:id="0">
-    <w:p>
-      <w:r>
-        <w:continuationSeparator/>
-      </w:r>
-    </w:p>
-  </w:footnote>
-</w:footnotes>
-</file>
-
 <file path=word/header1.xml><?xml version="1.0" encoding="utf-8"?>
-<w:hdr xmlns:wpc="http://schemas.microsoft.com/office/word/2010/wordprocessingCanvas" xmlns:cx="http://schemas.microsoft.com/office/drawing/2014/chartex" xmlns:cx1="http://schemas.microsoft.com/office/drawing/2015/9/8/chartex" xmlns:cx2="http://schemas.microsoft.com/office/drawing/2015/10/21/chartex" xmlns:cx3="http://schemas.microsoft.com/office/drawing/2016/5/9/chartex" xmlns:cx4="http://schemas.microsoft.com/office/drawing/2016/5/10/chartex" xmlns:cx5="http://schemas.microsoft.com/office/drawing/2016/5/11/chartex" xmlns:cx6="http://schemas.microsoft.com/office/drawing/2016/5/12/chartex" xmlns:cx7="http://schemas.microsoft.com/office/drawing/2016/5/13/chartex" xmlns:cx8="http://schemas.microsoft.com/office/drawing/2016/5/14/chartex" xmlns:mc="http://schemas.openxmlformats.org/markup-compatibility/2006" xmlns:aink="http://schemas.microsoft.com/office/drawing/2016/ink" xmlns:am3d="http://schemas.microsoft.com/office/drawing/2017/model3d" xmlns:o="urn:schemas-microsoft-com:office:office" xmlns:oel="http://schemas.microsoft.com/office/2019/extlst" xmlns:r="http://schemas.openxmlformats.org/officeDocument/2006/relationships" xmlns:m="http://schemas.openxmlformats.org/officeDocument/2006/math" xmlns:v="urn:schemas-microsoft-com:vml" xmlns:wp14="http://schemas.microsoft.com/office/word/2010/wordprocessingDrawing" xmlns:wp="http://schemas.openxmlformats.org/drawingml/2006/wordprocessingDrawing" xmlns:w10="urn:schemas-microsoft-com:office:word" xmlns:w="http://schemas.openxmlformats.org/wordprocessingml/2006/main" xmlns:w14="http://schemas.microsoft.com/office/word/2010/wordml" xmlns:w15="http://schemas.microsoft.com/office/word/2012/wordml" xmlns:w16cex="http://schemas.microsoft.com/office/word/2018/wordml/cex" xmlns:w16cid="http://schemas.microsoft.com/office/word/2016/wordml/cid" xmlns:w16="http://schemas.microsoft.com/office/word/2018/wordml" xmlns:w16du="http://schemas.microsoft.com/office/word/2023/wordml/word16du" xmlns:w16sdtdh="http://schemas.microsoft.com/office/word/2020/wordml/sdtdatahash" xmlns:w16sdtfl="http://schemas.microsoft.com/office/word/2024/wordml/sdtformatlock" xmlns:w16se="http://schemas.microsoft.com/office/word/2015/wordml/symex" xmlns:wpg="http://schemas.microsoft.com/office/word/2010/wordprocessingGroup" xmlns:wpi="http://schemas.microsoft.com/office/word/2010/wordprocessingInk" xmlns:wne="http://schemas.microsoft.com/office/word/2006/wordml" xmlns:wps="http://schemas.microsoft.com/office/word/2010/wordprocessingShape" mc:Ignorable="w14 w15 w16se w16cid w16 w16cex w16sdtdh w16sdtfl w16du wp14">
+<w:hdr xmlns:wpc="http://schemas.microsoft.com/office/word/2010/wordprocessingCanvas" xmlns:mc="http://schemas.openxmlformats.org/markup-compatibility/2006" xmlns:o="urn:schemas-microsoft-com:office:office" xmlns:r="http://schemas.openxmlformats.org/officeDocument/2006/relationships" xmlns:m="http://schemas.openxmlformats.org/officeDocument/2006/math" xmlns:v="urn:schemas-microsoft-com:vml" xmlns:wp14="http://schemas.microsoft.com/office/word/2010/wordprocessingDrawing" xmlns:wp="http://schemas.openxmlformats.org/drawingml/2006/wordprocessingDrawing" xmlns:w10="urn:schemas-microsoft-com:office:word" xmlns:w="http://schemas.openxmlformats.org/wordprocessingml/2006/main" xmlns:w14="http://schemas.microsoft.com/office/word/2010/wordml" xmlns:w15="http://schemas.microsoft.com/office/word/2012/wordml" xmlns:wpg="http://schemas.microsoft.com/office/word/2010/wordprocessingGroup" xmlns:wpi="http://schemas.microsoft.com/office/word/2010/wordprocessingInk" xmlns:wne="http://schemas.microsoft.com/office/word/2006/wordml" xmlns:wps="http://schemas.microsoft.com/office/word/2010/wordprocessingShape" xmlns:wpsCustomData="http://www.wps.cn/officeDocument/2013/wpsCustomData" mc:Ignorable="w14 w15 wp14">
   <w:p>
     <w:pPr>
-      <w:pStyle w:val="Header"/>
+      <w:pStyle w:val="9"/>
       <w:tabs>
+        <w:tab w:val="left" w:pos="2916"/>
         <w:tab w:val="clear" w:pos="4680"/>
         <w:tab w:val="clear" w:pos="9360"/>
-        <w:tab w:val="left" w:pos="2916"/>
       </w:tabs>
     </w:pPr>
   </w:p>
@@ -5003,139 +4817,139 @@
 </file>
 
 <file path=word/numbering.xml><?xml version="1.0" encoding="utf-8"?>
-<w:numbering xmlns:wpc="http://schemas.microsoft.com/office/word/2010/wordprocessingCanvas" xmlns:cx="http://schemas.microsoft.com/office/drawing/2014/chartex" xmlns:cx1="http://schemas.microsoft.com/office/drawing/2015/9/8/chartex" xmlns:cx2="http://schemas.microsoft.com/office/drawing/2015/10/21/chartex" xmlns:cx3="http://schemas.microsoft.com/office/drawing/2016/5/9/chartex" xmlns:cx4="http://schemas.microsoft.com/office/drawing/2016/5/10/chartex" xmlns:cx5="http://schemas.microsoft.com/office/drawing/2016/5/11/chartex" xmlns:cx6="http://schemas.microsoft.com/office/drawing/2016/5/12/chartex" xmlns:cx7="http://schemas.microsoft.com/office/drawing/2016/5/13/chartex" xmlns:cx8="http://schemas.microsoft.com/office/drawing/2016/5/14/chartex" xmlns:mc="http://schemas.openxmlformats.org/markup-compatibility/2006" xmlns:aink="http://schemas.microsoft.com/office/drawing/2016/ink" xmlns:am3d="http://schemas.microsoft.com/office/drawing/2017/model3d" xmlns:o="urn:schemas-microsoft-com:office:office" xmlns:oel="http://schemas.microsoft.com/office/2019/extlst" xmlns:r="http://schemas.openxmlformats.org/officeDocument/2006/relationships" xmlns:m="http://schemas.openxmlformats.org/officeDocument/2006/math" xmlns:v="urn:schemas-microsoft-com:vml" xmlns:wp14="http://schemas.microsoft.com/office/word/2010/wordprocessingDrawing" xmlns:wp="http://schemas.openxmlformats.org/drawingml/2006/wordprocessingDrawing" xmlns:w10="urn:schemas-microsoft-com:office:word" xmlns:w="http://schemas.openxmlformats.org/wordprocessingml/2006/main" xmlns:w14="http://schemas.microsoft.com/office/word/2010/wordml" xmlns:w15="http://schemas.microsoft.com/office/word/2012/wordml" xmlns:w16cex="http://schemas.microsoft.com/office/word/2018/wordml/cex" xmlns:w16cid="http://schemas.microsoft.com/office/word/2016/wordml/cid" xmlns:w16="http://schemas.microsoft.com/office/word/2018/wordml" xmlns:w16du="http://schemas.microsoft.com/office/word/2023/wordml/word16du" xmlns:w16sdtdh="http://schemas.microsoft.com/office/word/2020/wordml/sdtdatahash" xmlns:w16sdtfl="http://schemas.microsoft.com/office/word/2024/wordml/sdtformatlock" xmlns:w16se="http://schemas.microsoft.com/office/word/2015/wordml/symex" xmlns:wpg="http://schemas.microsoft.com/office/word/2010/wordprocessingGroup" xmlns:wpi="http://schemas.microsoft.com/office/word/2010/wordprocessingInk" xmlns:wne="http://schemas.microsoft.com/office/word/2006/wordml" xmlns:wps="http://schemas.microsoft.com/office/word/2010/wordprocessingShape" mc:Ignorable="w14 w15 w16se w16cid w16 w16cex w16sdtdh w16sdtfl w16du wp14">
-  <w:abstractNum w:abstractNumId="0" w15:restartNumberingAfterBreak="0">
-    <w:nsid w:val="060466CD"/>
+<w:numbering xmlns:wpc="http://schemas.microsoft.com/office/word/2010/wordprocessingCanvas" xmlns:mc="http://schemas.openxmlformats.org/markup-compatibility/2006" xmlns:o="urn:schemas-microsoft-com:office:office" xmlns:r="http://schemas.openxmlformats.org/officeDocument/2006/relationships" xmlns:m="http://schemas.openxmlformats.org/officeDocument/2006/math" xmlns:v="urn:schemas-microsoft-com:vml" xmlns:wp14="http://schemas.microsoft.com/office/word/2010/wordprocessingDrawing" xmlns:wp="http://schemas.openxmlformats.org/drawingml/2006/wordprocessingDrawing" xmlns:w10="urn:schemas-microsoft-com:office:word" xmlns:w="http://schemas.openxmlformats.org/wordprocessingml/2006/main" xmlns:w14="http://schemas.microsoft.com/office/word/2010/wordml" xmlns:wpg="http://schemas.microsoft.com/office/word/2010/wordprocessingGroup" xmlns:wpi="http://schemas.microsoft.com/office/word/2010/wordprocessingInk" xmlns:wne="http://schemas.microsoft.com/office/word/2006/wordml" xmlns:wps="http://schemas.microsoft.com/office/word/2010/wordprocessingShape" xmlns:wpsCustomData="http://www.wps.cn/officeDocument/2013/wpsCustomData" mc:Ignorable="w14 wp14">
+  <w:abstractNum w:abstractNumId="0">
+    <w:nsid w:val="0B0E580E"/>
     <w:multiLevelType w:val="multilevel"/>
-    <w:tmpl w:val="060466CD"/>
-    <w:lvl w:ilvl="0">
+    <w:tmpl w:val="0B0E580E"/>
+    <w:lvl w:ilvl="0" w:tentative="0">
       <w:start w:val="1"/>
       <w:numFmt w:val="bullet"/>
       <w:lvlText w:val=""/>
       <w:lvlJc w:val="left"/>
       <w:pPr>
-        <w:ind w:left="1080" w:hanging="360"/>
+        <w:ind w:left="375" w:hanging="375"/>
       </w:pPr>
       <w:rPr>
-        <w:rFonts w:ascii="Symbol" w:hAnsi="Symbol" w:hint="default"/>
+        <w:rFonts w:hint="default" w:ascii="Symbol" w:hAnsi="Symbol"/>
+        <w:color w:val="000000"/>
+        <w:sz w:val="20"/>
       </w:rPr>
     </w:lvl>
-    <w:lvl w:ilvl="1">
+    <w:lvl w:ilvl="1" w:tentative="0">
       <w:start w:val="1"/>
       <w:numFmt w:val="bullet"/>
       <w:lvlText w:val="o"/>
       <w:lvlJc w:val="left"/>
       <w:pPr>
-        <w:ind w:left="1800" w:hanging="360"/>
+        <w:ind w:left="1080" w:hanging="360"/>
       </w:pPr>
       <w:rPr>
-        <w:rFonts w:ascii="Courier New" w:hAnsi="Courier New" w:cs="Courier New" w:hint="default"/>
+        <w:rFonts w:hint="default" w:ascii="Courier New" w:hAnsi="Courier New" w:cs="Courier New"/>
       </w:rPr>
     </w:lvl>
-    <w:lvl w:ilvl="2">
+    <w:lvl w:ilvl="2" w:tentative="0">
       <w:start w:val="1"/>
       <w:numFmt w:val="bullet"/>
       <w:lvlText w:val=""/>
       <w:lvlJc w:val="left"/>
       <w:pPr>
-        <w:ind w:left="2520" w:hanging="360"/>
+        <w:ind w:left="1800" w:hanging="360"/>
       </w:pPr>
       <w:rPr>
-        <w:rFonts w:ascii="Wingdings" w:hAnsi="Wingdings" w:hint="default"/>
+        <w:rFonts w:hint="default" w:ascii="Wingdings" w:hAnsi="Wingdings"/>
       </w:rPr>
     </w:lvl>
-    <w:lvl w:ilvl="3">
+    <w:lvl w:ilvl="3" w:tentative="0">
       <w:start w:val="1"/>
       <w:numFmt w:val="bullet"/>
       <w:lvlText w:val=""/>
       <w:lvlJc w:val="left"/>
       <w:pPr>
-        <w:ind w:left="3240" w:hanging="360"/>
+        <w:ind w:left="2520" w:hanging="360"/>
       </w:pPr>
       <w:rPr>
-        <w:rFonts w:ascii="Symbol" w:hAnsi="Symbol" w:hint="default"/>
+        <w:rFonts w:hint="default" w:ascii="Symbol" w:hAnsi="Symbol"/>
       </w:rPr>
     </w:lvl>
-    <w:lvl w:ilvl="4">
+    <w:lvl w:ilvl="4" w:tentative="0">
       <w:start w:val="1"/>
       <w:numFmt w:val="bullet"/>
       <w:lvlText w:val="o"/>
       <w:lvlJc w:val="left"/>
       <w:pPr>
-        <w:ind w:left="3960" w:hanging="360"/>
+        <w:ind w:left="3240" w:hanging="360"/>
       </w:pPr>
       <w:rPr>
-        <w:rFonts w:ascii="Courier New" w:hAnsi="Courier New" w:cs="Courier New" w:hint="default"/>
+        <w:rFonts w:hint="default" w:ascii="Courier New" w:hAnsi="Courier New" w:cs="Courier New"/>
       </w:rPr>
     </w:lvl>
-    <w:lvl w:ilvl="5">
+    <w:lvl w:ilvl="5" w:tentative="0">
       <w:start w:val="1"/>
       <w:numFmt w:val="bullet"/>
       <w:lvlText w:val=""/>
       <w:lvlJc w:val="left"/>
       <w:pPr>
-        <w:ind w:left="4680" w:hanging="360"/>
+        <w:ind w:left="3960" w:hanging="360"/>
       </w:pPr>
       <w:rPr>
-        <w:rFonts w:ascii="Wingdings" w:hAnsi="Wingdings" w:hint="default"/>
+        <w:rFonts w:hint="default" w:ascii="Wingdings" w:hAnsi="Wingdings"/>
       </w:rPr>
     </w:lvl>
-    <w:lvl w:ilvl="6">
+    <w:lvl w:ilvl="6" w:tentative="0">
       <w:start w:val="1"/>
       <w:numFmt w:val="bullet"/>
       <w:lvlText w:val=""/>
       <w:lvlJc w:val="left"/>
       <w:pPr>
-        <w:ind w:left="5400" w:hanging="360"/>
+        <w:ind w:left="4680" w:hanging="360"/>
       </w:pPr>
       <w:rPr>
-        <w:rFonts w:ascii="Symbol" w:hAnsi="Symbol" w:hint="default"/>
+        <w:rFonts w:hint="default" w:ascii="Symbol" w:hAnsi="Symbol"/>
       </w:rPr>
     </w:lvl>
-    <w:lvl w:ilvl="7">
+    <w:lvl w:ilvl="7" w:tentative="0">
       <w:start w:val="1"/>
       <w:numFmt w:val="bullet"/>
       <w:lvlText w:val="o"/>
       <w:lvlJc w:val="left"/>
       <w:pPr>
-        <w:ind w:left="6120" w:hanging="360"/>
+        <w:ind w:left="5400" w:hanging="360"/>
       </w:pPr>
       <w:rPr>
-        <w:rFonts w:ascii="Courier New" w:hAnsi="Courier New" w:cs="Courier New" w:hint="default"/>
+        <w:rFonts w:hint="default" w:ascii="Courier New" w:hAnsi="Courier New" w:cs="Courier New"/>
       </w:rPr>
     </w:lvl>
-    <w:lvl w:ilvl="8">
+    <w:lvl w:ilvl="8" w:tentative="0">
       <w:start w:val="1"/>
       <w:numFmt w:val="bullet"/>
       <w:lvlText w:val=""/>
       <w:lvlJc w:val="left"/>
       <w:pPr>
-        <w:ind w:left="6840" w:hanging="360"/>
+        <w:ind w:left="6120" w:hanging="360"/>
       </w:pPr>
       <w:rPr>
-        <w:rFonts w:ascii="Wingdings" w:hAnsi="Wingdings" w:hint="default"/>
+        <w:rFonts w:hint="default" w:ascii="Wingdings" w:hAnsi="Wingdings"/>
       </w:rPr>
     </w:lvl>
   </w:abstractNum>
-  <w:abstractNum w:abstractNumId="1" w15:restartNumberingAfterBreak="0">
-    <w:nsid w:val="0B0E580E"/>
-    <w:multiLevelType w:val="hybridMultilevel"/>
-    <w:tmpl w:val="BB623E4E"/>
-    <w:lvl w:ilvl="0" w:tplc="04090001">
+  <w:abstractNum w:abstractNumId="1">
+    <w:nsid w:val="0FEC076D"/>
+    <w:multiLevelType w:val="multilevel"/>
+    <w:tmpl w:val="0FEC076D"/>
+    <w:lvl w:ilvl="0" w:tentative="0">
       <w:start w:val="1"/>
       <w:numFmt w:val="bullet"/>
       <w:lvlText w:val=""/>
       <w:lvlJc w:val="left"/>
       <w:pPr>
-        <w:ind w:left="375" w:hanging="375"/>
+        <w:ind w:left="360" w:hanging="360"/>
       </w:pPr>
       <w:rPr>
-        <w:rFonts w:ascii="Symbol" w:hAnsi="Symbol" w:hint="default"/>
-        <w:color w:val="000000"/>
-        <w:sz w:val="20"/>
+        <w:rFonts w:hint="default" w:ascii="Symbol" w:hAnsi="Symbol"/>
       </w:rPr>
     </w:lvl>
-    <w:lvl w:ilvl="1" w:tplc="04090003" w:tentative="1">
+    <w:lvl w:ilvl="1" w:tentative="0">
       <w:start w:val="1"/>
       <w:numFmt w:val="bullet"/>
       <w:lvlText w:val="o"/>
@@ -5144,10 +4958,10 @@
         <w:ind w:left="1080" w:hanging="360"/>
       </w:pPr>
       <w:rPr>
-        <w:rFonts w:ascii="Courier New" w:hAnsi="Courier New" w:cs="Courier New" w:hint="default"/>
+        <w:rFonts w:hint="default" w:ascii="Courier New" w:hAnsi="Courier New" w:cs="Courier New"/>
       </w:rPr>
     </w:lvl>
-    <w:lvl w:ilvl="2" w:tplc="04090005" w:tentative="1">
+    <w:lvl w:ilvl="2" w:tentative="0">
       <w:start w:val="1"/>
       <w:numFmt w:val="bullet"/>
       <w:lvlText w:val=""/>
@@ -5156,10 +4970,10 @@
         <w:ind w:left="1800" w:hanging="360"/>
       </w:pPr>
       <w:rPr>
-        <w:rFonts w:ascii="Wingdings" w:hAnsi="Wingdings" w:hint="default"/>
+        <w:rFonts w:hint="default" w:ascii="Wingdings" w:hAnsi="Wingdings"/>
       </w:rPr>
     </w:lvl>
-    <w:lvl w:ilvl="3" w:tplc="04090001" w:tentative="1">
+    <w:lvl w:ilvl="3" w:tentative="0">
       <w:start w:val="1"/>
       <w:numFmt w:val="bullet"/>
       <w:lvlText w:val=""/>
@@ -5168,10 +4982,10 @@
         <w:ind w:left="2520" w:hanging="360"/>
       </w:pPr>
       <w:rPr>
-        <w:rFonts w:ascii="Symbol" w:hAnsi="Symbol" w:hint="default"/>
+        <w:rFonts w:hint="default" w:ascii="Symbol" w:hAnsi="Symbol"/>
       </w:rPr>
     </w:lvl>
-    <w:lvl w:ilvl="4" w:tplc="04090003" w:tentative="1">
+    <w:lvl w:ilvl="4" w:tentative="0">
       <w:start w:val="1"/>
       <w:numFmt w:val="bullet"/>
       <w:lvlText w:val="o"/>
@@ -5180,10 +4994,10 @@
         <w:ind w:left="3240" w:hanging="360"/>
       </w:pPr>
       <w:rPr>
-        <w:rFonts w:ascii="Courier New" w:hAnsi="Courier New" w:cs="Courier New" w:hint="default"/>
+        <w:rFonts w:hint="default" w:ascii="Courier New" w:hAnsi="Courier New" w:cs="Courier New"/>
       </w:rPr>
     </w:lvl>
-    <w:lvl w:ilvl="5" w:tplc="04090005" w:tentative="1">
+    <w:lvl w:ilvl="5" w:tentative="0">
       <w:start w:val="1"/>
       <w:numFmt w:val="bullet"/>
       <w:lvlText w:val=""/>
@@ -5192,10 +5006,10 @@
         <w:ind w:left="3960" w:hanging="360"/>
       </w:pPr>
       <w:rPr>
-        <w:rFonts w:ascii="Wingdings" w:hAnsi="Wingdings" w:hint="default"/>
+        <w:rFonts w:hint="default" w:ascii="Wingdings" w:hAnsi="Wingdings"/>
       </w:rPr>
     </w:lvl>
-    <w:lvl w:ilvl="6" w:tplc="04090001" w:tentative="1">
+    <w:lvl w:ilvl="6" w:tentative="0">
       <w:start w:val="1"/>
       <w:numFmt w:val="bullet"/>
       <w:lvlText w:val=""/>
@@ -5204,10 +5018,10 @@
         <w:ind w:left="4680" w:hanging="360"/>
       </w:pPr>
       <w:rPr>
-        <w:rFonts w:ascii="Symbol" w:hAnsi="Symbol" w:hint="default"/>
+        <w:rFonts w:hint="default" w:ascii="Symbol" w:hAnsi="Symbol"/>
       </w:rPr>
     </w:lvl>
-    <w:lvl w:ilvl="7" w:tplc="04090003" w:tentative="1">
+    <w:lvl w:ilvl="7" w:tentative="0">
       <w:start w:val="1"/>
       <w:numFmt w:val="bullet"/>
       <w:lvlText w:val="o"/>
@@ -5216,10 +5030,10 @@
         <w:ind w:left="5400" w:hanging="360"/>
       </w:pPr>
       <w:rPr>
-        <w:rFonts w:ascii="Courier New" w:hAnsi="Courier New" w:cs="Courier New" w:hint="default"/>
+        <w:rFonts w:hint="default" w:ascii="Courier New" w:hAnsi="Courier New" w:cs="Courier New"/>
       </w:rPr>
     </w:lvl>
-    <w:lvl w:ilvl="8" w:tplc="04090005" w:tentative="1">
+    <w:lvl w:ilvl="8" w:tentative="0">
       <w:start w:val="1"/>
       <w:numFmt w:val="bullet"/>
       <w:lvlText w:val=""/>
@@ -5228,15 +5042,15 @@
         <w:ind w:left="6120" w:hanging="360"/>
       </w:pPr>
       <w:rPr>
-        <w:rFonts w:ascii="Wingdings" w:hAnsi="Wingdings" w:hint="default"/>
+        <w:rFonts w:hint="default" w:ascii="Wingdings" w:hAnsi="Wingdings"/>
       </w:rPr>
     </w:lvl>
   </w:abstractNum>
-  <w:abstractNum w:abstractNumId="2" w15:restartNumberingAfterBreak="0">
-    <w:nsid w:val="0FEC076D"/>
-    <w:multiLevelType w:val="hybridMultilevel"/>
-    <w:tmpl w:val="44C81A86"/>
-    <w:lvl w:ilvl="0" w:tplc="04090001">
+  <w:abstractNum w:abstractNumId="2">
+    <w:nsid w:val="37C114AC"/>
+    <w:multiLevelType w:val="multilevel"/>
+    <w:tmpl w:val="37C114AC"/>
+    <w:lvl w:ilvl="0" w:tentative="0">
       <w:start w:val="1"/>
       <w:numFmt w:val="bullet"/>
       <w:lvlText w:val=""/>
@@ -5245,10 +5059,10 @@
         <w:ind w:left="360" w:hanging="360"/>
       </w:pPr>
       <w:rPr>
-        <w:rFonts w:ascii="Symbol" w:hAnsi="Symbol" w:hint="default"/>
+        <w:rFonts w:hint="default" w:ascii="Symbol" w:hAnsi="Symbol"/>
       </w:rPr>
     </w:lvl>
-    <w:lvl w:ilvl="1" w:tplc="04090003" w:tentative="1">
+    <w:lvl w:ilvl="1" w:tentative="0">
       <w:start w:val="1"/>
       <w:numFmt w:val="bullet"/>
       <w:lvlText w:val="o"/>
@@ -5257,10 +5071,10 @@
         <w:ind w:left="1080" w:hanging="360"/>
       </w:pPr>
       <w:rPr>
-        <w:rFonts w:ascii="Courier New" w:hAnsi="Courier New" w:cs="Courier New" w:hint="default"/>
+        <w:rFonts w:hint="default" w:ascii="Courier New" w:hAnsi="Courier New" w:cs="Courier New"/>
       </w:rPr>
     </w:lvl>
-    <w:lvl w:ilvl="2" w:tplc="04090005" w:tentative="1">
+    <w:lvl w:ilvl="2" w:tentative="0">
       <w:start w:val="1"/>
       <w:numFmt w:val="bullet"/>
       <w:lvlText w:val=""/>
@@ -5269,10 +5083,10 @@
         <w:ind w:left="1800" w:hanging="360"/>
       </w:pPr>
       <w:rPr>
-        <w:rFonts w:ascii="Wingdings" w:hAnsi="Wingdings" w:hint="default"/>
+        <w:rFonts w:hint="default" w:ascii="Wingdings" w:hAnsi="Wingdings"/>
       </w:rPr>
     </w:lvl>
-    <w:lvl w:ilvl="3" w:tplc="04090001" w:tentative="1">
+    <w:lvl w:ilvl="3" w:tentative="0">
       <w:start w:val="1"/>
       <w:numFmt w:val="bullet"/>
       <w:lvlText w:val=""/>
@@ -5281,10 +5095,10 @@
         <w:ind w:left="2520" w:hanging="360"/>
       </w:pPr>
       <w:rPr>
-        <w:rFonts w:ascii="Symbol" w:hAnsi="Symbol" w:hint="default"/>
+        <w:rFonts w:hint="default" w:ascii="Symbol" w:hAnsi="Symbol"/>
       </w:rPr>
     </w:lvl>
-    <w:lvl w:ilvl="4" w:tplc="04090003" w:tentative="1">
+    <w:lvl w:ilvl="4" w:tentative="0">
       <w:start w:val="1"/>
       <w:numFmt w:val="bullet"/>
       <w:lvlText w:val="o"/>
@@ -5293,10 +5107,10 @@
         <w:ind w:left="3240" w:hanging="360"/>
       </w:pPr>
       <w:rPr>
-        <w:rFonts w:ascii="Courier New" w:hAnsi="Courier New" w:cs="Courier New" w:hint="default"/>
+        <w:rFonts w:hint="default" w:ascii="Courier New" w:hAnsi="Courier New" w:cs="Courier New"/>
       </w:rPr>
     </w:lvl>
-    <w:lvl w:ilvl="5" w:tplc="04090005" w:tentative="1">
+    <w:lvl w:ilvl="5" w:tentative="0">
       <w:start w:val="1"/>
       <w:numFmt w:val="bullet"/>
       <w:lvlText w:val=""/>
@@ -5305,10 +5119,10 @@
         <w:ind w:left="3960" w:hanging="360"/>
       </w:pPr>
       <w:rPr>
-        <w:rFonts w:ascii="Wingdings" w:hAnsi="Wingdings" w:hint="default"/>
+        <w:rFonts w:hint="default" w:ascii="Wingdings" w:hAnsi="Wingdings"/>
       </w:rPr>
     </w:lvl>
-    <w:lvl w:ilvl="6" w:tplc="04090001" w:tentative="1">
+    <w:lvl w:ilvl="6" w:tentative="0">
       <w:start w:val="1"/>
       <w:numFmt w:val="bullet"/>
       <w:lvlText w:val=""/>
@@ -5317,10 +5131,10 @@
         <w:ind w:left="4680" w:hanging="360"/>
       </w:pPr>
       <w:rPr>
-        <w:rFonts w:ascii="Symbol" w:hAnsi="Symbol" w:hint="default"/>
+        <w:rFonts w:hint="default" w:ascii="Symbol" w:hAnsi="Symbol"/>
       </w:rPr>
     </w:lvl>
-    <w:lvl w:ilvl="7" w:tplc="04090003" w:tentative="1">
+    <w:lvl w:ilvl="7" w:tentative="0">
       <w:start w:val="1"/>
       <w:numFmt w:val="bullet"/>
       <w:lvlText w:val="o"/>
@@ -5329,10 +5143,10 @@
         <w:ind w:left="5400" w:hanging="360"/>
       </w:pPr>
       <w:rPr>
-        <w:rFonts w:ascii="Courier New" w:hAnsi="Courier New" w:cs="Courier New" w:hint="default"/>
+        <w:rFonts w:hint="default" w:ascii="Courier New" w:hAnsi="Courier New" w:cs="Courier New"/>
       </w:rPr>
     </w:lvl>
-    <w:lvl w:ilvl="8" w:tplc="04090005" w:tentative="1">
+    <w:lvl w:ilvl="8" w:tentative="0">
       <w:start w:val="1"/>
       <w:numFmt w:val="bullet"/>
       <w:lvlText w:val=""/>
@@ -5341,362 +5155,137 @@
         <w:ind w:left="6120" w:hanging="360"/>
       </w:pPr>
       <w:rPr>
-        <w:rFonts w:ascii="Wingdings" w:hAnsi="Wingdings" w:hint="default"/>
+        <w:rFonts w:hint="default" w:ascii="Wingdings" w:hAnsi="Wingdings"/>
       </w:rPr>
     </w:lvl>
   </w:abstractNum>
-  <w:abstractNum w:abstractNumId="3" w15:restartNumberingAfterBreak="0">
-    <w:nsid w:val="33D0663E"/>
-    <w:multiLevelType w:val="hybridMultilevel"/>
-    <w:tmpl w:val="6E24D830"/>
-    <w:lvl w:ilvl="0" w:tplc="04090001">
+  <w:abstractNum w:abstractNumId="3">
+    <w:nsid w:val="41BC0EBF"/>
+    <w:multiLevelType w:val="multilevel"/>
+    <w:tmpl w:val="41BC0EBF"/>
+    <w:lvl w:ilvl="0" w:tentative="0">
       <w:start w:val="1"/>
       <w:numFmt w:val="bullet"/>
       <w:lvlText w:val=""/>
       <w:lvlJc w:val="left"/>
       <w:pPr>
-        <w:ind w:left="360" w:hanging="360"/>
+        <w:ind w:left="878" w:hanging="360"/>
       </w:pPr>
       <w:rPr>
-        <w:rFonts w:ascii="Symbol" w:hAnsi="Symbol" w:hint="default"/>
+        <w:rFonts w:hint="default" w:ascii="Symbol" w:hAnsi="Symbol"/>
       </w:rPr>
     </w:lvl>
-    <w:lvl w:ilvl="1" w:tplc="04090003" w:tentative="1">
+    <w:lvl w:ilvl="1" w:tentative="0">
       <w:start w:val="1"/>
       <w:numFmt w:val="bullet"/>
       <w:lvlText w:val="o"/>
       <w:lvlJc w:val="left"/>
       <w:pPr>
-        <w:ind w:left="1080" w:hanging="360"/>
+        <w:ind w:left="1598" w:hanging="360"/>
       </w:pPr>
       <w:rPr>
-        <w:rFonts w:ascii="Courier New" w:hAnsi="Courier New" w:cs="Courier New" w:hint="default"/>
+        <w:rFonts w:hint="default" w:ascii="Courier New" w:hAnsi="Courier New" w:cs="Courier New"/>
       </w:rPr>
     </w:lvl>
-    <w:lvl w:ilvl="2" w:tplc="04090005" w:tentative="1">
+    <w:lvl w:ilvl="2" w:tentative="0">
       <w:start w:val="1"/>
       <w:numFmt w:val="bullet"/>
       <w:lvlText w:val=""/>
       <w:lvlJc w:val="left"/>
       <w:pPr>
-        <w:ind w:left="1800" w:hanging="360"/>
+        <w:ind w:left="2318" w:hanging="360"/>
       </w:pPr>
       <w:rPr>
-        <w:rFonts w:ascii="Wingdings" w:hAnsi="Wingdings" w:hint="default"/>
+        <w:rFonts w:hint="default" w:ascii="Wingdings" w:hAnsi="Wingdings"/>
       </w:rPr>
     </w:lvl>
-    <w:lvl w:ilvl="3" w:tplc="04090001" w:tentative="1">
+    <w:lvl w:ilvl="3" w:tentative="0">
       <w:start w:val="1"/>
       <w:numFmt w:val="bullet"/>
       <w:lvlText w:val=""/>
       <w:lvlJc w:val="left"/>
       <w:pPr>
-        <w:ind w:left="2520" w:hanging="360"/>
+        <w:ind w:left="3038" w:hanging="360"/>
       </w:pPr>
       <w:rPr>
-        <w:rFonts w:ascii="Symbol" w:hAnsi="Symbol" w:hint="default"/>
+        <w:rFonts w:hint="default" w:ascii="Symbol" w:hAnsi="Symbol"/>
       </w:rPr>
     </w:lvl>
-    <w:lvl w:ilvl="4" w:tplc="04090003" w:tentative="1">
+    <w:lvl w:ilvl="4" w:tentative="0">
       <w:start w:val="1"/>
       <w:numFmt w:val="bullet"/>
       <w:lvlText w:val="o"/>
       <w:lvlJc w:val="left"/>
       <w:pPr>
-        <w:ind w:left="3240" w:hanging="360"/>
+        <w:ind w:left="3758" w:hanging="360"/>
       </w:pPr>
       <w:rPr>
-        <w:rFonts w:ascii="Courier New" w:hAnsi="Courier New" w:cs="Courier New" w:hint="default"/>
+        <w:rFonts w:hint="default" w:ascii="Courier New" w:hAnsi="Courier New" w:cs="Courier New"/>
       </w:rPr>
     </w:lvl>
-    <w:lvl w:ilvl="5" w:tplc="04090005" w:tentative="1">
+    <w:lvl w:ilvl="5" w:tentative="0">
       <w:start w:val="1"/>
       <w:numFmt w:val="bullet"/>
       <w:lvlText w:val=""/>
       <w:lvlJc w:val="left"/>
       <w:pPr>
-        <w:ind w:left="3960" w:hanging="360"/>
+        <w:ind w:left="4478" w:hanging="360"/>
       </w:pPr>
       <w:rPr>
-        <w:rFonts w:ascii="Wingdings" w:hAnsi="Wingdings" w:hint="default"/>
+        <w:rFonts w:hint="default" w:ascii="Wingdings" w:hAnsi="Wingdings"/>
       </w:rPr>
     </w:lvl>
-    <w:lvl w:ilvl="6" w:tplc="04090001" w:tentative="1">
+    <w:lvl w:ilvl="6" w:tentative="0">
       <w:start w:val="1"/>
       <w:numFmt w:val="bullet"/>
       <w:lvlText w:val=""/>
       <w:lvlJc w:val="left"/>
       <w:pPr>
-        <w:ind w:left="4680" w:hanging="360"/>
+        <w:ind w:left="5198" w:hanging="360"/>
       </w:pPr>
       <w:rPr>
-        <w:rFonts w:ascii="Symbol" w:hAnsi="Symbol" w:hint="default"/>
+        <w:rFonts w:hint="default" w:ascii="Symbol" w:hAnsi="Symbol"/>
       </w:rPr>
     </w:lvl>
-    <w:lvl w:ilvl="7" w:tplc="04090003" w:tentative="1">
+    <w:lvl w:ilvl="7" w:tentative="0">
       <w:start w:val="1"/>
       <w:numFmt w:val="bullet"/>
       <w:lvlText w:val="o"/>
       <w:lvlJc w:val="left"/>
       <w:pPr>
-        <w:ind w:left="5400" w:hanging="360"/>
+        <w:ind w:left="5918" w:hanging="360"/>
       </w:pPr>
       <w:rPr>
-        <w:rFonts w:ascii="Courier New" w:hAnsi="Courier New" w:cs="Courier New" w:hint="default"/>
+        <w:rFonts w:hint="default" w:ascii="Courier New" w:hAnsi="Courier New" w:cs="Courier New"/>
       </w:rPr>
     </w:lvl>
-    <w:lvl w:ilvl="8" w:tplc="04090005" w:tentative="1">
+    <w:lvl w:ilvl="8" w:tentative="0">
       <w:start w:val="1"/>
       <w:numFmt w:val="bullet"/>
       <w:lvlText w:val=""/>
       <w:lvlJc w:val="left"/>
       <w:pPr>
-        <w:ind w:left="6120" w:hanging="360"/>
+        <w:ind w:left="6638" w:hanging="360"/>
       </w:pPr>
       <w:rPr>
-        <w:rFonts w:ascii="Wingdings" w:hAnsi="Wingdings" w:hint="default"/>
+        <w:rFonts w:hint="default" w:ascii="Wingdings" w:hAnsi="Wingdings"/>
       </w:rPr>
     </w:lvl>
   </w:abstractNum>
-  <w:abstractNum w:abstractNumId="4" w15:restartNumberingAfterBreak="0">
-    <w:nsid w:val="37C114AC"/>
-    <w:multiLevelType w:val="hybridMultilevel"/>
-    <w:tmpl w:val="5E3A36AE"/>
-    <w:lvl w:ilvl="0" w:tplc="04090001">
-      <w:start w:val="1"/>
+  <w:abstractNum w:abstractNumId="4">
+    <w:nsid w:val="49516088"/>
+    <w:multiLevelType w:val="multilevel"/>
+    <w:tmpl w:val="49516088"/>
+    <w:lvl w:ilvl="0" w:tentative="0">
+      <w:start w:val="0"/>
       <w:numFmt w:val="bullet"/>
       <w:lvlText w:val=""/>
       <w:lvlJc w:val="left"/>
       <w:pPr>
-        <w:ind w:left="360" w:hanging="360"/>
+        <w:ind w:left="826" w:hanging="308"/>
       </w:pPr>
       <w:rPr>
-        <w:rFonts w:ascii="Symbol" w:hAnsi="Symbol" w:hint="default"/>
-      </w:rPr>
-    </w:lvl>
-    <w:lvl w:ilvl="1" w:tplc="04090003" w:tentative="1">
-      <w:start w:val="1"/>
-      <w:numFmt w:val="bullet"/>
-      <w:lvlText w:val="o"/>
-      <w:lvlJc w:val="left"/>
-      <w:pPr>
-        <w:ind w:left="1080" w:hanging="360"/>
-      </w:pPr>
-      <w:rPr>
-        <w:rFonts w:ascii="Courier New" w:hAnsi="Courier New" w:cs="Courier New" w:hint="default"/>
-      </w:rPr>
-    </w:lvl>
-    <w:lvl w:ilvl="2" w:tplc="04090005" w:tentative="1">
-      <w:start w:val="1"/>
-      <w:numFmt w:val="bullet"/>
-      <w:lvlText w:val=""/>
-      <w:lvlJc w:val="left"/>
-      <w:pPr>
-        <w:ind w:left="1800" w:hanging="360"/>
-      </w:pPr>
-      <w:rPr>
-        <w:rFonts w:ascii="Wingdings" w:hAnsi="Wingdings" w:hint="default"/>
-      </w:rPr>
-    </w:lvl>
-    <w:lvl w:ilvl="3" w:tplc="04090001" w:tentative="1">
-      <w:start w:val="1"/>
-      <w:numFmt w:val="bullet"/>
-      <w:lvlText w:val=""/>
-      <w:lvlJc w:val="left"/>
-      <w:pPr>
-        <w:ind w:left="2520" w:hanging="360"/>
-      </w:pPr>
-      <w:rPr>
-        <w:rFonts w:ascii="Symbol" w:hAnsi="Symbol" w:hint="default"/>
-      </w:rPr>
-    </w:lvl>
-    <w:lvl w:ilvl="4" w:tplc="04090003" w:tentative="1">
-      <w:start w:val="1"/>
-      <w:numFmt w:val="bullet"/>
-      <w:lvlText w:val="o"/>
-      <w:lvlJc w:val="left"/>
-      <w:pPr>
-        <w:ind w:left="3240" w:hanging="360"/>
-      </w:pPr>
-      <w:rPr>
-        <w:rFonts w:ascii="Courier New" w:hAnsi="Courier New" w:cs="Courier New" w:hint="default"/>
-      </w:rPr>
-    </w:lvl>
-    <w:lvl w:ilvl="5" w:tplc="04090005" w:tentative="1">
-      <w:start w:val="1"/>
-      <w:numFmt w:val="bullet"/>
-      <w:lvlText w:val=""/>
-      <w:lvlJc w:val="left"/>
-      <w:pPr>
-        <w:ind w:left="3960" w:hanging="360"/>
-      </w:pPr>
-      <w:rPr>
-        <w:rFonts w:ascii="Wingdings" w:hAnsi="Wingdings" w:hint="default"/>
-      </w:rPr>
-    </w:lvl>
-    <w:lvl w:ilvl="6" w:tplc="04090001" w:tentative="1">
-      <w:start w:val="1"/>
-      <w:numFmt w:val="bullet"/>
-      <w:lvlText w:val=""/>
-      <w:lvlJc w:val="left"/>
-      <w:pPr>
-        <w:ind w:left="4680" w:hanging="360"/>
-      </w:pPr>
-      <w:rPr>
-        <w:rFonts w:ascii="Symbol" w:hAnsi="Symbol" w:hint="default"/>
-      </w:rPr>
-    </w:lvl>
-    <w:lvl w:ilvl="7" w:tplc="04090003" w:tentative="1">
-      <w:start w:val="1"/>
-      <w:numFmt w:val="bullet"/>
-      <w:lvlText w:val="o"/>
-      <w:lvlJc w:val="left"/>
-      <w:pPr>
-        <w:ind w:left="5400" w:hanging="360"/>
-      </w:pPr>
-      <w:rPr>
-        <w:rFonts w:ascii="Courier New" w:hAnsi="Courier New" w:cs="Courier New" w:hint="default"/>
-      </w:rPr>
-    </w:lvl>
-    <w:lvl w:ilvl="8" w:tplc="04090005" w:tentative="1">
-      <w:start w:val="1"/>
-      <w:numFmt w:val="bullet"/>
-      <w:lvlText w:val=""/>
-      <w:lvlJc w:val="left"/>
-      <w:pPr>
-        <w:ind w:left="6120" w:hanging="360"/>
-      </w:pPr>
-      <w:rPr>
-        <w:rFonts w:ascii="Wingdings" w:hAnsi="Wingdings" w:hint="default"/>
-      </w:rPr>
-    </w:lvl>
-  </w:abstractNum>
-  <w:abstractNum w:abstractNumId="5" w15:restartNumberingAfterBreak="0">
-    <w:nsid w:val="41BC0EBF"/>
-    <w:multiLevelType w:val="multilevel"/>
-    <w:tmpl w:val="41BC0EBF"/>
-    <w:lvl w:ilvl="0">
-      <w:start w:val="1"/>
-      <w:numFmt w:val="bullet"/>
-      <w:lvlText w:val=""/>
-      <w:lvlJc w:val="left"/>
-      <w:pPr>
-        <w:ind w:left="878" w:hanging="360"/>
-      </w:pPr>
-      <w:rPr>
-        <w:rFonts w:ascii="Symbol" w:hAnsi="Symbol" w:hint="default"/>
-      </w:rPr>
-    </w:lvl>
-    <w:lvl w:ilvl="1">
-      <w:start w:val="1"/>
-      <w:numFmt w:val="bullet"/>
-      <w:lvlText w:val="o"/>
-      <w:lvlJc w:val="left"/>
-      <w:pPr>
-        <w:ind w:left="1598" w:hanging="360"/>
-      </w:pPr>
-      <w:rPr>
-        <w:rFonts w:ascii="Courier New" w:hAnsi="Courier New" w:cs="Courier New" w:hint="default"/>
-      </w:rPr>
-    </w:lvl>
-    <w:lvl w:ilvl="2">
-      <w:start w:val="1"/>
-      <w:numFmt w:val="bullet"/>
-      <w:lvlText w:val=""/>
-      <w:lvlJc w:val="left"/>
-      <w:pPr>
-        <w:ind w:left="2318" w:hanging="360"/>
-      </w:pPr>
-      <w:rPr>
-        <w:rFonts w:ascii="Wingdings" w:hAnsi="Wingdings" w:hint="default"/>
-      </w:rPr>
-    </w:lvl>
-    <w:lvl w:ilvl="3">
-      <w:start w:val="1"/>
-      <w:numFmt w:val="bullet"/>
-      <w:lvlText w:val=""/>
-      <w:lvlJc w:val="left"/>
-      <w:pPr>
-        <w:ind w:left="3038" w:hanging="360"/>
-      </w:pPr>
-      <w:rPr>
-        <w:rFonts w:ascii="Symbol" w:hAnsi="Symbol" w:hint="default"/>
-      </w:rPr>
-    </w:lvl>
-    <w:lvl w:ilvl="4">
-      <w:start w:val="1"/>
-      <w:numFmt w:val="bullet"/>
-      <w:lvlText w:val="o"/>
-      <w:lvlJc w:val="left"/>
-      <w:pPr>
-        <w:ind w:left="3758" w:hanging="360"/>
-      </w:pPr>
-      <w:rPr>
-        <w:rFonts w:ascii="Courier New" w:hAnsi="Courier New" w:cs="Courier New" w:hint="default"/>
-      </w:rPr>
-    </w:lvl>
-    <w:lvl w:ilvl="5">
-      <w:start w:val="1"/>
-      <w:numFmt w:val="bullet"/>
-      <w:lvlText w:val=""/>
-      <w:lvlJc w:val="left"/>
-      <w:pPr>
-        <w:ind w:left="4478" w:hanging="360"/>
-      </w:pPr>
-      <w:rPr>
-        <w:rFonts w:ascii="Wingdings" w:hAnsi="Wingdings" w:hint="default"/>
-      </w:rPr>
-    </w:lvl>
-    <w:lvl w:ilvl="6">
-      <w:start w:val="1"/>
-      <w:numFmt w:val="bullet"/>
-      <w:lvlText w:val=""/>
-      <w:lvlJc w:val="left"/>
-      <w:pPr>
-        <w:ind w:left="5198" w:hanging="360"/>
-      </w:pPr>
-      <w:rPr>
-        <w:rFonts w:ascii="Symbol" w:hAnsi="Symbol" w:hint="default"/>
-      </w:rPr>
-    </w:lvl>
-    <w:lvl w:ilvl="7">
-      <w:start w:val="1"/>
-      <w:numFmt w:val="bullet"/>
-      <w:lvlText w:val="o"/>
-      <w:lvlJc w:val="left"/>
-      <w:pPr>
-        <w:ind w:left="5918" w:hanging="360"/>
-      </w:pPr>
-      <w:rPr>
-        <w:rFonts w:ascii="Courier New" w:hAnsi="Courier New" w:cs="Courier New" w:hint="default"/>
-      </w:rPr>
-    </w:lvl>
-    <w:lvl w:ilvl="8">
-      <w:start w:val="1"/>
-      <w:numFmt w:val="bullet"/>
-      <w:lvlText w:val=""/>
-      <w:lvlJc w:val="left"/>
-      <w:pPr>
-        <w:ind w:left="6638" w:hanging="360"/>
-      </w:pPr>
-      <w:rPr>
-        <w:rFonts w:ascii="Wingdings" w:hAnsi="Wingdings" w:hint="default"/>
-      </w:rPr>
-    </w:lvl>
-  </w:abstractNum>
-  <w:abstractNum w:abstractNumId="6" w15:restartNumberingAfterBreak="0">
-    <w:nsid w:val="49516088"/>
-    <w:multiLevelType w:val="multilevel"/>
-    <w:tmpl w:val="49516088"/>
-    <w:lvl w:ilvl="0">
-      <w:numFmt w:val="bullet"/>
-      <w:lvlText w:val=""/>
-      <w:lvlJc w:val="left"/>
-      <w:pPr>
-        <w:ind w:left="826" w:hanging="308"/>
-      </w:pPr>
-      <w:rPr>
-        <w:rFonts w:ascii="Symbol" w:eastAsia="Symbol" w:hAnsi="Symbol" w:cs="Symbol" w:hint="default"/>
+        <w:rFonts w:hint="default" w:ascii="Symbol" w:hAnsi="Symbol" w:eastAsia="Symbol" w:cs="Symbol"/>
         <w:b w:val="0"/>
         <w:bCs w:val="0"/>
         <w:i w:val="0"/>
@@ -5707,7 +5296,8 @@
         <w:lang w:val="en-US" w:eastAsia="en-US" w:bidi="ar-SA"/>
       </w:rPr>
     </w:lvl>
-    <w:lvl w:ilvl="1">
+    <w:lvl w:ilvl="1" w:tentative="0">
+      <w:start w:val="0"/>
       <w:numFmt w:val="bullet"/>
       <w:lvlText w:val=""/>
       <w:lvlJc w:val="left"/>
@@ -5715,7 +5305,7 @@
         <w:ind w:left="975" w:hanging="360"/>
       </w:pPr>
       <w:rPr>
-        <w:rFonts w:ascii="Symbol" w:eastAsia="Symbol" w:hAnsi="Symbol" w:cs="Symbol" w:hint="default"/>
+        <w:rFonts w:hint="default" w:ascii="Symbol" w:hAnsi="Symbol" w:eastAsia="Symbol" w:cs="Symbol"/>
         <w:b w:val="0"/>
         <w:bCs w:val="0"/>
         <w:i w:val="0"/>
@@ -5726,7 +5316,8 @@
         <w:lang w:val="en-US" w:eastAsia="en-US" w:bidi="ar-SA"/>
       </w:rPr>
     </w:lvl>
-    <w:lvl w:ilvl="2">
+    <w:lvl w:ilvl="2" w:tentative="0">
+      <w:start w:val="0"/>
       <w:numFmt w:val="bullet"/>
       <w:lvlText w:val="•"/>
       <w:lvlJc w:val="left"/>
@@ -5738,7 +5329,8 @@
         <w:lang w:val="en-US" w:eastAsia="en-US" w:bidi="ar-SA"/>
       </w:rPr>
     </w:lvl>
-    <w:lvl w:ilvl="3">
+    <w:lvl w:ilvl="3" w:tentative="0">
+      <w:start w:val="0"/>
       <w:numFmt w:val="bullet"/>
       <w:lvlText w:val="•"/>
       <w:lvlJc w:val="left"/>
@@ -5750,7 +5342,8 @@
         <w:lang w:val="en-US" w:eastAsia="en-US" w:bidi="ar-SA"/>
       </w:rPr>
     </w:lvl>
-    <w:lvl w:ilvl="4">
+    <w:lvl w:ilvl="4" w:tentative="0">
+      <w:start w:val="0"/>
       <w:numFmt w:val="bullet"/>
       <w:lvlText w:val="•"/>
       <w:lvlJc w:val="left"/>
@@ -5762,7 +5355,8 @@
         <w:lang w:val="en-US" w:eastAsia="en-US" w:bidi="ar-SA"/>
       </w:rPr>
     </w:lvl>
-    <w:lvl w:ilvl="5">
+    <w:lvl w:ilvl="5" w:tentative="0">
+      <w:start w:val="0"/>
       <w:numFmt w:val="bullet"/>
       <w:lvlText w:val="•"/>
       <w:lvlJc w:val="left"/>
@@ -5774,7 +5368,8 @@
         <w:lang w:val="en-US" w:eastAsia="en-US" w:bidi="ar-SA"/>
       </w:rPr>
     </w:lvl>
-    <w:lvl w:ilvl="6">
+    <w:lvl w:ilvl="6" w:tentative="0">
+      <w:start w:val="0"/>
       <w:numFmt w:val="bullet"/>
       <w:lvlText w:val="•"/>
       <w:lvlJc w:val="left"/>
@@ -5786,7 +5381,8 @@
         <w:lang w:val="en-US" w:eastAsia="en-US" w:bidi="ar-SA"/>
       </w:rPr>
     </w:lvl>
-    <w:lvl w:ilvl="7">
+    <w:lvl w:ilvl="7" w:tentative="0">
+      <w:start w:val="0"/>
       <w:numFmt w:val="bullet"/>
       <w:lvlText w:val="•"/>
       <w:lvlJc w:val="left"/>
@@ -5798,7 +5394,8 @@
         <w:lang w:val="en-US" w:eastAsia="en-US" w:bidi="ar-SA"/>
       </w:rPr>
     </w:lvl>
-    <w:lvl w:ilvl="8">
+    <w:lvl w:ilvl="8" w:tentative="0">
+      <w:start w:val="0"/>
       <w:numFmt w:val="bullet"/>
       <w:lvlText w:val="•"/>
       <w:lvlJc w:val="left"/>
@@ -5811,11 +5408,11 @@
       </w:rPr>
     </w:lvl>
   </w:abstractNum>
-  <w:abstractNum w:abstractNumId="7" w15:restartNumberingAfterBreak="0">
+  <w:abstractNum w:abstractNumId="5">
     <w:nsid w:val="64740489"/>
-    <w:multiLevelType w:val="hybridMultilevel"/>
-    <w:tmpl w:val="7C7E8BF0"/>
-    <w:lvl w:ilvl="0" w:tplc="04090001">
+    <w:multiLevelType w:val="multilevel"/>
+    <w:tmpl w:val="64740489"/>
+    <w:lvl w:ilvl="0" w:tentative="0">
       <w:start w:val="1"/>
       <w:numFmt w:val="bullet"/>
       <w:lvlText w:val=""/>
@@ -5824,10 +5421,10 @@
         <w:ind w:left="360" w:hanging="360"/>
       </w:pPr>
       <w:rPr>
-        <w:rFonts w:ascii="Symbol" w:hAnsi="Symbol" w:hint="default"/>
+        <w:rFonts w:hint="default" w:ascii="Symbol" w:hAnsi="Symbol"/>
       </w:rPr>
     </w:lvl>
-    <w:lvl w:ilvl="1" w:tplc="04090003" w:tentative="1">
+    <w:lvl w:ilvl="1" w:tentative="0">
       <w:start w:val="1"/>
       <w:numFmt w:val="bullet"/>
       <w:lvlText w:val="o"/>
@@ -5836,10 +5433,10 @@
         <w:ind w:left="1080" w:hanging="360"/>
       </w:pPr>
       <w:rPr>
-        <w:rFonts w:ascii="Courier New" w:hAnsi="Courier New" w:cs="Courier New" w:hint="default"/>
+        <w:rFonts w:hint="default" w:ascii="Courier New" w:hAnsi="Courier New" w:cs="Courier New"/>
       </w:rPr>
     </w:lvl>
-    <w:lvl w:ilvl="2" w:tplc="04090005" w:tentative="1">
+    <w:lvl w:ilvl="2" w:tentative="0">
       <w:start w:val="1"/>
       <w:numFmt w:val="bullet"/>
       <w:lvlText w:val=""/>
@@ -5848,10 +5445,10 @@
         <w:ind w:left="1800" w:hanging="360"/>
       </w:pPr>
       <w:rPr>
-        <w:rFonts w:ascii="Wingdings" w:hAnsi="Wingdings" w:hint="default"/>
+        <w:rFonts w:hint="default" w:ascii="Wingdings" w:hAnsi="Wingdings"/>
       </w:rPr>
     </w:lvl>
-    <w:lvl w:ilvl="3" w:tplc="04090001" w:tentative="1">
+    <w:lvl w:ilvl="3" w:tentative="0">
       <w:start w:val="1"/>
       <w:numFmt w:val="bullet"/>
       <w:lvlText w:val=""/>
@@ -5860,10 +5457,10 @@
         <w:ind w:left="2520" w:hanging="360"/>
       </w:pPr>
       <w:rPr>
-        <w:rFonts w:ascii="Symbol" w:hAnsi="Symbol" w:hint="default"/>
+        <w:rFonts w:hint="default" w:ascii="Symbol" w:hAnsi="Symbol"/>
       </w:rPr>
     </w:lvl>
-    <w:lvl w:ilvl="4" w:tplc="04090003" w:tentative="1">
+    <w:lvl w:ilvl="4" w:tentative="0">
       <w:start w:val="1"/>
       <w:numFmt w:val="bullet"/>
       <w:lvlText w:val="o"/>
@@ -5872,10 +5469,10 @@
         <w:ind w:left="3240" w:hanging="360"/>
       </w:pPr>
       <w:rPr>
-        <w:rFonts w:ascii="Courier New" w:hAnsi="Courier New" w:cs="Courier New" w:hint="default"/>
+        <w:rFonts w:hint="default" w:ascii="Courier New" w:hAnsi="Courier New" w:cs="Courier New"/>
       </w:rPr>
     </w:lvl>
-    <w:lvl w:ilvl="5" w:tplc="04090005" w:tentative="1">
+    <w:lvl w:ilvl="5" w:tentative="0">
       <w:start w:val="1"/>
       <w:numFmt w:val="bullet"/>
       <w:lvlText w:val=""/>
@@ -5884,10 +5481,10 @@
         <w:ind w:left="3960" w:hanging="360"/>
       </w:pPr>
       <w:rPr>
-        <w:rFonts w:ascii="Wingdings" w:hAnsi="Wingdings" w:hint="default"/>
+        <w:rFonts w:hint="default" w:ascii="Wingdings" w:hAnsi="Wingdings"/>
       </w:rPr>
     </w:lvl>
-    <w:lvl w:ilvl="6" w:tplc="04090001" w:tentative="1">
+    <w:lvl w:ilvl="6" w:tentative="0">
       <w:start w:val="1"/>
       <w:numFmt w:val="bullet"/>
       <w:lvlText w:val=""/>
@@ -5896,10 +5493,10 @@
         <w:ind w:left="4680" w:hanging="360"/>
       </w:pPr>
       <w:rPr>
-        <w:rFonts w:ascii="Symbol" w:hAnsi="Symbol" w:hint="default"/>
+        <w:rFonts w:hint="default" w:ascii="Symbol" w:hAnsi="Symbol"/>
       </w:rPr>
     </w:lvl>
-    <w:lvl w:ilvl="7" w:tplc="04090003" w:tentative="1">
+    <w:lvl w:ilvl="7" w:tentative="0">
       <w:start w:val="1"/>
       <w:numFmt w:val="bullet"/>
       <w:lvlText w:val="o"/>
@@ -5908,10 +5505,10 @@
         <w:ind w:left="5400" w:hanging="360"/>
       </w:pPr>
       <w:rPr>
-        <w:rFonts w:ascii="Courier New" w:hAnsi="Courier New" w:cs="Courier New" w:hint="default"/>
+        <w:rFonts w:hint="default" w:ascii="Courier New" w:hAnsi="Courier New" w:cs="Courier New"/>
       </w:rPr>
     </w:lvl>
-    <w:lvl w:ilvl="8" w:tplc="04090005" w:tentative="1">
+    <w:lvl w:ilvl="8" w:tentative="0">
       <w:start w:val="1"/>
       <w:numFmt w:val="bullet"/>
       <w:lvlText w:val=""/>
@@ -5920,599 +5517,313 @@
         <w:ind w:left="6120" w:hanging="360"/>
       </w:pPr>
       <w:rPr>
-        <w:rFonts w:ascii="Wingdings" w:hAnsi="Wingdings" w:hint="default"/>
+        <w:rFonts w:hint="default" w:ascii="Wingdings" w:hAnsi="Wingdings"/>
       </w:rPr>
     </w:lvl>
   </w:abstractNum>
-  <w:abstractNum w:abstractNumId="8" w15:restartNumberingAfterBreak="0">
-    <w:nsid w:val="6B804BFB"/>
-    <w:multiLevelType w:val="multilevel"/>
-    <w:tmpl w:val="5C22E9E8"/>
-    <w:lvl w:ilvl="0">
-      <w:start w:val="1"/>
-      <w:numFmt w:val="bullet"/>
-      <w:lvlText w:val=""/>
-      <w:lvlJc w:val="left"/>
-      <w:pPr>
-        <w:tabs>
-          <w:tab w:val="num" w:pos="720"/>
-        </w:tabs>
-        <w:ind w:left="720" w:hanging="360"/>
-      </w:pPr>
-      <w:rPr>
-        <w:rFonts w:ascii="Symbol" w:hAnsi="Symbol" w:hint="default"/>
-        <w:sz w:val="20"/>
-      </w:rPr>
-    </w:lvl>
-    <w:lvl w:ilvl="1" w:tentative="1">
-      <w:start w:val="1"/>
-      <w:numFmt w:val="bullet"/>
-      <w:lvlText w:val="o"/>
-      <w:lvlJc w:val="left"/>
-      <w:pPr>
-        <w:tabs>
-          <w:tab w:val="num" w:pos="1440"/>
-        </w:tabs>
-        <w:ind w:left="1440" w:hanging="360"/>
-      </w:pPr>
-      <w:rPr>
-        <w:rFonts w:ascii="Courier New" w:hAnsi="Courier New" w:hint="default"/>
-        <w:sz w:val="20"/>
-      </w:rPr>
-    </w:lvl>
-    <w:lvl w:ilvl="2" w:tentative="1">
-      <w:start w:val="1"/>
-      <w:numFmt w:val="bullet"/>
-      <w:lvlText w:val=""/>
-      <w:lvlJc w:val="left"/>
-      <w:pPr>
-        <w:tabs>
-          <w:tab w:val="num" w:pos="2160"/>
-        </w:tabs>
-        <w:ind w:left="2160" w:hanging="360"/>
-      </w:pPr>
-      <w:rPr>
-        <w:rFonts w:ascii="Wingdings" w:hAnsi="Wingdings" w:hint="default"/>
-        <w:sz w:val="20"/>
-      </w:rPr>
-    </w:lvl>
-    <w:lvl w:ilvl="3" w:tentative="1">
-      <w:start w:val="1"/>
-      <w:numFmt w:val="bullet"/>
-      <w:lvlText w:val=""/>
-      <w:lvlJc w:val="left"/>
-      <w:pPr>
-        <w:tabs>
-          <w:tab w:val="num" w:pos="2880"/>
-        </w:tabs>
-        <w:ind w:left="2880" w:hanging="360"/>
-      </w:pPr>
-      <w:rPr>
-        <w:rFonts w:ascii="Wingdings" w:hAnsi="Wingdings" w:hint="default"/>
-        <w:sz w:val="20"/>
-      </w:rPr>
-    </w:lvl>
-    <w:lvl w:ilvl="4" w:tentative="1">
-      <w:start w:val="1"/>
-      <w:numFmt w:val="bullet"/>
-      <w:lvlText w:val=""/>
-      <w:lvlJc w:val="left"/>
-      <w:pPr>
-        <w:tabs>
-          <w:tab w:val="num" w:pos="3600"/>
-        </w:tabs>
-        <w:ind w:left="3600" w:hanging="360"/>
-      </w:pPr>
-      <w:rPr>
-        <w:rFonts w:ascii="Wingdings" w:hAnsi="Wingdings" w:hint="default"/>
-        <w:sz w:val="20"/>
-      </w:rPr>
-    </w:lvl>
-    <w:lvl w:ilvl="5" w:tentative="1">
-      <w:start w:val="1"/>
-      <w:numFmt w:val="bullet"/>
-      <w:lvlText w:val=""/>
-      <w:lvlJc w:val="left"/>
-      <w:pPr>
-        <w:tabs>
-          <w:tab w:val="num" w:pos="4320"/>
-        </w:tabs>
-        <w:ind w:left="4320" w:hanging="360"/>
-      </w:pPr>
-      <w:rPr>
-        <w:rFonts w:ascii="Wingdings" w:hAnsi="Wingdings" w:hint="default"/>
-        <w:sz w:val="20"/>
-      </w:rPr>
-    </w:lvl>
-    <w:lvl w:ilvl="6" w:tentative="1">
-      <w:start w:val="1"/>
-      <w:numFmt w:val="bullet"/>
-      <w:lvlText w:val=""/>
-      <w:lvlJc w:val="left"/>
-      <w:pPr>
-        <w:tabs>
-          <w:tab w:val="num" w:pos="5040"/>
-        </w:tabs>
-        <w:ind w:left="5040" w:hanging="360"/>
-      </w:pPr>
-      <w:rPr>
-        <w:rFonts w:ascii="Wingdings" w:hAnsi="Wingdings" w:hint="default"/>
-        <w:sz w:val="20"/>
-      </w:rPr>
-    </w:lvl>
-    <w:lvl w:ilvl="7" w:tentative="1">
-      <w:start w:val="1"/>
-      <w:numFmt w:val="bullet"/>
-      <w:lvlText w:val=""/>
-      <w:lvlJc w:val="left"/>
-      <w:pPr>
-        <w:tabs>
-          <w:tab w:val="num" w:pos="5760"/>
-        </w:tabs>
-        <w:ind w:left="5760" w:hanging="360"/>
-      </w:pPr>
-      <w:rPr>
-        <w:rFonts w:ascii="Wingdings" w:hAnsi="Wingdings" w:hint="default"/>
-        <w:sz w:val="20"/>
-      </w:rPr>
-    </w:lvl>
-    <w:lvl w:ilvl="8" w:tentative="1">
-      <w:start w:val="1"/>
-      <w:numFmt w:val="bullet"/>
-      <w:lvlText w:val=""/>
-      <w:lvlJc w:val="left"/>
-      <w:pPr>
-        <w:tabs>
-          <w:tab w:val="num" w:pos="6480"/>
-        </w:tabs>
-        <w:ind w:left="6480" w:hanging="360"/>
-      </w:pPr>
-      <w:rPr>
-        <w:rFonts w:ascii="Wingdings" w:hAnsi="Wingdings" w:hint="default"/>
-        <w:sz w:val="20"/>
-      </w:rPr>
-    </w:lvl>
-  </w:abstractNum>
-  <w:num w:numId="1" w16cid:durableId="1253902910">
-    <w:abstractNumId w:val="6"/>
+  <w:num w:numId="1">
+    <w:abstractNumId w:val="4"/>
   </w:num>
-  <w:num w:numId="2" w16cid:durableId="725883533">
+  <w:num w:numId="2">
+    <w:abstractNumId w:val="3"/>
+  </w:num>
+  <w:num w:numId="3">
+    <w:abstractNumId w:val="2"/>
+  </w:num>
+  <w:num w:numId="4">
+    <w:abstractNumId w:val="1"/>
+  </w:num>
+  <w:num w:numId="5">
     <w:abstractNumId w:val="0"/>
   </w:num>
-  <w:num w:numId="3" w16cid:durableId="723605116">
+  <w:num w:numId="6">
     <w:abstractNumId w:val="5"/>
-  </w:num>
-  <w:num w:numId="4" w16cid:durableId="154227431">
-    <w:abstractNumId w:val="8"/>
-  </w:num>
-  <w:num w:numId="5" w16cid:durableId="261189698">
-    <w:abstractNumId w:val="3"/>
-  </w:num>
-  <w:num w:numId="6" w16cid:durableId="678316016">
-    <w:abstractNumId w:val="1"/>
-  </w:num>
-  <w:num w:numId="7" w16cid:durableId="964967691">
-    <w:abstractNumId w:val="4"/>
-  </w:num>
-  <w:num w:numId="8" w16cid:durableId="1969705277">
-    <w:abstractNumId w:val="2"/>
-  </w:num>
-  <w:num w:numId="9" w16cid:durableId="92239687">
-    <w:abstractNumId w:val="7"/>
   </w:num>
 </w:numbering>
 </file>
 
 <file path=word/styles.xml><?xml version="1.0" encoding="utf-8"?>
-<w:styles xmlns:mc="http://schemas.openxmlformats.org/markup-compatibility/2006" xmlns:r="http://schemas.openxmlformats.org/officeDocument/2006/relationships" xmlns:w="http://schemas.openxmlformats.org/wordprocessingml/2006/main" xmlns:w14="http://schemas.microsoft.com/office/word/2010/wordml" xmlns:w15="http://schemas.microsoft.com/office/word/2012/wordml" xmlns:w16cex="http://schemas.microsoft.com/office/word/2018/wordml/cex" xmlns:w16cid="http://schemas.microsoft.com/office/word/2016/wordml/cid" xmlns:w16="http://schemas.microsoft.com/office/word/2018/wordml" xmlns:w16du="http://schemas.microsoft.com/office/word/2023/wordml/word16du" xmlns:w16sdtdh="http://schemas.microsoft.com/office/word/2020/wordml/sdtdatahash" xmlns:w16sdtfl="http://schemas.microsoft.com/office/word/2024/wordml/sdtformatlock" xmlns:w16se="http://schemas.microsoft.com/office/word/2015/wordml/symex" mc:Ignorable="w14 w15 w16se w16cid w16 w16cex w16sdtdh w16sdtfl w16du">
+<w:styles xmlns:mc="http://schemas.openxmlformats.org/markup-compatibility/2006" xmlns:o="urn:schemas-microsoft-com:office:office" xmlns:r="http://schemas.openxmlformats.org/officeDocument/2006/relationships" xmlns:m="http://schemas.openxmlformats.org/officeDocument/2006/math" xmlns:v="urn:schemas-microsoft-com:vml" xmlns:w="http://schemas.openxmlformats.org/wordprocessingml/2006/main" xmlns:w14="http://schemas.microsoft.com/office/word/2010/wordml" xmlns:w10="urn:schemas-microsoft-com:office:word" xmlns:sl="http://schemas.openxmlformats.org/schemaLibrary/2006/main" xmlns:wpsCustomData="http://www.wps.cn/officeDocument/2013/wpsCustomData" mc:Ignorable="w14">
   <w:docDefaults>
     <w:rPrDefault>
       <w:rPr>
-        <w:rFonts w:ascii="Times New Roman" w:eastAsia="SimSun" w:hAnsi="Times New Roman" w:cs="Times New Roman"/>
-        <w:lang w:val="en-IN" w:eastAsia="en-IN" w:bidi="ar-SA"/>
+        <w:rFonts w:ascii="Times New Roman" w:hAnsi="Times New Roman" w:eastAsia="SimSun" w:cs="Times New Roman"/>
       </w:rPr>
     </w:rPrDefault>
     <w:pPrDefault/>
   </w:docDefaults>
-  <w:latentStyles w:defLockedState="0" w:defUIPriority="99" w:defSemiHidden="0" w:defUnhideWhenUsed="0" w:defQFormat="0" w:count="376">
-    <w:lsdException w:name="Normal" w:uiPriority="1" w:qFormat="1"/>
-    <w:lsdException w:name="heading 1" w:uiPriority="1" w:qFormat="1"/>
-    <w:lsdException w:name="heading 2" w:uiPriority="1" w:qFormat="1"/>
-    <w:lsdException w:name="heading 3" w:semiHidden="1" w:uiPriority="9" w:unhideWhenUsed="1" w:qFormat="1"/>
-    <w:lsdException w:name="heading 4" w:semiHidden="1" w:uiPriority="9" w:unhideWhenUsed="1" w:qFormat="1"/>
-    <w:lsdException w:name="heading 5" w:semiHidden="1" w:uiPriority="9" w:unhideWhenUsed="1" w:qFormat="1"/>
-    <w:lsdException w:name="heading 6" w:semiHidden="1" w:uiPriority="9" w:unhideWhenUsed="1" w:qFormat="1"/>
-    <w:lsdException w:name="heading 7" w:semiHidden="1" w:uiPriority="9" w:unhideWhenUsed="1" w:qFormat="1"/>
-    <w:lsdException w:name="heading 8" w:semiHidden="1" w:uiPriority="9" w:unhideWhenUsed="1" w:qFormat="1"/>
-    <w:lsdException w:name="heading 9" w:semiHidden="1" w:uiPriority="9" w:unhideWhenUsed="1" w:qFormat="1"/>
-    <w:lsdException w:name="index 1" w:semiHidden="1" w:unhideWhenUsed="1"/>
-    <w:lsdException w:name="index 2" w:semiHidden="1" w:unhideWhenUsed="1"/>
-    <w:lsdException w:name="index 3" w:semiHidden="1" w:unhideWhenUsed="1"/>
-    <w:lsdException w:name="index 4" w:semiHidden="1" w:unhideWhenUsed="1"/>
-    <w:lsdException w:name="index 5" w:semiHidden="1" w:unhideWhenUsed="1"/>
-    <w:lsdException w:name="index 6" w:semiHidden="1" w:unhideWhenUsed="1"/>
-    <w:lsdException w:name="index 7" w:semiHidden="1" w:unhideWhenUsed="1"/>
-    <w:lsdException w:name="index 8" w:semiHidden="1" w:unhideWhenUsed="1"/>
-    <w:lsdException w:name="index 9" w:semiHidden="1" w:unhideWhenUsed="1"/>
-    <w:lsdException w:name="toc 1" w:semiHidden="1" w:uiPriority="39" w:unhideWhenUsed="1"/>
-    <w:lsdException w:name="toc 2" w:semiHidden="1" w:uiPriority="39" w:unhideWhenUsed="1"/>
-    <w:lsdException w:name="toc 3" w:semiHidden="1" w:uiPriority="39" w:unhideWhenUsed="1"/>
-    <w:lsdException w:name="toc 4" w:semiHidden="1" w:uiPriority="39" w:unhideWhenUsed="1"/>
-    <w:lsdException w:name="toc 5" w:semiHidden="1" w:uiPriority="39" w:unhideWhenUsed="1"/>
-    <w:lsdException w:name="toc 6" w:semiHidden="1" w:uiPriority="39" w:unhideWhenUsed="1"/>
-    <w:lsdException w:name="toc 7" w:semiHidden="1" w:uiPriority="39" w:unhideWhenUsed="1"/>
-    <w:lsdException w:name="toc 8" w:semiHidden="1" w:uiPriority="39" w:unhideWhenUsed="1"/>
-    <w:lsdException w:name="toc 9" w:semiHidden="1" w:uiPriority="39" w:unhideWhenUsed="1"/>
-    <w:lsdException w:name="Normal Indent" w:semiHidden="1" w:unhideWhenUsed="1"/>
-    <w:lsdException w:name="footnote text" w:semiHidden="1" w:unhideWhenUsed="1"/>
-    <w:lsdException w:name="annotation text" w:semiHidden="1" w:unhideWhenUsed="1"/>
-    <w:lsdException w:name="header" w:unhideWhenUsed="1"/>
-    <w:lsdException w:name="footer" w:unhideWhenUsed="1" w:qFormat="1"/>
-    <w:lsdException w:name="index heading" w:semiHidden="1" w:unhideWhenUsed="1"/>
-    <w:lsdException w:name="caption" w:semiHidden="1" w:uiPriority="35" w:unhideWhenUsed="1" w:qFormat="1"/>
-    <w:lsdException w:name="table of figures" w:semiHidden="1" w:unhideWhenUsed="1"/>
-    <w:lsdException w:name="envelope address" w:semiHidden="1" w:unhideWhenUsed="1"/>
-    <w:lsdException w:name="envelope return" w:semiHidden="1" w:unhideWhenUsed="1"/>
-    <w:lsdException w:name="footnote reference" w:semiHidden="1" w:unhideWhenUsed="1"/>
-    <w:lsdException w:name="annotation reference" w:semiHidden="1" w:unhideWhenUsed="1"/>
-    <w:lsdException w:name="line number" w:semiHidden="1" w:unhideWhenUsed="1"/>
-    <w:lsdException w:name="page number" w:semiHidden="1" w:unhideWhenUsed="1"/>
-    <w:lsdException w:name="endnote reference" w:semiHidden="1" w:unhideWhenUsed="1"/>
-    <w:lsdException w:name="endnote text" w:semiHidden="1" w:unhideWhenUsed="1"/>
-    <w:lsdException w:name="table of authorities" w:semiHidden="1" w:unhideWhenUsed="1"/>
-    <w:lsdException w:name="macro" w:semiHidden="1" w:unhideWhenUsed="1"/>
-    <w:lsdException w:name="toa heading" w:semiHidden="1" w:unhideWhenUsed="1"/>
-    <w:lsdException w:name="List" w:semiHidden="1" w:unhideWhenUsed="1"/>
-    <w:lsdException w:name="List Bullet" w:semiHidden="1" w:unhideWhenUsed="1"/>
-    <w:lsdException w:name="List Number" w:semiHidden="1" w:unhideWhenUsed="1"/>
-    <w:lsdException w:name="List 2" w:semiHidden="1" w:unhideWhenUsed="1"/>
-    <w:lsdException w:name="List 3" w:semiHidden="1" w:unhideWhenUsed="1"/>
-    <w:lsdException w:name="List 4" w:semiHidden="1" w:unhideWhenUsed="1"/>
-    <w:lsdException w:name="List 5" w:semiHidden="1" w:unhideWhenUsed="1"/>
-    <w:lsdException w:name="List Bullet 2" w:semiHidden="1" w:unhideWhenUsed="1"/>
-    <w:lsdException w:name="List Bullet 3" w:semiHidden="1" w:unhideWhenUsed="1"/>
-    <w:lsdException w:name="List Bullet 4" w:semiHidden="1" w:unhideWhenUsed="1"/>
-    <w:lsdException w:name="List Bullet 5" w:semiHidden="1" w:unhideWhenUsed="1"/>
-    <w:lsdException w:name="List Number 2" w:semiHidden="1" w:unhideWhenUsed="1"/>
-    <w:lsdException w:name="List Number 3" w:semiHidden="1" w:unhideWhenUsed="1"/>
-    <w:lsdException w:name="List Number 4" w:semiHidden="1" w:unhideWhenUsed="1"/>
-    <w:lsdException w:name="List Number 5" w:semiHidden="1" w:unhideWhenUsed="1"/>
-    <w:lsdException w:name="Title" w:uiPriority="1" w:qFormat="1"/>
-    <w:lsdException w:name="Closing" w:semiHidden="1" w:unhideWhenUsed="1"/>
-    <w:lsdException w:name="Signature" w:semiHidden="1" w:unhideWhenUsed="1"/>
-    <w:lsdException w:name="Default Paragraph Font" w:semiHidden="1" w:uiPriority="1" w:unhideWhenUsed="1"/>
-    <w:lsdException w:name="Body Text" w:uiPriority="1" w:qFormat="1"/>
-    <w:lsdException w:name="Body Text Indent" w:semiHidden="1" w:unhideWhenUsed="1"/>
-    <w:lsdException w:name="List Continue" w:semiHidden="1" w:unhideWhenUsed="1"/>
-    <w:lsdException w:name="List Continue 2" w:semiHidden="1" w:unhideWhenUsed="1"/>
-    <w:lsdException w:name="List Continue 3" w:semiHidden="1" w:unhideWhenUsed="1"/>
-    <w:lsdException w:name="List Continue 4" w:semiHidden="1" w:unhideWhenUsed="1"/>
-    <w:lsdException w:name="List Continue 5" w:semiHidden="1" w:unhideWhenUsed="1"/>
-    <w:lsdException w:name="Message Header" w:semiHidden="1" w:unhideWhenUsed="1"/>
-    <w:lsdException w:name="Subtitle" w:uiPriority="11" w:qFormat="1"/>
-    <w:lsdException w:name="Salutation" w:semiHidden="1" w:unhideWhenUsed="1"/>
-    <w:lsdException w:name="Date" w:semiHidden="1" w:unhideWhenUsed="1"/>
-    <w:lsdException w:name="Body Text First Indent" w:semiHidden="1" w:unhideWhenUsed="1"/>
-    <w:lsdException w:name="Body Text First Indent 2" w:semiHidden="1" w:unhideWhenUsed="1"/>
-    <w:lsdException w:name="Note Heading" w:semiHidden="1" w:unhideWhenUsed="1"/>
-    <w:lsdException w:name="Body Text 2" w:semiHidden="1" w:unhideWhenUsed="1"/>
-    <w:lsdException w:name="Body Text 3" w:semiHidden="1" w:unhideWhenUsed="1"/>
-    <w:lsdException w:name="Body Text Indent 2" w:semiHidden="1" w:unhideWhenUsed="1"/>
-    <w:lsdException w:name="Body Text Indent 3" w:semiHidden="1" w:unhideWhenUsed="1"/>
-    <w:lsdException w:name="Block Text" w:semiHidden="1" w:unhideWhenUsed="1"/>
-    <w:lsdException w:name="Hyperlink" w:unhideWhenUsed="1"/>
-    <w:lsdException w:name="FollowedHyperlink" w:semiHidden="1" w:unhideWhenUsed="1"/>
-    <w:lsdException w:name="Strong" w:uiPriority="22" w:qFormat="1"/>
-    <w:lsdException w:name="Emphasis" w:uiPriority="20" w:qFormat="1"/>
-    <w:lsdException w:name="Document Map" w:semiHidden="1" w:unhideWhenUsed="1"/>
-    <w:lsdException w:name="Plain Text" w:semiHidden="1" w:unhideWhenUsed="1"/>
-    <w:lsdException w:name="E-mail Signature" w:semiHidden="1" w:unhideWhenUsed="1"/>
-    <w:lsdException w:name="HTML Top of Form" w:semiHidden="1" w:unhideWhenUsed="1"/>
-    <w:lsdException w:name="HTML Bottom of Form" w:semiHidden="1" w:unhideWhenUsed="1"/>
-    <w:lsdException w:name="Normal (Web)" w:semiHidden="1" w:unhideWhenUsed="1"/>
-    <w:lsdException w:name="HTML Acronym" w:semiHidden="1" w:unhideWhenUsed="1"/>
-    <w:lsdException w:name="HTML Address" w:semiHidden="1" w:unhideWhenUsed="1"/>
-    <w:lsdException w:name="HTML Cite" w:semiHidden="1" w:unhideWhenUsed="1"/>
-    <w:lsdException w:name="HTML Code" w:semiHidden="1" w:unhideWhenUsed="1"/>
-    <w:lsdException w:name="HTML Definition" w:semiHidden="1" w:unhideWhenUsed="1"/>
-    <w:lsdException w:name="HTML Keyboard" w:semiHidden="1" w:unhideWhenUsed="1"/>
-    <w:lsdException w:name="HTML Preformatted" w:semiHidden="1" w:unhideWhenUsed="1"/>
-    <w:lsdException w:name="HTML Sample" w:semiHidden="1" w:unhideWhenUsed="1"/>
-    <w:lsdException w:name="HTML Typewriter" w:semiHidden="1" w:unhideWhenUsed="1"/>
-    <w:lsdException w:name="HTML Variable" w:semiHidden="1" w:unhideWhenUsed="1"/>
-    <w:lsdException w:name="Normal Table" w:semiHidden="1" w:unhideWhenUsed="1"/>
-    <w:lsdException w:name="annotation subject" w:semiHidden="1" w:unhideWhenUsed="1"/>
-    <w:lsdException w:name="No List" w:semiHidden="1" w:unhideWhenUsed="1"/>
-    <w:lsdException w:name="Outline List 1" w:semiHidden="1" w:unhideWhenUsed="1"/>
-    <w:lsdException w:name="Outline List 2" w:semiHidden="1" w:unhideWhenUsed="1"/>
-    <w:lsdException w:name="Outline List 3" w:semiHidden="1" w:unhideWhenUsed="1"/>
-    <w:lsdException w:name="Table Simple 1" w:semiHidden="1" w:unhideWhenUsed="1"/>
-    <w:lsdException w:name="Table Simple 2" w:semiHidden="1" w:unhideWhenUsed="1"/>
-    <w:lsdException w:name="Table Simple 3" w:semiHidden="1" w:unhideWhenUsed="1"/>
-    <w:lsdException w:name="Table Classic 1" w:semiHidden="1" w:unhideWhenUsed="1"/>
-    <w:lsdException w:name="Table Classic 2" w:semiHidden="1" w:unhideWhenUsed="1"/>
-    <w:lsdException w:name="Table Classic 3" w:semiHidden="1" w:unhideWhenUsed="1"/>
-    <w:lsdException w:name="Table Classic 4" w:semiHidden="1" w:unhideWhenUsed="1"/>
-    <w:lsdException w:name="Table Colorful 1" w:semiHidden="1" w:unhideWhenUsed="1"/>
-    <w:lsdException w:name="Table Colorful 2" w:semiHidden="1" w:unhideWhenUsed="1"/>
-    <w:lsdException w:name="Table Colorful 3" w:semiHidden="1" w:unhideWhenUsed="1"/>
-    <w:lsdException w:name="Table Columns 1" w:semiHidden="1" w:unhideWhenUsed="1"/>
-    <w:lsdException w:name="Table Columns 2" w:semiHidden="1" w:unhideWhenUsed="1"/>
-    <w:lsdException w:name="Table Columns 3" w:semiHidden="1" w:unhideWhenUsed="1"/>
-    <w:lsdException w:name="Table Columns 4" w:semiHidden="1" w:unhideWhenUsed="1"/>
-    <w:lsdException w:name="Table Columns 5" w:semiHidden="1" w:unhideWhenUsed="1"/>
-    <w:lsdException w:name="Table Grid 1" w:semiHidden="1" w:unhideWhenUsed="1"/>
-    <w:lsdException w:name="Table Grid 2" w:semiHidden="1" w:unhideWhenUsed="1"/>
-    <w:lsdException w:name="Table Grid 3" w:semiHidden="1" w:unhideWhenUsed="1"/>
-    <w:lsdException w:name="Table Grid 4" w:semiHidden="1" w:unhideWhenUsed="1"/>
-    <w:lsdException w:name="Table Grid 5" w:semiHidden="1" w:unhideWhenUsed="1"/>
-    <w:lsdException w:name="Table Grid 6" w:semiHidden="1" w:unhideWhenUsed="1"/>
-    <w:lsdException w:name="Table Grid 7" w:semiHidden="1" w:unhideWhenUsed="1"/>
-    <w:lsdException w:name="Table Grid 8" w:semiHidden="1" w:unhideWhenUsed="1"/>
-    <w:lsdException w:name="Table List 1" w:semiHidden="1" w:unhideWhenUsed="1"/>
-    <w:lsdException w:name="Table List 2" w:semiHidden="1" w:unhideWhenUsed="1"/>
-    <w:lsdException w:name="Table List 3" w:semiHidden="1" w:unhideWhenUsed="1"/>
-    <w:lsdException w:name="Table List 4" w:semiHidden="1" w:unhideWhenUsed="1"/>
-    <w:lsdException w:name="Table List 5" w:semiHidden="1" w:unhideWhenUsed="1"/>
-    <w:lsdException w:name="Table List 6" w:semiHidden="1" w:unhideWhenUsed="1"/>
-    <w:lsdException w:name="Table List 7" w:semiHidden="1" w:unhideWhenUsed="1"/>
-    <w:lsdException w:name="Table List 8" w:semiHidden="1" w:unhideWhenUsed="1"/>
-    <w:lsdException w:name="Table 3D effects 1" w:semiHidden="1" w:unhideWhenUsed="1"/>
-    <w:lsdException w:name="Table 3D effects 2" w:semiHidden="1" w:unhideWhenUsed="1"/>
-    <w:lsdException w:name="Table 3D effects 3" w:semiHidden="1" w:unhideWhenUsed="1"/>
-    <w:lsdException w:name="Table Contemporary" w:semiHidden="1" w:unhideWhenUsed="1"/>
-    <w:lsdException w:name="Table Elegant" w:semiHidden="1" w:unhideWhenUsed="1"/>
-    <w:lsdException w:name="Table Professional" w:semiHidden="1" w:unhideWhenUsed="1"/>
-    <w:lsdException w:name="Table Subtle 1" w:semiHidden="1" w:unhideWhenUsed="1"/>
-    <w:lsdException w:name="Table Subtle 2" w:semiHidden="1" w:unhideWhenUsed="1"/>
-    <w:lsdException w:name="Table Web 1" w:semiHidden="1" w:unhideWhenUsed="1"/>
-    <w:lsdException w:name="Table Web 2" w:semiHidden="1" w:unhideWhenUsed="1"/>
-    <w:lsdException w:name="Table Web 3" w:semiHidden="1" w:unhideWhenUsed="1"/>
-    <w:lsdException w:name="Balloon Text" w:semiHidden="1" w:unhideWhenUsed="1"/>
-    <w:lsdException w:name="Table Grid" w:uiPriority="39"/>
-    <w:lsdException w:name="Table Theme" w:semiHidden="1" w:unhideWhenUsed="1"/>
-    <w:lsdException w:name="Placeholder Text" w:semiHidden="1" w:unhideWhenUsed="1"/>
-    <w:lsdException w:name="No Spacing" w:semiHidden="1" w:unhideWhenUsed="1"/>
-    <w:lsdException w:name="Light Shading" w:uiPriority="60"/>
-    <w:lsdException w:name="Light List" w:uiPriority="61"/>
-    <w:lsdException w:name="Light Grid" w:uiPriority="62"/>
-    <w:lsdException w:name="Medium Shading 1" w:uiPriority="63"/>
-    <w:lsdException w:name="Medium Shading 2" w:uiPriority="64"/>
-    <w:lsdException w:name="Medium List 1" w:uiPriority="65"/>
-    <w:lsdException w:name="Medium List 2" w:uiPriority="66"/>
-    <w:lsdException w:name="Medium Grid 1" w:uiPriority="67"/>
-    <w:lsdException w:name="Medium Grid 2" w:uiPriority="68"/>
-    <w:lsdException w:name="Medium Grid 3" w:uiPriority="69"/>
-    <w:lsdException w:name="Dark List" w:uiPriority="70"/>
-    <w:lsdException w:name="Colorful Shading" w:uiPriority="71"/>
-    <w:lsdException w:name="Colorful List" w:uiPriority="72"/>
-    <w:lsdException w:name="Colorful Grid" w:uiPriority="73"/>
-    <w:lsdException w:name="Light Shading Accent 1" w:uiPriority="60"/>
-    <w:lsdException w:name="Light List Accent 1" w:uiPriority="61"/>
-    <w:lsdException w:name="Light Grid Accent 1" w:uiPriority="62"/>
-    <w:lsdException w:name="Medium Shading 1 Accent 1" w:uiPriority="63"/>
-    <w:lsdException w:name="Medium Shading 2 Accent 1" w:uiPriority="64"/>
-    <w:lsdException w:name="Medium List 1 Accent 1" w:uiPriority="65"/>
-    <w:lsdException w:name="Revision" w:semiHidden="1" w:unhideWhenUsed="1"/>
-    <w:lsdException w:name="List Paragraph" w:uiPriority="34" w:qFormat="1"/>
-    <w:lsdException w:name="Quote" w:semiHidden="1" w:unhideWhenUsed="1"/>
-    <w:lsdException w:name="Intense Quote" w:semiHidden="1" w:unhideWhenUsed="1"/>
-    <w:lsdException w:name="Medium List 2 Accent 1" w:uiPriority="66"/>
-    <w:lsdException w:name="Medium Grid 1 Accent 1" w:uiPriority="67"/>
-    <w:lsdException w:name="Medium Grid 2 Accent 1" w:uiPriority="68"/>
-    <w:lsdException w:name="Medium Grid 3 Accent 1" w:uiPriority="69"/>
-    <w:lsdException w:name="Dark List Accent 1" w:uiPriority="70"/>
-    <w:lsdException w:name="Colorful Shading Accent 1" w:uiPriority="71"/>
-    <w:lsdException w:name="Colorful List Accent 1" w:uiPriority="72"/>
-    <w:lsdException w:name="Colorful Grid Accent 1" w:uiPriority="73"/>
-    <w:lsdException w:name="Light Shading Accent 2" w:uiPriority="60"/>
-    <w:lsdException w:name="Light List Accent 2" w:uiPriority="61"/>
-    <w:lsdException w:name="Light Grid Accent 2" w:uiPriority="62"/>
-    <w:lsdException w:name="Medium Shading 1 Accent 2" w:uiPriority="63"/>
-    <w:lsdException w:name="Medium Shading 2 Accent 2" w:uiPriority="64"/>
-    <w:lsdException w:name="Medium List 1 Accent 2" w:uiPriority="65"/>
-    <w:lsdException w:name="Medium List 2 Accent 2" w:uiPriority="66"/>
-    <w:lsdException w:name="Medium Grid 1 Accent 2" w:uiPriority="67"/>
-    <w:lsdException w:name="Medium Grid 2 Accent 2" w:uiPriority="68"/>
-    <w:lsdException w:name="Medium Grid 3 Accent 2" w:uiPriority="69"/>
-    <w:lsdException w:name="Dark List Accent 2" w:uiPriority="70"/>
-    <w:lsdException w:name="Colorful Shading Accent 2" w:uiPriority="71"/>
-    <w:lsdException w:name="Colorful List Accent 2" w:uiPriority="72"/>
-    <w:lsdException w:name="Colorful Grid Accent 2" w:uiPriority="73"/>
-    <w:lsdException w:name="Light Shading Accent 3" w:uiPriority="60"/>
-    <w:lsdException w:name="Light List Accent 3" w:uiPriority="61"/>
-    <w:lsdException w:name="Light Grid Accent 3" w:uiPriority="62"/>
-    <w:lsdException w:name="Medium Shading 1 Accent 3" w:uiPriority="63"/>
-    <w:lsdException w:name="Medium Shading 2 Accent 3" w:uiPriority="64"/>
-    <w:lsdException w:name="Medium List 1 Accent 3" w:uiPriority="65"/>
-    <w:lsdException w:name="Medium List 2 Accent 3" w:uiPriority="66"/>
-    <w:lsdException w:name="Medium Grid 1 Accent 3" w:uiPriority="67"/>
-    <w:lsdException w:name="Medium Grid 2 Accent 3" w:uiPriority="68"/>
-    <w:lsdException w:name="Medium Grid 3 Accent 3" w:uiPriority="69"/>
-    <w:lsdException w:name="Dark List Accent 3" w:uiPriority="70"/>
-    <w:lsdException w:name="Colorful Shading Accent 3" w:uiPriority="71"/>
-    <w:lsdException w:name="Colorful List Accent 3" w:uiPriority="72"/>
-    <w:lsdException w:name="Colorful Grid Accent 3" w:uiPriority="73"/>
-    <w:lsdException w:name="Light Shading Accent 4" w:uiPriority="60"/>
-    <w:lsdException w:name="Light List Accent 4" w:uiPriority="61"/>
-    <w:lsdException w:name="Light Grid Accent 4" w:uiPriority="62"/>
-    <w:lsdException w:name="Medium Shading 1 Accent 4" w:uiPriority="63"/>
-    <w:lsdException w:name="Medium Shading 2 Accent 4" w:uiPriority="64"/>
-    <w:lsdException w:name="Medium List 1 Accent 4" w:uiPriority="65"/>
-    <w:lsdException w:name="Medium List 2 Accent 4" w:uiPriority="66"/>
-    <w:lsdException w:name="Medium Grid 1 Accent 4" w:uiPriority="67"/>
-    <w:lsdException w:name="Medium Grid 2 Accent 4" w:uiPriority="68"/>
-    <w:lsdException w:name="Medium Grid 3 Accent 4" w:uiPriority="69"/>
-    <w:lsdException w:name="Dark List Accent 4" w:uiPriority="70"/>
-    <w:lsdException w:name="Colorful Shading Accent 4" w:uiPriority="71"/>
-    <w:lsdException w:name="Colorful List Accent 4" w:uiPriority="72"/>
-    <w:lsdException w:name="Colorful Grid Accent 4" w:uiPriority="73"/>
-    <w:lsdException w:name="Light Shading Accent 5" w:uiPriority="60"/>
-    <w:lsdException w:name="Light List Accent 5" w:uiPriority="61"/>
-    <w:lsdException w:name="Light Grid Accent 5" w:uiPriority="62"/>
-    <w:lsdException w:name="Medium Shading 1 Accent 5" w:uiPriority="63"/>
-    <w:lsdException w:name="Medium Shading 2 Accent 5" w:uiPriority="64"/>
-    <w:lsdException w:name="Medium List 1 Accent 5" w:uiPriority="65"/>
-    <w:lsdException w:name="Medium List 2 Accent 5" w:uiPriority="66"/>
-    <w:lsdException w:name="Medium Grid 1 Accent 5" w:uiPriority="67"/>
-    <w:lsdException w:name="Medium Grid 2 Accent 5" w:uiPriority="68"/>
-    <w:lsdException w:name="Medium Grid 3 Accent 5" w:uiPriority="69"/>
-    <w:lsdException w:name="Dark List Accent 5" w:uiPriority="70"/>
-    <w:lsdException w:name="Colorful Shading Accent 5" w:uiPriority="71"/>
-    <w:lsdException w:name="Colorful List Accent 5" w:uiPriority="72"/>
-    <w:lsdException w:name="Colorful Grid Accent 5" w:uiPriority="73"/>
-    <w:lsdException w:name="Light Shading Accent 6" w:uiPriority="60"/>
-    <w:lsdException w:name="Light List Accent 6" w:uiPriority="61"/>
-    <w:lsdException w:name="Light Grid Accent 6" w:uiPriority="62"/>
-    <w:lsdException w:name="Medium Shading 1 Accent 6" w:uiPriority="63"/>
-    <w:lsdException w:name="Medium Shading 2 Accent 6" w:uiPriority="64"/>
-    <w:lsdException w:name="Medium List 1 Accent 6" w:uiPriority="65"/>
-    <w:lsdException w:name="Medium List 2 Accent 6" w:uiPriority="66"/>
-    <w:lsdException w:name="Medium Grid 1 Accent 6" w:uiPriority="67"/>
-    <w:lsdException w:name="Medium Grid 2 Accent 6" w:uiPriority="68"/>
-    <w:lsdException w:name="Medium Grid 3 Accent 6" w:uiPriority="69"/>
-    <w:lsdException w:name="Dark List Accent 6" w:uiPriority="70"/>
-    <w:lsdException w:name="Colorful Shading Accent 6" w:uiPriority="71"/>
-    <w:lsdException w:name="Colorful List Accent 6" w:uiPriority="72"/>
-    <w:lsdException w:name="Colorful Grid Accent 6" w:uiPriority="73"/>
-    <w:lsdException w:name="Subtle Emphasis" w:uiPriority="19" w:qFormat="1"/>
-    <w:lsdException w:name="Intense Emphasis" w:uiPriority="21" w:qFormat="1"/>
-    <w:lsdException w:name="Subtle Reference" w:uiPriority="31" w:qFormat="1"/>
-    <w:lsdException w:name="Intense Reference" w:uiPriority="32" w:qFormat="1"/>
-    <w:lsdException w:name="Book Title" w:uiPriority="33" w:qFormat="1"/>
-    <w:lsdException w:name="Bibliography" w:semiHidden="1" w:uiPriority="37" w:unhideWhenUsed="1"/>
-    <w:lsdException w:name="TOC Heading" w:semiHidden="1" w:uiPriority="39" w:unhideWhenUsed="1" w:qFormat="1"/>
-    <w:lsdException w:name="Plain Table 1" w:uiPriority="41"/>
-    <w:lsdException w:name="Plain Table 2" w:uiPriority="42"/>
-    <w:lsdException w:name="Plain Table 3" w:uiPriority="43"/>
-    <w:lsdException w:name="Plain Table 4" w:uiPriority="44"/>
-    <w:lsdException w:name="Plain Table 5" w:uiPriority="45"/>
-    <w:lsdException w:name="Grid Table Light" w:uiPriority="40"/>
-    <w:lsdException w:name="Grid Table 1 Light" w:uiPriority="46"/>
-    <w:lsdException w:name="Grid Table 2" w:uiPriority="47"/>
-    <w:lsdException w:name="Grid Table 3" w:uiPriority="48"/>
-    <w:lsdException w:name="Grid Table 4" w:uiPriority="49"/>
-    <w:lsdException w:name="Grid Table 5 Dark" w:uiPriority="50"/>
-    <w:lsdException w:name="Grid Table 6 Colorful" w:uiPriority="51"/>
-    <w:lsdException w:name="Grid Table 7 Colorful" w:uiPriority="52"/>
-    <w:lsdException w:name="Grid Table 1 Light Accent 1" w:uiPriority="46"/>
-    <w:lsdException w:name="Grid Table 2 Accent 1" w:uiPriority="47"/>
-    <w:lsdException w:name="Grid Table 3 Accent 1" w:uiPriority="48"/>
-    <w:lsdException w:name="Grid Table 4 Accent 1" w:uiPriority="49"/>
-    <w:lsdException w:name="Grid Table 5 Dark Accent 1" w:uiPriority="50"/>
-    <w:lsdException w:name="Grid Table 6 Colorful Accent 1" w:uiPriority="51"/>
-    <w:lsdException w:name="Grid Table 7 Colorful Accent 1" w:uiPriority="52"/>
-    <w:lsdException w:name="Grid Table 1 Light Accent 2" w:uiPriority="46"/>
-    <w:lsdException w:name="Grid Table 2 Accent 2" w:uiPriority="47"/>
-    <w:lsdException w:name="Grid Table 3 Accent 2" w:uiPriority="48"/>
-    <w:lsdException w:name="Grid Table 4 Accent 2" w:uiPriority="49"/>
-    <w:lsdException w:name="Grid Table 5 Dark Accent 2" w:uiPriority="50"/>
-    <w:lsdException w:name="Grid Table 6 Colorful Accent 2" w:uiPriority="51"/>
-    <w:lsdException w:name="Grid Table 7 Colorful Accent 2" w:uiPriority="52"/>
-    <w:lsdException w:name="Grid Table 1 Light Accent 3" w:uiPriority="46"/>
-    <w:lsdException w:name="Grid Table 2 Accent 3" w:uiPriority="47"/>
-    <w:lsdException w:name="Grid Table 3 Accent 3" w:uiPriority="48"/>
-    <w:lsdException w:name="Grid Table 4 Accent 3" w:uiPriority="49"/>
-    <w:lsdException w:name="Grid Table 5 Dark Accent 3" w:uiPriority="50"/>
-    <w:lsdException w:name="Grid Table 6 Colorful Accent 3" w:uiPriority="51"/>
-    <w:lsdException w:name="Grid Table 7 Colorful Accent 3" w:uiPriority="52"/>
-    <w:lsdException w:name="Grid Table 1 Light Accent 4" w:uiPriority="46"/>
-    <w:lsdException w:name="Grid Table 2 Accent 4" w:uiPriority="47"/>
-    <w:lsdException w:name="Grid Table 3 Accent 4" w:uiPriority="48"/>
-    <w:lsdException w:name="Grid Table 4 Accent 4" w:uiPriority="49"/>
-    <w:lsdException w:name="Grid Table 5 Dark Accent 4" w:uiPriority="50"/>
-    <w:lsdException w:name="Grid Table 6 Colorful Accent 4" w:uiPriority="51"/>
-    <w:lsdException w:name="Grid Table 7 Colorful Accent 4" w:uiPriority="52"/>
-    <w:lsdException w:name="Grid Table 1 Light Accent 5" w:uiPriority="46"/>
-    <w:lsdException w:name="Grid Table 2 Accent 5" w:uiPriority="47"/>
-    <w:lsdException w:name="Grid Table 3 Accent 5" w:uiPriority="48"/>
-    <w:lsdException w:name="Grid Table 4 Accent 5" w:uiPriority="49"/>
-    <w:lsdException w:name="Grid Table 5 Dark Accent 5" w:uiPriority="50"/>
-    <w:lsdException w:name="Grid Table 6 Colorful Accent 5" w:uiPriority="51"/>
-    <w:lsdException w:name="Grid Table 7 Colorful Accent 5" w:uiPriority="52"/>
-    <w:lsdException w:name="Grid Table 1 Light Accent 6" w:uiPriority="46"/>
-    <w:lsdException w:name="Grid Table 2 Accent 6" w:uiPriority="47"/>
-    <w:lsdException w:name="Grid Table 3 Accent 6" w:uiPriority="48"/>
-    <w:lsdException w:name="Grid Table 4 Accent 6" w:uiPriority="49"/>
-    <w:lsdException w:name="Grid Table 5 Dark Accent 6" w:uiPriority="50"/>
-    <w:lsdException w:name="Grid Table 6 Colorful Accent 6" w:uiPriority="51"/>
-    <w:lsdException w:name="Grid Table 7 Colorful Accent 6" w:uiPriority="52"/>
-    <w:lsdException w:name="List Table 1 Light" w:uiPriority="46"/>
-    <w:lsdException w:name="List Table 2" w:uiPriority="47"/>
-    <w:lsdException w:name="List Table 3" w:uiPriority="48"/>
-    <w:lsdException w:name="List Table 4" w:uiPriority="49"/>
-    <w:lsdException w:name="List Table 5 Dark" w:uiPriority="50"/>
-    <w:lsdException w:name="List Table 6 Colorful" w:uiPriority="51"/>
-    <w:lsdException w:name="List Table 7 Colorful" w:uiPriority="52"/>
-    <w:lsdException w:name="List Table 1 Light Accent 1" w:uiPriority="46"/>
-    <w:lsdException w:name="List Table 2 Accent 1" w:uiPriority="47"/>
-    <w:lsdException w:name="List Table 3 Accent 1" w:uiPriority="48"/>
-    <w:lsdException w:name="List Table 4 Accent 1" w:uiPriority="49"/>
-    <w:lsdException w:name="List Table 5 Dark Accent 1" w:uiPriority="50"/>
-    <w:lsdException w:name="List Table 6 Colorful Accent 1" w:uiPriority="51"/>
-    <w:lsdException w:name="List Table 7 Colorful Accent 1" w:uiPriority="52"/>
-    <w:lsdException w:name="List Table 1 Light Accent 2" w:uiPriority="46"/>
-    <w:lsdException w:name="List Table 2 Accent 2" w:uiPriority="47"/>
-    <w:lsdException w:name="List Table 3 Accent 2" w:uiPriority="48"/>
-    <w:lsdException w:name="List Table 4 Accent 2" w:uiPriority="49"/>
-    <w:lsdException w:name="List Table 5 Dark Accent 2" w:uiPriority="50"/>
-    <w:lsdException w:name="List Table 6 Colorful Accent 2" w:uiPriority="51"/>
-    <w:lsdException w:name="List Table 7 Colorful Accent 2" w:uiPriority="52"/>
-    <w:lsdException w:name="List Table 1 Light Accent 3" w:uiPriority="46"/>
-    <w:lsdException w:name="List Table 2 Accent 3" w:uiPriority="47"/>
-    <w:lsdException w:name="List Table 3 Accent 3" w:uiPriority="48"/>
-    <w:lsdException w:name="List Table 4 Accent 3" w:uiPriority="49"/>
-    <w:lsdException w:name="List Table 5 Dark Accent 3" w:uiPriority="50"/>
-    <w:lsdException w:name="List Table 6 Colorful Accent 3" w:uiPriority="51"/>
-    <w:lsdException w:name="List Table 7 Colorful Accent 3" w:uiPriority="52"/>
-    <w:lsdException w:name="List Table 1 Light Accent 4" w:uiPriority="46"/>
-    <w:lsdException w:name="List Table 2 Accent 4" w:uiPriority="47"/>
-    <w:lsdException w:name="List Table 3 Accent 4" w:uiPriority="48"/>
-    <w:lsdException w:name="List Table 4 Accent 4" w:uiPriority="49"/>
-    <w:lsdException w:name="List Table 5 Dark Accent 4" w:uiPriority="50"/>
-    <w:lsdException w:name="List Table 6 Colorful Accent 4" w:uiPriority="51"/>
-    <w:lsdException w:name="List Table 7 Colorful Accent 4" w:uiPriority="52"/>
-    <w:lsdException w:name="List Table 1 Light Accent 5" w:uiPriority="46"/>
-    <w:lsdException w:name="List Table 2 Accent 5" w:uiPriority="47"/>
-    <w:lsdException w:name="List Table 3 Accent 5" w:uiPriority="48"/>
-    <w:lsdException w:name="List Table 4 Accent 5" w:uiPriority="49"/>
-    <w:lsdException w:name="List Table 5 Dark Accent 5" w:uiPriority="50"/>
-    <w:lsdException w:name="List Table 6 Colorful Accent 5" w:uiPriority="51"/>
-    <w:lsdException w:name="List Table 7 Colorful Accent 5" w:uiPriority="52"/>
-    <w:lsdException w:name="List Table 1 Light Accent 6" w:uiPriority="46"/>
-    <w:lsdException w:name="List Table 2 Accent 6" w:uiPriority="47"/>
-    <w:lsdException w:name="List Table 3 Accent 6" w:uiPriority="48"/>
-    <w:lsdException w:name="List Table 4 Accent 6" w:uiPriority="49"/>
-    <w:lsdException w:name="List Table 5 Dark Accent 6" w:uiPriority="50"/>
-    <w:lsdException w:name="List Table 6 Colorful Accent 6" w:uiPriority="51"/>
-    <w:lsdException w:name="List Table 7 Colorful Accent 6" w:uiPriority="52"/>
-    <w:lsdException w:name="Mention" w:semiHidden="1" w:unhideWhenUsed="1"/>
-    <w:lsdException w:name="Smart Hyperlink" w:semiHidden="1" w:unhideWhenUsed="1"/>
-    <w:lsdException w:name="Hashtag" w:semiHidden="1" w:unhideWhenUsed="1"/>
-    <w:lsdException w:name="Unresolved Mention" w:semiHidden="1" w:unhideWhenUsed="1"/>
-    <w:lsdException w:name="Smart Link" w:semiHidden="1" w:unhideWhenUsed="1"/>
+  <w:latentStyles w:count="260" w:defQFormat="0" w:defUnhideWhenUsed="1" w:defSemiHidden="1" w:defUIPriority="99" w:defLockedState="0">
+    <w:lsdException w:qFormat="1" w:unhideWhenUsed="0" w:uiPriority="1" w:semiHidden="0" w:name="Normal"/>
+    <w:lsdException w:qFormat="1" w:unhideWhenUsed="0" w:uiPriority="1" w:semiHidden="0" w:name="heading 1"/>
+    <w:lsdException w:qFormat="1" w:unhideWhenUsed="0" w:uiPriority="1" w:semiHidden="0" w:name="heading 2"/>
+    <w:lsdException w:qFormat="1" w:uiPriority="9" w:name="heading 3"/>
+    <w:lsdException w:qFormat="1" w:uiPriority="9" w:name="heading 4"/>
+    <w:lsdException w:qFormat="1" w:uiPriority="9" w:name="heading 5"/>
+    <w:lsdException w:qFormat="1" w:uiPriority="9" w:name="heading 6"/>
+    <w:lsdException w:qFormat="1" w:uiPriority="9" w:name="heading 7"/>
+    <w:lsdException w:qFormat="1" w:uiPriority="9" w:name="heading 8"/>
+    <w:lsdException w:qFormat="1" w:uiPriority="9" w:name="heading 9"/>
+    <w:lsdException w:uiPriority="99" w:name="index 1"/>
+    <w:lsdException w:uiPriority="99" w:name="index 2"/>
+    <w:lsdException w:uiPriority="99" w:name="index 3"/>
+    <w:lsdException w:uiPriority="99" w:name="index 4"/>
+    <w:lsdException w:uiPriority="99" w:name="index 5"/>
+    <w:lsdException w:uiPriority="99" w:name="index 6"/>
+    <w:lsdException w:uiPriority="99" w:name="index 7"/>
+    <w:lsdException w:uiPriority="99" w:name="index 8"/>
+    <w:lsdException w:uiPriority="99" w:name="index 9"/>
+    <w:lsdException w:uiPriority="39" w:name="toc 1"/>
+    <w:lsdException w:uiPriority="39" w:name="toc 2"/>
+    <w:lsdException w:uiPriority="39" w:name="toc 3"/>
+    <w:lsdException w:uiPriority="39" w:name="toc 4"/>
+    <w:lsdException w:uiPriority="39" w:name="toc 5"/>
+    <w:lsdException w:uiPriority="39" w:name="toc 6"/>
+    <w:lsdException w:uiPriority="39" w:name="toc 7"/>
+    <w:lsdException w:uiPriority="39" w:name="toc 8"/>
+    <w:lsdException w:uiPriority="39" w:name="toc 9"/>
+    <w:lsdException w:uiPriority="99" w:name="Normal Indent"/>
+    <w:lsdException w:uiPriority="99" w:name="footnote text"/>
+    <w:lsdException w:uiPriority="99" w:name="annotation text"/>
+    <w:lsdException w:qFormat="1" w:uiPriority="99" w:semiHidden="0" w:name="header"/>
+    <w:lsdException w:qFormat="1" w:uiPriority="99" w:semiHidden="0" w:name="footer"/>
+    <w:lsdException w:uiPriority="99" w:name="index heading"/>
+    <w:lsdException w:qFormat="1" w:uiPriority="35" w:name="caption"/>
+    <w:lsdException w:uiPriority="99" w:name="table of figures"/>
+    <w:lsdException w:uiPriority="99" w:name="envelope address"/>
+    <w:lsdException w:uiPriority="99" w:name="envelope return"/>
+    <w:lsdException w:uiPriority="99" w:name="footnote reference"/>
+    <w:lsdException w:uiPriority="99" w:name="annotation reference"/>
+    <w:lsdException w:uiPriority="99" w:name="line number"/>
+    <w:lsdException w:uiPriority="99" w:name="page number"/>
+    <w:lsdException w:uiPriority="99" w:name="endnote reference"/>
+    <w:lsdException w:uiPriority="99" w:name="endnote text"/>
+    <w:lsdException w:uiPriority="99" w:name="table of authorities"/>
+    <w:lsdException w:uiPriority="99" w:name="macro"/>
+    <w:lsdException w:uiPriority="99" w:name="toa heading"/>
+    <w:lsdException w:uiPriority="99" w:name="List"/>
+    <w:lsdException w:uiPriority="99" w:name="List Bullet"/>
+    <w:lsdException w:uiPriority="99" w:name="List Number"/>
+    <w:lsdException w:uiPriority="99" w:name="List 2"/>
+    <w:lsdException w:uiPriority="99" w:name="List 3"/>
+    <w:lsdException w:uiPriority="99" w:name="List 4"/>
+    <w:lsdException w:uiPriority="99" w:name="List 5"/>
+    <w:lsdException w:uiPriority="99" w:name="List Bullet 2"/>
+    <w:lsdException w:uiPriority="99" w:name="List Bullet 3"/>
+    <w:lsdException w:uiPriority="99" w:name="List Bullet 4"/>
+    <w:lsdException w:uiPriority="99" w:name="List Bullet 5"/>
+    <w:lsdException w:uiPriority="99" w:name="List Number 2"/>
+    <w:lsdException w:uiPriority="99" w:name="List Number 3"/>
+    <w:lsdException w:uiPriority="99" w:name="List Number 4"/>
+    <w:lsdException w:uiPriority="99" w:name="List Number 5"/>
+    <w:lsdException w:qFormat="1" w:unhideWhenUsed="0" w:uiPriority="1" w:semiHidden="0" w:name="Title"/>
+    <w:lsdException w:uiPriority="99" w:name="Closing"/>
+    <w:lsdException w:uiPriority="99" w:name="Signature"/>
+    <w:lsdException w:qFormat="1" w:uiPriority="1" w:name="Default Paragraph Font"/>
+    <w:lsdException w:qFormat="1" w:unhideWhenUsed="0" w:uiPriority="1" w:semiHidden="0" w:name="Body Text"/>
+    <w:lsdException w:uiPriority="99" w:name="Body Text Indent"/>
+    <w:lsdException w:uiPriority="99" w:name="List Continue"/>
+    <w:lsdException w:uiPriority="99" w:name="List Continue 2"/>
+    <w:lsdException w:uiPriority="99" w:name="List Continue 3"/>
+    <w:lsdException w:uiPriority="99" w:name="List Continue 4"/>
+    <w:lsdException w:uiPriority="99" w:name="List Continue 5"/>
+    <w:lsdException w:uiPriority="99" w:name="Message Header"/>
+    <w:lsdException w:qFormat="1" w:unhideWhenUsed="0" w:uiPriority="11" w:semiHidden="0" w:name="Subtitle"/>
+    <w:lsdException w:uiPriority="99" w:name="Salutation"/>
+    <w:lsdException w:uiPriority="99" w:name="Date"/>
+    <w:lsdException w:uiPriority="99" w:name="Body Text First Indent"/>
+    <w:lsdException w:uiPriority="99" w:name="Body Text First Indent 2"/>
+    <w:lsdException w:uiPriority="99" w:name="Note Heading"/>
+    <w:lsdException w:uiPriority="99" w:name="Body Text 2"/>
+    <w:lsdException w:uiPriority="99" w:name="Body Text 3"/>
+    <w:lsdException w:uiPriority="99" w:name="Body Text Indent 2"/>
+    <w:lsdException w:uiPriority="99" w:name="Body Text Indent 3"/>
+    <w:lsdException w:uiPriority="99" w:name="Block Text"/>
+    <w:lsdException w:qFormat="1" w:uiPriority="99" w:semiHidden="0" w:name="Hyperlink"/>
+    <w:lsdException w:qFormat="1" w:uiPriority="99" w:name="FollowedHyperlink"/>
+    <w:lsdException w:qFormat="1" w:unhideWhenUsed="0" w:uiPriority="22" w:semiHidden="0" w:name="Strong"/>
+    <w:lsdException w:qFormat="1" w:unhideWhenUsed="0" w:uiPriority="20" w:semiHidden="0" w:name="Emphasis"/>
+    <w:lsdException w:uiPriority="99" w:name="Document Map"/>
+    <w:lsdException w:uiPriority="99" w:name="Plain Text"/>
+    <w:lsdException w:uiPriority="99" w:name="E-mail Signature"/>
+    <w:lsdException w:qFormat="1" w:uiPriority="99" w:semiHidden="0" w:name="Normal (Web)"/>
+    <w:lsdException w:uiPriority="99" w:name="HTML Acronym"/>
+    <w:lsdException w:uiPriority="99" w:name="HTML Address"/>
+    <w:lsdException w:uiPriority="99" w:name="HTML Cite"/>
+    <w:lsdException w:uiPriority="99" w:name="HTML Code"/>
+    <w:lsdException w:uiPriority="99" w:name="HTML Definition"/>
+    <w:lsdException w:uiPriority="99" w:name="HTML Keyboard"/>
+    <w:lsdException w:uiPriority="99" w:name="HTML Preformatted"/>
+    <w:lsdException w:uiPriority="99" w:name="HTML Sample"/>
+    <w:lsdException w:uiPriority="99" w:name="HTML Typewriter"/>
+    <w:lsdException w:uiPriority="99" w:name="HTML Variable"/>
+    <w:lsdException w:uiPriority="99" w:name="Normal Table"/>
+    <w:lsdException w:uiPriority="99" w:name="annotation subject"/>
+    <w:lsdException w:uiPriority="99" w:name="Table Simple 1"/>
+    <w:lsdException w:uiPriority="99" w:name="Table Simple 2"/>
+    <w:lsdException w:uiPriority="99" w:name="Table Simple 3"/>
+    <w:lsdException w:uiPriority="99" w:name="Table Classic 1"/>
+    <w:lsdException w:uiPriority="99" w:name="Table Classic 2"/>
+    <w:lsdException w:uiPriority="99" w:name="Table Classic 3"/>
+    <w:lsdException w:uiPriority="99" w:name="Table Classic 4"/>
+    <w:lsdException w:uiPriority="99" w:name="Table Colorful 1"/>
+    <w:lsdException w:uiPriority="99" w:name="Table Colorful 2"/>
+    <w:lsdException w:uiPriority="99" w:name="Table Colorful 3"/>
+    <w:lsdException w:uiPriority="99" w:name="Table Columns 1"/>
+    <w:lsdException w:uiPriority="99" w:name="Table Columns 2"/>
+    <w:lsdException w:uiPriority="99" w:name="Table Columns 3"/>
+    <w:lsdException w:uiPriority="99" w:name="Table Columns 4"/>
+    <w:lsdException w:uiPriority="99" w:name="Table Columns 5"/>
+    <w:lsdException w:uiPriority="99" w:name="Table Grid 1"/>
+    <w:lsdException w:uiPriority="99" w:name="Table Grid 2"/>
+    <w:lsdException w:uiPriority="99" w:name="Table Grid 3"/>
+    <w:lsdException w:uiPriority="99" w:name="Table Grid 4"/>
+    <w:lsdException w:uiPriority="99" w:name="Table Grid 5"/>
+    <w:lsdException w:uiPriority="99" w:name="Table Grid 6"/>
+    <w:lsdException w:uiPriority="99" w:name="Table Grid 7"/>
+    <w:lsdException w:uiPriority="99" w:name="Table Grid 8"/>
+    <w:lsdException w:uiPriority="99" w:name="Table List 1"/>
+    <w:lsdException w:uiPriority="99" w:name="Table List 2"/>
+    <w:lsdException w:uiPriority="99" w:name="Table List 3"/>
+    <w:lsdException w:uiPriority="99" w:name="Table List 4"/>
+    <w:lsdException w:uiPriority="99" w:name="Table List 5"/>
+    <w:lsdException w:uiPriority="99" w:name="Table List 6"/>
+    <w:lsdException w:uiPriority="99" w:name="Table List 7"/>
+    <w:lsdException w:uiPriority="99" w:name="Table List 8"/>
+    <w:lsdException w:uiPriority="99" w:name="Table 3D effects 1"/>
+    <w:lsdException w:uiPriority="99" w:name="Table 3D effects 2"/>
+    <w:lsdException w:uiPriority="99" w:name="Table 3D effects 3"/>
+    <w:lsdException w:uiPriority="99" w:name="Table Contemporary"/>
+    <w:lsdException w:uiPriority="99" w:name="Table Elegant"/>
+    <w:lsdException w:uiPriority="99" w:name="Table Professional"/>
+    <w:lsdException w:uiPriority="99" w:name="Table Subtle 1"/>
+    <w:lsdException w:uiPriority="99" w:name="Table Subtle 2"/>
+    <w:lsdException w:uiPriority="99" w:name="Table Web 1"/>
+    <w:lsdException w:uiPriority="99" w:name="Table Web 2"/>
+    <w:lsdException w:uiPriority="99" w:name="Table Web 3"/>
+    <w:lsdException w:uiPriority="99" w:name="Balloon Text"/>
+    <w:lsdException w:unhideWhenUsed="0" w:uiPriority="39" w:semiHidden="0" w:name="Table Grid"/>
+    <w:lsdException w:uiPriority="99" w:name="Table Theme"/>
+    <w:lsdException w:unhideWhenUsed="0" w:uiPriority="60" w:semiHidden="0" w:name="Light Shading"/>
+    <w:lsdException w:unhideWhenUsed="0" w:uiPriority="61" w:semiHidden="0" w:name="Light List"/>
+    <w:lsdException w:unhideWhenUsed="0" w:uiPriority="62" w:semiHidden="0" w:name="Light Grid"/>
+    <w:lsdException w:unhideWhenUsed="0" w:uiPriority="63" w:semiHidden="0" w:name="Medium Shading 1"/>
+    <w:lsdException w:unhideWhenUsed="0" w:uiPriority="64" w:semiHidden="0" w:name="Medium Shading 2"/>
+    <w:lsdException w:unhideWhenUsed="0" w:uiPriority="65" w:semiHidden="0" w:name="Medium List 1"/>
+    <w:lsdException w:unhideWhenUsed="0" w:uiPriority="66" w:semiHidden="0" w:name="Medium List 2"/>
+    <w:lsdException w:unhideWhenUsed="0" w:uiPriority="67" w:semiHidden="0" w:name="Medium Grid 1"/>
+    <w:lsdException w:unhideWhenUsed="0" w:uiPriority="68" w:semiHidden="0" w:name="Medium Grid 2"/>
+    <w:lsdException w:unhideWhenUsed="0" w:uiPriority="69" w:semiHidden="0" w:name="Medium Grid 3"/>
+    <w:lsdException w:unhideWhenUsed="0" w:uiPriority="70" w:semiHidden="0" w:name="Dark List"/>
+    <w:lsdException w:unhideWhenUsed="0" w:uiPriority="71" w:semiHidden="0" w:name="Colorful Shading"/>
+    <w:lsdException w:unhideWhenUsed="0" w:uiPriority="72" w:semiHidden="0" w:name="Colorful List"/>
+    <w:lsdException w:unhideWhenUsed="0" w:uiPriority="73" w:semiHidden="0" w:name="Colorful Grid"/>
+    <w:lsdException w:unhideWhenUsed="0" w:uiPriority="60" w:semiHidden="0" w:name="Light Shading Accent 1"/>
+    <w:lsdException w:unhideWhenUsed="0" w:uiPriority="61" w:semiHidden="0" w:name="Light List Accent 1"/>
+    <w:lsdException w:unhideWhenUsed="0" w:uiPriority="62" w:semiHidden="0" w:name="Light Grid Accent 1"/>
+    <w:lsdException w:unhideWhenUsed="0" w:uiPriority="63" w:semiHidden="0" w:name="Medium Shading 1 Accent 1"/>
+    <w:lsdException w:unhideWhenUsed="0" w:uiPriority="64" w:semiHidden="0" w:name="Medium Shading 2 Accent 1"/>
+    <w:lsdException w:unhideWhenUsed="0" w:uiPriority="65" w:semiHidden="0" w:name="Medium List 1 Accent 1"/>
+    <w:lsdException w:qFormat="1" w:unhideWhenUsed="0" w:uiPriority="34" w:semiHidden="0" w:name="List Paragraph"/>
+    <w:lsdException w:unhideWhenUsed="0" w:uiPriority="66" w:semiHidden="0" w:name="Medium List 2 Accent 1"/>
+    <w:lsdException w:unhideWhenUsed="0" w:uiPriority="67" w:semiHidden="0" w:name="Medium Grid 1 Accent 1"/>
+    <w:lsdException w:unhideWhenUsed="0" w:uiPriority="68" w:semiHidden="0" w:name="Medium Grid 2 Accent 1"/>
+    <w:lsdException w:unhideWhenUsed="0" w:uiPriority="69" w:semiHidden="0" w:name="Medium Grid 3 Accent 1"/>
+    <w:lsdException w:unhideWhenUsed="0" w:uiPriority="70" w:semiHidden="0" w:name="Dark List Accent 1"/>
+    <w:lsdException w:unhideWhenUsed="0" w:uiPriority="71" w:semiHidden="0" w:name="Colorful Shading Accent 1"/>
+    <w:lsdException w:unhideWhenUsed="0" w:uiPriority="72" w:semiHidden="0" w:name="Colorful List Accent 1"/>
+    <w:lsdException w:unhideWhenUsed="0" w:uiPriority="73" w:semiHidden="0" w:name="Colorful Grid Accent 1"/>
+    <w:lsdException w:unhideWhenUsed="0" w:uiPriority="60" w:semiHidden="0" w:name="Light Shading Accent 2"/>
+    <w:lsdException w:unhideWhenUsed="0" w:uiPriority="61" w:semiHidden="0" w:name="Light List Accent 2"/>
+    <w:lsdException w:unhideWhenUsed="0" w:uiPriority="62" w:semiHidden="0" w:name="Light Grid Accent 2"/>
+    <w:lsdException w:unhideWhenUsed="0" w:uiPriority="63" w:semiHidden="0" w:name="Medium Shading 1 Accent 2"/>
+    <w:lsdException w:unhideWhenUsed="0" w:uiPriority="64" w:semiHidden="0" w:name="Medium Shading 2 Accent 2"/>
+    <w:lsdException w:unhideWhenUsed="0" w:uiPriority="65" w:semiHidden="0" w:name="Medium List 1 Accent 2"/>
+    <w:lsdException w:unhideWhenUsed="0" w:uiPriority="66" w:semiHidden="0" w:name="Medium List 2 Accent 2"/>
+    <w:lsdException w:unhideWhenUsed="0" w:uiPriority="67" w:semiHidden="0" w:name="Medium Grid 1 Accent 2"/>
+    <w:lsdException w:unhideWhenUsed="0" w:uiPriority="68" w:semiHidden="0" w:name="Medium Grid 2 Accent 2"/>
+    <w:lsdException w:unhideWhenUsed="0" w:uiPriority="69" w:semiHidden="0" w:name="Medium Grid 3 Accent 2"/>
+    <w:lsdException w:unhideWhenUsed="0" w:uiPriority="70" w:semiHidden="0" w:name="Dark List Accent 2"/>
+    <w:lsdException w:unhideWhenUsed="0" w:uiPriority="71" w:semiHidden="0" w:name="Colorful Shading Accent 2"/>
+    <w:lsdException w:unhideWhenUsed="0" w:uiPriority="72" w:semiHidden="0" w:name="Colorful List Accent 2"/>
+    <w:lsdException w:unhideWhenUsed="0" w:uiPriority="73" w:semiHidden="0" w:name="Colorful Grid Accent 2"/>
+    <w:lsdException w:unhideWhenUsed="0" w:uiPriority="60" w:semiHidden="0" w:name="Light Shading Accent 3"/>
+    <w:lsdException w:unhideWhenUsed="0" w:uiPriority="61" w:semiHidden="0" w:name="Light List Accent 3"/>
+    <w:lsdException w:unhideWhenUsed="0" w:uiPriority="62" w:semiHidden="0" w:name="Light Grid Accent 3"/>
+    <w:lsdException w:unhideWhenUsed="0" w:uiPriority="63" w:semiHidden="0" w:name="Medium Shading 1 Accent 3"/>
+    <w:lsdException w:unhideWhenUsed="0" w:uiPriority="64" w:semiHidden="0" w:name="Medium Shading 2 Accent 3"/>
+    <w:lsdException w:unhideWhenUsed="0" w:uiPriority="65" w:semiHidden="0" w:name="Medium List 1 Accent 3"/>
+    <w:lsdException w:unhideWhenUsed="0" w:uiPriority="66" w:semiHidden="0" w:name="Medium List 2 Accent 3"/>
+    <w:lsdException w:unhideWhenUsed="0" w:uiPriority="67" w:semiHidden="0" w:name="Medium Grid 1 Accent 3"/>
+    <w:lsdException w:unhideWhenUsed="0" w:uiPriority="68" w:semiHidden="0" w:name="Medium Grid 2 Accent 3"/>
+    <w:lsdException w:unhideWhenUsed="0" w:uiPriority="69" w:semiHidden="0" w:name="Medium Grid 3 Accent 3"/>
+    <w:lsdException w:unhideWhenUsed="0" w:uiPriority="70" w:semiHidden="0" w:name="Dark List Accent 3"/>
+    <w:lsdException w:unhideWhenUsed="0" w:uiPriority="71" w:semiHidden="0" w:name="Colorful Shading Accent 3"/>
+    <w:lsdException w:unhideWhenUsed="0" w:uiPriority="72" w:semiHidden="0" w:name="Colorful List Accent 3"/>
+    <w:lsdException w:unhideWhenUsed="0" w:uiPriority="73" w:semiHidden="0" w:name="Colorful Grid Accent 3"/>
+    <w:lsdException w:unhideWhenUsed="0" w:uiPriority="60" w:semiHidden="0" w:name="Light Shading Accent 4"/>
+    <w:lsdException w:unhideWhenUsed="0" w:uiPriority="61" w:semiHidden="0" w:name="Light List Accent 4"/>
+    <w:lsdException w:unhideWhenUsed="0" w:uiPriority="62" w:semiHidden="0" w:name="Light Grid Accent 4"/>
+    <w:lsdException w:unhideWhenUsed="0" w:uiPriority="63" w:semiHidden="0" w:name="Medium Shading 1 Accent 4"/>
+    <w:lsdException w:unhideWhenUsed="0" w:uiPriority="64" w:semiHidden="0" w:name="Medium Shading 2 Accent 4"/>
+    <w:lsdException w:unhideWhenUsed="0" w:uiPriority="65" w:semiHidden="0" w:name="Medium List 1 Accent 4"/>
+    <w:lsdException w:unhideWhenUsed="0" w:uiPriority="66" w:semiHidden="0" w:name="Medium List 2 Accent 4"/>
+    <w:lsdException w:unhideWhenUsed="0" w:uiPriority="67" w:semiHidden="0" w:name="Medium Grid 1 Accent 4"/>
+    <w:lsdException w:unhideWhenUsed="0" w:uiPriority="68" w:semiHidden="0" w:name="Medium Grid 2 Accent 4"/>
+    <w:lsdException w:unhideWhenUsed="0" w:uiPriority="69" w:semiHidden="0" w:name="Medium Grid 3 Accent 4"/>
+    <w:lsdException w:unhideWhenUsed="0" w:uiPriority="70" w:semiHidden="0" w:name="Dark List Accent 4"/>
+    <w:lsdException w:unhideWhenUsed="0" w:uiPriority="71" w:semiHidden="0" w:name="Colorful Shading Accent 4"/>
+    <w:lsdException w:unhideWhenUsed="0" w:uiPriority="72" w:semiHidden="0" w:name="Colorful List Accent 4"/>
+    <w:lsdException w:unhideWhenUsed="0" w:uiPriority="73" w:semiHidden="0" w:name="Colorful Grid Accent 4"/>
+    <w:lsdException w:unhideWhenUsed="0" w:uiPriority="60" w:semiHidden="0" w:name="Light Shading Accent 5"/>
+    <w:lsdException w:unhideWhenUsed="0" w:uiPriority="61" w:semiHidden="0" w:name="Light List Accent 5"/>
+    <w:lsdException w:unhideWhenUsed="0" w:uiPriority="62" w:semiHidden="0" w:name="Light Grid Accent 5"/>
+    <w:lsdException w:unhideWhenUsed="0" w:uiPriority="63" w:semiHidden="0" w:name="Medium Shading 1 Accent 5"/>
+    <w:lsdException w:unhideWhenUsed="0" w:uiPriority="64" w:semiHidden="0" w:name="Medium Shading 2 Accent 5"/>
+    <w:lsdException w:unhideWhenUsed="0" w:uiPriority="65" w:semiHidden="0" w:name="Medium List 1 Accent 5"/>
+    <w:lsdException w:unhideWhenUsed="0" w:uiPriority="66" w:semiHidden="0" w:name="Medium List 2 Accent 5"/>
+    <w:lsdException w:unhideWhenUsed="0" w:uiPriority="67" w:semiHidden="0" w:name="Medium Grid 1 Accent 5"/>
+    <w:lsdException w:unhideWhenUsed="0" w:uiPriority="68" w:semiHidden="0" w:name="Medium Grid 2 Accent 5"/>
+    <w:lsdException w:unhideWhenUsed="0" w:uiPriority="69" w:semiHidden="0" w:name="Medium Grid 3 Accent 5"/>
+    <w:lsdException w:unhideWhenUsed="0" w:uiPriority="70" w:semiHidden="0" w:name="Dark List Accent 5"/>
+    <w:lsdException w:unhideWhenUsed="0" w:uiPriority="71" w:semiHidden="0" w:name="Colorful Shading Accent 5"/>
+    <w:lsdException w:unhideWhenUsed="0" w:uiPriority="72" w:semiHidden="0" w:name="Colorful List Accent 5"/>
+    <w:lsdException w:unhideWhenUsed="0" w:uiPriority="73" w:semiHidden="0" w:name="Colorful Grid Accent 5"/>
+    <w:lsdException w:unhideWhenUsed="0" w:uiPriority="60" w:semiHidden="0" w:name="Light Shading Accent 6"/>
+    <w:lsdException w:unhideWhenUsed="0" w:uiPriority="61" w:semiHidden="0" w:name="Light List Accent 6"/>
+    <w:lsdException w:unhideWhenUsed="0" w:uiPriority="62" w:semiHidden="0" w:name="Light Grid Accent 6"/>
+    <w:lsdException w:unhideWhenUsed="0" w:uiPriority="63" w:semiHidden="0" w:name="Medium Shading 1 Accent 6"/>
+    <w:lsdException w:unhideWhenUsed="0" w:uiPriority="64" w:semiHidden="0" w:name="Medium Shading 2 Accent 6"/>
+    <w:lsdException w:unhideWhenUsed="0" w:uiPriority="65" w:semiHidden="0" w:name="Medium List 1 Accent 6"/>
+    <w:lsdException w:unhideWhenUsed="0" w:uiPriority="66" w:semiHidden="0" w:name="Medium List 2 Accent 6"/>
+    <w:lsdException w:unhideWhenUsed="0" w:uiPriority="67" w:semiHidden="0" w:name="Medium Grid 1 Accent 6"/>
+    <w:lsdException w:unhideWhenUsed="0" w:uiPriority="68" w:semiHidden="0" w:name="Medium Grid 2 Accent 6"/>
+    <w:lsdException w:unhideWhenUsed="0" w:uiPriority="69" w:semiHidden="0" w:name="Medium Grid 3 Accent 6"/>
+    <w:lsdException w:unhideWhenUsed="0" w:uiPriority="70" w:semiHidden="0" w:name="Dark List Accent 6"/>
+    <w:lsdException w:unhideWhenUsed="0" w:uiPriority="71" w:semiHidden="0" w:name="Colorful Shading Accent 6"/>
+    <w:lsdException w:unhideWhenUsed="0" w:uiPriority="72" w:semiHidden="0" w:name="Colorful List Accent 6"/>
+    <w:lsdException w:unhideWhenUsed="0" w:uiPriority="73" w:semiHidden="0" w:name="Colorful Grid Accent 6"/>
   </w:latentStyles>
-  <w:style w:type="paragraph" w:default="1" w:styleId="Normal">
+  <w:style w:type="paragraph" w:default="1" w:styleId="1">
     <w:name w:val="Normal"/>
+    <w:qFormat/>
     <w:uiPriority w:val="1"/>
-    <w:qFormat/>
     <w:pPr>
       <w:widowControl w:val="0"/>
       <w:autoSpaceDE w:val="0"/>
       <w:autoSpaceDN w:val="0"/>
     </w:pPr>
     <w:rPr>
-      <w:rFonts w:ascii="Sitka Display" w:eastAsia="Sitka Display" w:hAnsi="Sitka Display" w:cs="Sitka Display"/>
+      <w:rFonts w:ascii="Sitka Display" w:hAnsi="Sitka Display" w:eastAsia="Sitka Display" w:cs="Sitka Display"/>
       <w:sz w:val="22"/>
       <w:szCs w:val="22"/>
-      <w:lang w:val="en-US" w:eastAsia="en-US"/>
+      <w:lang w:val="en-US" w:eastAsia="en-US" w:bidi="ar-SA"/>
     </w:rPr>
   </w:style>
-  <w:style w:type="paragraph" w:styleId="Heading1">
+  <w:style w:type="paragraph" w:styleId="2">
     <w:name w:val="heading 1"/>
-    <w:basedOn w:val="Normal"/>
+    <w:basedOn w:val="1"/>
+    <w:qFormat/>
     <w:uiPriority w:val="1"/>
-    <w:qFormat/>
     <w:pPr>
       <w:ind w:left="284"/>
       <w:outlineLvl w:val="0"/>
@@ -6524,11 +5835,11 @@
       <w:szCs w:val="24"/>
     </w:rPr>
   </w:style>
-  <w:style w:type="paragraph" w:styleId="Heading2">
+  <w:style w:type="paragraph" w:styleId="3">
     <w:name w:val="heading 2"/>
-    <w:basedOn w:val="Normal"/>
+    <w:basedOn w:val="1"/>
+    <w:qFormat/>
     <w:uiPriority w:val="1"/>
-    <w:qFormat/>
     <w:pPr>
       <w:spacing w:before="51" w:line="296" w:lineRule="exact"/>
       <w:ind w:left="303"/>
@@ -6539,19 +5850,19 @@
       <w:bCs/>
     </w:rPr>
   </w:style>
-  <w:style w:type="character" w:default="1" w:styleId="DefaultParagraphFont">
+  <w:style w:type="character" w:default="1" w:styleId="4">
     <w:name w:val="Default Paragraph Font"/>
-    <w:uiPriority w:val="1"/>
     <w:semiHidden/>
     <w:unhideWhenUsed/>
+    <w:qFormat/>
+    <w:uiPriority w:val="1"/>
   </w:style>
-  <w:style w:type="table" w:default="1" w:styleId="TableNormal">
+  <w:style w:type="table" w:default="1" w:styleId="5">
     <w:name w:val="Normal Table"/>
-    <w:uiPriority w:val="99"/>
     <w:semiHidden/>
     <w:unhideWhenUsed/>
+    <w:uiPriority w:val="99"/>
     <w:tblPr>
-      <w:tblInd w:w="0" w:type="dxa"/>
       <w:tblCellMar>
         <w:top w:w="0" w:type="dxa"/>
         <w:left w:w="108" w:type="dxa"/>
@@ -6560,39 +5871,39 @@
       </w:tblCellMar>
     </w:tblPr>
   </w:style>
-  <w:style w:type="numbering" w:default="1" w:styleId="NoList">
-    <w:name w:val="No List"/>
-    <w:uiPriority w:val="99"/>
-    <w:semiHidden/>
-    <w:unhideWhenUsed/>
-  </w:style>
-  <w:style w:type="paragraph" w:styleId="BodyText">
+  <w:style w:type="paragraph" w:styleId="6">
     <w:name w:val="Body Text"/>
-    <w:basedOn w:val="Normal"/>
+    <w:basedOn w:val="1"/>
+    <w:qFormat/>
     <w:uiPriority w:val="1"/>
-    <w:qFormat/>
     <w:pPr>
       <w:ind w:left="961" w:hanging="361"/>
     </w:pPr>
   </w:style>
-  <w:style w:type="character" w:styleId="FollowedHyperlink">
+  <w:style w:type="character" w:styleId="7">
     <w:name w:val="FollowedHyperlink"/>
-    <w:basedOn w:val="DefaultParagraphFont"/>
-    <w:uiPriority w:val="99"/>
+    <w:basedOn w:val="4"/>
     <w:semiHidden/>
     <w:unhideWhenUsed/>
+    <w:qFormat/>
+    <w:uiPriority w:val="99"/>
     <w:rPr>
       <w:color w:val="800080" w:themeColor="followedHyperlink"/>
       <w:u w:val="single"/>
+      <w14:textFill>
+        <w14:solidFill>
+          <w14:schemeClr w14:val="folHlink"/>
+        </w14:solidFill>
+      </w14:textFill>
     </w:rPr>
   </w:style>
-  <w:style w:type="paragraph" w:styleId="Footer">
+  <w:style w:type="paragraph" w:styleId="8">
     <w:name w:val="footer"/>
-    <w:basedOn w:val="Normal"/>
-    <w:link w:val="FooterChar"/>
-    <w:uiPriority w:val="99"/>
+    <w:basedOn w:val="1"/>
+    <w:link w:val="16"/>
     <w:unhideWhenUsed/>
     <w:qFormat/>
+    <w:uiPriority w:val="99"/>
     <w:pPr>
       <w:tabs>
         <w:tab w:val="center" w:pos="4680"/>
@@ -6600,12 +5911,13 @@
       </w:tabs>
     </w:pPr>
   </w:style>
-  <w:style w:type="paragraph" w:styleId="Header">
+  <w:style w:type="paragraph" w:styleId="9">
     <w:name w:val="header"/>
-    <w:basedOn w:val="Normal"/>
-    <w:link w:val="HeaderChar"/>
+    <w:basedOn w:val="1"/>
+    <w:link w:val="15"/>
+    <w:unhideWhenUsed/>
+    <w:qFormat/>
     <w:uiPriority w:val="99"/>
-    <w:unhideWhenUsed/>
     <w:pPr>
       <w:tabs>
         <w:tab w:val="center" w:pos="4680"/>
@@ -6613,76 +5925,84 @@
       </w:tabs>
     </w:pPr>
   </w:style>
-  <w:style w:type="character" w:styleId="Hyperlink">
+  <w:style w:type="character" w:styleId="10">
     <w:name w:val="Hyperlink"/>
-    <w:basedOn w:val="DefaultParagraphFont"/>
+    <w:basedOn w:val="4"/>
+    <w:unhideWhenUsed/>
+    <w:qFormat/>
     <w:uiPriority w:val="99"/>
-    <w:unhideWhenUsed/>
     <w:rPr>
       <w:color w:val="0000FF" w:themeColor="hyperlink"/>
       <w:u w:val="single"/>
+      <w14:textFill>
+        <w14:solidFill>
+          <w14:schemeClr w14:val="hlink"/>
+        </w14:solidFill>
+      </w14:textFill>
     </w:rPr>
   </w:style>
-  <w:style w:type="paragraph" w:styleId="Title">
+  <w:style w:type="paragraph" w:styleId="11">
+    <w:name w:val="Normal (Web)"/>
+    <w:basedOn w:val="1"/>
+    <w:unhideWhenUsed/>
+    <w:qFormat/>
+    <w:uiPriority w:val="99"/>
+    <w:rPr>
+      <w:rFonts w:ascii="Times New Roman" w:hAnsi="Times New Roman" w:cs="Times New Roman"/>
+      <w:sz w:val="24"/>
+      <w:szCs w:val="24"/>
+    </w:rPr>
+  </w:style>
+  <w:style w:type="paragraph" w:styleId="12">
     <w:name w:val="Title"/>
-    <w:basedOn w:val="Normal"/>
+    <w:basedOn w:val="1"/>
+    <w:qFormat/>
     <w:uiPriority w:val="1"/>
-    <w:qFormat/>
     <w:pPr>
       <w:spacing w:before="56"/>
       <w:ind w:left="3583"/>
     </w:pPr>
     <w:rPr>
-      <w:rFonts w:ascii="Times New Roman" w:eastAsia="Times New Roman" w:hAnsi="Times New Roman" w:cs="Times New Roman"/>
+      <w:rFonts w:ascii="Times New Roman" w:hAnsi="Times New Roman" w:eastAsia="Times New Roman" w:cs="Times New Roman"/>
       <w:b/>
       <w:bCs/>
       <w:sz w:val="48"/>
       <w:szCs w:val="48"/>
     </w:rPr>
   </w:style>
-  <w:style w:type="paragraph" w:styleId="ListParagraph">
+  <w:style w:type="paragraph" w:styleId="13">
     <w:name w:val="List Paragraph"/>
-    <w:basedOn w:val="Normal"/>
+    <w:basedOn w:val="1"/>
+    <w:qFormat/>
     <w:uiPriority w:val="34"/>
-    <w:qFormat/>
     <w:pPr>
       <w:ind w:left="961" w:hanging="361"/>
     </w:pPr>
   </w:style>
-  <w:style w:type="paragraph" w:customStyle="1" w:styleId="TableParagraph">
+  <w:style w:type="paragraph" w:customStyle="1" w:styleId="14">
     <w:name w:val="Table Paragraph"/>
-    <w:basedOn w:val="Normal"/>
+    <w:basedOn w:val="1"/>
+    <w:qFormat/>
     <w:uiPriority w:val="1"/>
+  </w:style>
+  <w:style w:type="character" w:customStyle="1" w:styleId="15">
+    <w:name w:val="Header Char"/>
+    <w:basedOn w:val="4"/>
+    <w:link w:val="9"/>
     <w:qFormat/>
-  </w:style>
-  <w:style w:type="character" w:customStyle="1" w:styleId="HeaderChar">
-    <w:name w:val="Header Char"/>
-    <w:basedOn w:val="DefaultParagraphFont"/>
-    <w:link w:val="Header"/>
     <w:uiPriority w:val="99"/>
     <w:rPr>
-      <w:rFonts w:ascii="Sitka Display" w:eastAsia="Sitka Display" w:hAnsi="Sitka Display" w:cs="Sitka Display"/>
+      <w:rFonts w:ascii="Sitka Display" w:hAnsi="Sitka Display" w:eastAsia="Sitka Display" w:cs="Sitka Display"/>
     </w:rPr>
   </w:style>
-  <w:style w:type="character" w:customStyle="1" w:styleId="FooterChar">
+  <w:style w:type="character" w:customStyle="1" w:styleId="16">
     <w:name w:val="Footer Char"/>
-    <w:basedOn w:val="DefaultParagraphFont"/>
-    <w:link w:val="Footer"/>
+    <w:basedOn w:val="4"/>
+    <w:link w:val="8"/>
+    <w:qFormat/>
     <w:uiPriority w:val="99"/>
     <w:rPr>
-      <w:rFonts w:ascii="Sitka Display" w:eastAsia="Sitka Display" w:hAnsi="Sitka Display" w:cs="Sitka Display"/>
-    </w:rPr>
-  </w:style>
-  <w:style w:type="paragraph" w:styleId="NormalWeb">
-    <w:name w:val="Normal (Web)"/>
-    <w:basedOn w:val="Normal"/>
-    <w:uiPriority w:val="99"/>
-    <w:unhideWhenUsed/>
-    <w:rsid w:val="00090FAB"/>
-    <w:rPr>
-      <w:rFonts w:ascii="Times New Roman" w:hAnsi="Times New Roman" w:cs="Times New Roman"/>
-      <w:sz w:val="24"/>
-      <w:szCs w:val="24"/>
+      <w:rFonts w:ascii="Sitka Display" w:hAnsi="Sitka Display" w:eastAsia="Sitka Display" w:cs="Sitka Display"/>
     </w:rPr>
   </w:style>
 </w:styles>
@@ -6967,7 +6287,6 @@
     </a:fmtScheme>
   </a:themeElements>
   <a:objectDefaults/>
-  <a:extraClrSchemeLst/>
 </a:theme>
 </file>
 

--- a/1.1_resume/me/shahil_Ds_CV_jun2026 - Copy (2)update.docx
+++ b/1.1_resume/me/shahil_Ds_CV_jun2026 - Copy (2)update.docx
@@ -1,10 +1,10 @@
 
 <file path=word/document.xml><?xml version="1.0" encoding="utf-8"?>
-<w:document xmlns:wpc="http://schemas.microsoft.com/office/word/2010/wordprocessingCanvas" xmlns:mc="http://schemas.openxmlformats.org/markup-compatibility/2006" xmlns:o="urn:schemas-microsoft-com:office:office" xmlns:r="http://schemas.openxmlformats.org/officeDocument/2006/relationships" xmlns:m="http://schemas.openxmlformats.org/officeDocument/2006/math" xmlns:v="urn:schemas-microsoft-com:vml" xmlns:wp14="http://schemas.microsoft.com/office/word/2010/wordprocessingDrawing" xmlns:wp="http://schemas.openxmlformats.org/drawingml/2006/wordprocessingDrawing" xmlns:w="http://schemas.openxmlformats.org/wordprocessingml/2006/main" xmlns:w14="http://schemas.microsoft.com/office/word/2010/wordml" xmlns:w10="urn:schemas-microsoft-com:office:word" xmlns:w15="http://schemas.microsoft.com/office/word/2012/wordml" xmlns:wpg="http://schemas.microsoft.com/office/word/2010/wordprocessingGroup" xmlns:wpi="http://schemas.microsoft.com/office/word/2010/wordprocessingInk" xmlns:wne="http://schemas.microsoft.com/office/word/2006/wordml" xmlns:wps="http://schemas.microsoft.com/office/word/2010/wordprocessingShape" xmlns:wpsCustomData="http://www.wps.cn/officeDocument/2013/wpsCustomData" mc:Ignorable="w14 w15 wp14">
+<w:document xmlns:wpc="http://schemas.microsoft.com/office/word/2010/wordprocessingCanvas" xmlns:cx="http://schemas.microsoft.com/office/drawing/2014/chartex" xmlns:cx1="http://schemas.microsoft.com/office/drawing/2015/9/8/chartex" xmlns:cx2="http://schemas.microsoft.com/office/drawing/2015/10/21/chartex" xmlns:cx3="http://schemas.microsoft.com/office/drawing/2016/5/9/chartex" xmlns:cx4="http://schemas.microsoft.com/office/drawing/2016/5/10/chartex" xmlns:cx5="http://schemas.microsoft.com/office/drawing/2016/5/11/chartex" xmlns:cx6="http://schemas.microsoft.com/office/drawing/2016/5/12/chartex" xmlns:cx7="http://schemas.microsoft.com/office/drawing/2016/5/13/chartex" xmlns:cx8="http://schemas.microsoft.com/office/drawing/2016/5/14/chartex" xmlns:mc="http://schemas.openxmlformats.org/markup-compatibility/2006" xmlns:aink="http://schemas.microsoft.com/office/drawing/2016/ink" xmlns:am3d="http://schemas.microsoft.com/office/drawing/2017/model3d" xmlns:o="urn:schemas-microsoft-com:office:office" xmlns:oel="http://schemas.microsoft.com/office/2019/extlst" xmlns:r="http://schemas.openxmlformats.org/officeDocument/2006/relationships" xmlns:m="http://schemas.openxmlformats.org/officeDocument/2006/math" xmlns:v="urn:schemas-microsoft-com:vml" xmlns:wp14="http://schemas.microsoft.com/office/word/2010/wordprocessingDrawing" xmlns:wp="http://schemas.openxmlformats.org/drawingml/2006/wordprocessingDrawing" xmlns:w10="urn:schemas-microsoft-com:office:word" xmlns:w="http://schemas.openxmlformats.org/wordprocessingml/2006/main" xmlns:w14="http://schemas.microsoft.com/office/word/2010/wordml" xmlns:w15="http://schemas.microsoft.com/office/word/2012/wordml" xmlns:w16cex="http://schemas.microsoft.com/office/word/2018/wordml/cex" xmlns:w16cid="http://schemas.microsoft.com/office/word/2016/wordml/cid" xmlns:w16="http://schemas.microsoft.com/office/word/2018/wordml" xmlns:w16du="http://schemas.microsoft.com/office/word/2023/wordml/word16du" xmlns:w16sdtdh="http://schemas.microsoft.com/office/word/2020/wordml/sdtdatahash" xmlns:w16sdtfl="http://schemas.microsoft.com/office/word/2024/wordml/sdtformatlock" xmlns:w16se="http://schemas.microsoft.com/office/word/2015/wordml/symex" xmlns:wpg="http://schemas.microsoft.com/office/word/2010/wordprocessingGroup" xmlns:wpi="http://schemas.microsoft.com/office/word/2010/wordprocessingInk" xmlns:wne="http://schemas.microsoft.com/office/word/2006/wordml" xmlns:wps="http://schemas.microsoft.com/office/word/2010/wordprocessingShape" mc:Ignorable="w14 w15 w16se w16cid w16 w16cex w16sdtdh w16sdtfl w16du wp14">
   <w:body>
     <w:p>
       <w:pPr>
-        <w:pStyle w:val="12"/>
+        <w:pStyle w:val="Title"/>
         <w:tabs>
           <w:tab w:val="left" w:pos="1658"/>
           <w:tab w:val="center" w:pos="5540"/>
@@ -25,7 +25,7 @@
     </w:p>
     <w:p>
       <w:pPr>
-        <w:pStyle w:val="12"/>
+        <w:pStyle w:val="Title"/>
         <w:tabs>
           <w:tab w:val="left" w:pos="1658"/>
           <w:tab w:val="center" w:pos="5540"/>
@@ -50,7 +50,7 @@
     </w:p>
     <w:p>
       <w:pPr>
-        <w:pStyle w:val="6"/>
+        <w:pStyle w:val="BodyText"/>
         <w:tabs>
           <w:tab w:val="left" w:pos="4385"/>
           <w:tab w:val="left" w:pos="5556"/>
@@ -66,10 +66,11 @@
       <w:r>
         <w:rPr>
           <w:rFonts w:asciiTheme="minorHAnsi" w:hAnsiTheme="minorHAnsi" w:cstheme="minorHAnsi"/>
+          <w:noProof/>
           <w:color w:val="0070C0"/>
         </w:rPr>
         <w:drawing>
-          <wp:anchor distT="0" distB="0" distL="0" distR="0" simplePos="0" relativeHeight="251662336" behindDoc="1" locked="0" layoutInCell="1" allowOverlap="1">
+          <wp:anchor distT="0" distB="0" distL="0" distR="0" simplePos="0" relativeHeight="251659264" behindDoc="1" locked="0" layoutInCell="1" allowOverlap="1" wp14:anchorId="1D9845C1" wp14:editId="75B8C484">
             <wp:simplePos x="0" y="0"/>
             <wp:positionH relativeFrom="page">
               <wp:posOffset>2988310</wp:posOffset>
@@ -94,7 +95,7 @@
                     </pic:cNvPicPr>
                   </pic:nvPicPr>
                   <pic:blipFill>
-                    <a:blip r:embed="rId5" cstate="print"/>
+                    <a:blip r:embed="rId8" cstate="print"/>
                     <a:stretch>
                       <a:fillRect/>
                     </a:stretch>
@@ -117,10 +118,11 @@
       <w:r>
         <w:rPr>
           <w:rFonts w:asciiTheme="minorHAnsi" w:hAnsiTheme="minorHAnsi" w:cstheme="minorHAnsi"/>
+          <w:noProof/>
           <w:color w:val="0070C0"/>
         </w:rPr>
         <w:drawing>
-          <wp:anchor distT="0" distB="0" distL="0" distR="0" simplePos="0" relativeHeight="251661312" behindDoc="0" locked="0" layoutInCell="1" allowOverlap="1">
+          <wp:anchor distT="0" distB="0" distL="0" distR="0" simplePos="0" relativeHeight="251658240" behindDoc="0" locked="0" layoutInCell="1" allowOverlap="1" wp14:anchorId="4C580020" wp14:editId="6709B559">
             <wp:simplePos x="0" y="0"/>
             <wp:positionH relativeFrom="page">
               <wp:posOffset>737235</wp:posOffset>
@@ -145,7 +147,7 @@
                     </pic:cNvPicPr>
                   </pic:nvPicPr>
                   <pic:blipFill>
-                    <a:blip r:embed="rId6" cstate="print"/>
+                    <a:blip r:embed="rId9" cstate="print"/>
                     <a:stretch>
                       <a:fillRect/>
                     </a:stretch>
@@ -165,35 +167,18 @@
           </wp:anchor>
         </w:drawing>
       </w:r>
-      <w:r>
-        <w:fldChar w:fldCharType="begin"/>
-      </w:r>
-      <w:r>
-        <w:instrText xml:space="preserve"> HYPERLINK "mailto:mohammadshahil4u@gmail.com" </w:instrText>
-      </w:r>
-      <w:r>
-        <w:fldChar w:fldCharType="separate"/>
-      </w:r>
-      <w:r>
-        <w:rPr>
-          <w:rStyle w:val="10"/>
-          <w:rFonts w:asciiTheme="minorHAnsi" w:hAnsiTheme="minorHAnsi" w:cstheme="minorHAnsi"/>
-          <w:color w:val="0070C0"/>
-          <w:spacing w:val="-2"/>
-          <w:u w:color="006FC0"/>
-        </w:rPr>
-        <w:t>mohammadshahil4u@gmail.com</w:t>
-      </w:r>
-      <w:r>
-        <w:rPr>
-          <w:rStyle w:val="10"/>
-          <w:rFonts w:asciiTheme="minorHAnsi" w:hAnsiTheme="minorHAnsi" w:cstheme="minorHAnsi"/>
-          <w:color w:val="0070C0"/>
-          <w:spacing w:val="-2"/>
-          <w:u w:color="006FC0"/>
-        </w:rPr>
-        <w:fldChar w:fldCharType="end"/>
-      </w:r>
+      <w:hyperlink r:id="rId10" w:history="1">
+        <w:r>
+          <w:rPr>
+            <w:rStyle w:val="Hyperlink"/>
+            <w:rFonts w:asciiTheme="minorHAnsi" w:hAnsiTheme="minorHAnsi" w:cstheme="minorHAnsi"/>
+            <w:color w:val="0070C0"/>
+            <w:spacing w:val="-2"/>
+            <w:u w:color="006FC0"/>
+          </w:rPr>
+          <w:t>mohammadshahil4u@gmail.com</w:t>
+        </w:r>
+      </w:hyperlink>
       <w:r>
         <w:rPr>
           <w:rFonts w:asciiTheme="minorHAnsi" w:hAnsiTheme="minorHAnsi" w:cstheme="minorHAnsi"/>
@@ -201,55 +186,41 @@
         </w:rPr>
         <w:tab/>
       </w:r>
-      <w:r>
-        <w:fldChar w:fldCharType="begin"/>
-      </w:r>
-      <w:r>
-        <w:instrText xml:space="preserve"> HYPERLINK "https://www.linkedin.com/in/md-shahil-ai/" \h </w:instrText>
-      </w:r>
-      <w:r>
-        <w:fldChar w:fldCharType="separate"/>
-      </w:r>
-      <w:r>
-        <w:rPr>
-          <w:rFonts w:asciiTheme="minorHAnsi" w:hAnsiTheme="minorHAnsi" w:cstheme="minorHAnsi"/>
-          <w:color w:val="006FC0"/>
-          <w:spacing w:val="-2"/>
-          <w:u w:val="single" w:color="006FC0"/>
-        </w:rPr>
-        <w:t>LinkedIn</w:t>
-      </w:r>
-      <w:r>
-        <w:rPr>
-          <w:rFonts w:asciiTheme="minorHAnsi" w:hAnsiTheme="minorHAnsi" w:cstheme="minorHAnsi"/>
-          <w:color w:val="006FC0"/>
-        </w:rPr>
-        <w:tab/>
-      </w:r>
-      <w:r>
-        <w:rPr>
-          <w:rFonts w:asciiTheme="minorHAnsi" w:hAnsiTheme="minorHAnsi" w:cstheme="minorHAnsi"/>
-          <w:color w:val="006FC0"/>
-          <w:position w:val="2"/>
-        </w:rPr>
-        <w:t xml:space="preserve"> </w:t>
-      </w:r>
-      <w:r>
-        <w:rPr>
-          <w:rFonts w:asciiTheme="minorHAnsi" w:hAnsiTheme="minorHAnsi" w:cstheme="minorHAnsi"/>
-          <w:color w:val="006FC0"/>
-          <w:position w:val="2"/>
-        </w:rPr>
-        <w:fldChar w:fldCharType="end"/>
-      </w:r>
-      <w:r>
-        <w:rPr>
-          <w:rFonts w:asciiTheme="minorHAnsi" w:hAnsiTheme="minorHAnsi" w:cstheme="minorHAnsi"/>
+      <w:hyperlink r:id="rId11">
+        <w:r>
+          <w:rPr>
+            <w:rFonts w:asciiTheme="minorHAnsi" w:hAnsiTheme="minorHAnsi" w:cstheme="minorHAnsi"/>
+            <w:color w:val="006FC0"/>
+            <w:spacing w:val="-2"/>
+            <w:u w:val="single" w:color="006FC0"/>
+          </w:rPr>
+          <w:t>LinkedIn</w:t>
+        </w:r>
+        <w:r>
+          <w:rPr>
+            <w:rFonts w:asciiTheme="minorHAnsi" w:hAnsiTheme="minorHAnsi" w:cstheme="minorHAnsi"/>
+            <w:color w:val="006FC0"/>
+          </w:rPr>
+          <w:tab/>
+        </w:r>
+        <w:r>
+          <w:rPr>
+            <w:rFonts w:asciiTheme="minorHAnsi" w:hAnsiTheme="minorHAnsi" w:cstheme="minorHAnsi"/>
+            <w:color w:val="006FC0"/>
+            <w:position w:val="2"/>
+          </w:rPr>
+          <w:t xml:space="preserve"> </w:t>
+        </w:r>
+      </w:hyperlink>
+      <w:r>
+        <w:rPr>
+          <w:rFonts w:asciiTheme="minorHAnsi" w:hAnsiTheme="minorHAnsi" w:cstheme="minorHAnsi"/>
+          <w:noProof/>
           <w:color w:val="006FC0"/>
           <w:position w:val="-4"/>
         </w:rPr>
         <w:drawing>
-          <wp:inline distT="0" distB="0" distL="0" distR="0">
+          <wp:inline distT="0" distB="0" distL="0" distR="0" wp14:anchorId="7A7EFC7B" wp14:editId="74A90320">
             <wp:extent cx="145415" cy="145415"/>
             <wp:effectExtent l="0" t="0" r="6985" b="6985"/>
             <wp:docPr id="5" name="image3.png"/>
@@ -266,7 +237,7 @@
                     </pic:cNvPicPr>
                   </pic:nvPicPr>
                   <pic:blipFill>
-                    <a:blip r:embed="rId7" cstate="print"/>
+                    <a:blip r:embed="rId12" cstate="print"/>
                     <a:stretch>
                       <a:fillRect/>
                     </a:stretch>
@@ -286,54 +257,41 @@
           </wp:inline>
         </w:drawing>
       </w:r>
-      <w:r>
-        <w:fldChar w:fldCharType="begin"/>
-      </w:r>
-      <w:r>
-        <w:instrText xml:space="preserve"> HYPERLINK "https://github.com/shahil04" \h </w:instrText>
-      </w:r>
-      <w:r>
-        <w:fldChar w:fldCharType="separate"/>
-      </w:r>
-      <w:r>
-        <w:rPr>
-          <w:rFonts w:asciiTheme="minorHAnsi" w:hAnsiTheme="minorHAnsi" w:cstheme="minorHAnsi"/>
-          <w:color w:val="006FC0"/>
-          <w:position w:val="2"/>
-          <w:u w:val="single" w:color="006FC0"/>
-        </w:rPr>
-        <w:t>GitHub</w:t>
-      </w:r>
-      <w:r>
-        <w:rPr>
-          <w:rFonts w:asciiTheme="minorHAnsi" w:hAnsiTheme="minorHAnsi" w:cstheme="minorHAnsi"/>
-          <w:color w:val="006FC0"/>
-          <w:position w:val="2"/>
-        </w:rPr>
-        <w:tab/>
-      </w:r>
-      <w:r>
-        <w:rPr>
-          <w:rFonts w:asciiTheme="minorHAnsi" w:hAnsiTheme="minorHAnsi" w:cstheme="minorHAnsi"/>
-          <w:color w:val="006FC0"/>
-        </w:rPr>
-        <w:t xml:space="preserve"> </w:t>
-      </w:r>
-      <w:r>
-        <w:rPr>
-          <w:rFonts w:asciiTheme="minorHAnsi" w:hAnsiTheme="minorHAnsi" w:cstheme="minorHAnsi"/>
-          <w:color w:val="006FC0"/>
-        </w:rPr>
-        <w:fldChar w:fldCharType="end"/>
-      </w:r>
-      <w:r>
-        <w:rPr>
-          <w:rFonts w:asciiTheme="minorHAnsi" w:hAnsiTheme="minorHAnsi" w:cstheme="minorHAnsi"/>
+      <w:hyperlink r:id="rId13">
+        <w:r>
+          <w:rPr>
+            <w:rFonts w:asciiTheme="minorHAnsi" w:hAnsiTheme="minorHAnsi" w:cstheme="minorHAnsi"/>
+            <w:color w:val="006FC0"/>
+            <w:position w:val="2"/>
+            <w:u w:val="single" w:color="006FC0"/>
+          </w:rPr>
+          <w:t>GitHub</w:t>
+        </w:r>
+        <w:r>
+          <w:rPr>
+            <w:rFonts w:asciiTheme="minorHAnsi" w:hAnsiTheme="minorHAnsi" w:cstheme="minorHAnsi"/>
+            <w:color w:val="006FC0"/>
+            <w:position w:val="2"/>
+          </w:rPr>
+          <w:tab/>
+        </w:r>
+        <w:r>
+          <w:rPr>
+            <w:rFonts w:asciiTheme="minorHAnsi" w:hAnsiTheme="minorHAnsi" w:cstheme="minorHAnsi"/>
+            <w:color w:val="006FC0"/>
+          </w:rPr>
+          <w:t xml:space="preserve"> </w:t>
+        </w:r>
+      </w:hyperlink>
+      <w:r>
+        <w:rPr>
+          <w:rFonts w:asciiTheme="minorHAnsi" w:hAnsiTheme="minorHAnsi" w:cstheme="minorHAnsi"/>
+          <w:noProof/>
           <w:color w:val="006FC0"/>
           <w:position w:val="-5"/>
         </w:rPr>
         <w:drawing>
-          <wp:inline distT="0" distB="0" distL="0" distR="0">
+          <wp:inline distT="0" distB="0" distL="0" distR="0" wp14:anchorId="12E9D9FD" wp14:editId="305C8006">
             <wp:extent cx="192405" cy="159385"/>
             <wp:effectExtent l="0" t="0" r="0" b="0"/>
             <wp:docPr id="7" name="image4.png"/>
@@ -350,7 +308,7 @@
                     </pic:cNvPicPr>
                   </pic:nvPicPr>
                   <pic:blipFill>
-                    <a:blip r:embed="rId8" cstate="print"/>
+                    <a:blip r:embed="rId14" cstate="print"/>
                     <a:stretch>
                       <a:fillRect/>
                     </a:stretch>
@@ -405,11 +363,12 @@
       <w:r>
         <w:rPr>
           <w:rFonts w:asciiTheme="minorHAnsi" w:hAnsiTheme="minorHAnsi" w:cstheme="minorHAnsi"/>
+          <w:noProof/>
           <w:color w:val="006FC0"/>
           <w:position w:val="-3"/>
         </w:rPr>
         <w:drawing>
-          <wp:inline distT="0" distB="0" distL="0" distR="0">
+          <wp:inline distT="0" distB="0" distL="0" distR="0" wp14:anchorId="67A83A19" wp14:editId="3BC9BBB5">
             <wp:extent cx="130175" cy="152400"/>
             <wp:effectExtent l="0" t="0" r="3175" b="0"/>
             <wp:docPr id="9" name="image5.jpeg"/>
@@ -426,7 +385,7 @@
                     </pic:cNvPicPr>
                   </pic:nvPicPr>
                   <pic:blipFill>
-                    <a:blip r:embed="rId9" cstate="print"/>
+                    <a:blip r:embed="rId15" cstate="print"/>
                     <a:stretch>
                       <a:fillRect/>
                     </a:stretch>
@@ -467,15 +426,15 @@
     </w:p>
     <w:p>
       <w:pPr>
-        <w:pStyle w:val="2"/>
-        <w:rPr>
-          <w:rFonts w:asciiTheme="minorHAnsi" w:hAnsiTheme="minorHAnsi" w:cstheme="minorHAnsi"/>
-        </w:rPr>
-      </w:pPr>
-    </w:p>
-    <w:p>
-      <w:pPr>
-        <w:pStyle w:val="2"/>
+        <w:pStyle w:val="Heading1"/>
+        <w:rPr>
+          <w:rFonts w:asciiTheme="minorHAnsi" w:hAnsiTheme="minorHAnsi" w:cstheme="minorHAnsi"/>
+        </w:rPr>
+      </w:pPr>
+    </w:p>
+    <w:p>
+      <w:pPr>
+        <w:pStyle w:val="Heading1"/>
         <w:rPr>
           <w:rFonts w:asciiTheme="minorHAnsi" w:hAnsiTheme="minorHAnsi" w:cstheme="minorHAnsi"/>
         </w:rPr>
@@ -503,7 +462,7 @@
     </w:p>
     <w:p>
       <w:pPr>
-        <w:pStyle w:val="2"/>
+        <w:pStyle w:val="Heading1"/>
         <w:rPr>
           <w:rFonts w:asciiTheme="minorHAnsi" w:hAnsiTheme="minorHAnsi" w:cstheme="minorHAnsi"/>
           <w:color w:val="365F91"/>
@@ -512,19 +471,20 @@
     </w:p>
     <w:p>
       <w:pPr>
-        <w:pStyle w:val="2"/>
-        <w:rPr>
-          <w:rFonts w:asciiTheme="minorHAnsi" w:hAnsiTheme="minorHAnsi" w:cstheme="minorHAnsi"/>
-        </w:rPr>
-      </w:pPr>
-      <w:r>
-        <w:rPr>
-          <w:rFonts w:asciiTheme="minorHAnsi" w:hAnsiTheme="minorHAnsi" w:cstheme="minorHAnsi"/>
+        <w:pStyle w:val="Heading1"/>
+        <w:rPr>
+          <w:rFonts w:asciiTheme="minorHAnsi" w:hAnsiTheme="minorHAnsi" w:cstheme="minorHAnsi"/>
+        </w:rPr>
+      </w:pPr>
+      <w:r>
+        <w:rPr>
+          <w:rFonts w:asciiTheme="minorHAnsi" w:hAnsiTheme="minorHAnsi" w:cstheme="minorHAnsi"/>
+          <w:noProof/>
         </w:rPr>
         <mc:AlternateContent>
           <mc:Choice Requires="wpg">
             <w:drawing>
-              <wp:anchor distT="0" distB="0" distL="114300" distR="114300" simplePos="0" relativeHeight="251659264" behindDoc="1" locked="0" layoutInCell="1" allowOverlap="1">
+              <wp:anchor distT="0" distB="0" distL="114300" distR="114300" simplePos="0" relativeHeight="251655168" behindDoc="1" locked="0" layoutInCell="1" allowOverlap="1" wp14:anchorId="4532D470" wp14:editId="4A0CA3AE">
                 <wp:simplePos x="0" y="0"/>
                 <wp:positionH relativeFrom="page">
                   <wp:posOffset>548640</wp:posOffset>
@@ -603,7 +563,7 @@
               </wp:anchor>
             </w:drawing>
           </mc:Choice>
-          <mc:Fallback>
+          <mc:Fallback xmlns:wpsCustomData="http://www.wps.cn/officeDocument/2013/wpsCustomData">
             <w:pict>
               <v:group id="docshapegroup4" o:spid="_x0000_s1026" o:spt="203" style="position:absolute;left:0pt;margin-left:43.2pt;margin-top:14.05pt;height:0.75pt;width:525.8pt;mso-position-horizontal-relative:page;z-index:-251657216;mso-width-relative:page;mso-height-relative:page;" coordorigin="864,281" coordsize="10516,15" o:gfxdata="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">
                 <o:lock v:ext="edit" aspectratio="f"/>
@@ -850,12 +810,10 @@
         </w:rPr>
         <w:t>: PySpark</w:t>
       </w:r>
-      <w:bookmarkStart w:id="7" w:name="_GoBack"/>
-      <w:bookmarkEnd w:id="7"/>
-    </w:p>
-    <w:p>
-      <w:pPr>
-        <w:pStyle w:val="2"/>
+    </w:p>
+    <w:p>
+      <w:pPr>
+        <w:pStyle w:val="Heading1"/>
         <w:spacing w:before="164"/>
         <w:rPr>
           <w:rFonts w:asciiTheme="minorHAnsi" w:hAnsiTheme="minorHAnsi" w:cstheme="minorHAnsi"/>
@@ -864,11 +822,12 @@
       <w:r>
         <w:rPr>
           <w:rFonts w:asciiTheme="minorHAnsi" w:hAnsiTheme="minorHAnsi" w:cstheme="minorHAnsi"/>
+          <w:noProof/>
         </w:rPr>
         <mc:AlternateContent>
           <mc:Choice Requires="wpg">
             <w:drawing>
-              <wp:anchor distT="0" distB="0" distL="114300" distR="114300" simplePos="0" relativeHeight="251660288" behindDoc="1" locked="0" layoutInCell="1" allowOverlap="1">
+              <wp:anchor distT="0" distB="0" distL="114300" distR="114300" simplePos="0" relativeHeight="251656192" behindDoc="1" locked="0" layoutInCell="1" allowOverlap="1" wp14:anchorId="61F01FA1" wp14:editId="53FA4006">
                 <wp:simplePos x="0" y="0"/>
                 <wp:positionH relativeFrom="page">
                   <wp:posOffset>548640</wp:posOffset>
@@ -947,7 +906,7 @@
               </wp:anchor>
             </w:drawing>
           </mc:Choice>
-          <mc:Fallback>
+          <mc:Fallback xmlns:wpsCustomData="http://www.wps.cn/officeDocument/2013/wpsCustomData">
             <w:pict>
               <v:group id="docshapegroup7" o:spid="_x0000_s1026" o:spt="203" style="position:absolute;left:0pt;margin-left:43.2pt;margin-top:22.3pt;height:0.75pt;width:525.85pt;mso-position-horizontal-relative:page;z-index:-251656192;mso-width-relative:page;mso-height-relative:page;" coordorigin="864,446" coordsize="10517,15" o:gfxdata="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">
                 <o:lock v:ext="edit" aspectratio="f"/>
@@ -1009,6 +968,35 @@
           <w:rFonts w:asciiTheme="minorHAnsi" w:hAnsiTheme="minorHAnsi" w:cstheme="minorHAnsi"/>
           <w:b/>
         </w:rPr>
+        <w:t>Scien</w:t>
+      </w:r>
+      <w:r>
+        <w:rPr>
+          <w:rFonts w:asciiTheme="minorHAnsi" w:hAnsiTheme="minorHAnsi" w:cstheme="minorHAnsi"/>
+          <w:b/>
+        </w:rPr>
+        <w:t xml:space="preserve">tist &amp; </w:t>
+      </w:r>
+      <w:r>
+        <w:rPr>
+          <w:rFonts w:asciiTheme="minorHAnsi" w:hAnsiTheme="minorHAnsi" w:cstheme="minorHAnsi"/>
+          <w:b/>
+        </w:rPr>
+        <w:t>Data</w:t>
+      </w:r>
+      <w:r>
+        <w:rPr>
+          <w:rFonts w:asciiTheme="minorHAnsi" w:hAnsiTheme="minorHAnsi" w:cstheme="minorHAnsi"/>
+          <w:b/>
+          <w:spacing w:val="-16"/>
+        </w:rPr>
+        <w:t xml:space="preserve"> </w:t>
+      </w:r>
+      <w:r>
+        <w:rPr>
+          <w:rFonts w:asciiTheme="minorHAnsi" w:hAnsiTheme="minorHAnsi" w:cstheme="minorHAnsi"/>
+          <w:b/>
+        </w:rPr>
         <w:t>Science Trainer</w:t>
       </w:r>
       <w:r>
@@ -1099,7 +1087,7 @@
     </w:p>
     <w:p>
       <w:pPr>
-        <w:pStyle w:val="13"/>
+        <w:pStyle w:val="ListParagraph"/>
         <w:numPr>
           <w:ilvl w:val="0"/>
           <w:numId w:val="1"/>
@@ -1111,19 +1099,19 @@
         <w:spacing w:before="2" w:line="211" w:lineRule="auto"/>
         <w:ind w:right="504" w:hanging="312"/>
         <w:rPr>
-          <w:rFonts w:eastAsia="SimSun" w:asciiTheme="minorHAnsi" w:hAnsiTheme="minorHAnsi" w:cstheme="minorHAnsi"/>
-        </w:rPr>
-      </w:pPr>
-      <w:r>
-        <w:rPr>
-          <w:rFonts w:eastAsia="SimSun" w:asciiTheme="minorHAnsi" w:hAnsiTheme="minorHAnsi" w:cstheme="minorHAnsi"/>
+          <w:rFonts w:asciiTheme="minorHAnsi" w:eastAsia="SimSun" w:hAnsiTheme="minorHAnsi" w:cstheme="minorHAnsi"/>
+        </w:rPr>
+      </w:pPr>
+      <w:r>
+        <w:rPr>
+          <w:rFonts w:asciiTheme="minorHAnsi" w:eastAsia="SimSun" w:hAnsiTheme="minorHAnsi" w:cstheme="minorHAnsi"/>
         </w:rPr>
         <w:t xml:space="preserve">Conduct classroom and hands-on training sessions in Data Science, Machine Learning, Python, SQL, Power BI, and Generative AI. </w:t>
       </w:r>
     </w:p>
     <w:p>
       <w:pPr>
-        <w:pStyle w:val="13"/>
+        <w:pStyle w:val="ListParagraph"/>
         <w:numPr>
           <w:ilvl w:val="0"/>
           <w:numId w:val="1"/>
@@ -1135,19 +1123,19 @@
         <w:spacing w:before="2" w:line="211" w:lineRule="auto"/>
         <w:ind w:right="504" w:hanging="312"/>
         <w:rPr>
-          <w:rFonts w:eastAsia="SimSun" w:asciiTheme="minorHAnsi" w:hAnsiTheme="minorHAnsi" w:cstheme="minorHAnsi"/>
-        </w:rPr>
-      </w:pPr>
-      <w:r>
-        <w:rPr>
-          <w:rFonts w:eastAsia="SimSun" w:asciiTheme="minorHAnsi" w:hAnsiTheme="minorHAnsi" w:cstheme="minorHAnsi"/>
+          <w:rFonts w:asciiTheme="minorHAnsi" w:eastAsia="SimSun" w:hAnsiTheme="minorHAnsi" w:cstheme="minorHAnsi"/>
+        </w:rPr>
+      </w:pPr>
+      <w:r>
+        <w:rPr>
+          <w:rFonts w:asciiTheme="minorHAnsi" w:eastAsia="SimSun" w:hAnsiTheme="minorHAnsi" w:cstheme="minorHAnsi"/>
         </w:rPr>
         <w:t xml:space="preserve">Mentor students through projects, mock interviews, and placement preparation. </w:t>
       </w:r>
     </w:p>
     <w:p>
       <w:pPr>
-        <w:pStyle w:val="13"/>
+        <w:pStyle w:val="ListParagraph"/>
         <w:numPr>
           <w:ilvl w:val="0"/>
           <w:numId w:val="1"/>
@@ -1164,14 +1152,14 @@
       </w:pPr>
       <w:r>
         <w:rPr>
-          <w:rFonts w:eastAsia="SimSun" w:asciiTheme="minorHAnsi" w:hAnsiTheme="minorHAnsi" w:cstheme="minorHAnsi"/>
+          <w:rFonts w:asciiTheme="minorHAnsi" w:eastAsia="SimSun" w:hAnsiTheme="minorHAnsi" w:cstheme="minorHAnsi"/>
         </w:rPr>
         <w:t>Guide learners in building end-to-end industry-level ML and AI solutions.</w:t>
       </w:r>
     </w:p>
     <w:p>
       <w:pPr>
-        <w:pStyle w:val="11"/>
+        <w:pStyle w:val="NormalWeb"/>
         <w:widowControl/>
         <w:numPr>
           <w:ilvl w:val="0"/>
@@ -1208,7 +1196,7 @@
     </w:p>
     <w:p>
       <w:pPr>
-        <w:pStyle w:val="11"/>
+        <w:pStyle w:val="NormalWeb"/>
         <w:widowControl/>
         <w:numPr>
           <w:ilvl w:val="0"/>
@@ -1245,7 +1233,7 @@
     </w:p>
     <w:p>
       <w:pPr>
-        <w:pStyle w:val="11"/>
+        <w:pStyle w:val="NormalWeb"/>
         <w:widowControl/>
         <w:numPr>
           <w:ilvl w:val="0"/>
@@ -1282,17 +1270,463 @@
     </w:p>
     <w:p>
       <w:pPr>
-        <w:pStyle w:val="13"/>
+        <w:pStyle w:val="ListParagraph"/>
+        <w:rPr>
+          <w:rFonts w:asciiTheme="minorHAnsi" w:hAnsiTheme="minorHAnsi" w:cstheme="minorHAnsi"/>
+          <w:b/>
+        </w:rPr>
+      </w:pPr>
+    </w:p>
+    <w:p>
+      <w:pPr>
         <w:tabs>
           <w:tab w:val="left" w:pos="821"/>
           <w:tab w:val="left" w:pos="823"/>
         </w:tabs>
         <w:spacing w:before="2" w:line="211" w:lineRule="auto"/>
-        <w:ind w:left="826" w:right="504" w:firstLine="0"/>
-        <w:rPr>
-          <w:rFonts w:asciiTheme="minorHAnsi" w:hAnsiTheme="minorHAnsi" w:cstheme="minorHAnsi"/>
-        </w:rPr>
-      </w:pPr>
+        <w:ind w:right="504"/>
+        <w:rPr>
+          <w:rFonts w:asciiTheme="minorHAnsi" w:hAnsiTheme="minorHAnsi" w:cstheme="minorHAnsi"/>
+        </w:rPr>
+      </w:pPr>
+      <w:r>
+        <w:rPr>
+          <w:rFonts w:asciiTheme="minorHAnsi" w:hAnsiTheme="minorHAnsi" w:cstheme="minorHAnsi"/>
+          <w:b/>
+        </w:rPr>
+        <w:t xml:space="preserve">      Data Analyst |Fine Air Solutions</w:t>
+      </w:r>
+      <w:r>
+        <w:rPr>
+          <w:rFonts w:asciiTheme="minorHAnsi" w:hAnsiTheme="minorHAnsi" w:cstheme="minorHAnsi"/>
+          <w:b/>
+          <w:spacing w:val="-13"/>
+        </w:rPr>
+        <w:t xml:space="preserve"> </w:t>
+      </w:r>
+      <w:r>
+        <w:rPr>
+          <w:rFonts w:asciiTheme="minorHAnsi" w:hAnsiTheme="minorHAnsi" w:cstheme="minorHAnsi"/>
+          <w:b/>
+        </w:rPr>
+        <w:t>(</w:t>
+      </w:r>
+      <w:r>
+        <w:rPr>
+          <w:rFonts w:asciiTheme="minorHAnsi" w:hAnsiTheme="minorHAnsi" w:cstheme="minorHAnsi"/>
+          <w:spacing w:val="-12"/>
+        </w:rPr>
+        <w:t xml:space="preserve">Feb </w:t>
+      </w:r>
+      <w:r>
+        <w:rPr>
+          <w:rFonts w:asciiTheme="minorHAnsi" w:hAnsiTheme="minorHAnsi" w:cstheme="minorHAnsi"/>
+        </w:rPr>
+        <w:t>2023</w:t>
+      </w:r>
+      <w:r>
+        <w:rPr>
+          <w:rFonts w:asciiTheme="minorHAnsi" w:hAnsiTheme="minorHAnsi" w:cstheme="minorHAnsi"/>
+          <w:spacing w:val="-9"/>
+        </w:rPr>
+        <w:t xml:space="preserve"> </w:t>
+      </w:r>
+      <w:r>
+        <w:rPr>
+          <w:rFonts w:asciiTheme="minorHAnsi" w:hAnsiTheme="minorHAnsi" w:cstheme="minorHAnsi"/>
+        </w:rPr>
+        <w:t>–</w:t>
+      </w:r>
+      <w:r>
+        <w:rPr>
+          <w:rFonts w:asciiTheme="minorHAnsi" w:hAnsiTheme="minorHAnsi" w:cstheme="minorHAnsi"/>
+          <w:spacing w:val="-16"/>
+        </w:rPr>
+        <w:t xml:space="preserve"> </w:t>
+      </w:r>
+      <w:r>
+        <w:rPr>
+          <w:rFonts w:asciiTheme="minorHAnsi" w:hAnsiTheme="minorHAnsi" w:cstheme="minorHAnsi"/>
+        </w:rPr>
+        <w:t xml:space="preserve">July </w:t>
+      </w:r>
+      <w:r>
+        <w:rPr>
+          <w:rFonts w:asciiTheme="minorHAnsi" w:hAnsiTheme="minorHAnsi" w:cstheme="minorHAnsi"/>
+          <w:spacing w:val="-4"/>
+        </w:rPr>
+        <w:t>2023</w:t>
+      </w:r>
+      <w:r>
+        <w:rPr>
+          <w:rFonts w:asciiTheme="minorHAnsi" w:hAnsiTheme="minorHAnsi" w:cstheme="minorHAnsi"/>
+          <w:b/>
+          <w:spacing w:val="-4"/>
+        </w:rPr>
+        <w:t>)</w:t>
+      </w:r>
+    </w:p>
+    <w:p>
+      <w:pPr>
+        <w:pStyle w:val="ListParagraph"/>
+        <w:numPr>
+          <w:ilvl w:val="0"/>
+          <w:numId w:val="1"/>
+        </w:numPr>
+        <w:tabs>
+          <w:tab w:val="left" w:pos="826"/>
+          <w:tab w:val="left" w:pos="827"/>
+        </w:tabs>
+        <w:spacing w:before="15" w:line="206" w:lineRule="auto"/>
+        <w:ind w:right="166" w:hanging="312"/>
+        <w:rPr>
+          <w:rFonts w:asciiTheme="minorHAnsi" w:hAnsiTheme="minorHAnsi" w:cstheme="minorHAnsi"/>
+        </w:rPr>
+      </w:pPr>
+      <w:r>
+        <w:rPr>
+          <w:rFonts w:asciiTheme="minorHAnsi" w:hAnsiTheme="minorHAnsi" w:cstheme="minorHAnsi"/>
+        </w:rPr>
+        <w:t>Work on CRM, data collection from different department and stored also enhancing data accuracy and security.</w:t>
+      </w:r>
+    </w:p>
+    <w:p>
+      <w:pPr>
+        <w:pStyle w:val="ListParagraph"/>
+        <w:numPr>
+          <w:ilvl w:val="0"/>
+          <w:numId w:val="1"/>
+        </w:numPr>
+        <w:tabs>
+          <w:tab w:val="left" w:pos="826"/>
+          <w:tab w:val="left" w:pos="827"/>
+        </w:tabs>
+        <w:spacing w:line="211" w:lineRule="auto"/>
+        <w:ind w:right="184" w:hanging="312"/>
+        <w:rPr>
+          <w:rFonts w:asciiTheme="minorHAnsi" w:hAnsiTheme="minorHAnsi" w:cstheme="minorHAnsi"/>
+        </w:rPr>
+      </w:pPr>
+      <w:r>
+        <w:rPr>
+          <w:rFonts w:asciiTheme="minorHAnsi" w:hAnsiTheme="minorHAnsi" w:cstheme="minorHAnsi"/>
+        </w:rPr>
+        <w:t xml:space="preserve">Perform statistical and predictive Analysis in projects using excel and PowerBI to </w:t>
+      </w:r>
+      <w:r>
+        <w:rPr>
+          <w:rFonts w:asciiTheme="minorHAnsi" w:hAnsiTheme="minorHAnsi" w:cstheme="minorHAnsi"/>
+          <w:b/>
+        </w:rPr>
+        <w:t>minimize cost approx 8%.</w:t>
+      </w:r>
+      <w:bookmarkStart w:id="2" w:name="Projects"/>
+      <w:bookmarkEnd w:id="2"/>
+    </w:p>
+    <w:p>
+      <w:pPr>
+        <w:spacing w:line="300" w:lineRule="exact"/>
+        <w:ind w:left="294"/>
+        <w:rPr>
+          <w:rFonts w:asciiTheme="minorHAnsi" w:hAnsiTheme="minorHAnsi" w:cstheme="minorHAnsi"/>
+          <w:b/>
+          <w:spacing w:val="-4"/>
+        </w:rPr>
+      </w:pPr>
+      <w:r>
+        <w:rPr>
+          <w:rFonts w:asciiTheme="minorHAnsi" w:hAnsiTheme="minorHAnsi" w:cstheme="minorHAnsi"/>
+          <w:b/>
+        </w:rPr>
+        <w:t>Data</w:t>
+      </w:r>
+      <w:r>
+        <w:rPr>
+          <w:rFonts w:asciiTheme="minorHAnsi" w:hAnsiTheme="minorHAnsi" w:cstheme="minorHAnsi"/>
+          <w:b/>
+          <w:spacing w:val="-16"/>
+        </w:rPr>
+        <w:t xml:space="preserve"> </w:t>
+      </w:r>
+      <w:r>
+        <w:rPr>
+          <w:rFonts w:asciiTheme="minorHAnsi" w:hAnsiTheme="minorHAnsi" w:cstheme="minorHAnsi"/>
+          <w:b/>
+        </w:rPr>
+        <w:t>Scientist</w:t>
+      </w:r>
+      <w:r>
+        <w:rPr>
+          <w:rFonts w:asciiTheme="minorHAnsi" w:hAnsiTheme="minorHAnsi" w:cstheme="minorHAnsi"/>
+          <w:b/>
+          <w:spacing w:val="-13"/>
+        </w:rPr>
+        <w:t xml:space="preserve"> </w:t>
+      </w:r>
+      <w:r>
+        <w:rPr>
+          <w:rFonts w:asciiTheme="minorHAnsi" w:hAnsiTheme="minorHAnsi" w:cstheme="minorHAnsi"/>
+          <w:b/>
+        </w:rPr>
+        <w:t>Intern</w:t>
+      </w:r>
+      <w:r>
+        <w:rPr>
+          <w:rFonts w:asciiTheme="minorHAnsi" w:hAnsiTheme="minorHAnsi" w:cstheme="minorHAnsi"/>
+          <w:b/>
+          <w:spacing w:val="-6"/>
+        </w:rPr>
+        <w:t xml:space="preserve"> </w:t>
+      </w:r>
+      <w:r>
+        <w:rPr>
+          <w:rFonts w:asciiTheme="minorHAnsi" w:hAnsiTheme="minorHAnsi" w:cstheme="minorHAnsi"/>
+          <w:b/>
+        </w:rPr>
+        <w:t>|</w:t>
+      </w:r>
+      <w:r>
+        <w:rPr>
+          <w:rFonts w:asciiTheme="minorHAnsi" w:hAnsiTheme="minorHAnsi" w:cstheme="minorHAnsi"/>
+          <w:b/>
+          <w:spacing w:val="-12"/>
+        </w:rPr>
+        <w:t xml:space="preserve"> </w:t>
+      </w:r>
+      <w:r>
+        <w:rPr>
+          <w:rFonts w:asciiTheme="minorHAnsi" w:hAnsiTheme="minorHAnsi" w:cstheme="minorHAnsi"/>
+          <w:b/>
+        </w:rPr>
+        <w:t>PW Skills -</w:t>
+      </w:r>
+      <w:r>
+        <w:rPr>
+          <w:rFonts w:asciiTheme="minorHAnsi" w:hAnsiTheme="minorHAnsi" w:cstheme="minorHAnsi"/>
+          <w:b/>
+          <w:spacing w:val="-14"/>
+        </w:rPr>
+        <w:t xml:space="preserve"> </w:t>
+      </w:r>
+      <w:r>
+        <w:rPr>
+          <w:rFonts w:asciiTheme="minorHAnsi" w:hAnsiTheme="minorHAnsi" w:cstheme="minorHAnsi"/>
+          <w:b/>
+        </w:rPr>
+        <w:t>(</w:t>
+      </w:r>
+      <w:r>
+        <w:rPr>
+          <w:rFonts w:asciiTheme="minorHAnsi" w:hAnsiTheme="minorHAnsi" w:cstheme="minorHAnsi"/>
+        </w:rPr>
+        <w:t>Oct</w:t>
+      </w:r>
+      <w:r>
+        <w:rPr>
+          <w:rFonts w:asciiTheme="minorHAnsi" w:hAnsiTheme="minorHAnsi" w:cstheme="minorHAnsi"/>
+          <w:spacing w:val="-12"/>
+        </w:rPr>
+        <w:t xml:space="preserve"> </w:t>
+      </w:r>
+      <w:r>
+        <w:rPr>
+          <w:rFonts w:asciiTheme="minorHAnsi" w:hAnsiTheme="minorHAnsi" w:cstheme="minorHAnsi"/>
+        </w:rPr>
+        <w:t>2023</w:t>
+      </w:r>
+      <w:r>
+        <w:rPr>
+          <w:rFonts w:asciiTheme="minorHAnsi" w:hAnsiTheme="minorHAnsi" w:cstheme="minorHAnsi"/>
+          <w:spacing w:val="-12"/>
+        </w:rPr>
+        <w:t xml:space="preserve"> </w:t>
+      </w:r>
+      <w:r>
+        <w:rPr>
+          <w:rFonts w:asciiTheme="minorHAnsi" w:hAnsiTheme="minorHAnsi" w:cstheme="minorHAnsi"/>
+        </w:rPr>
+        <w:t>-</w:t>
+      </w:r>
+      <w:r>
+        <w:rPr>
+          <w:rFonts w:asciiTheme="minorHAnsi" w:hAnsiTheme="minorHAnsi" w:cstheme="minorHAnsi"/>
+          <w:spacing w:val="-12"/>
+        </w:rPr>
+        <w:t xml:space="preserve"> </w:t>
+      </w:r>
+      <w:r>
+        <w:rPr>
+          <w:rFonts w:asciiTheme="minorHAnsi" w:hAnsiTheme="minorHAnsi" w:cstheme="minorHAnsi"/>
+        </w:rPr>
+        <w:t>Feb</w:t>
+      </w:r>
+      <w:r>
+        <w:rPr>
+          <w:rFonts w:asciiTheme="minorHAnsi" w:hAnsiTheme="minorHAnsi" w:cstheme="minorHAnsi"/>
+          <w:spacing w:val="-13"/>
+        </w:rPr>
+        <w:t xml:space="preserve"> </w:t>
+      </w:r>
+      <w:r>
+        <w:rPr>
+          <w:rFonts w:asciiTheme="minorHAnsi" w:hAnsiTheme="minorHAnsi" w:cstheme="minorHAnsi"/>
+          <w:spacing w:val="-4"/>
+        </w:rPr>
+        <w:t>2024</w:t>
+      </w:r>
+      <w:r>
+        <w:rPr>
+          <w:rFonts w:asciiTheme="minorHAnsi" w:hAnsiTheme="minorHAnsi" w:cstheme="minorHAnsi"/>
+          <w:b/>
+          <w:spacing w:val="-4"/>
+        </w:rPr>
+        <w:t>)</w:t>
+      </w:r>
+    </w:p>
+    <w:p>
+      <w:pPr>
+        <w:pStyle w:val="ListParagraph"/>
+        <w:numPr>
+          <w:ilvl w:val="0"/>
+          <w:numId w:val="2"/>
+        </w:numPr>
+        <w:spacing w:line="300" w:lineRule="exact"/>
+        <w:rPr>
+          <w:rFonts w:asciiTheme="minorHAnsi" w:hAnsiTheme="minorHAnsi" w:cstheme="minorHAnsi"/>
+          <w:b/>
+        </w:rPr>
+      </w:pPr>
+      <w:r>
+        <w:rPr>
+          <w:rFonts w:asciiTheme="minorHAnsi" w:hAnsiTheme="minorHAnsi" w:cstheme="minorHAnsi"/>
+          <w:spacing w:val="-2"/>
+        </w:rPr>
+        <w:t xml:space="preserve">Krishi Mitra –Website| </w:t>
+      </w:r>
+      <w:r>
+        <w:rPr>
+          <w:rFonts w:asciiTheme="minorHAnsi" w:hAnsiTheme="minorHAnsi" w:cstheme="minorHAnsi"/>
+          <w:spacing w:val="-6"/>
+        </w:rPr>
+        <w:t>Recommender, Prediction</w:t>
+      </w:r>
+      <w:r>
+        <w:rPr>
+          <w:rFonts w:asciiTheme="minorHAnsi" w:hAnsiTheme="minorHAnsi" w:cstheme="minorHAnsi"/>
+          <w:spacing w:val="-2"/>
+        </w:rPr>
+        <w:t xml:space="preserve"> and Chatbot System</w:t>
+      </w:r>
+    </w:p>
+    <w:p>
+      <w:pPr>
+        <w:pStyle w:val="ListParagraph"/>
+        <w:numPr>
+          <w:ilvl w:val="0"/>
+          <w:numId w:val="1"/>
+        </w:numPr>
+        <w:tabs>
+          <w:tab w:val="left" w:pos="975"/>
+          <w:tab w:val="left" w:pos="976"/>
+        </w:tabs>
+        <w:spacing w:line="274" w:lineRule="exact"/>
+        <w:rPr>
+          <w:rFonts w:asciiTheme="minorHAnsi" w:hAnsiTheme="minorHAnsi" w:cstheme="minorHAnsi"/>
+        </w:rPr>
+      </w:pPr>
+      <w:r>
+        <w:rPr>
+          <w:rFonts w:asciiTheme="minorHAnsi" w:hAnsiTheme="minorHAnsi" w:cstheme="minorHAnsi"/>
+        </w:rPr>
+        <w:t>Developed</w:t>
+      </w:r>
+      <w:r>
+        <w:rPr>
+          <w:rFonts w:asciiTheme="minorHAnsi" w:hAnsiTheme="minorHAnsi" w:cstheme="minorHAnsi"/>
+          <w:spacing w:val="-14"/>
+        </w:rPr>
+        <w:t xml:space="preserve"> </w:t>
+      </w:r>
+      <w:r>
+        <w:rPr>
+          <w:rFonts w:asciiTheme="minorHAnsi" w:hAnsiTheme="minorHAnsi" w:cstheme="minorHAnsi"/>
+        </w:rPr>
+        <w:t>end-to-end</w:t>
+      </w:r>
+      <w:r>
+        <w:rPr>
+          <w:rFonts w:asciiTheme="minorHAnsi" w:hAnsiTheme="minorHAnsi" w:cstheme="minorHAnsi"/>
+          <w:b/>
+          <w:spacing w:val="-12"/>
+        </w:rPr>
+        <w:t xml:space="preserve"> ML Project</w:t>
+      </w:r>
+      <w:r>
+        <w:rPr>
+          <w:rFonts w:asciiTheme="minorHAnsi" w:hAnsiTheme="minorHAnsi" w:cstheme="minorHAnsi"/>
+          <w:spacing w:val="-7"/>
+        </w:rPr>
+        <w:t xml:space="preserve"> </w:t>
+      </w:r>
+      <w:r>
+        <w:rPr>
+          <w:rFonts w:asciiTheme="minorHAnsi" w:hAnsiTheme="minorHAnsi" w:cstheme="minorHAnsi"/>
+        </w:rPr>
+        <w:t>using</w:t>
+      </w:r>
+      <w:r>
+        <w:rPr>
+          <w:rFonts w:asciiTheme="minorHAnsi" w:hAnsiTheme="minorHAnsi" w:cstheme="minorHAnsi"/>
+          <w:spacing w:val="-6"/>
+        </w:rPr>
+        <w:t xml:space="preserve"> </w:t>
+      </w:r>
+      <w:r>
+        <w:rPr>
+          <w:rFonts w:asciiTheme="minorHAnsi" w:hAnsiTheme="minorHAnsi" w:cstheme="minorHAnsi"/>
+        </w:rPr>
+        <w:t>a</w:t>
+      </w:r>
+      <w:r>
+        <w:rPr>
+          <w:rFonts w:asciiTheme="minorHAnsi" w:hAnsiTheme="minorHAnsi" w:cstheme="minorHAnsi"/>
+          <w:spacing w:val="-8"/>
+        </w:rPr>
+        <w:t xml:space="preserve"> </w:t>
+      </w:r>
+      <w:r>
+        <w:rPr>
+          <w:rFonts w:asciiTheme="minorHAnsi" w:hAnsiTheme="minorHAnsi" w:cstheme="minorHAnsi"/>
+        </w:rPr>
+        <w:t>Kaggle</w:t>
+      </w:r>
+      <w:r>
+        <w:rPr>
+          <w:rFonts w:asciiTheme="minorHAnsi" w:hAnsiTheme="minorHAnsi" w:cstheme="minorHAnsi"/>
+          <w:spacing w:val="-11"/>
+        </w:rPr>
+        <w:t xml:space="preserve"> </w:t>
+      </w:r>
+      <w:r>
+        <w:rPr>
+          <w:rFonts w:asciiTheme="minorHAnsi" w:hAnsiTheme="minorHAnsi" w:cstheme="minorHAnsi"/>
+        </w:rPr>
+        <w:t xml:space="preserve">dataset and Integrated LLM </w:t>
+      </w:r>
+      <w:r>
+        <w:rPr>
+          <w:rFonts w:asciiTheme="minorHAnsi" w:hAnsiTheme="minorHAnsi" w:cstheme="minorHAnsi"/>
+          <w:b/>
+        </w:rPr>
+        <w:t>Chatbot as Farming Expert</w:t>
+      </w:r>
+      <w:r>
+        <w:rPr>
+          <w:rFonts w:asciiTheme="minorHAnsi" w:hAnsiTheme="minorHAnsi" w:cstheme="minorHAnsi"/>
+          <w:spacing w:val="-9"/>
+        </w:rPr>
+        <w:t>.</w:t>
+      </w:r>
     </w:p>
     <w:p>
       <w:pPr>
@@ -1304,13 +1738,35 @@
         <w:ind w:right="184"/>
         <w:rPr>
           <w:rFonts w:asciiTheme="minorHAnsi" w:hAnsiTheme="minorHAnsi" w:cstheme="minorHAnsi"/>
-        </w:rPr>
-      </w:pPr>
-      <w:r>
-        <w:rPr>
-          <w:rFonts w:asciiTheme="minorHAnsi" w:hAnsiTheme="minorHAnsi" w:cstheme="minorHAnsi"/>
-        </w:rPr>
-        <w:t xml:space="preserve">      </w:t>
+          <w:b/>
+        </w:rPr>
+      </w:pPr>
+      <w:r>
+        <w:rPr>
+          <w:rFonts w:asciiTheme="minorHAnsi" w:hAnsiTheme="minorHAnsi" w:cstheme="minorHAnsi"/>
+          <w:b/>
+        </w:rPr>
+        <w:t xml:space="preserve">     </w:t>
+      </w:r>
+    </w:p>
+    <w:p>
+      <w:pPr>
+        <w:tabs>
+          <w:tab w:val="left" w:pos="826"/>
+          <w:tab w:val="left" w:pos="827"/>
+        </w:tabs>
+        <w:spacing w:line="211" w:lineRule="auto"/>
+        <w:ind w:right="184"/>
+        <w:rPr>
+          <w:rFonts w:asciiTheme="minorHAnsi" w:hAnsiTheme="minorHAnsi" w:cstheme="minorHAnsi"/>
+        </w:rPr>
+      </w:pPr>
+      <w:r>
+        <w:rPr>
+          <w:rFonts w:asciiTheme="minorHAnsi" w:hAnsiTheme="minorHAnsi" w:cstheme="minorHAnsi"/>
+          <w:b/>
+        </w:rPr>
+        <w:t xml:space="preserve">     </w:t>
       </w:r>
       <w:r>
         <w:rPr>
@@ -1328,7 +1784,7 @@
     </w:p>
     <w:p>
       <w:pPr>
-        <w:pStyle w:val="13"/>
+        <w:pStyle w:val="ListParagraph"/>
         <w:numPr>
           <w:ilvl w:val="0"/>
           <w:numId w:val="1"/>
@@ -1352,7 +1808,7 @@
     </w:p>
     <w:p>
       <w:pPr>
-        <w:pStyle w:val="13"/>
+        <w:pStyle w:val="ListParagraph"/>
         <w:numPr>
           <w:ilvl w:val="0"/>
           <w:numId w:val="1"/>
@@ -1376,7 +1832,7 @@
     </w:p>
     <w:p>
       <w:pPr>
-        <w:pStyle w:val="13"/>
+        <w:pStyle w:val="ListParagraph"/>
         <w:numPr>
           <w:ilvl w:val="0"/>
           <w:numId w:val="1"/>
@@ -1407,361 +1863,6 @@
     </w:p>
     <w:p>
       <w:pPr>
-        <w:pStyle w:val="13"/>
-        <w:rPr>
-          <w:rFonts w:asciiTheme="minorHAnsi" w:hAnsiTheme="minorHAnsi" w:cstheme="minorHAnsi"/>
-          <w:b/>
-        </w:rPr>
-      </w:pPr>
-    </w:p>
-    <w:p>
-      <w:pPr>
-        <w:tabs>
-          <w:tab w:val="left" w:pos="821"/>
-          <w:tab w:val="left" w:pos="823"/>
-        </w:tabs>
-        <w:spacing w:before="2" w:line="211" w:lineRule="auto"/>
-        <w:ind w:right="504"/>
-        <w:rPr>
-          <w:rFonts w:asciiTheme="minorHAnsi" w:hAnsiTheme="minorHAnsi" w:cstheme="minorHAnsi"/>
-        </w:rPr>
-      </w:pPr>
-      <w:r>
-        <w:rPr>
-          <w:rFonts w:asciiTheme="minorHAnsi" w:hAnsiTheme="minorHAnsi" w:cstheme="minorHAnsi"/>
-          <w:b/>
-        </w:rPr>
-        <w:t xml:space="preserve">      Data Analyst |Fine Air Solutions</w:t>
-      </w:r>
-      <w:r>
-        <w:rPr>
-          <w:rFonts w:asciiTheme="minorHAnsi" w:hAnsiTheme="minorHAnsi" w:cstheme="minorHAnsi"/>
-          <w:b/>
-          <w:spacing w:val="-13"/>
-        </w:rPr>
-        <w:t xml:space="preserve"> </w:t>
-      </w:r>
-      <w:r>
-        <w:rPr>
-          <w:rFonts w:asciiTheme="minorHAnsi" w:hAnsiTheme="minorHAnsi" w:cstheme="minorHAnsi"/>
-          <w:b/>
-        </w:rPr>
-        <w:t>(</w:t>
-      </w:r>
-      <w:r>
-        <w:rPr>
-          <w:rFonts w:asciiTheme="minorHAnsi" w:hAnsiTheme="minorHAnsi" w:cstheme="minorHAnsi"/>
-          <w:spacing w:val="-12"/>
-        </w:rPr>
-        <w:t xml:space="preserve">Feb </w:t>
-      </w:r>
-      <w:r>
-        <w:rPr>
-          <w:rFonts w:asciiTheme="minorHAnsi" w:hAnsiTheme="minorHAnsi" w:cstheme="minorHAnsi"/>
-        </w:rPr>
-        <w:t>2023</w:t>
-      </w:r>
-      <w:r>
-        <w:rPr>
-          <w:rFonts w:asciiTheme="minorHAnsi" w:hAnsiTheme="minorHAnsi" w:cstheme="minorHAnsi"/>
-          <w:spacing w:val="-9"/>
-        </w:rPr>
-        <w:t xml:space="preserve"> </w:t>
-      </w:r>
-      <w:r>
-        <w:rPr>
-          <w:rFonts w:asciiTheme="minorHAnsi" w:hAnsiTheme="minorHAnsi" w:cstheme="minorHAnsi"/>
-        </w:rPr>
-        <w:t>–</w:t>
-      </w:r>
-      <w:r>
-        <w:rPr>
-          <w:rFonts w:asciiTheme="minorHAnsi" w:hAnsiTheme="minorHAnsi" w:cstheme="minorHAnsi"/>
-          <w:spacing w:val="-16"/>
-        </w:rPr>
-        <w:t xml:space="preserve"> </w:t>
-      </w:r>
-      <w:r>
-        <w:rPr>
-          <w:rFonts w:asciiTheme="minorHAnsi" w:hAnsiTheme="minorHAnsi" w:cstheme="minorHAnsi"/>
-        </w:rPr>
-        <w:t xml:space="preserve">July </w:t>
-      </w:r>
-      <w:r>
-        <w:rPr>
-          <w:rFonts w:asciiTheme="minorHAnsi" w:hAnsiTheme="minorHAnsi" w:cstheme="minorHAnsi"/>
-          <w:spacing w:val="-4"/>
-        </w:rPr>
-        <w:t>2023</w:t>
-      </w:r>
-      <w:r>
-        <w:rPr>
-          <w:rFonts w:asciiTheme="minorHAnsi" w:hAnsiTheme="minorHAnsi" w:cstheme="minorHAnsi"/>
-          <w:b/>
-          <w:spacing w:val="-4"/>
-        </w:rPr>
-        <w:t>)</w:t>
-      </w:r>
-    </w:p>
-    <w:p>
-      <w:pPr>
-        <w:pStyle w:val="13"/>
-        <w:numPr>
-          <w:ilvl w:val="0"/>
-          <w:numId w:val="1"/>
-        </w:numPr>
-        <w:tabs>
-          <w:tab w:val="left" w:pos="826"/>
-          <w:tab w:val="left" w:pos="827"/>
-        </w:tabs>
-        <w:spacing w:before="15" w:line="206" w:lineRule="auto"/>
-        <w:ind w:right="166" w:hanging="312"/>
-        <w:rPr>
-          <w:rFonts w:asciiTheme="minorHAnsi" w:hAnsiTheme="minorHAnsi" w:cstheme="minorHAnsi"/>
-        </w:rPr>
-      </w:pPr>
-      <w:r>
-        <w:rPr>
-          <w:rFonts w:asciiTheme="minorHAnsi" w:hAnsiTheme="minorHAnsi" w:cstheme="minorHAnsi"/>
-        </w:rPr>
-        <w:t>Work on CRM, data collection from different department and stored also enhancing data accuracy and security.</w:t>
-      </w:r>
-    </w:p>
-    <w:p>
-      <w:pPr>
-        <w:pStyle w:val="13"/>
-        <w:numPr>
-          <w:ilvl w:val="0"/>
-          <w:numId w:val="1"/>
-        </w:numPr>
-        <w:tabs>
-          <w:tab w:val="left" w:pos="826"/>
-          <w:tab w:val="left" w:pos="827"/>
-        </w:tabs>
-        <w:spacing w:line="211" w:lineRule="auto"/>
-        <w:ind w:right="184" w:hanging="312"/>
-        <w:rPr>
-          <w:rFonts w:asciiTheme="minorHAnsi" w:hAnsiTheme="minorHAnsi" w:cstheme="minorHAnsi"/>
-        </w:rPr>
-      </w:pPr>
-      <w:r>
-        <w:rPr>
-          <w:rFonts w:asciiTheme="minorHAnsi" w:hAnsiTheme="minorHAnsi" w:cstheme="minorHAnsi"/>
-        </w:rPr>
-        <w:t xml:space="preserve">Perform statistical and predictive Analysis in projects using excel and PowerBI to </w:t>
-      </w:r>
-      <w:r>
-        <w:rPr>
-          <w:rFonts w:asciiTheme="minorHAnsi" w:hAnsiTheme="minorHAnsi" w:cstheme="minorHAnsi"/>
-          <w:b/>
-        </w:rPr>
-        <w:t>minimize cost approx 8%.</w:t>
-      </w:r>
-      <w:bookmarkStart w:id="2" w:name="Projects"/>
-      <w:bookmarkEnd w:id="2"/>
-    </w:p>
-    <w:p>
-      <w:pPr>
-        <w:spacing w:line="300" w:lineRule="exact"/>
-        <w:ind w:left="294"/>
-        <w:rPr>
-          <w:rFonts w:asciiTheme="minorHAnsi" w:hAnsiTheme="minorHAnsi" w:cstheme="minorHAnsi"/>
-          <w:b/>
-          <w:spacing w:val="-4"/>
-        </w:rPr>
-      </w:pPr>
-      <w:r>
-        <w:rPr>
-          <w:rFonts w:asciiTheme="minorHAnsi" w:hAnsiTheme="minorHAnsi" w:cstheme="minorHAnsi"/>
-          <w:b/>
-        </w:rPr>
-        <w:t>Data</w:t>
-      </w:r>
-      <w:r>
-        <w:rPr>
-          <w:rFonts w:asciiTheme="minorHAnsi" w:hAnsiTheme="minorHAnsi" w:cstheme="minorHAnsi"/>
-          <w:b/>
-          <w:spacing w:val="-16"/>
-        </w:rPr>
-        <w:t xml:space="preserve"> </w:t>
-      </w:r>
-      <w:r>
-        <w:rPr>
-          <w:rFonts w:asciiTheme="minorHAnsi" w:hAnsiTheme="minorHAnsi" w:cstheme="minorHAnsi"/>
-          <w:b/>
-        </w:rPr>
-        <w:t>Scientist</w:t>
-      </w:r>
-      <w:r>
-        <w:rPr>
-          <w:rFonts w:asciiTheme="minorHAnsi" w:hAnsiTheme="minorHAnsi" w:cstheme="minorHAnsi"/>
-          <w:b/>
-          <w:spacing w:val="-13"/>
-        </w:rPr>
-        <w:t xml:space="preserve"> </w:t>
-      </w:r>
-      <w:r>
-        <w:rPr>
-          <w:rFonts w:asciiTheme="minorHAnsi" w:hAnsiTheme="minorHAnsi" w:cstheme="minorHAnsi"/>
-          <w:b/>
-        </w:rPr>
-        <w:t>Intern</w:t>
-      </w:r>
-      <w:r>
-        <w:rPr>
-          <w:rFonts w:asciiTheme="minorHAnsi" w:hAnsiTheme="minorHAnsi" w:cstheme="minorHAnsi"/>
-          <w:b/>
-          <w:spacing w:val="-6"/>
-        </w:rPr>
-        <w:t xml:space="preserve"> </w:t>
-      </w:r>
-      <w:r>
-        <w:rPr>
-          <w:rFonts w:asciiTheme="minorHAnsi" w:hAnsiTheme="minorHAnsi" w:cstheme="minorHAnsi"/>
-          <w:b/>
-        </w:rPr>
-        <w:t>|</w:t>
-      </w:r>
-      <w:r>
-        <w:rPr>
-          <w:rFonts w:asciiTheme="minorHAnsi" w:hAnsiTheme="minorHAnsi" w:cstheme="minorHAnsi"/>
-          <w:b/>
-          <w:spacing w:val="-12"/>
-        </w:rPr>
-        <w:t xml:space="preserve"> </w:t>
-      </w:r>
-      <w:r>
-        <w:rPr>
-          <w:rFonts w:asciiTheme="minorHAnsi" w:hAnsiTheme="minorHAnsi" w:cstheme="minorHAnsi"/>
-          <w:b/>
-        </w:rPr>
-        <w:t>PW Skills -</w:t>
-      </w:r>
-      <w:r>
-        <w:rPr>
-          <w:rFonts w:asciiTheme="minorHAnsi" w:hAnsiTheme="minorHAnsi" w:cstheme="minorHAnsi"/>
-          <w:b/>
-          <w:spacing w:val="-14"/>
-        </w:rPr>
-        <w:t xml:space="preserve"> </w:t>
-      </w:r>
-      <w:r>
-        <w:rPr>
-          <w:rFonts w:asciiTheme="minorHAnsi" w:hAnsiTheme="minorHAnsi" w:cstheme="minorHAnsi"/>
-          <w:b/>
-        </w:rPr>
-        <w:t>(</w:t>
-      </w:r>
-      <w:r>
-        <w:rPr>
-          <w:rFonts w:asciiTheme="minorHAnsi" w:hAnsiTheme="minorHAnsi" w:cstheme="minorHAnsi"/>
-        </w:rPr>
-        <w:t>Oct</w:t>
-      </w:r>
-      <w:r>
-        <w:rPr>
-          <w:rFonts w:asciiTheme="minorHAnsi" w:hAnsiTheme="minorHAnsi" w:cstheme="minorHAnsi"/>
-          <w:spacing w:val="-12"/>
-        </w:rPr>
-        <w:t xml:space="preserve"> </w:t>
-      </w:r>
-      <w:r>
-        <w:rPr>
-          <w:rFonts w:asciiTheme="minorHAnsi" w:hAnsiTheme="minorHAnsi" w:cstheme="minorHAnsi"/>
-        </w:rPr>
-        <w:t>2023</w:t>
-      </w:r>
-      <w:r>
-        <w:rPr>
-          <w:rFonts w:asciiTheme="minorHAnsi" w:hAnsiTheme="minorHAnsi" w:cstheme="minorHAnsi"/>
-          <w:spacing w:val="-12"/>
-        </w:rPr>
-        <w:t xml:space="preserve"> </w:t>
-      </w:r>
-      <w:r>
-        <w:rPr>
-          <w:rFonts w:asciiTheme="minorHAnsi" w:hAnsiTheme="minorHAnsi" w:cstheme="minorHAnsi"/>
-        </w:rPr>
-        <w:t>-</w:t>
-      </w:r>
-      <w:r>
-        <w:rPr>
-          <w:rFonts w:asciiTheme="minorHAnsi" w:hAnsiTheme="minorHAnsi" w:cstheme="minorHAnsi"/>
-          <w:spacing w:val="-12"/>
-        </w:rPr>
-        <w:t xml:space="preserve"> </w:t>
-      </w:r>
-      <w:r>
-        <w:rPr>
-          <w:rFonts w:asciiTheme="minorHAnsi" w:hAnsiTheme="minorHAnsi" w:cstheme="minorHAnsi"/>
-        </w:rPr>
-        <w:t>Feb</w:t>
-      </w:r>
-      <w:r>
-        <w:rPr>
-          <w:rFonts w:asciiTheme="minorHAnsi" w:hAnsiTheme="minorHAnsi" w:cstheme="minorHAnsi"/>
-          <w:spacing w:val="-13"/>
-        </w:rPr>
-        <w:t xml:space="preserve"> </w:t>
-      </w:r>
-      <w:r>
-        <w:rPr>
-          <w:rFonts w:asciiTheme="minorHAnsi" w:hAnsiTheme="minorHAnsi" w:cstheme="minorHAnsi"/>
-          <w:spacing w:val="-4"/>
-        </w:rPr>
-        <w:t>2024</w:t>
-      </w:r>
-      <w:r>
-        <w:rPr>
-          <w:rFonts w:asciiTheme="minorHAnsi" w:hAnsiTheme="minorHAnsi" w:cstheme="minorHAnsi"/>
-          <w:b/>
-          <w:spacing w:val="-4"/>
-        </w:rPr>
-        <w:t>)</w:t>
-      </w:r>
-    </w:p>
-    <w:p>
-      <w:pPr>
-        <w:pStyle w:val="13"/>
-        <w:numPr>
-          <w:ilvl w:val="0"/>
-          <w:numId w:val="2"/>
-        </w:numPr>
-        <w:spacing w:line="300" w:lineRule="exact"/>
-        <w:rPr>
-          <w:rFonts w:asciiTheme="minorHAnsi" w:hAnsiTheme="minorHAnsi" w:cstheme="minorHAnsi"/>
-          <w:b/>
-        </w:rPr>
-      </w:pPr>
-      <w:r>
-        <w:rPr>
-          <w:rFonts w:asciiTheme="minorHAnsi" w:hAnsiTheme="minorHAnsi" w:cstheme="minorHAnsi"/>
-          <w:spacing w:val="-2"/>
-        </w:rPr>
-        <w:t xml:space="preserve">Krishi Mitra –Website| </w:t>
-      </w:r>
-      <w:r>
-        <w:rPr>
-          <w:rFonts w:asciiTheme="minorHAnsi" w:hAnsiTheme="minorHAnsi" w:cstheme="minorHAnsi"/>
-          <w:spacing w:val="-6"/>
-        </w:rPr>
-        <w:t>Recommender, Prediction</w:t>
-      </w:r>
-      <w:r>
-        <w:rPr>
-          <w:rFonts w:asciiTheme="minorHAnsi" w:hAnsiTheme="minorHAnsi" w:cstheme="minorHAnsi"/>
-          <w:spacing w:val="-2"/>
-        </w:rPr>
-        <w:t xml:space="preserve"> and Chatbot System</w:t>
-      </w:r>
-    </w:p>
-    <w:p>
-      <w:pPr>
-        <w:pStyle w:val="13"/>
-        <w:numPr>
-          <w:ilvl w:val="0"/>
-          <w:numId w:val="1"/>
-        </w:numPr>
         <w:tabs>
           <w:tab w:val="left" w:pos="975"/>
           <w:tab w:val="left" w:pos="976"/>
@@ -1771,99 +1872,6 @@
           <w:rFonts w:asciiTheme="minorHAnsi" w:hAnsiTheme="minorHAnsi" w:cstheme="minorHAnsi"/>
         </w:rPr>
       </w:pPr>
-      <w:r>
-        <w:rPr>
-          <w:rFonts w:asciiTheme="minorHAnsi" w:hAnsiTheme="minorHAnsi" w:cstheme="minorHAnsi"/>
-        </w:rPr>
-        <w:t>Developed</w:t>
-      </w:r>
-      <w:r>
-        <w:rPr>
-          <w:rFonts w:asciiTheme="minorHAnsi" w:hAnsiTheme="minorHAnsi" w:cstheme="minorHAnsi"/>
-          <w:spacing w:val="-14"/>
-        </w:rPr>
-        <w:t xml:space="preserve"> </w:t>
-      </w:r>
-      <w:r>
-        <w:rPr>
-          <w:rFonts w:asciiTheme="minorHAnsi" w:hAnsiTheme="minorHAnsi" w:cstheme="minorHAnsi"/>
-        </w:rPr>
-        <w:t>end-to-end</w:t>
-      </w:r>
-      <w:r>
-        <w:rPr>
-          <w:rFonts w:asciiTheme="minorHAnsi" w:hAnsiTheme="minorHAnsi" w:cstheme="minorHAnsi"/>
-          <w:b/>
-          <w:spacing w:val="-12"/>
-        </w:rPr>
-        <w:t xml:space="preserve"> ML Project</w:t>
-      </w:r>
-      <w:r>
-        <w:rPr>
-          <w:rFonts w:asciiTheme="minorHAnsi" w:hAnsiTheme="minorHAnsi" w:cstheme="minorHAnsi"/>
-          <w:spacing w:val="-7"/>
-        </w:rPr>
-        <w:t xml:space="preserve"> </w:t>
-      </w:r>
-      <w:r>
-        <w:rPr>
-          <w:rFonts w:asciiTheme="minorHAnsi" w:hAnsiTheme="minorHAnsi" w:cstheme="minorHAnsi"/>
-        </w:rPr>
-        <w:t>using</w:t>
-      </w:r>
-      <w:r>
-        <w:rPr>
-          <w:rFonts w:asciiTheme="minorHAnsi" w:hAnsiTheme="minorHAnsi" w:cstheme="minorHAnsi"/>
-          <w:spacing w:val="-6"/>
-        </w:rPr>
-        <w:t xml:space="preserve"> </w:t>
-      </w:r>
-      <w:r>
-        <w:rPr>
-          <w:rFonts w:asciiTheme="minorHAnsi" w:hAnsiTheme="minorHAnsi" w:cstheme="minorHAnsi"/>
-        </w:rPr>
-        <w:t>a</w:t>
-      </w:r>
-      <w:r>
-        <w:rPr>
-          <w:rFonts w:asciiTheme="minorHAnsi" w:hAnsiTheme="minorHAnsi" w:cstheme="minorHAnsi"/>
-          <w:spacing w:val="-8"/>
-        </w:rPr>
-        <w:t xml:space="preserve"> </w:t>
-      </w:r>
-      <w:r>
-        <w:rPr>
-          <w:rFonts w:asciiTheme="minorHAnsi" w:hAnsiTheme="minorHAnsi" w:cstheme="minorHAnsi"/>
-        </w:rPr>
-        <w:t>Kaggle</w:t>
-      </w:r>
-      <w:r>
-        <w:rPr>
-          <w:rFonts w:asciiTheme="minorHAnsi" w:hAnsiTheme="minorHAnsi" w:cstheme="minorHAnsi"/>
-          <w:spacing w:val="-11"/>
-        </w:rPr>
-        <w:t xml:space="preserve"> </w:t>
-      </w:r>
-      <w:r>
-        <w:rPr>
-          <w:rFonts w:asciiTheme="minorHAnsi" w:hAnsiTheme="minorHAnsi" w:cstheme="minorHAnsi"/>
-        </w:rPr>
-        <w:t xml:space="preserve">dataset and Integrated LLM </w:t>
-      </w:r>
-      <w:r>
-        <w:rPr>
-          <w:rFonts w:asciiTheme="minorHAnsi" w:hAnsiTheme="minorHAnsi" w:cstheme="minorHAnsi"/>
-          <w:b/>
-        </w:rPr>
-        <w:t>Chatbot as Farming Expert</w:t>
-      </w:r>
-      <w:r>
-        <w:rPr>
-          <w:rFonts w:asciiTheme="minorHAnsi" w:hAnsiTheme="minorHAnsi" w:cstheme="minorHAnsi"/>
-          <w:spacing w:val="-9"/>
-        </w:rPr>
-        <w:t>.</w:t>
-      </w:r>
     </w:p>
     <w:p>
       <w:pPr>
@@ -1919,7 +1927,7 @@
     </w:p>
     <w:p>
       <w:pPr>
-        <w:pStyle w:val="11"/>
+        <w:pStyle w:val="NormalWeb"/>
         <w:rPr>
           <w:rFonts w:asciiTheme="minorHAnsi" w:hAnsiTheme="minorHAnsi" w:cstheme="minorHAnsi"/>
           <w:sz w:val="22"/>
@@ -1940,7 +1948,7 @@
     </w:p>
     <w:p>
       <w:pPr>
-        <w:pStyle w:val="11"/>
+        <w:pStyle w:val="NormalWeb"/>
         <w:widowControl/>
         <w:numPr>
           <w:ilvl w:val="0"/>
@@ -1977,7 +1985,7 @@
     </w:p>
     <w:p>
       <w:pPr>
-        <w:pStyle w:val="11"/>
+        <w:pStyle w:val="NormalWeb"/>
         <w:widowControl/>
         <w:numPr>
           <w:ilvl w:val="0"/>
@@ -2014,7 +2022,7 @@
     </w:p>
     <w:p>
       <w:pPr>
-        <w:pStyle w:val="11"/>
+        <w:pStyle w:val="NormalWeb"/>
         <w:widowControl/>
         <w:numPr>
           <w:ilvl w:val="0"/>
@@ -2051,7 +2059,7 @@
     </w:p>
     <w:p>
       <w:pPr>
-        <w:pStyle w:val="11"/>
+        <w:pStyle w:val="NormalWeb"/>
         <w:spacing w:before="240"/>
         <w:rPr>
           <w:rFonts w:asciiTheme="minorHAnsi" w:hAnsiTheme="minorHAnsi" w:cstheme="minorHAnsi"/>
@@ -2069,7 +2077,7 @@
     </w:p>
     <w:p>
       <w:pPr>
-        <w:pStyle w:val="11"/>
+        <w:pStyle w:val="NormalWeb"/>
         <w:widowControl/>
         <w:numPr>
           <w:ilvl w:val="0"/>
@@ -2092,6 +2100,7 @@
           <w:sz w:val="22"/>
           <w:szCs w:val="22"/>
         </w:rPr>
+        <w:lastRenderedPageBreak/>
         <w:t>Overview</w:t>
       </w:r>
       <w:r>
@@ -2106,7 +2115,7 @@
     </w:p>
     <w:p>
       <w:pPr>
-        <w:pStyle w:val="11"/>
+        <w:pStyle w:val="NormalWeb"/>
         <w:widowControl/>
         <w:numPr>
           <w:ilvl w:val="0"/>
@@ -2143,7 +2152,7 @@
     </w:p>
     <w:p>
       <w:pPr>
-        <w:pStyle w:val="11"/>
+        <w:pStyle w:val="NormalWeb"/>
         <w:widowControl/>
         <w:numPr>
           <w:ilvl w:val="0"/>
@@ -2180,7 +2189,7 @@
     </w:p>
     <w:p>
       <w:pPr>
-        <w:pStyle w:val="11"/>
+        <w:pStyle w:val="NormalWeb"/>
         <w:spacing w:before="240"/>
         <w:rPr>
           <w:rFonts w:asciiTheme="minorHAnsi" w:hAnsiTheme="minorHAnsi" w:cstheme="minorHAnsi"/>
@@ -2198,7 +2207,7 @@
     </w:p>
     <w:p>
       <w:pPr>
-        <w:pStyle w:val="11"/>
+        <w:pStyle w:val="NormalWeb"/>
         <w:widowControl/>
         <w:numPr>
           <w:ilvl w:val="0"/>
@@ -2235,7 +2244,7 @@
     </w:p>
     <w:p>
       <w:pPr>
-        <w:pStyle w:val="11"/>
+        <w:pStyle w:val="NormalWeb"/>
         <w:widowControl/>
         <w:numPr>
           <w:ilvl w:val="0"/>
@@ -2272,7 +2281,7 @@
     </w:p>
     <w:p>
       <w:pPr>
-        <w:pStyle w:val="11"/>
+        <w:pStyle w:val="NormalWeb"/>
         <w:widowControl/>
         <w:numPr>
           <w:ilvl w:val="0"/>
@@ -2309,7 +2318,7 @@
     </w:p>
     <w:p>
       <w:pPr>
-        <w:pStyle w:val="11"/>
+        <w:pStyle w:val="NormalWeb"/>
         <w:widowControl/>
         <w:numPr>
           <w:ilvl w:val="0"/>
@@ -2346,7 +2355,7 @@
     </w:p>
     <w:p>
       <w:pPr>
-        <w:pStyle w:val="3"/>
+        <w:pStyle w:val="Heading2"/>
         <w:spacing w:before="55"/>
         <w:ind w:left="255"/>
         <w:rPr>
@@ -2357,7 +2366,7 @@
     </w:p>
     <w:p>
       <w:pPr>
-        <w:pStyle w:val="3"/>
+        <w:pStyle w:val="Heading2"/>
         <w:spacing w:before="55"/>
         <w:ind w:left="0"/>
         <w:rPr>
@@ -2396,14 +2405,15 @@
       <w:r>
         <w:rPr>
           <w:rFonts w:asciiTheme="minorHAnsi" w:hAnsiTheme="minorHAnsi" w:cstheme="minorHAnsi"/>
+          <w:noProof/>
           <w:position w:val="-3"/>
         </w:rPr>
         <w:drawing>
-          <wp:inline distT="0" distB="0" distL="0" distR="0">
+          <wp:inline distT="0" distB="0" distL="0" distR="0" wp14:anchorId="42770C88" wp14:editId="6C289BE3">
             <wp:extent cx="163830" cy="163195"/>
             <wp:effectExtent l="0" t="0" r="0" b="0"/>
             <wp:docPr id="11" name="image3.png">
-              <a:hlinkClick xmlns:a="http://schemas.openxmlformats.org/drawingml/2006/main" r:id="rId10"/>
+              <a:hlinkClick xmlns:a="http://schemas.openxmlformats.org/drawingml/2006/main" r:id="rId16"/>
             </wp:docPr>
             <wp:cNvGraphicFramePr>
               <a:graphicFrameLocks xmlns:a="http://schemas.openxmlformats.org/drawingml/2006/main" noChangeAspect="1"/>
@@ -2418,7 +2428,7 @@
                     </pic:cNvPicPr>
                   </pic:nvPicPr>
                   <pic:blipFill>
-                    <a:blip r:embed="rId7" cstate="print"/>
+                    <a:blip r:embed="rId12" cstate="print"/>
                     <a:stretch>
                       <a:fillRect/>
                     </a:stretch>
@@ -2448,7 +2458,7 @@
     </w:p>
     <w:p>
       <w:pPr>
-        <w:pStyle w:val="13"/>
+        <w:pStyle w:val="ListParagraph"/>
         <w:numPr>
           <w:ilvl w:val="0"/>
           <w:numId w:val="1"/>
@@ -2458,7 +2468,7 @@
           <w:tab w:val="left" w:pos="976"/>
         </w:tabs>
         <w:spacing w:line="274" w:lineRule="exact"/>
-        <w:ind w:left="220" w:leftChars="0" w:hanging="308" w:firstLineChars="0"/>
+        <w:ind w:left="220"/>
         <w:rPr>
           <w:rFonts w:asciiTheme="minorHAnsi" w:hAnsiTheme="minorHAnsi" w:cstheme="minorHAnsi"/>
         </w:rPr>
@@ -2611,7 +2621,7 @@
     </w:p>
     <w:p>
       <w:pPr>
-        <w:pStyle w:val="13"/>
+        <w:pStyle w:val="ListParagraph"/>
         <w:numPr>
           <w:ilvl w:val="0"/>
           <w:numId w:val="1"/>
@@ -2621,7 +2631,7 @@
           <w:tab w:val="left" w:pos="976"/>
         </w:tabs>
         <w:spacing w:line="274" w:lineRule="exact"/>
-        <w:ind w:left="220" w:leftChars="0" w:hanging="308" w:firstLineChars="0"/>
+        <w:ind w:left="220"/>
         <w:rPr>
           <w:rFonts w:asciiTheme="minorHAnsi" w:hAnsiTheme="minorHAnsi" w:cstheme="minorHAnsi"/>
         </w:rPr>
@@ -2761,7 +2771,7 @@
     </w:p>
     <w:p>
       <w:pPr>
-        <w:pStyle w:val="13"/>
+        <w:pStyle w:val="ListParagraph"/>
         <w:numPr>
           <w:ilvl w:val="0"/>
           <w:numId w:val="1"/>
@@ -2771,7 +2781,7 @@
           <w:tab w:val="left" w:pos="976"/>
         </w:tabs>
         <w:spacing w:line="256" w:lineRule="exact"/>
-        <w:ind w:left="220" w:leftChars="0" w:hanging="308" w:firstLineChars="0"/>
+        <w:ind w:left="220"/>
         <w:rPr>
           <w:rFonts w:asciiTheme="minorHAnsi" w:hAnsiTheme="minorHAnsi" w:cstheme="minorHAnsi"/>
         </w:rPr>
@@ -2831,7 +2841,7 @@
     </w:p>
     <w:p>
       <w:pPr>
-        <w:pStyle w:val="13"/>
+        <w:pStyle w:val="ListParagraph"/>
         <w:numPr>
           <w:ilvl w:val="0"/>
           <w:numId w:val="1"/>
@@ -2841,7 +2851,7 @@
           <w:tab w:val="left" w:pos="976"/>
         </w:tabs>
         <w:spacing w:line="256" w:lineRule="exact"/>
-        <w:ind w:left="220" w:leftChars="0" w:hanging="308" w:firstLineChars="0"/>
+        <w:ind w:left="220"/>
         <w:rPr>
           <w:rFonts w:asciiTheme="minorHAnsi" w:hAnsiTheme="minorHAnsi" w:cstheme="minorHAnsi"/>
         </w:rPr>
@@ -2868,7 +2878,7 @@
     </w:p>
     <w:p>
       <w:pPr>
-        <w:pStyle w:val="3"/>
+        <w:pStyle w:val="Heading2"/>
         <w:spacing w:before="55"/>
         <w:ind w:left="0"/>
         <w:rPr>
@@ -2879,7 +2889,7 @@
     </w:p>
     <w:p>
       <w:pPr>
-        <w:pStyle w:val="3"/>
+        <w:pStyle w:val="Heading2"/>
         <w:spacing w:before="55"/>
         <w:ind w:left="0"/>
         <w:rPr>
@@ -2922,14 +2932,15 @@
       <w:r>
         <w:rPr>
           <w:rFonts w:asciiTheme="minorHAnsi" w:hAnsiTheme="minorHAnsi" w:cstheme="minorHAnsi"/>
+          <w:noProof/>
           <w:position w:val="-3"/>
         </w:rPr>
         <w:drawing>
-          <wp:inline distT="0" distB="0" distL="0" distR="0">
+          <wp:inline distT="0" distB="0" distL="0" distR="0" wp14:anchorId="6CF1558A" wp14:editId="016B7590">
             <wp:extent cx="163830" cy="163195"/>
             <wp:effectExtent l="0" t="0" r="0" b="0"/>
             <wp:docPr id="1734341184" name="image3.png">
-              <a:hlinkClick xmlns:a="http://schemas.openxmlformats.org/drawingml/2006/main" r:id="rId11"/>
+              <a:hlinkClick xmlns:a="http://schemas.openxmlformats.org/drawingml/2006/main" r:id="rId17"/>
             </wp:docPr>
             <wp:cNvGraphicFramePr>
               <a:graphicFrameLocks xmlns:a="http://schemas.openxmlformats.org/drawingml/2006/main" noChangeAspect="1"/>
@@ -2944,7 +2955,7 @@
                     </pic:cNvPicPr>
                   </pic:nvPicPr>
                   <pic:blipFill>
-                    <a:blip r:embed="rId7" cstate="print"/>
+                    <a:blip r:embed="rId12" cstate="print"/>
                     <a:stretch>
                       <a:fillRect/>
                     </a:stretch>
@@ -2971,35 +2982,20 @@
         </w:rPr>
         <w:t xml:space="preserve"> </w:t>
       </w:r>
-      <w:r>
-        <w:fldChar w:fldCharType="begin"/>
-      </w:r>
-      <w:r>
-        <w:instrText xml:space="preserve"> HYPERLINK "https://bottom-natalina-zero1.koyeb.app/" </w:instrText>
-      </w:r>
-      <w:r>
-        <w:fldChar w:fldCharType="separate"/>
-      </w:r>
-      <w:r>
-        <w:rPr>
-          <w:rStyle w:val="10"/>
-          <w:rFonts w:asciiTheme="minorHAnsi" w:hAnsiTheme="minorHAnsi" w:cstheme="minorHAnsi"/>
-          <w:spacing w:val="26"/>
-        </w:rPr>
-        <w:t>[Demo]</w:t>
-      </w:r>
-      <w:r>
-        <w:rPr>
-          <w:rStyle w:val="10"/>
-          <w:rFonts w:asciiTheme="minorHAnsi" w:hAnsiTheme="minorHAnsi" w:cstheme="minorHAnsi"/>
-          <w:spacing w:val="26"/>
-        </w:rPr>
-        <w:fldChar w:fldCharType="end"/>
-      </w:r>
-    </w:p>
-    <w:p>
-      <w:pPr>
-        <w:pStyle w:val="13"/>
+      <w:hyperlink r:id="rId18" w:history="1">
+        <w:r>
+          <w:rPr>
+            <w:rStyle w:val="Hyperlink"/>
+            <w:rFonts w:asciiTheme="minorHAnsi" w:hAnsiTheme="minorHAnsi" w:cstheme="minorHAnsi"/>
+            <w:spacing w:val="26"/>
+          </w:rPr>
+          <w:t>[Demo]</w:t>
+        </w:r>
+      </w:hyperlink>
+    </w:p>
+    <w:p>
+      <w:pPr>
+        <w:pStyle w:val="ListParagraph"/>
         <w:numPr>
           <w:ilvl w:val="1"/>
           <w:numId w:val="1"/>
@@ -3032,7 +3028,7 @@
     </w:p>
     <w:p>
       <w:pPr>
-        <w:pStyle w:val="13"/>
+        <w:pStyle w:val="ListParagraph"/>
         <w:numPr>
           <w:ilvl w:val="1"/>
           <w:numId w:val="1"/>
@@ -3056,7 +3052,7 @@
     </w:p>
     <w:p>
       <w:pPr>
-        <w:pStyle w:val="3"/>
+        <w:pStyle w:val="Heading2"/>
         <w:spacing w:before="55"/>
         <w:ind w:left="0"/>
         <w:rPr>
@@ -3067,7 +3063,7 @@
     </w:p>
     <w:p>
       <w:pPr>
-        <w:pStyle w:val="3"/>
+        <w:pStyle w:val="Heading2"/>
         <w:spacing w:before="55"/>
         <w:ind w:left="0"/>
         <w:rPr>
@@ -3090,14 +3086,15 @@
       <w:r>
         <w:rPr>
           <w:rFonts w:asciiTheme="minorHAnsi" w:hAnsiTheme="minorHAnsi" w:cstheme="minorHAnsi"/>
+          <w:noProof/>
           <w:position w:val="-3"/>
         </w:rPr>
         <w:drawing>
-          <wp:inline distT="0" distB="0" distL="0" distR="0">
+          <wp:inline distT="0" distB="0" distL="0" distR="0" wp14:anchorId="1289D47B" wp14:editId="4CA92AE1">
             <wp:extent cx="163830" cy="163195"/>
             <wp:effectExtent l="0" t="0" r="0" b="0"/>
             <wp:docPr id="19" name="image3.png">
-              <a:hlinkClick xmlns:a="http://schemas.openxmlformats.org/drawingml/2006/main" r:id="rId11"/>
+              <a:hlinkClick xmlns:a="http://schemas.openxmlformats.org/drawingml/2006/main" r:id="rId17"/>
             </wp:docPr>
             <wp:cNvGraphicFramePr>
               <a:graphicFrameLocks xmlns:a="http://schemas.openxmlformats.org/drawingml/2006/main" noChangeAspect="1"/>
@@ -3112,7 +3109,7 @@
                     </pic:cNvPicPr>
                   </pic:nvPicPr>
                   <pic:blipFill>
-                    <a:blip r:embed="rId7" cstate="print"/>
+                    <a:blip r:embed="rId12" cstate="print"/>
                     <a:stretch>
                       <a:fillRect/>
                     </a:stretch>
@@ -3139,35 +3136,20 @@
         </w:rPr>
         <w:t xml:space="preserve"> </w:t>
       </w:r>
-      <w:r>
-        <w:fldChar w:fldCharType="begin"/>
-      </w:r>
-      <w:r>
-        <w:instrText xml:space="preserve"> HYPERLINK "https://bottom-natalina-zero1.koyeb.app/" </w:instrText>
-      </w:r>
-      <w:r>
-        <w:fldChar w:fldCharType="separate"/>
-      </w:r>
-      <w:r>
-        <w:rPr>
-          <w:rStyle w:val="10"/>
-          <w:rFonts w:asciiTheme="minorHAnsi" w:hAnsiTheme="minorHAnsi" w:cstheme="minorHAnsi"/>
-          <w:spacing w:val="26"/>
-        </w:rPr>
-        <w:t>[Demo]</w:t>
-      </w:r>
-      <w:r>
-        <w:rPr>
-          <w:rStyle w:val="10"/>
-          <w:rFonts w:asciiTheme="minorHAnsi" w:hAnsiTheme="minorHAnsi" w:cstheme="minorHAnsi"/>
-          <w:spacing w:val="26"/>
-        </w:rPr>
-        <w:fldChar w:fldCharType="end"/>
-      </w:r>
-    </w:p>
-    <w:p>
-      <w:pPr>
-        <w:pStyle w:val="13"/>
+      <w:hyperlink r:id="rId19" w:history="1">
+        <w:r>
+          <w:rPr>
+            <w:rStyle w:val="Hyperlink"/>
+            <w:rFonts w:asciiTheme="minorHAnsi" w:hAnsiTheme="minorHAnsi" w:cstheme="minorHAnsi"/>
+            <w:spacing w:val="26"/>
+          </w:rPr>
+          <w:t>[Demo]</w:t>
+        </w:r>
+      </w:hyperlink>
+    </w:p>
+    <w:p>
+      <w:pPr>
+        <w:pStyle w:val="ListParagraph"/>
         <w:numPr>
           <w:ilvl w:val="1"/>
           <w:numId w:val="1"/>
@@ -3195,7 +3177,7 @@
     </w:p>
     <w:p>
       <w:pPr>
-        <w:pStyle w:val="13"/>
+        <w:pStyle w:val="ListParagraph"/>
         <w:numPr>
           <w:ilvl w:val="1"/>
           <w:numId w:val="1"/>
@@ -3223,7 +3205,7 @@
     </w:p>
     <w:p>
       <w:pPr>
-        <w:pStyle w:val="13"/>
+        <w:pStyle w:val="ListParagraph"/>
         <w:numPr>
           <w:ilvl w:val="1"/>
           <w:numId w:val="1"/>
@@ -3251,7 +3233,7 @@
     </w:p>
     <w:p>
       <w:pPr>
-        <w:pStyle w:val="13"/>
+        <w:pStyle w:val="ListParagraph"/>
         <w:numPr>
           <w:ilvl w:val="1"/>
           <w:numId w:val="1"/>
@@ -3279,7 +3261,7 @@
     </w:p>
     <w:p>
       <w:pPr>
-        <w:pStyle w:val="13"/>
+        <w:pStyle w:val="ListParagraph"/>
         <w:numPr>
           <w:ilvl w:val="1"/>
           <w:numId w:val="1"/>
@@ -3307,7 +3289,7 @@
     </w:p>
     <w:p>
       <w:pPr>
-        <w:pStyle w:val="13"/>
+        <w:pStyle w:val="ListParagraph"/>
         <w:numPr>
           <w:ilvl w:val="1"/>
           <w:numId w:val="1"/>
@@ -3335,7 +3317,7 @@
     </w:p>
     <w:p>
       <w:pPr>
-        <w:pStyle w:val="13"/>
+        <w:pStyle w:val="ListParagraph"/>
         <w:numPr>
           <w:ilvl w:val="1"/>
           <w:numId w:val="1"/>
@@ -3367,7 +3349,7 @@
     </w:p>
     <w:p>
       <w:pPr>
-        <w:pStyle w:val="3"/>
+        <w:pStyle w:val="Heading2"/>
         <w:spacing w:before="55"/>
         <w:ind w:left="0"/>
         <w:rPr>
@@ -3378,7 +3360,7 @@
     </w:p>
     <w:p>
       <w:pPr>
-        <w:pStyle w:val="3"/>
+        <w:pStyle w:val="Heading2"/>
         <w:spacing w:before="55"/>
         <w:ind w:left="0"/>
         <w:rPr>
@@ -3408,14 +3390,15 @@
       <w:r>
         <w:rPr>
           <w:rFonts w:asciiTheme="minorHAnsi" w:hAnsiTheme="minorHAnsi" w:cstheme="minorHAnsi"/>
+          <w:noProof/>
           <w:position w:val="-3"/>
         </w:rPr>
         <w:drawing>
-          <wp:inline distT="0" distB="0" distL="0" distR="0">
+          <wp:inline distT="0" distB="0" distL="0" distR="0" wp14:anchorId="10DEE7EC" wp14:editId="5274135D">
             <wp:extent cx="163830" cy="163195"/>
             <wp:effectExtent l="0" t="0" r="0" b="0"/>
             <wp:docPr id="896719091" name="image3.png">
-              <a:hlinkClick xmlns:a="http://schemas.openxmlformats.org/drawingml/2006/main" r:id="rId11"/>
+              <a:hlinkClick xmlns:a="http://schemas.openxmlformats.org/drawingml/2006/main" r:id="rId17"/>
             </wp:docPr>
             <wp:cNvGraphicFramePr>
               <a:graphicFrameLocks xmlns:a="http://schemas.openxmlformats.org/drawingml/2006/main" noChangeAspect="1"/>
@@ -3430,7 +3413,7 @@
                     </pic:cNvPicPr>
                   </pic:nvPicPr>
                   <pic:blipFill>
-                    <a:blip r:embed="rId7" cstate="print"/>
+                    <a:blip r:embed="rId12" cstate="print"/>
                     <a:stretch>
                       <a:fillRect/>
                     </a:stretch>
@@ -3457,35 +3440,20 @@
         </w:rPr>
         <w:t xml:space="preserve"> </w:t>
       </w:r>
-      <w:r>
-        <w:fldChar w:fldCharType="begin"/>
-      </w:r>
-      <w:r>
-        <w:instrText xml:space="preserve"> HYPERLINK "https://bottom-natalina-zero1.koyeb.app/" </w:instrText>
-      </w:r>
-      <w:r>
-        <w:fldChar w:fldCharType="separate"/>
-      </w:r>
-      <w:r>
-        <w:rPr>
-          <w:rStyle w:val="10"/>
-          <w:rFonts w:asciiTheme="minorHAnsi" w:hAnsiTheme="minorHAnsi" w:cstheme="minorHAnsi"/>
-          <w:spacing w:val="26"/>
-        </w:rPr>
-        <w:t>[Demo]</w:t>
-      </w:r>
-      <w:r>
-        <w:rPr>
-          <w:rStyle w:val="10"/>
-          <w:rFonts w:asciiTheme="minorHAnsi" w:hAnsiTheme="minorHAnsi" w:cstheme="minorHAnsi"/>
-          <w:spacing w:val="26"/>
-        </w:rPr>
-        <w:fldChar w:fldCharType="end"/>
-      </w:r>
-    </w:p>
-    <w:p>
-      <w:pPr>
-        <w:pStyle w:val="13"/>
+      <w:hyperlink r:id="rId20" w:history="1">
+        <w:r>
+          <w:rPr>
+            <w:rStyle w:val="Hyperlink"/>
+            <w:rFonts w:asciiTheme="minorHAnsi" w:hAnsiTheme="minorHAnsi" w:cstheme="minorHAnsi"/>
+            <w:spacing w:val="26"/>
+          </w:rPr>
+          <w:t>[Demo]</w:t>
+        </w:r>
+      </w:hyperlink>
+    </w:p>
+    <w:p>
+      <w:pPr>
+        <w:pStyle w:val="ListParagraph"/>
         <w:numPr>
           <w:ilvl w:val="1"/>
           <w:numId w:val="1"/>
@@ -3513,7 +3481,7 @@
     </w:p>
     <w:p>
       <w:pPr>
-        <w:pStyle w:val="13"/>
+        <w:pStyle w:val="ListParagraph"/>
         <w:numPr>
           <w:ilvl w:val="1"/>
           <w:numId w:val="1"/>
@@ -3541,7 +3509,7 @@
     </w:p>
     <w:p>
       <w:pPr>
-        <w:pStyle w:val="13"/>
+        <w:pStyle w:val="ListParagraph"/>
         <w:numPr>
           <w:ilvl w:val="1"/>
           <w:numId w:val="1"/>
@@ -3569,7 +3537,7 @@
     </w:p>
     <w:p>
       <w:pPr>
-        <w:pStyle w:val="13"/>
+        <w:pStyle w:val="ListParagraph"/>
         <w:numPr>
           <w:ilvl w:val="1"/>
           <w:numId w:val="1"/>
@@ -3595,7 +3563,7 @@
     </w:p>
     <w:p>
       <w:pPr>
-        <w:pStyle w:val="2"/>
+        <w:pStyle w:val="Heading1"/>
         <w:spacing w:before="337"/>
         <w:rPr>
           <w:rFonts w:asciiTheme="minorHAnsi" w:hAnsiTheme="minorHAnsi" w:cstheme="minorHAnsi"/>
@@ -3604,11 +3572,12 @@
       <w:r>
         <w:rPr>
           <w:rFonts w:asciiTheme="minorHAnsi" w:hAnsiTheme="minorHAnsi" w:cstheme="minorHAnsi"/>
+          <w:noProof/>
         </w:rPr>
         <mc:AlternateContent>
           <mc:Choice Requires="wpg">
             <w:drawing>
-              <wp:anchor distT="0" distB="0" distL="114300" distR="114300" simplePos="0" relativeHeight="251663360" behindDoc="1" locked="0" layoutInCell="1" allowOverlap="1">
+              <wp:anchor distT="0" distB="0" distL="114300" distR="114300" simplePos="0" relativeHeight="251660288" behindDoc="1" locked="0" layoutInCell="1" allowOverlap="1" wp14:anchorId="4A17AD54" wp14:editId="0961417E">
                 <wp:simplePos x="0" y="0"/>
                 <wp:positionH relativeFrom="page">
                   <wp:posOffset>548640</wp:posOffset>
@@ -3687,7 +3656,7 @@
               </wp:anchor>
             </w:drawing>
           </mc:Choice>
-          <mc:Fallback>
+          <mc:Fallback xmlns:wpsCustomData="http://www.wps.cn/officeDocument/2013/wpsCustomData">
             <w:pict>
               <v:group id="docshapegroup1" o:spid="_x0000_s1026" o:spt="203" style="position:absolute;left:0pt;margin-left:43.2pt;margin-top:31.05pt;height:0.75pt;width:525.85pt;mso-position-horizontal-relative:page;z-index:-251653120;mso-width-relative:page;mso-height-relative:page;" coordorigin="864,621" coordsize="10517,15" o:gfxdata="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">
                 <o:lock v:ext="edit" aspectratio="f"/>
@@ -3722,7 +3691,7 @@
     </w:p>
     <w:p>
       <w:pPr>
-        <w:pStyle w:val="3"/>
+        <w:pStyle w:val="Heading2"/>
         <w:tabs>
           <w:tab w:val="left" w:pos="9056"/>
         </w:tabs>
@@ -3756,11 +3725,6 @@
           <w:rFonts w:asciiTheme="minorHAnsi" w:hAnsiTheme="minorHAnsi" w:cstheme="minorHAnsi"/>
         </w:rPr>
         <w:tab/>
-      </w:r>
-      <w:r>
-        <w:rPr>
-          <w:rFonts w:asciiTheme="minorHAnsi" w:hAnsiTheme="minorHAnsi" w:cstheme="minorHAnsi"/>
-        </w:rPr>
         <w:t>Ranchi,</w:t>
       </w:r>
       <w:r>
@@ -3885,7 +3849,7 @@
     </w:p>
     <w:p>
       <w:pPr>
-        <w:pStyle w:val="2"/>
+        <w:pStyle w:val="Heading1"/>
         <w:spacing w:line="314" w:lineRule="exact"/>
         <w:ind w:left="140"/>
         <w:rPr>
@@ -3896,7 +3860,7 @@
     </w:p>
     <w:p>
       <w:pPr>
-        <w:pStyle w:val="2"/>
+        <w:pStyle w:val="Heading1"/>
         <w:spacing w:line="314" w:lineRule="exact"/>
         <w:ind w:left="140"/>
         <w:rPr>
@@ -3944,7 +3908,7 @@
     </w:p>
     <w:p>
       <w:pPr>
-        <w:pStyle w:val="13"/>
+        <w:pStyle w:val="ListParagraph"/>
         <w:numPr>
           <w:ilvl w:val="1"/>
           <w:numId w:val="1"/>
@@ -3962,11 +3926,12 @@
       <w:r>
         <w:rPr>
           <w:rFonts w:asciiTheme="minorHAnsi" w:hAnsiTheme="minorHAnsi" w:cstheme="minorHAnsi"/>
+          <w:noProof/>
         </w:rPr>
         <mc:AlternateContent>
           <mc:Choice Requires="wps">
             <w:drawing>
-              <wp:anchor distT="0" distB="0" distL="114300" distR="114300" simplePos="0" relativeHeight="251661312" behindDoc="0" locked="0" layoutInCell="1" allowOverlap="1">
+              <wp:anchor distT="0" distB="0" distL="114300" distR="114300" simplePos="0" relativeHeight="251657216" behindDoc="0" locked="0" layoutInCell="1" allowOverlap="1" wp14:anchorId="731A274F" wp14:editId="4D62E5CE">
                 <wp:simplePos x="0" y="0"/>
                 <wp:positionH relativeFrom="page">
                   <wp:posOffset>439420</wp:posOffset>
@@ -3978,7 +3943,9 @@
                 <wp:effectExtent l="0" t="0" r="0" b="0"/>
                 <wp:wrapNone/>
                 <wp:docPr id="2" name="docshape10"/>
-                <wp:cNvGraphicFramePr/>
+                <wp:cNvGraphicFramePr>
+                  <a:graphicFrameLocks xmlns:a="http://schemas.openxmlformats.org/drawingml/2006/main"/>
+                </wp:cNvGraphicFramePr>
                 <a:graphic xmlns:a="http://schemas.openxmlformats.org/drawingml/2006/main">
                   <a:graphicData uri="http://schemas.microsoft.com/office/word/2010/wordprocessingShape">
                     <wps:wsp>
@@ -4009,7 +3976,7 @@
               </wp:anchor>
             </w:drawing>
           </mc:Choice>
-          <mc:Fallback>
+          <mc:Fallback xmlns:wpsCustomData="http://www.wps.cn/officeDocument/2013/wpsCustomData">
             <w:pict>
               <v:rect id="docshape10" o:spid="_x0000_s1026" o:spt="1" style="position:absolute;left:0pt;margin-left:34.6pt;margin-top:0.55pt;height:0.5pt;width:542.85pt;mso-position-horizontal-relative:page;z-index:251661312;mso-width-relative:page;mso-height-relative:page;" fillcolor="#000000" filled="t" stroked="f" coordsize="21600,21600" o:gfxdata="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">
                 <v:fill on="t" focussize="0,0"/>
@@ -4073,35 +4040,20 @@
         </w:rPr>
         <w:t xml:space="preserve"> </w:t>
       </w:r>
-      <w:r>
-        <w:fldChar w:fldCharType="begin"/>
-      </w:r>
-      <w:r>
-        <w:instrText xml:space="preserve"> HYPERLINK "https://www.udacity.com/certificate/GSTDDSG" </w:instrText>
-      </w:r>
-      <w:r>
-        <w:fldChar w:fldCharType="separate"/>
-      </w:r>
-      <w:r>
-        <w:rPr>
-          <w:rStyle w:val="10"/>
-          <w:rFonts w:asciiTheme="minorHAnsi" w:hAnsiTheme="minorHAnsi" w:cstheme="minorHAnsi"/>
-          <w:spacing w:val="-3"/>
-        </w:rPr>
-        <w:t>Udacity</w:t>
-      </w:r>
-      <w:r>
-        <w:rPr>
-          <w:rStyle w:val="10"/>
-          <w:rFonts w:asciiTheme="minorHAnsi" w:hAnsiTheme="minorHAnsi" w:cstheme="minorHAnsi"/>
-          <w:spacing w:val="-3"/>
-        </w:rPr>
-        <w:fldChar w:fldCharType="end"/>
-      </w:r>
-    </w:p>
-    <w:p>
-      <w:pPr>
-        <w:pStyle w:val="13"/>
+      <w:hyperlink r:id="rId21" w:history="1">
+        <w:r>
+          <w:rPr>
+            <w:rStyle w:val="Hyperlink"/>
+            <w:rFonts w:asciiTheme="minorHAnsi" w:hAnsiTheme="minorHAnsi" w:cstheme="minorHAnsi"/>
+            <w:spacing w:val="-3"/>
+          </w:rPr>
+          <w:t>Udacity</w:t>
+        </w:r>
+      </w:hyperlink>
+    </w:p>
+    <w:p>
+      <w:pPr>
+        <w:pStyle w:val="ListParagraph"/>
         <w:numPr>
           <w:ilvl w:val="1"/>
           <w:numId w:val="1"/>
@@ -4115,11 +4067,6 @@
         <w:rPr>
           <w:rFonts w:asciiTheme="minorHAnsi" w:hAnsiTheme="minorHAnsi" w:cstheme="minorHAnsi"/>
           <w:color w:val="000000" w:themeColor="text1"/>
-          <w14:textFill>
-            <w14:solidFill>
-              <w14:schemeClr w14:val="tx1"/>
-            </w14:solidFill>
-          </w14:textFill>
         </w:rPr>
       </w:pPr>
       <w:r>
@@ -4127,43 +4074,23 @@
           <w:rFonts w:asciiTheme="minorHAnsi" w:hAnsiTheme="minorHAnsi" w:cstheme="minorHAnsi"/>
           <w:color w:val="000000" w:themeColor="text1"/>
           <w:spacing w:val="-5"/>
-          <w14:textFill>
-            <w14:solidFill>
-              <w14:schemeClr w14:val="tx1"/>
-            </w14:solidFill>
-          </w14:textFill>
         </w:rPr>
         <w:t xml:space="preserve">Earned Google Advance Data Analytics – </w:t>
       </w:r>
-      <w:r>
-        <w:fldChar w:fldCharType="begin"/>
-      </w:r>
-      <w:r>
-        <w:instrText xml:space="preserve"> HYPERLINK "https://coursera.org/share/5a536b941f871f1e3b30491bfe44aaa3" </w:instrText>
-      </w:r>
-      <w:r>
-        <w:fldChar w:fldCharType="separate"/>
-      </w:r>
-      <w:r>
-        <w:rPr>
-          <w:rStyle w:val="10"/>
-          <w:rFonts w:asciiTheme="minorHAnsi" w:hAnsiTheme="minorHAnsi" w:cstheme="minorHAnsi"/>
-          <w:spacing w:val="-5"/>
-        </w:rPr>
-        <w:t>Coursera, Google</w:t>
-      </w:r>
-      <w:r>
-        <w:rPr>
-          <w:rStyle w:val="10"/>
-          <w:rFonts w:asciiTheme="minorHAnsi" w:hAnsiTheme="minorHAnsi" w:cstheme="minorHAnsi"/>
-          <w:spacing w:val="-5"/>
-        </w:rPr>
-        <w:fldChar w:fldCharType="end"/>
-      </w:r>
-    </w:p>
-    <w:p>
-      <w:pPr>
-        <w:pStyle w:val="13"/>
+      <w:hyperlink r:id="rId22" w:history="1">
+        <w:r>
+          <w:rPr>
+            <w:rStyle w:val="Hyperlink"/>
+            <w:rFonts w:asciiTheme="minorHAnsi" w:hAnsiTheme="minorHAnsi" w:cstheme="minorHAnsi"/>
+            <w:spacing w:val="-5"/>
+          </w:rPr>
+          <w:t>Coursera, Google</w:t>
+        </w:r>
+      </w:hyperlink>
+    </w:p>
+    <w:p>
+      <w:pPr>
+        <w:pStyle w:val="ListParagraph"/>
         <w:numPr>
           <w:ilvl w:val="1"/>
           <w:numId w:val="1"/>
@@ -4184,33 +4111,19 @@
         </w:rPr>
         <w:t xml:space="preserve">Machine Learning and AI projects with python - </w:t>
       </w:r>
-      <w:r>
-        <w:fldChar w:fldCharType="begin"/>
-      </w:r>
-      <w:r>
-        <w:instrText xml:space="preserve"> HYPERLINK "https://www.udemy.com/certificate/UC-ae453b44-fd1b-428e-8e46-32d4bb2d2285/" </w:instrText>
-      </w:r>
-      <w:r>
-        <w:fldChar w:fldCharType="separate"/>
-      </w:r>
-      <w:r>
-        <w:rPr>
-          <w:rStyle w:val="10"/>
-          <w:rFonts w:asciiTheme="minorHAnsi" w:hAnsiTheme="minorHAnsi" w:cstheme="minorHAnsi"/>
-        </w:rPr>
-        <w:t>Udemy</w:t>
-      </w:r>
-      <w:r>
-        <w:rPr>
-          <w:rStyle w:val="10"/>
-          <w:rFonts w:asciiTheme="minorHAnsi" w:hAnsiTheme="minorHAnsi" w:cstheme="minorHAnsi"/>
-        </w:rPr>
-        <w:fldChar w:fldCharType="end"/>
-      </w:r>
-    </w:p>
-    <w:p>
-      <w:pPr>
-        <w:pStyle w:val="13"/>
+      <w:hyperlink r:id="rId23" w:history="1">
+        <w:r>
+          <w:rPr>
+            <w:rStyle w:val="Hyperlink"/>
+            <w:rFonts w:asciiTheme="minorHAnsi" w:hAnsiTheme="minorHAnsi" w:cstheme="minorHAnsi"/>
+          </w:rPr>
+          <w:t>Udemy</w:t>
+        </w:r>
+      </w:hyperlink>
+    </w:p>
+    <w:p>
+      <w:pPr>
+        <w:pStyle w:val="ListParagraph"/>
         <w:numPr>
           <w:ilvl w:val="1"/>
           <w:numId w:val="1"/>
@@ -4407,37 +4320,21 @@
         </w:rPr>
         <w:t xml:space="preserve"> BA </w:t>
       </w:r>
-      <w:r>
-        <w:fldChar w:fldCharType="begin"/>
-      </w:r>
-      <w:r>
-        <w:instrText xml:space="preserve"> HYPERLINK "https://forage-uploads-prod.s3.amazonaws.com/completion-certificates/British%20Airways/NjynCWzGSaWXQCxSX_British%20Airways_RRmM9Exjc7HwdFqn8_1715161340766_completion_certificate.pdf" \h </w:instrText>
-      </w:r>
-      <w:r>
-        <w:fldChar w:fldCharType="separate"/>
-      </w:r>
-      <w:r>
-        <w:rPr>
-          <w:rFonts w:asciiTheme="minorHAnsi" w:hAnsiTheme="minorHAnsi" w:cstheme="minorHAnsi"/>
-          <w:color w:val="0000FF"/>
-          <w:spacing w:val="-5"/>
-          <w:u w:val="single" w:color="0000FF"/>
-        </w:rPr>
-        <w:t>Forge</w:t>
-      </w:r>
-      <w:r>
-        <w:rPr>
-          <w:rFonts w:asciiTheme="minorHAnsi" w:hAnsiTheme="minorHAnsi" w:cstheme="minorHAnsi"/>
-          <w:color w:val="0000FF"/>
-          <w:spacing w:val="-5"/>
-          <w:u w:val="single" w:color="0000FF"/>
-        </w:rPr>
-        <w:fldChar w:fldCharType="end"/>
-      </w:r>
-    </w:p>
-    <w:p>
-      <w:pPr>
-        <w:pStyle w:val="13"/>
+      <w:hyperlink r:id="rId24">
+        <w:r>
+          <w:rPr>
+            <w:rFonts w:asciiTheme="minorHAnsi" w:hAnsiTheme="minorHAnsi" w:cstheme="minorHAnsi"/>
+            <w:color w:val="0000FF"/>
+            <w:spacing w:val="-5"/>
+            <w:u w:val="single" w:color="0000FF"/>
+          </w:rPr>
+          <w:t>Forge</w:t>
+        </w:r>
+      </w:hyperlink>
+    </w:p>
+    <w:p>
+      <w:pPr>
+        <w:pStyle w:val="ListParagraph"/>
         <w:numPr>
           <w:ilvl w:val="1"/>
           <w:numId w:val="1"/>
@@ -4619,7 +4516,7 @@
     </w:p>
     <w:p>
       <w:pPr>
-        <w:pStyle w:val="13"/>
+        <w:pStyle w:val="ListParagraph"/>
         <w:numPr>
           <w:ilvl w:val="1"/>
           <w:numId w:val="1"/>
@@ -4706,40 +4603,24 @@
         </w:rPr>
         <w:t xml:space="preserve"> </w:t>
       </w:r>
-      <w:r>
-        <w:fldChar w:fldCharType="begin"/>
-      </w:r>
-      <w:r>
-        <w:instrText xml:space="preserve"> HYPERLINK "https://www.hackerrank.com/profile/mohammadshahil4u" \h </w:instrText>
-      </w:r>
-      <w:r>
-        <w:fldChar w:fldCharType="separate"/>
-      </w:r>
-      <w:r>
-        <w:rPr>
-          <w:rFonts w:asciiTheme="minorHAnsi" w:hAnsiTheme="minorHAnsi" w:cstheme="minorHAnsi"/>
-          <w:color w:val="0000FF"/>
-          <w:spacing w:val="-2"/>
-          <w:u w:val="single" w:color="0000FF"/>
-        </w:rPr>
-        <w:t>Hacker Rank</w:t>
-      </w:r>
-      <w:r>
-        <w:rPr>
-          <w:rFonts w:asciiTheme="minorHAnsi" w:hAnsiTheme="minorHAnsi" w:cstheme="minorHAnsi"/>
-          <w:color w:val="0000FF"/>
-          <w:spacing w:val="-2"/>
-          <w:u w:val="single" w:color="0000FF"/>
-        </w:rPr>
-        <w:fldChar w:fldCharType="end"/>
-      </w:r>
-    </w:p>
-    <w:p>
-      <w:pPr>
-        <w:rPr>
-          <w:rFonts w:asciiTheme="minorHAnsi" w:hAnsiTheme="minorHAnsi" w:cstheme="minorHAnsi"/>
-          <w:b/>
-          <w:color w:val="376092" w:themeColor="accent1" w:themeShade="BF"/>
+      <w:hyperlink r:id="rId25">
+        <w:r>
+          <w:rPr>
+            <w:rFonts w:asciiTheme="minorHAnsi" w:hAnsiTheme="minorHAnsi" w:cstheme="minorHAnsi"/>
+            <w:color w:val="0000FF"/>
+            <w:spacing w:val="-2"/>
+            <w:u w:val="single" w:color="0000FF"/>
+          </w:rPr>
+          <w:t>Hacker Rank</w:t>
+        </w:r>
+      </w:hyperlink>
+    </w:p>
+    <w:p>
+      <w:pPr>
+        <w:rPr>
+          <w:rFonts w:asciiTheme="minorHAnsi" w:hAnsiTheme="minorHAnsi" w:cstheme="minorHAnsi"/>
+          <w:b/>
+          <w:color w:val="365F91" w:themeColor="accent1" w:themeShade="BF"/>
           <w:sz w:val="24"/>
           <w:szCs w:val="28"/>
         </w:rPr>
@@ -4748,7 +4629,7 @@
     <w:p>
       <w:pPr>
         <w:rPr>
-          <w:rFonts w:eastAsia="Times New Roman" w:asciiTheme="minorHAnsi" w:hAnsiTheme="minorHAnsi" w:cstheme="minorHAnsi"/>
+          <w:rFonts w:asciiTheme="minorHAnsi" w:eastAsia="Times New Roman" w:hAnsiTheme="minorHAnsi" w:cstheme="minorHAnsi"/>
           <w:color w:val="000000"/>
         </w:rPr>
       </w:pPr>
@@ -4756,7 +4637,7 @@
         <w:rPr>
           <w:rFonts w:asciiTheme="minorHAnsi" w:hAnsiTheme="minorHAnsi" w:cstheme="minorHAnsi"/>
           <w:b/>
-          <w:color w:val="376092" w:themeColor="accent1" w:themeShade="BF"/>
+          <w:color w:val="365F91" w:themeColor="accent1" w:themeShade="BF"/>
           <w:sz w:val="24"/>
           <w:szCs w:val="28"/>
         </w:rPr>
@@ -4766,7 +4647,7 @@
         <w:rPr>
           <w:rFonts w:asciiTheme="minorHAnsi" w:hAnsiTheme="minorHAnsi" w:cstheme="minorHAnsi"/>
           <w:b/>
-          <w:color w:val="376092" w:themeColor="accent1" w:themeShade="BF"/>
+          <w:color w:val="365F91" w:themeColor="accent1" w:themeShade="BF"/>
           <w:sz w:val="28"/>
           <w:szCs w:val="28"/>
         </w:rPr>
@@ -4774,7 +4655,7 @@
       </w:r>
       <w:r>
         <w:rPr>
-          <w:rFonts w:eastAsia="Times New Roman" w:asciiTheme="minorHAnsi" w:hAnsiTheme="minorHAnsi" w:cstheme="minorHAnsi"/>
+          <w:rFonts w:asciiTheme="minorHAnsi" w:eastAsia="Times New Roman" w:hAnsiTheme="minorHAnsi" w:cstheme="minorHAnsi"/>
           <w:color w:val="000000"/>
         </w:rPr>
         <w:t xml:space="preserve"> Travelling, Technology Blogging, Teaching, Artificial Intelligence Research</w:t>
@@ -4790,26 +4671,64 @@
       </w:r>
     </w:p>
     <w:sectPr>
-      <w:headerReference r:id="rId3" w:type="default"/>
+      <w:headerReference w:type="default" r:id="rId26"/>
       <w:type w:val="continuous"/>
       <w:pgSz w:w="12240" w:h="15840"/>
       <w:pgMar w:top="0" w:right="576" w:bottom="0" w:left="576" w:header="0" w:footer="0" w:gutter="0"/>
-      <w:cols w:space="720" w:num="1"/>
-      <w:docGrid w:linePitch="299" w:charSpace="0"/>
+      <w:cols w:space="720"/>
+      <w:docGrid w:linePitch="299"/>
     </w:sectPr>
   </w:body>
 </w:document>
 </file>
 
+<file path=word/endnotes.xml><?xml version="1.0" encoding="utf-8"?>
+<w:endnotes xmlns:wpc="http://schemas.microsoft.com/office/word/2010/wordprocessingCanvas" xmlns:cx="http://schemas.microsoft.com/office/drawing/2014/chartex" xmlns:cx1="http://schemas.microsoft.com/office/drawing/2015/9/8/chartex" xmlns:cx2="http://schemas.microsoft.com/office/drawing/2015/10/21/chartex" xmlns:cx3="http://schemas.microsoft.com/office/drawing/2016/5/9/chartex" xmlns:cx4="http://schemas.microsoft.com/office/drawing/2016/5/10/chartex" xmlns:cx5="http://schemas.microsoft.com/office/drawing/2016/5/11/chartex" xmlns:cx6="http://schemas.microsoft.com/office/drawing/2016/5/12/chartex" xmlns:cx7="http://schemas.microsoft.com/office/drawing/2016/5/13/chartex" xmlns:cx8="http://schemas.microsoft.com/office/drawing/2016/5/14/chartex" xmlns:mc="http://schemas.openxmlformats.org/markup-compatibility/2006" xmlns:aink="http://schemas.microsoft.com/office/drawing/2016/ink" xmlns:am3d="http://schemas.microsoft.com/office/drawing/2017/model3d" xmlns:o="urn:schemas-microsoft-com:office:office" xmlns:oel="http://schemas.microsoft.com/office/2019/extlst" xmlns:r="http://schemas.openxmlformats.org/officeDocument/2006/relationships" xmlns:m="http://schemas.openxmlformats.org/officeDocument/2006/math" xmlns:v="urn:schemas-microsoft-com:vml" xmlns:wp14="http://schemas.microsoft.com/office/word/2010/wordprocessingDrawing" xmlns:wp="http://schemas.openxmlformats.org/drawingml/2006/wordprocessingDrawing" xmlns:w10="urn:schemas-microsoft-com:office:word" xmlns:w="http://schemas.openxmlformats.org/wordprocessingml/2006/main" xmlns:w14="http://schemas.microsoft.com/office/word/2010/wordml" xmlns:w15="http://schemas.microsoft.com/office/word/2012/wordml" xmlns:w16cex="http://schemas.microsoft.com/office/word/2018/wordml/cex" xmlns:w16cid="http://schemas.microsoft.com/office/word/2016/wordml/cid" xmlns:w16="http://schemas.microsoft.com/office/word/2018/wordml" xmlns:w16du="http://schemas.microsoft.com/office/word/2023/wordml/word16du" xmlns:w16sdtdh="http://schemas.microsoft.com/office/word/2020/wordml/sdtdatahash" xmlns:w16sdtfl="http://schemas.microsoft.com/office/word/2024/wordml/sdtformatlock" xmlns:w16se="http://schemas.microsoft.com/office/word/2015/wordml/symex" xmlns:wpg="http://schemas.microsoft.com/office/word/2010/wordprocessingGroup" xmlns:wpi="http://schemas.microsoft.com/office/word/2010/wordprocessingInk" xmlns:wne="http://schemas.microsoft.com/office/word/2006/wordml" xmlns:wps="http://schemas.microsoft.com/office/word/2010/wordprocessingShape" mc:Ignorable="w14 w15 w16se w16cid w16 w16cex w16sdtdh w16sdtfl w16du wp14">
+  <w:endnote w:type="separator" w:id="-1">
+    <w:p>
+      <w:r>
+        <w:separator/>
+      </w:r>
+    </w:p>
+  </w:endnote>
+  <w:endnote w:type="continuationSeparator" w:id="0">
+    <w:p>
+      <w:r>
+        <w:continuationSeparator/>
+      </w:r>
+    </w:p>
+  </w:endnote>
+</w:endnotes>
+</file>
+
+<file path=word/footnotes.xml><?xml version="1.0" encoding="utf-8"?>
+<w:footnotes xmlns:wpc="http://schemas.microsoft.com/office/word/2010/wordprocessingCanvas" xmlns:cx="http://schemas.microsoft.com/office/drawing/2014/chartex" xmlns:cx1="http://schemas.microsoft.com/office/drawing/2015/9/8/chartex" xmlns:cx2="http://schemas.microsoft.com/office/drawing/2015/10/21/chartex" xmlns:cx3="http://schemas.microsoft.com/office/drawing/2016/5/9/chartex" xmlns:cx4="http://schemas.microsoft.com/office/drawing/2016/5/10/chartex" xmlns:cx5="http://schemas.microsoft.com/office/drawing/2016/5/11/chartex" xmlns:cx6="http://schemas.microsoft.com/office/drawing/2016/5/12/chartex" xmlns:cx7="http://schemas.microsoft.com/office/drawing/2016/5/13/chartex" xmlns:cx8="http://schemas.microsoft.com/office/drawing/2016/5/14/chartex" xmlns:mc="http://schemas.openxmlformats.org/markup-compatibility/2006" xmlns:aink="http://schemas.microsoft.com/office/drawing/2016/ink" xmlns:am3d="http://schemas.microsoft.com/office/drawing/2017/model3d" xmlns:o="urn:schemas-microsoft-com:office:office" xmlns:oel="http://schemas.microsoft.com/office/2019/extlst" xmlns:r="http://schemas.openxmlformats.org/officeDocument/2006/relationships" xmlns:m="http://schemas.openxmlformats.org/officeDocument/2006/math" xmlns:v="urn:schemas-microsoft-com:vml" xmlns:wp14="http://schemas.microsoft.com/office/word/2010/wordprocessingDrawing" xmlns:wp="http://schemas.openxmlformats.org/drawingml/2006/wordprocessingDrawing" xmlns:w10="urn:schemas-microsoft-com:office:word" xmlns:w="http://schemas.openxmlformats.org/wordprocessingml/2006/main" xmlns:w14="http://schemas.microsoft.com/office/word/2010/wordml" xmlns:w15="http://schemas.microsoft.com/office/word/2012/wordml" xmlns:w16cex="http://schemas.microsoft.com/office/word/2018/wordml/cex" xmlns:w16cid="http://schemas.microsoft.com/office/word/2016/wordml/cid" xmlns:w16="http://schemas.microsoft.com/office/word/2018/wordml" xmlns:w16du="http://schemas.microsoft.com/office/word/2023/wordml/word16du" xmlns:w16sdtdh="http://schemas.microsoft.com/office/word/2020/wordml/sdtdatahash" xmlns:w16sdtfl="http://schemas.microsoft.com/office/word/2024/wordml/sdtformatlock" xmlns:w16se="http://schemas.microsoft.com/office/word/2015/wordml/symex" xmlns:wpg="http://schemas.microsoft.com/office/word/2010/wordprocessingGroup" xmlns:wpi="http://schemas.microsoft.com/office/word/2010/wordprocessingInk" xmlns:wne="http://schemas.microsoft.com/office/word/2006/wordml" xmlns:wps="http://schemas.microsoft.com/office/word/2010/wordprocessingShape" mc:Ignorable="w14 w15 w16se w16cid w16 w16cex w16sdtdh w16sdtfl w16du wp14">
+  <w:footnote w:type="separator" w:id="-1">
+    <w:p>
+      <w:r>
+        <w:separator/>
+      </w:r>
+    </w:p>
+  </w:footnote>
+  <w:footnote w:type="continuationSeparator" w:id="0">
+    <w:p>
+      <w:r>
+        <w:continuationSeparator/>
+      </w:r>
+    </w:p>
+  </w:footnote>
+</w:footnotes>
+</file>
+
 <file path=word/header1.xml><?xml version="1.0" encoding="utf-8"?>
-<w:hdr xmlns:wpc="http://schemas.microsoft.com/office/word/2010/wordprocessingCanvas" xmlns:mc="http://schemas.openxmlformats.org/markup-compatibility/2006" xmlns:o="urn:schemas-microsoft-com:office:office" xmlns:r="http://schemas.openxmlformats.org/officeDocument/2006/relationships" xmlns:m="http://schemas.openxmlformats.org/officeDocument/2006/math" xmlns:v="urn:schemas-microsoft-com:vml" xmlns:wp14="http://schemas.microsoft.com/office/word/2010/wordprocessingDrawing" xmlns:wp="http://schemas.openxmlformats.org/drawingml/2006/wordprocessingDrawing" xmlns:w10="urn:schemas-microsoft-com:office:word" xmlns:w="http://schemas.openxmlformats.org/wordprocessingml/2006/main" xmlns:w14="http://schemas.microsoft.com/office/word/2010/wordml" xmlns:w15="http://schemas.microsoft.com/office/word/2012/wordml" xmlns:wpg="http://schemas.microsoft.com/office/word/2010/wordprocessingGroup" xmlns:wpi="http://schemas.microsoft.com/office/word/2010/wordprocessingInk" xmlns:wne="http://schemas.microsoft.com/office/word/2006/wordml" xmlns:wps="http://schemas.microsoft.com/office/word/2010/wordprocessingShape" xmlns:wpsCustomData="http://www.wps.cn/officeDocument/2013/wpsCustomData" mc:Ignorable="w14 w15 wp14">
+<w:hdr xmlns:wpc="http://schemas.microsoft.com/office/word/2010/wordprocessingCanvas" xmlns:cx="http://schemas.microsoft.com/office/drawing/2014/chartex" xmlns:cx1="http://schemas.microsoft.com/office/drawing/2015/9/8/chartex" xmlns:cx2="http://schemas.microsoft.com/office/drawing/2015/10/21/chartex" xmlns:cx3="http://schemas.microsoft.com/office/drawing/2016/5/9/chartex" xmlns:cx4="http://schemas.microsoft.com/office/drawing/2016/5/10/chartex" xmlns:cx5="http://schemas.microsoft.com/office/drawing/2016/5/11/chartex" xmlns:cx6="http://schemas.microsoft.com/office/drawing/2016/5/12/chartex" xmlns:cx7="http://schemas.microsoft.com/office/drawing/2016/5/13/chartex" xmlns:cx8="http://schemas.microsoft.com/office/drawing/2016/5/14/chartex" xmlns:mc="http://schemas.openxmlformats.org/markup-compatibility/2006" xmlns:aink="http://schemas.microsoft.com/office/drawing/2016/ink" xmlns:am3d="http://schemas.microsoft.com/office/drawing/2017/model3d" xmlns:o="urn:schemas-microsoft-com:office:office" xmlns:oel="http://schemas.microsoft.com/office/2019/extlst" xmlns:r="http://schemas.openxmlformats.org/officeDocument/2006/relationships" xmlns:m="http://schemas.openxmlformats.org/officeDocument/2006/math" xmlns:v="urn:schemas-microsoft-com:vml" xmlns:wp14="http://schemas.microsoft.com/office/word/2010/wordprocessingDrawing" xmlns:wp="http://schemas.openxmlformats.org/drawingml/2006/wordprocessingDrawing" xmlns:w10="urn:schemas-microsoft-com:office:word" xmlns:w="http://schemas.openxmlformats.org/wordprocessingml/2006/main" xmlns:w14="http://schemas.microsoft.com/office/word/2010/wordml" xmlns:w15="http://schemas.microsoft.com/office/word/2012/wordml" xmlns:w16cex="http://schemas.microsoft.com/office/word/2018/wordml/cex" xmlns:w16cid="http://schemas.microsoft.com/office/word/2016/wordml/cid" xmlns:w16="http://schemas.microsoft.com/office/word/2018/wordml" xmlns:w16du="http://schemas.microsoft.com/office/word/2023/wordml/word16du" xmlns:w16sdtdh="http://schemas.microsoft.com/office/word/2020/wordml/sdtdatahash" xmlns:w16sdtfl="http://schemas.microsoft.com/office/word/2024/wordml/sdtformatlock" xmlns:w16se="http://schemas.microsoft.com/office/word/2015/wordml/symex" xmlns:wpg="http://schemas.microsoft.com/office/word/2010/wordprocessingGroup" xmlns:wpi="http://schemas.microsoft.com/office/word/2010/wordprocessingInk" xmlns:wne="http://schemas.microsoft.com/office/word/2006/wordml" xmlns:wps="http://schemas.microsoft.com/office/word/2010/wordprocessingShape" mc:Ignorable="w14 w15 w16se w16cid w16 w16cex w16sdtdh w16sdtfl w16du wp14">
   <w:p>
     <w:pPr>
-      <w:pStyle w:val="9"/>
+      <w:pStyle w:val="Header"/>
       <w:tabs>
-        <w:tab w:val="left" w:pos="2916"/>
         <w:tab w:val="clear" w:pos="4680"/>
         <w:tab w:val="clear" w:pos="9360"/>
+        <w:tab w:val="left" w:pos="2916"/>
       </w:tabs>
     </w:pPr>
   </w:p>
@@ -4817,12 +4736,12 @@
 </file>
 
 <file path=word/numbering.xml><?xml version="1.0" encoding="utf-8"?>
-<w:numbering xmlns:wpc="http://schemas.microsoft.com/office/word/2010/wordprocessingCanvas" xmlns:mc="http://schemas.openxmlformats.org/markup-compatibility/2006" xmlns:o="urn:schemas-microsoft-com:office:office" xmlns:r="http://schemas.openxmlformats.org/officeDocument/2006/relationships" xmlns:m="http://schemas.openxmlformats.org/officeDocument/2006/math" xmlns:v="urn:schemas-microsoft-com:vml" xmlns:wp14="http://schemas.microsoft.com/office/word/2010/wordprocessingDrawing" xmlns:wp="http://schemas.openxmlformats.org/drawingml/2006/wordprocessingDrawing" xmlns:w10="urn:schemas-microsoft-com:office:word" xmlns:w="http://schemas.openxmlformats.org/wordprocessingml/2006/main" xmlns:w14="http://schemas.microsoft.com/office/word/2010/wordml" xmlns:wpg="http://schemas.microsoft.com/office/word/2010/wordprocessingGroup" xmlns:wpi="http://schemas.microsoft.com/office/word/2010/wordprocessingInk" xmlns:wne="http://schemas.microsoft.com/office/word/2006/wordml" xmlns:wps="http://schemas.microsoft.com/office/word/2010/wordprocessingShape" xmlns:wpsCustomData="http://www.wps.cn/officeDocument/2013/wpsCustomData" mc:Ignorable="w14 wp14">
-  <w:abstractNum w:abstractNumId="0">
+<w:numbering xmlns:wpc="http://schemas.microsoft.com/office/word/2010/wordprocessingCanvas" xmlns:cx="http://schemas.microsoft.com/office/drawing/2014/chartex" xmlns:cx1="http://schemas.microsoft.com/office/drawing/2015/9/8/chartex" xmlns:cx2="http://schemas.microsoft.com/office/drawing/2015/10/21/chartex" xmlns:cx3="http://schemas.microsoft.com/office/drawing/2016/5/9/chartex" xmlns:cx4="http://schemas.microsoft.com/office/drawing/2016/5/10/chartex" xmlns:cx5="http://schemas.microsoft.com/office/drawing/2016/5/11/chartex" xmlns:cx6="http://schemas.microsoft.com/office/drawing/2016/5/12/chartex" xmlns:cx7="http://schemas.microsoft.com/office/drawing/2016/5/13/chartex" xmlns:cx8="http://schemas.microsoft.com/office/drawing/2016/5/14/chartex" xmlns:mc="http://schemas.openxmlformats.org/markup-compatibility/2006" xmlns:aink="http://schemas.microsoft.com/office/drawing/2016/ink" xmlns:am3d="http://schemas.microsoft.com/office/drawing/2017/model3d" xmlns:o="urn:schemas-microsoft-com:office:office" xmlns:oel="http://schemas.microsoft.com/office/2019/extlst" xmlns:r="http://schemas.openxmlformats.org/officeDocument/2006/relationships" xmlns:m="http://schemas.openxmlformats.org/officeDocument/2006/math" xmlns:v="urn:schemas-microsoft-com:vml" xmlns:wp14="http://schemas.microsoft.com/office/word/2010/wordprocessingDrawing" xmlns:wp="http://schemas.openxmlformats.org/drawingml/2006/wordprocessingDrawing" xmlns:w10="urn:schemas-microsoft-com:office:word" xmlns:w="http://schemas.openxmlformats.org/wordprocessingml/2006/main" xmlns:w14="http://schemas.microsoft.com/office/word/2010/wordml" xmlns:w15="http://schemas.microsoft.com/office/word/2012/wordml" xmlns:w16cex="http://schemas.microsoft.com/office/word/2018/wordml/cex" xmlns:w16cid="http://schemas.microsoft.com/office/word/2016/wordml/cid" xmlns:w16="http://schemas.microsoft.com/office/word/2018/wordml" xmlns:w16du="http://schemas.microsoft.com/office/word/2023/wordml/word16du" xmlns:w16sdtdh="http://schemas.microsoft.com/office/word/2020/wordml/sdtdatahash" xmlns:w16sdtfl="http://schemas.microsoft.com/office/word/2024/wordml/sdtformatlock" xmlns:w16se="http://schemas.microsoft.com/office/word/2015/wordml/symex" xmlns:wpg="http://schemas.microsoft.com/office/word/2010/wordprocessingGroup" xmlns:wpi="http://schemas.microsoft.com/office/word/2010/wordprocessingInk" xmlns:wne="http://schemas.microsoft.com/office/word/2006/wordml" xmlns:wps="http://schemas.microsoft.com/office/word/2010/wordprocessingShape" mc:Ignorable="w14 w15 w16se w16cid w16 w16cex w16sdtdh w16sdtfl w16du wp14">
+  <w:abstractNum w:abstractNumId="0" w15:restartNumberingAfterBreak="0">
     <w:nsid w:val="0B0E580E"/>
     <w:multiLevelType w:val="multilevel"/>
     <w:tmpl w:val="0B0E580E"/>
-    <w:lvl w:ilvl="0" w:tentative="0">
+    <w:lvl w:ilvl="0">
       <w:start w:val="1"/>
       <w:numFmt w:val="bullet"/>
       <w:lvlText w:val=""/>
@@ -4831,12 +4750,12 @@
         <w:ind w:left="375" w:hanging="375"/>
       </w:pPr>
       <w:rPr>
-        <w:rFonts w:hint="default" w:ascii="Symbol" w:hAnsi="Symbol"/>
+        <w:rFonts w:ascii="Symbol" w:hAnsi="Symbol" w:hint="default"/>
         <w:color w:val="000000"/>
         <w:sz w:val="20"/>
       </w:rPr>
     </w:lvl>
-    <w:lvl w:ilvl="1" w:tentative="0">
+    <w:lvl w:ilvl="1">
       <w:start w:val="1"/>
       <w:numFmt w:val="bullet"/>
       <w:lvlText w:val="o"/>
@@ -4845,10 +4764,10 @@
         <w:ind w:left="1080" w:hanging="360"/>
       </w:pPr>
       <w:rPr>
-        <w:rFonts w:hint="default" w:ascii="Courier New" w:hAnsi="Courier New" w:cs="Courier New"/>
+        <w:rFonts w:ascii="Courier New" w:hAnsi="Courier New" w:cs="Courier New" w:hint="default"/>
       </w:rPr>
     </w:lvl>
-    <w:lvl w:ilvl="2" w:tentative="0">
+    <w:lvl w:ilvl="2">
       <w:start w:val="1"/>
       <w:numFmt w:val="bullet"/>
       <w:lvlText w:val=""/>
@@ -4857,10 +4776,10 @@
         <w:ind w:left="1800" w:hanging="360"/>
       </w:pPr>
       <w:rPr>
-        <w:rFonts w:hint="default" w:ascii="Wingdings" w:hAnsi="Wingdings"/>
+        <w:rFonts w:ascii="Wingdings" w:hAnsi="Wingdings" w:hint="default"/>
       </w:rPr>
     </w:lvl>
-    <w:lvl w:ilvl="3" w:tentative="0">
+    <w:lvl w:ilvl="3">
       <w:start w:val="1"/>
       <w:numFmt w:val="bullet"/>
       <w:lvlText w:val=""/>
@@ -4869,10 +4788,10 @@
         <w:ind w:left="2520" w:hanging="360"/>
       </w:pPr>
       <w:rPr>
-        <w:rFonts w:hint="default" w:ascii="Symbol" w:hAnsi="Symbol"/>
+        <w:rFonts w:ascii="Symbol" w:hAnsi="Symbol" w:hint="default"/>
       </w:rPr>
     </w:lvl>
-    <w:lvl w:ilvl="4" w:tentative="0">
+    <w:lvl w:ilvl="4">
       <w:start w:val="1"/>
       <w:numFmt w:val="bullet"/>
       <w:lvlText w:val="o"/>
@@ -4881,10 +4800,10 @@
         <w:ind w:left="3240" w:hanging="360"/>
       </w:pPr>
       <w:rPr>
-        <w:rFonts w:hint="default" w:ascii="Courier New" w:hAnsi="Courier New" w:cs="Courier New"/>
+        <w:rFonts w:ascii="Courier New" w:hAnsi="Courier New" w:cs="Courier New" w:hint="default"/>
       </w:rPr>
     </w:lvl>
-    <w:lvl w:ilvl="5" w:tentative="0">
+    <w:lvl w:ilvl="5">
       <w:start w:val="1"/>
       <w:numFmt w:val="bullet"/>
       <w:lvlText w:val=""/>
@@ -4893,10 +4812,10 @@
         <w:ind w:left="3960" w:hanging="360"/>
       </w:pPr>
       <w:rPr>
-        <w:rFonts w:hint="default" w:ascii="Wingdings" w:hAnsi="Wingdings"/>
+        <w:rFonts w:ascii="Wingdings" w:hAnsi="Wingdings" w:hint="default"/>
       </w:rPr>
     </w:lvl>
-    <w:lvl w:ilvl="6" w:tentative="0">
+    <w:lvl w:ilvl="6">
       <w:start w:val="1"/>
       <w:numFmt w:val="bullet"/>
       <w:lvlText w:val=""/>
@@ -4905,10 +4824,10 @@
         <w:ind w:left="4680" w:hanging="360"/>
       </w:pPr>
       <w:rPr>
-        <w:rFonts w:hint="default" w:ascii="Symbol" w:hAnsi="Symbol"/>
+        <w:rFonts w:ascii="Symbol" w:hAnsi="Symbol" w:hint="default"/>
       </w:rPr>
     </w:lvl>
-    <w:lvl w:ilvl="7" w:tentative="0">
+    <w:lvl w:ilvl="7">
       <w:start w:val="1"/>
       <w:numFmt w:val="bullet"/>
       <w:lvlText w:val="o"/>
@@ -4917,10 +4836,10 @@
         <w:ind w:left="5400" w:hanging="360"/>
       </w:pPr>
       <w:rPr>
-        <w:rFonts w:hint="default" w:ascii="Courier New" w:hAnsi="Courier New" w:cs="Courier New"/>
+        <w:rFonts w:ascii="Courier New" w:hAnsi="Courier New" w:cs="Courier New" w:hint="default"/>
       </w:rPr>
     </w:lvl>
-    <w:lvl w:ilvl="8" w:tentative="0">
+    <w:lvl w:ilvl="8">
       <w:start w:val="1"/>
       <w:numFmt w:val="bullet"/>
       <w:lvlText w:val=""/>
@@ -4929,15 +4848,15 @@
         <w:ind w:left="6120" w:hanging="360"/>
       </w:pPr>
       <w:rPr>
-        <w:rFonts w:hint="default" w:ascii="Wingdings" w:hAnsi="Wingdings"/>
+        <w:rFonts w:ascii="Wingdings" w:hAnsi="Wingdings" w:hint="default"/>
       </w:rPr>
     </w:lvl>
   </w:abstractNum>
-  <w:abstractNum w:abstractNumId="1">
+  <w:abstractNum w:abstractNumId="1" w15:restartNumberingAfterBreak="0">
     <w:nsid w:val="0FEC076D"/>
     <w:multiLevelType w:val="multilevel"/>
     <w:tmpl w:val="0FEC076D"/>
-    <w:lvl w:ilvl="0" w:tentative="0">
+    <w:lvl w:ilvl="0">
       <w:start w:val="1"/>
       <w:numFmt w:val="bullet"/>
       <w:lvlText w:val=""/>
@@ -4946,10 +4865,10 @@
         <w:ind w:left="360" w:hanging="360"/>
       </w:pPr>
       <w:rPr>
-        <w:rFonts w:hint="default" w:ascii="Symbol" w:hAnsi="Symbol"/>
+        <w:rFonts w:ascii="Symbol" w:hAnsi="Symbol" w:hint="default"/>
       </w:rPr>
     </w:lvl>
-    <w:lvl w:ilvl="1" w:tentative="0">
+    <w:lvl w:ilvl="1">
       <w:start w:val="1"/>
       <w:numFmt w:val="bullet"/>
       <w:lvlText w:val="o"/>
@@ -4958,10 +4877,10 @@
         <w:ind w:left="1080" w:hanging="360"/>
       </w:pPr>
       <w:rPr>
-        <w:rFonts w:hint="default" w:ascii="Courier New" w:hAnsi="Courier New" w:cs="Courier New"/>
+        <w:rFonts w:ascii="Courier New" w:hAnsi="Courier New" w:cs="Courier New" w:hint="default"/>
       </w:rPr>
     </w:lvl>
-    <w:lvl w:ilvl="2" w:tentative="0">
+    <w:lvl w:ilvl="2">
       <w:start w:val="1"/>
       <w:numFmt w:val="bullet"/>
       <w:lvlText w:val=""/>
@@ -4970,10 +4889,10 @@
         <w:ind w:left="1800" w:hanging="360"/>
       </w:pPr>
       <w:rPr>
-        <w:rFonts w:hint="default" w:ascii="Wingdings" w:hAnsi="Wingdings"/>
+        <w:rFonts w:ascii="Wingdings" w:hAnsi="Wingdings" w:hint="default"/>
       </w:rPr>
     </w:lvl>
-    <w:lvl w:ilvl="3" w:tentative="0">
+    <w:lvl w:ilvl="3">
       <w:start w:val="1"/>
       <w:numFmt w:val="bullet"/>
       <w:lvlText w:val=""/>
@@ -4982,10 +4901,10 @@
         <w:ind w:left="2520" w:hanging="360"/>
       </w:pPr>
       <w:rPr>
-        <w:rFonts w:hint="default" w:ascii="Symbol" w:hAnsi="Symbol"/>
+        <w:rFonts w:ascii="Symbol" w:hAnsi="Symbol" w:hint="default"/>
       </w:rPr>
     </w:lvl>
-    <w:lvl w:ilvl="4" w:tentative="0">
+    <w:lvl w:ilvl="4">
       <w:start w:val="1"/>
       <w:numFmt w:val="bullet"/>
       <w:lvlText w:val="o"/>
@@ -4994,10 +4913,10 @@
         <w:ind w:left="3240" w:hanging="360"/>
       </w:pPr>
       <w:rPr>
-        <w:rFonts w:hint="default" w:ascii="Courier New" w:hAnsi="Courier New" w:cs="Courier New"/>
+        <w:rFonts w:ascii="Courier New" w:hAnsi="Courier New" w:cs="Courier New" w:hint="default"/>
       </w:rPr>
     </w:lvl>
-    <w:lvl w:ilvl="5" w:tentative="0">
+    <w:lvl w:ilvl="5">
       <w:start w:val="1"/>
       <w:numFmt w:val="bullet"/>
       <w:lvlText w:val=""/>
@@ -5006,10 +4925,10 @@
         <w:ind w:left="3960" w:hanging="360"/>
       </w:pPr>
       <w:rPr>
-        <w:rFonts w:hint="default" w:ascii="Wingdings" w:hAnsi="Wingdings"/>
+        <w:rFonts w:ascii="Wingdings" w:hAnsi="Wingdings" w:hint="default"/>
       </w:rPr>
     </w:lvl>
-    <w:lvl w:ilvl="6" w:tentative="0">
+    <w:lvl w:ilvl="6">
       <w:start w:val="1"/>
       <w:numFmt w:val="bullet"/>
       <w:lvlText w:val=""/>
@@ -5018,10 +4937,10 @@
         <w:ind w:left="4680" w:hanging="360"/>
       </w:pPr>
       <w:rPr>
-        <w:rFonts w:hint="default" w:ascii="Symbol" w:hAnsi="Symbol"/>
+        <w:rFonts w:ascii="Symbol" w:hAnsi="Symbol" w:hint="default"/>
       </w:rPr>
     </w:lvl>
-    <w:lvl w:ilvl="7" w:tentative="0">
+    <w:lvl w:ilvl="7">
       <w:start w:val="1"/>
       <w:numFmt w:val="bullet"/>
       <w:lvlText w:val="o"/>
@@ -5030,10 +4949,10 @@
         <w:ind w:left="5400" w:hanging="360"/>
       </w:pPr>
       <w:rPr>
-        <w:rFonts w:hint="default" w:ascii="Courier New" w:hAnsi="Courier New" w:cs="Courier New"/>
+        <w:rFonts w:ascii="Courier New" w:hAnsi="Courier New" w:cs="Courier New" w:hint="default"/>
       </w:rPr>
     </w:lvl>
-    <w:lvl w:ilvl="8" w:tentative="0">
+    <w:lvl w:ilvl="8">
       <w:start w:val="1"/>
       <w:numFmt w:val="bullet"/>
       <w:lvlText w:val=""/>
@@ -5042,15 +4961,15 @@
         <w:ind w:left="6120" w:hanging="360"/>
       </w:pPr>
       <w:rPr>
-        <w:rFonts w:hint="default" w:ascii="Wingdings" w:hAnsi="Wingdings"/>
+        <w:rFonts w:ascii="Wingdings" w:hAnsi="Wingdings" w:hint="default"/>
       </w:rPr>
     </w:lvl>
   </w:abstractNum>
-  <w:abstractNum w:abstractNumId="2">
+  <w:abstractNum w:abstractNumId="2" w15:restartNumberingAfterBreak="0">
     <w:nsid w:val="37C114AC"/>
     <w:multiLevelType w:val="multilevel"/>
     <w:tmpl w:val="37C114AC"/>
-    <w:lvl w:ilvl="0" w:tentative="0">
+    <w:lvl w:ilvl="0">
       <w:start w:val="1"/>
       <w:numFmt w:val="bullet"/>
       <w:lvlText w:val=""/>
@@ -5059,10 +4978,10 @@
         <w:ind w:left="360" w:hanging="360"/>
       </w:pPr>
       <w:rPr>
-        <w:rFonts w:hint="default" w:ascii="Symbol" w:hAnsi="Symbol"/>
+        <w:rFonts w:ascii="Symbol" w:hAnsi="Symbol" w:hint="default"/>
       </w:rPr>
     </w:lvl>
-    <w:lvl w:ilvl="1" w:tentative="0">
+    <w:lvl w:ilvl="1">
       <w:start w:val="1"/>
       <w:numFmt w:val="bullet"/>
       <w:lvlText w:val="o"/>
@@ -5071,10 +4990,10 @@
         <w:ind w:left="1080" w:hanging="360"/>
       </w:pPr>
       <w:rPr>
-        <w:rFonts w:hint="default" w:ascii="Courier New" w:hAnsi="Courier New" w:cs="Courier New"/>
+        <w:rFonts w:ascii="Courier New" w:hAnsi="Courier New" w:cs="Courier New" w:hint="default"/>
       </w:rPr>
     </w:lvl>
-    <w:lvl w:ilvl="2" w:tentative="0">
+    <w:lvl w:ilvl="2">
       <w:start w:val="1"/>
       <w:numFmt w:val="bullet"/>
       <w:lvlText w:val=""/>
@@ -5083,10 +5002,10 @@
         <w:ind w:left="1800" w:hanging="360"/>
       </w:pPr>
       <w:rPr>
-        <w:rFonts w:hint="default" w:ascii="Wingdings" w:hAnsi="Wingdings"/>
+        <w:rFonts w:ascii="Wingdings" w:hAnsi="Wingdings" w:hint="default"/>
       </w:rPr>
     </w:lvl>
-    <w:lvl w:ilvl="3" w:tentative="0">
+    <w:lvl w:ilvl="3">
       <w:start w:val="1"/>
       <w:numFmt w:val="bullet"/>
       <w:lvlText w:val=""/>
@@ -5095,10 +5014,10 @@
         <w:ind w:left="2520" w:hanging="360"/>
       </w:pPr>
       <w:rPr>
-        <w:rFonts w:hint="default" w:ascii="Symbol" w:hAnsi="Symbol"/>
+        <w:rFonts w:ascii="Symbol" w:hAnsi="Symbol" w:hint="default"/>
       </w:rPr>
     </w:lvl>
-    <w:lvl w:ilvl="4" w:tentative="0">
+    <w:lvl w:ilvl="4">
       <w:start w:val="1"/>
       <w:numFmt w:val="bullet"/>
       <w:lvlText w:val="o"/>
@@ -5107,10 +5026,10 @@
         <w:ind w:left="3240" w:hanging="360"/>
       </w:pPr>
       <w:rPr>
-        <w:rFonts w:hint="default" w:ascii="Courier New" w:hAnsi="Courier New" w:cs="Courier New"/>
+        <w:rFonts w:ascii="Courier New" w:hAnsi="Courier New" w:cs="Courier New" w:hint="default"/>
       </w:rPr>
     </w:lvl>
-    <w:lvl w:ilvl="5" w:tentative="0">
+    <w:lvl w:ilvl="5">
       <w:start w:val="1"/>
       <w:numFmt w:val="bullet"/>
       <w:lvlText w:val=""/>
@@ -5119,10 +5038,10 @@
         <w:ind w:left="3960" w:hanging="360"/>
       </w:pPr>
       <w:rPr>
-        <w:rFonts w:hint="default" w:ascii="Wingdings" w:hAnsi="Wingdings"/>
+        <w:rFonts w:ascii="Wingdings" w:hAnsi="Wingdings" w:hint="default"/>
       </w:rPr>
     </w:lvl>
-    <w:lvl w:ilvl="6" w:tentative="0">
+    <w:lvl w:ilvl="6">
       <w:start w:val="1"/>
       <w:numFmt w:val="bullet"/>
       <w:lvlText w:val=""/>
@@ -5131,10 +5050,10 @@
         <w:ind w:left="4680" w:hanging="360"/>
       </w:pPr>
       <w:rPr>
-        <w:rFonts w:hint="default" w:ascii="Symbol" w:hAnsi="Symbol"/>
+        <w:rFonts w:ascii="Symbol" w:hAnsi="Symbol" w:hint="default"/>
       </w:rPr>
     </w:lvl>
-    <w:lvl w:ilvl="7" w:tentative="0">
+    <w:lvl w:ilvl="7">
       <w:start w:val="1"/>
       <w:numFmt w:val="bullet"/>
       <w:lvlText w:val="o"/>
@@ -5143,10 +5062,10 @@
         <w:ind w:left="5400" w:hanging="360"/>
       </w:pPr>
       <w:rPr>
-        <w:rFonts w:hint="default" w:ascii="Courier New" w:hAnsi="Courier New" w:cs="Courier New"/>
+        <w:rFonts w:ascii="Courier New" w:hAnsi="Courier New" w:cs="Courier New" w:hint="default"/>
       </w:rPr>
     </w:lvl>
-    <w:lvl w:ilvl="8" w:tentative="0">
+    <w:lvl w:ilvl="8">
       <w:start w:val="1"/>
       <w:numFmt w:val="bullet"/>
       <w:lvlText w:val=""/>
@@ -5155,15 +5074,15 @@
         <w:ind w:left="6120" w:hanging="360"/>
       </w:pPr>
       <w:rPr>
-        <w:rFonts w:hint="default" w:ascii="Wingdings" w:hAnsi="Wingdings"/>
+        <w:rFonts w:ascii="Wingdings" w:hAnsi="Wingdings" w:hint="default"/>
       </w:rPr>
     </w:lvl>
   </w:abstractNum>
-  <w:abstractNum w:abstractNumId="3">
+  <w:abstractNum w:abstractNumId="3" w15:restartNumberingAfterBreak="0">
     <w:nsid w:val="41BC0EBF"/>
     <w:multiLevelType w:val="multilevel"/>
     <w:tmpl w:val="41BC0EBF"/>
-    <w:lvl w:ilvl="0" w:tentative="0">
+    <w:lvl w:ilvl="0">
       <w:start w:val="1"/>
       <w:numFmt w:val="bullet"/>
       <w:lvlText w:val=""/>
@@ -5172,10 +5091,10 @@
         <w:ind w:left="878" w:hanging="360"/>
       </w:pPr>
       <w:rPr>
-        <w:rFonts w:hint="default" w:ascii="Symbol" w:hAnsi="Symbol"/>
+        <w:rFonts w:ascii="Symbol" w:hAnsi="Symbol" w:hint="default"/>
       </w:rPr>
     </w:lvl>
-    <w:lvl w:ilvl="1" w:tentative="0">
+    <w:lvl w:ilvl="1">
       <w:start w:val="1"/>
       <w:numFmt w:val="bullet"/>
       <w:lvlText w:val="o"/>
@@ -5184,10 +5103,10 @@
         <w:ind w:left="1598" w:hanging="360"/>
       </w:pPr>
       <w:rPr>
-        <w:rFonts w:hint="default" w:ascii="Courier New" w:hAnsi="Courier New" w:cs="Courier New"/>
+        <w:rFonts w:ascii="Courier New" w:hAnsi="Courier New" w:cs="Courier New" w:hint="default"/>
       </w:rPr>
     </w:lvl>
-    <w:lvl w:ilvl="2" w:tentative="0">
+    <w:lvl w:ilvl="2">
       <w:start w:val="1"/>
       <w:numFmt w:val="bullet"/>
       <w:lvlText w:val=""/>
@@ -5196,10 +5115,10 @@
         <w:ind w:left="2318" w:hanging="360"/>
       </w:pPr>
       <w:rPr>
-        <w:rFonts w:hint="default" w:ascii="Wingdings" w:hAnsi="Wingdings"/>
+        <w:rFonts w:ascii="Wingdings" w:hAnsi="Wingdings" w:hint="default"/>
       </w:rPr>
     </w:lvl>
-    <w:lvl w:ilvl="3" w:tentative="0">
+    <w:lvl w:ilvl="3">
       <w:start w:val="1"/>
       <w:numFmt w:val="bullet"/>
       <w:lvlText w:val=""/>
@@ -5208,10 +5127,10 @@
         <w:ind w:left="3038" w:hanging="360"/>
       </w:pPr>
       <w:rPr>
-        <w:rFonts w:hint="default" w:ascii="Symbol" w:hAnsi="Symbol"/>
+        <w:rFonts w:ascii="Symbol" w:hAnsi="Symbol" w:hint="default"/>
       </w:rPr>
     </w:lvl>
-    <w:lvl w:ilvl="4" w:tentative="0">
+    <w:lvl w:ilvl="4">
       <w:start w:val="1"/>
       <w:numFmt w:val="bullet"/>
       <w:lvlText w:val="o"/>
@@ -5220,10 +5139,10 @@
         <w:ind w:left="3758" w:hanging="360"/>
       </w:pPr>
       <w:rPr>
-        <w:rFonts w:hint="default" w:ascii="Courier New" w:hAnsi="Courier New" w:cs="Courier New"/>
+        <w:rFonts w:ascii="Courier New" w:hAnsi="Courier New" w:cs="Courier New" w:hint="default"/>
       </w:rPr>
     </w:lvl>
-    <w:lvl w:ilvl="5" w:tentative="0">
+    <w:lvl w:ilvl="5">
       <w:start w:val="1"/>
       <w:numFmt w:val="bullet"/>
       <w:lvlText w:val=""/>
@@ -5232,10 +5151,10 @@
         <w:ind w:left="4478" w:hanging="360"/>
       </w:pPr>
       <w:rPr>
-        <w:rFonts w:hint="default" w:ascii="Wingdings" w:hAnsi="Wingdings"/>
+        <w:rFonts w:ascii="Wingdings" w:hAnsi="Wingdings" w:hint="default"/>
       </w:rPr>
     </w:lvl>
-    <w:lvl w:ilvl="6" w:tentative="0">
+    <w:lvl w:ilvl="6">
       <w:start w:val="1"/>
       <w:numFmt w:val="bullet"/>
       <w:lvlText w:val=""/>
@@ -5244,10 +5163,10 @@
         <w:ind w:left="5198" w:hanging="360"/>
       </w:pPr>
       <w:rPr>
-        <w:rFonts w:hint="default" w:ascii="Symbol" w:hAnsi="Symbol"/>
+        <w:rFonts w:ascii="Symbol" w:hAnsi="Symbol" w:hint="default"/>
       </w:rPr>
     </w:lvl>
-    <w:lvl w:ilvl="7" w:tentative="0">
+    <w:lvl w:ilvl="7">
       <w:start w:val="1"/>
       <w:numFmt w:val="bullet"/>
       <w:lvlText w:val="o"/>
@@ -5256,10 +5175,10 @@
         <w:ind w:left="5918" w:hanging="360"/>
       </w:pPr>
       <w:rPr>
-        <w:rFonts w:hint="default" w:ascii="Courier New" w:hAnsi="Courier New" w:cs="Courier New"/>
+        <w:rFonts w:ascii="Courier New" w:hAnsi="Courier New" w:cs="Courier New" w:hint="default"/>
       </w:rPr>
     </w:lvl>
-    <w:lvl w:ilvl="8" w:tentative="0">
+    <w:lvl w:ilvl="8">
       <w:start w:val="1"/>
       <w:numFmt w:val="bullet"/>
       <w:lvlText w:val=""/>
@@ -5268,16 +5187,15 @@
         <w:ind w:left="6638" w:hanging="360"/>
       </w:pPr>
       <w:rPr>
-        <w:rFonts w:hint="default" w:ascii="Wingdings" w:hAnsi="Wingdings"/>
+        <w:rFonts w:ascii="Wingdings" w:hAnsi="Wingdings" w:hint="default"/>
       </w:rPr>
     </w:lvl>
   </w:abstractNum>
-  <w:abstractNum w:abstractNumId="4">
+  <w:abstractNum w:abstractNumId="4" w15:restartNumberingAfterBreak="0">
     <w:nsid w:val="49516088"/>
     <w:multiLevelType w:val="multilevel"/>
     <w:tmpl w:val="49516088"/>
-    <w:lvl w:ilvl="0" w:tentative="0">
-      <w:start w:val="0"/>
+    <w:lvl w:ilvl="0">
       <w:numFmt w:val="bullet"/>
       <w:lvlText w:val=""/>
       <w:lvlJc w:val="left"/>
@@ -5285,7 +5203,7 @@
         <w:ind w:left="826" w:hanging="308"/>
       </w:pPr>
       <w:rPr>
-        <w:rFonts w:hint="default" w:ascii="Symbol" w:hAnsi="Symbol" w:eastAsia="Symbol" w:cs="Symbol"/>
+        <w:rFonts w:ascii="Symbol" w:eastAsia="Symbol" w:hAnsi="Symbol" w:cs="Symbol" w:hint="default"/>
         <w:b w:val="0"/>
         <w:bCs w:val="0"/>
         <w:i w:val="0"/>
@@ -5296,8 +5214,7 @@
         <w:lang w:val="en-US" w:eastAsia="en-US" w:bidi="ar-SA"/>
       </w:rPr>
     </w:lvl>
-    <w:lvl w:ilvl="1" w:tentative="0">
-      <w:start w:val="0"/>
+    <w:lvl w:ilvl="1">
       <w:numFmt w:val="bullet"/>
       <w:lvlText w:val=""/>
       <w:lvlJc w:val="left"/>
@@ -5305,7 +5222,7 @@
         <w:ind w:left="975" w:hanging="360"/>
       </w:pPr>
       <w:rPr>
-        <w:rFonts w:hint="default" w:ascii="Symbol" w:hAnsi="Symbol" w:eastAsia="Symbol" w:cs="Symbol"/>
+        <w:rFonts w:ascii="Symbol" w:eastAsia="Symbol" w:hAnsi="Symbol" w:cs="Symbol" w:hint="default"/>
         <w:b w:val="0"/>
         <w:bCs w:val="0"/>
         <w:i w:val="0"/>
@@ -5316,8 +5233,7 @@
         <w:lang w:val="en-US" w:eastAsia="en-US" w:bidi="ar-SA"/>
       </w:rPr>
     </w:lvl>
-    <w:lvl w:ilvl="2" w:tentative="0">
-      <w:start w:val="0"/>
+    <w:lvl w:ilvl="2">
       <w:numFmt w:val="bullet"/>
       <w:lvlText w:val="•"/>
       <w:lvlJc w:val="left"/>
@@ -5329,8 +5245,7 @@
         <w:lang w:val="en-US" w:eastAsia="en-US" w:bidi="ar-SA"/>
       </w:rPr>
     </w:lvl>
-    <w:lvl w:ilvl="3" w:tentative="0">
-      <w:start w:val="0"/>
+    <w:lvl w:ilvl="3">
       <w:numFmt w:val="bullet"/>
       <w:lvlText w:val="•"/>
       <w:lvlJc w:val="left"/>
@@ -5342,8 +5257,7 @@
         <w:lang w:val="en-US" w:eastAsia="en-US" w:bidi="ar-SA"/>
       </w:rPr>
     </w:lvl>
-    <w:lvl w:ilvl="4" w:tentative="0">
-      <w:start w:val="0"/>
+    <w:lvl w:ilvl="4">
       <w:numFmt w:val="bullet"/>
       <w:lvlText w:val="•"/>
       <w:lvlJc w:val="left"/>
@@ -5355,8 +5269,7 @@
         <w:lang w:val="en-US" w:eastAsia="en-US" w:bidi="ar-SA"/>
       </w:rPr>
     </w:lvl>
-    <w:lvl w:ilvl="5" w:tentative="0">
-      <w:start w:val="0"/>
+    <w:lvl w:ilvl="5">
       <w:numFmt w:val="bullet"/>
       <w:lvlText w:val="•"/>
       <w:lvlJc w:val="left"/>
@@ -5368,8 +5281,7 @@
         <w:lang w:val="en-US" w:eastAsia="en-US" w:bidi="ar-SA"/>
       </w:rPr>
     </w:lvl>
-    <w:lvl w:ilvl="6" w:tentative="0">
-      <w:start w:val="0"/>
+    <w:lvl w:ilvl="6">
       <w:numFmt w:val="bullet"/>
       <w:lvlText w:val="•"/>
       <w:lvlJc w:val="left"/>
@@ -5381,8 +5293,7 @@
         <w:lang w:val="en-US" w:eastAsia="en-US" w:bidi="ar-SA"/>
       </w:rPr>
     </w:lvl>
-    <w:lvl w:ilvl="7" w:tentative="0">
-      <w:start w:val="0"/>
+    <w:lvl w:ilvl="7">
       <w:numFmt w:val="bullet"/>
       <w:lvlText w:val="•"/>
       <w:lvlJc w:val="left"/>
@@ -5394,8 +5305,7 @@
         <w:lang w:val="en-US" w:eastAsia="en-US" w:bidi="ar-SA"/>
       </w:rPr>
     </w:lvl>
-    <w:lvl w:ilvl="8" w:tentative="0">
-      <w:start w:val="0"/>
+    <w:lvl w:ilvl="8">
       <w:numFmt w:val="bullet"/>
       <w:lvlText w:val="•"/>
       <w:lvlJc w:val="left"/>
@@ -5408,11 +5318,11 @@
       </w:rPr>
     </w:lvl>
   </w:abstractNum>
-  <w:abstractNum w:abstractNumId="5">
+  <w:abstractNum w:abstractNumId="5" w15:restartNumberingAfterBreak="0">
     <w:nsid w:val="64740489"/>
     <w:multiLevelType w:val="multilevel"/>
     <w:tmpl w:val="64740489"/>
-    <w:lvl w:ilvl="0" w:tentative="0">
+    <w:lvl w:ilvl="0">
       <w:start w:val="1"/>
       <w:numFmt w:val="bullet"/>
       <w:lvlText w:val=""/>
@@ -5421,10 +5331,10 @@
         <w:ind w:left="360" w:hanging="360"/>
       </w:pPr>
       <w:rPr>
-        <w:rFonts w:hint="default" w:ascii="Symbol" w:hAnsi="Symbol"/>
+        <w:rFonts w:ascii="Symbol" w:hAnsi="Symbol" w:hint="default"/>
       </w:rPr>
     </w:lvl>
-    <w:lvl w:ilvl="1" w:tentative="0">
+    <w:lvl w:ilvl="1">
       <w:start w:val="1"/>
       <w:numFmt w:val="bullet"/>
       <w:lvlText w:val="o"/>
@@ -5433,10 +5343,10 @@
         <w:ind w:left="1080" w:hanging="360"/>
       </w:pPr>
       <w:rPr>
-        <w:rFonts w:hint="default" w:ascii="Courier New" w:hAnsi="Courier New" w:cs="Courier New"/>
+        <w:rFonts w:ascii="Courier New" w:hAnsi="Courier New" w:cs="Courier New" w:hint="default"/>
       </w:rPr>
     </w:lvl>
-    <w:lvl w:ilvl="2" w:tentative="0">
+    <w:lvl w:ilvl="2">
       <w:start w:val="1"/>
       <w:numFmt w:val="bullet"/>
       <w:lvlText w:val=""/>
@@ -5445,10 +5355,10 @@
         <w:ind w:left="1800" w:hanging="360"/>
       </w:pPr>
       <w:rPr>
-        <w:rFonts w:hint="default" w:ascii="Wingdings" w:hAnsi="Wingdings"/>
+        <w:rFonts w:ascii="Wingdings" w:hAnsi="Wingdings" w:hint="default"/>
       </w:rPr>
     </w:lvl>
-    <w:lvl w:ilvl="3" w:tentative="0">
+    <w:lvl w:ilvl="3">
       <w:start w:val="1"/>
       <w:numFmt w:val="bullet"/>
       <w:lvlText w:val=""/>
@@ -5457,10 +5367,10 @@
         <w:ind w:left="2520" w:hanging="360"/>
       </w:pPr>
       <w:rPr>
-        <w:rFonts w:hint="default" w:ascii="Symbol" w:hAnsi="Symbol"/>
+        <w:rFonts w:ascii="Symbol" w:hAnsi="Symbol" w:hint="default"/>
       </w:rPr>
     </w:lvl>
-    <w:lvl w:ilvl="4" w:tentative="0">
+    <w:lvl w:ilvl="4">
       <w:start w:val="1"/>
       <w:numFmt w:val="bullet"/>
       <w:lvlText w:val="o"/>
@@ -5469,10 +5379,10 @@
         <w:ind w:left="3240" w:hanging="360"/>
       </w:pPr>
       <w:rPr>
-        <w:rFonts w:hint="default" w:ascii="Courier New" w:hAnsi="Courier New" w:cs="Courier New"/>
+        <w:rFonts w:ascii="Courier New" w:hAnsi="Courier New" w:cs="Courier New" w:hint="default"/>
       </w:rPr>
     </w:lvl>
-    <w:lvl w:ilvl="5" w:tentative="0">
+    <w:lvl w:ilvl="5">
       <w:start w:val="1"/>
       <w:numFmt w:val="bullet"/>
       <w:lvlText w:val=""/>
@@ -5481,10 +5391,10 @@
         <w:ind w:left="3960" w:hanging="360"/>
       </w:pPr>
       <w:rPr>
-        <w:rFonts w:hint="default" w:ascii="Wingdings" w:hAnsi="Wingdings"/>
+        <w:rFonts w:ascii="Wingdings" w:hAnsi="Wingdings" w:hint="default"/>
       </w:rPr>
     </w:lvl>
-    <w:lvl w:ilvl="6" w:tentative="0">
+    <w:lvl w:ilvl="6">
       <w:start w:val="1"/>
       <w:numFmt w:val="bullet"/>
       <w:lvlText w:val=""/>
@@ -5493,10 +5403,10 @@
         <w:ind w:left="4680" w:hanging="360"/>
       </w:pPr>
       <w:rPr>
-        <w:rFonts w:hint="default" w:ascii="Symbol" w:hAnsi="Symbol"/>
+        <w:rFonts w:ascii="Symbol" w:hAnsi="Symbol" w:hint="default"/>
       </w:rPr>
     </w:lvl>
-    <w:lvl w:ilvl="7" w:tentative="0">
+    <w:lvl w:ilvl="7">
       <w:start w:val="1"/>
       <w:numFmt w:val="bullet"/>
       <w:lvlText w:val="o"/>
@@ -5505,10 +5415,10 @@
         <w:ind w:left="5400" w:hanging="360"/>
       </w:pPr>
       <w:rPr>
-        <w:rFonts w:hint="default" w:ascii="Courier New" w:hAnsi="Courier New" w:cs="Courier New"/>
+        <w:rFonts w:ascii="Courier New" w:hAnsi="Courier New" w:cs="Courier New" w:hint="default"/>
       </w:rPr>
     </w:lvl>
-    <w:lvl w:ilvl="8" w:tentative="0">
+    <w:lvl w:ilvl="8">
       <w:start w:val="1"/>
       <w:numFmt w:val="bullet"/>
       <w:lvlText w:val=""/>
@@ -5517,313 +5427,440 @@
         <w:ind w:left="6120" w:hanging="360"/>
       </w:pPr>
       <w:rPr>
-        <w:rFonts w:hint="default" w:ascii="Wingdings" w:hAnsi="Wingdings"/>
+        <w:rFonts w:ascii="Wingdings" w:hAnsi="Wingdings" w:hint="default"/>
       </w:rPr>
     </w:lvl>
   </w:abstractNum>
-  <w:num w:numId="1">
+  <w:num w:numId="1" w16cid:durableId="1537423134">
     <w:abstractNumId w:val="4"/>
   </w:num>
-  <w:num w:numId="2">
+  <w:num w:numId="2" w16cid:durableId="419454270">
     <w:abstractNumId w:val="3"/>
   </w:num>
-  <w:num w:numId="3">
+  <w:num w:numId="3" w16cid:durableId="1050106098">
     <w:abstractNumId w:val="2"/>
   </w:num>
-  <w:num w:numId="4">
+  <w:num w:numId="4" w16cid:durableId="413085297">
     <w:abstractNumId w:val="1"/>
   </w:num>
-  <w:num w:numId="5">
+  <w:num w:numId="5" w16cid:durableId="1126313166">
     <w:abstractNumId w:val="0"/>
   </w:num>
-  <w:num w:numId="6">
+  <w:num w:numId="6" w16cid:durableId="2048017473">
     <w:abstractNumId w:val="5"/>
   </w:num>
 </w:numbering>
 </file>
 
 <file path=word/styles.xml><?xml version="1.0" encoding="utf-8"?>
-<w:styles xmlns:mc="http://schemas.openxmlformats.org/markup-compatibility/2006" xmlns:o="urn:schemas-microsoft-com:office:office" xmlns:r="http://schemas.openxmlformats.org/officeDocument/2006/relationships" xmlns:m="http://schemas.openxmlformats.org/officeDocument/2006/math" xmlns:v="urn:schemas-microsoft-com:vml" xmlns:w="http://schemas.openxmlformats.org/wordprocessingml/2006/main" xmlns:w14="http://schemas.microsoft.com/office/word/2010/wordml" xmlns:w10="urn:schemas-microsoft-com:office:word" xmlns:sl="http://schemas.openxmlformats.org/schemaLibrary/2006/main" xmlns:wpsCustomData="http://www.wps.cn/officeDocument/2013/wpsCustomData" mc:Ignorable="w14">
+<w:styles xmlns:mc="http://schemas.openxmlformats.org/markup-compatibility/2006" xmlns:r="http://schemas.openxmlformats.org/officeDocument/2006/relationships" xmlns:w="http://schemas.openxmlformats.org/wordprocessingml/2006/main" xmlns:w14="http://schemas.microsoft.com/office/word/2010/wordml" xmlns:w15="http://schemas.microsoft.com/office/word/2012/wordml" xmlns:w16cex="http://schemas.microsoft.com/office/word/2018/wordml/cex" xmlns:w16cid="http://schemas.microsoft.com/office/word/2016/wordml/cid" xmlns:w16="http://schemas.microsoft.com/office/word/2018/wordml" xmlns:w16du="http://schemas.microsoft.com/office/word/2023/wordml/word16du" xmlns:w16sdtdh="http://schemas.microsoft.com/office/word/2020/wordml/sdtdatahash" xmlns:w16sdtfl="http://schemas.microsoft.com/office/word/2024/wordml/sdtformatlock" xmlns:w16se="http://schemas.microsoft.com/office/word/2015/wordml/symex" mc:Ignorable="w14 w15 w16se w16cid w16 w16cex w16sdtdh w16sdtfl w16du">
   <w:docDefaults>
     <w:rPrDefault>
       <w:rPr>
-        <w:rFonts w:ascii="Times New Roman" w:hAnsi="Times New Roman" w:eastAsia="SimSun" w:cs="Times New Roman"/>
+        <w:rFonts w:ascii="Times New Roman" w:eastAsia="SimSun" w:hAnsi="Times New Roman" w:cs="Times New Roman"/>
+        <w:lang w:val="en-US" w:eastAsia="en-US" w:bidi="ar-SA"/>
       </w:rPr>
     </w:rPrDefault>
     <w:pPrDefault/>
   </w:docDefaults>
-  <w:latentStyles w:count="260" w:defQFormat="0" w:defUnhideWhenUsed="1" w:defSemiHidden="1" w:defUIPriority="99" w:defLockedState="0">
-    <w:lsdException w:qFormat="1" w:unhideWhenUsed="0" w:uiPriority="1" w:semiHidden="0" w:name="Normal"/>
-    <w:lsdException w:qFormat="1" w:unhideWhenUsed="0" w:uiPriority="1" w:semiHidden="0" w:name="heading 1"/>
-    <w:lsdException w:qFormat="1" w:unhideWhenUsed="0" w:uiPriority="1" w:semiHidden="0" w:name="heading 2"/>
-    <w:lsdException w:qFormat="1" w:uiPriority="9" w:name="heading 3"/>
-    <w:lsdException w:qFormat="1" w:uiPriority="9" w:name="heading 4"/>
-    <w:lsdException w:qFormat="1" w:uiPriority="9" w:name="heading 5"/>
-    <w:lsdException w:qFormat="1" w:uiPriority="9" w:name="heading 6"/>
-    <w:lsdException w:qFormat="1" w:uiPriority="9" w:name="heading 7"/>
-    <w:lsdException w:qFormat="1" w:uiPriority="9" w:name="heading 8"/>
-    <w:lsdException w:qFormat="1" w:uiPriority="9" w:name="heading 9"/>
-    <w:lsdException w:uiPriority="99" w:name="index 1"/>
-    <w:lsdException w:uiPriority="99" w:name="index 2"/>
-    <w:lsdException w:uiPriority="99" w:name="index 3"/>
-    <w:lsdException w:uiPriority="99" w:name="index 4"/>
-    <w:lsdException w:uiPriority="99" w:name="index 5"/>
-    <w:lsdException w:uiPriority="99" w:name="index 6"/>
-    <w:lsdException w:uiPriority="99" w:name="index 7"/>
-    <w:lsdException w:uiPriority="99" w:name="index 8"/>
-    <w:lsdException w:uiPriority="99" w:name="index 9"/>
-    <w:lsdException w:uiPriority="39" w:name="toc 1"/>
-    <w:lsdException w:uiPriority="39" w:name="toc 2"/>
-    <w:lsdException w:uiPriority="39" w:name="toc 3"/>
-    <w:lsdException w:uiPriority="39" w:name="toc 4"/>
-    <w:lsdException w:uiPriority="39" w:name="toc 5"/>
-    <w:lsdException w:uiPriority="39" w:name="toc 6"/>
-    <w:lsdException w:uiPriority="39" w:name="toc 7"/>
-    <w:lsdException w:uiPriority="39" w:name="toc 8"/>
-    <w:lsdException w:uiPriority="39" w:name="toc 9"/>
-    <w:lsdException w:uiPriority="99" w:name="Normal Indent"/>
-    <w:lsdException w:uiPriority="99" w:name="footnote text"/>
-    <w:lsdException w:uiPriority="99" w:name="annotation text"/>
-    <w:lsdException w:qFormat="1" w:uiPriority="99" w:semiHidden="0" w:name="header"/>
-    <w:lsdException w:qFormat="1" w:uiPriority="99" w:semiHidden="0" w:name="footer"/>
-    <w:lsdException w:uiPriority="99" w:name="index heading"/>
-    <w:lsdException w:qFormat="1" w:uiPriority="35" w:name="caption"/>
-    <w:lsdException w:uiPriority="99" w:name="table of figures"/>
-    <w:lsdException w:uiPriority="99" w:name="envelope address"/>
-    <w:lsdException w:uiPriority="99" w:name="envelope return"/>
-    <w:lsdException w:uiPriority="99" w:name="footnote reference"/>
-    <w:lsdException w:uiPriority="99" w:name="annotation reference"/>
-    <w:lsdException w:uiPriority="99" w:name="line number"/>
-    <w:lsdException w:uiPriority="99" w:name="page number"/>
-    <w:lsdException w:uiPriority="99" w:name="endnote reference"/>
-    <w:lsdException w:uiPriority="99" w:name="endnote text"/>
-    <w:lsdException w:uiPriority="99" w:name="table of authorities"/>
-    <w:lsdException w:uiPriority="99" w:name="macro"/>
-    <w:lsdException w:uiPriority="99" w:name="toa heading"/>
-    <w:lsdException w:uiPriority="99" w:name="List"/>
-    <w:lsdException w:uiPriority="99" w:name="List Bullet"/>
-    <w:lsdException w:uiPriority="99" w:name="List Number"/>
-    <w:lsdException w:uiPriority="99" w:name="List 2"/>
-    <w:lsdException w:uiPriority="99" w:name="List 3"/>
-    <w:lsdException w:uiPriority="99" w:name="List 4"/>
-    <w:lsdException w:uiPriority="99" w:name="List 5"/>
-    <w:lsdException w:uiPriority="99" w:name="List Bullet 2"/>
-    <w:lsdException w:uiPriority="99" w:name="List Bullet 3"/>
-    <w:lsdException w:uiPriority="99" w:name="List Bullet 4"/>
-    <w:lsdException w:uiPriority="99" w:name="List Bullet 5"/>
-    <w:lsdException w:uiPriority="99" w:name="List Number 2"/>
-    <w:lsdException w:uiPriority="99" w:name="List Number 3"/>
-    <w:lsdException w:uiPriority="99" w:name="List Number 4"/>
-    <w:lsdException w:uiPriority="99" w:name="List Number 5"/>
-    <w:lsdException w:qFormat="1" w:unhideWhenUsed="0" w:uiPriority="1" w:semiHidden="0" w:name="Title"/>
-    <w:lsdException w:uiPriority="99" w:name="Closing"/>
-    <w:lsdException w:uiPriority="99" w:name="Signature"/>
-    <w:lsdException w:qFormat="1" w:uiPriority="1" w:name="Default Paragraph Font"/>
-    <w:lsdException w:qFormat="1" w:unhideWhenUsed="0" w:uiPriority="1" w:semiHidden="0" w:name="Body Text"/>
-    <w:lsdException w:uiPriority="99" w:name="Body Text Indent"/>
-    <w:lsdException w:uiPriority="99" w:name="List Continue"/>
-    <w:lsdException w:uiPriority="99" w:name="List Continue 2"/>
-    <w:lsdException w:uiPriority="99" w:name="List Continue 3"/>
-    <w:lsdException w:uiPriority="99" w:name="List Continue 4"/>
-    <w:lsdException w:uiPriority="99" w:name="List Continue 5"/>
-    <w:lsdException w:uiPriority="99" w:name="Message Header"/>
-    <w:lsdException w:qFormat="1" w:unhideWhenUsed="0" w:uiPriority="11" w:semiHidden="0" w:name="Subtitle"/>
-    <w:lsdException w:uiPriority="99" w:name="Salutation"/>
-    <w:lsdException w:uiPriority="99" w:name="Date"/>
-    <w:lsdException w:uiPriority="99" w:name="Body Text First Indent"/>
-    <w:lsdException w:uiPriority="99" w:name="Body Text First Indent 2"/>
-    <w:lsdException w:uiPriority="99" w:name="Note Heading"/>
-    <w:lsdException w:uiPriority="99" w:name="Body Text 2"/>
-    <w:lsdException w:uiPriority="99" w:name="Body Text 3"/>
-    <w:lsdException w:uiPriority="99" w:name="Body Text Indent 2"/>
-    <w:lsdException w:uiPriority="99" w:name="Body Text Indent 3"/>
-    <w:lsdException w:uiPriority="99" w:name="Block Text"/>
-    <w:lsdException w:qFormat="1" w:uiPriority="99" w:semiHidden="0" w:name="Hyperlink"/>
-    <w:lsdException w:qFormat="1" w:uiPriority="99" w:name="FollowedHyperlink"/>
-    <w:lsdException w:qFormat="1" w:unhideWhenUsed="0" w:uiPriority="22" w:semiHidden="0" w:name="Strong"/>
-    <w:lsdException w:qFormat="1" w:unhideWhenUsed="0" w:uiPriority="20" w:semiHidden="0" w:name="Emphasis"/>
-    <w:lsdException w:uiPriority="99" w:name="Document Map"/>
-    <w:lsdException w:uiPriority="99" w:name="Plain Text"/>
-    <w:lsdException w:uiPriority="99" w:name="E-mail Signature"/>
-    <w:lsdException w:qFormat="1" w:uiPriority="99" w:semiHidden="0" w:name="Normal (Web)"/>
-    <w:lsdException w:uiPriority="99" w:name="HTML Acronym"/>
-    <w:lsdException w:uiPriority="99" w:name="HTML Address"/>
-    <w:lsdException w:uiPriority="99" w:name="HTML Cite"/>
-    <w:lsdException w:uiPriority="99" w:name="HTML Code"/>
-    <w:lsdException w:uiPriority="99" w:name="HTML Definition"/>
-    <w:lsdException w:uiPriority="99" w:name="HTML Keyboard"/>
-    <w:lsdException w:uiPriority="99" w:name="HTML Preformatted"/>
-    <w:lsdException w:uiPriority="99" w:name="HTML Sample"/>
-    <w:lsdException w:uiPriority="99" w:name="HTML Typewriter"/>
-    <w:lsdException w:uiPriority="99" w:name="HTML Variable"/>
-    <w:lsdException w:uiPriority="99" w:name="Normal Table"/>
-    <w:lsdException w:uiPriority="99" w:name="annotation subject"/>
-    <w:lsdException w:uiPriority="99" w:name="Table Simple 1"/>
-    <w:lsdException w:uiPriority="99" w:name="Table Simple 2"/>
-    <w:lsdException w:uiPriority="99" w:name="Table Simple 3"/>
-    <w:lsdException w:uiPriority="99" w:name="Table Classic 1"/>
-    <w:lsdException w:uiPriority="99" w:name="Table Classic 2"/>
-    <w:lsdException w:uiPriority="99" w:name="Table Classic 3"/>
-    <w:lsdException w:uiPriority="99" w:name="Table Classic 4"/>
-    <w:lsdException w:uiPriority="99" w:name="Table Colorful 1"/>
-    <w:lsdException w:uiPriority="99" w:name="Table Colorful 2"/>
-    <w:lsdException w:uiPriority="99" w:name="Table Colorful 3"/>
-    <w:lsdException w:uiPriority="99" w:name="Table Columns 1"/>
-    <w:lsdException w:uiPriority="99" w:name="Table Columns 2"/>
-    <w:lsdException w:uiPriority="99" w:name="Table Columns 3"/>
-    <w:lsdException w:uiPriority="99" w:name="Table Columns 4"/>
-    <w:lsdException w:uiPriority="99" w:name="Table Columns 5"/>
-    <w:lsdException w:uiPriority="99" w:name="Table Grid 1"/>
-    <w:lsdException w:uiPriority="99" w:name="Table Grid 2"/>
-    <w:lsdException w:uiPriority="99" w:name="Table Grid 3"/>
-    <w:lsdException w:uiPriority="99" w:name="Table Grid 4"/>
-    <w:lsdException w:uiPriority="99" w:name="Table Grid 5"/>
-    <w:lsdException w:uiPriority="99" w:name="Table Grid 6"/>
-    <w:lsdException w:uiPriority="99" w:name="Table Grid 7"/>
-    <w:lsdException w:uiPriority="99" w:name="Table Grid 8"/>
-    <w:lsdException w:uiPriority="99" w:name="Table List 1"/>
-    <w:lsdException w:uiPriority="99" w:name="Table List 2"/>
-    <w:lsdException w:uiPriority="99" w:name="Table List 3"/>
-    <w:lsdException w:uiPriority="99" w:name="Table List 4"/>
-    <w:lsdException w:uiPriority="99" w:name="Table List 5"/>
-    <w:lsdException w:uiPriority="99" w:name="Table List 6"/>
-    <w:lsdException w:uiPriority="99" w:name="Table List 7"/>
-    <w:lsdException w:uiPriority="99" w:name="Table List 8"/>
-    <w:lsdException w:uiPriority="99" w:name="Table 3D effects 1"/>
-    <w:lsdException w:uiPriority="99" w:name="Table 3D effects 2"/>
-    <w:lsdException w:uiPriority="99" w:name="Table 3D effects 3"/>
-    <w:lsdException w:uiPriority="99" w:name="Table Contemporary"/>
-    <w:lsdException w:uiPriority="99" w:name="Table Elegant"/>
-    <w:lsdException w:uiPriority="99" w:name="Table Professional"/>
-    <w:lsdException w:uiPriority="99" w:name="Table Subtle 1"/>
-    <w:lsdException w:uiPriority="99" w:name="Table Subtle 2"/>
-    <w:lsdException w:uiPriority="99" w:name="Table Web 1"/>
-    <w:lsdException w:uiPriority="99" w:name="Table Web 2"/>
-    <w:lsdException w:uiPriority="99" w:name="Table Web 3"/>
-    <w:lsdException w:uiPriority="99" w:name="Balloon Text"/>
-    <w:lsdException w:unhideWhenUsed="0" w:uiPriority="39" w:semiHidden="0" w:name="Table Grid"/>
-    <w:lsdException w:uiPriority="99" w:name="Table Theme"/>
-    <w:lsdException w:unhideWhenUsed="0" w:uiPriority="60" w:semiHidden="0" w:name="Light Shading"/>
-    <w:lsdException w:unhideWhenUsed="0" w:uiPriority="61" w:semiHidden="0" w:name="Light List"/>
-    <w:lsdException w:unhideWhenUsed="0" w:uiPriority="62" w:semiHidden="0" w:name="Light Grid"/>
-    <w:lsdException w:unhideWhenUsed="0" w:uiPriority="63" w:semiHidden="0" w:name="Medium Shading 1"/>
-    <w:lsdException w:unhideWhenUsed="0" w:uiPriority="64" w:semiHidden="0" w:name="Medium Shading 2"/>
-    <w:lsdException w:unhideWhenUsed="0" w:uiPriority="65" w:semiHidden="0" w:name="Medium List 1"/>
-    <w:lsdException w:unhideWhenUsed="0" w:uiPriority="66" w:semiHidden="0" w:name="Medium List 2"/>
-    <w:lsdException w:unhideWhenUsed="0" w:uiPriority="67" w:semiHidden="0" w:name="Medium Grid 1"/>
-    <w:lsdException w:unhideWhenUsed="0" w:uiPriority="68" w:semiHidden="0" w:name="Medium Grid 2"/>
-    <w:lsdException w:unhideWhenUsed="0" w:uiPriority="69" w:semiHidden="0" w:name="Medium Grid 3"/>
-    <w:lsdException w:unhideWhenUsed="0" w:uiPriority="70" w:semiHidden="0" w:name="Dark List"/>
-    <w:lsdException w:unhideWhenUsed="0" w:uiPriority="71" w:semiHidden="0" w:name="Colorful Shading"/>
-    <w:lsdException w:unhideWhenUsed="0" w:uiPriority="72" w:semiHidden="0" w:name="Colorful List"/>
-    <w:lsdException w:unhideWhenUsed="0" w:uiPriority="73" w:semiHidden="0" w:name="Colorful Grid"/>
-    <w:lsdException w:unhideWhenUsed="0" w:uiPriority="60" w:semiHidden="0" w:name="Light Shading Accent 1"/>
-    <w:lsdException w:unhideWhenUsed="0" w:uiPriority="61" w:semiHidden="0" w:name="Light List Accent 1"/>
-    <w:lsdException w:unhideWhenUsed="0" w:uiPriority="62" w:semiHidden="0" w:name="Light Grid Accent 1"/>
-    <w:lsdException w:unhideWhenUsed="0" w:uiPriority="63" w:semiHidden="0" w:name="Medium Shading 1 Accent 1"/>
-    <w:lsdException w:unhideWhenUsed="0" w:uiPriority="64" w:semiHidden="0" w:name="Medium Shading 2 Accent 1"/>
-    <w:lsdException w:unhideWhenUsed="0" w:uiPriority="65" w:semiHidden="0" w:name="Medium List 1 Accent 1"/>
-    <w:lsdException w:qFormat="1" w:unhideWhenUsed="0" w:uiPriority="34" w:semiHidden="0" w:name="List Paragraph"/>
-    <w:lsdException w:unhideWhenUsed="0" w:uiPriority="66" w:semiHidden="0" w:name="Medium List 2 Accent 1"/>
-    <w:lsdException w:unhideWhenUsed="0" w:uiPriority="67" w:semiHidden="0" w:name="Medium Grid 1 Accent 1"/>
-    <w:lsdException w:unhideWhenUsed="0" w:uiPriority="68" w:semiHidden="0" w:name="Medium Grid 2 Accent 1"/>
-    <w:lsdException w:unhideWhenUsed="0" w:uiPriority="69" w:semiHidden="0" w:name="Medium Grid 3 Accent 1"/>
-    <w:lsdException w:unhideWhenUsed="0" w:uiPriority="70" w:semiHidden="0" w:name="Dark List Accent 1"/>
-    <w:lsdException w:unhideWhenUsed="0" w:uiPriority="71" w:semiHidden="0" w:name="Colorful Shading Accent 1"/>
-    <w:lsdException w:unhideWhenUsed="0" w:uiPriority="72" w:semiHidden="0" w:name="Colorful List Accent 1"/>
-    <w:lsdException w:unhideWhenUsed="0" w:uiPriority="73" w:semiHidden="0" w:name="Colorful Grid Accent 1"/>
-    <w:lsdException w:unhideWhenUsed="0" w:uiPriority="60" w:semiHidden="0" w:name="Light Shading Accent 2"/>
-    <w:lsdException w:unhideWhenUsed="0" w:uiPriority="61" w:semiHidden="0" w:name="Light List Accent 2"/>
-    <w:lsdException w:unhideWhenUsed="0" w:uiPriority="62" w:semiHidden="0" w:name="Light Grid Accent 2"/>
-    <w:lsdException w:unhideWhenUsed="0" w:uiPriority="63" w:semiHidden="0" w:name="Medium Shading 1 Accent 2"/>
-    <w:lsdException w:unhideWhenUsed="0" w:uiPriority="64" w:semiHidden="0" w:name="Medium Shading 2 Accent 2"/>
-    <w:lsdException w:unhideWhenUsed="0" w:uiPriority="65" w:semiHidden="0" w:name="Medium List 1 Accent 2"/>
-    <w:lsdException w:unhideWhenUsed="0" w:uiPriority="66" w:semiHidden="0" w:name="Medium List 2 Accent 2"/>
-    <w:lsdException w:unhideWhenUsed="0" w:uiPriority="67" w:semiHidden="0" w:name="Medium Grid 1 Accent 2"/>
-    <w:lsdException w:unhideWhenUsed="0" w:uiPriority="68" w:semiHidden="0" w:name="Medium Grid 2 Accent 2"/>
-    <w:lsdException w:unhideWhenUsed="0" w:uiPriority="69" w:semiHidden="0" w:name="Medium Grid 3 Accent 2"/>
-    <w:lsdException w:unhideWhenUsed="0" w:uiPriority="70" w:semiHidden="0" w:name="Dark List Accent 2"/>
-    <w:lsdException w:unhideWhenUsed="0" w:uiPriority="71" w:semiHidden="0" w:name="Colorful Shading Accent 2"/>
-    <w:lsdException w:unhideWhenUsed="0" w:uiPriority="72" w:semiHidden="0" w:name="Colorful List Accent 2"/>
-    <w:lsdException w:unhideWhenUsed="0" w:uiPriority="73" w:semiHidden="0" w:name="Colorful Grid Accent 2"/>
-    <w:lsdException w:unhideWhenUsed="0" w:uiPriority="60" w:semiHidden="0" w:name="Light Shading Accent 3"/>
-    <w:lsdException w:unhideWhenUsed="0" w:uiPriority="61" w:semiHidden="0" w:name="Light List Accent 3"/>
-    <w:lsdException w:unhideWhenUsed="0" w:uiPriority="62" w:semiHidden="0" w:name="Light Grid Accent 3"/>
-    <w:lsdException w:unhideWhenUsed="0" w:uiPriority="63" w:semiHidden="0" w:name="Medium Shading 1 Accent 3"/>
-    <w:lsdException w:unhideWhenUsed="0" w:uiPriority="64" w:semiHidden="0" w:name="Medium Shading 2 Accent 3"/>
-    <w:lsdException w:unhideWhenUsed="0" w:uiPriority="65" w:semiHidden="0" w:name="Medium List 1 Accent 3"/>
-    <w:lsdException w:unhideWhenUsed="0" w:uiPriority="66" w:semiHidden="0" w:name="Medium List 2 Accent 3"/>
-    <w:lsdException w:unhideWhenUsed="0" w:uiPriority="67" w:semiHidden="0" w:name="Medium Grid 1 Accent 3"/>
-    <w:lsdException w:unhideWhenUsed="0" w:uiPriority="68" w:semiHidden="0" w:name="Medium Grid 2 Accent 3"/>
-    <w:lsdException w:unhideWhenUsed="0" w:uiPriority="69" w:semiHidden="0" w:name="Medium Grid 3 Accent 3"/>
-    <w:lsdException w:unhideWhenUsed="0" w:uiPriority="70" w:semiHidden="0" w:name="Dark List Accent 3"/>
-    <w:lsdException w:unhideWhenUsed="0" w:uiPriority="71" w:semiHidden="0" w:name="Colorful Shading Accent 3"/>
-    <w:lsdException w:unhideWhenUsed="0" w:uiPriority="72" w:semiHidden="0" w:name="Colorful List Accent 3"/>
-    <w:lsdException w:unhideWhenUsed="0" w:uiPriority="73" w:semiHidden="0" w:name="Colorful Grid Accent 3"/>
-    <w:lsdException w:unhideWhenUsed="0" w:uiPriority="60" w:semiHidden="0" w:name="Light Shading Accent 4"/>
-    <w:lsdException w:unhideWhenUsed="0" w:uiPriority="61" w:semiHidden="0" w:name="Light List Accent 4"/>
-    <w:lsdException w:unhideWhenUsed="0" w:uiPriority="62" w:semiHidden="0" w:name="Light Grid Accent 4"/>
-    <w:lsdException w:unhideWhenUsed="0" w:uiPriority="63" w:semiHidden="0" w:name="Medium Shading 1 Accent 4"/>
-    <w:lsdException w:unhideWhenUsed="0" w:uiPriority="64" w:semiHidden="0" w:name="Medium Shading 2 Accent 4"/>
-    <w:lsdException w:unhideWhenUsed="0" w:uiPriority="65" w:semiHidden="0" w:name="Medium List 1 Accent 4"/>
-    <w:lsdException w:unhideWhenUsed="0" w:uiPriority="66" w:semiHidden="0" w:name="Medium List 2 Accent 4"/>
-    <w:lsdException w:unhideWhenUsed="0" w:uiPriority="67" w:semiHidden="0" w:name="Medium Grid 1 Accent 4"/>
-    <w:lsdException w:unhideWhenUsed="0" w:uiPriority="68" w:semiHidden="0" w:name="Medium Grid 2 Accent 4"/>
-    <w:lsdException w:unhideWhenUsed="0" w:uiPriority="69" w:semiHidden="0" w:name="Medium Grid 3 Accent 4"/>
-    <w:lsdException w:unhideWhenUsed="0" w:uiPriority="70" w:semiHidden="0" w:name="Dark List Accent 4"/>
-    <w:lsdException w:unhideWhenUsed="0" w:uiPriority="71" w:semiHidden="0" w:name="Colorful Shading Accent 4"/>
-    <w:lsdException w:unhideWhenUsed="0" w:uiPriority="72" w:semiHidden="0" w:name="Colorful List Accent 4"/>
-    <w:lsdException w:unhideWhenUsed="0" w:uiPriority="73" w:semiHidden="0" w:name="Colorful Grid Accent 4"/>
-    <w:lsdException w:unhideWhenUsed="0" w:uiPriority="60" w:semiHidden="0" w:name="Light Shading Accent 5"/>
-    <w:lsdException w:unhideWhenUsed="0" w:uiPriority="61" w:semiHidden="0" w:name="Light List Accent 5"/>
-    <w:lsdException w:unhideWhenUsed="0" w:uiPriority="62" w:semiHidden="0" w:name="Light Grid Accent 5"/>
-    <w:lsdException w:unhideWhenUsed="0" w:uiPriority="63" w:semiHidden="0" w:name="Medium Shading 1 Accent 5"/>
-    <w:lsdException w:unhideWhenUsed="0" w:uiPriority="64" w:semiHidden="0" w:name="Medium Shading 2 Accent 5"/>
-    <w:lsdException w:unhideWhenUsed="0" w:uiPriority="65" w:semiHidden="0" w:name="Medium List 1 Accent 5"/>
-    <w:lsdException w:unhideWhenUsed="0" w:uiPriority="66" w:semiHidden="0" w:name="Medium List 2 Accent 5"/>
-    <w:lsdException w:unhideWhenUsed="0" w:uiPriority="67" w:semiHidden="0" w:name="Medium Grid 1 Accent 5"/>
-    <w:lsdException w:unhideWhenUsed="0" w:uiPriority="68" w:semiHidden="0" w:name="Medium Grid 2 Accent 5"/>
-    <w:lsdException w:unhideWhenUsed="0" w:uiPriority="69" w:semiHidden="0" w:name="Medium Grid 3 Accent 5"/>
-    <w:lsdException w:unhideWhenUsed="0" w:uiPriority="70" w:semiHidden="0" w:name="Dark List Accent 5"/>
-    <w:lsdException w:unhideWhenUsed="0" w:uiPriority="71" w:semiHidden="0" w:name="Colorful Shading Accent 5"/>
-    <w:lsdException w:unhideWhenUsed="0" w:uiPriority="72" w:semiHidden="0" w:name="Colorful List Accent 5"/>
-    <w:lsdException w:unhideWhenUsed="0" w:uiPriority="73" w:semiHidden="0" w:name="Colorful Grid Accent 5"/>
-    <w:lsdException w:unhideWhenUsed="0" w:uiPriority="60" w:semiHidden="0" w:name="Light Shading Accent 6"/>
-    <w:lsdException w:unhideWhenUsed="0" w:uiPriority="61" w:semiHidden="0" w:name="Light List Accent 6"/>
-    <w:lsdException w:unhideWhenUsed="0" w:uiPriority="62" w:semiHidden="0" w:name="Light Grid Accent 6"/>
-    <w:lsdException w:unhideWhenUsed="0" w:uiPriority="63" w:semiHidden="0" w:name="Medium Shading 1 Accent 6"/>
-    <w:lsdException w:unhideWhenUsed="0" w:uiPriority="64" w:semiHidden="0" w:name="Medium Shading 2 Accent 6"/>
-    <w:lsdException w:unhideWhenUsed="0" w:uiPriority="65" w:semiHidden="0" w:name="Medium List 1 Accent 6"/>
-    <w:lsdException w:unhideWhenUsed="0" w:uiPriority="66" w:semiHidden="0" w:name="Medium List 2 Accent 6"/>
-    <w:lsdException w:unhideWhenUsed="0" w:uiPriority="67" w:semiHidden="0" w:name="Medium Grid 1 Accent 6"/>
-    <w:lsdException w:unhideWhenUsed="0" w:uiPriority="68" w:semiHidden="0" w:name="Medium Grid 2 Accent 6"/>
-    <w:lsdException w:unhideWhenUsed="0" w:uiPriority="69" w:semiHidden="0" w:name="Medium Grid 3 Accent 6"/>
-    <w:lsdException w:unhideWhenUsed="0" w:uiPriority="70" w:semiHidden="0" w:name="Dark List Accent 6"/>
-    <w:lsdException w:unhideWhenUsed="0" w:uiPriority="71" w:semiHidden="0" w:name="Colorful Shading Accent 6"/>
-    <w:lsdException w:unhideWhenUsed="0" w:uiPriority="72" w:semiHidden="0" w:name="Colorful List Accent 6"/>
-    <w:lsdException w:unhideWhenUsed="0" w:uiPriority="73" w:semiHidden="0" w:name="Colorful Grid Accent 6"/>
+  <w:latentStyles w:defLockedState="0" w:defUIPriority="99" w:defSemiHidden="0" w:defUnhideWhenUsed="0" w:defQFormat="0" w:count="376">
+    <w:lsdException w:name="Normal" w:uiPriority="1" w:qFormat="1"/>
+    <w:lsdException w:name="heading 1" w:uiPriority="1" w:qFormat="1"/>
+    <w:lsdException w:name="heading 2" w:uiPriority="1" w:qFormat="1"/>
+    <w:lsdException w:name="heading 3" w:semiHidden="1" w:uiPriority="9" w:unhideWhenUsed="1" w:qFormat="1"/>
+    <w:lsdException w:name="heading 4" w:semiHidden="1" w:uiPriority="9" w:unhideWhenUsed="1" w:qFormat="1"/>
+    <w:lsdException w:name="heading 5" w:semiHidden="1" w:uiPriority="9" w:unhideWhenUsed="1" w:qFormat="1"/>
+    <w:lsdException w:name="heading 6" w:semiHidden="1" w:uiPriority="9" w:unhideWhenUsed="1" w:qFormat="1"/>
+    <w:lsdException w:name="heading 7" w:semiHidden="1" w:uiPriority="9" w:unhideWhenUsed="1" w:qFormat="1"/>
+    <w:lsdException w:name="heading 8" w:semiHidden="1" w:uiPriority="9" w:unhideWhenUsed="1" w:qFormat="1"/>
+    <w:lsdException w:name="heading 9" w:semiHidden="1" w:uiPriority="9" w:unhideWhenUsed="1" w:qFormat="1"/>
+    <w:lsdException w:name="index 1" w:semiHidden="1" w:unhideWhenUsed="1"/>
+    <w:lsdException w:name="index 2" w:semiHidden="1" w:unhideWhenUsed="1"/>
+    <w:lsdException w:name="index 3" w:semiHidden="1" w:unhideWhenUsed="1"/>
+    <w:lsdException w:name="index 4" w:semiHidden="1" w:unhideWhenUsed="1"/>
+    <w:lsdException w:name="index 5" w:semiHidden="1" w:unhideWhenUsed="1"/>
+    <w:lsdException w:name="index 6" w:semiHidden="1" w:unhideWhenUsed="1"/>
+    <w:lsdException w:name="index 7" w:semiHidden="1" w:unhideWhenUsed="1"/>
+    <w:lsdException w:name="index 8" w:semiHidden="1" w:unhideWhenUsed="1"/>
+    <w:lsdException w:name="index 9" w:semiHidden="1" w:unhideWhenUsed="1"/>
+    <w:lsdException w:name="toc 1" w:semiHidden="1" w:uiPriority="39" w:unhideWhenUsed="1"/>
+    <w:lsdException w:name="toc 2" w:semiHidden="1" w:uiPriority="39" w:unhideWhenUsed="1"/>
+    <w:lsdException w:name="toc 3" w:semiHidden="1" w:uiPriority="39" w:unhideWhenUsed="1"/>
+    <w:lsdException w:name="toc 4" w:semiHidden="1" w:uiPriority="39" w:unhideWhenUsed="1"/>
+    <w:lsdException w:name="toc 5" w:semiHidden="1" w:uiPriority="39" w:unhideWhenUsed="1"/>
+    <w:lsdException w:name="toc 6" w:semiHidden="1" w:uiPriority="39" w:unhideWhenUsed="1"/>
+    <w:lsdException w:name="toc 7" w:semiHidden="1" w:uiPriority="39" w:unhideWhenUsed="1"/>
+    <w:lsdException w:name="toc 8" w:semiHidden="1" w:uiPriority="39" w:unhideWhenUsed="1"/>
+    <w:lsdException w:name="toc 9" w:semiHidden="1" w:uiPriority="39" w:unhideWhenUsed="1"/>
+    <w:lsdException w:name="Normal Indent" w:semiHidden="1" w:unhideWhenUsed="1"/>
+    <w:lsdException w:name="footnote text" w:semiHidden="1" w:unhideWhenUsed="1"/>
+    <w:lsdException w:name="annotation text" w:semiHidden="1" w:unhideWhenUsed="1"/>
+    <w:lsdException w:name="header" w:unhideWhenUsed="1" w:qFormat="1"/>
+    <w:lsdException w:name="footer" w:unhideWhenUsed="1" w:qFormat="1"/>
+    <w:lsdException w:name="index heading" w:semiHidden="1" w:unhideWhenUsed="1"/>
+    <w:lsdException w:name="caption" w:semiHidden="1" w:uiPriority="35" w:unhideWhenUsed="1" w:qFormat="1"/>
+    <w:lsdException w:name="table of figures" w:semiHidden="1" w:unhideWhenUsed="1"/>
+    <w:lsdException w:name="envelope address" w:semiHidden="1" w:unhideWhenUsed="1"/>
+    <w:lsdException w:name="envelope return" w:semiHidden="1" w:unhideWhenUsed="1"/>
+    <w:lsdException w:name="footnote reference" w:semiHidden="1" w:unhideWhenUsed="1"/>
+    <w:lsdException w:name="annotation reference" w:semiHidden="1" w:unhideWhenUsed="1"/>
+    <w:lsdException w:name="line number" w:semiHidden="1" w:unhideWhenUsed="1"/>
+    <w:lsdException w:name="page number" w:semiHidden="1" w:unhideWhenUsed="1"/>
+    <w:lsdException w:name="endnote reference" w:semiHidden="1" w:unhideWhenUsed="1"/>
+    <w:lsdException w:name="endnote text" w:semiHidden="1" w:unhideWhenUsed="1"/>
+    <w:lsdException w:name="table of authorities" w:semiHidden="1" w:unhideWhenUsed="1"/>
+    <w:lsdException w:name="macro" w:semiHidden="1" w:unhideWhenUsed="1"/>
+    <w:lsdException w:name="toa heading" w:semiHidden="1" w:unhideWhenUsed="1"/>
+    <w:lsdException w:name="List" w:semiHidden="1" w:unhideWhenUsed="1"/>
+    <w:lsdException w:name="List Bullet" w:semiHidden="1" w:unhideWhenUsed="1"/>
+    <w:lsdException w:name="List Number" w:semiHidden="1" w:unhideWhenUsed="1"/>
+    <w:lsdException w:name="List 2" w:semiHidden="1" w:unhideWhenUsed="1"/>
+    <w:lsdException w:name="List 3" w:semiHidden="1" w:unhideWhenUsed="1"/>
+    <w:lsdException w:name="List 4" w:semiHidden="1" w:unhideWhenUsed="1"/>
+    <w:lsdException w:name="List 5" w:semiHidden="1" w:unhideWhenUsed="1"/>
+    <w:lsdException w:name="List Bullet 2" w:semiHidden="1" w:unhideWhenUsed="1"/>
+    <w:lsdException w:name="List Bullet 3" w:semiHidden="1" w:unhideWhenUsed="1"/>
+    <w:lsdException w:name="List Bullet 4" w:semiHidden="1" w:unhideWhenUsed="1"/>
+    <w:lsdException w:name="List Bullet 5" w:semiHidden="1" w:unhideWhenUsed="1"/>
+    <w:lsdException w:name="List Number 2" w:semiHidden="1" w:unhideWhenUsed="1"/>
+    <w:lsdException w:name="List Number 3" w:semiHidden="1" w:unhideWhenUsed="1"/>
+    <w:lsdException w:name="List Number 4" w:semiHidden="1" w:unhideWhenUsed="1"/>
+    <w:lsdException w:name="List Number 5" w:semiHidden="1" w:unhideWhenUsed="1"/>
+    <w:lsdException w:name="Title" w:uiPriority="1" w:qFormat="1"/>
+    <w:lsdException w:name="Closing" w:semiHidden="1" w:unhideWhenUsed="1"/>
+    <w:lsdException w:name="Signature" w:semiHidden="1" w:unhideWhenUsed="1"/>
+    <w:lsdException w:name="Default Paragraph Font" w:semiHidden="1" w:uiPriority="1" w:unhideWhenUsed="1" w:qFormat="1"/>
+    <w:lsdException w:name="Body Text" w:uiPriority="1" w:qFormat="1"/>
+    <w:lsdException w:name="Body Text Indent" w:semiHidden="1" w:unhideWhenUsed="1"/>
+    <w:lsdException w:name="List Continue" w:semiHidden="1" w:unhideWhenUsed="1"/>
+    <w:lsdException w:name="List Continue 2" w:semiHidden="1" w:unhideWhenUsed="1"/>
+    <w:lsdException w:name="List Continue 3" w:semiHidden="1" w:unhideWhenUsed="1"/>
+    <w:lsdException w:name="List Continue 4" w:semiHidden="1" w:unhideWhenUsed="1"/>
+    <w:lsdException w:name="List Continue 5" w:semiHidden="1" w:unhideWhenUsed="1"/>
+    <w:lsdException w:name="Message Header" w:semiHidden="1" w:unhideWhenUsed="1"/>
+    <w:lsdException w:name="Subtitle" w:uiPriority="11" w:qFormat="1"/>
+    <w:lsdException w:name="Salutation" w:semiHidden="1" w:unhideWhenUsed="1"/>
+    <w:lsdException w:name="Date" w:semiHidden="1" w:unhideWhenUsed="1"/>
+    <w:lsdException w:name="Body Text First Indent" w:semiHidden="1" w:unhideWhenUsed="1"/>
+    <w:lsdException w:name="Body Text First Indent 2" w:semiHidden="1" w:unhideWhenUsed="1"/>
+    <w:lsdException w:name="Note Heading" w:semiHidden="1" w:unhideWhenUsed="1"/>
+    <w:lsdException w:name="Body Text 2" w:semiHidden="1" w:unhideWhenUsed="1"/>
+    <w:lsdException w:name="Body Text 3" w:semiHidden="1" w:unhideWhenUsed="1"/>
+    <w:lsdException w:name="Body Text Indent 2" w:semiHidden="1" w:unhideWhenUsed="1"/>
+    <w:lsdException w:name="Body Text Indent 3" w:semiHidden="1" w:unhideWhenUsed="1"/>
+    <w:lsdException w:name="Block Text" w:semiHidden="1" w:unhideWhenUsed="1"/>
+    <w:lsdException w:name="Hyperlink" w:unhideWhenUsed="1" w:qFormat="1"/>
+    <w:lsdException w:name="FollowedHyperlink" w:semiHidden="1" w:unhideWhenUsed="1" w:qFormat="1"/>
+    <w:lsdException w:name="Strong" w:uiPriority="22" w:qFormat="1"/>
+    <w:lsdException w:name="Emphasis" w:uiPriority="20" w:qFormat="1"/>
+    <w:lsdException w:name="Document Map" w:semiHidden="1" w:unhideWhenUsed="1"/>
+    <w:lsdException w:name="Plain Text" w:semiHidden="1" w:unhideWhenUsed="1"/>
+    <w:lsdException w:name="E-mail Signature" w:semiHidden="1" w:unhideWhenUsed="1"/>
+    <w:lsdException w:name="HTML Top of Form" w:semiHidden="1" w:unhideWhenUsed="1"/>
+    <w:lsdException w:name="HTML Bottom of Form" w:semiHidden="1" w:unhideWhenUsed="1"/>
+    <w:lsdException w:name="Normal (Web)" w:unhideWhenUsed="1" w:qFormat="1"/>
+    <w:lsdException w:name="HTML Acronym" w:semiHidden="1" w:unhideWhenUsed="1"/>
+    <w:lsdException w:name="HTML Address" w:semiHidden="1" w:unhideWhenUsed="1"/>
+    <w:lsdException w:name="HTML Cite" w:semiHidden="1" w:unhideWhenUsed="1"/>
+    <w:lsdException w:name="HTML Code" w:semiHidden="1" w:unhideWhenUsed="1"/>
+    <w:lsdException w:name="HTML Definition" w:semiHidden="1" w:unhideWhenUsed="1"/>
+    <w:lsdException w:name="HTML Keyboard" w:semiHidden="1" w:unhideWhenUsed="1"/>
+    <w:lsdException w:name="HTML Preformatted" w:semiHidden="1" w:unhideWhenUsed="1"/>
+    <w:lsdException w:name="HTML Sample" w:semiHidden="1" w:unhideWhenUsed="1"/>
+    <w:lsdException w:name="HTML Typewriter" w:semiHidden="1" w:unhideWhenUsed="1"/>
+    <w:lsdException w:name="HTML Variable" w:semiHidden="1" w:unhideWhenUsed="1"/>
+    <w:lsdException w:name="Normal Table" w:semiHidden="1" w:unhideWhenUsed="1"/>
+    <w:lsdException w:name="annotation subject" w:semiHidden="1" w:unhideWhenUsed="1"/>
+    <w:lsdException w:name="No List" w:semiHidden="1" w:unhideWhenUsed="1"/>
+    <w:lsdException w:name="Outline List 1" w:semiHidden="1" w:unhideWhenUsed="1"/>
+    <w:lsdException w:name="Outline List 2" w:semiHidden="1" w:unhideWhenUsed="1"/>
+    <w:lsdException w:name="Outline List 3" w:semiHidden="1" w:unhideWhenUsed="1"/>
+    <w:lsdException w:name="Table Simple 1" w:semiHidden="1" w:unhideWhenUsed="1"/>
+    <w:lsdException w:name="Table Simple 2" w:semiHidden="1" w:unhideWhenUsed="1"/>
+    <w:lsdException w:name="Table Simple 3" w:semiHidden="1" w:unhideWhenUsed="1"/>
+    <w:lsdException w:name="Table Classic 1" w:semiHidden="1" w:unhideWhenUsed="1"/>
+    <w:lsdException w:name="Table Classic 2" w:semiHidden="1" w:unhideWhenUsed="1"/>
+    <w:lsdException w:name="Table Classic 3" w:semiHidden="1" w:unhideWhenUsed="1"/>
+    <w:lsdException w:name="Table Classic 4" w:semiHidden="1" w:unhideWhenUsed="1"/>
+    <w:lsdException w:name="Table Colorful 1" w:semiHidden="1" w:unhideWhenUsed="1"/>
+    <w:lsdException w:name="Table Colorful 2" w:semiHidden="1" w:unhideWhenUsed="1"/>
+    <w:lsdException w:name="Table Colorful 3" w:semiHidden="1" w:unhideWhenUsed="1"/>
+    <w:lsdException w:name="Table Columns 1" w:semiHidden="1" w:unhideWhenUsed="1"/>
+    <w:lsdException w:name="Table Columns 2" w:semiHidden="1" w:unhideWhenUsed="1"/>
+    <w:lsdException w:name="Table Columns 3" w:semiHidden="1" w:unhideWhenUsed="1"/>
+    <w:lsdException w:name="Table Columns 4" w:semiHidden="1" w:unhideWhenUsed="1"/>
+    <w:lsdException w:name="Table Columns 5" w:semiHidden="1" w:unhideWhenUsed="1"/>
+    <w:lsdException w:name="Table Grid 1" w:semiHidden="1" w:unhideWhenUsed="1"/>
+    <w:lsdException w:name="Table Grid 2" w:semiHidden="1" w:unhideWhenUsed="1"/>
+    <w:lsdException w:name="Table Grid 3" w:semiHidden="1" w:unhideWhenUsed="1"/>
+    <w:lsdException w:name="Table Grid 4" w:semiHidden="1" w:unhideWhenUsed="1"/>
+    <w:lsdException w:name="Table Grid 5" w:semiHidden="1" w:unhideWhenUsed="1"/>
+    <w:lsdException w:name="Table Grid 6" w:semiHidden="1" w:unhideWhenUsed="1"/>
+    <w:lsdException w:name="Table Grid 7" w:semiHidden="1" w:unhideWhenUsed="1"/>
+    <w:lsdException w:name="Table Grid 8" w:semiHidden="1" w:unhideWhenUsed="1"/>
+    <w:lsdException w:name="Table List 1" w:semiHidden="1" w:unhideWhenUsed="1"/>
+    <w:lsdException w:name="Table List 2" w:semiHidden="1" w:unhideWhenUsed="1"/>
+    <w:lsdException w:name="Table List 3" w:semiHidden="1" w:unhideWhenUsed="1"/>
+    <w:lsdException w:name="Table List 4" w:semiHidden="1" w:unhideWhenUsed="1"/>
+    <w:lsdException w:name="Table List 5" w:semiHidden="1" w:unhideWhenUsed="1"/>
+    <w:lsdException w:name="Table List 6" w:semiHidden="1" w:unhideWhenUsed="1"/>
+    <w:lsdException w:name="Table List 7" w:semiHidden="1" w:unhideWhenUsed="1"/>
+    <w:lsdException w:name="Table List 8" w:semiHidden="1" w:unhideWhenUsed="1"/>
+    <w:lsdException w:name="Table 3D effects 1" w:semiHidden="1" w:unhideWhenUsed="1"/>
+    <w:lsdException w:name="Table 3D effects 2" w:semiHidden="1" w:unhideWhenUsed="1"/>
+    <w:lsdException w:name="Table 3D effects 3" w:semiHidden="1" w:unhideWhenUsed="1"/>
+    <w:lsdException w:name="Table Contemporary" w:semiHidden="1" w:unhideWhenUsed="1"/>
+    <w:lsdException w:name="Table Elegant" w:semiHidden="1" w:unhideWhenUsed="1"/>
+    <w:lsdException w:name="Table Professional" w:semiHidden="1" w:unhideWhenUsed="1"/>
+    <w:lsdException w:name="Table Subtle 1" w:semiHidden="1" w:unhideWhenUsed="1"/>
+    <w:lsdException w:name="Table Subtle 2" w:semiHidden="1" w:unhideWhenUsed="1"/>
+    <w:lsdException w:name="Table Web 1" w:semiHidden="1" w:unhideWhenUsed="1"/>
+    <w:lsdException w:name="Table Web 2" w:semiHidden="1" w:unhideWhenUsed="1"/>
+    <w:lsdException w:name="Table Web 3" w:semiHidden="1" w:unhideWhenUsed="1"/>
+    <w:lsdException w:name="Balloon Text" w:semiHidden="1" w:unhideWhenUsed="1"/>
+    <w:lsdException w:name="Table Grid" w:uiPriority="39"/>
+    <w:lsdException w:name="Table Theme" w:semiHidden="1" w:unhideWhenUsed="1"/>
+    <w:lsdException w:name="Placeholder Text" w:semiHidden="1" w:unhideWhenUsed="1"/>
+    <w:lsdException w:name="No Spacing" w:semiHidden="1" w:unhideWhenUsed="1"/>
+    <w:lsdException w:name="Light Shading" w:uiPriority="60"/>
+    <w:lsdException w:name="Light List" w:uiPriority="61"/>
+    <w:lsdException w:name="Light Grid" w:uiPriority="62"/>
+    <w:lsdException w:name="Medium Shading 1" w:uiPriority="63"/>
+    <w:lsdException w:name="Medium Shading 2" w:uiPriority="64"/>
+    <w:lsdException w:name="Medium List 1" w:uiPriority="65"/>
+    <w:lsdException w:name="Medium List 2" w:uiPriority="66"/>
+    <w:lsdException w:name="Medium Grid 1" w:uiPriority="67"/>
+    <w:lsdException w:name="Medium Grid 2" w:uiPriority="68"/>
+    <w:lsdException w:name="Medium Grid 3" w:uiPriority="69"/>
+    <w:lsdException w:name="Dark List" w:uiPriority="70"/>
+    <w:lsdException w:name="Colorful Shading" w:uiPriority="71"/>
+    <w:lsdException w:name="Colorful List" w:uiPriority="72"/>
+    <w:lsdException w:name="Colorful Grid" w:uiPriority="73"/>
+    <w:lsdException w:name="Light Shading Accent 1" w:uiPriority="60"/>
+    <w:lsdException w:name="Light List Accent 1" w:uiPriority="61"/>
+    <w:lsdException w:name="Light Grid Accent 1" w:uiPriority="62"/>
+    <w:lsdException w:name="Medium Shading 1 Accent 1" w:uiPriority="63"/>
+    <w:lsdException w:name="Medium Shading 2 Accent 1" w:uiPriority="64"/>
+    <w:lsdException w:name="Medium List 1 Accent 1" w:uiPriority="65"/>
+    <w:lsdException w:name="Revision" w:semiHidden="1" w:unhideWhenUsed="1"/>
+    <w:lsdException w:name="List Paragraph" w:uiPriority="34" w:qFormat="1"/>
+    <w:lsdException w:name="Quote" w:semiHidden="1" w:unhideWhenUsed="1"/>
+    <w:lsdException w:name="Intense Quote" w:semiHidden="1" w:unhideWhenUsed="1"/>
+    <w:lsdException w:name="Medium List 2 Accent 1" w:uiPriority="66"/>
+    <w:lsdException w:name="Medium Grid 1 Accent 1" w:uiPriority="67"/>
+    <w:lsdException w:name="Medium Grid 2 Accent 1" w:uiPriority="68"/>
+    <w:lsdException w:name="Medium Grid 3 Accent 1" w:uiPriority="69"/>
+    <w:lsdException w:name="Dark List Accent 1" w:uiPriority="70"/>
+    <w:lsdException w:name="Colorful Shading Accent 1" w:uiPriority="71"/>
+    <w:lsdException w:name="Colorful List Accent 1" w:uiPriority="72"/>
+    <w:lsdException w:name="Colorful Grid Accent 1" w:uiPriority="73"/>
+    <w:lsdException w:name="Light Shading Accent 2" w:uiPriority="60"/>
+    <w:lsdException w:name="Light List Accent 2" w:uiPriority="61"/>
+    <w:lsdException w:name="Light Grid Accent 2" w:uiPriority="62"/>
+    <w:lsdException w:name="Medium Shading 1 Accent 2" w:uiPriority="63"/>
+    <w:lsdException w:name="Medium Shading 2 Accent 2" w:uiPriority="64"/>
+    <w:lsdException w:name="Medium List 1 Accent 2" w:uiPriority="65"/>
+    <w:lsdException w:name="Medium List 2 Accent 2" w:uiPriority="66"/>
+    <w:lsdException w:name="Medium Grid 1 Accent 2" w:uiPriority="67"/>
+    <w:lsdException w:name="Medium Grid 2 Accent 2" w:uiPriority="68"/>
+    <w:lsdException w:name="Medium Grid 3 Accent 2" w:uiPriority="69"/>
+    <w:lsdException w:name="Dark List Accent 2" w:uiPriority="70"/>
+    <w:lsdException w:name="Colorful Shading Accent 2" w:uiPriority="71"/>
+    <w:lsdException w:name="Colorful List Accent 2" w:uiPriority="72"/>
+    <w:lsdException w:name="Colorful Grid Accent 2" w:uiPriority="73"/>
+    <w:lsdException w:name="Light Shading Accent 3" w:uiPriority="60"/>
+    <w:lsdException w:name="Light List Accent 3" w:uiPriority="61"/>
+    <w:lsdException w:name="Light Grid Accent 3" w:uiPriority="62"/>
+    <w:lsdException w:name="Medium Shading 1 Accent 3" w:uiPriority="63"/>
+    <w:lsdException w:name="Medium Shading 2 Accent 3" w:uiPriority="64"/>
+    <w:lsdException w:name="Medium List 1 Accent 3" w:uiPriority="65"/>
+    <w:lsdException w:name="Medium List 2 Accent 3" w:uiPriority="66"/>
+    <w:lsdException w:name="Medium Grid 1 Accent 3" w:uiPriority="67"/>
+    <w:lsdException w:name="Medium Grid 2 Accent 3" w:uiPriority="68"/>
+    <w:lsdException w:name="Medium Grid 3 Accent 3" w:uiPriority="69"/>
+    <w:lsdException w:name="Dark List Accent 3" w:uiPriority="70"/>
+    <w:lsdException w:name="Colorful Shading Accent 3" w:uiPriority="71"/>
+    <w:lsdException w:name="Colorful List Accent 3" w:uiPriority="72"/>
+    <w:lsdException w:name="Colorful Grid Accent 3" w:uiPriority="73"/>
+    <w:lsdException w:name="Light Shading Accent 4" w:uiPriority="60"/>
+    <w:lsdException w:name="Light List Accent 4" w:uiPriority="61"/>
+    <w:lsdException w:name="Light Grid Accent 4" w:uiPriority="62"/>
+    <w:lsdException w:name="Medium Shading 1 Accent 4" w:uiPriority="63"/>
+    <w:lsdException w:name="Medium Shading 2 Accent 4" w:uiPriority="64"/>
+    <w:lsdException w:name="Medium List 1 Accent 4" w:uiPriority="65"/>
+    <w:lsdException w:name="Medium List 2 Accent 4" w:uiPriority="66"/>
+    <w:lsdException w:name="Medium Grid 1 Accent 4" w:uiPriority="67"/>
+    <w:lsdException w:name="Medium Grid 2 Accent 4" w:uiPriority="68"/>
+    <w:lsdException w:name="Medium Grid 3 Accent 4" w:uiPriority="69"/>
+    <w:lsdException w:name="Dark List Accent 4" w:uiPriority="70"/>
+    <w:lsdException w:name="Colorful Shading Accent 4" w:uiPriority="71"/>
+    <w:lsdException w:name="Colorful List Accent 4" w:uiPriority="72"/>
+    <w:lsdException w:name="Colorful Grid Accent 4" w:uiPriority="73"/>
+    <w:lsdException w:name="Light Shading Accent 5" w:uiPriority="60"/>
+    <w:lsdException w:name="Light List Accent 5" w:uiPriority="61"/>
+    <w:lsdException w:name="Light Grid Accent 5" w:uiPriority="62"/>
+    <w:lsdException w:name="Medium Shading 1 Accent 5" w:uiPriority="63"/>
+    <w:lsdException w:name="Medium Shading 2 Accent 5" w:uiPriority="64"/>
+    <w:lsdException w:name="Medium List 1 Accent 5" w:uiPriority="65"/>
+    <w:lsdException w:name="Medium List 2 Accent 5" w:uiPriority="66"/>
+    <w:lsdException w:name="Medium Grid 1 Accent 5" w:uiPriority="67"/>
+    <w:lsdException w:name="Medium Grid 2 Accent 5" w:uiPriority="68"/>
+    <w:lsdException w:name="Medium Grid 3 Accent 5" w:uiPriority="69"/>
+    <w:lsdException w:name="Dark List Accent 5" w:uiPriority="70"/>
+    <w:lsdException w:name="Colorful Shading Accent 5" w:uiPriority="71"/>
+    <w:lsdException w:name="Colorful List Accent 5" w:uiPriority="72"/>
+    <w:lsdException w:name="Colorful Grid Accent 5" w:uiPriority="73"/>
+    <w:lsdException w:name="Light Shading Accent 6" w:uiPriority="60"/>
+    <w:lsdException w:name="Light List Accent 6" w:uiPriority="61"/>
+    <w:lsdException w:name="Light Grid Accent 6" w:uiPriority="62"/>
+    <w:lsdException w:name="Medium Shading 1 Accent 6" w:uiPriority="63"/>
+    <w:lsdException w:name="Medium Shading 2 Accent 6" w:uiPriority="64"/>
+    <w:lsdException w:name="Medium List 1 Accent 6" w:uiPriority="65"/>
+    <w:lsdException w:name="Medium List 2 Accent 6" w:uiPriority="66"/>
+    <w:lsdException w:name="Medium Grid 1 Accent 6" w:uiPriority="67"/>
+    <w:lsdException w:name="Medium Grid 2 Accent 6" w:uiPriority="68"/>
+    <w:lsdException w:name="Medium Grid 3 Accent 6" w:uiPriority="69"/>
+    <w:lsdException w:name="Dark List Accent 6" w:uiPriority="70"/>
+    <w:lsdException w:name="Colorful Shading Accent 6" w:uiPriority="71"/>
+    <w:lsdException w:name="Colorful List Accent 6" w:uiPriority="72"/>
+    <w:lsdException w:name="Colorful Grid Accent 6" w:uiPriority="73"/>
+    <w:lsdException w:name="Subtle Emphasis" w:uiPriority="19" w:qFormat="1"/>
+    <w:lsdException w:name="Intense Emphasis" w:uiPriority="21" w:qFormat="1"/>
+    <w:lsdException w:name="Subtle Reference" w:uiPriority="31" w:qFormat="1"/>
+    <w:lsdException w:name="Intense Reference" w:uiPriority="32" w:qFormat="1"/>
+    <w:lsdException w:name="Book Title" w:uiPriority="33" w:qFormat="1"/>
+    <w:lsdException w:name="Bibliography" w:semiHidden="1" w:uiPriority="37" w:unhideWhenUsed="1"/>
+    <w:lsdException w:name="TOC Heading" w:semiHidden="1" w:uiPriority="39" w:unhideWhenUsed="1" w:qFormat="1"/>
+    <w:lsdException w:name="Plain Table 1" w:uiPriority="41"/>
+    <w:lsdException w:name="Plain Table 2" w:uiPriority="42"/>
+    <w:lsdException w:name="Plain Table 3" w:uiPriority="43"/>
+    <w:lsdException w:name="Plain Table 4" w:uiPriority="44"/>
+    <w:lsdException w:name="Plain Table 5" w:uiPriority="45"/>
+    <w:lsdException w:name="Grid Table Light" w:uiPriority="40"/>
+    <w:lsdException w:name="Grid Table 1 Light" w:uiPriority="46"/>
+    <w:lsdException w:name="Grid Table 2" w:uiPriority="47"/>
+    <w:lsdException w:name="Grid Table 3" w:uiPriority="48"/>
+    <w:lsdException w:name="Grid Table 4" w:uiPriority="49"/>
+    <w:lsdException w:name="Grid Table 5 Dark" w:uiPriority="50"/>
+    <w:lsdException w:name="Grid Table 6 Colorful" w:uiPriority="51"/>
+    <w:lsdException w:name="Grid Table 7 Colorful" w:uiPriority="52"/>
+    <w:lsdException w:name="Grid Table 1 Light Accent 1" w:uiPriority="46"/>
+    <w:lsdException w:name="Grid Table 2 Accent 1" w:uiPriority="47"/>
+    <w:lsdException w:name="Grid Table 3 Accent 1" w:uiPriority="48"/>
+    <w:lsdException w:name="Grid Table 4 Accent 1" w:uiPriority="49"/>
+    <w:lsdException w:name="Grid Table 5 Dark Accent 1" w:uiPriority="50"/>
+    <w:lsdException w:name="Grid Table 6 Colorful Accent 1" w:uiPriority="51"/>
+    <w:lsdException w:name="Grid Table 7 Colorful Accent 1" w:uiPriority="52"/>
+    <w:lsdException w:name="Grid Table 1 Light Accent 2" w:uiPriority="46"/>
+    <w:lsdException w:name="Grid Table 2 Accent 2" w:uiPriority="47"/>
+    <w:lsdException w:name="Grid Table 3 Accent 2" w:uiPriority="48"/>
+    <w:lsdException w:name="Grid Table 4 Accent 2" w:uiPriority="49"/>
+    <w:lsdException w:name="Grid Table 5 Dark Accent 2" w:uiPriority="50"/>
+    <w:lsdException w:name="Grid Table 6 Colorful Accent 2" w:uiPriority="51"/>
+    <w:lsdException w:name="Grid Table 7 Colorful Accent 2" w:uiPriority="52"/>
+    <w:lsdException w:name="Grid Table 1 Light Accent 3" w:uiPriority="46"/>
+    <w:lsdException w:name="Grid Table 2 Accent 3" w:uiPriority="47"/>
+    <w:lsdException w:name="Grid Table 3 Accent 3" w:uiPriority="48"/>
+    <w:lsdException w:name="Grid Table 4 Accent 3" w:uiPriority="49"/>
+    <w:lsdException w:name="Grid Table 5 Dark Accent 3" w:uiPriority="50"/>
+    <w:lsdException w:name="Grid Table 6 Colorful Accent 3" w:uiPriority="51"/>
+    <w:lsdException w:name="Grid Table 7 Colorful Accent 3" w:uiPriority="52"/>
+    <w:lsdException w:name="Grid Table 1 Light Accent 4" w:uiPriority="46"/>
+    <w:lsdException w:name="Grid Table 2 Accent 4" w:uiPriority="47"/>
+    <w:lsdException w:name="Grid Table 3 Accent 4" w:uiPriority="48"/>
+    <w:lsdException w:name="Grid Table 4 Accent 4" w:uiPriority="49"/>
+    <w:lsdException w:name="Grid Table 5 Dark Accent 4" w:uiPriority="50"/>
+    <w:lsdException w:name="Grid Table 6 Colorful Accent 4" w:uiPriority="51"/>
+    <w:lsdException w:name="Grid Table 7 Colorful Accent 4" w:uiPriority="52"/>
+    <w:lsdException w:name="Grid Table 1 Light Accent 5" w:uiPriority="46"/>
+    <w:lsdException w:name="Grid Table 2 Accent 5" w:uiPriority="47"/>
+    <w:lsdException w:name="Grid Table 3 Accent 5" w:uiPriority="48"/>
+    <w:lsdException w:name="Grid Table 4 Accent 5" w:uiPriority="49"/>
+    <w:lsdException w:name="Grid Table 5 Dark Accent 5" w:uiPriority="50"/>
+    <w:lsdException w:name="Grid Table 6 Colorful Accent 5" w:uiPriority="51"/>
+    <w:lsdException w:name="Grid Table 7 Colorful Accent 5" w:uiPriority="52"/>
+    <w:lsdException w:name="Grid Table 1 Light Accent 6" w:uiPriority="46"/>
+    <w:lsdException w:name="Grid Table 2 Accent 6" w:uiPriority="47"/>
+    <w:lsdException w:name="Grid Table 3 Accent 6" w:uiPriority="48"/>
+    <w:lsdException w:name="Grid Table 4 Accent 6" w:uiPriority="49"/>
+    <w:lsdException w:name="Grid Table 5 Dark Accent 6" w:uiPriority="50"/>
+    <w:lsdException w:name="Grid Table 6 Colorful Accent 6" w:uiPriority="51"/>
+    <w:lsdException w:name="Grid Table 7 Colorful Accent 6" w:uiPriority="52"/>
+    <w:lsdException w:name="List Table 1 Light" w:uiPriority="46"/>
+    <w:lsdException w:name="List Table 2" w:uiPriority="47"/>
+    <w:lsdException w:name="List Table 3" w:uiPriority="48"/>
+    <w:lsdException w:name="List Table 4" w:uiPriority="49"/>
+    <w:lsdException w:name="List Table 5 Dark" w:uiPriority="50"/>
+    <w:lsdException w:name="List Table 6 Colorful" w:uiPriority="51"/>
+    <w:lsdException w:name="List Table 7 Colorful" w:uiPriority="52"/>
+    <w:lsdException w:name="List Table 1 Light Accent 1" w:uiPriority="46"/>
+    <w:lsdException w:name="List Table 2 Accent 1" w:uiPriority="47"/>
+    <w:lsdException w:name="List Table 3 Accent 1" w:uiPriority="48"/>
+    <w:lsdException w:name="List Table 4 Accent 1" w:uiPriority="49"/>
+    <w:lsdException w:name="List Table 5 Dark Accent 1" w:uiPriority="50"/>
+    <w:lsdException w:name="List Table 6 Colorful Accent 1" w:uiPriority="51"/>
+    <w:lsdException w:name="List Table 7 Colorful Accent 1" w:uiPriority="52"/>
+    <w:lsdException w:name="List Table 1 Light Accent 2" w:uiPriority="46"/>
+    <w:lsdException w:name="List Table 2 Accent 2" w:uiPriority="47"/>
+    <w:lsdException w:name="List Table 3 Accent 2" w:uiPriority="48"/>
+    <w:lsdException w:name="List Table 4 Accent 2" w:uiPriority="49"/>
+    <w:lsdException w:name="List Table 5 Dark Accent 2" w:uiPriority="50"/>
+    <w:lsdException w:name="List Table 6 Colorful Accent 2" w:uiPriority="51"/>
+    <w:lsdException w:name="List Table 7 Colorful Accent 2" w:uiPriority="52"/>
+    <w:lsdException w:name="List Table 1 Light Accent 3" w:uiPriority="46"/>
+    <w:lsdException w:name="List Table 2 Accent 3" w:uiPriority="47"/>
+    <w:lsdException w:name="List Table 3 Accent 3" w:uiPriority="48"/>
+    <w:lsdException w:name="List Table 4 Accent 3" w:uiPriority="49"/>
+    <w:lsdException w:name="List Table 5 Dark Accent 3" w:uiPriority="50"/>
+    <w:lsdException w:name="List Table 6 Colorful Accent 3" w:uiPriority="51"/>
+    <w:lsdException w:name="List Table 7 Colorful Accent 3" w:uiPriority="52"/>
+    <w:lsdException w:name="List Table 1 Light Accent 4" w:uiPriority="46"/>
+    <w:lsdException w:name="List Table 2 Accent 4" w:uiPriority="47"/>
+    <w:lsdException w:name="List Table 3 Accent 4" w:uiPriority="48"/>
+    <w:lsdException w:name="List Table 4 Accent 4" w:uiPriority="49"/>
+    <w:lsdException w:name="List Table 5 Dark Accent 4" w:uiPriority="50"/>
+    <w:lsdException w:name="List Table 6 Colorful Accent 4" w:uiPriority="51"/>
+    <w:lsdException w:name="List Table 7 Colorful Accent 4" w:uiPriority="52"/>
+    <w:lsdException w:name="List Table 1 Light Accent 5" w:uiPriority="46"/>
+    <w:lsdException w:name="List Table 2 Accent 5" w:uiPriority="47"/>
+    <w:lsdException w:name="List Table 3 Accent 5" w:uiPriority="48"/>
+    <w:lsdException w:name="List Table 4 Accent 5" w:uiPriority="49"/>
+    <w:lsdException w:name="List Table 5 Dark Accent 5" w:uiPriority="50"/>
+    <w:lsdException w:name="List Table 6 Colorful Accent 5" w:uiPriority="51"/>
+    <w:lsdException w:name="List Table 7 Colorful Accent 5" w:uiPriority="52"/>
+    <w:lsdException w:name="List Table 1 Light Accent 6" w:uiPriority="46"/>
+    <w:lsdException w:name="List Table 2 Accent 6" w:uiPriority="47"/>
+    <w:lsdException w:name="List Table 3 Accent 6" w:uiPriority="48"/>
+    <w:lsdException w:name="List Table 4 Accent 6" w:uiPriority="49"/>
+    <w:lsdException w:name="List Table 5 Dark Accent 6" w:uiPriority="50"/>
+    <w:lsdException w:name="List Table 6 Colorful Accent 6" w:uiPriority="51"/>
+    <w:lsdException w:name="List Table 7 Colorful Accent 6" w:uiPriority="52"/>
+    <w:lsdException w:name="Mention" w:semiHidden="1" w:unhideWhenUsed="1"/>
+    <w:lsdException w:name="Smart Hyperlink" w:semiHidden="1" w:unhideWhenUsed="1"/>
+    <w:lsdException w:name="Hashtag" w:semiHidden="1" w:unhideWhenUsed="1"/>
+    <w:lsdException w:name="Unresolved Mention" w:semiHidden="1" w:unhideWhenUsed="1"/>
+    <w:lsdException w:name="Smart Link" w:semiHidden="1" w:unhideWhenUsed="1"/>
   </w:latentStyles>
-  <w:style w:type="paragraph" w:default="1" w:styleId="1">
+  <w:style w:type="paragraph" w:default="1" w:styleId="Normal">
     <w:name w:val="Normal"/>
+    <w:uiPriority w:val="1"/>
     <w:qFormat/>
-    <w:uiPriority w:val="1"/>
     <w:pPr>
       <w:widowControl w:val="0"/>
       <w:autoSpaceDE w:val="0"/>
       <w:autoSpaceDN w:val="0"/>
     </w:pPr>
     <w:rPr>
-      <w:rFonts w:ascii="Sitka Display" w:hAnsi="Sitka Display" w:eastAsia="Sitka Display" w:cs="Sitka Display"/>
+      <w:rFonts w:ascii="Sitka Display" w:eastAsia="Sitka Display" w:hAnsi="Sitka Display" w:cs="Sitka Display"/>
       <w:sz w:val="22"/>
       <w:szCs w:val="22"/>
-      <w:lang w:val="en-US" w:eastAsia="en-US" w:bidi="ar-SA"/>
     </w:rPr>
   </w:style>
-  <w:style w:type="paragraph" w:styleId="2">
+  <w:style w:type="paragraph" w:styleId="Heading1">
     <w:name w:val="heading 1"/>
-    <w:basedOn w:val="1"/>
+    <w:basedOn w:val="Normal"/>
+    <w:uiPriority w:val="1"/>
     <w:qFormat/>
-    <w:uiPriority w:val="1"/>
     <w:pPr>
       <w:ind w:left="284"/>
       <w:outlineLvl w:val="0"/>
@@ -5835,11 +5872,11 @@
       <w:szCs w:val="24"/>
     </w:rPr>
   </w:style>
-  <w:style w:type="paragraph" w:styleId="3">
+  <w:style w:type="paragraph" w:styleId="Heading2">
     <w:name w:val="heading 2"/>
-    <w:basedOn w:val="1"/>
+    <w:basedOn w:val="Normal"/>
+    <w:uiPriority w:val="1"/>
     <w:qFormat/>
-    <w:uiPriority w:val="1"/>
     <w:pPr>
       <w:spacing w:before="51" w:line="296" w:lineRule="exact"/>
       <w:ind w:left="303"/>
@@ -5850,19 +5887,19 @@
       <w:bCs/>
     </w:rPr>
   </w:style>
-  <w:style w:type="character" w:default="1" w:styleId="4">
+  <w:style w:type="character" w:default="1" w:styleId="DefaultParagraphFont">
     <w:name w:val="Default Paragraph Font"/>
+    <w:uiPriority w:val="1"/>
     <w:semiHidden/>
     <w:unhideWhenUsed/>
-    <w:qFormat/>
-    <w:uiPriority w:val="1"/>
   </w:style>
-  <w:style w:type="table" w:default="1" w:styleId="5">
+  <w:style w:type="table" w:default="1" w:styleId="TableNormal">
     <w:name w:val="Normal Table"/>
+    <w:uiPriority w:val="99"/>
     <w:semiHidden/>
     <w:unhideWhenUsed/>
-    <w:uiPriority w:val="99"/>
     <w:tblPr>
+      <w:tblInd w:w="0" w:type="dxa"/>
       <w:tblCellMar>
         <w:top w:w="0" w:type="dxa"/>
         <w:left w:w="108" w:type="dxa"/>
@@ -5871,39 +5908,40 @@
       </w:tblCellMar>
     </w:tblPr>
   </w:style>
-  <w:style w:type="paragraph" w:styleId="6">
+  <w:style w:type="numbering" w:default="1" w:styleId="NoList">
+    <w:name w:val="No List"/>
+    <w:uiPriority w:val="99"/>
+    <w:semiHidden/>
+    <w:unhideWhenUsed/>
+  </w:style>
+  <w:style w:type="paragraph" w:styleId="BodyText">
     <w:name w:val="Body Text"/>
-    <w:basedOn w:val="1"/>
+    <w:basedOn w:val="Normal"/>
+    <w:uiPriority w:val="1"/>
     <w:qFormat/>
-    <w:uiPriority w:val="1"/>
     <w:pPr>
       <w:ind w:left="961" w:hanging="361"/>
     </w:pPr>
   </w:style>
-  <w:style w:type="character" w:styleId="7">
+  <w:style w:type="character" w:styleId="FollowedHyperlink">
     <w:name w:val="FollowedHyperlink"/>
-    <w:basedOn w:val="4"/>
+    <w:basedOn w:val="DefaultParagraphFont"/>
+    <w:uiPriority w:val="99"/>
     <w:semiHidden/>
     <w:unhideWhenUsed/>
     <w:qFormat/>
-    <w:uiPriority w:val="99"/>
     <w:rPr>
       <w:color w:val="800080" w:themeColor="followedHyperlink"/>
       <w:u w:val="single"/>
-      <w14:textFill>
-        <w14:solidFill>
-          <w14:schemeClr w14:val="folHlink"/>
-        </w14:solidFill>
-      </w14:textFill>
     </w:rPr>
   </w:style>
-  <w:style w:type="paragraph" w:styleId="8">
+  <w:style w:type="paragraph" w:styleId="Footer">
     <w:name w:val="footer"/>
-    <w:basedOn w:val="1"/>
-    <w:link w:val="16"/>
+    <w:basedOn w:val="Normal"/>
+    <w:link w:val="FooterChar"/>
+    <w:uiPriority w:val="99"/>
     <w:unhideWhenUsed/>
     <w:qFormat/>
-    <w:uiPriority w:val="99"/>
     <w:pPr>
       <w:tabs>
         <w:tab w:val="center" w:pos="4680"/>
@@ -5911,13 +5949,13 @@
       </w:tabs>
     </w:pPr>
   </w:style>
-  <w:style w:type="paragraph" w:styleId="9">
+  <w:style w:type="paragraph" w:styleId="Header">
     <w:name w:val="header"/>
-    <w:basedOn w:val="1"/>
-    <w:link w:val="15"/>
+    <w:basedOn w:val="Normal"/>
+    <w:link w:val="HeaderChar"/>
+    <w:uiPriority w:val="99"/>
     <w:unhideWhenUsed/>
     <w:qFormat/>
-    <w:uiPriority w:val="99"/>
     <w:pPr>
       <w:tabs>
         <w:tab w:val="center" w:pos="4680"/>
@@ -5925,84 +5963,79 @@
       </w:tabs>
     </w:pPr>
   </w:style>
-  <w:style w:type="character" w:styleId="10">
+  <w:style w:type="character" w:styleId="Hyperlink">
     <w:name w:val="Hyperlink"/>
-    <w:basedOn w:val="4"/>
+    <w:basedOn w:val="DefaultParagraphFont"/>
+    <w:uiPriority w:val="99"/>
     <w:unhideWhenUsed/>
     <w:qFormat/>
-    <w:uiPriority w:val="99"/>
     <w:rPr>
       <w:color w:val="0000FF" w:themeColor="hyperlink"/>
       <w:u w:val="single"/>
-      <w14:textFill>
-        <w14:solidFill>
-          <w14:schemeClr w14:val="hlink"/>
-        </w14:solidFill>
-      </w14:textFill>
     </w:rPr>
   </w:style>
-  <w:style w:type="paragraph" w:styleId="11">
+  <w:style w:type="paragraph" w:styleId="NormalWeb">
     <w:name w:val="Normal (Web)"/>
-    <w:basedOn w:val="1"/>
+    <w:basedOn w:val="Normal"/>
+    <w:uiPriority w:val="99"/>
     <w:unhideWhenUsed/>
     <w:qFormat/>
-    <w:uiPriority w:val="99"/>
     <w:rPr>
       <w:rFonts w:ascii="Times New Roman" w:hAnsi="Times New Roman" w:cs="Times New Roman"/>
       <w:sz w:val="24"/>
       <w:szCs w:val="24"/>
     </w:rPr>
   </w:style>
-  <w:style w:type="paragraph" w:styleId="12">
+  <w:style w:type="paragraph" w:styleId="Title">
     <w:name w:val="Title"/>
-    <w:basedOn w:val="1"/>
+    <w:basedOn w:val="Normal"/>
+    <w:uiPriority w:val="1"/>
     <w:qFormat/>
-    <w:uiPriority w:val="1"/>
     <w:pPr>
       <w:spacing w:before="56"/>
       <w:ind w:left="3583"/>
     </w:pPr>
     <w:rPr>
-      <w:rFonts w:ascii="Times New Roman" w:hAnsi="Times New Roman" w:eastAsia="Times New Roman" w:cs="Times New Roman"/>
+      <w:rFonts w:ascii="Times New Roman" w:eastAsia="Times New Roman" w:hAnsi="Times New Roman" w:cs="Times New Roman"/>
       <w:b/>
       <w:bCs/>
       <w:sz w:val="48"/>
       <w:szCs w:val="48"/>
     </w:rPr>
   </w:style>
-  <w:style w:type="paragraph" w:styleId="13">
+  <w:style w:type="paragraph" w:styleId="ListParagraph">
     <w:name w:val="List Paragraph"/>
-    <w:basedOn w:val="1"/>
+    <w:basedOn w:val="Normal"/>
+    <w:uiPriority w:val="34"/>
     <w:qFormat/>
-    <w:uiPriority w:val="34"/>
     <w:pPr>
       <w:ind w:left="961" w:hanging="361"/>
     </w:pPr>
   </w:style>
-  <w:style w:type="paragraph" w:customStyle="1" w:styleId="14">
+  <w:style w:type="paragraph" w:customStyle="1" w:styleId="TableParagraph">
     <w:name w:val="Table Paragraph"/>
-    <w:basedOn w:val="1"/>
+    <w:basedOn w:val="Normal"/>
+    <w:uiPriority w:val="1"/>
     <w:qFormat/>
-    <w:uiPriority w:val="1"/>
   </w:style>
-  <w:style w:type="character" w:customStyle="1" w:styleId="15">
+  <w:style w:type="character" w:customStyle="1" w:styleId="HeaderChar">
     <w:name w:val="Header Char"/>
-    <w:basedOn w:val="4"/>
-    <w:link w:val="9"/>
+    <w:basedOn w:val="DefaultParagraphFont"/>
+    <w:link w:val="Header"/>
+    <w:uiPriority w:val="99"/>
     <w:qFormat/>
-    <w:uiPriority w:val="99"/>
     <w:rPr>
-      <w:rFonts w:ascii="Sitka Display" w:hAnsi="Sitka Display" w:eastAsia="Sitka Display" w:cs="Sitka Display"/>
+      <w:rFonts w:ascii="Sitka Display" w:eastAsia="Sitka Display" w:hAnsi="Sitka Display" w:cs="Sitka Display"/>
     </w:rPr>
   </w:style>
-  <w:style w:type="character" w:customStyle="1" w:styleId="16">
+  <w:style w:type="character" w:customStyle="1" w:styleId="FooterChar">
     <w:name w:val="Footer Char"/>
-    <w:basedOn w:val="4"/>
-    <w:link w:val="8"/>
+    <w:basedOn w:val="DefaultParagraphFont"/>
+    <w:link w:val="Footer"/>
+    <w:uiPriority w:val="99"/>
     <w:qFormat/>
-    <w:uiPriority w:val="99"/>
     <w:rPr>
-      <w:rFonts w:ascii="Sitka Display" w:hAnsi="Sitka Display" w:eastAsia="Sitka Display" w:cs="Sitka Display"/>
+      <w:rFonts w:ascii="Sitka Display" w:eastAsia="Sitka Display" w:hAnsi="Sitka Display" w:cs="Sitka Display"/>
     </w:rPr>
   </w:style>
 </w:styles>
@@ -6287,6 +6320,7 @@
     </a:fmtScheme>
   </a:themeElements>
   <a:objectDefaults/>
+  <a:extraClrSchemeLst/>
 </a:theme>
 </file>
 

--- a/1.1_resume/me/shahil_Ds_CV_jun2026 - Copy (2)update.docx
+++ b/1.1_resume/me/shahil_Ds_CV_jun2026 - Copy (2)update.docx
@@ -563,22 +563,12 @@
               </wp:anchor>
             </w:drawing>
           </mc:Choice>
-          <mc:Fallback xmlns:wpsCustomData="http://www.wps.cn/officeDocument/2013/wpsCustomData">
+          <mc:Fallback>
             <w:pict>
-              <v:group id="docshapegroup4" o:spid="_x0000_s1026" o:spt="203" style="position:absolute;left:0pt;margin-left:43.2pt;margin-top:14.05pt;height:0.75pt;width:525.8pt;mso-position-horizontal-relative:page;z-index:-251657216;mso-width-relative:page;mso-height-relative:page;" coordorigin="864,281" coordsize="10516,15" o:gfxdata="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">
-                <o:lock v:ext="edit" aspectratio="f"/>
-                <v:rect id="docshape5" o:spid="_x0000_s1026" o:spt="1" style="position:absolute;left:864;top:280;height:15;width:1566;" fillcolor="#365F91" filled="t" stroked="f" coordsize="21600,21600" o:gfxdata="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">
-                  <v:fill on="t" focussize="0,0"/>
-                  <v:stroke on="f"/>
-                  <v:imagedata o:title=""/>
-                  <o:lock v:ext="edit" aspectratio="f"/>
-                </v:rect>
-                <v:rect id="docshape6" o:spid="_x0000_s1026" o:spt="1" style="position:absolute;left:2429;top:280;height:15;width:8951;" fillcolor="#000000" filled="t" stroked="f" coordsize="21600,21600" o:gfxdata="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">
-                  <v:fill on="t" focussize="0,0"/>
-                  <v:stroke on="f"/>
-                  <v:imagedata o:title=""/>
-                  <o:lock v:ext="edit" aspectratio="f"/>
-                </v:rect>
+              <v:group w14:anchorId="0724620C" id="docshapegroup4" o:spid="_x0000_s1026" style="position:absolute;margin-left:43.2pt;margin-top:14.05pt;width:525.8pt;height:.75pt;z-index:-251661312;mso-position-horizontal-relative:page" coordorigin="864,281" coordsize="10516,15" o:gfxdata="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">
+                <v:rect id="docshape5" o:spid="_x0000_s1027" style="position:absolute;left:864;top:280;width:1566;height:15;visibility:visible;mso-wrap-style:square;v-text-anchor:top" o:gfxdata="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" fillcolor="#365f91" stroked="f"/>
+                <v:rect id="docshape6" o:spid="_x0000_s1028" style="position:absolute;left:2429;top:280;width:8951;height:15;visibility:visible;mso-wrap-style:square;v-text-anchor:top" o:gfxdata="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" fillcolor="black" stroked="f"/>
+                <w10:wrap anchorx="page"/>
               </v:group>
             </w:pict>
           </mc:Fallback>
@@ -623,7 +613,23 @@
           <w:b/>
           <w:bCs/>
         </w:rPr>
-        <w:t xml:space="preserve">Programming       : </w:t>
+        <w:t xml:space="preserve">Programming       </w:t>
+      </w:r>
+      <w:r>
+        <w:rPr>
+          <w:rFonts w:asciiTheme="minorHAnsi" w:hAnsiTheme="minorHAnsi" w:cstheme="minorHAnsi"/>
+          <w:b/>
+          <w:bCs/>
+        </w:rPr>
+        <w:t xml:space="preserve"> </w:t>
+      </w:r>
+      <w:r>
+        <w:rPr>
+          <w:rFonts w:asciiTheme="minorHAnsi" w:hAnsiTheme="minorHAnsi" w:cstheme="minorHAnsi"/>
+          <w:b/>
+          <w:bCs/>
+        </w:rPr>
+        <w:t xml:space="preserve">: </w:t>
       </w:r>
       <w:r>
         <w:rPr>
@@ -906,22 +912,12 @@
               </wp:anchor>
             </w:drawing>
           </mc:Choice>
-          <mc:Fallback xmlns:wpsCustomData="http://www.wps.cn/officeDocument/2013/wpsCustomData">
+          <mc:Fallback>
             <w:pict>
-              <v:group id="docshapegroup7" o:spid="_x0000_s1026" o:spt="203" style="position:absolute;left:0pt;margin-left:43.2pt;margin-top:22.3pt;height:0.75pt;width:525.85pt;mso-position-horizontal-relative:page;z-index:-251656192;mso-width-relative:page;mso-height-relative:page;" coordorigin="864,446" coordsize="10517,15" o:gfxdata="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">
-                <o:lock v:ext="edit" aspectratio="f"/>
-                <v:rect id="docshape8" o:spid="_x0000_s1026" o:spt="1" style="position:absolute;left:864;top:445;height:15;width:1148;" fillcolor="#365F91" filled="t" stroked="f" coordsize="21600,21600" o:gfxdata="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">
-                  <v:fill on="t" focussize="0,0"/>
-                  <v:stroke on="f"/>
-                  <v:imagedata o:title=""/>
-                  <o:lock v:ext="edit" aspectratio="f"/>
-                </v:rect>
-                <v:rect id="docshape9" o:spid="_x0000_s1026" o:spt="1" style="position:absolute;left:2012;top:445;height:15;width:9369;" fillcolor="#000000" filled="t" stroked="f" coordsize="21600,21600" o:gfxdata="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">
-                  <v:fill on="t" focussize="0,0"/>
-                  <v:stroke on="f"/>
-                  <v:imagedata o:title=""/>
-                  <o:lock v:ext="edit" aspectratio="f"/>
-                </v:rect>
+              <v:group w14:anchorId="3C19941E" id="docshapegroup7" o:spid="_x0000_s1026" style="position:absolute;margin-left:43.2pt;margin-top:22.3pt;width:525.85pt;height:.75pt;z-index:-251660288;mso-position-horizontal-relative:page" coordorigin="864,446" coordsize="10517,15" o:gfxdata="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">
+                <v:rect id="docshape8" o:spid="_x0000_s1027" style="position:absolute;left:864;top:445;width:1148;height:15;visibility:visible;mso-wrap-style:square;v-text-anchor:top" o:gfxdata="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" fillcolor="#365f91" stroked="f"/>
+                <v:rect id="docshape9" o:spid="_x0000_s1028" style="position:absolute;left:2012;top:445;width:9369;height:15;visibility:visible;mso-wrap-style:square;v-text-anchor:top" o:gfxdata="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" fillcolor="black" stroked="f"/>
+                <w10:wrap anchorx="page"/>
               </v:group>
             </w:pict>
           </mc:Fallback>
@@ -968,14 +964,7 @@
           <w:rFonts w:asciiTheme="minorHAnsi" w:hAnsiTheme="minorHAnsi" w:cstheme="minorHAnsi"/>
           <w:b/>
         </w:rPr>
-        <w:t>Scien</w:t>
-      </w:r>
-      <w:r>
-        <w:rPr>
-          <w:rFonts w:asciiTheme="minorHAnsi" w:hAnsiTheme="minorHAnsi" w:cstheme="minorHAnsi"/>
-          <w:b/>
-        </w:rPr>
-        <w:t xml:space="preserve">tist &amp; </w:t>
+        <w:t xml:space="preserve">Scientist &amp; </w:t>
       </w:r>
       <w:r>
         <w:rPr>
@@ -1270,12 +1259,248 @@
     </w:p>
     <w:p>
       <w:pPr>
+        <w:pStyle w:val="NormalWeb"/>
+        <w:widowControl/>
+        <w:numPr>
+          <w:ilvl w:val="0"/>
+          <w:numId w:val="1"/>
+        </w:numPr>
+        <w:autoSpaceDE/>
+        <w:autoSpaceDN/>
+        <w:rPr>
+          <w:rFonts w:asciiTheme="minorHAnsi" w:hAnsiTheme="minorHAnsi" w:cstheme="minorHAnsi"/>
+          <w:sz w:val="22"/>
+          <w:szCs w:val="22"/>
+        </w:rPr>
+      </w:pPr>
+      <w:r>
+        <w:rPr>
+          <w:rFonts w:asciiTheme="minorHAnsi" w:hAnsiTheme="minorHAnsi" w:cstheme="minorHAnsi"/>
+          <w:b/>
+          <w:bCs/>
+          <w:color w:val="000000"/>
+          <w:sz w:val="22"/>
+          <w:szCs w:val="22"/>
+        </w:rPr>
+        <w:t>Develop a chatbot for better student experience using RAG Archtecture.</w:t>
+      </w:r>
+    </w:p>
+    <w:p>
+      <w:pPr>
         <w:pStyle w:val="ListParagraph"/>
         <w:rPr>
           <w:rFonts w:asciiTheme="minorHAnsi" w:hAnsiTheme="minorHAnsi" w:cstheme="minorHAnsi"/>
           <w:b/>
         </w:rPr>
       </w:pPr>
+    </w:p>
+    <w:p>
+      <w:pPr>
+        <w:spacing w:line="300" w:lineRule="exact"/>
+        <w:ind w:left="294"/>
+        <w:rPr>
+          <w:rFonts w:asciiTheme="minorHAnsi" w:hAnsiTheme="minorHAnsi" w:cstheme="minorHAnsi"/>
+          <w:b/>
+          <w:spacing w:val="-4"/>
+        </w:rPr>
+      </w:pPr>
+      <w:r>
+        <w:rPr>
+          <w:rFonts w:asciiTheme="minorHAnsi" w:hAnsiTheme="minorHAnsi" w:cstheme="minorHAnsi"/>
+          <w:b/>
+        </w:rPr>
+        <w:t>Data</w:t>
+      </w:r>
+      <w:r>
+        <w:rPr>
+          <w:rFonts w:asciiTheme="minorHAnsi" w:hAnsiTheme="minorHAnsi" w:cstheme="minorHAnsi"/>
+          <w:b/>
+          <w:spacing w:val="-16"/>
+        </w:rPr>
+        <w:t xml:space="preserve"> </w:t>
+      </w:r>
+      <w:r>
+        <w:rPr>
+          <w:rFonts w:asciiTheme="minorHAnsi" w:hAnsiTheme="minorHAnsi" w:cstheme="minorHAnsi"/>
+          <w:b/>
+        </w:rPr>
+        <w:t>Scientist</w:t>
+      </w:r>
+      <w:r>
+        <w:rPr>
+          <w:rFonts w:asciiTheme="minorHAnsi" w:hAnsiTheme="minorHAnsi" w:cstheme="minorHAnsi"/>
+          <w:b/>
+          <w:spacing w:val="-13"/>
+        </w:rPr>
+        <w:t xml:space="preserve"> </w:t>
+      </w:r>
+      <w:r>
+        <w:rPr>
+          <w:rFonts w:asciiTheme="minorHAnsi" w:hAnsiTheme="minorHAnsi" w:cstheme="minorHAnsi"/>
+          <w:b/>
+        </w:rPr>
+        <w:t>Intern</w:t>
+      </w:r>
+      <w:r>
+        <w:rPr>
+          <w:rFonts w:asciiTheme="minorHAnsi" w:hAnsiTheme="minorHAnsi" w:cstheme="minorHAnsi"/>
+          <w:b/>
+          <w:spacing w:val="-6"/>
+        </w:rPr>
+        <w:t xml:space="preserve"> </w:t>
+      </w:r>
+      <w:r>
+        <w:rPr>
+          <w:rFonts w:asciiTheme="minorHAnsi" w:hAnsiTheme="minorHAnsi" w:cstheme="minorHAnsi"/>
+          <w:b/>
+        </w:rPr>
+        <w:t>|</w:t>
+      </w:r>
+      <w:r>
+        <w:rPr>
+          <w:rFonts w:asciiTheme="minorHAnsi" w:hAnsiTheme="minorHAnsi" w:cstheme="minorHAnsi"/>
+          <w:b/>
+          <w:spacing w:val="-12"/>
+        </w:rPr>
+        <w:t xml:space="preserve"> </w:t>
+      </w:r>
+      <w:r>
+        <w:rPr>
+          <w:rFonts w:asciiTheme="minorHAnsi" w:hAnsiTheme="minorHAnsi" w:cstheme="minorHAnsi"/>
+          <w:b/>
+        </w:rPr>
+        <w:t>PW Skills -</w:t>
+      </w:r>
+      <w:r>
+        <w:rPr>
+          <w:rFonts w:asciiTheme="minorHAnsi" w:hAnsiTheme="minorHAnsi" w:cstheme="minorHAnsi"/>
+          <w:b/>
+          <w:spacing w:val="-14"/>
+        </w:rPr>
+        <w:t xml:space="preserve"> </w:t>
+      </w:r>
+      <w:r>
+        <w:rPr>
+          <w:rFonts w:asciiTheme="minorHAnsi" w:hAnsiTheme="minorHAnsi" w:cstheme="minorHAnsi"/>
+          <w:b/>
+        </w:rPr>
+        <w:t>(</w:t>
+      </w:r>
+      <w:r>
+        <w:rPr>
+          <w:rFonts w:asciiTheme="minorHAnsi" w:hAnsiTheme="minorHAnsi" w:cstheme="minorHAnsi"/>
+        </w:rPr>
+        <w:t>Oct</w:t>
+      </w:r>
+      <w:r>
+        <w:rPr>
+          <w:rFonts w:asciiTheme="minorHAnsi" w:hAnsiTheme="minorHAnsi" w:cstheme="minorHAnsi"/>
+          <w:spacing w:val="-12"/>
+        </w:rPr>
+        <w:t xml:space="preserve"> </w:t>
+      </w:r>
+      <w:r>
+        <w:rPr>
+          <w:rFonts w:asciiTheme="minorHAnsi" w:hAnsiTheme="minorHAnsi" w:cstheme="minorHAnsi"/>
+        </w:rPr>
+        <w:t>2023</w:t>
+      </w:r>
+      <w:r>
+        <w:rPr>
+          <w:rFonts w:asciiTheme="minorHAnsi" w:hAnsiTheme="minorHAnsi" w:cstheme="minorHAnsi"/>
+          <w:spacing w:val="-12"/>
+        </w:rPr>
+        <w:t xml:space="preserve"> </w:t>
+      </w:r>
+      <w:r>
+        <w:rPr>
+          <w:rFonts w:asciiTheme="minorHAnsi" w:hAnsiTheme="minorHAnsi" w:cstheme="minorHAnsi"/>
+        </w:rPr>
+        <w:t>-</w:t>
+      </w:r>
+      <w:r>
+        <w:rPr>
+          <w:rFonts w:asciiTheme="minorHAnsi" w:hAnsiTheme="minorHAnsi" w:cstheme="minorHAnsi"/>
+          <w:spacing w:val="-12"/>
+        </w:rPr>
+        <w:t xml:space="preserve"> </w:t>
+      </w:r>
+      <w:r>
+        <w:rPr>
+          <w:rFonts w:asciiTheme="minorHAnsi" w:hAnsiTheme="minorHAnsi" w:cstheme="minorHAnsi"/>
+        </w:rPr>
+        <w:t>Feb</w:t>
+      </w:r>
+      <w:r>
+        <w:rPr>
+          <w:rFonts w:asciiTheme="minorHAnsi" w:hAnsiTheme="minorHAnsi" w:cstheme="minorHAnsi"/>
+          <w:spacing w:val="-13"/>
+        </w:rPr>
+        <w:t xml:space="preserve"> </w:t>
+      </w:r>
+      <w:r>
+        <w:rPr>
+          <w:rFonts w:asciiTheme="minorHAnsi" w:hAnsiTheme="minorHAnsi" w:cstheme="minorHAnsi"/>
+          <w:spacing w:val="-4"/>
+        </w:rPr>
+        <w:t>2024</w:t>
+      </w:r>
+      <w:r>
+        <w:rPr>
+          <w:rFonts w:asciiTheme="minorHAnsi" w:hAnsiTheme="minorHAnsi" w:cstheme="minorHAnsi"/>
+          <w:b/>
+          <w:spacing w:val="-4"/>
+        </w:rPr>
+        <w:t>)</w:t>
+      </w:r>
+    </w:p>
+    <w:p>
+      <w:pPr>
+        <w:pStyle w:val="ListParagraph"/>
+        <w:numPr>
+          <w:ilvl w:val="0"/>
+          <w:numId w:val="1"/>
+        </w:numPr>
+        <w:tabs>
+          <w:tab w:val="left" w:pos="821"/>
+          <w:tab w:val="left" w:pos="823"/>
+        </w:tabs>
+        <w:spacing w:before="2" w:line="211" w:lineRule="auto"/>
+        <w:ind w:right="504" w:hanging="312"/>
+        <w:rPr>
+          <w:rFonts w:asciiTheme="minorHAnsi" w:eastAsia="SimSun" w:hAnsiTheme="minorHAnsi" w:cstheme="minorHAnsi"/>
+        </w:rPr>
+      </w:pPr>
+      <w:r>
+        <w:rPr>
+          <w:rFonts w:asciiTheme="minorHAnsi" w:eastAsia="SimSun" w:hAnsiTheme="minorHAnsi" w:cstheme="minorHAnsi"/>
+        </w:rPr>
+        <w:t xml:space="preserve">Mentor students through projects, mock interviews, and placement preparation. </w:t>
+      </w:r>
+    </w:p>
+    <w:p>
+      <w:pPr>
+        <w:pStyle w:val="ListParagraph"/>
+        <w:numPr>
+          <w:ilvl w:val="0"/>
+          <w:numId w:val="1"/>
+        </w:numPr>
+        <w:tabs>
+          <w:tab w:val="left" w:pos="821"/>
+          <w:tab w:val="left" w:pos="823"/>
+        </w:tabs>
+        <w:spacing w:before="2" w:line="211" w:lineRule="auto"/>
+        <w:ind w:right="504" w:hanging="312"/>
+        <w:rPr>
+          <w:rFonts w:asciiTheme="minorHAnsi" w:hAnsiTheme="minorHAnsi" w:cstheme="minorHAnsi"/>
+        </w:rPr>
+      </w:pPr>
+      <w:r>
+        <w:rPr>
+          <w:rFonts w:asciiTheme="minorHAnsi" w:eastAsia="SimSun" w:hAnsiTheme="minorHAnsi" w:cstheme="minorHAnsi"/>
+        </w:rPr>
+        <w:t>Guide learners in building end-to-end industry-level ML and AI solutions.</w:t>
+      </w:r>
     </w:p>
     <w:p>
       <w:pPr>
@@ -1287,14 +1512,35 @@
         <w:ind w:right="504"/>
         <w:rPr>
           <w:rFonts w:asciiTheme="minorHAnsi" w:hAnsiTheme="minorHAnsi" w:cstheme="minorHAnsi"/>
-        </w:rPr>
-      </w:pPr>
-      <w:r>
-        <w:rPr>
-          <w:rFonts w:asciiTheme="minorHAnsi" w:hAnsiTheme="minorHAnsi" w:cstheme="minorHAnsi"/>
-          <w:b/>
-        </w:rPr>
-        <w:t xml:space="preserve">      Data Analyst |Fine Air Solutions</w:t>
+          <w:b/>
+        </w:rPr>
+      </w:pPr>
+    </w:p>
+    <w:p>
+      <w:pPr>
+        <w:tabs>
+          <w:tab w:val="left" w:pos="821"/>
+          <w:tab w:val="left" w:pos="823"/>
+        </w:tabs>
+        <w:spacing w:before="2" w:line="211" w:lineRule="auto"/>
+        <w:ind w:right="504"/>
+        <w:rPr>
+          <w:rFonts w:asciiTheme="minorHAnsi" w:hAnsiTheme="minorHAnsi" w:cstheme="minorHAnsi"/>
+        </w:rPr>
+      </w:pPr>
+      <w:r>
+        <w:rPr>
+          <w:rFonts w:asciiTheme="minorHAnsi" w:hAnsiTheme="minorHAnsi" w:cstheme="minorHAnsi"/>
+          <w:b/>
+        </w:rPr>
+        <w:t xml:space="preserve">      </w:t>
+      </w:r>
+      <w:r>
+        <w:rPr>
+          <w:rFonts w:asciiTheme="minorHAnsi" w:hAnsiTheme="minorHAnsi" w:cstheme="minorHAnsi"/>
+          <w:b/>
+        </w:rPr>
+        <w:t>Data Analyst |Fine Air Solutions</w:t>
       </w:r>
       <w:r>
         <w:rPr>
@@ -1418,315 +1664,52 @@
           <w:rFonts w:asciiTheme="minorHAnsi" w:hAnsiTheme="minorHAnsi" w:cstheme="minorHAnsi"/>
           <w:b/>
         </w:rPr>
-        <w:t>minimize cost approx 8%.</w:t>
+        <w:t xml:space="preserve">minimize cost </w:t>
+      </w:r>
+      <w:r>
+        <w:rPr>
+          <w:rFonts w:asciiTheme="minorHAnsi" w:hAnsiTheme="minorHAnsi" w:cstheme="minorHAnsi"/>
+          <w:b/>
+        </w:rPr>
+        <w:t>approx.</w:t>
+      </w:r>
+      <w:r>
+        <w:rPr>
+          <w:rFonts w:asciiTheme="minorHAnsi" w:hAnsiTheme="minorHAnsi" w:cstheme="minorHAnsi"/>
+          <w:b/>
+        </w:rPr>
+        <w:t xml:space="preserve"> 8%.</w:t>
       </w:r>
       <w:bookmarkStart w:id="2" w:name="Projects"/>
       <w:bookmarkEnd w:id="2"/>
     </w:p>
     <w:p>
       <w:pPr>
-        <w:spacing w:line="300" w:lineRule="exact"/>
-        <w:ind w:left="294"/>
-        <w:rPr>
-          <w:rFonts w:asciiTheme="minorHAnsi" w:hAnsiTheme="minorHAnsi" w:cstheme="minorHAnsi"/>
-          <w:b/>
-          <w:spacing w:val="-4"/>
-        </w:rPr>
-      </w:pPr>
-      <w:r>
-        <w:rPr>
-          <w:rFonts w:asciiTheme="minorHAnsi" w:hAnsiTheme="minorHAnsi" w:cstheme="minorHAnsi"/>
-          <w:b/>
-        </w:rPr>
-        <w:t>Data</w:t>
-      </w:r>
-      <w:r>
-        <w:rPr>
-          <w:rFonts w:asciiTheme="minorHAnsi" w:hAnsiTheme="minorHAnsi" w:cstheme="minorHAnsi"/>
-          <w:b/>
-          <w:spacing w:val="-16"/>
-        </w:rPr>
-        <w:t xml:space="preserve"> </w:t>
-      </w:r>
-      <w:r>
-        <w:rPr>
-          <w:rFonts w:asciiTheme="minorHAnsi" w:hAnsiTheme="minorHAnsi" w:cstheme="minorHAnsi"/>
-          <w:b/>
-        </w:rPr>
-        <w:t>Scientist</w:t>
-      </w:r>
-      <w:r>
-        <w:rPr>
-          <w:rFonts w:asciiTheme="minorHAnsi" w:hAnsiTheme="minorHAnsi" w:cstheme="minorHAnsi"/>
-          <w:b/>
-          <w:spacing w:val="-13"/>
-        </w:rPr>
-        <w:t xml:space="preserve"> </w:t>
-      </w:r>
-      <w:r>
-        <w:rPr>
-          <w:rFonts w:asciiTheme="minorHAnsi" w:hAnsiTheme="minorHAnsi" w:cstheme="minorHAnsi"/>
-          <w:b/>
-        </w:rPr>
-        <w:t>Intern</w:t>
-      </w:r>
-      <w:r>
-        <w:rPr>
-          <w:rFonts w:asciiTheme="minorHAnsi" w:hAnsiTheme="minorHAnsi" w:cstheme="minorHAnsi"/>
-          <w:b/>
-          <w:spacing w:val="-6"/>
-        </w:rPr>
-        <w:t xml:space="preserve"> </w:t>
-      </w:r>
-      <w:r>
-        <w:rPr>
-          <w:rFonts w:asciiTheme="minorHAnsi" w:hAnsiTheme="minorHAnsi" w:cstheme="minorHAnsi"/>
-          <w:b/>
-        </w:rPr>
-        <w:t>|</w:t>
-      </w:r>
-      <w:r>
-        <w:rPr>
-          <w:rFonts w:asciiTheme="minorHAnsi" w:hAnsiTheme="minorHAnsi" w:cstheme="minorHAnsi"/>
-          <w:b/>
-          <w:spacing w:val="-12"/>
-        </w:rPr>
-        <w:t xml:space="preserve"> </w:t>
-      </w:r>
-      <w:r>
-        <w:rPr>
-          <w:rFonts w:asciiTheme="minorHAnsi" w:hAnsiTheme="minorHAnsi" w:cstheme="minorHAnsi"/>
-          <w:b/>
-        </w:rPr>
-        <w:t>PW Skills -</w:t>
-      </w:r>
-      <w:r>
-        <w:rPr>
-          <w:rFonts w:asciiTheme="minorHAnsi" w:hAnsiTheme="minorHAnsi" w:cstheme="minorHAnsi"/>
-          <w:b/>
-          <w:spacing w:val="-14"/>
-        </w:rPr>
-        <w:t xml:space="preserve"> </w:t>
-      </w:r>
-      <w:r>
-        <w:rPr>
-          <w:rFonts w:asciiTheme="minorHAnsi" w:hAnsiTheme="minorHAnsi" w:cstheme="minorHAnsi"/>
-          <w:b/>
-        </w:rPr>
-        <w:t>(</w:t>
-      </w:r>
-      <w:r>
-        <w:rPr>
-          <w:rFonts w:asciiTheme="minorHAnsi" w:hAnsiTheme="minorHAnsi" w:cstheme="minorHAnsi"/>
-        </w:rPr>
-        <w:t>Oct</w:t>
-      </w:r>
-      <w:r>
-        <w:rPr>
-          <w:rFonts w:asciiTheme="minorHAnsi" w:hAnsiTheme="minorHAnsi" w:cstheme="minorHAnsi"/>
-          <w:spacing w:val="-12"/>
-        </w:rPr>
-        <w:t xml:space="preserve"> </w:t>
-      </w:r>
-      <w:r>
-        <w:rPr>
-          <w:rFonts w:asciiTheme="minorHAnsi" w:hAnsiTheme="minorHAnsi" w:cstheme="minorHAnsi"/>
-        </w:rPr>
-        <w:t>2023</w:t>
-      </w:r>
-      <w:r>
-        <w:rPr>
-          <w:rFonts w:asciiTheme="minorHAnsi" w:hAnsiTheme="minorHAnsi" w:cstheme="minorHAnsi"/>
-          <w:spacing w:val="-12"/>
-        </w:rPr>
-        <w:t xml:space="preserve"> </w:t>
-      </w:r>
-      <w:r>
-        <w:rPr>
-          <w:rFonts w:asciiTheme="minorHAnsi" w:hAnsiTheme="minorHAnsi" w:cstheme="minorHAnsi"/>
-        </w:rPr>
-        <w:t>-</w:t>
-      </w:r>
-      <w:r>
-        <w:rPr>
-          <w:rFonts w:asciiTheme="minorHAnsi" w:hAnsiTheme="minorHAnsi" w:cstheme="minorHAnsi"/>
-          <w:spacing w:val="-12"/>
-        </w:rPr>
-        <w:t xml:space="preserve"> </w:t>
-      </w:r>
-      <w:r>
-        <w:rPr>
-          <w:rFonts w:asciiTheme="minorHAnsi" w:hAnsiTheme="minorHAnsi" w:cstheme="minorHAnsi"/>
-        </w:rPr>
-        <w:t>Feb</w:t>
-      </w:r>
-      <w:r>
-        <w:rPr>
-          <w:rFonts w:asciiTheme="minorHAnsi" w:hAnsiTheme="minorHAnsi" w:cstheme="minorHAnsi"/>
-          <w:spacing w:val="-13"/>
-        </w:rPr>
-        <w:t xml:space="preserve"> </w:t>
-      </w:r>
-      <w:r>
-        <w:rPr>
-          <w:rFonts w:asciiTheme="minorHAnsi" w:hAnsiTheme="minorHAnsi" w:cstheme="minorHAnsi"/>
-          <w:spacing w:val="-4"/>
-        </w:rPr>
-        <w:t>2024</w:t>
-      </w:r>
-      <w:r>
-        <w:rPr>
-          <w:rFonts w:asciiTheme="minorHAnsi" w:hAnsiTheme="minorHAnsi" w:cstheme="minorHAnsi"/>
-          <w:b/>
-          <w:spacing w:val="-4"/>
-        </w:rPr>
-        <w:t>)</w:t>
-      </w:r>
-    </w:p>
-    <w:p>
-      <w:pPr>
         <w:pStyle w:val="ListParagraph"/>
-        <w:numPr>
-          <w:ilvl w:val="0"/>
-          <w:numId w:val="2"/>
-        </w:numPr>
-        <w:spacing w:line="300" w:lineRule="exact"/>
-        <w:rPr>
-          <w:rFonts w:asciiTheme="minorHAnsi" w:hAnsiTheme="minorHAnsi" w:cstheme="minorHAnsi"/>
-          <w:b/>
-        </w:rPr>
-      </w:pPr>
-      <w:r>
-        <w:rPr>
-          <w:rFonts w:asciiTheme="minorHAnsi" w:hAnsiTheme="minorHAnsi" w:cstheme="minorHAnsi"/>
-          <w:spacing w:val="-2"/>
-        </w:rPr>
-        <w:t xml:space="preserve">Krishi Mitra –Website| </w:t>
-      </w:r>
-      <w:r>
-        <w:rPr>
-          <w:rFonts w:asciiTheme="minorHAnsi" w:hAnsiTheme="minorHAnsi" w:cstheme="minorHAnsi"/>
-          <w:spacing w:val="-6"/>
-        </w:rPr>
-        <w:t>Recommender, Prediction</w:t>
-      </w:r>
-      <w:r>
-        <w:rPr>
-          <w:rFonts w:asciiTheme="minorHAnsi" w:hAnsiTheme="minorHAnsi" w:cstheme="minorHAnsi"/>
-          <w:spacing w:val="-2"/>
-        </w:rPr>
-        <w:t xml:space="preserve"> and Chatbot System</w:t>
-      </w:r>
+        <w:tabs>
+          <w:tab w:val="left" w:pos="826"/>
+          <w:tab w:val="left" w:pos="827"/>
+        </w:tabs>
+        <w:spacing w:line="211" w:lineRule="auto"/>
+        <w:ind w:left="826" w:right="184" w:firstLine="0"/>
+        <w:rPr>
+          <w:rFonts w:asciiTheme="minorHAnsi" w:hAnsiTheme="minorHAnsi" w:cstheme="minorHAnsi"/>
+        </w:rPr>
+      </w:pPr>
     </w:p>
     <w:p>
       <w:pPr>
         <w:pStyle w:val="ListParagraph"/>
-        <w:numPr>
-          <w:ilvl w:val="0"/>
-          <w:numId w:val="1"/>
-        </w:numPr>
         <w:tabs>
-          <w:tab w:val="left" w:pos="975"/>
-          <w:tab w:val="left" w:pos="976"/>
+          <w:tab w:val="left" w:pos="821"/>
+          <w:tab w:val="left" w:pos="823"/>
         </w:tabs>
-        <w:spacing w:line="274" w:lineRule="exact"/>
-        <w:rPr>
-          <w:rFonts w:asciiTheme="minorHAnsi" w:hAnsiTheme="minorHAnsi" w:cstheme="minorHAnsi"/>
-        </w:rPr>
-      </w:pPr>
-      <w:r>
-        <w:rPr>
-          <w:rFonts w:asciiTheme="minorHAnsi" w:hAnsiTheme="minorHAnsi" w:cstheme="minorHAnsi"/>
-        </w:rPr>
-        <w:t>Developed</w:t>
-      </w:r>
-      <w:r>
-        <w:rPr>
-          <w:rFonts w:asciiTheme="minorHAnsi" w:hAnsiTheme="minorHAnsi" w:cstheme="minorHAnsi"/>
-          <w:spacing w:val="-14"/>
-        </w:rPr>
-        <w:t xml:space="preserve"> </w:t>
-      </w:r>
-      <w:r>
-        <w:rPr>
-          <w:rFonts w:asciiTheme="minorHAnsi" w:hAnsiTheme="minorHAnsi" w:cstheme="minorHAnsi"/>
-        </w:rPr>
-        <w:t>end-to-end</w:t>
-      </w:r>
-      <w:r>
-        <w:rPr>
-          <w:rFonts w:asciiTheme="minorHAnsi" w:hAnsiTheme="minorHAnsi" w:cstheme="minorHAnsi"/>
-          <w:b/>
-          <w:spacing w:val="-12"/>
-        </w:rPr>
-        <w:t xml:space="preserve"> ML Project</w:t>
-      </w:r>
-      <w:r>
-        <w:rPr>
-          <w:rFonts w:asciiTheme="minorHAnsi" w:hAnsiTheme="minorHAnsi" w:cstheme="minorHAnsi"/>
-          <w:spacing w:val="-7"/>
-        </w:rPr>
-        <w:t xml:space="preserve"> </w:t>
-      </w:r>
-      <w:r>
-        <w:rPr>
-          <w:rFonts w:asciiTheme="minorHAnsi" w:hAnsiTheme="minorHAnsi" w:cstheme="minorHAnsi"/>
-        </w:rPr>
-        <w:t>using</w:t>
-      </w:r>
-      <w:r>
-        <w:rPr>
-          <w:rFonts w:asciiTheme="minorHAnsi" w:hAnsiTheme="minorHAnsi" w:cstheme="minorHAnsi"/>
-          <w:spacing w:val="-6"/>
-        </w:rPr>
-        <w:t xml:space="preserve"> </w:t>
-      </w:r>
-      <w:r>
-        <w:rPr>
-          <w:rFonts w:asciiTheme="minorHAnsi" w:hAnsiTheme="minorHAnsi" w:cstheme="minorHAnsi"/>
-        </w:rPr>
-        <w:t>a</w:t>
-      </w:r>
-      <w:r>
-        <w:rPr>
-          <w:rFonts w:asciiTheme="minorHAnsi" w:hAnsiTheme="minorHAnsi" w:cstheme="minorHAnsi"/>
-          <w:spacing w:val="-8"/>
-        </w:rPr>
-        <w:t xml:space="preserve"> </w:t>
-      </w:r>
-      <w:r>
-        <w:rPr>
-          <w:rFonts w:asciiTheme="minorHAnsi" w:hAnsiTheme="minorHAnsi" w:cstheme="minorHAnsi"/>
-        </w:rPr>
-        <w:t>Kaggle</w:t>
-      </w:r>
-      <w:r>
-        <w:rPr>
-          <w:rFonts w:asciiTheme="minorHAnsi" w:hAnsiTheme="minorHAnsi" w:cstheme="minorHAnsi"/>
-          <w:spacing w:val="-11"/>
-        </w:rPr>
-        <w:t xml:space="preserve"> </w:t>
-      </w:r>
-      <w:r>
-        <w:rPr>
-          <w:rFonts w:asciiTheme="minorHAnsi" w:hAnsiTheme="minorHAnsi" w:cstheme="minorHAnsi"/>
-        </w:rPr>
-        <w:t xml:space="preserve">dataset and Integrated LLM </w:t>
-      </w:r>
-      <w:r>
-        <w:rPr>
-          <w:rFonts w:asciiTheme="minorHAnsi" w:hAnsiTheme="minorHAnsi" w:cstheme="minorHAnsi"/>
-          <w:b/>
-        </w:rPr>
-        <w:t>Chatbot as Farming Expert</w:t>
-      </w:r>
-      <w:r>
-        <w:rPr>
-          <w:rFonts w:asciiTheme="minorHAnsi" w:hAnsiTheme="minorHAnsi" w:cstheme="minorHAnsi"/>
-          <w:spacing w:val="-9"/>
-        </w:rPr>
-        <w:t>.</w:t>
-      </w:r>
+        <w:spacing w:before="2" w:line="211" w:lineRule="auto"/>
+        <w:ind w:left="826" w:right="504" w:firstLine="0"/>
+        <w:rPr>
+          <w:rFonts w:asciiTheme="minorHAnsi" w:hAnsiTheme="minorHAnsi" w:cstheme="minorHAnsi"/>
+        </w:rPr>
+      </w:pPr>
     </w:p>
     <w:p>
       <w:pPr>
@@ -1738,42 +1721,28 @@
         <w:ind w:right="184"/>
         <w:rPr>
           <w:rFonts w:asciiTheme="minorHAnsi" w:hAnsiTheme="minorHAnsi" w:cstheme="minorHAnsi"/>
-          <w:b/>
-        </w:rPr>
-      </w:pPr>
-      <w:r>
-        <w:rPr>
-          <w:rFonts w:asciiTheme="minorHAnsi" w:hAnsiTheme="minorHAnsi" w:cstheme="minorHAnsi"/>
-          <w:b/>
-        </w:rPr>
-        <w:t xml:space="preserve">     </w:t>
-      </w:r>
-    </w:p>
-    <w:p>
-      <w:pPr>
-        <w:tabs>
-          <w:tab w:val="left" w:pos="826"/>
-          <w:tab w:val="left" w:pos="827"/>
-        </w:tabs>
-        <w:spacing w:line="211" w:lineRule="auto"/>
-        <w:ind w:right="184"/>
-        <w:rPr>
-          <w:rFonts w:asciiTheme="minorHAnsi" w:hAnsiTheme="minorHAnsi" w:cstheme="minorHAnsi"/>
-        </w:rPr>
-      </w:pPr>
-      <w:r>
-        <w:rPr>
-          <w:rFonts w:asciiTheme="minorHAnsi" w:hAnsiTheme="minorHAnsi" w:cstheme="minorHAnsi"/>
-          <w:b/>
-        </w:rPr>
-        <w:t xml:space="preserve">     </w:t>
-      </w:r>
-      <w:r>
-        <w:rPr>
-          <w:rFonts w:asciiTheme="minorHAnsi" w:hAnsiTheme="minorHAnsi" w:cstheme="minorHAnsi"/>
-          <w:b/>
-        </w:rPr>
-        <w:t>Freelance Python Developer/ Part Time (2020 – 2024)</w:t>
+        </w:rPr>
+      </w:pPr>
+      <w:r>
+        <w:rPr>
+          <w:rFonts w:asciiTheme="minorHAnsi" w:hAnsiTheme="minorHAnsi" w:cstheme="minorHAnsi"/>
+          <w:b/>
+        </w:rPr>
+        <w:t xml:space="preserve">     Freelance Python Developer/ Part Time (20</w:t>
+      </w:r>
+      <w:r>
+        <w:rPr>
+          <w:rFonts w:asciiTheme="minorHAnsi" w:hAnsiTheme="minorHAnsi" w:cstheme="minorHAnsi"/>
+          <w:b/>
+        </w:rPr>
+        <w:t>20</w:t>
+      </w:r>
+      <w:r>
+        <w:rPr>
+          <w:rFonts w:asciiTheme="minorHAnsi" w:hAnsiTheme="minorHAnsi" w:cstheme="minorHAnsi"/>
+          <w:b/>
+        </w:rPr>
+        <w:t xml:space="preserve"> – 2024)</w:t>
       </w:r>
       <w:r>
         <w:rPr>
@@ -2045,6 +2014,7 @@
           <w:sz w:val="22"/>
           <w:szCs w:val="22"/>
         </w:rPr>
+        <w:lastRenderedPageBreak/>
         <w:t>Outcome</w:t>
       </w:r>
       <w:r>
@@ -2100,7 +2070,6 @@
           <w:sz w:val="22"/>
           <w:szCs w:val="22"/>
         </w:rPr>
-        <w:lastRenderedPageBreak/>
         <w:t>Overview</w:t>
       </w:r>
       <w:r>
@@ -2138,7 +2107,7 @@
           <w:sz w:val="22"/>
           <w:szCs w:val="22"/>
         </w:rPr>
-        <w:t>Technologies</w:t>
+        <w:t>Outcome</w:t>
       </w:r>
       <w:r>
         <w:rPr>
@@ -2147,23 +2116,15 @@
           <w:sz w:val="22"/>
           <w:szCs w:val="22"/>
         </w:rPr>
-        <w:t>: Llama2, Python, AWS.</w:t>
+        <w:t>: Reduced query formulation time by over 60%, enhancing productivity for users.</w:t>
       </w:r>
     </w:p>
     <w:p>
       <w:pPr>
         <w:pStyle w:val="NormalWeb"/>
-        <w:widowControl/>
-        <w:numPr>
-          <w:ilvl w:val="0"/>
-          <w:numId w:val="4"/>
-        </w:numPr>
-        <w:autoSpaceDE/>
-        <w:autoSpaceDN/>
-        <w:rPr>
-          <w:rFonts w:asciiTheme="minorHAnsi" w:hAnsiTheme="minorHAnsi" w:cstheme="minorHAnsi"/>
-          <w:sz w:val="22"/>
-          <w:szCs w:val="22"/>
+        <w:spacing w:before="240"/>
+        <w:rPr>
+          <w:rFonts w:asciiTheme="minorHAnsi" w:hAnsiTheme="minorHAnsi" w:cstheme="minorHAnsi"/>
         </w:rPr>
       </w:pPr>
       <w:r>
@@ -2171,11 +2132,27 @@
           <w:rFonts w:asciiTheme="minorHAnsi" w:hAnsiTheme="minorHAnsi" w:cstheme="minorHAnsi"/>
           <w:b/>
           <w:bCs/>
+          <w:color w:val="000000"/>
+        </w:rPr>
+        <w:t>Advanced Q&amp;A Chatbots with  Databases and Vector Embedding</w:t>
+      </w:r>
+      <w:r>
+        <w:rPr>
+          <w:rFonts w:asciiTheme="minorHAnsi" w:hAnsiTheme="minorHAnsi" w:cstheme="minorHAnsi"/>
+          <w:b/>
+          <w:bCs/>
+          <w:color w:val="000000"/>
+        </w:rPr>
+        <w:t>(</w:t>
+      </w:r>
+      <w:r>
+        <w:rPr>
+          <w:rFonts w:asciiTheme="minorHAnsi" w:hAnsiTheme="minorHAnsi" w:cstheme="minorHAnsi"/>
           <w:color w:val="000000"/>
           <w:sz w:val="22"/>
           <w:szCs w:val="22"/>
         </w:rPr>
-        <w:t>Outcome</w:t>
+        <w:t>vector embedding, Hugging Face</w:t>
       </w:r>
       <w:r>
         <w:rPr>
@@ -2184,25 +2161,7 @@
           <w:sz w:val="22"/>
           <w:szCs w:val="22"/>
         </w:rPr>
-        <w:t>: Reduced query formulation time by over 60%, enhancing productivity for users.</w:t>
-      </w:r>
-    </w:p>
-    <w:p>
-      <w:pPr>
-        <w:pStyle w:val="NormalWeb"/>
-        <w:spacing w:before="240"/>
-        <w:rPr>
-          <w:rFonts w:asciiTheme="minorHAnsi" w:hAnsiTheme="minorHAnsi" w:cstheme="minorHAnsi"/>
-        </w:rPr>
-      </w:pPr>
-      <w:r>
-        <w:rPr>
-          <w:rFonts w:asciiTheme="minorHAnsi" w:hAnsiTheme="minorHAnsi" w:cstheme="minorHAnsi"/>
-          <w:b/>
-          <w:bCs/>
-          <w:color w:val="000000"/>
-        </w:rPr>
-        <w:t>Advanced Q&amp;A Chatbots with  Databases and Vector Embedding</w:t>
+        <w:t>)</w:t>
       </w:r>
     </w:p>
     <w:p>
@@ -2277,43 +2236,6 @@
           <w:szCs w:val="22"/>
         </w:rPr>
         <w:t xml:space="preserve"> such as ChromaDB, enhancing AI applications' data retrieval capabilities.</w:t>
-      </w:r>
-    </w:p>
-    <w:p>
-      <w:pPr>
-        <w:pStyle w:val="NormalWeb"/>
-        <w:widowControl/>
-        <w:numPr>
-          <w:ilvl w:val="0"/>
-          <w:numId w:val="6"/>
-        </w:numPr>
-        <w:autoSpaceDE/>
-        <w:autoSpaceDN/>
-        <w:rPr>
-          <w:rFonts w:asciiTheme="minorHAnsi" w:hAnsiTheme="minorHAnsi" w:cstheme="minorHAnsi"/>
-          <w:sz w:val="22"/>
-          <w:szCs w:val="22"/>
-        </w:rPr>
-      </w:pPr>
-      <w:r>
-        <w:rPr>
-          <w:rFonts w:asciiTheme="minorHAnsi" w:hAnsiTheme="minorHAnsi" w:cstheme="minorHAnsi"/>
-          <w:b/>
-          <w:bCs/>
-          <w:color w:val="000000"/>
-          <w:sz w:val="22"/>
-          <w:szCs w:val="22"/>
-        </w:rPr>
-        <w:t>Technologies</w:t>
-      </w:r>
-      <w:r>
-        <w:rPr>
-          <w:rFonts w:asciiTheme="minorHAnsi" w:hAnsiTheme="minorHAnsi" w:cstheme="minorHAnsi"/>
-          <w:color w:val="000000"/>
-          <w:sz w:val="22"/>
-          <w:szCs w:val="22"/>
-        </w:rPr>
-        <w:t>: DataStax Databases, vector embedding algorithms, Hugging Face Spaces.</w:t>
       </w:r>
     </w:p>
     <w:p>
@@ -2558,51 +2480,6 @@
           <w:spacing w:val="-7"/>
         </w:rPr>
         <w:t xml:space="preserve"> </w:t>
-      </w:r>
-      <w:r>
-        <w:rPr>
-          <w:rFonts w:asciiTheme="minorHAnsi" w:hAnsiTheme="minorHAnsi" w:cstheme="minorHAnsi"/>
-        </w:rPr>
-        <w:t>using</w:t>
-      </w:r>
-      <w:r>
-        <w:rPr>
-          <w:rFonts w:asciiTheme="minorHAnsi" w:hAnsiTheme="minorHAnsi" w:cstheme="minorHAnsi"/>
-          <w:spacing w:val="-6"/>
-        </w:rPr>
-        <w:t xml:space="preserve"> </w:t>
-      </w:r>
-      <w:r>
-        <w:rPr>
-          <w:rFonts w:asciiTheme="minorHAnsi" w:hAnsiTheme="minorHAnsi" w:cstheme="minorHAnsi"/>
-        </w:rPr>
-        <w:t>a</w:t>
-      </w:r>
-      <w:r>
-        <w:rPr>
-          <w:rFonts w:asciiTheme="minorHAnsi" w:hAnsiTheme="minorHAnsi" w:cstheme="minorHAnsi"/>
-          <w:spacing w:val="-8"/>
-        </w:rPr>
-        <w:t xml:space="preserve"> </w:t>
-      </w:r>
-      <w:r>
-        <w:rPr>
-          <w:rFonts w:asciiTheme="minorHAnsi" w:hAnsiTheme="minorHAnsi" w:cstheme="minorHAnsi"/>
-        </w:rPr>
-        <w:t>Kaggle</w:t>
-      </w:r>
-      <w:r>
-        <w:rPr>
-          <w:rFonts w:asciiTheme="minorHAnsi" w:hAnsiTheme="minorHAnsi" w:cstheme="minorHAnsi"/>
-          <w:spacing w:val="-11"/>
-        </w:rPr>
-        <w:t xml:space="preserve"> </w:t>
-      </w:r>
-      <w:r>
-        <w:rPr>
-          <w:rFonts w:asciiTheme="minorHAnsi" w:hAnsiTheme="minorHAnsi" w:cstheme="minorHAnsi"/>
-        </w:rPr>
-        <w:t xml:space="preserve">dataset </w:t>
       </w:r>
       <w:r>
         <w:rPr>
@@ -3656,22 +3533,12 @@
               </wp:anchor>
             </w:drawing>
           </mc:Choice>
-          <mc:Fallback xmlns:wpsCustomData="http://www.wps.cn/officeDocument/2013/wpsCustomData">
+          <mc:Fallback>
             <w:pict>
-              <v:group id="docshapegroup1" o:spid="_x0000_s1026" o:spt="203" style="position:absolute;left:0pt;margin-left:43.2pt;margin-top:31.05pt;height:0.75pt;width:525.85pt;mso-position-horizontal-relative:page;z-index:-251653120;mso-width-relative:page;mso-height-relative:page;" coordorigin="864,621" coordsize="10517,15" o:gfxdata="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">
-                <o:lock v:ext="edit" aspectratio="f"/>
-                <v:rect id="docshape2" o:spid="_x0000_s1026" o:spt="1" style="position:absolute;left:864;top:620;height:15;width:1018;" fillcolor="#365F91" filled="t" stroked="f" coordsize="21600,21600" o:gfxdata="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">
-                  <v:fill on="t" focussize="0,0"/>
-                  <v:stroke on="f"/>
-                  <v:imagedata o:title=""/>
-                  <o:lock v:ext="edit" aspectratio="f"/>
-                </v:rect>
-                <v:rect id="docshape3" o:spid="_x0000_s1026" o:spt="1" style="position:absolute;left:1882;top:620;height:15;width:9499;" fillcolor="#000000" filled="t" stroked="f" coordsize="21600,21600" o:gfxdata="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">
-                  <v:fill on="t" focussize="0,0"/>
-                  <v:stroke on="f"/>
-                  <v:imagedata o:title=""/>
-                  <o:lock v:ext="edit" aspectratio="f"/>
-                </v:rect>
+              <v:group w14:anchorId="3FE11B1F" id="docshapegroup1" o:spid="_x0000_s1026" style="position:absolute;margin-left:43.2pt;margin-top:31.05pt;width:525.85pt;height:.75pt;z-index:-251656192;mso-position-horizontal-relative:page" coordorigin="864,621" coordsize="10517,15" o:gfxdata="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">
+                <v:rect id="docshape2" o:spid="_x0000_s1027" style="position:absolute;left:864;top:620;width:1018;height:15;visibility:visible;mso-wrap-style:square;v-text-anchor:top" o:gfxdata="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" fillcolor="#365f91" stroked="f"/>
+                <v:rect id="docshape3" o:spid="_x0000_s1028" style="position:absolute;left:1882;top:620;width:9499;height:15;visibility:visible;mso-wrap-style:square;v-text-anchor:top" o:gfxdata="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" fillcolor="black" stroked="f"/>
+                <w10:wrap anchorx="page"/>
               </v:group>
             </w:pict>
           </mc:Fallback>
@@ -3799,6 +3666,14 @@
           <w:spacing w:val="-4"/>
         </w:rPr>
         <w:t xml:space="preserve">(8.51 CGPA)                                                                   </w:t>
+      </w:r>
+      <w:r>
+        <w:rPr>
+          <w:rFonts w:asciiTheme="minorHAnsi" w:hAnsiTheme="minorHAnsi" w:cstheme="minorHAnsi"/>
+          <w:b/>
+          <w:spacing w:val="-4"/>
+        </w:rPr>
+        <w:t xml:space="preserve">       </w:t>
       </w:r>
       <w:r>
         <w:rPr>
@@ -3976,13 +3851,10 @@
               </wp:anchor>
             </w:drawing>
           </mc:Choice>
-          <mc:Fallback xmlns:wpsCustomData="http://www.wps.cn/officeDocument/2013/wpsCustomData">
+          <mc:Fallback>
             <w:pict>
-              <v:rect id="docshape10" o:spid="_x0000_s1026" o:spt="1" style="position:absolute;left:0pt;margin-left:34.6pt;margin-top:0.55pt;height:0.5pt;width:542.85pt;mso-position-horizontal-relative:page;z-index:251661312;mso-width-relative:page;mso-height-relative:page;" fillcolor="#000000" filled="t" stroked="f" coordsize="21600,21600" o:gfxdata="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">
-                <v:fill on="t" focussize="0,0"/>
-                <v:stroke on="f"/>
-                <v:imagedata o:title=""/>
-                <o:lock v:ext="edit" aspectratio="f"/>
+              <v:rect w14:anchorId="6DE5F478" id="docshape10" o:spid="_x0000_s1026" style="position:absolute;margin-left:34.6pt;margin-top:.55pt;width:542.85pt;height:.5pt;z-index:251657216;visibility:visible;mso-wrap-style:square;mso-wrap-distance-left:9pt;mso-wrap-distance-top:0;mso-wrap-distance-right:9pt;mso-wrap-distance-bottom:0;mso-position-horizontal:absolute;mso-position-horizontal-relative:page;mso-position-vertical:absolute;mso-position-vertical-relative:text;v-text-anchor:top" o:gfxdata="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" fillcolor="black" stroked="f">
+                <w10:wrap anchorx="page"/>
               </v:rect>
             </w:pict>
           </mc:Fallback>

--- a/1.1_resume/me/shahil_Ds_CV_jun2026 - Copy (2)update.docx
+++ b/1.1_resume/me/shahil_Ds_CV_jun2026 - Copy (2)update.docx
@@ -1,10 +1,10 @@
 
 <file path=word/document.xml><?xml version="1.0" encoding="utf-8"?>
-<w:document xmlns:wpc="http://schemas.microsoft.com/office/word/2010/wordprocessingCanvas" xmlns:cx="http://schemas.microsoft.com/office/drawing/2014/chartex" xmlns:cx1="http://schemas.microsoft.com/office/drawing/2015/9/8/chartex" xmlns:cx2="http://schemas.microsoft.com/office/drawing/2015/10/21/chartex" xmlns:cx3="http://schemas.microsoft.com/office/drawing/2016/5/9/chartex" xmlns:cx4="http://schemas.microsoft.com/office/drawing/2016/5/10/chartex" xmlns:cx5="http://schemas.microsoft.com/office/drawing/2016/5/11/chartex" xmlns:cx6="http://schemas.microsoft.com/office/drawing/2016/5/12/chartex" xmlns:cx7="http://schemas.microsoft.com/office/drawing/2016/5/13/chartex" xmlns:cx8="http://schemas.microsoft.com/office/drawing/2016/5/14/chartex" xmlns:mc="http://schemas.openxmlformats.org/markup-compatibility/2006" xmlns:aink="http://schemas.microsoft.com/office/drawing/2016/ink" xmlns:am3d="http://schemas.microsoft.com/office/drawing/2017/model3d" xmlns:o="urn:schemas-microsoft-com:office:office" xmlns:oel="http://schemas.microsoft.com/office/2019/extlst" xmlns:r="http://schemas.openxmlformats.org/officeDocument/2006/relationships" xmlns:m="http://schemas.openxmlformats.org/officeDocument/2006/math" xmlns:v="urn:schemas-microsoft-com:vml" xmlns:wp14="http://schemas.microsoft.com/office/word/2010/wordprocessingDrawing" xmlns:wp="http://schemas.openxmlformats.org/drawingml/2006/wordprocessingDrawing" xmlns:w10="urn:schemas-microsoft-com:office:word" xmlns:w="http://schemas.openxmlformats.org/wordprocessingml/2006/main" xmlns:w14="http://schemas.microsoft.com/office/word/2010/wordml" xmlns:w15="http://schemas.microsoft.com/office/word/2012/wordml" xmlns:w16cex="http://schemas.microsoft.com/office/word/2018/wordml/cex" xmlns:w16cid="http://schemas.microsoft.com/office/word/2016/wordml/cid" xmlns:w16="http://schemas.microsoft.com/office/word/2018/wordml" xmlns:w16du="http://schemas.microsoft.com/office/word/2023/wordml/word16du" xmlns:w16sdtdh="http://schemas.microsoft.com/office/word/2020/wordml/sdtdatahash" xmlns:w16sdtfl="http://schemas.microsoft.com/office/word/2024/wordml/sdtformatlock" xmlns:w16se="http://schemas.microsoft.com/office/word/2015/wordml/symex" xmlns:wpg="http://schemas.microsoft.com/office/word/2010/wordprocessingGroup" xmlns:wpi="http://schemas.microsoft.com/office/word/2010/wordprocessingInk" xmlns:wne="http://schemas.microsoft.com/office/word/2006/wordml" xmlns:wps="http://schemas.microsoft.com/office/word/2010/wordprocessingShape" mc:Ignorable="w14 w15 w16se w16cid w16 w16cex w16sdtdh w16sdtfl w16du wp14">
+<w:document xmlns:wpc="http://schemas.microsoft.com/office/word/2010/wordprocessingCanvas" xmlns:mc="http://schemas.openxmlformats.org/markup-compatibility/2006" xmlns:o="urn:schemas-microsoft-com:office:office" xmlns:r="http://schemas.openxmlformats.org/officeDocument/2006/relationships" xmlns:m="http://schemas.openxmlformats.org/officeDocument/2006/math" xmlns:v="urn:schemas-microsoft-com:vml" xmlns:wp14="http://schemas.microsoft.com/office/word/2010/wordprocessingDrawing" xmlns:wp="http://schemas.openxmlformats.org/drawingml/2006/wordprocessingDrawing" xmlns:w="http://schemas.openxmlformats.org/wordprocessingml/2006/main" xmlns:w14="http://schemas.microsoft.com/office/word/2010/wordml" xmlns:w10="urn:schemas-microsoft-com:office:word" xmlns:w15="http://schemas.microsoft.com/office/word/2012/wordml" xmlns:wpg="http://schemas.microsoft.com/office/word/2010/wordprocessingGroup" xmlns:wpi="http://schemas.microsoft.com/office/word/2010/wordprocessingInk" xmlns:wne="http://schemas.microsoft.com/office/word/2006/wordml" xmlns:wps="http://schemas.microsoft.com/office/word/2010/wordprocessingShape" xmlns:wpsCustomData="http://www.wps.cn/officeDocument/2013/wpsCustomData" mc:Ignorable="w14 w15 wp14">
   <w:body>
     <w:p>
       <w:pPr>
-        <w:pStyle w:val="Title"/>
+        <w:pStyle w:val="12"/>
         <w:tabs>
           <w:tab w:val="left" w:pos="1658"/>
           <w:tab w:val="center" w:pos="5540"/>
@@ -25,7 +25,7 @@
     </w:p>
     <w:p>
       <w:pPr>
-        <w:pStyle w:val="Title"/>
+        <w:pStyle w:val="12"/>
         <w:tabs>
           <w:tab w:val="left" w:pos="1658"/>
           <w:tab w:val="center" w:pos="5540"/>
@@ -50,7 +50,7 @@
     </w:p>
     <w:p>
       <w:pPr>
-        <w:pStyle w:val="BodyText"/>
+        <w:pStyle w:val="6"/>
         <w:tabs>
           <w:tab w:val="left" w:pos="4385"/>
           <w:tab w:val="left" w:pos="5556"/>
@@ -66,11 +66,10 @@
       <w:r>
         <w:rPr>
           <w:rFonts w:asciiTheme="minorHAnsi" w:hAnsiTheme="minorHAnsi" w:cstheme="minorHAnsi"/>
-          <w:noProof/>
           <w:color w:val="0070C0"/>
         </w:rPr>
         <w:drawing>
-          <wp:anchor distT="0" distB="0" distL="0" distR="0" simplePos="0" relativeHeight="251659264" behindDoc="1" locked="0" layoutInCell="1" allowOverlap="1" wp14:anchorId="1D9845C1" wp14:editId="75B8C484">
+          <wp:anchor distT="0" distB="0" distL="0" distR="0" simplePos="0" relativeHeight="251663360" behindDoc="1" locked="0" layoutInCell="1" allowOverlap="1">
             <wp:simplePos x="0" y="0"/>
             <wp:positionH relativeFrom="page">
               <wp:posOffset>2988310</wp:posOffset>
@@ -95,7 +94,7 @@
                     </pic:cNvPicPr>
                   </pic:nvPicPr>
                   <pic:blipFill>
-                    <a:blip r:embed="rId8" cstate="print"/>
+                    <a:blip r:embed="rId5" cstate="print"/>
                     <a:stretch>
                       <a:fillRect/>
                     </a:stretch>
@@ -118,11 +117,10 @@
       <w:r>
         <w:rPr>
           <w:rFonts w:asciiTheme="minorHAnsi" w:hAnsiTheme="minorHAnsi" w:cstheme="minorHAnsi"/>
-          <w:noProof/>
           <w:color w:val="0070C0"/>
         </w:rPr>
         <w:drawing>
-          <wp:anchor distT="0" distB="0" distL="0" distR="0" simplePos="0" relativeHeight="251658240" behindDoc="0" locked="0" layoutInCell="1" allowOverlap="1" wp14:anchorId="4C580020" wp14:editId="6709B559">
+          <wp:anchor distT="0" distB="0" distL="0" distR="0" simplePos="0" relativeHeight="251662336" behindDoc="0" locked="0" layoutInCell="1" allowOverlap="1">
             <wp:simplePos x="0" y="0"/>
             <wp:positionH relativeFrom="page">
               <wp:posOffset>737235</wp:posOffset>
@@ -147,7 +145,7 @@
                     </pic:cNvPicPr>
                   </pic:nvPicPr>
                   <pic:blipFill>
-                    <a:blip r:embed="rId9" cstate="print"/>
+                    <a:blip r:embed="rId6" cstate="print"/>
                     <a:stretch>
                       <a:fillRect/>
                     </a:stretch>
@@ -167,18 +165,35 @@
           </wp:anchor>
         </w:drawing>
       </w:r>
-      <w:hyperlink r:id="rId10" w:history="1">
-        <w:r>
-          <w:rPr>
-            <w:rStyle w:val="Hyperlink"/>
-            <w:rFonts w:asciiTheme="minorHAnsi" w:hAnsiTheme="minorHAnsi" w:cstheme="minorHAnsi"/>
-            <w:color w:val="0070C0"/>
-            <w:spacing w:val="-2"/>
-            <w:u w:color="006FC0"/>
-          </w:rPr>
-          <w:t>mohammadshahil4u@gmail.com</w:t>
-        </w:r>
-      </w:hyperlink>
+      <w:r>
+        <w:fldChar w:fldCharType="begin"/>
+      </w:r>
+      <w:r>
+        <w:instrText xml:space="preserve"> HYPERLINK "mailto:mohammadshahil4u@gmail.com" </w:instrText>
+      </w:r>
+      <w:r>
+        <w:fldChar w:fldCharType="separate"/>
+      </w:r>
+      <w:r>
+        <w:rPr>
+          <w:rStyle w:val="10"/>
+          <w:rFonts w:asciiTheme="minorHAnsi" w:hAnsiTheme="minorHAnsi" w:cstheme="minorHAnsi"/>
+          <w:color w:val="0070C0"/>
+          <w:spacing w:val="-2"/>
+          <w:u w:color="006FC0"/>
+        </w:rPr>
+        <w:t>mohammadshahil4u@gmail.com</w:t>
+      </w:r>
+      <w:r>
+        <w:rPr>
+          <w:rStyle w:val="10"/>
+          <w:rFonts w:asciiTheme="minorHAnsi" w:hAnsiTheme="minorHAnsi" w:cstheme="minorHAnsi"/>
+          <w:color w:val="0070C0"/>
+          <w:spacing w:val="-2"/>
+          <w:u w:color="006FC0"/>
+        </w:rPr>
+        <w:fldChar w:fldCharType="end"/>
+      </w:r>
       <w:r>
         <w:rPr>
           <w:rFonts w:asciiTheme="minorHAnsi" w:hAnsiTheme="minorHAnsi" w:cstheme="minorHAnsi"/>
@@ -186,41 +201,55 @@
         </w:rPr>
         <w:tab/>
       </w:r>
-      <w:hyperlink r:id="rId11">
-        <w:r>
-          <w:rPr>
-            <w:rFonts w:asciiTheme="minorHAnsi" w:hAnsiTheme="minorHAnsi" w:cstheme="minorHAnsi"/>
-            <w:color w:val="006FC0"/>
-            <w:spacing w:val="-2"/>
-            <w:u w:val="single" w:color="006FC0"/>
-          </w:rPr>
-          <w:t>LinkedIn</w:t>
-        </w:r>
-        <w:r>
-          <w:rPr>
-            <w:rFonts w:asciiTheme="minorHAnsi" w:hAnsiTheme="minorHAnsi" w:cstheme="minorHAnsi"/>
-            <w:color w:val="006FC0"/>
-          </w:rPr>
-          <w:tab/>
-        </w:r>
-        <w:r>
-          <w:rPr>
-            <w:rFonts w:asciiTheme="minorHAnsi" w:hAnsiTheme="minorHAnsi" w:cstheme="minorHAnsi"/>
-            <w:color w:val="006FC0"/>
-            <w:position w:val="2"/>
-          </w:rPr>
-          <w:t xml:space="preserve"> </w:t>
-        </w:r>
-      </w:hyperlink>
-      <w:r>
-        <w:rPr>
-          <w:rFonts w:asciiTheme="minorHAnsi" w:hAnsiTheme="minorHAnsi" w:cstheme="minorHAnsi"/>
-          <w:noProof/>
+      <w:r>
+        <w:fldChar w:fldCharType="begin"/>
+      </w:r>
+      <w:r>
+        <w:instrText xml:space="preserve"> HYPERLINK "https://www.linkedin.com/in/md-shahil-ai/" \h </w:instrText>
+      </w:r>
+      <w:r>
+        <w:fldChar w:fldCharType="separate"/>
+      </w:r>
+      <w:r>
+        <w:rPr>
+          <w:rFonts w:asciiTheme="minorHAnsi" w:hAnsiTheme="minorHAnsi" w:cstheme="minorHAnsi"/>
+          <w:color w:val="006FC0"/>
+          <w:spacing w:val="-2"/>
+          <w:u w:val="single" w:color="006FC0"/>
+        </w:rPr>
+        <w:t>LinkedIn</w:t>
+      </w:r>
+      <w:r>
+        <w:rPr>
+          <w:rFonts w:asciiTheme="minorHAnsi" w:hAnsiTheme="minorHAnsi" w:cstheme="minorHAnsi"/>
+          <w:color w:val="006FC0"/>
+        </w:rPr>
+        <w:tab/>
+      </w:r>
+      <w:r>
+        <w:rPr>
+          <w:rFonts w:asciiTheme="minorHAnsi" w:hAnsiTheme="minorHAnsi" w:cstheme="minorHAnsi"/>
+          <w:color w:val="006FC0"/>
+          <w:position w:val="2"/>
+        </w:rPr>
+        <w:t xml:space="preserve"> </w:t>
+      </w:r>
+      <w:r>
+        <w:rPr>
+          <w:rFonts w:asciiTheme="minorHAnsi" w:hAnsiTheme="minorHAnsi" w:cstheme="minorHAnsi"/>
+          <w:color w:val="006FC0"/>
+          <w:position w:val="2"/>
+        </w:rPr>
+        <w:fldChar w:fldCharType="end"/>
+      </w:r>
+      <w:r>
+        <w:rPr>
+          <w:rFonts w:asciiTheme="minorHAnsi" w:hAnsiTheme="minorHAnsi" w:cstheme="minorHAnsi"/>
           <w:color w:val="006FC0"/>
           <w:position w:val="-4"/>
         </w:rPr>
         <w:drawing>
-          <wp:inline distT="0" distB="0" distL="0" distR="0" wp14:anchorId="7A7EFC7B" wp14:editId="74A90320">
+          <wp:inline distT="0" distB="0" distL="0" distR="0">
             <wp:extent cx="145415" cy="145415"/>
             <wp:effectExtent l="0" t="0" r="6985" b="6985"/>
             <wp:docPr id="5" name="image3.png"/>
@@ -237,7 +266,7 @@
                     </pic:cNvPicPr>
                   </pic:nvPicPr>
                   <pic:blipFill>
-                    <a:blip r:embed="rId12" cstate="print"/>
+                    <a:blip r:embed="rId7" cstate="print"/>
                     <a:stretch>
                       <a:fillRect/>
                     </a:stretch>
@@ -257,41 +286,54 @@
           </wp:inline>
         </w:drawing>
       </w:r>
-      <w:hyperlink r:id="rId13">
-        <w:r>
-          <w:rPr>
-            <w:rFonts w:asciiTheme="minorHAnsi" w:hAnsiTheme="minorHAnsi" w:cstheme="minorHAnsi"/>
-            <w:color w:val="006FC0"/>
-            <w:position w:val="2"/>
-            <w:u w:val="single" w:color="006FC0"/>
-          </w:rPr>
-          <w:t>GitHub</w:t>
-        </w:r>
-        <w:r>
-          <w:rPr>
-            <w:rFonts w:asciiTheme="minorHAnsi" w:hAnsiTheme="minorHAnsi" w:cstheme="minorHAnsi"/>
-            <w:color w:val="006FC0"/>
-            <w:position w:val="2"/>
-          </w:rPr>
-          <w:tab/>
-        </w:r>
-        <w:r>
-          <w:rPr>
-            <w:rFonts w:asciiTheme="minorHAnsi" w:hAnsiTheme="minorHAnsi" w:cstheme="minorHAnsi"/>
-            <w:color w:val="006FC0"/>
-          </w:rPr>
-          <w:t xml:space="preserve"> </w:t>
-        </w:r>
-      </w:hyperlink>
-      <w:r>
-        <w:rPr>
-          <w:rFonts w:asciiTheme="minorHAnsi" w:hAnsiTheme="minorHAnsi" w:cstheme="minorHAnsi"/>
-          <w:noProof/>
+      <w:r>
+        <w:fldChar w:fldCharType="begin"/>
+      </w:r>
+      <w:r>
+        <w:instrText xml:space="preserve"> HYPERLINK "https://github.com/shahil04" \h </w:instrText>
+      </w:r>
+      <w:r>
+        <w:fldChar w:fldCharType="separate"/>
+      </w:r>
+      <w:r>
+        <w:rPr>
+          <w:rFonts w:asciiTheme="minorHAnsi" w:hAnsiTheme="minorHAnsi" w:cstheme="minorHAnsi"/>
+          <w:color w:val="006FC0"/>
+          <w:position w:val="2"/>
+          <w:u w:val="single" w:color="006FC0"/>
+        </w:rPr>
+        <w:t>GitHub</w:t>
+      </w:r>
+      <w:r>
+        <w:rPr>
+          <w:rFonts w:asciiTheme="minorHAnsi" w:hAnsiTheme="minorHAnsi" w:cstheme="minorHAnsi"/>
+          <w:color w:val="006FC0"/>
+          <w:position w:val="2"/>
+        </w:rPr>
+        <w:tab/>
+      </w:r>
+      <w:r>
+        <w:rPr>
+          <w:rFonts w:asciiTheme="minorHAnsi" w:hAnsiTheme="minorHAnsi" w:cstheme="minorHAnsi"/>
+          <w:color w:val="006FC0"/>
+        </w:rPr>
+        <w:t xml:space="preserve"> </w:t>
+      </w:r>
+      <w:r>
+        <w:rPr>
+          <w:rFonts w:asciiTheme="minorHAnsi" w:hAnsiTheme="minorHAnsi" w:cstheme="minorHAnsi"/>
+          <w:color w:val="006FC0"/>
+        </w:rPr>
+        <w:fldChar w:fldCharType="end"/>
+      </w:r>
+      <w:r>
+        <w:rPr>
+          <w:rFonts w:asciiTheme="minorHAnsi" w:hAnsiTheme="minorHAnsi" w:cstheme="minorHAnsi"/>
           <w:color w:val="006FC0"/>
           <w:position w:val="-5"/>
         </w:rPr>
         <w:drawing>
-          <wp:inline distT="0" distB="0" distL="0" distR="0" wp14:anchorId="12E9D9FD" wp14:editId="305C8006">
+          <wp:inline distT="0" distB="0" distL="0" distR="0">
             <wp:extent cx="192405" cy="159385"/>
             <wp:effectExtent l="0" t="0" r="0" b="0"/>
             <wp:docPr id="7" name="image4.png"/>
@@ -308,7 +350,7 @@
                     </pic:cNvPicPr>
                   </pic:nvPicPr>
                   <pic:blipFill>
-                    <a:blip r:embed="rId14" cstate="print"/>
+                    <a:blip r:embed="rId8" cstate="print"/>
                     <a:stretch>
                       <a:fillRect/>
                     </a:stretch>
@@ -363,12 +405,11 @@
       <w:r>
         <w:rPr>
           <w:rFonts w:asciiTheme="minorHAnsi" w:hAnsiTheme="minorHAnsi" w:cstheme="minorHAnsi"/>
-          <w:noProof/>
           <w:color w:val="006FC0"/>
           <w:position w:val="-3"/>
         </w:rPr>
         <w:drawing>
-          <wp:inline distT="0" distB="0" distL="0" distR="0" wp14:anchorId="67A83A19" wp14:editId="3BC9BBB5">
+          <wp:inline distT="0" distB="0" distL="0" distR="0">
             <wp:extent cx="130175" cy="152400"/>
             <wp:effectExtent l="0" t="0" r="3175" b="0"/>
             <wp:docPr id="9" name="image5.jpeg"/>
@@ -385,7 +426,7 @@
                     </pic:cNvPicPr>
                   </pic:nvPicPr>
                   <pic:blipFill>
-                    <a:blip r:embed="rId15" cstate="print"/>
+                    <a:blip r:embed="rId9" cstate="print"/>
                     <a:stretch>
                       <a:fillRect/>
                     </a:stretch>
@@ -426,15 +467,15 @@
     </w:p>
     <w:p>
       <w:pPr>
-        <w:pStyle w:val="Heading1"/>
-        <w:rPr>
-          <w:rFonts w:asciiTheme="minorHAnsi" w:hAnsiTheme="minorHAnsi" w:cstheme="minorHAnsi"/>
-        </w:rPr>
-      </w:pPr>
-    </w:p>
-    <w:p>
-      <w:pPr>
-        <w:pStyle w:val="Heading1"/>
+        <w:pStyle w:val="2"/>
+        <w:rPr>
+          <w:rFonts w:asciiTheme="minorHAnsi" w:hAnsiTheme="minorHAnsi" w:cstheme="minorHAnsi"/>
+        </w:rPr>
+      </w:pPr>
+    </w:p>
+    <w:p>
+      <w:pPr>
+        <w:pStyle w:val="2"/>
         <w:rPr>
           <w:rFonts w:asciiTheme="minorHAnsi" w:hAnsiTheme="minorHAnsi" w:cstheme="minorHAnsi"/>
         </w:rPr>
@@ -462,7 +503,7 @@
     </w:p>
     <w:p>
       <w:pPr>
-        <w:pStyle w:val="Heading1"/>
+        <w:pStyle w:val="2"/>
         <w:rPr>
           <w:rFonts w:asciiTheme="minorHAnsi" w:hAnsiTheme="minorHAnsi" w:cstheme="minorHAnsi"/>
           <w:color w:val="365F91"/>
@@ -471,20 +512,19 @@
     </w:p>
     <w:p>
       <w:pPr>
-        <w:pStyle w:val="Heading1"/>
-        <w:rPr>
-          <w:rFonts w:asciiTheme="minorHAnsi" w:hAnsiTheme="minorHAnsi" w:cstheme="minorHAnsi"/>
-        </w:rPr>
-      </w:pPr>
-      <w:r>
-        <w:rPr>
-          <w:rFonts w:asciiTheme="minorHAnsi" w:hAnsiTheme="minorHAnsi" w:cstheme="minorHAnsi"/>
-          <w:noProof/>
+        <w:pStyle w:val="2"/>
+        <w:rPr>
+          <w:rFonts w:asciiTheme="minorHAnsi" w:hAnsiTheme="minorHAnsi" w:cstheme="minorHAnsi"/>
+        </w:rPr>
+      </w:pPr>
+      <w:r>
+        <w:rPr>
+          <w:rFonts w:asciiTheme="minorHAnsi" w:hAnsiTheme="minorHAnsi" w:cstheme="minorHAnsi"/>
         </w:rPr>
         <mc:AlternateContent>
           <mc:Choice Requires="wpg">
             <w:drawing>
-              <wp:anchor distT="0" distB="0" distL="114300" distR="114300" simplePos="0" relativeHeight="251655168" behindDoc="1" locked="0" layoutInCell="1" allowOverlap="1" wp14:anchorId="4532D470" wp14:editId="4A0CA3AE">
+              <wp:anchor distT="0" distB="0" distL="114300" distR="114300" simplePos="0" relativeHeight="251659264" behindDoc="1" locked="0" layoutInCell="1" allowOverlap="1">
                 <wp:simplePos x="0" y="0"/>
                 <wp:positionH relativeFrom="page">
                   <wp:posOffset>548640</wp:posOffset>
@@ -565,10 +605,20 @@
           </mc:Choice>
           <mc:Fallback>
             <w:pict>
-              <v:group w14:anchorId="0724620C" id="docshapegroup4" o:spid="_x0000_s1026" style="position:absolute;margin-left:43.2pt;margin-top:14.05pt;width:525.8pt;height:.75pt;z-index:-251661312;mso-position-horizontal-relative:page" coordorigin="864,281" coordsize="10516,15" o:gfxdata="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">
-                <v:rect id="docshape5" o:spid="_x0000_s1027" style="position:absolute;left:864;top:280;width:1566;height:15;visibility:visible;mso-wrap-style:square;v-text-anchor:top" o:gfxdata="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" fillcolor="#365f91" stroked="f"/>
-                <v:rect id="docshape6" o:spid="_x0000_s1028" style="position:absolute;left:2429;top:280;width:8951;height:15;visibility:visible;mso-wrap-style:square;v-text-anchor:top" o:gfxdata="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" fillcolor="black" stroked="f"/>
-                <w10:wrap anchorx="page"/>
+              <v:group id="docshapegroup4" o:spid="_x0000_s1026" o:spt="203" style="position:absolute;left:0pt;margin-left:43.2pt;margin-top:14.05pt;height:0.75pt;width:525.8pt;mso-position-horizontal-relative:page;z-index:-251657216;mso-width-relative:page;mso-height-relative:page;" coordorigin="864,281" coordsize="10516,15" o:gfxdata="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">
+                <o:lock v:ext="edit" aspectratio="f"/>
+                <v:rect id="docshape5" o:spid="_x0000_s1026" o:spt="1" style="position:absolute;left:864;top:280;height:15;width:1566;" fillcolor="#365F91" filled="t" stroked="f" coordsize="21600,21600" o:gfxdata="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">
+                  <v:fill on="t" focussize="0,0"/>
+                  <v:stroke on="f"/>
+                  <v:imagedata o:title=""/>
+                  <o:lock v:ext="edit" aspectratio="f"/>
+                </v:rect>
+                <v:rect id="docshape6" o:spid="_x0000_s1026" o:spt="1" style="position:absolute;left:2429;top:280;height:15;width:8951;" fillcolor="#000000" filled="t" stroked="f" coordsize="21600,21600" o:gfxdata="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">
+                  <v:fill on="t" focussize="0,0"/>
+                  <v:stroke on="f"/>
+                  <v:imagedata o:title=""/>
+                  <o:lock v:ext="edit" aspectratio="f"/>
+                </v:rect>
               </v:group>
             </w:pict>
           </mc:Fallback>
@@ -613,23 +663,7 @@
           <w:b/>
           <w:bCs/>
         </w:rPr>
-        <w:t xml:space="preserve">Programming       </w:t>
-      </w:r>
-      <w:r>
-        <w:rPr>
-          <w:rFonts w:asciiTheme="minorHAnsi" w:hAnsiTheme="minorHAnsi" w:cstheme="minorHAnsi"/>
-          <w:b/>
-          <w:bCs/>
-        </w:rPr>
-        <w:t xml:space="preserve"> </w:t>
-      </w:r>
-      <w:r>
-        <w:rPr>
-          <w:rFonts w:asciiTheme="minorHAnsi" w:hAnsiTheme="minorHAnsi" w:cstheme="minorHAnsi"/>
-          <w:b/>
-          <w:bCs/>
-        </w:rPr>
-        <w:t xml:space="preserve">: </w:t>
+        <w:t xml:space="preserve">Programming        : </w:t>
       </w:r>
       <w:r>
         <w:rPr>
@@ -819,7 +853,7 @@
     </w:p>
     <w:p>
       <w:pPr>
-        <w:pStyle w:val="Heading1"/>
+        <w:pStyle w:val="2"/>
         <w:spacing w:before="164"/>
         <w:rPr>
           <w:rFonts w:asciiTheme="minorHAnsi" w:hAnsiTheme="minorHAnsi" w:cstheme="minorHAnsi"/>
@@ -828,12 +862,11 @@
       <w:r>
         <w:rPr>
           <w:rFonts w:asciiTheme="minorHAnsi" w:hAnsiTheme="minorHAnsi" w:cstheme="minorHAnsi"/>
-          <w:noProof/>
         </w:rPr>
         <mc:AlternateContent>
           <mc:Choice Requires="wpg">
             <w:drawing>
-              <wp:anchor distT="0" distB="0" distL="114300" distR="114300" simplePos="0" relativeHeight="251656192" behindDoc="1" locked="0" layoutInCell="1" allowOverlap="1" wp14:anchorId="61F01FA1" wp14:editId="53FA4006">
+              <wp:anchor distT="0" distB="0" distL="114300" distR="114300" simplePos="0" relativeHeight="251660288" behindDoc="1" locked="0" layoutInCell="1" allowOverlap="1">
                 <wp:simplePos x="0" y="0"/>
                 <wp:positionH relativeFrom="page">
                   <wp:posOffset>548640</wp:posOffset>
@@ -914,10 +947,20 @@
           </mc:Choice>
           <mc:Fallback>
             <w:pict>
-              <v:group w14:anchorId="3C19941E" id="docshapegroup7" o:spid="_x0000_s1026" style="position:absolute;margin-left:43.2pt;margin-top:22.3pt;width:525.85pt;height:.75pt;z-index:-251660288;mso-position-horizontal-relative:page" coordorigin="864,446" coordsize="10517,15" o:gfxdata="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">
-                <v:rect id="docshape8" o:spid="_x0000_s1027" style="position:absolute;left:864;top:445;width:1148;height:15;visibility:visible;mso-wrap-style:square;v-text-anchor:top" o:gfxdata="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" fillcolor="#365f91" stroked="f"/>
-                <v:rect id="docshape9" o:spid="_x0000_s1028" style="position:absolute;left:2012;top:445;width:9369;height:15;visibility:visible;mso-wrap-style:square;v-text-anchor:top" o:gfxdata="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" fillcolor="black" stroked="f"/>
-                <w10:wrap anchorx="page"/>
+              <v:group id="docshapegroup7" o:spid="_x0000_s1026" o:spt="203" style="position:absolute;left:0pt;margin-left:43.2pt;margin-top:22.3pt;height:0.75pt;width:525.85pt;mso-position-horizontal-relative:page;z-index:-251656192;mso-width-relative:page;mso-height-relative:page;" coordorigin="864,446" coordsize="10517,15" o:gfxdata="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">
+                <o:lock v:ext="edit" aspectratio="f"/>
+                <v:rect id="docshape8" o:spid="_x0000_s1026" o:spt="1" style="position:absolute;left:864;top:445;height:15;width:1148;" fillcolor="#365F91" filled="t" stroked="f" coordsize="21600,21600" o:gfxdata="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">
+                  <v:fill on="t" focussize="0,0"/>
+                  <v:stroke on="f"/>
+                  <v:imagedata o:title=""/>
+                  <o:lock v:ext="edit" aspectratio="f"/>
+                </v:rect>
+                <v:rect id="docshape9" o:spid="_x0000_s1026" o:spt="1" style="position:absolute;left:2012;top:445;height:15;width:9369;" fillcolor="#000000" filled="t" stroked="f" coordsize="21600,21600" o:gfxdata="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">
+                  <v:fill on="t" focussize="0,0"/>
+                  <v:stroke on="f"/>
+                  <v:imagedata o:title=""/>
+                  <o:lock v:ext="edit" aspectratio="f"/>
+                </v:rect>
               </v:group>
             </w:pict>
           </mc:Fallback>
@@ -964,14 +1007,7 @@
           <w:rFonts w:asciiTheme="minorHAnsi" w:hAnsiTheme="minorHAnsi" w:cstheme="minorHAnsi"/>
           <w:b/>
         </w:rPr>
-        <w:t xml:space="preserve">Scientist &amp; </w:t>
-      </w:r>
-      <w:r>
-        <w:rPr>
-          <w:rFonts w:asciiTheme="minorHAnsi" w:hAnsiTheme="minorHAnsi" w:cstheme="minorHAnsi"/>
-          <w:b/>
-        </w:rPr>
-        <w:t>Data</w:t>
+        <w:t>Scientist &amp; Data</w:t>
       </w:r>
       <w:r>
         <w:rPr>
@@ -1076,7 +1112,7 @@
     </w:p>
     <w:p>
       <w:pPr>
-        <w:pStyle w:val="ListParagraph"/>
+        <w:pStyle w:val="13"/>
         <w:numPr>
           <w:ilvl w:val="0"/>
           <w:numId w:val="1"/>
@@ -1088,19 +1124,19 @@
         <w:spacing w:before="2" w:line="211" w:lineRule="auto"/>
         <w:ind w:right="504" w:hanging="312"/>
         <w:rPr>
-          <w:rFonts w:asciiTheme="minorHAnsi" w:eastAsia="SimSun" w:hAnsiTheme="minorHAnsi" w:cstheme="minorHAnsi"/>
-        </w:rPr>
-      </w:pPr>
-      <w:r>
-        <w:rPr>
-          <w:rFonts w:asciiTheme="minorHAnsi" w:eastAsia="SimSun" w:hAnsiTheme="minorHAnsi" w:cstheme="minorHAnsi"/>
+          <w:rFonts w:eastAsia="SimSun" w:asciiTheme="minorHAnsi" w:hAnsiTheme="minorHAnsi" w:cstheme="minorHAnsi"/>
+        </w:rPr>
+      </w:pPr>
+      <w:r>
+        <w:rPr>
+          <w:rFonts w:eastAsia="SimSun" w:asciiTheme="minorHAnsi" w:hAnsiTheme="minorHAnsi" w:cstheme="minorHAnsi"/>
         </w:rPr>
         <w:t xml:space="preserve">Conduct classroom and hands-on training sessions in Data Science, Machine Learning, Python, SQL, Power BI, and Generative AI. </w:t>
       </w:r>
     </w:p>
     <w:p>
       <w:pPr>
-        <w:pStyle w:val="ListParagraph"/>
+        <w:pStyle w:val="13"/>
         <w:numPr>
           <w:ilvl w:val="0"/>
           <w:numId w:val="1"/>
@@ -1112,19 +1148,19 @@
         <w:spacing w:before="2" w:line="211" w:lineRule="auto"/>
         <w:ind w:right="504" w:hanging="312"/>
         <w:rPr>
-          <w:rFonts w:asciiTheme="minorHAnsi" w:eastAsia="SimSun" w:hAnsiTheme="minorHAnsi" w:cstheme="minorHAnsi"/>
-        </w:rPr>
-      </w:pPr>
-      <w:r>
-        <w:rPr>
-          <w:rFonts w:asciiTheme="minorHAnsi" w:eastAsia="SimSun" w:hAnsiTheme="minorHAnsi" w:cstheme="minorHAnsi"/>
+          <w:rFonts w:eastAsia="SimSun" w:asciiTheme="minorHAnsi" w:hAnsiTheme="minorHAnsi" w:cstheme="minorHAnsi"/>
+        </w:rPr>
+      </w:pPr>
+      <w:r>
+        <w:rPr>
+          <w:rFonts w:eastAsia="SimSun" w:asciiTheme="minorHAnsi" w:hAnsiTheme="minorHAnsi" w:cstheme="minorHAnsi"/>
         </w:rPr>
         <w:t xml:space="preserve">Mentor students through projects, mock interviews, and placement preparation. </w:t>
       </w:r>
     </w:p>
     <w:p>
       <w:pPr>
-        <w:pStyle w:val="ListParagraph"/>
+        <w:pStyle w:val="13"/>
         <w:numPr>
           <w:ilvl w:val="0"/>
           <w:numId w:val="1"/>
@@ -1141,14 +1177,14 @@
       </w:pPr>
       <w:r>
         <w:rPr>
-          <w:rFonts w:asciiTheme="minorHAnsi" w:eastAsia="SimSun" w:hAnsiTheme="minorHAnsi" w:cstheme="minorHAnsi"/>
+          <w:rFonts w:eastAsia="SimSun" w:asciiTheme="minorHAnsi" w:hAnsiTheme="minorHAnsi" w:cstheme="minorHAnsi"/>
         </w:rPr>
         <w:t>Guide learners in building end-to-end industry-level ML and AI solutions.</w:t>
       </w:r>
     </w:p>
     <w:p>
       <w:pPr>
-        <w:pStyle w:val="NormalWeb"/>
+        <w:pStyle w:val="11"/>
         <w:widowControl/>
         <w:numPr>
           <w:ilvl w:val="0"/>
@@ -1185,7 +1221,7 @@
     </w:p>
     <w:p>
       <w:pPr>
-        <w:pStyle w:val="NormalWeb"/>
+        <w:pStyle w:val="11"/>
         <w:widowControl/>
         <w:numPr>
           <w:ilvl w:val="0"/>
@@ -1222,7 +1258,7 @@
     </w:p>
     <w:p>
       <w:pPr>
-        <w:pStyle w:val="NormalWeb"/>
+        <w:pStyle w:val="11"/>
         <w:widowControl/>
         <w:numPr>
           <w:ilvl w:val="0"/>
@@ -1259,7 +1295,7 @@
     </w:p>
     <w:p>
       <w:pPr>
-        <w:pStyle w:val="NormalWeb"/>
+        <w:pStyle w:val="11"/>
         <w:widowControl/>
         <w:numPr>
           <w:ilvl w:val="0"/>
@@ -1287,7 +1323,7 @@
     </w:p>
     <w:p>
       <w:pPr>
-        <w:pStyle w:val="ListParagraph"/>
+        <w:pStyle w:val="13"/>
         <w:rPr>
           <w:rFonts w:asciiTheme="minorHAnsi" w:hAnsiTheme="minorHAnsi" w:cstheme="minorHAnsi"/>
           <w:b/>
@@ -1456,7 +1492,7 @@
     </w:p>
     <w:p>
       <w:pPr>
-        <w:pStyle w:val="ListParagraph"/>
+        <w:pStyle w:val="13"/>
         <w:numPr>
           <w:ilvl w:val="0"/>
           <w:numId w:val="1"/>
@@ -1468,19 +1504,19 @@
         <w:spacing w:before="2" w:line="211" w:lineRule="auto"/>
         <w:ind w:right="504" w:hanging="312"/>
         <w:rPr>
-          <w:rFonts w:asciiTheme="minorHAnsi" w:eastAsia="SimSun" w:hAnsiTheme="minorHAnsi" w:cstheme="minorHAnsi"/>
-        </w:rPr>
-      </w:pPr>
-      <w:r>
-        <w:rPr>
-          <w:rFonts w:asciiTheme="minorHAnsi" w:eastAsia="SimSun" w:hAnsiTheme="minorHAnsi" w:cstheme="minorHAnsi"/>
+          <w:rFonts w:eastAsia="SimSun" w:asciiTheme="minorHAnsi" w:hAnsiTheme="minorHAnsi" w:cstheme="minorHAnsi"/>
+        </w:rPr>
+      </w:pPr>
+      <w:r>
+        <w:rPr>
+          <w:rFonts w:eastAsia="SimSun" w:asciiTheme="minorHAnsi" w:hAnsiTheme="minorHAnsi" w:cstheme="minorHAnsi"/>
         </w:rPr>
         <w:t xml:space="preserve">Mentor students through projects, mock interviews, and placement preparation. </w:t>
       </w:r>
     </w:p>
     <w:p>
       <w:pPr>
-        <w:pStyle w:val="ListParagraph"/>
+        <w:pStyle w:val="13"/>
         <w:numPr>
           <w:ilvl w:val="0"/>
           <w:numId w:val="1"/>
@@ -1497,7 +1533,7 @@
       </w:pPr>
       <w:r>
         <w:rPr>
-          <w:rFonts w:asciiTheme="minorHAnsi" w:eastAsia="SimSun" w:hAnsiTheme="minorHAnsi" w:cstheme="minorHAnsi"/>
+          <w:rFonts w:eastAsia="SimSun" w:asciiTheme="minorHAnsi" w:hAnsiTheme="minorHAnsi" w:cstheme="minorHAnsi"/>
         </w:rPr>
         <w:t>Guide learners in building end-to-end industry-level ML and AI solutions.</w:t>
       </w:r>
@@ -1533,14 +1569,7 @@
           <w:rFonts w:asciiTheme="minorHAnsi" w:hAnsiTheme="minorHAnsi" w:cstheme="minorHAnsi"/>
           <w:b/>
         </w:rPr>
-        <w:t xml:space="preserve">      </w:t>
-      </w:r>
-      <w:r>
-        <w:rPr>
-          <w:rFonts w:asciiTheme="minorHAnsi" w:hAnsiTheme="minorHAnsi" w:cstheme="minorHAnsi"/>
-          <w:b/>
-        </w:rPr>
-        <w:t>Data Analyst |Fine Air Solutions</w:t>
+        <w:t xml:space="preserve">      Data Analyst |Fine Air Solutions</w:t>
       </w:r>
       <w:r>
         <w:rPr>
@@ -1614,7 +1643,7 @@
     </w:p>
     <w:p>
       <w:pPr>
-        <w:pStyle w:val="ListParagraph"/>
+        <w:pStyle w:val="13"/>
         <w:numPr>
           <w:ilvl w:val="0"/>
           <w:numId w:val="1"/>
@@ -1638,7 +1667,7 @@
     </w:p>
     <w:p>
       <w:pPr>
-        <w:pStyle w:val="ListParagraph"/>
+        <w:pStyle w:val="13"/>
         <w:numPr>
           <w:ilvl w:val="0"/>
           <w:numId w:val="1"/>
@@ -1664,48 +1693,20 @@
           <w:rFonts w:asciiTheme="minorHAnsi" w:hAnsiTheme="minorHAnsi" w:cstheme="minorHAnsi"/>
           <w:b/>
         </w:rPr>
-        <w:t xml:space="preserve">minimize cost </w:t>
-      </w:r>
-      <w:r>
-        <w:rPr>
-          <w:rFonts w:asciiTheme="minorHAnsi" w:hAnsiTheme="minorHAnsi" w:cstheme="minorHAnsi"/>
-          <w:b/>
-        </w:rPr>
-        <w:t>approx.</w:t>
-      </w:r>
-      <w:r>
-        <w:rPr>
-          <w:rFonts w:asciiTheme="minorHAnsi" w:hAnsiTheme="minorHAnsi" w:cstheme="minorHAnsi"/>
-          <w:b/>
-        </w:rPr>
-        <w:t xml:space="preserve"> 8%.</w:t>
+        <w:t>minimize cost approx. 8%.</w:t>
       </w:r>
       <w:bookmarkStart w:id="2" w:name="Projects"/>
       <w:bookmarkEnd w:id="2"/>
     </w:p>
     <w:p>
       <w:pPr>
-        <w:pStyle w:val="ListParagraph"/>
-        <w:tabs>
-          <w:tab w:val="left" w:pos="826"/>
-          <w:tab w:val="left" w:pos="827"/>
-        </w:tabs>
-        <w:spacing w:line="211" w:lineRule="auto"/>
-        <w:ind w:left="826" w:right="184" w:firstLine="0"/>
-        <w:rPr>
-          <w:rFonts w:asciiTheme="minorHAnsi" w:hAnsiTheme="minorHAnsi" w:cstheme="minorHAnsi"/>
-        </w:rPr>
-      </w:pPr>
-    </w:p>
-    <w:p>
-      <w:pPr>
-        <w:pStyle w:val="ListParagraph"/>
+        <w:pStyle w:val="13"/>
         <w:tabs>
           <w:tab w:val="left" w:pos="821"/>
           <w:tab w:val="left" w:pos="823"/>
         </w:tabs>
         <w:spacing w:before="2" w:line="211" w:lineRule="auto"/>
-        <w:ind w:left="826" w:right="504" w:firstLine="0"/>
+        <w:ind w:left="0" w:leftChars="0" w:right="504" w:firstLine="0" w:firstLineChars="0"/>
         <w:rPr>
           <w:rFonts w:asciiTheme="minorHAnsi" w:hAnsiTheme="minorHAnsi" w:cstheme="minorHAnsi"/>
         </w:rPr>
@@ -1728,32 +1729,18 @@
           <w:rFonts w:asciiTheme="minorHAnsi" w:hAnsiTheme="minorHAnsi" w:cstheme="minorHAnsi"/>
           <w:b/>
         </w:rPr>
-        <w:t xml:space="preserve">     Freelance Python Developer/ Part Time (20</w:t>
-      </w:r>
-      <w:r>
-        <w:rPr>
-          <w:rFonts w:asciiTheme="minorHAnsi" w:hAnsiTheme="minorHAnsi" w:cstheme="minorHAnsi"/>
-          <w:b/>
-        </w:rPr>
-        <w:t>20</w:t>
-      </w:r>
-      <w:r>
-        <w:rPr>
-          <w:rFonts w:asciiTheme="minorHAnsi" w:hAnsiTheme="minorHAnsi" w:cstheme="minorHAnsi"/>
-          <w:b/>
-        </w:rPr>
-        <w:t xml:space="preserve"> – 2024)</w:t>
-      </w:r>
-      <w:r>
-        <w:rPr>
-          <w:rFonts w:asciiTheme="minorHAnsi" w:hAnsiTheme="minorHAnsi" w:cstheme="minorHAnsi"/>
-        </w:rPr>
-        <w:t xml:space="preserve"> </w:t>
-      </w:r>
-    </w:p>
-    <w:p>
-      <w:pPr>
-        <w:pStyle w:val="ListParagraph"/>
+        <w:t xml:space="preserve">     Freelance Python Developer/ Part Time (2020 – 2024)</w:t>
+      </w:r>
+      <w:r>
+        <w:rPr>
+          <w:rFonts w:asciiTheme="minorHAnsi" w:hAnsiTheme="minorHAnsi" w:cstheme="minorHAnsi"/>
+        </w:rPr>
+        <w:t xml:space="preserve"> </w:t>
+      </w:r>
+    </w:p>
+    <w:p>
+      <w:pPr>
+        <w:pStyle w:val="13"/>
         <w:numPr>
           <w:ilvl w:val="0"/>
           <w:numId w:val="1"/>
@@ -1777,7 +1764,7 @@
     </w:p>
     <w:p>
       <w:pPr>
-        <w:pStyle w:val="ListParagraph"/>
+        <w:pStyle w:val="13"/>
         <w:numPr>
           <w:ilvl w:val="0"/>
           <w:numId w:val="1"/>
@@ -1801,7 +1788,7 @@
     </w:p>
     <w:p>
       <w:pPr>
-        <w:pStyle w:val="ListParagraph"/>
+        <w:pStyle w:val="13"/>
         <w:numPr>
           <w:ilvl w:val="0"/>
           <w:numId w:val="1"/>
@@ -1896,11 +1883,12 @@
     </w:p>
     <w:p>
       <w:pPr>
-        <w:pStyle w:val="NormalWeb"/>
-        <w:rPr>
-          <w:rFonts w:asciiTheme="minorHAnsi" w:hAnsiTheme="minorHAnsi" w:cstheme="minorHAnsi"/>
+        <w:pStyle w:val="11"/>
+        <w:rPr>
+          <w:rFonts w:hint="default" w:asciiTheme="minorHAnsi" w:hAnsiTheme="minorHAnsi" w:cstheme="minorHAnsi"/>
           <w:sz w:val="22"/>
           <w:szCs w:val="22"/>
+          <w:lang w:val="en-IN"/>
         </w:rPr>
       </w:pPr>
       <w:r>
@@ -1914,300 +1902,98 @@
         </w:rPr>
         <w:t>ATS Resume LLM App</w:t>
       </w:r>
-    </w:p>
-    <w:p>
-      <w:pPr>
-        <w:pStyle w:val="NormalWeb"/>
-        <w:widowControl/>
-        <w:numPr>
-          <w:ilvl w:val="0"/>
-          <w:numId w:val="3"/>
-        </w:numPr>
-        <w:autoSpaceDE/>
-        <w:autoSpaceDN/>
-        <w:rPr>
-          <w:rFonts w:asciiTheme="minorHAnsi" w:hAnsiTheme="minorHAnsi" w:cstheme="minorHAnsi"/>
-          <w:sz w:val="22"/>
-          <w:szCs w:val="22"/>
-        </w:rPr>
-      </w:pPr>
-      <w:r>
-        <w:rPr>
-          <w:rFonts w:asciiTheme="minorHAnsi" w:hAnsiTheme="minorHAnsi" w:cstheme="minorHAnsi"/>
+      <w:r>
+        <w:rPr>
+          <w:rFonts w:hint="default" w:asciiTheme="minorHAnsi" w:hAnsiTheme="minorHAnsi" w:cstheme="minorHAnsi"/>
           <w:b/>
           <w:bCs/>
           <w:color w:val="000000"/>
           <w:sz w:val="22"/>
           <w:szCs w:val="22"/>
-        </w:rPr>
-        <w:t>Overview</w:t>
-      </w:r>
-      <w:r>
-        <w:rPr>
-          <w:rFonts w:asciiTheme="minorHAnsi" w:hAnsiTheme="minorHAnsi" w:cstheme="minorHAnsi"/>
-          <w:color w:val="000000"/>
-          <w:sz w:val="22"/>
-          <w:szCs w:val="22"/>
-        </w:rPr>
-        <w:t>: Developed an application optimizing resumes for ATS using OpenAI APIs, enhancing match rates for job applications.</w:t>
-      </w:r>
-    </w:p>
-    <w:p>
-      <w:pPr>
-        <w:pStyle w:val="NormalWeb"/>
-        <w:widowControl/>
-        <w:numPr>
-          <w:ilvl w:val="0"/>
-          <w:numId w:val="3"/>
-        </w:numPr>
-        <w:autoSpaceDE/>
-        <w:autoSpaceDN/>
-        <w:rPr>
-          <w:rFonts w:asciiTheme="minorHAnsi" w:hAnsiTheme="minorHAnsi" w:cstheme="minorHAnsi"/>
-          <w:sz w:val="22"/>
-          <w:szCs w:val="22"/>
-        </w:rPr>
-      </w:pPr>
-      <w:r>
-        <w:rPr>
-          <w:rFonts w:asciiTheme="minorHAnsi" w:hAnsiTheme="minorHAnsi" w:cstheme="minorHAnsi"/>
+          <w:lang w:val="en-IN"/>
+        </w:rPr>
+        <w:t xml:space="preserve"> [</w:t>
+      </w:r>
+      <w:r>
+        <w:rPr>
+          <w:rFonts w:hint="default" w:asciiTheme="minorHAnsi" w:hAnsiTheme="minorHAnsi" w:cstheme="minorHAnsi"/>
           <w:b/>
           <w:bCs/>
           <w:color w:val="000000"/>
           <w:sz w:val="22"/>
           <w:szCs w:val="22"/>
-        </w:rPr>
-        <w:t>Technologies</w:t>
-      </w:r>
-      <w:r>
-        <w:rPr>
-          <w:rFonts w:asciiTheme="minorHAnsi" w:hAnsiTheme="minorHAnsi" w:cstheme="minorHAnsi"/>
-          <w:color w:val="000000"/>
-          <w:sz w:val="22"/>
-          <w:szCs w:val="22"/>
-        </w:rPr>
-        <w:t>: OpenAI APIs, Python, AWS, Google Gemini Pro.</w:t>
-      </w:r>
-    </w:p>
-    <w:p>
-      <w:pPr>
-        <w:pStyle w:val="NormalWeb"/>
-        <w:widowControl/>
-        <w:numPr>
-          <w:ilvl w:val="0"/>
-          <w:numId w:val="3"/>
-        </w:numPr>
-        <w:autoSpaceDE/>
-        <w:autoSpaceDN/>
-        <w:rPr>
-          <w:rFonts w:asciiTheme="minorHAnsi" w:hAnsiTheme="minorHAnsi" w:cstheme="minorHAnsi"/>
-          <w:sz w:val="22"/>
-          <w:szCs w:val="22"/>
-        </w:rPr>
-      </w:pPr>
-      <w:r>
-        <w:rPr>
-          <w:rFonts w:asciiTheme="minorHAnsi" w:hAnsiTheme="minorHAnsi" w:cstheme="minorHAnsi"/>
+          <w:lang w:val="en-IN"/>
+        </w:rPr>
+        <w:fldChar w:fldCharType="begin"/>
+      </w:r>
+      <w:r>
+        <w:rPr>
+          <w:rFonts w:hint="default" w:asciiTheme="minorHAnsi" w:hAnsiTheme="minorHAnsi" w:cstheme="minorHAnsi"/>
           <w:b/>
           <w:bCs/>
           <w:color w:val="000000"/>
           <w:sz w:val="22"/>
           <w:szCs w:val="22"/>
-        </w:rPr>
-        <w:lastRenderedPageBreak/>
-        <w:t>Outcome</w:t>
-      </w:r>
-      <w:r>
-        <w:rPr>
-          <w:rFonts w:asciiTheme="minorHAnsi" w:hAnsiTheme="minorHAnsi" w:cstheme="minorHAnsi"/>
-          <w:color w:val="000000"/>
-          <w:sz w:val="22"/>
-          <w:szCs w:val="22"/>
-        </w:rPr>
-        <w:t>: Achieved a 50% improvement in ATS match rates, increasing users' chances of securing interviews.</w:t>
-      </w:r>
-    </w:p>
-    <w:p>
-      <w:pPr>
-        <w:pStyle w:val="NormalWeb"/>
-        <w:spacing w:before="240"/>
-        <w:rPr>
-          <w:rFonts w:asciiTheme="minorHAnsi" w:hAnsiTheme="minorHAnsi" w:cstheme="minorHAnsi"/>
-        </w:rPr>
-      </w:pPr>
-      <w:r>
-        <w:rPr>
-          <w:rFonts w:asciiTheme="minorHAnsi" w:hAnsiTheme="minorHAnsi" w:cstheme="minorHAnsi"/>
-          <w:b/>
-          <w:bCs/>
-          <w:color w:val="000000"/>
-        </w:rPr>
-        <w:t>Text to SQL LLM App using Llama2</w:t>
-      </w:r>
-    </w:p>
-    <w:p>
-      <w:pPr>
-        <w:pStyle w:val="NormalWeb"/>
-        <w:widowControl/>
-        <w:numPr>
-          <w:ilvl w:val="0"/>
-          <w:numId w:val="4"/>
-        </w:numPr>
-        <w:autoSpaceDE/>
-        <w:autoSpaceDN/>
-        <w:rPr>
-          <w:rFonts w:asciiTheme="minorHAnsi" w:hAnsiTheme="minorHAnsi" w:cstheme="minorHAnsi"/>
-          <w:sz w:val="22"/>
-          <w:szCs w:val="22"/>
-        </w:rPr>
-      </w:pPr>
-      <w:r>
-        <w:rPr>
-          <w:rFonts w:asciiTheme="minorHAnsi" w:hAnsiTheme="minorHAnsi" w:cstheme="minorHAnsi"/>
+          <w:lang w:val="en-IN"/>
+        </w:rPr>
+        <w:instrText xml:space="preserve"> HYPERLINK "https://github.com/shahil04/Al_project" </w:instrText>
+      </w:r>
+      <w:r>
+        <w:rPr>
+          <w:rFonts w:hint="default" w:asciiTheme="minorHAnsi" w:hAnsiTheme="minorHAnsi" w:cstheme="minorHAnsi"/>
           <w:b/>
           <w:bCs/>
           <w:color w:val="000000"/>
           <w:sz w:val="22"/>
           <w:szCs w:val="22"/>
-        </w:rPr>
-        <w:t>Overview</w:t>
-      </w:r>
-      <w:r>
-        <w:rPr>
-          <w:rFonts w:asciiTheme="minorHAnsi" w:hAnsiTheme="minorHAnsi" w:cstheme="minorHAnsi"/>
-          <w:color w:val="000000"/>
+          <w:lang w:val="en-IN"/>
+        </w:rPr>
+        <w:fldChar w:fldCharType="separate"/>
+      </w:r>
+      <w:r>
+        <w:rPr>
+          <w:rStyle w:val="10"/>
+          <w:rFonts w:hint="default" w:asciiTheme="minorHAnsi" w:hAnsiTheme="minorHAnsi" w:cstheme="minorHAnsi"/>
+          <w:b/>
+          <w:bCs/>
           <w:sz w:val="22"/>
           <w:szCs w:val="22"/>
-        </w:rPr>
-        <w:t>: Created an app to convert natural language queries into SQL commands using Llama2, improving database accessibility for non-technical users.</w:t>
-      </w:r>
-    </w:p>
-    <w:p>
-      <w:pPr>
-        <w:pStyle w:val="NormalWeb"/>
-        <w:widowControl/>
-        <w:numPr>
-          <w:ilvl w:val="0"/>
-          <w:numId w:val="4"/>
-        </w:numPr>
-        <w:autoSpaceDE/>
-        <w:autoSpaceDN/>
-        <w:rPr>
-          <w:rFonts w:asciiTheme="minorHAnsi" w:hAnsiTheme="minorHAnsi" w:cstheme="minorHAnsi"/>
-          <w:sz w:val="22"/>
-          <w:szCs w:val="22"/>
-        </w:rPr>
-      </w:pPr>
-      <w:r>
-        <w:rPr>
-          <w:rFonts w:asciiTheme="minorHAnsi" w:hAnsiTheme="minorHAnsi" w:cstheme="minorHAnsi"/>
+          <w:lang w:val="en-IN"/>
+        </w:rPr>
+        <w:t>Code</w:t>
+      </w:r>
+      <w:r>
+        <w:rPr>
+          <w:rFonts w:hint="default" w:asciiTheme="minorHAnsi" w:hAnsiTheme="minorHAnsi" w:cstheme="minorHAnsi"/>
           <w:b/>
           <w:bCs/>
           <w:color w:val="000000"/>
           <w:sz w:val="22"/>
           <w:szCs w:val="22"/>
-        </w:rPr>
-        <w:t>Outcome</w:t>
-      </w:r>
-      <w:r>
-        <w:rPr>
-          <w:rFonts w:asciiTheme="minorHAnsi" w:hAnsiTheme="minorHAnsi" w:cstheme="minorHAnsi"/>
-          <w:color w:val="000000"/>
-          <w:sz w:val="22"/>
-          <w:szCs w:val="22"/>
-        </w:rPr>
-        <w:t>: Reduced query formulation time by over 60%, enhancing productivity for users.</w:t>
-      </w:r>
-    </w:p>
-    <w:p>
-      <w:pPr>
-        <w:pStyle w:val="NormalWeb"/>
-        <w:spacing w:before="240"/>
-        <w:rPr>
-          <w:rFonts w:asciiTheme="minorHAnsi" w:hAnsiTheme="minorHAnsi" w:cstheme="minorHAnsi"/>
-        </w:rPr>
-      </w:pPr>
-      <w:r>
-        <w:rPr>
-          <w:rFonts w:asciiTheme="minorHAnsi" w:hAnsiTheme="minorHAnsi" w:cstheme="minorHAnsi"/>
-          <w:b/>
-          <w:bCs/>
-          <w:color w:val="000000"/>
-        </w:rPr>
-        <w:t>Advanced Q&amp;A Chatbots with  Databases and Vector Embedding</w:t>
-      </w:r>
-      <w:r>
-        <w:rPr>
-          <w:rFonts w:asciiTheme="minorHAnsi" w:hAnsiTheme="minorHAnsi" w:cstheme="minorHAnsi"/>
-          <w:b/>
-          <w:bCs/>
-          <w:color w:val="000000"/>
-        </w:rPr>
-        <w:t>(</w:t>
-      </w:r>
-      <w:r>
-        <w:rPr>
-          <w:rFonts w:asciiTheme="minorHAnsi" w:hAnsiTheme="minorHAnsi" w:cstheme="minorHAnsi"/>
-          <w:color w:val="000000"/>
-          <w:sz w:val="22"/>
-          <w:szCs w:val="22"/>
-        </w:rPr>
-        <w:t>vector embedding, Hugging Face</w:t>
-      </w:r>
-      <w:r>
-        <w:rPr>
-          <w:rFonts w:asciiTheme="minorHAnsi" w:hAnsiTheme="minorHAnsi" w:cstheme="minorHAnsi"/>
-          <w:color w:val="000000"/>
-          <w:sz w:val="22"/>
-          <w:szCs w:val="22"/>
-        </w:rPr>
-        <w:t>)</w:t>
-      </w:r>
-    </w:p>
-    <w:p>
-      <w:pPr>
-        <w:pStyle w:val="NormalWeb"/>
-        <w:widowControl/>
-        <w:numPr>
-          <w:ilvl w:val="0"/>
-          <w:numId w:val="5"/>
-        </w:numPr>
-        <w:autoSpaceDE/>
-        <w:autoSpaceDN/>
-        <w:rPr>
-          <w:rFonts w:asciiTheme="minorHAnsi" w:hAnsiTheme="minorHAnsi" w:cstheme="minorHAnsi"/>
-          <w:sz w:val="22"/>
-          <w:szCs w:val="22"/>
-        </w:rPr>
-      </w:pPr>
-      <w:r>
-        <w:rPr>
-          <w:rFonts w:asciiTheme="minorHAnsi" w:hAnsiTheme="minorHAnsi" w:cstheme="minorHAnsi"/>
+          <w:lang w:val="en-IN"/>
+        </w:rPr>
+        <w:fldChar w:fldCharType="end"/>
+      </w:r>
+      <w:r>
+        <w:rPr>
+          <w:rFonts w:hint="default" w:asciiTheme="minorHAnsi" w:hAnsiTheme="minorHAnsi" w:cstheme="minorHAnsi"/>
           <w:b/>
           <w:bCs/>
           <w:color w:val="000000"/>
           <w:sz w:val="22"/>
           <w:szCs w:val="22"/>
-        </w:rPr>
-        <w:t>Overview</w:t>
-      </w:r>
-      <w:r>
-        <w:rPr>
-          <w:rFonts w:asciiTheme="minorHAnsi" w:hAnsiTheme="minorHAnsi" w:cstheme="minorHAnsi"/>
-          <w:color w:val="000000"/>
-          <w:sz w:val="22"/>
-          <w:szCs w:val="22"/>
-        </w:rPr>
-        <w:t xml:space="preserve">: Engineered chatbots that provide accurate, context-aware answers by integrating databases with vector embedding techniques. </w:t>
-      </w:r>
-    </w:p>
-    <w:p>
-      <w:pPr>
-        <w:pStyle w:val="NormalWeb"/>
+          <w:lang w:val="en-IN"/>
+        </w:rPr>
+        <w:t>]</w:t>
+      </w:r>
+    </w:p>
+    <w:p>
+      <w:pPr>
+        <w:pStyle w:val="11"/>
         <w:widowControl/>
         <w:numPr>
           <w:ilvl w:val="0"/>
-          <w:numId w:val="5"/>
+          <w:numId w:val="2"/>
         </w:numPr>
         <w:autoSpaceDE/>
         <w:autoSpaceDN/>
@@ -2226,7 +2012,7 @@
           <w:sz w:val="22"/>
           <w:szCs w:val="22"/>
         </w:rPr>
-        <w:t>Managed and optimized vector databases</w:t>
+        <w:t>Overview</w:t>
       </w:r>
       <w:r>
         <w:rPr>
@@ -2235,16 +2021,16 @@
           <w:sz w:val="22"/>
           <w:szCs w:val="22"/>
         </w:rPr>
-        <w:t xml:space="preserve"> such as ChromaDB, enhancing AI applications' data retrieval capabilities.</w:t>
-      </w:r>
-    </w:p>
-    <w:p>
-      <w:pPr>
-        <w:pStyle w:val="NormalWeb"/>
+        <w:t>: Developed an application optimizing resumes for ATS using OpenAI APIs, enhancing match rates for job applications.</w:t>
+      </w:r>
+    </w:p>
+    <w:p>
+      <w:pPr>
+        <w:pStyle w:val="11"/>
         <w:widowControl/>
         <w:numPr>
           <w:ilvl w:val="0"/>
-          <w:numId w:val="6"/>
+          <w:numId w:val="2"/>
         </w:numPr>
         <w:autoSpaceDE/>
         <w:autoSpaceDN/>
@@ -2263,7 +2049,7 @@
           <w:sz w:val="22"/>
           <w:szCs w:val="22"/>
         </w:rPr>
-        <w:t>Outcome</w:t>
+        <w:t>Technologies</w:t>
       </w:r>
       <w:r>
         <w:rPr>
@@ -2272,23 +2058,48 @@
           <w:sz w:val="22"/>
           <w:szCs w:val="22"/>
         </w:rPr>
-        <w:t>: Achieved a 40% reduction in the need for human intervention in customer service inquiries, improving response accuracy and user satisfaction.</w:t>
-      </w:r>
-    </w:p>
-    <w:p>
-      <w:pPr>
-        <w:pStyle w:val="Heading2"/>
-        <w:spacing w:before="55"/>
-        <w:ind w:left="255"/>
+        <w:t>: OpenAI APIs, Python, AWS, Google Gemini Pro.</w:t>
+      </w:r>
+    </w:p>
+    <w:p>
+      <w:pPr>
+        <w:pStyle w:val="11"/>
+        <w:widowControl/>
+        <w:numPr>
+          <w:ilvl w:val="0"/>
+          <w:numId w:val="2"/>
+        </w:numPr>
+        <w:autoSpaceDE/>
+        <w:autoSpaceDN/>
         <w:rPr>
           <w:rFonts w:asciiTheme="minorHAnsi" w:hAnsiTheme="minorHAnsi" w:cstheme="minorHAnsi"/>
           <w:spacing w:val="-2"/>
         </w:rPr>
       </w:pPr>
-    </w:p>
-    <w:p>
-      <w:pPr>
-        <w:pStyle w:val="Heading2"/>
+      <w:r>
+        <w:rPr>
+          <w:rFonts w:asciiTheme="minorHAnsi" w:hAnsiTheme="minorHAnsi" w:cstheme="minorHAnsi"/>
+          <w:b/>
+          <w:bCs/>
+          <w:color w:val="000000"/>
+          <w:sz w:val="22"/>
+          <w:szCs w:val="22"/>
+        </w:rPr>
+        <w:t>Outcome</w:t>
+      </w:r>
+      <w:r>
+        <w:rPr>
+          <w:rFonts w:asciiTheme="minorHAnsi" w:hAnsiTheme="minorHAnsi" w:cstheme="minorHAnsi"/>
+          <w:color w:val="000000"/>
+          <w:sz w:val="22"/>
+          <w:szCs w:val="22"/>
+        </w:rPr>
+        <w:t>: Achieved a 50% improvement in ATS match rates, increasing users' chances of securing interviews.</w:t>
+      </w:r>
+    </w:p>
+    <w:p>
+      <w:pPr>
+        <w:pStyle w:val="3"/>
         <w:spacing w:before="55"/>
         <w:ind w:left="0"/>
         <w:rPr>
@@ -2327,15 +2138,14 @@
       <w:r>
         <w:rPr>
           <w:rFonts w:asciiTheme="minorHAnsi" w:hAnsiTheme="minorHAnsi" w:cstheme="minorHAnsi"/>
-          <w:noProof/>
           <w:position w:val="-3"/>
         </w:rPr>
         <w:drawing>
-          <wp:inline distT="0" distB="0" distL="0" distR="0" wp14:anchorId="42770C88" wp14:editId="6C289BE3">
+          <wp:inline distT="0" distB="0" distL="0" distR="0">
             <wp:extent cx="163830" cy="163195"/>
             <wp:effectExtent l="0" t="0" r="0" b="0"/>
             <wp:docPr id="11" name="image3.png">
-              <a:hlinkClick xmlns:a="http://schemas.openxmlformats.org/drawingml/2006/main" r:id="rId16"/>
+              <a:hlinkClick xmlns:a="http://schemas.openxmlformats.org/drawingml/2006/main" r:id="rId10"/>
             </wp:docPr>
             <wp:cNvGraphicFramePr>
               <a:graphicFrameLocks xmlns:a="http://schemas.openxmlformats.org/drawingml/2006/main" noChangeAspect="1"/>
@@ -2350,7 +2160,7 @@
                     </pic:cNvPicPr>
                   </pic:nvPicPr>
                   <pic:blipFill>
-                    <a:blip r:embed="rId12" cstate="print"/>
+                    <a:blip r:embed="rId7" cstate="print"/>
                     <a:stretch>
                       <a:fillRect/>
                     </a:stretch>
@@ -2380,7 +2190,7 @@
     </w:p>
     <w:p>
       <w:pPr>
-        <w:pStyle w:val="ListParagraph"/>
+        <w:pStyle w:val="13"/>
         <w:numPr>
           <w:ilvl w:val="0"/>
           <w:numId w:val="1"/>
@@ -2498,7 +2308,7 @@
     </w:p>
     <w:p>
       <w:pPr>
-        <w:pStyle w:val="ListParagraph"/>
+        <w:pStyle w:val="13"/>
         <w:numPr>
           <w:ilvl w:val="0"/>
           <w:numId w:val="1"/>
@@ -2648,7 +2458,7 @@
     </w:p>
     <w:p>
       <w:pPr>
-        <w:pStyle w:val="ListParagraph"/>
+        <w:pStyle w:val="13"/>
         <w:numPr>
           <w:ilvl w:val="0"/>
           <w:numId w:val="1"/>
@@ -2718,7 +2528,7 @@
     </w:p>
     <w:p>
       <w:pPr>
-        <w:pStyle w:val="ListParagraph"/>
+        <w:pStyle w:val="13"/>
         <w:numPr>
           <w:ilvl w:val="0"/>
           <w:numId w:val="1"/>
@@ -2755,7 +2565,7 @@
     </w:p>
     <w:p>
       <w:pPr>
-        <w:pStyle w:val="Heading2"/>
+        <w:pStyle w:val="3"/>
         <w:spacing w:before="55"/>
         <w:ind w:left="0"/>
         <w:rPr>
@@ -2766,7 +2576,7 @@
     </w:p>
     <w:p>
       <w:pPr>
-        <w:pStyle w:val="Heading2"/>
+        <w:pStyle w:val="3"/>
         <w:spacing w:before="55"/>
         <w:ind w:left="0"/>
         <w:rPr>
@@ -2809,15 +2619,14 @@
       <w:r>
         <w:rPr>
           <w:rFonts w:asciiTheme="minorHAnsi" w:hAnsiTheme="minorHAnsi" w:cstheme="minorHAnsi"/>
-          <w:noProof/>
           <w:position w:val="-3"/>
         </w:rPr>
         <w:drawing>
-          <wp:inline distT="0" distB="0" distL="0" distR="0" wp14:anchorId="6CF1558A" wp14:editId="016B7590">
+          <wp:inline distT="0" distB="0" distL="0" distR="0">
             <wp:extent cx="163830" cy="163195"/>
             <wp:effectExtent l="0" t="0" r="0" b="0"/>
             <wp:docPr id="1734341184" name="image3.png">
-              <a:hlinkClick xmlns:a="http://schemas.openxmlformats.org/drawingml/2006/main" r:id="rId17"/>
+              <a:hlinkClick xmlns:a="http://schemas.openxmlformats.org/drawingml/2006/main" r:id="rId11"/>
             </wp:docPr>
             <wp:cNvGraphicFramePr>
               <a:graphicFrameLocks xmlns:a="http://schemas.openxmlformats.org/drawingml/2006/main" noChangeAspect="1"/>
@@ -2832,7 +2641,7 @@
                     </pic:cNvPicPr>
                   </pic:nvPicPr>
                   <pic:blipFill>
-                    <a:blip r:embed="rId12" cstate="print"/>
+                    <a:blip r:embed="rId7" cstate="print"/>
                     <a:stretch>
                       <a:fillRect/>
                     </a:stretch>
@@ -2859,20 +2668,35 @@
         </w:rPr>
         <w:t xml:space="preserve"> </w:t>
       </w:r>
-      <w:hyperlink r:id="rId18" w:history="1">
-        <w:r>
-          <w:rPr>
-            <w:rStyle w:val="Hyperlink"/>
-            <w:rFonts w:asciiTheme="minorHAnsi" w:hAnsiTheme="minorHAnsi" w:cstheme="minorHAnsi"/>
-            <w:spacing w:val="26"/>
-          </w:rPr>
-          <w:t>[Demo]</w:t>
-        </w:r>
-      </w:hyperlink>
-    </w:p>
-    <w:p>
-      <w:pPr>
-        <w:pStyle w:val="ListParagraph"/>
+      <w:r>
+        <w:fldChar w:fldCharType="begin"/>
+      </w:r>
+      <w:r>
+        <w:instrText xml:space="preserve"> HYPERLINK "https://bottom-natalina-zero1.koyeb.app/" </w:instrText>
+      </w:r>
+      <w:r>
+        <w:fldChar w:fldCharType="separate"/>
+      </w:r>
+      <w:r>
+        <w:rPr>
+          <w:rStyle w:val="10"/>
+          <w:rFonts w:asciiTheme="minorHAnsi" w:hAnsiTheme="minorHAnsi" w:cstheme="minorHAnsi"/>
+          <w:spacing w:val="26"/>
+        </w:rPr>
+        <w:t>[Demo]</w:t>
+      </w:r>
+      <w:r>
+        <w:rPr>
+          <w:rStyle w:val="10"/>
+          <w:rFonts w:asciiTheme="minorHAnsi" w:hAnsiTheme="minorHAnsi" w:cstheme="minorHAnsi"/>
+          <w:spacing w:val="26"/>
+        </w:rPr>
+        <w:fldChar w:fldCharType="end"/>
+      </w:r>
+    </w:p>
+    <w:p>
+      <w:pPr>
+        <w:pStyle w:val="13"/>
         <w:numPr>
           <w:ilvl w:val="1"/>
           <w:numId w:val="1"/>
@@ -2905,7 +2729,7 @@
     </w:p>
     <w:p>
       <w:pPr>
-        <w:pStyle w:val="ListParagraph"/>
+        <w:pStyle w:val="13"/>
         <w:numPr>
           <w:ilvl w:val="1"/>
           <w:numId w:val="1"/>
@@ -2929,7 +2753,7 @@
     </w:p>
     <w:p>
       <w:pPr>
-        <w:pStyle w:val="Heading2"/>
+        <w:pStyle w:val="3"/>
         <w:spacing w:before="55"/>
         <w:ind w:left="0"/>
         <w:rPr>
@@ -2940,7 +2764,7 @@
     </w:p>
     <w:p>
       <w:pPr>
-        <w:pStyle w:val="Heading2"/>
+        <w:pStyle w:val="3"/>
         <w:spacing w:before="55"/>
         <w:ind w:left="0"/>
         <w:rPr>
@@ -2963,15 +2787,14 @@
       <w:r>
         <w:rPr>
           <w:rFonts w:asciiTheme="minorHAnsi" w:hAnsiTheme="minorHAnsi" w:cstheme="minorHAnsi"/>
-          <w:noProof/>
           <w:position w:val="-3"/>
         </w:rPr>
         <w:drawing>
-          <wp:inline distT="0" distB="0" distL="0" distR="0" wp14:anchorId="1289D47B" wp14:editId="4CA92AE1">
+          <wp:inline distT="0" distB="0" distL="0" distR="0">
             <wp:extent cx="163830" cy="163195"/>
             <wp:effectExtent l="0" t="0" r="0" b="0"/>
             <wp:docPr id="19" name="image3.png">
-              <a:hlinkClick xmlns:a="http://schemas.openxmlformats.org/drawingml/2006/main" r:id="rId17"/>
+              <a:hlinkClick xmlns:a="http://schemas.openxmlformats.org/drawingml/2006/main" r:id="rId11"/>
             </wp:docPr>
             <wp:cNvGraphicFramePr>
               <a:graphicFrameLocks xmlns:a="http://schemas.openxmlformats.org/drawingml/2006/main" noChangeAspect="1"/>
@@ -2986,7 +2809,7 @@
                     </pic:cNvPicPr>
                   </pic:nvPicPr>
                   <pic:blipFill>
-                    <a:blip r:embed="rId12" cstate="print"/>
+                    <a:blip r:embed="rId7" cstate="print"/>
                     <a:stretch>
                       <a:fillRect/>
                     </a:stretch>
@@ -3013,20 +2836,35 @@
         </w:rPr>
         <w:t xml:space="preserve"> </w:t>
       </w:r>
-      <w:hyperlink r:id="rId19" w:history="1">
-        <w:r>
-          <w:rPr>
-            <w:rStyle w:val="Hyperlink"/>
-            <w:rFonts w:asciiTheme="minorHAnsi" w:hAnsiTheme="minorHAnsi" w:cstheme="minorHAnsi"/>
-            <w:spacing w:val="26"/>
-          </w:rPr>
-          <w:t>[Demo]</w:t>
-        </w:r>
-      </w:hyperlink>
-    </w:p>
-    <w:p>
-      <w:pPr>
-        <w:pStyle w:val="ListParagraph"/>
+      <w:r>
+        <w:fldChar w:fldCharType="begin"/>
+      </w:r>
+      <w:r>
+        <w:instrText xml:space="preserve"> HYPERLINK "https://bottom-natalina-zero1.koyeb.app/" </w:instrText>
+      </w:r>
+      <w:r>
+        <w:fldChar w:fldCharType="separate"/>
+      </w:r>
+      <w:r>
+        <w:rPr>
+          <w:rStyle w:val="7"/>
+          <w:rFonts w:asciiTheme="minorHAnsi" w:hAnsiTheme="minorHAnsi" w:cstheme="minorHAnsi"/>
+          <w:spacing w:val="26"/>
+        </w:rPr>
+        <w:t>[Demo]</w:t>
+      </w:r>
+      <w:r>
+        <w:rPr>
+          <w:rStyle w:val="10"/>
+          <w:rFonts w:asciiTheme="minorHAnsi" w:hAnsiTheme="minorHAnsi" w:cstheme="minorHAnsi"/>
+          <w:spacing w:val="26"/>
+        </w:rPr>
+        <w:fldChar w:fldCharType="end"/>
+      </w:r>
+    </w:p>
+    <w:p>
+      <w:pPr>
+        <w:pStyle w:val="13"/>
         <w:numPr>
           <w:ilvl w:val="1"/>
           <w:numId w:val="1"/>
@@ -3054,7 +2892,7 @@
     </w:p>
     <w:p>
       <w:pPr>
-        <w:pStyle w:val="ListParagraph"/>
+        <w:pStyle w:val="13"/>
         <w:numPr>
           <w:ilvl w:val="1"/>
           <w:numId w:val="1"/>
@@ -3082,7 +2920,7 @@
     </w:p>
     <w:p>
       <w:pPr>
-        <w:pStyle w:val="ListParagraph"/>
+        <w:pStyle w:val="13"/>
         <w:numPr>
           <w:ilvl w:val="1"/>
           <w:numId w:val="1"/>
@@ -3110,7 +2948,7 @@
     </w:p>
     <w:p>
       <w:pPr>
-        <w:pStyle w:val="ListParagraph"/>
+        <w:pStyle w:val="13"/>
         <w:numPr>
           <w:ilvl w:val="1"/>
           <w:numId w:val="1"/>
@@ -3138,7 +2976,7 @@
     </w:p>
     <w:p>
       <w:pPr>
-        <w:pStyle w:val="ListParagraph"/>
+        <w:pStyle w:val="13"/>
         <w:numPr>
           <w:ilvl w:val="1"/>
           <w:numId w:val="1"/>
@@ -3166,7 +3004,7 @@
     </w:p>
     <w:p>
       <w:pPr>
-        <w:pStyle w:val="ListParagraph"/>
+        <w:pStyle w:val="13"/>
         <w:numPr>
           <w:ilvl w:val="1"/>
           <w:numId w:val="1"/>
@@ -3194,7 +3032,7 @@
     </w:p>
     <w:p>
       <w:pPr>
-        <w:pStyle w:val="ListParagraph"/>
+        <w:pStyle w:val="13"/>
         <w:numPr>
           <w:ilvl w:val="1"/>
           <w:numId w:val="1"/>
@@ -3226,7 +3064,7 @@
     </w:p>
     <w:p>
       <w:pPr>
-        <w:pStyle w:val="Heading2"/>
+        <w:pStyle w:val="3"/>
         <w:spacing w:before="55"/>
         <w:ind w:left="0"/>
         <w:rPr>
@@ -3237,9 +3075,10 @@
     </w:p>
     <w:p>
       <w:pPr>
-        <w:pStyle w:val="Heading2"/>
+        <w:pStyle w:val="3"/>
         <w:spacing w:before="55"/>
         <w:ind w:left="0"/>
+        <w:jc w:val="both"/>
         <w:rPr>
           <w:rFonts w:asciiTheme="minorHAnsi" w:hAnsiTheme="minorHAnsi" w:cstheme="minorHAnsi"/>
         </w:rPr>
@@ -3267,15 +3106,36 @@
       <w:r>
         <w:rPr>
           <w:rFonts w:asciiTheme="minorHAnsi" w:hAnsiTheme="minorHAnsi" w:cstheme="minorHAnsi"/>
-          <w:noProof/>
           <w:position w:val="-3"/>
         </w:rPr>
+        <w:fldChar w:fldCharType="begin"/>
+      </w:r>
+      <w:r>
+        <w:rPr>
+          <w:rFonts w:asciiTheme="minorHAnsi" w:hAnsiTheme="minorHAnsi" w:cstheme="minorHAnsi"/>
+          <w:position w:val="-3"/>
+        </w:rPr>
+        <w:instrText xml:space="preserve"> HYPERLINK "https://github.com/shahil04/ds_materials/tree/main/projects/CrewAI_Masterclass-main/market_research_crew" </w:instrText>
+      </w:r>
+      <w:r>
+        <w:rPr>
+          <w:rFonts w:asciiTheme="minorHAnsi" w:hAnsiTheme="minorHAnsi" w:cstheme="minorHAnsi"/>
+          <w:position w:val="-3"/>
+        </w:rPr>
+        <w:fldChar w:fldCharType="separate"/>
+      </w:r>
+      <w:r>
+        <w:rPr>
+          <w:rStyle w:val="10"/>
+          <w:rFonts w:asciiTheme="minorHAnsi" w:hAnsiTheme="minorHAnsi" w:cstheme="minorHAnsi"/>
+          <w:position w:val="-3"/>
+        </w:rPr>
         <w:drawing>
-          <wp:inline distT="0" distB="0" distL="0" distR="0" wp14:anchorId="10DEE7EC" wp14:editId="5274135D">
+          <wp:inline distT="0" distB="0" distL="0" distR="0">
             <wp:extent cx="163830" cy="163195"/>
             <wp:effectExtent l="0" t="0" r="0" b="0"/>
             <wp:docPr id="896719091" name="image3.png">
-              <a:hlinkClick xmlns:a="http://schemas.openxmlformats.org/drawingml/2006/main" r:id="rId17"/>
+              <a:hlinkClick xmlns:a="http://schemas.openxmlformats.org/drawingml/2006/main" r:id="rId11"/>
             </wp:docPr>
             <wp:cNvGraphicFramePr>
               <a:graphicFrameLocks xmlns:a="http://schemas.openxmlformats.org/drawingml/2006/main" noChangeAspect="1"/>
@@ -3290,7 +3150,7 @@
                     </pic:cNvPicPr>
                   </pic:nvPicPr>
                   <pic:blipFill>
-                    <a:blip r:embed="rId12" cstate="print"/>
+                    <a:blip r:embed="rId7" cstate="print"/>
                     <a:stretch>
                       <a:fillRect/>
                     </a:stretch>
@@ -3312,25 +3172,25 @@
       </w:r>
       <w:r>
         <w:rPr>
+          <w:rStyle w:val="10"/>
           <w:rFonts w:asciiTheme="minorHAnsi" w:hAnsiTheme="minorHAnsi" w:cstheme="minorHAnsi"/>
           <w:spacing w:val="26"/>
         </w:rPr>
-        <w:t xml:space="preserve"> </w:t>
-      </w:r>
-      <w:hyperlink r:id="rId20" w:history="1">
-        <w:r>
-          <w:rPr>
-            <w:rStyle w:val="Hyperlink"/>
-            <w:rFonts w:asciiTheme="minorHAnsi" w:hAnsiTheme="minorHAnsi" w:cstheme="minorHAnsi"/>
-            <w:spacing w:val="26"/>
-          </w:rPr>
-          <w:t>[Demo]</w:t>
-        </w:r>
-      </w:hyperlink>
-    </w:p>
-    <w:p>
-      <w:pPr>
-        <w:pStyle w:val="ListParagraph"/>
+        <w:t xml:space="preserve"> [Demo]</w:t>
+      </w:r>
+      <w:r>
+        <w:rPr>
+          <w:rFonts w:asciiTheme="minorHAnsi" w:hAnsiTheme="minorHAnsi" w:cstheme="minorHAnsi"/>
+          <w:position w:val="-3"/>
+        </w:rPr>
+        <w:fldChar w:fldCharType="end"/>
+      </w:r>
+      <w:bookmarkStart w:id="7" w:name="_GoBack"/>
+      <w:bookmarkEnd w:id="7"/>
+    </w:p>
+    <w:p>
+      <w:pPr>
+        <w:pStyle w:val="13"/>
         <w:numPr>
           <w:ilvl w:val="1"/>
           <w:numId w:val="1"/>
@@ -3358,7 +3218,7 @@
     </w:p>
     <w:p>
       <w:pPr>
-        <w:pStyle w:val="ListParagraph"/>
+        <w:pStyle w:val="13"/>
         <w:numPr>
           <w:ilvl w:val="1"/>
           <w:numId w:val="1"/>
@@ -3386,7 +3246,7 @@
     </w:p>
     <w:p>
       <w:pPr>
-        <w:pStyle w:val="ListParagraph"/>
+        <w:pStyle w:val="13"/>
         <w:numPr>
           <w:ilvl w:val="1"/>
           <w:numId w:val="1"/>
@@ -3414,7 +3274,7 @@
     </w:p>
     <w:p>
       <w:pPr>
-        <w:pStyle w:val="ListParagraph"/>
+        <w:pStyle w:val="13"/>
         <w:numPr>
           <w:ilvl w:val="1"/>
           <w:numId w:val="1"/>
@@ -3440,7 +3300,7 @@
     </w:p>
     <w:p>
       <w:pPr>
-        <w:pStyle w:val="Heading1"/>
+        <w:pStyle w:val="2"/>
         <w:spacing w:before="337"/>
         <w:rPr>
           <w:rFonts w:asciiTheme="minorHAnsi" w:hAnsiTheme="minorHAnsi" w:cstheme="minorHAnsi"/>
@@ -3449,12 +3309,11 @@
       <w:r>
         <w:rPr>
           <w:rFonts w:asciiTheme="minorHAnsi" w:hAnsiTheme="minorHAnsi" w:cstheme="minorHAnsi"/>
-          <w:noProof/>
         </w:rPr>
         <mc:AlternateContent>
           <mc:Choice Requires="wpg">
             <w:drawing>
-              <wp:anchor distT="0" distB="0" distL="114300" distR="114300" simplePos="0" relativeHeight="251660288" behindDoc="1" locked="0" layoutInCell="1" allowOverlap="1" wp14:anchorId="4A17AD54" wp14:editId="0961417E">
+              <wp:anchor distT="0" distB="0" distL="114300" distR="114300" simplePos="0" relativeHeight="251664384" behindDoc="1" locked="0" layoutInCell="1" allowOverlap="1">
                 <wp:simplePos x="0" y="0"/>
                 <wp:positionH relativeFrom="page">
                   <wp:posOffset>548640</wp:posOffset>
@@ -3535,10 +3394,20 @@
           </mc:Choice>
           <mc:Fallback>
             <w:pict>
-              <v:group w14:anchorId="3FE11B1F" id="docshapegroup1" o:spid="_x0000_s1026" style="position:absolute;margin-left:43.2pt;margin-top:31.05pt;width:525.85pt;height:.75pt;z-index:-251656192;mso-position-horizontal-relative:page" coordorigin="864,621" coordsize="10517,15" o:gfxdata="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">
-                <v:rect id="docshape2" o:spid="_x0000_s1027" style="position:absolute;left:864;top:620;width:1018;height:15;visibility:visible;mso-wrap-style:square;v-text-anchor:top" o:gfxdata="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" fillcolor="#365f91" stroked="f"/>
-                <v:rect id="docshape3" o:spid="_x0000_s1028" style="position:absolute;left:1882;top:620;width:9499;height:15;visibility:visible;mso-wrap-style:square;v-text-anchor:top" o:gfxdata="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" fillcolor="black" stroked="f"/>
-                <w10:wrap anchorx="page"/>
+              <v:group id="docshapegroup1" o:spid="_x0000_s1026" o:spt="203" style="position:absolute;left:0pt;margin-left:43.2pt;margin-top:31.05pt;height:0.75pt;width:525.85pt;mso-position-horizontal-relative:page;z-index:-251652096;mso-width-relative:page;mso-height-relative:page;" coordorigin="864,621" coordsize="10517,15" o:gfxdata="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">
+                <o:lock v:ext="edit" aspectratio="f"/>
+                <v:rect id="docshape2" o:spid="_x0000_s1026" o:spt="1" style="position:absolute;left:864;top:620;height:15;width:1018;" fillcolor="#365F91" filled="t" stroked="f" coordsize="21600,21600" o:gfxdata="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">
+                  <v:fill on="t" focussize="0,0"/>
+                  <v:stroke on="f"/>
+                  <v:imagedata o:title=""/>
+                  <o:lock v:ext="edit" aspectratio="f"/>
+                </v:rect>
+                <v:rect id="docshape3" o:spid="_x0000_s1026" o:spt="1" style="position:absolute;left:1882;top:620;height:15;width:9499;" fillcolor="#000000" filled="t" stroked="f" coordsize="21600,21600" o:gfxdata="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">
+                  <v:fill on="t" focussize="0,0"/>
+                  <v:stroke on="f"/>
+                  <v:imagedata o:title=""/>
+                  <o:lock v:ext="edit" aspectratio="f"/>
+                </v:rect>
               </v:group>
             </w:pict>
           </mc:Fallback>
@@ -3558,7 +3427,7 @@
     </w:p>
     <w:p>
       <w:pPr>
-        <w:pStyle w:val="Heading2"/>
+        <w:pStyle w:val="3"/>
         <w:tabs>
           <w:tab w:val="left" w:pos="9056"/>
         </w:tabs>
@@ -3592,6 +3461,11 @@
           <w:rFonts w:asciiTheme="minorHAnsi" w:hAnsiTheme="minorHAnsi" w:cstheme="minorHAnsi"/>
         </w:rPr>
         <w:tab/>
+      </w:r>
+      <w:r>
+        <w:rPr>
+          <w:rFonts w:asciiTheme="minorHAnsi" w:hAnsiTheme="minorHAnsi" w:cstheme="minorHAnsi"/>
+        </w:rPr>
         <w:t>Ranchi,</w:t>
       </w:r>
       <w:r>
@@ -3665,7 +3539,30 @@
           <w:b/>
           <w:spacing w:val="-4"/>
         </w:rPr>
-        <w:t xml:space="preserve">(8.51 CGPA)                                                                   </w:t>
+        <w:t xml:space="preserve">(8.51 CGPA)                                                                          </w:t>
+      </w:r>
+      <w:r>
+        <w:rPr>
+          <w:rFonts w:asciiTheme="minorHAnsi" w:hAnsiTheme="minorHAnsi" w:cstheme="minorHAnsi"/>
+          <w:b/>
+        </w:rPr>
+        <w:t>Ranchi,</w:t>
+      </w:r>
+      <w:r>
+        <w:rPr>
+          <w:rFonts w:asciiTheme="minorHAnsi" w:hAnsiTheme="minorHAnsi" w:cstheme="minorHAnsi"/>
+          <w:b/>
+          <w:spacing w:val="-6"/>
+        </w:rPr>
+        <w:t xml:space="preserve"> </w:t>
+      </w:r>
+      <w:r>
+        <w:rPr>
+          <w:rFonts w:asciiTheme="minorHAnsi" w:hAnsiTheme="minorHAnsi" w:cstheme="minorHAnsi"/>
+          <w:b/>
+          <w:spacing w:val="-5"/>
+        </w:rPr>
+        <w:t xml:space="preserve">JH </w:t>
       </w:r>
       <w:r>
         <w:rPr>
@@ -3673,37 +3570,6 @@
           <w:b/>
           <w:spacing w:val="-4"/>
         </w:rPr>
-        <w:t xml:space="preserve">       </w:t>
-      </w:r>
-      <w:r>
-        <w:rPr>
-          <w:rFonts w:asciiTheme="minorHAnsi" w:hAnsiTheme="minorHAnsi" w:cstheme="minorHAnsi"/>
-          <w:b/>
-        </w:rPr>
-        <w:t>Ranchi,</w:t>
-      </w:r>
-      <w:r>
-        <w:rPr>
-          <w:rFonts w:asciiTheme="minorHAnsi" w:hAnsiTheme="minorHAnsi" w:cstheme="minorHAnsi"/>
-          <w:b/>
-          <w:spacing w:val="-6"/>
-        </w:rPr>
-        <w:t xml:space="preserve"> </w:t>
-      </w:r>
-      <w:r>
-        <w:rPr>
-          <w:rFonts w:asciiTheme="minorHAnsi" w:hAnsiTheme="minorHAnsi" w:cstheme="minorHAnsi"/>
-          <w:b/>
-          <w:spacing w:val="-5"/>
-        </w:rPr>
-        <w:t xml:space="preserve">JH </w:t>
-      </w:r>
-      <w:r>
-        <w:rPr>
-          <w:rFonts w:asciiTheme="minorHAnsi" w:hAnsiTheme="minorHAnsi" w:cstheme="minorHAnsi"/>
-          <w:b/>
-          <w:spacing w:val="-4"/>
-        </w:rPr>
         <w:t xml:space="preserve">2018 </w:t>
       </w:r>
       <w:r>
@@ -3724,7 +3590,7 @@
     </w:p>
     <w:p>
       <w:pPr>
-        <w:pStyle w:val="Heading1"/>
+        <w:pStyle w:val="2"/>
         <w:spacing w:line="314" w:lineRule="exact"/>
         <w:ind w:left="140"/>
         <w:rPr>
@@ -3735,7 +3601,7 @@
     </w:p>
     <w:p>
       <w:pPr>
-        <w:pStyle w:val="Heading1"/>
+        <w:pStyle w:val="2"/>
         <w:spacing w:line="314" w:lineRule="exact"/>
         <w:ind w:left="140"/>
         <w:rPr>
@@ -3783,7 +3649,7 @@
     </w:p>
     <w:p>
       <w:pPr>
-        <w:pStyle w:val="ListParagraph"/>
+        <w:pStyle w:val="13"/>
         <w:numPr>
           <w:ilvl w:val="1"/>
           <w:numId w:val="1"/>
@@ -3801,12 +3667,11 @@
       <w:r>
         <w:rPr>
           <w:rFonts w:asciiTheme="minorHAnsi" w:hAnsiTheme="minorHAnsi" w:cstheme="minorHAnsi"/>
-          <w:noProof/>
         </w:rPr>
         <mc:AlternateContent>
           <mc:Choice Requires="wps">
             <w:drawing>
-              <wp:anchor distT="0" distB="0" distL="114300" distR="114300" simplePos="0" relativeHeight="251657216" behindDoc="0" locked="0" layoutInCell="1" allowOverlap="1" wp14:anchorId="731A274F" wp14:editId="4D62E5CE">
+              <wp:anchor distT="0" distB="0" distL="114300" distR="114300" simplePos="0" relativeHeight="251661312" behindDoc="0" locked="0" layoutInCell="1" allowOverlap="1">
                 <wp:simplePos x="0" y="0"/>
                 <wp:positionH relativeFrom="page">
                   <wp:posOffset>439420</wp:posOffset>
@@ -3818,9 +3683,7 @@
                 <wp:effectExtent l="0" t="0" r="0" b="0"/>
                 <wp:wrapNone/>
                 <wp:docPr id="2" name="docshape10"/>
-                <wp:cNvGraphicFramePr>
-                  <a:graphicFrameLocks xmlns:a="http://schemas.openxmlformats.org/drawingml/2006/main"/>
-                </wp:cNvGraphicFramePr>
+                <wp:cNvGraphicFramePr/>
                 <a:graphic xmlns:a="http://schemas.openxmlformats.org/drawingml/2006/main">
                   <a:graphicData uri="http://schemas.microsoft.com/office/word/2010/wordprocessingShape">
                     <wps:wsp>
@@ -3853,8 +3716,11 @@
           </mc:Choice>
           <mc:Fallback>
             <w:pict>
-              <v:rect w14:anchorId="6DE5F478" id="docshape10" o:spid="_x0000_s1026" style="position:absolute;margin-left:34.6pt;margin-top:.55pt;width:542.85pt;height:.5pt;z-index:251657216;visibility:visible;mso-wrap-style:square;mso-wrap-distance-left:9pt;mso-wrap-distance-top:0;mso-wrap-distance-right:9pt;mso-wrap-distance-bottom:0;mso-position-horizontal:absolute;mso-position-horizontal-relative:page;mso-position-vertical:absolute;mso-position-vertical-relative:text;v-text-anchor:top" o:gfxdata="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" fillcolor="black" stroked="f">
-                <w10:wrap anchorx="page"/>
+              <v:rect id="docshape10" o:spid="_x0000_s1026" o:spt="1" style="position:absolute;left:0pt;margin-left:34.6pt;margin-top:0.55pt;height:0.5pt;width:542.85pt;mso-position-horizontal-relative:page;z-index:251661312;mso-width-relative:page;mso-height-relative:page;" fillcolor="#000000" filled="t" stroked="f" coordsize="21600,21600" o:gfxdata="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">
+                <v:fill on="t" focussize="0,0"/>
+                <v:stroke on="f"/>
+                <v:imagedata o:title=""/>
+                <o:lock v:ext="edit" aspectratio="f"/>
               </v:rect>
             </w:pict>
           </mc:Fallback>
@@ -3912,20 +3778,35 @@
         </w:rPr>
         <w:t xml:space="preserve"> </w:t>
       </w:r>
-      <w:hyperlink r:id="rId21" w:history="1">
-        <w:r>
-          <w:rPr>
-            <w:rStyle w:val="Hyperlink"/>
-            <w:rFonts w:asciiTheme="minorHAnsi" w:hAnsiTheme="minorHAnsi" w:cstheme="minorHAnsi"/>
-            <w:spacing w:val="-3"/>
-          </w:rPr>
-          <w:t>Udacity</w:t>
-        </w:r>
-      </w:hyperlink>
-    </w:p>
-    <w:p>
-      <w:pPr>
-        <w:pStyle w:val="ListParagraph"/>
+      <w:r>
+        <w:fldChar w:fldCharType="begin"/>
+      </w:r>
+      <w:r>
+        <w:instrText xml:space="preserve"> HYPERLINK "https://www.udacity.com/certificate/GSTDDSG" </w:instrText>
+      </w:r>
+      <w:r>
+        <w:fldChar w:fldCharType="separate"/>
+      </w:r>
+      <w:r>
+        <w:rPr>
+          <w:rStyle w:val="10"/>
+          <w:rFonts w:asciiTheme="minorHAnsi" w:hAnsiTheme="minorHAnsi" w:cstheme="minorHAnsi"/>
+          <w:spacing w:val="-3"/>
+        </w:rPr>
+        <w:t>Udacity</w:t>
+      </w:r>
+      <w:r>
+        <w:rPr>
+          <w:rStyle w:val="10"/>
+          <w:rFonts w:asciiTheme="minorHAnsi" w:hAnsiTheme="minorHAnsi" w:cstheme="minorHAnsi"/>
+          <w:spacing w:val="-3"/>
+        </w:rPr>
+        <w:fldChar w:fldCharType="end"/>
+      </w:r>
+    </w:p>
+    <w:p>
+      <w:pPr>
+        <w:pStyle w:val="13"/>
         <w:numPr>
           <w:ilvl w:val="1"/>
           <w:numId w:val="1"/>
@@ -3939,6 +3820,11 @@
         <w:rPr>
           <w:rFonts w:asciiTheme="minorHAnsi" w:hAnsiTheme="minorHAnsi" w:cstheme="minorHAnsi"/>
           <w:color w:val="000000" w:themeColor="text1"/>
+          <w14:textFill>
+            <w14:solidFill>
+              <w14:schemeClr w14:val="tx1"/>
+            </w14:solidFill>
+          </w14:textFill>
         </w:rPr>
       </w:pPr>
       <w:r>
@@ -3946,23 +3832,43 @@
           <w:rFonts w:asciiTheme="minorHAnsi" w:hAnsiTheme="minorHAnsi" w:cstheme="minorHAnsi"/>
           <w:color w:val="000000" w:themeColor="text1"/>
           <w:spacing w:val="-5"/>
+          <w14:textFill>
+            <w14:solidFill>
+              <w14:schemeClr w14:val="tx1"/>
+            </w14:solidFill>
+          </w14:textFill>
         </w:rPr>
         <w:t xml:space="preserve">Earned Google Advance Data Analytics – </w:t>
       </w:r>
-      <w:hyperlink r:id="rId22" w:history="1">
-        <w:r>
-          <w:rPr>
-            <w:rStyle w:val="Hyperlink"/>
-            <w:rFonts w:asciiTheme="minorHAnsi" w:hAnsiTheme="minorHAnsi" w:cstheme="minorHAnsi"/>
-            <w:spacing w:val="-5"/>
-          </w:rPr>
-          <w:t>Coursera, Google</w:t>
-        </w:r>
-      </w:hyperlink>
-    </w:p>
-    <w:p>
-      <w:pPr>
-        <w:pStyle w:val="ListParagraph"/>
+      <w:r>
+        <w:fldChar w:fldCharType="begin"/>
+      </w:r>
+      <w:r>
+        <w:instrText xml:space="preserve"> HYPERLINK "https://coursera.org/share/5a536b941f871f1e3b30491bfe44aaa3" </w:instrText>
+      </w:r>
+      <w:r>
+        <w:fldChar w:fldCharType="separate"/>
+      </w:r>
+      <w:r>
+        <w:rPr>
+          <w:rStyle w:val="10"/>
+          <w:rFonts w:asciiTheme="minorHAnsi" w:hAnsiTheme="minorHAnsi" w:cstheme="minorHAnsi"/>
+          <w:spacing w:val="-5"/>
+        </w:rPr>
+        <w:t>Coursera, Google</w:t>
+      </w:r>
+      <w:r>
+        <w:rPr>
+          <w:rStyle w:val="10"/>
+          <w:rFonts w:asciiTheme="minorHAnsi" w:hAnsiTheme="minorHAnsi" w:cstheme="minorHAnsi"/>
+          <w:spacing w:val="-5"/>
+        </w:rPr>
+        <w:fldChar w:fldCharType="end"/>
+      </w:r>
+    </w:p>
+    <w:p>
+      <w:pPr>
+        <w:pStyle w:val="13"/>
         <w:numPr>
           <w:ilvl w:val="1"/>
           <w:numId w:val="1"/>
@@ -3983,19 +3889,33 @@
         </w:rPr>
         <w:t xml:space="preserve">Machine Learning and AI projects with python - </w:t>
       </w:r>
-      <w:hyperlink r:id="rId23" w:history="1">
-        <w:r>
-          <w:rPr>
-            <w:rStyle w:val="Hyperlink"/>
-            <w:rFonts w:asciiTheme="minorHAnsi" w:hAnsiTheme="minorHAnsi" w:cstheme="minorHAnsi"/>
-          </w:rPr>
-          <w:t>Udemy</w:t>
-        </w:r>
-      </w:hyperlink>
-    </w:p>
-    <w:p>
-      <w:pPr>
-        <w:pStyle w:val="ListParagraph"/>
+      <w:r>
+        <w:fldChar w:fldCharType="begin"/>
+      </w:r>
+      <w:r>
+        <w:instrText xml:space="preserve"> HYPERLINK "https://www.udemy.com/certificate/UC-ae453b44-fd1b-428e-8e46-32d4bb2d2285/" </w:instrText>
+      </w:r>
+      <w:r>
+        <w:fldChar w:fldCharType="separate"/>
+      </w:r>
+      <w:r>
+        <w:rPr>
+          <w:rStyle w:val="10"/>
+          <w:rFonts w:asciiTheme="minorHAnsi" w:hAnsiTheme="minorHAnsi" w:cstheme="minorHAnsi"/>
+        </w:rPr>
+        <w:t>Udemy</w:t>
+      </w:r>
+      <w:r>
+        <w:rPr>
+          <w:rStyle w:val="10"/>
+          <w:rFonts w:asciiTheme="minorHAnsi" w:hAnsiTheme="minorHAnsi" w:cstheme="minorHAnsi"/>
+        </w:rPr>
+        <w:fldChar w:fldCharType="end"/>
+      </w:r>
+    </w:p>
+    <w:p>
+      <w:pPr>
+        <w:pStyle w:val="13"/>
         <w:numPr>
           <w:ilvl w:val="1"/>
           <w:numId w:val="1"/>
@@ -4192,21 +4112,37 @@
         </w:rPr>
         <w:t xml:space="preserve"> BA </w:t>
       </w:r>
-      <w:hyperlink r:id="rId24">
-        <w:r>
-          <w:rPr>
-            <w:rFonts w:asciiTheme="minorHAnsi" w:hAnsiTheme="minorHAnsi" w:cstheme="minorHAnsi"/>
-            <w:color w:val="0000FF"/>
-            <w:spacing w:val="-5"/>
-            <w:u w:val="single" w:color="0000FF"/>
-          </w:rPr>
-          <w:t>Forge</w:t>
-        </w:r>
-      </w:hyperlink>
-    </w:p>
-    <w:p>
-      <w:pPr>
-        <w:pStyle w:val="ListParagraph"/>
+      <w:r>
+        <w:fldChar w:fldCharType="begin"/>
+      </w:r>
+      <w:r>
+        <w:instrText xml:space="preserve"> HYPERLINK "https://forage-uploads-prod.s3.amazonaws.com/completion-certificates/British%20Airways/NjynCWzGSaWXQCxSX_British%20Airways_RRmM9Exjc7HwdFqn8_1715161340766_completion_certificate.pdf" \h </w:instrText>
+      </w:r>
+      <w:r>
+        <w:fldChar w:fldCharType="separate"/>
+      </w:r>
+      <w:r>
+        <w:rPr>
+          <w:rFonts w:asciiTheme="minorHAnsi" w:hAnsiTheme="minorHAnsi" w:cstheme="minorHAnsi"/>
+          <w:color w:val="0000FF"/>
+          <w:spacing w:val="-5"/>
+          <w:u w:val="single" w:color="0000FF"/>
+        </w:rPr>
+        <w:t>Forge</w:t>
+      </w:r>
+      <w:r>
+        <w:rPr>
+          <w:rFonts w:asciiTheme="minorHAnsi" w:hAnsiTheme="minorHAnsi" w:cstheme="minorHAnsi"/>
+          <w:color w:val="0000FF"/>
+          <w:spacing w:val="-5"/>
+          <w:u w:val="single" w:color="0000FF"/>
+        </w:rPr>
+        <w:fldChar w:fldCharType="end"/>
+      </w:r>
+    </w:p>
+    <w:p>
+      <w:pPr>
+        <w:pStyle w:val="13"/>
         <w:numPr>
           <w:ilvl w:val="1"/>
           <w:numId w:val="1"/>
@@ -4388,7 +4324,7 @@
     </w:p>
     <w:p>
       <w:pPr>
-        <w:pStyle w:val="ListParagraph"/>
+        <w:pStyle w:val="13"/>
         <w:numPr>
           <w:ilvl w:val="1"/>
           <w:numId w:val="1"/>
@@ -4475,24 +4411,40 @@
         </w:rPr>
         <w:t xml:space="preserve"> </w:t>
       </w:r>
-      <w:hyperlink r:id="rId25">
-        <w:r>
-          <w:rPr>
-            <w:rFonts w:asciiTheme="minorHAnsi" w:hAnsiTheme="minorHAnsi" w:cstheme="minorHAnsi"/>
-            <w:color w:val="0000FF"/>
-            <w:spacing w:val="-2"/>
-            <w:u w:val="single" w:color="0000FF"/>
-          </w:rPr>
-          <w:t>Hacker Rank</w:t>
-        </w:r>
-      </w:hyperlink>
-    </w:p>
-    <w:p>
-      <w:pPr>
-        <w:rPr>
-          <w:rFonts w:asciiTheme="minorHAnsi" w:hAnsiTheme="minorHAnsi" w:cstheme="minorHAnsi"/>
-          <w:b/>
-          <w:color w:val="365F91" w:themeColor="accent1" w:themeShade="BF"/>
+      <w:r>
+        <w:fldChar w:fldCharType="begin"/>
+      </w:r>
+      <w:r>
+        <w:instrText xml:space="preserve"> HYPERLINK "https://www.hackerrank.com/profile/mohammadshahil4u" \h </w:instrText>
+      </w:r>
+      <w:r>
+        <w:fldChar w:fldCharType="separate"/>
+      </w:r>
+      <w:r>
+        <w:rPr>
+          <w:rFonts w:asciiTheme="minorHAnsi" w:hAnsiTheme="minorHAnsi" w:cstheme="minorHAnsi"/>
+          <w:color w:val="0000FF"/>
+          <w:spacing w:val="-2"/>
+          <w:u w:val="single" w:color="0000FF"/>
+        </w:rPr>
+        <w:t>Hacker Rank</w:t>
+      </w:r>
+      <w:r>
+        <w:rPr>
+          <w:rFonts w:asciiTheme="minorHAnsi" w:hAnsiTheme="minorHAnsi" w:cstheme="minorHAnsi"/>
+          <w:color w:val="0000FF"/>
+          <w:spacing w:val="-2"/>
+          <w:u w:val="single" w:color="0000FF"/>
+        </w:rPr>
+        <w:fldChar w:fldCharType="end"/>
+      </w:r>
+    </w:p>
+    <w:p>
+      <w:pPr>
+        <w:rPr>
+          <w:rFonts w:asciiTheme="minorHAnsi" w:hAnsiTheme="minorHAnsi" w:cstheme="minorHAnsi"/>
+          <w:b/>
+          <w:color w:val="376092" w:themeColor="accent1" w:themeShade="BF"/>
           <w:sz w:val="24"/>
           <w:szCs w:val="28"/>
         </w:rPr>
@@ -4501,7 +4453,7 @@
     <w:p>
       <w:pPr>
         <w:rPr>
-          <w:rFonts w:asciiTheme="minorHAnsi" w:eastAsia="Times New Roman" w:hAnsiTheme="minorHAnsi" w:cstheme="minorHAnsi"/>
+          <w:rFonts w:eastAsia="Times New Roman" w:asciiTheme="minorHAnsi" w:hAnsiTheme="minorHAnsi" w:cstheme="minorHAnsi"/>
           <w:color w:val="000000"/>
         </w:rPr>
       </w:pPr>
@@ -4509,7 +4461,7 @@
         <w:rPr>
           <w:rFonts w:asciiTheme="minorHAnsi" w:hAnsiTheme="minorHAnsi" w:cstheme="minorHAnsi"/>
           <w:b/>
-          <w:color w:val="365F91" w:themeColor="accent1" w:themeShade="BF"/>
+          <w:color w:val="376092" w:themeColor="accent1" w:themeShade="BF"/>
           <w:sz w:val="24"/>
           <w:szCs w:val="28"/>
         </w:rPr>
@@ -4519,7 +4471,7 @@
         <w:rPr>
           <w:rFonts w:asciiTheme="minorHAnsi" w:hAnsiTheme="minorHAnsi" w:cstheme="minorHAnsi"/>
           <w:b/>
-          <w:color w:val="365F91" w:themeColor="accent1" w:themeShade="BF"/>
+          <w:color w:val="376092" w:themeColor="accent1" w:themeShade="BF"/>
           <w:sz w:val="28"/>
           <w:szCs w:val="28"/>
         </w:rPr>
@@ -4527,7 +4479,7 @@
       </w:r>
       <w:r>
         <w:rPr>
-          <w:rFonts w:asciiTheme="minorHAnsi" w:eastAsia="Times New Roman" w:hAnsiTheme="minorHAnsi" w:cstheme="minorHAnsi"/>
+          <w:rFonts w:eastAsia="Times New Roman" w:asciiTheme="minorHAnsi" w:hAnsiTheme="minorHAnsi" w:cstheme="minorHAnsi"/>
           <w:color w:val="000000"/>
         </w:rPr>
         <w:t xml:space="preserve"> Travelling, Technology Blogging, Teaching, Artificial Intelligence Research</w:t>
@@ -4543,64 +4495,26 @@
       </w:r>
     </w:p>
     <w:sectPr>
-      <w:headerReference w:type="default" r:id="rId26"/>
+      <w:headerReference r:id="rId3" w:type="default"/>
       <w:type w:val="continuous"/>
       <w:pgSz w:w="12240" w:h="15840"/>
       <w:pgMar w:top="0" w:right="576" w:bottom="0" w:left="576" w:header="0" w:footer="0" w:gutter="0"/>
-      <w:cols w:space="720"/>
-      <w:docGrid w:linePitch="299"/>
+      <w:cols w:space="720" w:num="1"/>
+      <w:docGrid w:linePitch="299" w:charSpace="0"/>
     </w:sectPr>
   </w:body>
 </w:document>
 </file>
 
-<file path=word/endnotes.xml><?xml version="1.0" encoding="utf-8"?>
-<w:endnotes xmlns:wpc="http://schemas.microsoft.com/office/word/2010/wordprocessingCanvas" xmlns:cx="http://schemas.microsoft.com/office/drawing/2014/chartex" xmlns:cx1="http://schemas.microsoft.com/office/drawing/2015/9/8/chartex" xmlns:cx2="http://schemas.microsoft.com/office/drawing/2015/10/21/chartex" xmlns:cx3="http://schemas.microsoft.com/office/drawing/2016/5/9/chartex" xmlns:cx4="http://schemas.microsoft.com/office/drawing/2016/5/10/chartex" xmlns:cx5="http://schemas.microsoft.com/office/drawing/2016/5/11/chartex" xmlns:cx6="http://schemas.microsoft.com/office/drawing/2016/5/12/chartex" xmlns:cx7="http://schemas.microsoft.com/office/drawing/2016/5/13/chartex" xmlns:cx8="http://schemas.microsoft.com/office/drawing/2016/5/14/chartex" xmlns:mc="http://schemas.openxmlformats.org/markup-compatibility/2006" xmlns:aink="http://schemas.microsoft.com/office/drawing/2016/ink" xmlns:am3d="http://schemas.microsoft.com/office/drawing/2017/model3d" xmlns:o="urn:schemas-microsoft-com:office:office" xmlns:oel="http://schemas.microsoft.com/office/2019/extlst" xmlns:r="http://schemas.openxmlformats.org/officeDocument/2006/relationships" xmlns:m="http://schemas.openxmlformats.org/officeDocument/2006/math" xmlns:v="urn:schemas-microsoft-com:vml" xmlns:wp14="http://schemas.microsoft.com/office/word/2010/wordprocessingDrawing" xmlns:wp="http://schemas.openxmlformats.org/drawingml/2006/wordprocessingDrawing" xmlns:w10="urn:schemas-microsoft-com:office:word" xmlns:w="http://schemas.openxmlformats.org/wordprocessingml/2006/main" xmlns:w14="http://schemas.microsoft.com/office/word/2010/wordml" xmlns:w15="http://schemas.microsoft.com/office/word/2012/wordml" xmlns:w16cex="http://schemas.microsoft.com/office/word/2018/wordml/cex" xmlns:w16cid="http://schemas.microsoft.com/office/word/2016/wordml/cid" xmlns:w16="http://schemas.microsoft.com/office/word/2018/wordml" xmlns:w16du="http://schemas.microsoft.com/office/word/2023/wordml/word16du" xmlns:w16sdtdh="http://schemas.microsoft.com/office/word/2020/wordml/sdtdatahash" xmlns:w16sdtfl="http://schemas.microsoft.com/office/word/2024/wordml/sdtformatlock" xmlns:w16se="http://schemas.microsoft.com/office/word/2015/wordml/symex" xmlns:wpg="http://schemas.microsoft.com/office/word/2010/wordprocessingGroup" xmlns:wpi="http://schemas.microsoft.com/office/word/2010/wordprocessingInk" xmlns:wne="http://schemas.microsoft.com/office/word/2006/wordml" xmlns:wps="http://schemas.microsoft.com/office/word/2010/wordprocessingShape" mc:Ignorable="w14 w15 w16se w16cid w16 w16cex w16sdtdh w16sdtfl w16du wp14">
-  <w:endnote w:type="separator" w:id="-1">
-    <w:p>
-      <w:r>
-        <w:separator/>
-      </w:r>
-    </w:p>
-  </w:endnote>
-  <w:endnote w:type="continuationSeparator" w:id="0">
-    <w:p>
-      <w:r>
-        <w:continuationSeparator/>
-      </w:r>
-    </w:p>
-  </w:endnote>
-</w:endnotes>
-</file>
-
-<file path=word/footnotes.xml><?xml version="1.0" encoding="utf-8"?>
-<w:footnotes xmlns:wpc="http://schemas.microsoft.com/office/word/2010/wordprocessingCanvas" xmlns:cx="http://schemas.microsoft.com/office/drawing/2014/chartex" xmlns:cx1="http://schemas.microsoft.com/office/drawing/2015/9/8/chartex" xmlns:cx2="http://schemas.microsoft.com/office/drawing/2015/10/21/chartex" xmlns:cx3="http://schemas.microsoft.com/office/drawing/2016/5/9/chartex" xmlns:cx4="http://schemas.microsoft.com/office/drawing/2016/5/10/chartex" xmlns:cx5="http://schemas.microsoft.com/office/drawing/2016/5/11/chartex" xmlns:cx6="http://schemas.microsoft.com/office/drawing/2016/5/12/chartex" xmlns:cx7="http://schemas.microsoft.com/office/drawing/2016/5/13/chartex" xmlns:cx8="http://schemas.microsoft.com/office/drawing/2016/5/14/chartex" xmlns:mc="http://schemas.openxmlformats.org/markup-compatibility/2006" xmlns:aink="http://schemas.microsoft.com/office/drawing/2016/ink" xmlns:am3d="http://schemas.microsoft.com/office/drawing/2017/model3d" xmlns:o="urn:schemas-microsoft-com:office:office" xmlns:oel="http://schemas.microsoft.com/office/2019/extlst" xmlns:r="http://schemas.openxmlformats.org/officeDocument/2006/relationships" xmlns:m="http://schemas.openxmlformats.org/officeDocument/2006/math" xmlns:v="urn:schemas-microsoft-com:vml" xmlns:wp14="http://schemas.microsoft.com/office/word/2010/wordprocessingDrawing" xmlns:wp="http://schemas.openxmlformats.org/drawingml/2006/wordprocessingDrawing" xmlns:w10="urn:schemas-microsoft-com:office:word" xmlns:w="http://schemas.openxmlformats.org/wordprocessingml/2006/main" xmlns:w14="http://schemas.microsoft.com/office/word/2010/wordml" xmlns:w15="http://schemas.microsoft.com/office/word/2012/wordml" xmlns:w16cex="http://schemas.microsoft.com/office/word/2018/wordml/cex" xmlns:w16cid="http://schemas.microsoft.com/office/word/2016/wordml/cid" xmlns:w16="http://schemas.microsoft.com/office/word/2018/wordml" xmlns:w16du="http://schemas.microsoft.com/office/word/2023/wordml/word16du" xmlns:w16sdtdh="http://schemas.microsoft.com/office/word/2020/wordml/sdtdatahash" xmlns:w16sdtfl="http://schemas.microsoft.com/office/word/2024/wordml/sdtformatlock" xmlns:w16se="http://schemas.microsoft.com/office/word/2015/wordml/symex" xmlns:wpg="http://schemas.microsoft.com/office/word/2010/wordprocessingGroup" xmlns:wpi="http://schemas.microsoft.com/office/word/2010/wordprocessingInk" xmlns:wne="http://schemas.microsoft.com/office/word/2006/wordml" xmlns:wps="http://schemas.microsoft.com/office/word/2010/wordprocessingShape" mc:Ignorable="w14 w15 w16se w16cid w16 w16cex w16sdtdh w16sdtfl w16du wp14">
-  <w:footnote w:type="separator" w:id="-1">
-    <w:p>
-      <w:r>
-        <w:separator/>
-      </w:r>
-    </w:p>
-  </w:footnote>
-  <w:footnote w:type="continuationSeparator" w:id="0">
-    <w:p>
-      <w:r>
-        <w:continuationSeparator/>
-      </w:r>
-    </w:p>
-  </w:footnote>
-</w:footnotes>
-</file>
-
 <file path=word/header1.xml><?xml version="1.0" encoding="utf-8"?>
-<w:hdr xmlns:wpc="http://schemas.microsoft.com/office/word/2010/wordprocessingCanvas" xmlns:cx="http://schemas.microsoft.com/office/drawing/2014/chartex" xmlns:cx1="http://schemas.microsoft.com/office/drawing/2015/9/8/chartex" xmlns:cx2="http://schemas.microsoft.com/office/drawing/2015/10/21/chartex" xmlns:cx3="http://schemas.microsoft.com/office/drawing/2016/5/9/chartex" xmlns:cx4="http://schemas.microsoft.com/office/drawing/2016/5/10/chartex" xmlns:cx5="http://schemas.microsoft.com/office/drawing/2016/5/11/chartex" xmlns:cx6="http://schemas.microsoft.com/office/drawing/2016/5/12/chartex" xmlns:cx7="http://schemas.microsoft.com/office/drawing/2016/5/13/chartex" xmlns:cx8="http://schemas.microsoft.com/office/drawing/2016/5/14/chartex" xmlns:mc="http://schemas.openxmlformats.org/markup-compatibility/2006" xmlns:aink="http://schemas.microsoft.com/office/drawing/2016/ink" xmlns:am3d="http://schemas.microsoft.com/office/drawing/2017/model3d" xmlns:o="urn:schemas-microsoft-com:office:office" xmlns:oel="http://schemas.microsoft.com/office/2019/extlst" xmlns:r="http://schemas.openxmlformats.org/officeDocument/2006/relationships" xmlns:m="http://schemas.openxmlformats.org/officeDocument/2006/math" xmlns:v="urn:schemas-microsoft-com:vml" xmlns:wp14="http://schemas.microsoft.com/office/word/2010/wordprocessingDrawing" xmlns:wp="http://schemas.openxmlformats.org/drawingml/2006/wordprocessingDrawing" xmlns:w10="urn:schemas-microsoft-com:office:word" xmlns:w="http://schemas.openxmlformats.org/wordprocessingml/2006/main" xmlns:w14="http://schemas.microsoft.com/office/word/2010/wordml" xmlns:w15="http://schemas.microsoft.com/office/word/2012/wordml" xmlns:w16cex="http://schemas.microsoft.com/office/word/2018/wordml/cex" xmlns:w16cid="http://schemas.microsoft.com/office/word/2016/wordml/cid" xmlns:w16="http://schemas.microsoft.com/office/word/2018/wordml" xmlns:w16du="http://schemas.microsoft.com/office/word/2023/wordml/word16du" xmlns:w16sdtdh="http://schemas.microsoft.com/office/word/2020/wordml/sdtdatahash" xmlns:w16sdtfl="http://schemas.microsoft.com/office/word/2024/wordml/sdtformatlock" xmlns:w16se="http://schemas.microsoft.com/office/word/2015/wordml/symex" xmlns:wpg="http://schemas.microsoft.com/office/word/2010/wordprocessingGroup" xmlns:wpi="http://schemas.microsoft.com/office/word/2010/wordprocessingInk" xmlns:wne="http://schemas.microsoft.com/office/word/2006/wordml" xmlns:wps="http://schemas.microsoft.com/office/word/2010/wordprocessingShape" mc:Ignorable="w14 w15 w16se w16cid w16 w16cex w16sdtdh w16sdtfl w16du wp14">
+<w:hdr xmlns:wpc="http://schemas.microsoft.com/office/word/2010/wordprocessingCanvas" xmlns:mc="http://schemas.openxmlformats.org/markup-compatibility/2006" xmlns:o="urn:schemas-microsoft-com:office:office" xmlns:r="http://schemas.openxmlformats.org/officeDocument/2006/relationships" xmlns:m="http://schemas.openxmlformats.org/officeDocument/2006/math" xmlns:v="urn:schemas-microsoft-com:vml" xmlns:wp14="http://schemas.microsoft.com/office/word/2010/wordprocessingDrawing" xmlns:wp="http://schemas.openxmlformats.org/drawingml/2006/wordprocessingDrawing" xmlns:w10="urn:schemas-microsoft-com:office:word" xmlns:w="http://schemas.openxmlformats.org/wordprocessingml/2006/main" xmlns:w14="http://schemas.microsoft.com/office/word/2010/wordml" xmlns:w15="http://schemas.microsoft.com/office/word/2012/wordml" xmlns:wpg="http://schemas.microsoft.com/office/word/2010/wordprocessingGroup" xmlns:wpi="http://schemas.microsoft.com/office/word/2010/wordprocessingInk" xmlns:wne="http://schemas.microsoft.com/office/word/2006/wordml" xmlns:wps="http://schemas.microsoft.com/office/word/2010/wordprocessingShape" xmlns:wpsCustomData="http://www.wps.cn/officeDocument/2013/wpsCustomData" mc:Ignorable="w14 w15 wp14">
   <w:p>
     <w:pPr>
-      <w:pStyle w:val="Header"/>
+      <w:pStyle w:val="9"/>
       <w:tabs>
+        <w:tab w:val="left" w:pos="2916"/>
         <w:tab w:val="clear" w:pos="4680"/>
         <w:tab w:val="clear" w:pos="9360"/>
-        <w:tab w:val="left" w:pos="2916"/>
       </w:tabs>
     </w:pPr>
   </w:p>
@@ -4608,26 +4522,24 @@
 </file>
 
 <file path=word/numbering.xml><?xml version="1.0" encoding="utf-8"?>
-<w:numbering xmlns:wpc="http://schemas.microsoft.com/office/word/2010/wordprocessingCanvas" xmlns:cx="http://schemas.microsoft.com/office/drawing/2014/chartex" xmlns:cx1="http://schemas.microsoft.com/office/drawing/2015/9/8/chartex" xmlns:cx2="http://schemas.microsoft.com/office/drawing/2015/10/21/chartex" xmlns:cx3="http://schemas.microsoft.com/office/drawing/2016/5/9/chartex" xmlns:cx4="http://schemas.microsoft.com/office/drawing/2016/5/10/chartex" xmlns:cx5="http://schemas.microsoft.com/office/drawing/2016/5/11/chartex" xmlns:cx6="http://schemas.microsoft.com/office/drawing/2016/5/12/chartex" xmlns:cx7="http://schemas.microsoft.com/office/drawing/2016/5/13/chartex" xmlns:cx8="http://schemas.microsoft.com/office/drawing/2016/5/14/chartex" xmlns:mc="http://schemas.openxmlformats.org/markup-compatibility/2006" xmlns:aink="http://schemas.microsoft.com/office/drawing/2016/ink" xmlns:am3d="http://schemas.microsoft.com/office/drawing/2017/model3d" xmlns:o="urn:schemas-microsoft-com:office:office" xmlns:oel="http://schemas.microsoft.com/office/2019/extlst" xmlns:r="http://schemas.openxmlformats.org/officeDocument/2006/relationships" xmlns:m="http://schemas.openxmlformats.org/officeDocument/2006/math" xmlns:v="urn:schemas-microsoft-com:vml" xmlns:wp14="http://schemas.microsoft.com/office/word/2010/wordprocessingDrawing" xmlns:wp="http://schemas.openxmlformats.org/drawingml/2006/wordprocessingDrawing" xmlns:w10="urn:schemas-microsoft-com:office:word" xmlns:w="http://schemas.openxmlformats.org/wordprocessingml/2006/main" xmlns:w14="http://schemas.microsoft.com/office/word/2010/wordml" xmlns:w15="http://schemas.microsoft.com/office/word/2012/wordml" xmlns:w16cex="http://schemas.microsoft.com/office/word/2018/wordml/cex" xmlns:w16cid="http://schemas.microsoft.com/office/word/2016/wordml/cid" xmlns:w16="http://schemas.microsoft.com/office/word/2018/wordml" xmlns:w16du="http://schemas.microsoft.com/office/word/2023/wordml/word16du" xmlns:w16sdtdh="http://schemas.microsoft.com/office/word/2020/wordml/sdtdatahash" xmlns:w16sdtfl="http://schemas.microsoft.com/office/word/2024/wordml/sdtformatlock" xmlns:w16se="http://schemas.microsoft.com/office/word/2015/wordml/symex" xmlns:wpg="http://schemas.microsoft.com/office/word/2010/wordprocessingGroup" xmlns:wpi="http://schemas.microsoft.com/office/word/2010/wordprocessingInk" xmlns:wne="http://schemas.microsoft.com/office/word/2006/wordml" xmlns:wps="http://schemas.microsoft.com/office/word/2010/wordprocessingShape" mc:Ignorable="w14 w15 w16se w16cid w16 w16cex w16sdtdh w16sdtfl w16du wp14">
-  <w:abstractNum w:abstractNumId="0" w15:restartNumberingAfterBreak="0">
-    <w:nsid w:val="0B0E580E"/>
+<w:numbering xmlns:wpc="http://schemas.microsoft.com/office/word/2010/wordprocessingCanvas" xmlns:mc="http://schemas.openxmlformats.org/markup-compatibility/2006" xmlns:o="urn:schemas-microsoft-com:office:office" xmlns:r="http://schemas.openxmlformats.org/officeDocument/2006/relationships" xmlns:m="http://schemas.openxmlformats.org/officeDocument/2006/math" xmlns:v="urn:schemas-microsoft-com:vml" xmlns:wp14="http://schemas.microsoft.com/office/word/2010/wordprocessingDrawing" xmlns:wp="http://schemas.openxmlformats.org/drawingml/2006/wordprocessingDrawing" xmlns:w10="urn:schemas-microsoft-com:office:word" xmlns:w="http://schemas.openxmlformats.org/wordprocessingml/2006/main" xmlns:w14="http://schemas.microsoft.com/office/word/2010/wordml" xmlns:wpg="http://schemas.microsoft.com/office/word/2010/wordprocessingGroup" xmlns:wpi="http://schemas.microsoft.com/office/word/2010/wordprocessingInk" xmlns:wne="http://schemas.microsoft.com/office/word/2006/wordml" xmlns:wps="http://schemas.microsoft.com/office/word/2010/wordprocessingShape" xmlns:wpsCustomData="http://www.wps.cn/officeDocument/2013/wpsCustomData" mc:Ignorable="w14 wp14">
+  <w:abstractNum w:abstractNumId="0">
+    <w:nsid w:val="37C114AC"/>
     <w:multiLevelType w:val="multilevel"/>
-    <w:tmpl w:val="0B0E580E"/>
-    <w:lvl w:ilvl="0">
+    <w:tmpl w:val="37C114AC"/>
+    <w:lvl w:ilvl="0" w:tentative="0">
       <w:start w:val="1"/>
       <w:numFmt w:val="bullet"/>
       <w:lvlText w:val=""/>
       <w:lvlJc w:val="left"/>
       <w:pPr>
-        <w:ind w:left="375" w:hanging="375"/>
+        <w:ind w:left="360" w:hanging="360"/>
       </w:pPr>
       <w:rPr>
-        <w:rFonts w:ascii="Symbol" w:hAnsi="Symbol" w:hint="default"/>
-        <w:color w:val="000000"/>
-        <w:sz w:val="20"/>
+        <w:rFonts w:hint="default" w:ascii="Symbol" w:hAnsi="Symbol"/>
       </w:rPr>
     </w:lvl>
-    <w:lvl w:ilvl="1">
+    <w:lvl w:ilvl="1" w:tentative="0">
       <w:start w:val="1"/>
       <w:numFmt w:val="bullet"/>
       <w:lvlText w:val="o"/>
@@ -4636,10 +4548,10 @@
         <w:ind w:left="1080" w:hanging="360"/>
       </w:pPr>
       <w:rPr>
-        <w:rFonts w:ascii="Courier New" w:hAnsi="Courier New" w:cs="Courier New" w:hint="default"/>
+        <w:rFonts w:hint="default" w:ascii="Courier New" w:hAnsi="Courier New" w:cs="Courier New"/>
       </w:rPr>
     </w:lvl>
-    <w:lvl w:ilvl="2">
+    <w:lvl w:ilvl="2" w:tentative="0">
       <w:start w:val="1"/>
       <w:numFmt w:val="bullet"/>
       <w:lvlText w:val=""/>
@@ -4648,10 +4560,10 @@
         <w:ind w:left="1800" w:hanging="360"/>
       </w:pPr>
       <w:rPr>
-        <w:rFonts w:ascii="Wingdings" w:hAnsi="Wingdings" w:hint="default"/>
+        <w:rFonts w:hint="default" w:ascii="Wingdings" w:hAnsi="Wingdings"/>
       </w:rPr>
     </w:lvl>
-    <w:lvl w:ilvl="3">
+    <w:lvl w:ilvl="3" w:tentative="0">
       <w:start w:val="1"/>
       <w:numFmt w:val="bullet"/>
       <w:lvlText w:val=""/>
@@ -4660,10 +4572,10 @@
         <w:ind w:left="2520" w:hanging="360"/>
       </w:pPr>
       <w:rPr>
-        <w:rFonts w:ascii="Symbol" w:hAnsi="Symbol" w:hint="default"/>
+        <w:rFonts w:hint="default" w:ascii="Symbol" w:hAnsi="Symbol"/>
       </w:rPr>
     </w:lvl>
-    <w:lvl w:ilvl="4">
+    <w:lvl w:ilvl="4" w:tentative="0">
       <w:start w:val="1"/>
       <w:numFmt w:val="bullet"/>
       <w:lvlText w:val="o"/>
@@ -4672,10 +4584,10 @@
         <w:ind w:left="3240" w:hanging="360"/>
       </w:pPr>
       <w:rPr>
-        <w:rFonts w:ascii="Courier New" w:hAnsi="Courier New" w:cs="Courier New" w:hint="default"/>
+        <w:rFonts w:hint="default" w:ascii="Courier New" w:hAnsi="Courier New" w:cs="Courier New"/>
       </w:rPr>
     </w:lvl>
-    <w:lvl w:ilvl="5">
+    <w:lvl w:ilvl="5" w:tentative="0">
       <w:start w:val="1"/>
       <w:numFmt w:val="bullet"/>
       <w:lvlText w:val=""/>
@@ -4684,10 +4596,10 @@
         <w:ind w:left="3960" w:hanging="360"/>
       </w:pPr>
       <w:rPr>
-        <w:rFonts w:ascii="Wingdings" w:hAnsi="Wingdings" w:hint="default"/>
+        <w:rFonts w:hint="default" w:ascii="Wingdings" w:hAnsi="Wingdings"/>
       </w:rPr>
     </w:lvl>
-    <w:lvl w:ilvl="6">
+    <w:lvl w:ilvl="6" w:tentative="0">
       <w:start w:val="1"/>
       <w:numFmt w:val="bullet"/>
       <w:lvlText w:val=""/>
@@ -4696,10 +4608,10 @@
         <w:ind w:left="4680" w:hanging="360"/>
       </w:pPr>
       <w:rPr>
-        <w:rFonts w:ascii="Symbol" w:hAnsi="Symbol" w:hint="default"/>
+        <w:rFonts w:hint="default" w:ascii="Symbol" w:hAnsi="Symbol"/>
       </w:rPr>
     </w:lvl>
-    <w:lvl w:ilvl="7">
+    <w:lvl w:ilvl="7" w:tentative="0">
       <w:start w:val="1"/>
       <w:numFmt w:val="bullet"/>
       <w:lvlText w:val="o"/>
@@ -4708,10 +4620,10 @@
         <w:ind w:left="5400" w:hanging="360"/>
       </w:pPr>
       <w:rPr>
-        <w:rFonts w:ascii="Courier New" w:hAnsi="Courier New" w:cs="Courier New" w:hint="default"/>
+        <w:rFonts w:hint="default" w:ascii="Courier New" w:hAnsi="Courier New" w:cs="Courier New"/>
       </w:rPr>
     </w:lvl>
-    <w:lvl w:ilvl="8">
+    <w:lvl w:ilvl="8" w:tentative="0">
       <w:start w:val="1"/>
       <w:numFmt w:val="bullet"/>
       <w:lvlText w:val=""/>
@@ -4720,362 +4632,24 @@
         <w:ind w:left="6120" w:hanging="360"/>
       </w:pPr>
       <w:rPr>
-        <w:rFonts w:ascii="Wingdings" w:hAnsi="Wingdings" w:hint="default"/>
+        <w:rFonts w:hint="default" w:ascii="Wingdings" w:hAnsi="Wingdings"/>
       </w:rPr>
     </w:lvl>
   </w:abstractNum>
-  <w:abstractNum w:abstractNumId="1" w15:restartNumberingAfterBreak="0">
-    <w:nsid w:val="0FEC076D"/>
+  <w:abstractNum w:abstractNumId="1">
+    <w:nsid w:val="49516088"/>
     <w:multiLevelType w:val="multilevel"/>
-    <w:tmpl w:val="0FEC076D"/>
-    <w:lvl w:ilvl="0">
-      <w:start w:val="1"/>
+    <w:tmpl w:val="49516088"/>
+    <w:lvl w:ilvl="0" w:tentative="0">
+      <w:start w:val="0"/>
       <w:numFmt w:val="bullet"/>
       <w:lvlText w:val=""/>
       <w:lvlJc w:val="left"/>
       <w:pPr>
-        <w:ind w:left="360" w:hanging="360"/>
+        <w:ind w:left="826" w:hanging="308"/>
       </w:pPr>
       <w:rPr>
-        <w:rFonts w:ascii="Symbol" w:hAnsi="Symbol" w:hint="default"/>
-      </w:rPr>
-    </w:lvl>
-    <w:lvl w:ilvl="1">
-      <w:start w:val="1"/>
-      <w:numFmt w:val="bullet"/>
-      <w:lvlText w:val="o"/>
-      <w:lvlJc w:val="left"/>
-      <w:pPr>
-        <w:ind w:left="1080" w:hanging="360"/>
-      </w:pPr>
-      <w:rPr>
-        <w:rFonts w:ascii="Courier New" w:hAnsi="Courier New" w:cs="Courier New" w:hint="default"/>
-      </w:rPr>
-    </w:lvl>
-    <w:lvl w:ilvl="2">
-      <w:start w:val="1"/>
-      <w:numFmt w:val="bullet"/>
-      <w:lvlText w:val=""/>
-      <w:lvlJc w:val="left"/>
-      <w:pPr>
-        <w:ind w:left="1800" w:hanging="360"/>
-      </w:pPr>
-      <w:rPr>
-        <w:rFonts w:ascii="Wingdings" w:hAnsi="Wingdings" w:hint="default"/>
-      </w:rPr>
-    </w:lvl>
-    <w:lvl w:ilvl="3">
-      <w:start w:val="1"/>
-      <w:numFmt w:val="bullet"/>
-      <w:lvlText w:val=""/>
-      <w:lvlJc w:val="left"/>
-      <w:pPr>
-        <w:ind w:left="2520" w:hanging="360"/>
-      </w:pPr>
-      <w:rPr>
-        <w:rFonts w:ascii="Symbol" w:hAnsi="Symbol" w:hint="default"/>
-      </w:rPr>
-    </w:lvl>
-    <w:lvl w:ilvl="4">
-      <w:start w:val="1"/>
-      <w:numFmt w:val="bullet"/>
-      <w:lvlText w:val="o"/>
-      <w:lvlJc w:val="left"/>
-      <w:pPr>
-        <w:ind w:left="3240" w:hanging="360"/>
-      </w:pPr>
-      <w:rPr>
-        <w:rFonts w:ascii="Courier New" w:hAnsi="Courier New" w:cs="Courier New" w:hint="default"/>
-      </w:rPr>
-    </w:lvl>
-    <w:lvl w:ilvl="5">
-      <w:start w:val="1"/>
-      <w:numFmt w:val="bullet"/>
-      <w:lvlText w:val=""/>
-      <w:lvlJc w:val="left"/>
-      <w:pPr>
-        <w:ind w:left="3960" w:hanging="360"/>
-      </w:pPr>
-      <w:rPr>
-        <w:rFonts w:ascii="Wingdings" w:hAnsi="Wingdings" w:hint="default"/>
-      </w:rPr>
-    </w:lvl>
-    <w:lvl w:ilvl="6">
-      <w:start w:val="1"/>
-      <w:numFmt w:val="bullet"/>
-      <w:lvlText w:val=""/>
-      <w:lvlJc w:val="left"/>
-      <w:pPr>
-        <w:ind w:left="4680" w:hanging="360"/>
-      </w:pPr>
-      <w:rPr>
-        <w:rFonts w:ascii="Symbol" w:hAnsi="Symbol" w:hint="default"/>
-      </w:rPr>
-    </w:lvl>
-    <w:lvl w:ilvl="7">
-      <w:start w:val="1"/>
-      <w:numFmt w:val="bullet"/>
-      <w:lvlText w:val="o"/>
-      <w:lvlJc w:val="left"/>
-      <w:pPr>
-        <w:ind w:left="5400" w:hanging="360"/>
-      </w:pPr>
-      <w:rPr>
-        <w:rFonts w:ascii="Courier New" w:hAnsi="Courier New" w:cs="Courier New" w:hint="default"/>
-      </w:rPr>
-    </w:lvl>
-    <w:lvl w:ilvl="8">
-      <w:start w:val="1"/>
-      <w:numFmt w:val="bullet"/>
-      <w:lvlText w:val=""/>
-      <w:lvlJc w:val="left"/>
-      <w:pPr>
-        <w:ind w:left="6120" w:hanging="360"/>
-      </w:pPr>
-      <w:rPr>
-        <w:rFonts w:ascii="Wingdings" w:hAnsi="Wingdings" w:hint="default"/>
-      </w:rPr>
-    </w:lvl>
-  </w:abstractNum>
-  <w:abstractNum w:abstractNumId="2" w15:restartNumberingAfterBreak="0">
-    <w:nsid w:val="37C114AC"/>
-    <w:multiLevelType w:val="multilevel"/>
-    <w:tmpl w:val="37C114AC"/>
-    <w:lvl w:ilvl="0">
-      <w:start w:val="1"/>
-      <w:numFmt w:val="bullet"/>
-      <w:lvlText w:val=""/>
-      <w:lvlJc w:val="left"/>
-      <w:pPr>
-        <w:ind w:left="360" w:hanging="360"/>
-      </w:pPr>
-      <w:rPr>
-        <w:rFonts w:ascii="Symbol" w:hAnsi="Symbol" w:hint="default"/>
-      </w:rPr>
-    </w:lvl>
-    <w:lvl w:ilvl="1">
-      <w:start w:val="1"/>
-      <w:numFmt w:val="bullet"/>
-      <w:lvlText w:val="o"/>
-      <w:lvlJc w:val="left"/>
-      <w:pPr>
-        <w:ind w:left="1080" w:hanging="360"/>
-      </w:pPr>
-      <w:rPr>
-        <w:rFonts w:ascii="Courier New" w:hAnsi="Courier New" w:cs="Courier New" w:hint="default"/>
-      </w:rPr>
-    </w:lvl>
-    <w:lvl w:ilvl="2">
-      <w:start w:val="1"/>
-      <w:numFmt w:val="bullet"/>
-      <w:lvlText w:val=""/>
-      <w:lvlJc w:val="left"/>
-      <w:pPr>
-        <w:ind w:left="1800" w:hanging="360"/>
-      </w:pPr>
-      <w:rPr>
-        <w:rFonts w:ascii="Wingdings" w:hAnsi="Wingdings" w:hint="default"/>
-      </w:rPr>
-    </w:lvl>
-    <w:lvl w:ilvl="3">
-      <w:start w:val="1"/>
-      <w:numFmt w:val="bullet"/>
-      <w:lvlText w:val=""/>
-      <w:lvlJc w:val="left"/>
-      <w:pPr>
-        <w:ind w:left="2520" w:hanging="360"/>
-      </w:pPr>
-      <w:rPr>
-        <w:rFonts w:ascii="Symbol" w:hAnsi="Symbol" w:hint="default"/>
-      </w:rPr>
-    </w:lvl>
-    <w:lvl w:ilvl="4">
-      <w:start w:val="1"/>
-      <w:numFmt w:val="bullet"/>
-      <w:lvlText w:val="o"/>
-      <w:lvlJc w:val="left"/>
-      <w:pPr>
-        <w:ind w:left="3240" w:hanging="360"/>
-      </w:pPr>
-      <w:rPr>
-        <w:rFonts w:ascii="Courier New" w:hAnsi="Courier New" w:cs="Courier New" w:hint="default"/>
-      </w:rPr>
-    </w:lvl>
-    <w:lvl w:ilvl="5">
-      <w:start w:val="1"/>
-      <w:numFmt w:val="bullet"/>
-      <w:lvlText w:val=""/>
-      <w:lvlJc w:val="left"/>
-      <w:pPr>
-        <w:ind w:left="3960" w:hanging="360"/>
-      </w:pPr>
-      <w:rPr>
-        <w:rFonts w:ascii="Wingdings" w:hAnsi="Wingdings" w:hint="default"/>
-      </w:rPr>
-    </w:lvl>
-    <w:lvl w:ilvl="6">
-      <w:start w:val="1"/>
-      <w:numFmt w:val="bullet"/>
-      <w:lvlText w:val=""/>
-      <w:lvlJc w:val="left"/>
-      <w:pPr>
-        <w:ind w:left="4680" w:hanging="360"/>
-      </w:pPr>
-      <w:rPr>
-        <w:rFonts w:ascii="Symbol" w:hAnsi="Symbol" w:hint="default"/>
-      </w:rPr>
-    </w:lvl>
-    <w:lvl w:ilvl="7">
-      <w:start w:val="1"/>
-      <w:numFmt w:val="bullet"/>
-      <w:lvlText w:val="o"/>
-      <w:lvlJc w:val="left"/>
-      <w:pPr>
-        <w:ind w:left="5400" w:hanging="360"/>
-      </w:pPr>
-      <w:rPr>
-        <w:rFonts w:ascii="Courier New" w:hAnsi="Courier New" w:cs="Courier New" w:hint="default"/>
-      </w:rPr>
-    </w:lvl>
-    <w:lvl w:ilvl="8">
-      <w:start w:val="1"/>
-      <w:numFmt w:val="bullet"/>
-      <w:lvlText w:val=""/>
-      <w:lvlJc w:val="left"/>
-      <w:pPr>
-        <w:ind w:left="6120" w:hanging="360"/>
-      </w:pPr>
-      <w:rPr>
-        <w:rFonts w:ascii="Wingdings" w:hAnsi="Wingdings" w:hint="default"/>
-      </w:rPr>
-    </w:lvl>
-  </w:abstractNum>
-  <w:abstractNum w:abstractNumId="3" w15:restartNumberingAfterBreak="0">
-    <w:nsid w:val="41BC0EBF"/>
-    <w:multiLevelType w:val="multilevel"/>
-    <w:tmpl w:val="41BC0EBF"/>
-    <w:lvl w:ilvl="0">
-      <w:start w:val="1"/>
-      <w:numFmt w:val="bullet"/>
-      <w:lvlText w:val=""/>
-      <w:lvlJc w:val="left"/>
-      <w:pPr>
-        <w:ind w:left="878" w:hanging="360"/>
-      </w:pPr>
-      <w:rPr>
-        <w:rFonts w:ascii="Symbol" w:hAnsi="Symbol" w:hint="default"/>
-      </w:rPr>
-    </w:lvl>
-    <w:lvl w:ilvl="1">
-      <w:start w:val="1"/>
-      <w:numFmt w:val="bullet"/>
-      <w:lvlText w:val="o"/>
-      <w:lvlJc w:val="left"/>
-      <w:pPr>
-        <w:ind w:left="1598" w:hanging="360"/>
-      </w:pPr>
-      <w:rPr>
-        <w:rFonts w:ascii="Courier New" w:hAnsi="Courier New" w:cs="Courier New" w:hint="default"/>
-      </w:rPr>
-    </w:lvl>
-    <w:lvl w:ilvl="2">
-      <w:start w:val="1"/>
-      <w:numFmt w:val="bullet"/>
-      <w:lvlText w:val=""/>
-      <w:lvlJc w:val="left"/>
-      <w:pPr>
-        <w:ind w:left="2318" w:hanging="360"/>
-      </w:pPr>
-      <w:rPr>
-        <w:rFonts w:ascii="Wingdings" w:hAnsi="Wingdings" w:hint="default"/>
-      </w:rPr>
-    </w:lvl>
-    <w:lvl w:ilvl="3">
-      <w:start w:val="1"/>
-      <w:numFmt w:val="bullet"/>
-      <w:lvlText w:val=""/>
-      <w:lvlJc w:val="left"/>
-      <w:pPr>
-        <w:ind w:left="3038" w:hanging="360"/>
-      </w:pPr>
-      <w:rPr>
-        <w:rFonts w:ascii="Symbol" w:hAnsi="Symbol" w:hint="default"/>
-      </w:rPr>
-    </w:lvl>
-    <w:lvl w:ilvl="4">
-      <w:start w:val="1"/>
-      <w:numFmt w:val="bullet"/>
-      <w:lvlText w:val="o"/>
-      <w:lvlJc w:val="left"/>
-      <w:pPr>
-        <w:ind w:left="3758" w:hanging="360"/>
-      </w:pPr>
-      <w:rPr>
-        <w:rFonts w:ascii="Courier New" w:hAnsi="Courier New" w:cs="Courier New" w:hint="default"/>
-      </w:rPr>
-    </w:lvl>
-    <w:lvl w:ilvl="5">
-      <w:start w:val="1"/>
-      <w:numFmt w:val="bullet"/>
-      <w:lvlText w:val=""/>
-      <w:lvlJc w:val="left"/>
-      <w:pPr>
-        <w:ind w:left="4478" w:hanging="360"/>
-      </w:pPr>
-      <w:rPr>
-        <w:rFonts w:ascii="Wingdings" w:hAnsi="Wingdings" w:hint="default"/>
-      </w:rPr>
-    </w:lvl>
-    <w:lvl w:ilvl="6">
-      <w:start w:val="1"/>
-      <w:numFmt w:val="bullet"/>
-      <w:lvlText w:val=""/>
-      <w:lvlJc w:val="left"/>
-      <w:pPr>
-        <w:ind w:left="5198" w:hanging="360"/>
-      </w:pPr>
-      <w:rPr>
-        <w:rFonts w:ascii="Symbol" w:hAnsi="Symbol" w:hint="default"/>
-      </w:rPr>
-    </w:lvl>
-    <w:lvl w:ilvl="7">
-      <w:start w:val="1"/>
-      <w:numFmt w:val="bullet"/>
-      <w:lvlText w:val="o"/>
-      <w:lvlJc w:val="left"/>
-      <w:pPr>
-        <w:ind w:left="5918" w:hanging="360"/>
-      </w:pPr>
-      <w:rPr>
-        <w:rFonts w:ascii="Courier New" w:hAnsi="Courier New" w:cs="Courier New" w:hint="default"/>
-      </w:rPr>
-    </w:lvl>
-    <w:lvl w:ilvl="8">
-      <w:start w:val="1"/>
-      <w:numFmt w:val="bullet"/>
-      <w:lvlText w:val=""/>
-      <w:lvlJc w:val="left"/>
-      <w:pPr>
-        <w:ind w:left="6638" w:hanging="360"/>
-      </w:pPr>
-      <w:rPr>
-        <w:rFonts w:ascii="Wingdings" w:hAnsi="Wingdings" w:hint="default"/>
-      </w:rPr>
-    </w:lvl>
-  </w:abstractNum>
-  <w:abstractNum w:abstractNumId="4" w15:restartNumberingAfterBreak="0">
-    <w:nsid w:val="49516088"/>
-    <w:multiLevelType w:val="multilevel"/>
-    <w:tmpl w:val="49516088"/>
-    <w:lvl w:ilvl="0">
-      <w:numFmt w:val="bullet"/>
-      <w:lvlText w:val=""/>
-      <w:lvlJc w:val="left"/>
-      <w:pPr>
-        <w:ind w:left="826" w:hanging="308"/>
-      </w:pPr>
-      <w:rPr>
-        <w:rFonts w:ascii="Symbol" w:eastAsia="Symbol" w:hAnsi="Symbol" w:cs="Symbol" w:hint="default"/>
+        <w:rFonts w:hint="default" w:ascii="Symbol" w:hAnsi="Symbol" w:eastAsia="Symbol" w:cs="Symbol"/>
         <w:b w:val="0"/>
         <w:bCs w:val="0"/>
         <w:i w:val="0"/>
@@ -5086,7 +4660,8 @@
         <w:lang w:val="en-US" w:eastAsia="en-US" w:bidi="ar-SA"/>
       </w:rPr>
     </w:lvl>
-    <w:lvl w:ilvl="1">
+    <w:lvl w:ilvl="1" w:tentative="0">
+      <w:start w:val="0"/>
       <w:numFmt w:val="bullet"/>
       <w:lvlText w:val=""/>
       <w:lvlJc w:val="left"/>
@@ -5094,7 +4669,7 @@
         <w:ind w:left="975" w:hanging="360"/>
       </w:pPr>
       <w:rPr>
-        <w:rFonts w:ascii="Symbol" w:eastAsia="Symbol" w:hAnsi="Symbol" w:cs="Symbol" w:hint="default"/>
+        <w:rFonts w:hint="default" w:ascii="Symbol" w:hAnsi="Symbol" w:eastAsia="Symbol" w:cs="Symbol"/>
         <w:b w:val="0"/>
         <w:bCs w:val="0"/>
         <w:i w:val="0"/>
@@ -5105,7 +4680,8 @@
         <w:lang w:val="en-US" w:eastAsia="en-US" w:bidi="ar-SA"/>
       </w:rPr>
     </w:lvl>
-    <w:lvl w:ilvl="2">
+    <w:lvl w:ilvl="2" w:tentative="0">
+      <w:start w:val="0"/>
       <w:numFmt w:val="bullet"/>
       <w:lvlText w:val="•"/>
       <w:lvlJc w:val="left"/>
@@ -5117,7 +4693,8 @@
         <w:lang w:val="en-US" w:eastAsia="en-US" w:bidi="ar-SA"/>
       </w:rPr>
     </w:lvl>
-    <w:lvl w:ilvl="3">
+    <w:lvl w:ilvl="3" w:tentative="0">
+      <w:start w:val="0"/>
       <w:numFmt w:val="bullet"/>
       <w:lvlText w:val="•"/>
       <w:lvlJc w:val="left"/>
@@ -5129,7 +4706,8 @@
         <w:lang w:val="en-US" w:eastAsia="en-US" w:bidi="ar-SA"/>
       </w:rPr>
     </w:lvl>
-    <w:lvl w:ilvl="4">
+    <w:lvl w:ilvl="4" w:tentative="0">
+      <w:start w:val="0"/>
       <w:numFmt w:val="bullet"/>
       <w:lvlText w:val="•"/>
       <w:lvlJc w:val="left"/>
@@ -5141,7 +4719,8 @@
         <w:lang w:val="en-US" w:eastAsia="en-US" w:bidi="ar-SA"/>
       </w:rPr>
     </w:lvl>
-    <w:lvl w:ilvl="5">
+    <w:lvl w:ilvl="5" w:tentative="0">
+      <w:start w:val="0"/>
       <w:numFmt w:val="bullet"/>
       <w:lvlText w:val="•"/>
       <w:lvlJc w:val="left"/>
@@ -5153,7 +4732,8 @@
         <w:lang w:val="en-US" w:eastAsia="en-US" w:bidi="ar-SA"/>
       </w:rPr>
     </w:lvl>
-    <w:lvl w:ilvl="6">
+    <w:lvl w:ilvl="6" w:tentative="0">
+      <w:start w:val="0"/>
       <w:numFmt w:val="bullet"/>
       <w:lvlText w:val="•"/>
       <w:lvlJc w:val="left"/>
@@ -5165,7 +4745,8 @@
         <w:lang w:val="en-US" w:eastAsia="en-US" w:bidi="ar-SA"/>
       </w:rPr>
     </w:lvl>
-    <w:lvl w:ilvl="7">
+    <w:lvl w:ilvl="7" w:tentative="0">
+      <w:start w:val="0"/>
       <w:numFmt w:val="bullet"/>
       <w:lvlText w:val="•"/>
       <w:lvlJc w:val="left"/>
@@ -5177,7 +4758,8 @@
         <w:lang w:val="en-US" w:eastAsia="en-US" w:bidi="ar-SA"/>
       </w:rPr>
     </w:lvl>
-    <w:lvl w:ilvl="8">
+    <w:lvl w:ilvl="8" w:tentative="0">
+      <w:start w:val="0"/>
       <w:numFmt w:val="bullet"/>
       <w:lvlText w:val="•"/>
       <w:lvlJc w:val="left"/>
@@ -5190,549 +4772,297 @@
       </w:rPr>
     </w:lvl>
   </w:abstractNum>
-  <w:abstractNum w:abstractNumId="5" w15:restartNumberingAfterBreak="0">
-    <w:nsid w:val="64740489"/>
-    <w:multiLevelType w:val="multilevel"/>
-    <w:tmpl w:val="64740489"/>
-    <w:lvl w:ilvl="0">
-      <w:start w:val="1"/>
-      <w:numFmt w:val="bullet"/>
-      <w:lvlText w:val=""/>
-      <w:lvlJc w:val="left"/>
-      <w:pPr>
-        <w:ind w:left="360" w:hanging="360"/>
-      </w:pPr>
-      <w:rPr>
-        <w:rFonts w:ascii="Symbol" w:hAnsi="Symbol" w:hint="default"/>
-      </w:rPr>
-    </w:lvl>
-    <w:lvl w:ilvl="1">
-      <w:start w:val="1"/>
-      <w:numFmt w:val="bullet"/>
-      <w:lvlText w:val="o"/>
-      <w:lvlJc w:val="left"/>
-      <w:pPr>
-        <w:ind w:left="1080" w:hanging="360"/>
-      </w:pPr>
-      <w:rPr>
-        <w:rFonts w:ascii="Courier New" w:hAnsi="Courier New" w:cs="Courier New" w:hint="default"/>
-      </w:rPr>
-    </w:lvl>
-    <w:lvl w:ilvl="2">
-      <w:start w:val="1"/>
-      <w:numFmt w:val="bullet"/>
-      <w:lvlText w:val=""/>
-      <w:lvlJc w:val="left"/>
-      <w:pPr>
-        <w:ind w:left="1800" w:hanging="360"/>
-      </w:pPr>
-      <w:rPr>
-        <w:rFonts w:ascii="Wingdings" w:hAnsi="Wingdings" w:hint="default"/>
-      </w:rPr>
-    </w:lvl>
-    <w:lvl w:ilvl="3">
-      <w:start w:val="1"/>
-      <w:numFmt w:val="bullet"/>
-      <w:lvlText w:val=""/>
-      <w:lvlJc w:val="left"/>
-      <w:pPr>
-        <w:ind w:left="2520" w:hanging="360"/>
-      </w:pPr>
-      <w:rPr>
-        <w:rFonts w:ascii="Symbol" w:hAnsi="Symbol" w:hint="default"/>
-      </w:rPr>
-    </w:lvl>
-    <w:lvl w:ilvl="4">
-      <w:start w:val="1"/>
-      <w:numFmt w:val="bullet"/>
-      <w:lvlText w:val="o"/>
-      <w:lvlJc w:val="left"/>
-      <w:pPr>
-        <w:ind w:left="3240" w:hanging="360"/>
-      </w:pPr>
-      <w:rPr>
-        <w:rFonts w:ascii="Courier New" w:hAnsi="Courier New" w:cs="Courier New" w:hint="default"/>
-      </w:rPr>
-    </w:lvl>
-    <w:lvl w:ilvl="5">
-      <w:start w:val="1"/>
-      <w:numFmt w:val="bullet"/>
-      <w:lvlText w:val=""/>
-      <w:lvlJc w:val="left"/>
-      <w:pPr>
-        <w:ind w:left="3960" w:hanging="360"/>
-      </w:pPr>
-      <w:rPr>
-        <w:rFonts w:ascii="Wingdings" w:hAnsi="Wingdings" w:hint="default"/>
-      </w:rPr>
-    </w:lvl>
-    <w:lvl w:ilvl="6">
-      <w:start w:val="1"/>
-      <w:numFmt w:val="bullet"/>
-      <w:lvlText w:val=""/>
-      <w:lvlJc w:val="left"/>
-      <w:pPr>
-        <w:ind w:left="4680" w:hanging="360"/>
-      </w:pPr>
-      <w:rPr>
-        <w:rFonts w:ascii="Symbol" w:hAnsi="Symbol" w:hint="default"/>
-      </w:rPr>
-    </w:lvl>
-    <w:lvl w:ilvl="7">
-      <w:start w:val="1"/>
-      <w:numFmt w:val="bullet"/>
-      <w:lvlText w:val="o"/>
-      <w:lvlJc w:val="left"/>
-      <w:pPr>
-        <w:ind w:left="5400" w:hanging="360"/>
-      </w:pPr>
-      <w:rPr>
-        <w:rFonts w:ascii="Courier New" w:hAnsi="Courier New" w:cs="Courier New" w:hint="default"/>
-      </w:rPr>
-    </w:lvl>
-    <w:lvl w:ilvl="8">
-      <w:start w:val="1"/>
-      <w:numFmt w:val="bullet"/>
-      <w:lvlText w:val=""/>
-      <w:lvlJc w:val="left"/>
-      <w:pPr>
-        <w:ind w:left="6120" w:hanging="360"/>
-      </w:pPr>
-      <w:rPr>
-        <w:rFonts w:ascii="Wingdings" w:hAnsi="Wingdings" w:hint="default"/>
-      </w:rPr>
-    </w:lvl>
-  </w:abstractNum>
-  <w:num w:numId="1" w16cid:durableId="1537423134">
-    <w:abstractNumId w:val="4"/>
-  </w:num>
-  <w:num w:numId="2" w16cid:durableId="419454270">
-    <w:abstractNumId w:val="3"/>
-  </w:num>
-  <w:num w:numId="3" w16cid:durableId="1050106098">
-    <w:abstractNumId w:val="2"/>
-  </w:num>
-  <w:num w:numId="4" w16cid:durableId="413085297">
+  <w:num w:numId="1">
     <w:abstractNumId w:val="1"/>
   </w:num>
-  <w:num w:numId="5" w16cid:durableId="1126313166">
+  <w:num w:numId="2">
     <w:abstractNumId w:val="0"/>
-  </w:num>
-  <w:num w:numId="6" w16cid:durableId="2048017473">
-    <w:abstractNumId w:val="5"/>
   </w:num>
 </w:numbering>
 </file>
 
 <file path=word/styles.xml><?xml version="1.0" encoding="utf-8"?>
-<w:styles xmlns:mc="http://schemas.openxmlformats.org/markup-compatibility/2006" xmlns:r="http://schemas.openxmlformats.org/officeDocument/2006/relationships" xmlns:w="http://schemas.openxmlformats.org/wordprocessingml/2006/main" xmlns:w14="http://schemas.microsoft.com/office/word/2010/wordml" xmlns:w15="http://schemas.microsoft.com/office/word/2012/wordml" xmlns:w16cex="http://schemas.microsoft.com/office/word/2018/wordml/cex" xmlns:w16cid="http://schemas.microsoft.com/office/word/2016/wordml/cid" xmlns:w16="http://schemas.microsoft.com/office/word/2018/wordml" xmlns:w16du="http://schemas.microsoft.com/office/word/2023/wordml/word16du" xmlns:w16sdtdh="http://schemas.microsoft.com/office/word/2020/wordml/sdtdatahash" xmlns:w16sdtfl="http://schemas.microsoft.com/office/word/2024/wordml/sdtformatlock" xmlns:w16se="http://schemas.microsoft.com/office/word/2015/wordml/symex" mc:Ignorable="w14 w15 w16se w16cid w16 w16cex w16sdtdh w16sdtfl w16du">
+<w:styles xmlns:mc="http://schemas.openxmlformats.org/markup-compatibility/2006" xmlns:o="urn:schemas-microsoft-com:office:office" xmlns:r="http://schemas.openxmlformats.org/officeDocument/2006/relationships" xmlns:m="http://schemas.openxmlformats.org/officeDocument/2006/math" xmlns:v="urn:schemas-microsoft-com:vml" xmlns:w="http://schemas.openxmlformats.org/wordprocessingml/2006/main" xmlns:w14="http://schemas.microsoft.com/office/word/2010/wordml" xmlns:w10="urn:schemas-microsoft-com:office:word" xmlns:sl="http://schemas.openxmlformats.org/schemaLibrary/2006/main" xmlns:wpsCustomData="http://www.wps.cn/officeDocument/2013/wpsCustomData" mc:Ignorable="w14">
   <w:docDefaults>
     <w:rPrDefault>
       <w:rPr>
-        <w:rFonts w:ascii="Times New Roman" w:eastAsia="SimSun" w:hAnsi="Times New Roman" w:cs="Times New Roman"/>
-        <w:lang w:val="en-US" w:eastAsia="en-US" w:bidi="ar-SA"/>
+        <w:rFonts w:ascii="Times New Roman" w:hAnsi="Times New Roman" w:eastAsia="SimSun" w:cs="Times New Roman"/>
       </w:rPr>
     </w:rPrDefault>
     <w:pPrDefault/>
   </w:docDefaults>
-  <w:latentStyles w:defLockedState="0" w:defUIPriority="99" w:defSemiHidden="0" w:defUnhideWhenUsed="0" w:defQFormat="0" w:count="376">
-    <w:lsdException w:name="Normal" w:uiPriority="1" w:qFormat="1"/>
-    <w:lsdException w:name="heading 1" w:uiPriority="1" w:qFormat="1"/>
-    <w:lsdException w:name="heading 2" w:uiPriority="1" w:qFormat="1"/>
-    <w:lsdException w:name="heading 3" w:semiHidden="1" w:uiPriority="9" w:unhideWhenUsed="1" w:qFormat="1"/>
-    <w:lsdException w:name="heading 4" w:semiHidden="1" w:uiPriority="9" w:unhideWhenUsed="1" w:qFormat="1"/>
-    <w:lsdException w:name="heading 5" w:semiHidden="1" w:uiPriority="9" w:unhideWhenUsed="1" w:qFormat="1"/>
-    <w:lsdException w:name="heading 6" w:semiHidden="1" w:uiPriority="9" w:unhideWhenUsed="1" w:qFormat="1"/>
-    <w:lsdException w:name="heading 7" w:semiHidden="1" w:uiPriority="9" w:unhideWhenUsed="1" w:qFormat="1"/>
-    <w:lsdException w:name="heading 8" w:semiHidden="1" w:uiPriority="9" w:unhideWhenUsed="1" w:qFormat="1"/>
-    <w:lsdException w:name="heading 9" w:semiHidden="1" w:uiPriority="9" w:unhideWhenUsed="1" w:qFormat="1"/>
-    <w:lsdException w:name="index 1" w:semiHidden="1" w:unhideWhenUsed="1"/>
-    <w:lsdException w:name="index 2" w:semiHidden="1" w:unhideWhenUsed="1"/>
-    <w:lsdException w:name="index 3" w:semiHidden="1" w:unhideWhenUsed="1"/>
-    <w:lsdException w:name="index 4" w:semiHidden="1" w:unhideWhenUsed="1"/>
-    <w:lsdException w:name="index 5" w:semiHidden="1" w:unhideWhenUsed="1"/>
-    <w:lsdException w:name="index 6" w:semiHidden="1" w:unhideWhenUsed="1"/>
-    <w:lsdException w:name="index 7" w:semiHidden="1" w:unhideWhenUsed="1"/>
-    <w:lsdException w:name="index 8" w:semiHidden="1" w:unhideWhenUsed="1"/>
-    <w:lsdException w:name="index 9" w:semiHidden="1" w:unhideWhenUsed="1"/>
-    <w:lsdException w:name="toc 1" w:semiHidden="1" w:uiPriority="39" w:unhideWhenUsed="1"/>
-    <w:lsdException w:name="toc 2" w:semiHidden="1" w:uiPriority="39" w:unhideWhenUsed="1"/>
-    <w:lsdException w:name="toc 3" w:semiHidden="1" w:uiPriority="39" w:unhideWhenUsed="1"/>
-    <w:lsdException w:name="toc 4" w:semiHidden="1" w:uiPriority="39" w:unhideWhenUsed="1"/>
-    <w:lsdException w:name="toc 5" w:semiHidden="1" w:uiPriority="39" w:unhideWhenUsed="1"/>
-    <w:lsdException w:name="toc 6" w:semiHidden="1" w:uiPriority="39" w:unhideWhenUsed="1"/>
-    <w:lsdException w:name="toc 7" w:semiHidden="1" w:uiPriority="39" w:unhideWhenUsed="1"/>
-    <w:lsdException w:name="toc 8" w:semiHidden="1" w:uiPriority="39" w:unhideWhenUsed="1"/>
-    <w:lsdException w:name="toc 9" w:semiHidden="1" w:uiPriority="39" w:unhideWhenUsed="1"/>
-    <w:lsdException w:name="Normal Indent" w:semiHidden="1" w:unhideWhenUsed="1"/>
-    <w:lsdException w:name="footnote text" w:semiHidden="1" w:unhideWhenUsed="1"/>
-    <w:lsdException w:name="annotation text" w:semiHidden="1" w:unhideWhenUsed="1"/>
-    <w:lsdException w:name="header" w:unhideWhenUsed="1" w:qFormat="1"/>
-    <w:lsdException w:name="footer" w:unhideWhenUsed="1" w:qFormat="1"/>
-    <w:lsdException w:name="index heading" w:semiHidden="1" w:unhideWhenUsed="1"/>
-    <w:lsdException w:name="caption" w:semiHidden="1" w:uiPriority="35" w:unhideWhenUsed="1" w:qFormat="1"/>
-    <w:lsdException w:name="table of figures" w:semiHidden="1" w:unhideWhenUsed="1"/>
-    <w:lsdException w:name="envelope address" w:semiHidden="1" w:unhideWhenUsed="1"/>
-    <w:lsdException w:name="envelope return" w:semiHidden="1" w:unhideWhenUsed="1"/>
-    <w:lsdException w:name="footnote reference" w:semiHidden="1" w:unhideWhenUsed="1"/>
-    <w:lsdException w:name="annotation reference" w:semiHidden="1" w:unhideWhenUsed="1"/>
-    <w:lsdException w:name="line number" w:semiHidden="1" w:unhideWhenUsed="1"/>
-    <w:lsdException w:name="page number" w:semiHidden="1" w:unhideWhenUsed="1"/>
-    <w:lsdException w:name="endnote reference" w:semiHidden="1" w:unhideWhenUsed="1"/>
-    <w:lsdException w:name="endnote text" w:semiHidden="1" w:unhideWhenUsed="1"/>
-    <w:lsdException w:name="table of authorities" w:semiHidden="1" w:unhideWhenUsed="1"/>
-    <w:lsdException w:name="macro" w:semiHidden="1" w:unhideWhenUsed="1"/>
-    <w:lsdException w:name="toa heading" w:semiHidden="1" w:unhideWhenUsed="1"/>
-    <w:lsdException w:name="List" w:semiHidden="1" w:unhideWhenUsed="1"/>
-    <w:lsdException w:name="List Bullet" w:semiHidden="1" w:unhideWhenUsed="1"/>
-    <w:lsdException w:name="List Number" w:semiHidden="1" w:unhideWhenUsed="1"/>
-    <w:lsdException w:name="List 2" w:semiHidden="1" w:unhideWhenUsed="1"/>
-    <w:lsdException w:name="List 3" w:semiHidden="1" w:unhideWhenUsed="1"/>
-    <w:lsdException w:name="List 4" w:semiHidden="1" w:unhideWhenUsed="1"/>
-    <w:lsdException w:name="List 5" w:semiHidden="1" w:unhideWhenUsed="1"/>
-    <w:lsdException w:name="List Bullet 2" w:semiHidden="1" w:unhideWhenUsed="1"/>
-    <w:lsdException w:name="List Bullet 3" w:semiHidden="1" w:unhideWhenUsed="1"/>
-    <w:lsdException w:name="List Bullet 4" w:semiHidden="1" w:unhideWhenUsed="1"/>
-    <w:lsdException w:name="List Bullet 5" w:semiHidden="1" w:unhideWhenUsed="1"/>
-    <w:lsdException w:name="List Number 2" w:semiHidden="1" w:unhideWhenUsed="1"/>
-    <w:lsdException w:name="List Number 3" w:semiHidden="1" w:unhideWhenUsed="1"/>
-    <w:lsdException w:name="List Number 4" w:semiHidden="1" w:unhideWhenUsed="1"/>
-    <w:lsdException w:name="List Number 5" w:semiHidden="1" w:unhideWhenUsed="1"/>
-    <w:lsdException w:name="Title" w:uiPriority="1" w:qFormat="1"/>
-    <w:lsdException w:name="Closing" w:semiHidden="1" w:unhideWhenUsed="1"/>
-    <w:lsdException w:name="Signature" w:semiHidden="1" w:unhideWhenUsed="1"/>
-    <w:lsdException w:name="Default Paragraph Font" w:semiHidden="1" w:uiPriority="1" w:unhideWhenUsed="1" w:qFormat="1"/>
-    <w:lsdException w:name="Body Text" w:uiPriority="1" w:qFormat="1"/>
-    <w:lsdException w:name="Body Text Indent" w:semiHidden="1" w:unhideWhenUsed="1"/>
-    <w:lsdException w:name="List Continue" w:semiHidden="1" w:unhideWhenUsed="1"/>
-    <w:lsdException w:name="List Continue 2" w:semiHidden="1" w:unhideWhenUsed="1"/>
-    <w:lsdException w:name="List Continue 3" w:semiHidden="1" w:unhideWhenUsed="1"/>
-    <w:lsdException w:name="List Continue 4" w:semiHidden="1" w:unhideWhenUsed="1"/>
-    <w:lsdException w:name="List Continue 5" w:semiHidden="1" w:unhideWhenUsed="1"/>
-    <w:lsdException w:name="Message Header" w:semiHidden="1" w:unhideWhenUsed="1"/>
-    <w:lsdException w:name="Subtitle" w:uiPriority="11" w:qFormat="1"/>
-    <w:lsdException w:name="Salutation" w:semiHidden="1" w:unhideWhenUsed="1"/>
-    <w:lsdException w:name="Date" w:semiHidden="1" w:unhideWhenUsed="1"/>
-    <w:lsdException w:name="Body Text First Indent" w:semiHidden="1" w:unhideWhenUsed="1"/>
-    <w:lsdException w:name="Body Text First Indent 2" w:semiHidden="1" w:unhideWhenUsed="1"/>
-    <w:lsdException w:name="Note Heading" w:semiHidden="1" w:unhideWhenUsed="1"/>
-    <w:lsdException w:name="Body Text 2" w:semiHidden="1" w:unhideWhenUsed="1"/>
-    <w:lsdException w:name="Body Text 3" w:semiHidden="1" w:unhideWhenUsed="1"/>
-    <w:lsdException w:name="Body Text Indent 2" w:semiHidden="1" w:unhideWhenUsed="1"/>
-    <w:lsdException w:name="Body Text Indent 3" w:semiHidden="1" w:unhideWhenUsed="1"/>
-    <w:lsdException w:name="Block Text" w:semiHidden="1" w:unhideWhenUsed="1"/>
-    <w:lsdException w:name="Hyperlink" w:unhideWhenUsed="1" w:qFormat="1"/>
-    <w:lsdException w:name="FollowedHyperlink" w:semiHidden="1" w:unhideWhenUsed="1" w:qFormat="1"/>
-    <w:lsdException w:name="Strong" w:uiPriority="22" w:qFormat="1"/>
-    <w:lsdException w:name="Emphasis" w:uiPriority="20" w:qFormat="1"/>
-    <w:lsdException w:name="Document Map" w:semiHidden="1" w:unhideWhenUsed="1"/>
-    <w:lsdException w:name="Plain Text" w:semiHidden="1" w:unhideWhenUsed="1"/>
-    <w:lsdException w:name="E-mail Signature" w:semiHidden="1" w:unhideWhenUsed="1"/>
-    <w:lsdException w:name="HTML Top of Form" w:semiHidden="1" w:unhideWhenUsed="1"/>
-    <w:lsdException w:name="HTML Bottom of Form" w:semiHidden="1" w:unhideWhenUsed="1"/>
-    <w:lsdException w:name="Normal (Web)" w:unhideWhenUsed="1" w:qFormat="1"/>
-    <w:lsdException w:name="HTML Acronym" w:semiHidden="1" w:unhideWhenUsed="1"/>
-    <w:lsdException w:name="HTML Address" w:semiHidden="1" w:unhideWhenUsed="1"/>
-    <w:lsdException w:name="HTML Cite" w:semiHidden="1" w:unhideWhenUsed="1"/>
-    <w:lsdException w:name="HTML Code" w:semiHidden="1" w:unhideWhenUsed="1"/>
-    <w:lsdException w:name="HTML Definition" w:semiHidden="1" w:unhideWhenUsed="1"/>
-    <w:lsdException w:name="HTML Keyboard" w:semiHidden="1" w:unhideWhenUsed="1"/>
-    <w:lsdException w:name="HTML Preformatted" w:semiHidden="1" w:unhideWhenUsed="1"/>
-    <w:lsdException w:name="HTML Sample" w:semiHidden="1" w:unhideWhenUsed="1"/>
-    <w:lsdException w:name="HTML Typewriter" w:semiHidden="1" w:unhideWhenUsed="1"/>
-    <w:lsdException w:name="HTML Variable" w:semiHidden="1" w:unhideWhenUsed="1"/>
-    <w:lsdException w:name="Normal Table" w:semiHidden="1" w:unhideWhenUsed="1"/>
-    <w:lsdException w:name="annotation subject" w:semiHidden="1" w:unhideWhenUsed="1"/>
-    <w:lsdException w:name="No List" w:semiHidden="1" w:unhideWhenUsed="1"/>
-    <w:lsdException w:name="Outline List 1" w:semiHidden="1" w:unhideWhenUsed="1"/>
-    <w:lsdException w:name="Outline List 2" w:semiHidden="1" w:unhideWhenUsed="1"/>
-    <w:lsdException w:name="Outline List 3" w:semiHidden="1" w:unhideWhenUsed="1"/>
-    <w:lsdException w:name="Table Simple 1" w:semiHidden="1" w:unhideWhenUsed="1"/>
-    <w:lsdException w:name="Table Simple 2" w:semiHidden="1" w:unhideWhenUsed="1"/>
-    <w:lsdException w:name="Table Simple 3" w:semiHidden="1" w:unhideWhenUsed="1"/>
-    <w:lsdException w:name="Table Classic 1" w:semiHidden="1" w:unhideWhenUsed="1"/>
-    <w:lsdException w:name="Table Classic 2" w:semiHidden="1" w:unhideWhenUsed="1"/>
-    <w:lsdException w:name="Table Classic 3" w:semiHidden="1" w:unhideWhenUsed="1"/>
-    <w:lsdException w:name="Table Classic 4" w:semiHidden="1" w:unhideWhenUsed="1"/>
-    <w:lsdException w:name="Table Colorful 1" w:semiHidden="1" w:unhideWhenUsed="1"/>
-    <w:lsdException w:name="Table Colorful 2" w:semiHidden="1" w:unhideWhenUsed="1"/>
-    <w:lsdException w:name="Table Colorful 3" w:semiHidden="1" w:unhideWhenUsed="1"/>
-    <w:lsdException w:name="Table Columns 1" w:semiHidden="1" w:unhideWhenUsed="1"/>
-    <w:lsdException w:name="Table Columns 2" w:semiHidden="1" w:unhideWhenUsed="1"/>
-    <w:lsdException w:name="Table Columns 3" w:semiHidden="1" w:unhideWhenUsed="1"/>
-    <w:lsdException w:name="Table Columns 4" w:semiHidden="1" w:unhideWhenUsed="1"/>
-    <w:lsdException w:name="Table Columns 5" w:semiHidden="1" w:unhideWhenUsed="1"/>
-    <w:lsdException w:name="Table Grid 1" w:semiHidden="1" w:unhideWhenUsed="1"/>
-    <w:lsdException w:name="Table Grid 2" w:semiHidden="1" w:unhideWhenUsed="1"/>
-    <w:lsdException w:name="Table Grid 3" w:semiHidden="1" w:unhideWhenUsed="1"/>
-    <w:lsdException w:name="Table Grid 4" w:semiHidden="1" w:unhideWhenUsed="1"/>
-    <w:lsdException w:name="Table Grid 5" w:semiHidden="1" w:unhideWhenUsed="1"/>
-    <w:lsdException w:name="Table Grid 6" w:semiHidden="1" w:unhideWhenUsed="1"/>
-    <w:lsdException w:name="Table Grid 7" w:semiHidden="1" w:unhideWhenUsed="1"/>
-    <w:lsdException w:name="Table Grid 8" w:semiHidden="1" w:unhideWhenUsed="1"/>
-    <w:lsdException w:name="Table List 1" w:semiHidden="1" w:unhideWhenUsed="1"/>
-    <w:lsdException w:name="Table List 2" w:semiHidden="1" w:unhideWhenUsed="1"/>
-    <w:lsdException w:name="Table List 3" w:semiHidden="1" w:unhideWhenUsed="1"/>
-    <w:lsdException w:name="Table List 4" w:semiHidden="1" w:unhideWhenUsed="1"/>
-    <w:lsdException w:name="Table List 5" w:semiHidden="1" w:unhideWhenUsed="1"/>
-    <w:lsdException w:name="Table List 6" w:semiHidden="1" w:unhideWhenUsed="1"/>
-    <w:lsdException w:name="Table List 7" w:semiHidden="1" w:unhideWhenUsed="1"/>
-    <w:lsdException w:name="Table List 8" w:semiHidden="1" w:unhideWhenUsed="1"/>
-    <w:lsdException w:name="Table 3D effects 1" w:semiHidden="1" w:unhideWhenUsed="1"/>
-    <w:lsdException w:name="Table 3D effects 2" w:semiHidden="1" w:unhideWhenUsed="1"/>
-    <w:lsdException w:name="Table 3D effects 3" w:semiHidden="1" w:unhideWhenUsed="1"/>
-    <w:lsdException w:name="Table Contemporary" w:semiHidden="1" w:unhideWhenUsed="1"/>
-    <w:lsdException w:name="Table Elegant" w:semiHidden="1" w:unhideWhenUsed="1"/>
-    <w:lsdException w:name="Table Professional" w:semiHidden="1" w:unhideWhenUsed="1"/>
-    <w:lsdException w:name="Table Subtle 1" w:semiHidden="1" w:unhideWhenUsed="1"/>
-    <w:lsdException w:name="Table Subtle 2" w:semiHidden="1" w:unhideWhenUsed="1"/>
-    <w:lsdException w:name="Table Web 1" w:semiHidden="1" w:unhideWhenUsed="1"/>
-    <w:lsdException w:name="Table Web 2" w:semiHidden="1" w:unhideWhenUsed="1"/>
-    <w:lsdException w:name="Table Web 3" w:semiHidden="1" w:unhideWhenUsed="1"/>
-    <w:lsdException w:name="Balloon Text" w:semiHidden="1" w:unhideWhenUsed="1"/>
-    <w:lsdException w:name="Table Grid" w:uiPriority="39"/>
-    <w:lsdException w:name="Table Theme" w:semiHidden="1" w:unhideWhenUsed="1"/>
-    <w:lsdException w:name="Placeholder Text" w:semiHidden="1" w:unhideWhenUsed="1"/>
-    <w:lsdException w:name="No Spacing" w:semiHidden="1" w:unhideWhenUsed="1"/>
-    <w:lsdException w:name="Light Shading" w:uiPriority="60"/>
-    <w:lsdException w:name="Light List" w:uiPriority="61"/>
-    <w:lsdException w:name="Light Grid" w:uiPriority="62"/>
-    <w:lsdException w:name="Medium Shading 1" w:uiPriority="63"/>
-    <w:lsdException w:name="Medium Shading 2" w:uiPriority="64"/>
-    <w:lsdException w:name="Medium List 1" w:uiPriority="65"/>
-    <w:lsdException w:name="Medium List 2" w:uiPriority="66"/>
-    <w:lsdException w:name="Medium Grid 1" w:uiPriority="67"/>
-    <w:lsdException w:name="Medium Grid 2" w:uiPriority="68"/>
-    <w:lsdException w:name="Medium Grid 3" w:uiPriority="69"/>
-    <w:lsdException w:name="Dark List" w:uiPriority="70"/>
-    <w:lsdException w:name="Colorful Shading" w:uiPriority="71"/>
-    <w:lsdException w:name="Colorful List" w:uiPriority="72"/>
-    <w:lsdException w:name="Colorful Grid" w:uiPriority="73"/>
-    <w:lsdException w:name="Light Shading Accent 1" w:uiPriority="60"/>
-    <w:lsdException w:name="Light List Accent 1" w:uiPriority="61"/>
-    <w:lsdException w:name="Light Grid Accent 1" w:uiPriority="62"/>
-    <w:lsdException w:name="Medium Shading 1 Accent 1" w:uiPriority="63"/>
-    <w:lsdException w:name="Medium Shading 2 Accent 1" w:uiPriority="64"/>
-    <w:lsdException w:name="Medium List 1 Accent 1" w:uiPriority="65"/>
-    <w:lsdException w:name="Revision" w:semiHidden="1" w:unhideWhenUsed="1"/>
-    <w:lsdException w:name="List Paragraph" w:uiPriority="34" w:qFormat="1"/>
-    <w:lsdException w:name="Quote" w:semiHidden="1" w:unhideWhenUsed="1"/>
-    <w:lsdException w:name="Intense Quote" w:semiHidden="1" w:unhideWhenUsed="1"/>
-    <w:lsdException w:name="Medium List 2 Accent 1" w:uiPriority="66"/>
-    <w:lsdException w:name="Medium Grid 1 Accent 1" w:uiPriority="67"/>
-    <w:lsdException w:name="Medium Grid 2 Accent 1" w:uiPriority="68"/>
-    <w:lsdException w:name="Medium Grid 3 Accent 1" w:uiPriority="69"/>
-    <w:lsdException w:name="Dark List Accent 1" w:uiPriority="70"/>
-    <w:lsdException w:name="Colorful Shading Accent 1" w:uiPriority="71"/>
-    <w:lsdException w:name="Colorful List Accent 1" w:uiPriority="72"/>
-    <w:lsdException w:name="Colorful Grid Accent 1" w:uiPriority="73"/>
-    <w:lsdException w:name="Light Shading Accent 2" w:uiPriority="60"/>
-    <w:lsdException w:name="Light List Accent 2" w:uiPriority="61"/>
-    <w:lsdException w:name="Light Grid Accent 2" w:uiPriority="62"/>
-    <w:lsdException w:name="Medium Shading 1 Accent 2" w:uiPriority="63"/>
-    <w:lsdException w:name="Medium Shading 2 Accent 2" w:uiPriority="64"/>
-    <w:lsdException w:name="Medium List 1 Accent 2" w:uiPriority="65"/>
-    <w:lsdException w:name="Medium List 2 Accent 2" w:uiPriority="66"/>
-    <w:lsdException w:name="Medium Grid 1 Accent 2" w:uiPriority="67"/>
-    <w:lsdException w:name="Medium Grid 2 Accent 2" w:uiPriority="68"/>
-    <w:lsdException w:name="Medium Grid 3 Accent 2" w:uiPriority="69"/>
-    <w:lsdException w:name="Dark List Accent 2" w:uiPriority="70"/>
-    <w:lsdException w:name="Colorful Shading Accent 2" w:uiPriority="71"/>
-    <w:lsdException w:name="Colorful List Accent 2" w:uiPriority="72"/>
-    <w:lsdException w:name="Colorful Grid Accent 2" w:uiPriority="73"/>
-    <w:lsdException w:name="Light Shading Accent 3" w:uiPriority="60"/>
-    <w:lsdException w:name="Light List Accent 3" w:uiPriority="61"/>
-    <w:lsdException w:name="Light Grid Accent 3" w:uiPriority="62"/>
-    <w:lsdException w:name="Medium Shading 1 Accent 3" w:uiPriority="63"/>
-    <w:lsdException w:name="Medium Shading 2 Accent 3" w:uiPriority="64"/>
-    <w:lsdException w:name="Medium List 1 Accent 3" w:uiPriority="65"/>
-    <w:lsdException w:name="Medium List 2 Accent 3" w:uiPriority="66"/>
-    <w:lsdException w:name="Medium Grid 1 Accent 3" w:uiPriority="67"/>
-    <w:lsdException w:name="Medium Grid 2 Accent 3" w:uiPriority="68"/>
-    <w:lsdException w:name="Medium Grid 3 Accent 3" w:uiPriority="69"/>
-    <w:lsdException w:name="Dark List Accent 3" w:uiPriority="70"/>
-    <w:lsdException w:name="Colorful Shading Accent 3" w:uiPriority="71"/>
-    <w:lsdException w:name="Colorful List Accent 3" w:uiPriority="72"/>
-    <w:lsdException w:name="Colorful Grid Accent 3" w:uiPriority="73"/>
-    <w:lsdException w:name="Light Shading Accent 4" w:uiPriority="60"/>
-    <w:lsdException w:name="Light List Accent 4" w:uiPriority="61"/>
-    <w:lsdException w:name="Light Grid Accent 4" w:uiPriority="62"/>
-    <w:lsdException w:name="Medium Shading 1 Accent 4" w:uiPriority="63"/>
-    <w:lsdException w:name="Medium Shading 2 Accent 4" w:uiPriority="64"/>
-    <w:lsdException w:name="Medium List 1 Accent 4" w:uiPriority="65"/>
-    <w:lsdException w:name="Medium List 2 Accent 4" w:uiPriority="66"/>
-    <w:lsdException w:name="Medium Grid 1 Accent 4" w:uiPriority="67"/>
-    <w:lsdException w:name="Medium Grid 2 Accent 4" w:uiPriority="68"/>
-    <w:lsdException w:name="Medium Grid 3 Accent 4" w:uiPriority="69"/>
-    <w:lsdException w:name="Dark List Accent 4" w:uiPriority="70"/>
-    <w:lsdException w:name="Colorful Shading Accent 4" w:uiPriority="71"/>
-    <w:lsdException w:name="Colorful List Accent 4" w:uiPriority="72"/>
-    <w:lsdException w:name="Colorful Grid Accent 4" w:uiPriority="73"/>
-    <w:lsdException w:name="Light Shading Accent 5" w:uiPriority="60"/>
-    <w:lsdException w:name="Light List Accent 5" w:uiPriority="61"/>
-    <w:lsdException w:name="Light Grid Accent 5" w:uiPriority="62"/>
-    <w:lsdException w:name="Medium Shading 1 Accent 5" w:uiPriority="63"/>
-    <w:lsdException w:name="Medium Shading 2 Accent 5" w:uiPriority="64"/>
-    <w:lsdException w:name="Medium List 1 Accent 5" w:uiPriority="65"/>
-    <w:lsdException w:name="Medium List 2 Accent 5" w:uiPriority="66"/>
-    <w:lsdException w:name="Medium Grid 1 Accent 5" w:uiPriority="67"/>
-    <w:lsdException w:name="Medium Grid 2 Accent 5" w:uiPriority="68"/>
-    <w:lsdException w:name="Medium Grid 3 Accent 5" w:uiPriority="69"/>
-    <w:lsdException w:name="Dark List Accent 5" w:uiPriority="70"/>
-    <w:lsdException w:name="Colorful Shading Accent 5" w:uiPriority="71"/>
-    <w:lsdException w:name="Colorful List Accent 5" w:uiPriority="72"/>
-    <w:lsdException w:name="Colorful Grid Accent 5" w:uiPriority="73"/>
-    <w:lsdException w:name="Light Shading Accent 6" w:uiPriority="60"/>
-    <w:lsdException w:name="Light List Accent 6" w:uiPriority="61"/>
-    <w:lsdException w:name="Light Grid Accent 6" w:uiPriority="62"/>
-    <w:lsdException w:name="Medium Shading 1 Accent 6" w:uiPriority="63"/>
-    <w:lsdException w:name="Medium Shading 2 Accent 6" w:uiPriority="64"/>
-    <w:lsdException w:name="Medium List 1 Accent 6" w:uiPriority="65"/>
-    <w:lsdException w:name="Medium List 2 Accent 6" w:uiPriority="66"/>
-    <w:lsdException w:name="Medium Grid 1 Accent 6" w:uiPriority="67"/>
-    <w:lsdException w:name="Medium Grid 2 Accent 6" w:uiPriority="68"/>
-    <w:lsdException w:name="Medium Grid 3 Accent 6" w:uiPriority="69"/>
-    <w:lsdException w:name="Dark List Accent 6" w:uiPriority="70"/>
-    <w:lsdException w:name="Colorful Shading Accent 6" w:uiPriority="71"/>
-    <w:lsdException w:name="Colorful List Accent 6" w:uiPriority="72"/>
-    <w:lsdException w:name="Colorful Grid Accent 6" w:uiPriority="73"/>
-    <w:lsdException w:name="Subtle Emphasis" w:uiPriority="19" w:qFormat="1"/>
-    <w:lsdException w:name="Intense Emphasis" w:uiPriority="21" w:qFormat="1"/>
-    <w:lsdException w:name="Subtle Reference" w:uiPriority="31" w:qFormat="1"/>
-    <w:lsdException w:name="Intense Reference" w:uiPriority="32" w:qFormat="1"/>
-    <w:lsdException w:name="Book Title" w:uiPriority="33" w:qFormat="1"/>
-    <w:lsdException w:name="Bibliography" w:semiHidden="1" w:uiPriority="37" w:unhideWhenUsed="1"/>
-    <w:lsdException w:name="TOC Heading" w:semiHidden="1" w:uiPriority="39" w:unhideWhenUsed="1" w:qFormat="1"/>
-    <w:lsdException w:name="Plain Table 1" w:uiPriority="41"/>
-    <w:lsdException w:name="Plain Table 2" w:uiPriority="42"/>
-    <w:lsdException w:name="Plain Table 3" w:uiPriority="43"/>
-    <w:lsdException w:name="Plain Table 4" w:uiPriority="44"/>
-    <w:lsdException w:name="Plain Table 5" w:uiPriority="45"/>
-    <w:lsdException w:name="Grid Table Light" w:uiPriority="40"/>
-    <w:lsdException w:name="Grid Table 1 Light" w:uiPriority="46"/>
-    <w:lsdException w:name="Grid Table 2" w:uiPriority="47"/>
-    <w:lsdException w:name="Grid Table 3" w:uiPriority="48"/>
-    <w:lsdException w:name="Grid Table 4" w:uiPriority="49"/>
-    <w:lsdException w:name="Grid Table 5 Dark" w:uiPriority="50"/>
-    <w:lsdException w:name="Grid Table 6 Colorful" w:uiPriority="51"/>
-    <w:lsdException w:name="Grid Table 7 Colorful" w:uiPriority="52"/>
-    <w:lsdException w:name="Grid Table 1 Light Accent 1" w:uiPriority="46"/>
-    <w:lsdException w:name="Grid Table 2 Accent 1" w:uiPriority="47"/>
-    <w:lsdException w:name="Grid Table 3 Accent 1" w:uiPriority="48"/>
-    <w:lsdException w:name="Grid Table 4 Accent 1" w:uiPriority="49"/>
-    <w:lsdException w:name="Grid Table 5 Dark Accent 1" w:uiPriority="50"/>
-    <w:lsdException w:name="Grid Table 6 Colorful Accent 1" w:uiPriority="51"/>
-    <w:lsdException w:name="Grid Table 7 Colorful Accent 1" w:uiPriority="52"/>
-    <w:lsdException w:name="Grid Table 1 Light Accent 2" w:uiPriority="46"/>
-    <w:lsdException w:name="Grid Table 2 Accent 2" w:uiPriority="47"/>
-    <w:lsdException w:name="Grid Table 3 Accent 2" w:uiPriority="48"/>
-    <w:lsdException w:name="Grid Table 4 Accent 2" w:uiPriority="49"/>
-    <w:lsdException w:name="Grid Table 5 Dark Accent 2" w:uiPriority="50"/>
-    <w:lsdException w:name="Grid Table 6 Colorful Accent 2" w:uiPriority="51"/>
-    <w:lsdException w:name="Grid Table 7 Colorful Accent 2" w:uiPriority="52"/>
-    <w:lsdException w:name="Grid Table 1 Light Accent 3" w:uiPriority="46"/>
-    <w:lsdException w:name="Grid Table 2 Accent 3" w:uiPriority="47"/>
-    <w:lsdException w:name="Grid Table 3 Accent 3" w:uiPriority="48"/>
-    <w:lsdException w:name="Grid Table 4 Accent 3" w:uiPriority="49"/>
-    <w:lsdException w:name="Grid Table 5 Dark Accent 3" w:uiPriority="50"/>
-    <w:lsdException w:name="Grid Table 6 Colorful Accent 3" w:uiPriority="51"/>
-    <w:lsdException w:name="Grid Table 7 Colorful Accent 3" w:uiPriority="52"/>
-    <w:lsdException w:name="Grid Table 1 Light Accent 4" w:uiPriority="46"/>
-    <w:lsdException w:name="Grid Table 2 Accent 4" w:uiPriority="47"/>
-    <w:lsdException w:name="Grid Table 3 Accent 4" w:uiPriority="48"/>
-    <w:lsdException w:name="Grid Table 4 Accent 4" w:uiPriority="49"/>
-    <w:lsdException w:name="Grid Table 5 Dark Accent 4" w:uiPriority="50"/>
-    <w:lsdException w:name="Grid Table 6 Colorful Accent 4" w:uiPriority="51"/>
-    <w:lsdException w:name="Grid Table 7 Colorful Accent 4" w:uiPriority="52"/>
-    <w:lsdException w:name="Grid Table 1 Light Accent 5" w:uiPriority="46"/>
-    <w:lsdException w:name="Grid Table 2 Accent 5" w:uiPriority="47"/>
-    <w:lsdException w:name="Grid Table 3 Accent 5" w:uiPriority="48"/>
-    <w:lsdException w:name="Grid Table 4 Accent 5" w:uiPriority="49"/>
-    <w:lsdException w:name="Grid Table 5 Dark Accent 5" w:uiPriority="50"/>
-    <w:lsdException w:name="Grid Table 6 Colorful Accent 5" w:uiPriority="51"/>
-    <w:lsdException w:name="Grid Table 7 Colorful Accent 5" w:uiPriority="52"/>
-    <w:lsdException w:name="Grid Table 1 Light Accent 6" w:uiPriority="46"/>
-    <w:lsdException w:name="Grid Table 2 Accent 6" w:uiPriority="47"/>
-    <w:lsdException w:name="Grid Table 3 Accent 6" w:uiPriority="48"/>
-    <w:lsdException w:name="Grid Table 4 Accent 6" w:uiPriority="49"/>
-    <w:lsdException w:name="Grid Table 5 Dark Accent 6" w:uiPriority="50"/>
-    <w:lsdException w:name="Grid Table 6 Colorful Accent 6" w:uiPriority="51"/>
-    <w:lsdException w:name="Grid Table 7 Colorful Accent 6" w:uiPriority="52"/>
-    <w:lsdException w:name="List Table 1 Light" w:uiPriority="46"/>
-    <w:lsdException w:name="List Table 2" w:uiPriority="47"/>
-    <w:lsdException w:name="List Table 3" w:uiPriority="48"/>
-    <w:lsdException w:name="List Table 4" w:uiPriority="49"/>
-    <w:lsdException w:name="List Table 5 Dark" w:uiPriority="50"/>
-    <w:lsdException w:name="List Table 6 Colorful" w:uiPriority="51"/>
-    <w:lsdException w:name="List Table 7 Colorful" w:uiPriority="52"/>
-    <w:lsdException w:name="List Table 1 Light Accent 1" w:uiPriority="46"/>
-    <w:lsdException w:name="List Table 2 Accent 1" w:uiPriority="47"/>
-    <w:lsdException w:name="List Table 3 Accent 1" w:uiPriority="48"/>
-    <w:lsdException w:name="List Table 4 Accent 1" w:uiPriority="49"/>
-    <w:lsdException w:name="List Table 5 Dark Accent 1" w:uiPriority="50"/>
-    <w:lsdException w:name="List Table 6 Colorful Accent 1" w:uiPriority="51"/>
-    <w:lsdException w:name="List Table 7 Colorful Accent 1" w:uiPriority="52"/>
-    <w:lsdException w:name="List Table 1 Light Accent 2" w:uiPriority="46"/>
-    <w:lsdException w:name="List Table 2 Accent 2" w:uiPriority="47"/>
-    <w:lsdException w:name="List Table 3 Accent 2" w:uiPriority="48"/>
-    <w:lsdException w:name="List Table 4 Accent 2" w:uiPriority="49"/>
-    <w:lsdException w:name="List Table 5 Dark Accent 2" w:uiPriority="50"/>
-    <w:lsdException w:name="List Table 6 Colorful Accent 2" w:uiPriority="51"/>
-    <w:lsdException w:name="List Table 7 Colorful Accent 2" w:uiPriority="52"/>
-    <w:lsdException w:name="List Table 1 Light Accent 3" w:uiPriority="46"/>
-    <w:lsdException w:name="List Table 2 Accent 3" w:uiPriority="47"/>
-    <w:lsdException w:name="List Table 3 Accent 3" w:uiPriority="48"/>
-    <w:lsdException w:name="List Table 4 Accent 3" w:uiPriority="49"/>
-    <w:lsdException w:name="List Table 5 Dark Accent 3" w:uiPriority="50"/>
-    <w:lsdException w:name="List Table 6 Colorful Accent 3" w:uiPriority="51"/>
-    <w:lsdException w:name="List Table 7 Colorful Accent 3" w:uiPriority="52"/>
-    <w:lsdException w:name="List Table 1 Light Accent 4" w:uiPriority="46"/>
-    <w:lsdException w:name="List Table 2 Accent 4" w:uiPriority="47"/>
-    <w:lsdException w:name="List Table 3 Accent 4" w:uiPriority="48"/>
-    <w:lsdException w:name="List Table 4 Accent 4" w:uiPriority="49"/>
-    <w:lsdException w:name="List Table 5 Dark Accent 4" w:uiPriority="50"/>
-    <w:lsdException w:name="List Table 6 Colorful Accent 4" w:uiPriority="51"/>
-    <w:lsdException w:name="List Table 7 Colorful Accent 4" w:uiPriority="52"/>
-    <w:lsdException w:name="List Table 1 Light Accent 5" w:uiPriority="46"/>
-    <w:lsdException w:name="List Table 2 Accent 5" w:uiPriority="47"/>
-    <w:lsdException w:name="List Table 3 Accent 5" w:uiPriority="48"/>
-    <w:lsdException w:name="List Table 4 Accent 5" w:uiPriority="49"/>
-    <w:lsdException w:name="List Table 5 Dark Accent 5" w:uiPriority="50"/>
-    <w:lsdException w:name="List Table 6 Colorful Accent 5" w:uiPriority="51"/>
-    <w:lsdException w:name="List Table 7 Colorful Accent 5" w:uiPriority="52"/>
-    <w:lsdException w:name="List Table 1 Light Accent 6" w:uiPriority="46"/>
-    <w:lsdException w:name="List Table 2 Accent 6" w:uiPriority="47"/>
-    <w:lsdException w:name="List Table 3 Accent 6" w:uiPriority="48"/>
-    <w:lsdException w:name="List Table 4 Accent 6" w:uiPriority="49"/>
-    <w:lsdException w:name="List Table 5 Dark Accent 6" w:uiPriority="50"/>
-    <w:lsdException w:name="List Table 6 Colorful Accent 6" w:uiPriority="51"/>
-    <w:lsdException w:name="List Table 7 Colorful Accent 6" w:uiPriority="52"/>
-    <w:lsdException w:name="Mention" w:semiHidden="1" w:unhideWhenUsed="1"/>
-    <w:lsdException w:name="Smart Hyperlink" w:semiHidden="1" w:unhideWhenUsed="1"/>
-    <w:lsdException w:name="Hashtag" w:semiHidden="1" w:unhideWhenUsed="1"/>
-    <w:lsdException w:name="Unresolved Mention" w:semiHidden="1" w:unhideWhenUsed="1"/>
-    <w:lsdException w:name="Smart Link" w:semiHidden="1" w:unhideWhenUsed="1"/>
+  <w:latentStyles w:count="260" w:defQFormat="0" w:defUnhideWhenUsed="1" w:defSemiHidden="1" w:defUIPriority="99" w:defLockedState="0">
+    <w:lsdException w:qFormat="1" w:unhideWhenUsed="0" w:uiPriority="1" w:semiHidden="0" w:name="Normal"/>
+    <w:lsdException w:qFormat="1" w:unhideWhenUsed="0" w:uiPriority="1" w:semiHidden="0" w:name="heading 1"/>
+    <w:lsdException w:qFormat="1" w:unhideWhenUsed="0" w:uiPriority="1" w:semiHidden="0" w:name="heading 2"/>
+    <w:lsdException w:qFormat="1" w:uiPriority="9" w:name="heading 3"/>
+    <w:lsdException w:qFormat="1" w:uiPriority="9" w:name="heading 4"/>
+    <w:lsdException w:qFormat="1" w:uiPriority="9" w:name="heading 5"/>
+    <w:lsdException w:qFormat="1" w:uiPriority="9" w:name="heading 6"/>
+    <w:lsdException w:qFormat="1" w:uiPriority="9" w:name="heading 7"/>
+    <w:lsdException w:qFormat="1" w:uiPriority="9" w:name="heading 8"/>
+    <w:lsdException w:qFormat="1" w:uiPriority="9" w:name="heading 9"/>
+    <w:lsdException w:uiPriority="99" w:name="index 1"/>
+    <w:lsdException w:uiPriority="99" w:name="index 2"/>
+    <w:lsdException w:uiPriority="99" w:name="index 3"/>
+    <w:lsdException w:uiPriority="99" w:name="index 4"/>
+    <w:lsdException w:uiPriority="99" w:name="index 5"/>
+    <w:lsdException w:uiPriority="99" w:name="index 6"/>
+    <w:lsdException w:uiPriority="99" w:name="index 7"/>
+    <w:lsdException w:uiPriority="99" w:name="index 8"/>
+    <w:lsdException w:uiPriority="99" w:name="index 9"/>
+    <w:lsdException w:uiPriority="39" w:name="toc 1"/>
+    <w:lsdException w:uiPriority="39" w:name="toc 2"/>
+    <w:lsdException w:uiPriority="39" w:name="toc 3"/>
+    <w:lsdException w:uiPriority="39" w:name="toc 4"/>
+    <w:lsdException w:uiPriority="39" w:name="toc 5"/>
+    <w:lsdException w:uiPriority="39" w:name="toc 6"/>
+    <w:lsdException w:uiPriority="39" w:name="toc 7"/>
+    <w:lsdException w:uiPriority="39" w:name="toc 8"/>
+    <w:lsdException w:uiPriority="39" w:name="toc 9"/>
+    <w:lsdException w:uiPriority="99" w:name="Normal Indent"/>
+    <w:lsdException w:uiPriority="99" w:name="footnote text"/>
+    <w:lsdException w:uiPriority="99" w:name="annotation text"/>
+    <w:lsdException w:qFormat="1" w:uiPriority="99" w:semiHidden="0" w:name="header"/>
+    <w:lsdException w:qFormat="1" w:uiPriority="99" w:semiHidden="0" w:name="footer"/>
+    <w:lsdException w:uiPriority="99" w:name="index heading"/>
+    <w:lsdException w:qFormat="1" w:uiPriority="35" w:name="caption"/>
+    <w:lsdException w:uiPriority="99" w:name="table of figures"/>
+    <w:lsdException w:uiPriority="99" w:name="envelope address"/>
+    <w:lsdException w:uiPriority="99" w:name="envelope return"/>
+    <w:lsdException w:uiPriority="99" w:name="footnote reference"/>
+    <w:lsdException w:uiPriority="99" w:name="annotation reference"/>
+    <w:lsdException w:uiPriority="99" w:name="line number"/>
+    <w:lsdException w:uiPriority="99" w:name="page number"/>
+    <w:lsdException w:uiPriority="99" w:name="endnote reference"/>
+    <w:lsdException w:uiPriority="99" w:name="endnote text"/>
+    <w:lsdException w:uiPriority="99" w:name="table of authorities"/>
+    <w:lsdException w:uiPriority="99" w:name="macro"/>
+    <w:lsdException w:uiPriority="99" w:name="toa heading"/>
+    <w:lsdException w:uiPriority="99" w:name="List"/>
+    <w:lsdException w:uiPriority="99" w:name="List Bullet"/>
+    <w:lsdException w:uiPriority="99" w:name="List Number"/>
+    <w:lsdException w:uiPriority="99" w:name="List 2"/>
+    <w:lsdException w:uiPriority="99" w:name="List 3"/>
+    <w:lsdException w:uiPriority="99" w:name="List 4"/>
+    <w:lsdException w:uiPriority="99" w:name="List 5"/>
+    <w:lsdException w:uiPriority="99" w:name="List Bullet 2"/>
+    <w:lsdException w:uiPriority="99" w:name="List Bullet 3"/>
+    <w:lsdException w:uiPriority="99" w:name="List Bullet 4"/>
+    <w:lsdException w:uiPriority="99" w:name="List Bullet 5"/>
+    <w:lsdException w:uiPriority="99" w:name="List Number 2"/>
+    <w:lsdException w:uiPriority="99" w:name="List Number 3"/>
+    <w:lsdException w:uiPriority="99" w:name="List Number 4"/>
+    <w:lsdException w:uiPriority="99" w:name="List Number 5"/>
+    <w:lsdException w:qFormat="1" w:unhideWhenUsed="0" w:uiPriority="1" w:semiHidden="0" w:name="Title"/>
+    <w:lsdException w:uiPriority="99" w:name="Closing"/>
+    <w:lsdException w:uiPriority="99" w:name="Signature"/>
+    <w:lsdException w:qFormat="1" w:uiPriority="1" w:name="Default Paragraph Font"/>
+    <w:lsdException w:qFormat="1" w:unhideWhenUsed="0" w:uiPriority="1" w:semiHidden="0" w:name="Body Text"/>
+    <w:lsdException w:uiPriority="99" w:name="Body Text Indent"/>
+    <w:lsdException w:uiPriority="99" w:name="List Continue"/>
+    <w:lsdException w:uiPriority="99" w:name="List Continue 2"/>
+    <w:lsdException w:uiPriority="99" w:name="List Continue 3"/>
+    <w:lsdException w:uiPriority="99" w:name="List Continue 4"/>
+    <w:lsdException w:uiPriority="99" w:name="List Continue 5"/>
+    <w:lsdException w:uiPriority="99" w:name="Message Header"/>
+    <w:lsdException w:qFormat="1" w:unhideWhenUsed="0" w:uiPriority="11" w:semiHidden="0" w:name="Subtitle"/>
+    <w:lsdException w:uiPriority="99" w:name="Salutation"/>
+    <w:lsdException w:uiPriority="99" w:name="Date"/>
+    <w:lsdException w:uiPriority="99" w:name="Body Text First Indent"/>
+    <w:lsdException w:uiPriority="99" w:name="Body Text First Indent 2"/>
+    <w:lsdException w:uiPriority="99" w:name="Note Heading"/>
+    <w:lsdException w:uiPriority="99" w:name="Body Text 2"/>
+    <w:lsdException w:uiPriority="99" w:name="Body Text 3"/>
+    <w:lsdException w:uiPriority="99" w:name="Body Text Indent 2"/>
+    <w:lsdException w:uiPriority="99" w:name="Body Text Indent 3"/>
+    <w:lsdException w:uiPriority="99" w:name="Block Text"/>
+    <w:lsdException w:qFormat="1" w:uiPriority="99" w:semiHidden="0" w:name="Hyperlink"/>
+    <w:lsdException w:qFormat="1" w:uiPriority="99" w:name="FollowedHyperlink"/>
+    <w:lsdException w:qFormat="1" w:unhideWhenUsed="0" w:uiPriority="22" w:semiHidden="0" w:name="Strong"/>
+    <w:lsdException w:qFormat="1" w:unhideWhenUsed="0" w:uiPriority="20" w:semiHidden="0" w:name="Emphasis"/>
+    <w:lsdException w:uiPriority="99" w:name="Document Map"/>
+    <w:lsdException w:uiPriority="99" w:name="Plain Text"/>
+    <w:lsdException w:uiPriority="99" w:name="E-mail Signature"/>
+    <w:lsdException w:qFormat="1" w:uiPriority="99" w:semiHidden="0" w:name="Normal (Web)"/>
+    <w:lsdException w:uiPriority="99" w:name="HTML Acronym"/>
+    <w:lsdException w:uiPriority="99" w:name="HTML Address"/>
+    <w:lsdException w:uiPriority="99" w:name="HTML Cite"/>
+    <w:lsdException w:uiPriority="99" w:name="HTML Code"/>
+    <w:lsdException w:uiPriority="99" w:name="HTML Definition"/>
+    <w:lsdException w:uiPriority="99" w:name="HTML Keyboard"/>
+    <w:lsdException w:uiPriority="99" w:name="HTML Preformatted"/>
+    <w:lsdException w:uiPriority="99" w:name="HTML Sample"/>
+    <w:lsdException w:uiPriority="99" w:name="HTML Typewriter"/>
+    <w:lsdException w:uiPriority="99" w:name="HTML Variable"/>
+    <w:lsdException w:qFormat="1" w:uiPriority="99" w:name="Normal Table"/>
+    <w:lsdException w:uiPriority="99" w:name="annotation subject"/>
+    <w:lsdException w:uiPriority="99" w:name="Table Simple 1"/>
+    <w:lsdException w:uiPriority="99" w:name="Table Simple 2"/>
+    <w:lsdException w:uiPriority="99" w:name="Table Simple 3"/>
+    <w:lsdException w:uiPriority="99" w:name="Table Classic 1"/>
+    <w:lsdException w:uiPriority="99" w:name="Table Classic 2"/>
+    <w:lsdException w:uiPriority="99" w:name="Table Classic 3"/>
+    <w:lsdException w:uiPriority="99" w:name="Table Classic 4"/>
+    <w:lsdException w:uiPriority="99" w:name="Table Colorful 1"/>
+    <w:lsdException w:uiPriority="99" w:name="Table Colorful 2"/>
+    <w:lsdException w:uiPriority="99" w:name="Table Colorful 3"/>
+    <w:lsdException w:uiPriority="99" w:name="Table Columns 1"/>
+    <w:lsdException w:uiPriority="99" w:name="Table Columns 2"/>
+    <w:lsdException w:uiPriority="99" w:name="Table Columns 3"/>
+    <w:lsdException w:uiPriority="99" w:name="Table Columns 4"/>
+    <w:lsdException w:uiPriority="99" w:name="Table Columns 5"/>
+    <w:lsdException w:uiPriority="99" w:name="Table Grid 1"/>
+    <w:lsdException w:uiPriority="99" w:name="Table Grid 2"/>
+    <w:lsdException w:uiPriority="99" w:name="Table Grid 3"/>
+    <w:lsdException w:uiPriority="99" w:name="Table Grid 4"/>
+    <w:lsdException w:uiPriority="99" w:name="Table Grid 5"/>
+    <w:lsdException w:uiPriority="99" w:name="Table Grid 6"/>
+    <w:lsdException w:uiPriority="99" w:name="Table Grid 7"/>
+    <w:lsdException w:uiPriority="99" w:name="Table Grid 8"/>
+    <w:lsdException w:uiPriority="99" w:name="Table List 1"/>
+    <w:lsdException w:uiPriority="99" w:name="Table List 2"/>
+    <w:lsdException w:uiPriority="99" w:name="Table List 3"/>
+    <w:lsdException w:uiPriority="99" w:name="Table List 4"/>
+    <w:lsdException w:uiPriority="99" w:name="Table List 5"/>
+    <w:lsdException w:uiPriority="99" w:name="Table List 6"/>
+    <w:lsdException w:uiPriority="99" w:name="Table List 7"/>
+    <w:lsdException w:uiPriority="99" w:name="Table List 8"/>
+    <w:lsdException w:uiPriority="99" w:name="Table 3D effects 1"/>
+    <w:lsdException w:uiPriority="99" w:name="Table 3D effects 2"/>
+    <w:lsdException w:uiPriority="99" w:name="Table 3D effects 3"/>
+    <w:lsdException w:uiPriority="99" w:name="Table Contemporary"/>
+    <w:lsdException w:uiPriority="99" w:name="Table Elegant"/>
+    <w:lsdException w:uiPriority="99" w:name="Table Professional"/>
+    <w:lsdException w:uiPriority="99" w:name="Table Subtle 1"/>
+    <w:lsdException w:uiPriority="99" w:name="Table Subtle 2"/>
+    <w:lsdException w:uiPriority="99" w:name="Table Web 1"/>
+    <w:lsdException w:uiPriority="99" w:name="Table Web 2"/>
+    <w:lsdException w:uiPriority="99" w:name="Table Web 3"/>
+    <w:lsdException w:uiPriority="99" w:name="Balloon Text"/>
+    <w:lsdException w:unhideWhenUsed="0" w:uiPriority="39" w:semiHidden="0" w:name="Table Grid"/>
+    <w:lsdException w:uiPriority="99" w:name="Table Theme"/>
+    <w:lsdException w:unhideWhenUsed="0" w:uiPriority="60" w:semiHidden="0" w:name="Light Shading"/>
+    <w:lsdException w:unhideWhenUsed="0" w:uiPriority="61" w:semiHidden="0" w:name="Light List"/>
+    <w:lsdException w:unhideWhenUsed="0" w:uiPriority="62" w:semiHidden="0" w:name="Light Grid"/>
+    <w:lsdException w:unhideWhenUsed="0" w:uiPriority="63" w:semiHidden="0" w:name="Medium Shading 1"/>
+    <w:lsdException w:unhideWhenUsed="0" w:uiPriority="64" w:semiHidden="0" w:name="Medium Shading 2"/>
+    <w:lsdException w:unhideWhenUsed="0" w:uiPriority="65" w:semiHidden="0" w:name="Medium List 1"/>
+    <w:lsdException w:unhideWhenUsed="0" w:uiPriority="66" w:semiHidden="0" w:name="Medium List 2"/>
+    <w:lsdException w:unhideWhenUsed="0" w:uiPriority="67" w:semiHidden="0" w:name="Medium Grid 1"/>
+    <w:lsdException w:unhideWhenUsed="0" w:uiPriority="68" w:semiHidden="0" w:name="Medium Grid 2"/>
+    <w:lsdException w:unhideWhenUsed="0" w:uiPriority="69" w:semiHidden="0" w:name="Medium Grid 3"/>
+    <w:lsdException w:unhideWhenUsed="0" w:uiPriority="70" w:semiHidden="0" w:name="Dark List"/>
+    <w:lsdException w:unhideWhenUsed="0" w:uiPriority="71" w:semiHidden="0" w:name="Colorful Shading"/>
+    <w:lsdException w:unhideWhenUsed="0" w:uiPriority="72" w:semiHidden="0" w:name="Colorful List"/>
+    <w:lsdException w:unhideWhenUsed="0" w:uiPriority="73" w:semiHidden="0" w:name="Colorful Grid"/>
+    <w:lsdException w:unhideWhenUsed="0" w:uiPriority="60" w:semiHidden="0" w:name="Light Shading Accent 1"/>
+    <w:lsdException w:unhideWhenUsed="0" w:uiPriority="61" w:semiHidden="0" w:name="Light List Accent 1"/>
+    <w:lsdException w:unhideWhenUsed="0" w:uiPriority="62" w:semiHidden="0" w:name="Light Grid Accent 1"/>
+    <w:lsdException w:unhideWhenUsed="0" w:uiPriority="63" w:semiHidden="0" w:name="Medium Shading 1 Accent 1"/>
+    <w:lsdException w:unhideWhenUsed="0" w:uiPriority="64" w:semiHidden="0" w:name="Medium Shading 2 Accent 1"/>
+    <w:lsdException w:unhideWhenUsed="0" w:uiPriority="65" w:semiHidden="0" w:name="Medium List 1 Accent 1"/>
+    <w:lsdException w:qFormat="1" w:unhideWhenUsed="0" w:uiPriority="34" w:semiHidden="0" w:name="List Paragraph"/>
+    <w:lsdException w:unhideWhenUsed="0" w:uiPriority="66" w:semiHidden="0" w:name="Medium List 2 Accent 1"/>
+    <w:lsdException w:unhideWhenUsed="0" w:uiPriority="67" w:semiHidden="0" w:name="Medium Grid 1 Accent 1"/>
+    <w:lsdException w:unhideWhenUsed="0" w:uiPriority="68" w:semiHidden="0" w:name="Medium Grid 2 Accent 1"/>
+    <w:lsdException w:unhideWhenUsed="0" w:uiPriority="69" w:semiHidden="0" w:name="Medium Grid 3 Accent 1"/>
+    <w:lsdException w:unhideWhenUsed="0" w:uiPriority="70" w:semiHidden="0" w:name="Dark List Accent 1"/>
+    <w:lsdException w:unhideWhenUsed="0" w:uiPriority="71" w:semiHidden="0" w:name="Colorful Shading Accent 1"/>
+    <w:lsdException w:unhideWhenUsed="0" w:uiPriority="72" w:semiHidden="0" w:name="Colorful List Accent 1"/>
+    <w:lsdException w:unhideWhenUsed="0" w:uiPriority="73" w:semiHidden="0" w:name="Colorful Grid Accent 1"/>
+    <w:lsdException w:unhideWhenUsed="0" w:uiPriority="60" w:semiHidden="0" w:name="Light Shading Accent 2"/>
+    <w:lsdException w:unhideWhenUsed="0" w:uiPriority="61" w:semiHidden="0" w:name="Light List Accent 2"/>
+    <w:lsdException w:unhideWhenUsed="0" w:uiPriority="62" w:semiHidden="0" w:name="Light Grid Accent 2"/>
+    <w:lsdException w:unhideWhenUsed="0" w:uiPriority="63" w:semiHidden="0" w:name="Medium Shading 1 Accent 2"/>
+    <w:lsdException w:unhideWhenUsed="0" w:uiPriority="64" w:semiHidden="0" w:name="Medium Shading 2 Accent 2"/>
+    <w:lsdException w:unhideWhenUsed="0" w:uiPriority="65" w:semiHidden="0" w:name="Medium List 1 Accent 2"/>
+    <w:lsdException w:unhideWhenUsed="0" w:uiPriority="66" w:semiHidden="0" w:name="Medium List 2 Accent 2"/>
+    <w:lsdException w:unhideWhenUsed="0" w:uiPriority="67" w:semiHidden="0" w:name="Medium Grid 1 Accent 2"/>
+    <w:lsdException w:unhideWhenUsed="0" w:uiPriority="68" w:semiHidden="0" w:name="Medium Grid 2 Accent 2"/>
+    <w:lsdException w:unhideWhenUsed="0" w:uiPriority="69" w:semiHidden="0" w:name="Medium Grid 3 Accent 2"/>
+    <w:lsdException w:unhideWhenUsed="0" w:uiPriority="70" w:semiHidden="0" w:name="Dark List Accent 2"/>
+    <w:lsdException w:unhideWhenUsed="0" w:uiPriority="71" w:semiHidden="0" w:name="Colorful Shading Accent 2"/>
+    <w:lsdException w:unhideWhenUsed="0" w:uiPriority="72" w:semiHidden="0" w:name="Colorful List Accent 2"/>
+    <w:lsdException w:unhideWhenUsed="0" w:uiPriority="73" w:semiHidden="0" w:name="Colorful Grid Accent 2"/>
+    <w:lsdException w:unhideWhenUsed="0" w:uiPriority="60" w:semiHidden="0" w:name="Light Shading Accent 3"/>
+    <w:lsdException w:unhideWhenUsed="0" w:uiPriority="61" w:semiHidden="0" w:name="Light List Accent 3"/>
+    <w:lsdException w:unhideWhenUsed="0" w:uiPriority="62" w:semiHidden="0" w:name="Light Grid Accent 3"/>
+    <w:lsdException w:unhideWhenUsed="0" w:uiPriority="63" w:semiHidden="0" w:name="Medium Shading 1 Accent 3"/>
+    <w:lsdException w:unhideWhenUsed="0" w:uiPriority="64" w:semiHidden="0" w:name="Medium Shading 2 Accent 3"/>
+    <w:lsdException w:unhideWhenUsed="0" w:uiPriority="65" w:semiHidden="0" w:name="Medium List 1 Accent 3"/>
+    <w:lsdException w:unhideWhenUsed="0" w:uiPriority="66" w:semiHidden="0" w:name="Medium List 2 Accent 3"/>
+    <w:lsdException w:unhideWhenUsed="0" w:uiPriority="67" w:semiHidden="0" w:name="Medium Grid 1 Accent 3"/>
+    <w:lsdException w:unhideWhenUsed="0" w:uiPriority="68" w:semiHidden="0" w:name="Medium Grid 2 Accent 3"/>
+    <w:lsdException w:unhideWhenUsed="0" w:uiPriority="69" w:semiHidden="0" w:name="Medium Grid 3 Accent 3"/>
+    <w:lsdException w:unhideWhenUsed="0" w:uiPriority="70" w:semiHidden="0" w:name="Dark List Accent 3"/>
+    <w:lsdException w:unhideWhenUsed="0" w:uiPriority="71" w:semiHidden="0" w:name="Colorful Shading Accent 3"/>
+    <w:lsdException w:unhideWhenUsed="0" w:uiPriority="72" w:semiHidden="0" w:name="Colorful List Accent 3"/>
+    <w:lsdException w:unhideWhenUsed="0" w:uiPriority="73" w:semiHidden="0" w:name="Colorful Grid Accent 3"/>
+    <w:lsdException w:unhideWhenUsed="0" w:uiPriority="60" w:semiHidden="0" w:name="Light Shading Accent 4"/>
+    <w:lsdException w:unhideWhenUsed="0" w:uiPriority="61" w:semiHidden="0" w:name="Light List Accent 4"/>
+    <w:lsdException w:unhideWhenUsed="0" w:uiPriority="62" w:semiHidden="0" w:name="Light Grid Accent 4"/>
+    <w:lsdException w:unhideWhenUsed="0" w:uiPriority="63" w:semiHidden="0" w:name="Medium Shading 1 Accent 4"/>
+    <w:lsdException w:unhideWhenUsed="0" w:uiPriority="64" w:semiHidden="0" w:name="Medium Shading 2 Accent 4"/>
+    <w:lsdException w:unhideWhenUsed="0" w:uiPriority="65" w:semiHidden="0" w:name="Medium List 1 Accent 4"/>
+    <w:lsdException w:unhideWhenUsed="0" w:uiPriority="66" w:semiHidden="0" w:name="Medium List 2 Accent 4"/>
+    <w:lsdException w:unhideWhenUsed="0" w:uiPriority="67" w:semiHidden="0" w:name="Medium Grid 1 Accent 4"/>
+    <w:lsdException w:unhideWhenUsed="0" w:uiPriority="68" w:semiHidden="0" w:name="Medium Grid 2 Accent 4"/>
+    <w:lsdException w:unhideWhenUsed="0" w:uiPriority="69" w:semiHidden="0" w:name="Medium Grid 3 Accent 4"/>
+    <w:lsdException w:unhideWhenUsed="0" w:uiPriority="70" w:semiHidden="0" w:name="Dark List Accent 4"/>
+    <w:lsdException w:unhideWhenUsed="0" w:uiPriority="71" w:semiHidden="0" w:name="Colorful Shading Accent 4"/>
+    <w:lsdException w:unhideWhenUsed="0" w:uiPriority="72" w:semiHidden="0" w:name="Colorful List Accent 4"/>
+    <w:lsdException w:unhideWhenUsed="0" w:uiPriority="73" w:semiHidden="0" w:name="Colorful Grid Accent 4"/>
+    <w:lsdException w:unhideWhenUsed="0" w:uiPriority="60" w:semiHidden="0" w:name="Light Shading Accent 5"/>
+    <w:lsdException w:unhideWhenUsed="0" w:uiPriority="61" w:semiHidden="0" w:name="Light List Accent 5"/>
+    <w:lsdException w:unhideWhenUsed="0" w:uiPriority="62" w:semiHidden="0" w:name="Light Grid Accent 5"/>
+    <w:lsdException w:unhideWhenUsed="0" w:uiPriority="63" w:semiHidden="0" w:name="Medium Shading 1 Accent 5"/>
+    <w:lsdException w:unhideWhenUsed="0" w:uiPriority="64" w:semiHidden="0" w:name="Medium Shading 2 Accent 5"/>
+    <w:lsdException w:unhideWhenUsed="0" w:uiPriority="65" w:semiHidden="0" w:name="Medium List 1 Accent 5"/>
+    <w:lsdException w:unhideWhenUsed="0" w:uiPriority="66" w:semiHidden="0" w:name="Medium List 2 Accent 5"/>
+    <w:lsdException w:unhideWhenUsed="0" w:uiPriority="67" w:semiHidden="0" w:name="Medium Grid 1 Accent 5"/>
+    <w:lsdException w:unhideWhenUsed="0" w:uiPriority="68" w:semiHidden="0" w:name="Medium Grid 2 Accent 5"/>
+    <w:lsdException w:unhideWhenUsed="0" w:uiPriority="69" w:semiHidden="0" w:name="Medium Grid 3 Accent 5"/>
+    <w:lsdException w:unhideWhenUsed="0" w:uiPriority="70" w:semiHidden="0" w:name="Dark List Accent 5"/>
+    <w:lsdException w:unhideWhenUsed="0" w:uiPriority="71" w:semiHidden="0" w:name="Colorful Shading Accent 5"/>
+    <w:lsdException w:unhideWhenUsed="0" w:uiPriority="72" w:semiHidden="0" w:name="Colorful List Accent 5"/>
+    <w:lsdException w:unhideWhenUsed="0" w:uiPriority="73" w:semiHidden="0" w:name="Colorful Grid Accent 5"/>
+    <w:lsdException w:unhideWhenUsed="0" w:uiPriority="60" w:semiHidden="0" w:name="Light Shading Accent 6"/>
+    <w:lsdException w:unhideWhenUsed="0" w:uiPriority="61" w:semiHidden="0" w:name="Light List Accent 6"/>
+    <w:lsdException w:unhideWhenUsed="0" w:uiPriority="62" w:semiHidden="0" w:name="Light Grid Accent 6"/>
+    <w:lsdException w:unhideWhenUsed="0" w:uiPriority="63" w:semiHidden="0" w:name="Medium Shading 1 Accent 6"/>
+    <w:lsdException w:unhideWhenUsed="0" w:uiPriority="64" w:semiHidden="0" w:name="Medium Shading 2 Accent 6"/>
+    <w:lsdException w:unhideWhenUsed="0" w:uiPriority="65" w:semiHidden="0" w:name="Medium List 1 Accent 6"/>
+    <w:lsdException w:unhideWhenUsed="0" w:uiPriority="66" w:semiHidden="0" w:name="Medium List 2 Accent 6"/>
+    <w:lsdException w:unhideWhenUsed="0" w:uiPriority="67" w:semiHidden="0" w:name="Medium Grid 1 Accent 6"/>
+    <w:lsdException w:unhideWhenUsed="0" w:uiPriority="68" w:semiHidden="0" w:name="Medium Grid 2 Accent 6"/>
+    <w:lsdException w:unhideWhenUsed="0" w:uiPriority="69" w:semiHidden="0" w:name="Medium Grid 3 Accent 6"/>
+    <w:lsdException w:unhideWhenUsed="0" w:uiPriority="70" w:semiHidden="0" w:name="Dark List Accent 6"/>
+    <w:lsdException w:unhideWhenUsed="0" w:uiPriority="71" w:semiHidden="0" w:name="Colorful Shading Accent 6"/>
+    <w:lsdException w:unhideWhenUsed="0" w:uiPriority="72" w:semiHidden="0" w:name="Colorful List Accent 6"/>
+    <w:lsdException w:unhideWhenUsed="0" w:uiPriority="73" w:semiHidden="0" w:name="Colorful Grid Accent 6"/>
   </w:latentStyles>
-  <w:style w:type="paragraph" w:default="1" w:styleId="Normal">
+  <w:style w:type="paragraph" w:default="1" w:styleId="1">
     <w:name w:val="Normal"/>
+    <w:qFormat/>
     <w:uiPriority w:val="1"/>
-    <w:qFormat/>
     <w:pPr>
       <w:widowControl w:val="0"/>
       <w:autoSpaceDE w:val="0"/>
       <w:autoSpaceDN w:val="0"/>
     </w:pPr>
     <w:rPr>
-      <w:rFonts w:ascii="Sitka Display" w:eastAsia="Sitka Display" w:hAnsi="Sitka Display" w:cs="Sitka Display"/>
+      <w:rFonts w:ascii="Sitka Display" w:hAnsi="Sitka Display" w:eastAsia="Sitka Display" w:cs="Sitka Display"/>
       <w:sz w:val="22"/>
       <w:szCs w:val="22"/>
+      <w:lang w:val="en-US" w:eastAsia="en-US" w:bidi="ar-SA"/>
     </w:rPr>
   </w:style>
-  <w:style w:type="paragraph" w:styleId="Heading1">
+  <w:style w:type="paragraph" w:styleId="2">
     <w:name w:val="heading 1"/>
-    <w:basedOn w:val="Normal"/>
+    <w:basedOn w:val="1"/>
+    <w:qFormat/>
     <w:uiPriority w:val="1"/>
-    <w:qFormat/>
     <w:pPr>
       <w:ind w:left="284"/>
       <w:outlineLvl w:val="0"/>
@@ -5744,11 +5074,11 @@
       <w:szCs w:val="24"/>
     </w:rPr>
   </w:style>
-  <w:style w:type="paragraph" w:styleId="Heading2">
+  <w:style w:type="paragraph" w:styleId="3">
     <w:name w:val="heading 2"/>
-    <w:basedOn w:val="Normal"/>
+    <w:basedOn w:val="1"/>
+    <w:qFormat/>
     <w:uiPriority w:val="1"/>
-    <w:qFormat/>
     <w:pPr>
       <w:spacing w:before="51" w:line="296" w:lineRule="exact"/>
       <w:ind w:left="303"/>
@@ -5759,19 +5089,20 @@
       <w:bCs/>
     </w:rPr>
   </w:style>
-  <w:style w:type="character" w:default="1" w:styleId="DefaultParagraphFont">
+  <w:style w:type="character" w:default="1" w:styleId="4">
     <w:name w:val="Default Paragraph Font"/>
-    <w:uiPriority w:val="1"/>
     <w:semiHidden/>
     <w:unhideWhenUsed/>
+    <w:qFormat/>
+    <w:uiPriority w:val="1"/>
   </w:style>
-  <w:style w:type="table" w:default="1" w:styleId="TableNormal">
+  <w:style w:type="table" w:default="1" w:styleId="5">
     <w:name w:val="Normal Table"/>
-    <w:uiPriority w:val="99"/>
     <w:semiHidden/>
     <w:unhideWhenUsed/>
+    <w:qFormat/>
+    <w:uiPriority w:val="99"/>
     <w:tblPr>
-      <w:tblInd w:w="0" w:type="dxa"/>
       <w:tblCellMar>
         <w:top w:w="0" w:type="dxa"/>
         <w:left w:w="108" w:type="dxa"/>
@@ -5780,40 +5111,39 @@
       </w:tblCellMar>
     </w:tblPr>
   </w:style>
-  <w:style w:type="numbering" w:default="1" w:styleId="NoList">
-    <w:name w:val="No List"/>
-    <w:uiPriority w:val="99"/>
-    <w:semiHidden/>
-    <w:unhideWhenUsed/>
-  </w:style>
-  <w:style w:type="paragraph" w:styleId="BodyText">
+  <w:style w:type="paragraph" w:styleId="6">
     <w:name w:val="Body Text"/>
-    <w:basedOn w:val="Normal"/>
+    <w:basedOn w:val="1"/>
+    <w:qFormat/>
     <w:uiPriority w:val="1"/>
-    <w:qFormat/>
     <w:pPr>
       <w:ind w:left="961" w:hanging="361"/>
     </w:pPr>
   </w:style>
-  <w:style w:type="character" w:styleId="FollowedHyperlink">
+  <w:style w:type="character" w:styleId="7">
     <w:name w:val="FollowedHyperlink"/>
-    <w:basedOn w:val="DefaultParagraphFont"/>
-    <w:uiPriority w:val="99"/>
+    <w:basedOn w:val="4"/>
     <w:semiHidden/>
     <w:unhideWhenUsed/>
     <w:qFormat/>
+    <w:uiPriority w:val="99"/>
     <w:rPr>
       <w:color w:val="800080" w:themeColor="followedHyperlink"/>
       <w:u w:val="single"/>
+      <w14:textFill>
+        <w14:solidFill>
+          <w14:schemeClr w14:val="folHlink"/>
+        </w14:solidFill>
+      </w14:textFill>
     </w:rPr>
   </w:style>
-  <w:style w:type="paragraph" w:styleId="Footer">
+  <w:style w:type="paragraph" w:styleId="8">
     <w:name w:val="footer"/>
-    <w:basedOn w:val="Normal"/>
-    <w:link w:val="FooterChar"/>
-    <w:uiPriority w:val="99"/>
+    <w:basedOn w:val="1"/>
+    <w:link w:val="16"/>
     <w:unhideWhenUsed/>
     <w:qFormat/>
+    <w:uiPriority w:val="99"/>
     <w:pPr>
       <w:tabs>
         <w:tab w:val="center" w:pos="4680"/>
@@ -5821,13 +5151,13 @@
       </w:tabs>
     </w:pPr>
   </w:style>
-  <w:style w:type="paragraph" w:styleId="Header">
+  <w:style w:type="paragraph" w:styleId="9">
     <w:name w:val="header"/>
-    <w:basedOn w:val="Normal"/>
-    <w:link w:val="HeaderChar"/>
-    <w:uiPriority w:val="99"/>
+    <w:basedOn w:val="1"/>
+    <w:link w:val="15"/>
     <w:unhideWhenUsed/>
     <w:qFormat/>
+    <w:uiPriority w:val="99"/>
     <w:pPr>
       <w:tabs>
         <w:tab w:val="center" w:pos="4680"/>
@@ -5835,79 +5165,84 @@
       </w:tabs>
     </w:pPr>
   </w:style>
-  <w:style w:type="character" w:styleId="Hyperlink">
+  <w:style w:type="character" w:styleId="10">
     <w:name w:val="Hyperlink"/>
-    <w:basedOn w:val="DefaultParagraphFont"/>
-    <w:uiPriority w:val="99"/>
+    <w:basedOn w:val="4"/>
     <w:unhideWhenUsed/>
     <w:qFormat/>
+    <w:uiPriority w:val="99"/>
     <w:rPr>
       <w:color w:val="0000FF" w:themeColor="hyperlink"/>
       <w:u w:val="single"/>
+      <w14:textFill>
+        <w14:solidFill>
+          <w14:schemeClr w14:val="hlink"/>
+        </w14:solidFill>
+      </w14:textFill>
     </w:rPr>
   </w:style>
-  <w:style w:type="paragraph" w:styleId="NormalWeb">
+  <w:style w:type="paragraph" w:styleId="11">
     <w:name w:val="Normal (Web)"/>
-    <w:basedOn w:val="Normal"/>
-    <w:uiPriority w:val="99"/>
+    <w:basedOn w:val="1"/>
     <w:unhideWhenUsed/>
     <w:qFormat/>
+    <w:uiPriority w:val="99"/>
     <w:rPr>
       <w:rFonts w:ascii="Times New Roman" w:hAnsi="Times New Roman" w:cs="Times New Roman"/>
       <w:sz w:val="24"/>
       <w:szCs w:val="24"/>
     </w:rPr>
   </w:style>
-  <w:style w:type="paragraph" w:styleId="Title">
+  <w:style w:type="paragraph" w:styleId="12">
     <w:name w:val="Title"/>
-    <w:basedOn w:val="Normal"/>
+    <w:basedOn w:val="1"/>
+    <w:qFormat/>
     <w:uiPriority w:val="1"/>
-    <w:qFormat/>
     <w:pPr>
       <w:spacing w:before="56"/>
       <w:ind w:left="3583"/>
     </w:pPr>
     <w:rPr>
-      <w:rFonts w:ascii="Times New Roman" w:eastAsia="Times New Roman" w:hAnsi="Times New Roman" w:cs="Times New Roman"/>
+      <w:rFonts w:ascii="Times New Roman" w:hAnsi="Times New Roman" w:eastAsia="Times New Roman" w:cs="Times New Roman"/>
       <w:b/>
       <w:bCs/>
       <w:sz w:val="48"/>
       <w:szCs w:val="48"/>
     </w:rPr>
   </w:style>
-  <w:style w:type="paragraph" w:styleId="ListParagraph">
+  <w:style w:type="paragraph" w:styleId="13">
     <w:name w:val="List Paragraph"/>
-    <w:basedOn w:val="Normal"/>
+    <w:basedOn w:val="1"/>
+    <w:qFormat/>
     <w:uiPriority w:val="34"/>
-    <w:qFormat/>
     <w:pPr>
       <w:ind w:left="961" w:hanging="361"/>
     </w:pPr>
   </w:style>
-  <w:style w:type="paragraph" w:customStyle="1" w:styleId="TableParagraph">
+  <w:style w:type="paragraph" w:customStyle="1" w:styleId="14">
     <w:name w:val="Table Paragraph"/>
-    <w:basedOn w:val="Normal"/>
+    <w:basedOn w:val="1"/>
+    <w:qFormat/>
     <w:uiPriority w:val="1"/>
+  </w:style>
+  <w:style w:type="character" w:customStyle="1" w:styleId="15">
+    <w:name w:val="Header Char"/>
+    <w:basedOn w:val="4"/>
+    <w:link w:val="9"/>
     <w:qFormat/>
-  </w:style>
-  <w:style w:type="character" w:customStyle="1" w:styleId="HeaderChar">
-    <w:name w:val="Header Char"/>
-    <w:basedOn w:val="DefaultParagraphFont"/>
-    <w:link w:val="Header"/>
     <w:uiPriority w:val="99"/>
-    <w:qFormat/>
     <w:rPr>
-      <w:rFonts w:ascii="Sitka Display" w:eastAsia="Sitka Display" w:hAnsi="Sitka Display" w:cs="Sitka Display"/>
+      <w:rFonts w:ascii="Sitka Display" w:hAnsi="Sitka Display" w:eastAsia="Sitka Display" w:cs="Sitka Display"/>
     </w:rPr>
   </w:style>
-  <w:style w:type="character" w:customStyle="1" w:styleId="FooterChar">
+  <w:style w:type="character" w:customStyle="1" w:styleId="16">
     <w:name w:val="Footer Char"/>
-    <w:basedOn w:val="DefaultParagraphFont"/>
-    <w:link w:val="Footer"/>
+    <w:basedOn w:val="4"/>
+    <w:link w:val="8"/>
+    <w:qFormat/>
     <w:uiPriority w:val="99"/>
-    <w:qFormat/>
     <w:rPr>
-      <w:rFonts w:ascii="Sitka Display" w:eastAsia="Sitka Display" w:hAnsi="Sitka Display" w:cs="Sitka Display"/>
+      <w:rFonts w:ascii="Sitka Display" w:hAnsi="Sitka Display" w:eastAsia="Sitka Display" w:cs="Sitka Display"/>
     </w:rPr>
   </w:style>
 </w:styles>
@@ -6192,7 +5527,6 @@
     </a:fmtScheme>
   </a:themeElements>
   <a:objectDefaults/>
-  <a:extraClrSchemeLst/>
 </a:theme>
 </file>
 

--- a/1.1_resume/me/shahil_Ds_CV_jun2026 - Copy (2)update.docx
+++ b/1.1_resume/me/shahil_Ds_CV_jun2026 - Copy (2)update.docx
@@ -1,6 +1,6 @@
 
 <file path=word/document.xml><?xml version="1.0" encoding="utf-8"?>
-<w:document xmlns:wpc="http://schemas.microsoft.com/office/word/2010/wordprocessingCanvas" xmlns:mc="http://schemas.openxmlformats.org/markup-compatibility/2006" xmlns:o="urn:schemas-microsoft-com:office:office" xmlns:r="http://schemas.openxmlformats.org/officeDocument/2006/relationships" xmlns:m="http://schemas.openxmlformats.org/officeDocument/2006/math" xmlns:v="urn:schemas-microsoft-com:vml" xmlns:wp14="http://schemas.microsoft.com/office/word/2010/wordprocessingDrawing" xmlns:wp="http://schemas.openxmlformats.org/drawingml/2006/wordprocessingDrawing" xmlns:w="http://schemas.openxmlformats.org/wordprocessingml/2006/main" xmlns:w14="http://schemas.microsoft.com/office/word/2010/wordml" xmlns:w10="urn:schemas-microsoft-com:office:word" xmlns:w15="http://schemas.microsoft.com/office/word/2012/wordml" xmlns:wpg="http://schemas.microsoft.com/office/word/2010/wordprocessingGroup" xmlns:wpi="http://schemas.microsoft.com/office/word/2010/wordprocessingInk" xmlns:wne="http://schemas.microsoft.com/office/word/2006/wordml" xmlns:wps="http://schemas.microsoft.com/office/word/2010/wordprocessingShape" xmlns:wpsCustomData="http://www.wps.cn/officeDocument/2013/wpsCustomData" mc:Ignorable="w14 w15 wp14">
+<w:document xmlns:wpc="http://schemas.microsoft.com/office/word/2010/wordprocessingCanvas" xmlns:cx="http://schemas.microsoft.com/office/drawing/2014/chartex" xmlns:cx1="http://schemas.microsoft.com/office/drawing/2015/9/8/chartex" xmlns:cx2="http://schemas.microsoft.com/office/drawing/2015/10/21/chartex" xmlns:cx3="http://schemas.microsoft.com/office/drawing/2016/5/9/chartex" xmlns:cx4="http://schemas.microsoft.com/office/drawing/2016/5/10/chartex" xmlns:cx5="http://schemas.microsoft.com/office/drawing/2016/5/11/chartex" xmlns:cx6="http://schemas.microsoft.com/office/drawing/2016/5/12/chartex" xmlns:cx7="http://schemas.microsoft.com/office/drawing/2016/5/13/chartex" xmlns:cx8="http://schemas.microsoft.com/office/drawing/2016/5/14/chartex" xmlns:mc="http://schemas.openxmlformats.org/markup-compatibility/2006" xmlns:o="urn:schemas-microsoft-com:office:office" xmlns:r="http://schemas.openxmlformats.org/officeDocument/2006/relationships" xmlns:m="http://schemas.openxmlformats.org/officeDocument/2006/math" xmlns:v="urn:schemas-microsoft-com:vml" xmlns:wp14="http://schemas.microsoft.com/office/word/2010/wordprocessingDrawing" xmlns:wp="http://schemas.openxmlformats.org/drawingml/2006/wordprocessingDrawing" xmlns:w="http://schemas.openxmlformats.org/wordprocessingml/2006/main" xmlns:w14="http://schemas.microsoft.com/office/word/2010/wordml" xmlns:w10="urn:schemas-microsoft-com:office:word" xmlns:w15="http://schemas.microsoft.com/office/word/2012/wordml" xmlns:wpg="http://schemas.microsoft.com/office/word/2010/wordprocessingGroup" xmlns:wpi="http://schemas.microsoft.com/office/word/2010/wordprocessingInk" xmlns:wne="http://schemas.microsoft.com/office/word/2006/wordml" xmlns:wps="http://schemas.microsoft.com/office/word/2010/wordprocessingShape" xmlns:wpsCustomData="http://www.wps.cn/officeDocument/2013/wpsCustomData" mc:Ignorable="w14 w15 wp14">
   <w:body>
     <w:p>
       <w:pPr>
@@ -498,7 +498,7 @@
         <w:rPr>
           <w:rFonts w:asciiTheme="minorHAnsi" w:hAnsiTheme="minorHAnsi" w:cstheme="minorHAnsi"/>
         </w:rPr>
-        <w:t>Results-driven Data Scientist, AI Engineer, and Generative AI Specialist with expertise in Machine Learning, Deep Learning, NLP, Large Language Models (LLMs), Retrieval-Augmented Generation (RAG), Agentic AI Systems, LangChain, LangGraph, FastAPI, MLOps, and Cloud Deployment. Experienced in designing and deploying production-ready AI applications, intelligent chatbots, recommendation systems, multi-agent workflows, and end-to-end ML solutions.</w:t>
+        <w:t>Results-driven Data Scientist and Generative AI Specialist with expertise in Machine Learning, Deep Learning, NLP, Large Language Models (LLMs), Retrieval-Augmented Generation (RAG), Agentic AI Systems, LangChain, LangGraph, FastAPI, MLOps, and Cloud Deployment. Experienced in designing and deploying production-ready AI applications, intelligent chatbots, recommendation systems, multi-agent workflows, and end-to-end ML solutions.</w:t>
       </w:r>
     </w:p>
     <w:p>
@@ -751,7 +751,125 @@
           <w:b/>
           <w:bCs/>
         </w:rPr>
-        <w:t xml:space="preserve">Generative AI        </w:t>
+        <w:t xml:space="preserve">Vector Databases </w:t>
+      </w:r>
+      <w:r>
+        <w:rPr>
+          <w:rFonts w:asciiTheme="minorHAnsi" w:hAnsiTheme="minorHAnsi" w:cstheme="minorHAnsi"/>
+        </w:rPr>
+        <w:t>: ChromaDB, Pinecone, FAISS</w:t>
+      </w:r>
+    </w:p>
+    <w:p>
+      <w:pPr>
+        <w:ind w:left="284"/>
+        <w:rPr>
+          <w:rFonts w:asciiTheme="minorHAnsi" w:hAnsiTheme="minorHAnsi" w:cstheme="minorHAnsi"/>
+        </w:rPr>
+      </w:pPr>
+      <w:r>
+        <w:rPr>
+          <w:rFonts w:asciiTheme="minorHAnsi" w:hAnsiTheme="minorHAnsi" w:cstheme="minorHAnsi"/>
+          <w:b/>
+          <w:bCs/>
+        </w:rPr>
+        <w:t>Backend                 :</w:t>
+      </w:r>
+      <w:r>
+        <w:rPr>
+          <w:rFonts w:asciiTheme="minorHAnsi" w:hAnsiTheme="minorHAnsi" w:cstheme="minorHAnsi"/>
+        </w:rPr>
+        <w:t xml:space="preserve"> FastAPI, Flask, REST APIs</w:t>
+      </w:r>
+    </w:p>
+    <w:p>
+      <w:pPr>
+        <w:ind w:left="284"/>
+        <w:rPr>
+          <w:rFonts w:asciiTheme="minorHAnsi" w:hAnsiTheme="minorHAnsi" w:cstheme="minorHAnsi"/>
+        </w:rPr>
+      </w:pPr>
+      <w:r>
+        <w:rPr>
+          <w:rFonts w:asciiTheme="minorHAnsi" w:hAnsiTheme="minorHAnsi" w:cstheme="minorHAnsi"/>
+          <w:b/>
+          <w:bCs/>
+        </w:rPr>
+        <w:t xml:space="preserve">MLOps &amp; Cloud    </w:t>
+      </w:r>
+      <w:r>
+        <w:rPr>
+          <w:rFonts w:asciiTheme="minorHAnsi" w:hAnsiTheme="minorHAnsi" w:cstheme="minorHAnsi"/>
+        </w:rPr>
+        <w:t xml:space="preserve">: Docker, MLflow, </w:t>
+      </w:r>
+      <w:r>
+        <w:rPr>
+          <w:rFonts w:hint="default" w:asciiTheme="minorHAnsi" w:hAnsiTheme="minorHAnsi" w:cstheme="minorHAnsi"/>
+          <w:lang w:val="en-IN"/>
+        </w:rPr>
+        <w:t>Git,</w:t>
+      </w:r>
+      <w:r>
+        <w:rPr>
+          <w:rFonts w:asciiTheme="minorHAnsi" w:hAnsiTheme="minorHAnsi" w:cstheme="minorHAnsi"/>
+        </w:rPr>
+        <w:t>GitHub Actions, CI/CD, AWS, GCP</w:t>
+      </w:r>
+    </w:p>
+    <w:p>
+      <w:pPr>
+        <w:ind w:left="284"/>
+        <w:rPr>
+          <w:rFonts w:asciiTheme="minorHAnsi" w:hAnsiTheme="minorHAnsi" w:cstheme="minorHAnsi"/>
+        </w:rPr>
+      </w:pPr>
+      <w:r>
+        <w:rPr>
+          <w:rFonts w:asciiTheme="minorHAnsi" w:hAnsiTheme="minorHAnsi" w:cstheme="minorHAnsi"/>
+          <w:b/>
+          <w:bCs/>
+        </w:rPr>
+        <w:t xml:space="preserve">Big Data                 </w:t>
+      </w:r>
+      <w:r>
+        <w:rPr>
+          <w:rFonts w:asciiTheme="minorHAnsi" w:hAnsiTheme="minorHAnsi" w:cstheme="minorHAnsi"/>
+        </w:rPr>
+        <w:t>: PySpark</w:t>
+      </w:r>
+    </w:p>
+    <w:p>
+      <w:pPr>
+        <w:ind w:left="284"/>
+        <w:rPr>
+          <w:rFonts w:asciiTheme="minorHAnsi" w:hAnsiTheme="minorHAnsi" w:cstheme="minorHAnsi"/>
+        </w:rPr>
+      </w:pPr>
+      <w:r>
+        <w:rPr>
+          <w:rFonts w:asciiTheme="minorHAnsi" w:hAnsiTheme="minorHAnsi" w:cstheme="minorHAnsi"/>
+          <w:b/>
+          <w:bCs/>
+        </w:rPr>
+        <w:t>Gen AI</w:t>
+      </w:r>
+      <w:r>
+        <w:rPr>
+          <w:rFonts w:hint="default" w:asciiTheme="minorHAnsi" w:hAnsiTheme="minorHAnsi" w:cstheme="minorHAnsi"/>
+          <w:b/>
+          <w:bCs/>
+          <w:lang w:val="en-IN"/>
+        </w:rPr>
+        <w:t>/Agentic AI Tools</w:t>
+      </w:r>
+      <w:r>
+        <w:rPr>
+          <w:rFonts w:asciiTheme="minorHAnsi" w:hAnsiTheme="minorHAnsi" w:cstheme="minorHAnsi"/>
+          <w:b/>
+          <w:bCs/>
+        </w:rPr>
+        <w:t xml:space="preserve">  </w:t>
       </w:r>
       <w:r>
         <w:rPr>
@@ -769,86 +887,41 @@
       </w:pPr>
       <w:r>
         <w:rPr>
-          <w:rFonts w:asciiTheme="minorHAnsi" w:hAnsiTheme="minorHAnsi" w:cstheme="minorHAnsi"/>
           <w:b/>
           <w:bCs/>
-        </w:rPr>
-        <w:t xml:space="preserve">Vector Databases </w:t>
-      </w:r>
-      <w:r>
-        <w:rPr>
-          <w:rFonts w:asciiTheme="minorHAnsi" w:hAnsiTheme="minorHAnsi" w:cstheme="minorHAnsi"/>
-        </w:rPr>
-        <w:t>: ChromaDB, Pinecone, FAISS</w:t>
-      </w:r>
-    </w:p>
-    <w:p>
-      <w:pPr>
-        <w:ind w:left="284"/>
-        <w:rPr>
-          <w:rFonts w:asciiTheme="minorHAnsi" w:hAnsiTheme="minorHAnsi" w:cstheme="minorHAnsi"/>
-        </w:rPr>
-      </w:pPr>
-      <w:r>
-        <w:rPr>
-          <w:rFonts w:asciiTheme="minorHAnsi" w:hAnsiTheme="minorHAnsi" w:cstheme="minorHAnsi"/>
-          <w:b/>
+          <w:spacing w:val="-2"/>
+        </w:rPr>
+        <w:t>Data Analytics &amp; Visualization:</w:t>
+      </w:r>
+      <w:r>
+        <w:rPr>
+          <w:b/>
+          <w:spacing w:val="-2"/>
+        </w:rPr>
+        <w:t xml:space="preserve"> </w:t>
+      </w:r>
+      <w:r>
+        <w:rPr>
           <w:bCs/>
-        </w:rPr>
-        <w:t>Backend                 :</w:t>
-      </w:r>
-      <w:r>
-        <w:rPr>
-          <w:rFonts w:asciiTheme="minorHAnsi" w:hAnsiTheme="minorHAnsi" w:cstheme="minorHAnsi"/>
-        </w:rPr>
-        <w:t xml:space="preserve"> FastAPI, Flask, REST APIs</w:t>
-      </w:r>
-    </w:p>
-    <w:p>
-      <w:pPr>
-        <w:ind w:left="284"/>
-        <w:rPr>
-          <w:rFonts w:asciiTheme="minorHAnsi" w:hAnsiTheme="minorHAnsi" w:cstheme="minorHAnsi"/>
-        </w:rPr>
-      </w:pPr>
-      <w:r>
-        <w:rPr>
-          <w:rFonts w:asciiTheme="minorHAnsi" w:hAnsiTheme="minorHAnsi" w:cstheme="minorHAnsi"/>
-          <w:b/>
+          <w:spacing w:val="-2"/>
+        </w:rPr>
+        <w:t>Power BI,</w:t>
+      </w:r>
+      <w:r>
+        <w:rPr>
+          <w:rFonts w:hint="default"/>
           <w:bCs/>
-        </w:rPr>
-        <w:t xml:space="preserve">MLOps &amp; Cloud    </w:t>
-      </w:r>
-      <w:r>
-        <w:rPr>
-          <w:rFonts w:asciiTheme="minorHAnsi" w:hAnsiTheme="minorHAnsi" w:cstheme="minorHAnsi"/>
-        </w:rPr>
-        <w:t>: Docker, MLflow, GitHub Actions, CI/CD, AWS, GCP</w:t>
-      </w:r>
-    </w:p>
-    <w:p>
-      <w:pPr>
-        <w:ind w:left="284"/>
-        <w:rPr>
-          <w:rFonts w:asciiTheme="minorHAnsi" w:hAnsiTheme="minorHAnsi" w:cstheme="minorHAnsi"/>
-          <w:color w:val="365F91"/>
           <w:spacing w:val="-2"/>
-          <w:w w:val="105"/>
-        </w:rPr>
-      </w:pPr>
-      <w:r>
-        <w:rPr>
-          <w:rFonts w:asciiTheme="minorHAnsi" w:hAnsiTheme="minorHAnsi" w:cstheme="minorHAnsi"/>
-          <w:b/>
+          <w:lang w:val="en-IN"/>
+        </w:rPr>
+        <w:t>Tableau,</w:t>
+      </w:r>
+      <w:r>
+        <w:rPr>
           <w:bCs/>
-        </w:rPr>
-        <w:t xml:space="preserve">Big Data                 </w:t>
-      </w:r>
-      <w:r>
-        <w:rPr>
-          <w:rFonts w:asciiTheme="minorHAnsi" w:hAnsiTheme="minorHAnsi" w:cstheme="minorHAnsi"/>
-        </w:rPr>
-        <w:t>: PySpark</w:t>
+          <w:spacing w:val="-2"/>
+        </w:rPr>
+        <w:t xml:space="preserve"> Excel, Pandas, NumPy, Matplotlib</w:t>
       </w:r>
     </w:p>
     <w:p>
@@ -1007,21 +1080,6 @@
           <w:rFonts w:asciiTheme="minorHAnsi" w:hAnsiTheme="minorHAnsi" w:cstheme="minorHAnsi"/>
           <w:b/>
         </w:rPr>
-        <w:t>Scientist &amp; Data</w:t>
-      </w:r>
-      <w:r>
-        <w:rPr>
-          <w:rFonts w:asciiTheme="minorHAnsi" w:hAnsiTheme="minorHAnsi" w:cstheme="minorHAnsi"/>
-          <w:b/>
-          <w:spacing w:val="-16"/>
-        </w:rPr>
-        <w:t xml:space="preserve"> </w:t>
-      </w:r>
-      <w:r>
-        <w:rPr>
-          <w:rFonts w:asciiTheme="minorHAnsi" w:hAnsiTheme="minorHAnsi" w:cstheme="minorHAnsi"/>
-          <w:b/>
-        </w:rPr>
         <w:t>Science Trainer</w:t>
       </w:r>
       <w:r>
@@ -1031,6 +1089,15 @@
           <w:spacing w:val="-13"/>
         </w:rPr>
         <w:t xml:space="preserve"> </w:t>
+      </w:r>
+      <w:r>
+        <w:rPr>
+          <w:rFonts w:hint="default" w:asciiTheme="minorHAnsi" w:hAnsiTheme="minorHAnsi" w:cstheme="minorHAnsi"/>
+          <w:b/>
+          <w:spacing w:val="-13"/>
+          <w:lang w:val="en-IN"/>
+        </w:rPr>
+        <w:t xml:space="preserve">&amp; Gen AI  Developer </w:t>
       </w:r>
       <w:r>
         <w:rPr>
@@ -1207,7 +1274,7 @@
           <w:sz w:val="22"/>
           <w:szCs w:val="22"/>
         </w:rPr>
-        <w:t>Developed scalable AI solutions</w:t>
+        <w:t>Developed AI solutions</w:t>
       </w:r>
       <w:r>
         <w:rPr>
@@ -1216,7 +1283,26 @@
           <w:sz w:val="22"/>
           <w:szCs w:val="22"/>
         </w:rPr>
-        <w:t xml:space="preserve"> using LangChain and LlamaIndex frameworks, demonstrating expertise in generative AI technologies.</w:t>
+        <w:t xml:space="preserve"> using LangChain and </w:t>
+      </w:r>
+      <w:r>
+        <w:rPr>
+          <w:rFonts w:hint="default" w:asciiTheme="minorHAnsi" w:hAnsiTheme="minorHAnsi" w:cstheme="minorHAnsi"/>
+          <w:color w:val="000000"/>
+          <w:sz w:val="22"/>
+          <w:szCs w:val="22"/>
+          <w:lang w:val="en-IN"/>
+        </w:rPr>
+        <w:t xml:space="preserve">LangGraph </w:t>
+      </w:r>
+      <w:r>
+        <w:rPr>
+          <w:rFonts w:asciiTheme="minorHAnsi" w:hAnsiTheme="minorHAnsi" w:cstheme="minorHAnsi"/>
+          <w:color w:val="000000"/>
+          <w:sz w:val="22"/>
+          <w:szCs w:val="22"/>
+        </w:rPr>
+        <w:t>frameworks, demonstrating expertise in generative AI technologies.</w:t>
       </w:r>
     </w:p>
     <w:p>
@@ -1291,203 +1377,6 @@
           <w:szCs w:val="22"/>
         </w:rPr>
         <w:t>, utilizing cloud services to ensure scalability and reliability of AI applications.</w:t>
-      </w:r>
-    </w:p>
-    <w:p>
-      <w:pPr>
-        <w:pStyle w:val="11"/>
-        <w:widowControl/>
-        <w:numPr>
-          <w:ilvl w:val="0"/>
-          <w:numId w:val="1"/>
-        </w:numPr>
-        <w:autoSpaceDE/>
-        <w:autoSpaceDN/>
-        <w:rPr>
-          <w:rFonts w:asciiTheme="minorHAnsi" w:hAnsiTheme="minorHAnsi" w:cstheme="minorHAnsi"/>
-          <w:sz w:val="22"/>
-          <w:szCs w:val="22"/>
-        </w:rPr>
-      </w:pPr>
-      <w:r>
-        <w:rPr>
-          <w:rFonts w:asciiTheme="minorHAnsi" w:hAnsiTheme="minorHAnsi" w:cstheme="minorHAnsi"/>
-          <w:b/>
-          <w:bCs/>
-          <w:color w:val="000000"/>
-          <w:sz w:val="22"/>
-          <w:szCs w:val="22"/>
-        </w:rPr>
-        <w:t>Develop a chatbot for better student experience using RAG Archtecture.</w:t>
-      </w:r>
-    </w:p>
-    <w:p>
-      <w:pPr>
-        <w:pStyle w:val="13"/>
-        <w:rPr>
-          <w:rFonts w:asciiTheme="minorHAnsi" w:hAnsiTheme="minorHAnsi" w:cstheme="minorHAnsi"/>
-          <w:b/>
-        </w:rPr>
-      </w:pPr>
-    </w:p>
-    <w:p>
-      <w:pPr>
-        <w:spacing w:line="300" w:lineRule="exact"/>
-        <w:ind w:left="294"/>
-        <w:rPr>
-          <w:rFonts w:asciiTheme="minorHAnsi" w:hAnsiTheme="minorHAnsi" w:cstheme="minorHAnsi"/>
-          <w:b/>
-          <w:spacing w:val="-4"/>
-        </w:rPr>
-      </w:pPr>
-      <w:r>
-        <w:rPr>
-          <w:rFonts w:asciiTheme="minorHAnsi" w:hAnsiTheme="minorHAnsi" w:cstheme="minorHAnsi"/>
-          <w:b/>
-        </w:rPr>
-        <w:t>Data</w:t>
-      </w:r>
-      <w:r>
-        <w:rPr>
-          <w:rFonts w:asciiTheme="minorHAnsi" w:hAnsiTheme="minorHAnsi" w:cstheme="minorHAnsi"/>
-          <w:b/>
-          <w:spacing w:val="-16"/>
-        </w:rPr>
-        <w:t xml:space="preserve"> </w:t>
-      </w:r>
-      <w:r>
-        <w:rPr>
-          <w:rFonts w:asciiTheme="minorHAnsi" w:hAnsiTheme="minorHAnsi" w:cstheme="minorHAnsi"/>
-          <w:b/>
-        </w:rPr>
-        <w:t>Scientist</w:t>
-      </w:r>
-      <w:r>
-        <w:rPr>
-          <w:rFonts w:asciiTheme="minorHAnsi" w:hAnsiTheme="minorHAnsi" w:cstheme="minorHAnsi"/>
-          <w:b/>
-          <w:spacing w:val="-13"/>
-        </w:rPr>
-        <w:t xml:space="preserve"> </w:t>
-      </w:r>
-      <w:r>
-        <w:rPr>
-          <w:rFonts w:asciiTheme="minorHAnsi" w:hAnsiTheme="minorHAnsi" w:cstheme="minorHAnsi"/>
-          <w:b/>
-        </w:rPr>
-        <w:t>Intern</w:t>
-      </w:r>
-      <w:r>
-        <w:rPr>
-          <w:rFonts w:asciiTheme="minorHAnsi" w:hAnsiTheme="minorHAnsi" w:cstheme="minorHAnsi"/>
-          <w:b/>
-          <w:spacing w:val="-6"/>
-        </w:rPr>
-        <w:t xml:space="preserve"> </w:t>
-      </w:r>
-      <w:r>
-        <w:rPr>
-          <w:rFonts w:asciiTheme="minorHAnsi" w:hAnsiTheme="minorHAnsi" w:cstheme="minorHAnsi"/>
-          <w:b/>
-        </w:rPr>
-        <w:t>|</w:t>
-      </w:r>
-      <w:r>
-        <w:rPr>
-          <w:rFonts w:asciiTheme="minorHAnsi" w:hAnsiTheme="minorHAnsi" w:cstheme="minorHAnsi"/>
-          <w:b/>
-          <w:spacing w:val="-12"/>
-        </w:rPr>
-        <w:t xml:space="preserve"> </w:t>
-      </w:r>
-      <w:r>
-        <w:rPr>
-          <w:rFonts w:asciiTheme="minorHAnsi" w:hAnsiTheme="minorHAnsi" w:cstheme="minorHAnsi"/>
-          <w:b/>
-        </w:rPr>
-        <w:t>PW Skills -</w:t>
-      </w:r>
-      <w:r>
-        <w:rPr>
-          <w:rFonts w:asciiTheme="minorHAnsi" w:hAnsiTheme="minorHAnsi" w:cstheme="minorHAnsi"/>
-          <w:b/>
-          <w:spacing w:val="-14"/>
-        </w:rPr>
-        <w:t xml:space="preserve"> </w:t>
-      </w:r>
-      <w:r>
-        <w:rPr>
-          <w:rFonts w:asciiTheme="minorHAnsi" w:hAnsiTheme="minorHAnsi" w:cstheme="minorHAnsi"/>
-          <w:b/>
-        </w:rPr>
-        <w:t>(</w:t>
-      </w:r>
-      <w:r>
-        <w:rPr>
-          <w:rFonts w:asciiTheme="minorHAnsi" w:hAnsiTheme="minorHAnsi" w:cstheme="minorHAnsi"/>
-        </w:rPr>
-        <w:t>Oct</w:t>
-      </w:r>
-      <w:r>
-        <w:rPr>
-          <w:rFonts w:asciiTheme="minorHAnsi" w:hAnsiTheme="minorHAnsi" w:cstheme="minorHAnsi"/>
-          <w:spacing w:val="-12"/>
-        </w:rPr>
-        <w:t xml:space="preserve"> </w:t>
-      </w:r>
-      <w:r>
-        <w:rPr>
-          <w:rFonts w:asciiTheme="minorHAnsi" w:hAnsiTheme="minorHAnsi" w:cstheme="minorHAnsi"/>
-        </w:rPr>
-        <w:t>2023</w:t>
-      </w:r>
-      <w:r>
-        <w:rPr>
-          <w:rFonts w:asciiTheme="minorHAnsi" w:hAnsiTheme="minorHAnsi" w:cstheme="minorHAnsi"/>
-          <w:spacing w:val="-12"/>
-        </w:rPr>
-        <w:t xml:space="preserve"> </w:t>
-      </w:r>
-      <w:r>
-        <w:rPr>
-          <w:rFonts w:asciiTheme="minorHAnsi" w:hAnsiTheme="minorHAnsi" w:cstheme="minorHAnsi"/>
-        </w:rPr>
-        <w:t>-</w:t>
-      </w:r>
-      <w:r>
-        <w:rPr>
-          <w:rFonts w:asciiTheme="minorHAnsi" w:hAnsiTheme="minorHAnsi" w:cstheme="minorHAnsi"/>
-          <w:spacing w:val="-12"/>
-        </w:rPr>
-        <w:t xml:space="preserve"> </w:t>
-      </w:r>
-      <w:r>
-        <w:rPr>
-          <w:rFonts w:asciiTheme="minorHAnsi" w:hAnsiTheme="minorHAnsi" w:cstheme="minorHAnsi"/>
-        </w:rPr>
-        <w:t>Feb</w:t>
-      </w:r>
-      <w:r>
-        <w:rPr>
-          <w:rFonts w:asciiTheme="minorHAnsi" w:hAnsiTheme="minorHAnsi" w:cstheme="minorHAnsi"/>
-          <w:spacing w:val="-13"/>
-        </w:rPr>
-        <w:t xml:space="preserve"> </w:t>
-      </w:r>
-      <w:r>
-        <w:rPr>
-          <w:rFonts w:asciiTheme="minorHAnsi" w:hAnsiTheme="minorHAnsi" w:cstheme="minorHAnsi"/>
-          <w:spacing w:val="-4"/>
-        </w:rPr>
-        <w:t>2024</w:t>
-      </w:r>
-      <w:r>
-        <w:rPr>
-          <w:rFonts w:asciiTheme="minorHAnsi" w:hAnsiTheme="minorHAnsi" w:cstheme="minorHAnsi"/>
-          <w:b/>
-          <w:spacing w:val="-4"/>
-        </w:rPr>
-        <w:t>)</w:t>
       </w:r>
     </w:p>
     <w:p>
@@ -1504,14 +1393,211 @@
         <w:spacing w:before="2" w:line="211" w:lineRule="auto"/>
         <w:ind w:right="504" w:hanging="312"/>
         <w:rPr>
-          <w:rFonts w:eastAsia="SimSun" w:asciiTheme="minorHAnsi" w:hAnsiTheme="minorHAnsi" w:cstheme="minorHAnsi"/>
-        </w:rPr>
-      </w:pPr>
-      <w:r>
-        <w:rPr>
-          <w:rFonts w:eastAsia="SimSun" w:asciiTheme="minorHAnsi" w:hAnsiTheme="minorHAnsi" w:cstheme="minorHAnsi"/>
-        </w:rPr>
-        <w:t xml:space="preserve">Mentor students through projects, mock interviews, and placement preparation. </w:t>
+          <w:rFonts w:asciiTheme="minorHAnsi" w:hAnsiTheme="minorHAnsi" w:cstheme="minorHAnsi"/>
+          <w:sz w:val="22"/>
+          <w:szCs w:val="22"/>
+        </w:rPr>
+      </w:pPr>
+      <w:r>
+        <w:rPr>
+          <w:rFonts w:asciiTheme="minorHAnsi" w:hAnsiTheme="minorHAnsi" w:cstheme="minorHAnsi"/>
+          <w:b/>
+          <w:bCs/>
+          <w:color w:val="000000"/>
+          <w:sz w:val="22"/>
+          <w:szCs w:val="22"/>
+        </w:rPr>
+        <w:t>Develop a chatbot for better student experience using RAG Archtecture.</w:t>
+      </w:r>
+      <w:r>
+        <w:rPr>
+          <w:rFonts w:hint="default" w:eastAsia="SimSun"/>
+          <w:lang w:val="en-US"/>
+        </w:rPr>
+        <w:t xml:space="preserve"> (</w:t>
+      </w:r>
+      <w:r>
+        <w:rPr>
+          <w:rFonts w:hint="default" w:eastAsia="SimSun"/>
+          <w:lang w:val="en-IN"/>
+        </w:rPr>
+        <w:t xml:space="preserve">Like </w:t>
+      </w:r>
+      <w:r>
+        <w:rPr>
+          <w:rFonts w:hint="default" w:eastAsia="SimSun"/>
+          <w:lang w:val="en-US"/>
+        </w:rPr>
+        <w:t>chatbots, Tutor AI Assistant , AI Interview System, AI Resume Analyzer).</w:t>
+      </w:r>
+    </w:p>
+    <w:p>
+      <w:pPr>
+        <w:pStyle w:val="13"/>
+        <w:rPr>
+          <w:rFonts w:asciiTheme="minorHAnsi" w:hAnsiTheme="minorHAnsi" w:cstheme="minorHAnsi"/>
+          <w:b/>
+        </w:rPr>
+      </w:pPr>
+    </w:p>
+    <w:p>
+      <w:pPr>
+        <w:spacing w:line="300" w:lineRule="exact"/>
+        <w:ind w:left="294"/>
+        <w:rPr>
+          <w:rFonts w:asciiTheme="minorHAnsi" w:hAnsiTheme="minorHAnsi" w:cstheme="minorHAnsi"/>
+          <w:b/>
+          <w:spacing w:val="-4"/>
+        </w:rPr>
+      </w:pPr>
+      <w:r>
+        <w:rPr>
+          <w:rFonts w:asciiTheme="minorHAnsi" w:hAnsiTheme="minorHAnsi" w:cstheme="minorHAnsi"/>
+          <w:b/>
+        </w:rPr>
+        <w:t>Data</w:t>
+      </w:r>
+      <w:r>
+        <w:rPr>
+          <w:rFonts w:asciiTheme="minorHAnsi" w:hAnsiTheme="minorHAnsi" w:cstheme="minorHAnsi"/>
+          <w:b/>
+          <w:spacing w:val="-16"/>
+        </w:rPr>
+        <w:t xml:space="preserve"> </w:t>
+      </w:r>
+      <w:r>
+        <w:rPr>
+          <w:rFonts w:asciiTheme="minorHAnsi" w:hAnsiTheme="minorHAnsi" w:cstheme="minorHAnsi"/>
+          <w:b/>
+        </w:rPr>
+        <w:t>Scientist</w:t>
+      </w:r>
+      <w:r>
+        <w:rPr>
+          <w:rFonts w:asciiTheme="minorHAnsi" w:hAnsiTheme="minorHAnsi" w:cstheme="minorHAnsi"/>
+          <w:b/>
+          <w:spacing w:val="-13"/>
+        </w:rPr>
+        <w:t xml:space="preserve"> </w:t>
+      </w:r>
+      <w:r>
+        <w:rPr>
+          <w:rFonts w:asciiTheme="minorHAnsi" w:hAnsiTheme="minorHAnsi" w:cstheme="minorHAnsi"/>
+          <w:b/>
+        </w:rPr>
+        <w:t>Intern</w:t>
+      </w:r>
+      <w:r>
+        <w:rPr>
+          <w:rFonts w:asciiTheme="minorHAnsi" w:hAnsiTheme="minorHAnsi" w:cstheme="minorHAnsi"/>
+          <w:b/>
+          <w:spacing w:val="-6"/>
+        </w:rPr>
+        <w:t xml:space="preserve"> </w:t>
+      </w:r>
+      <w:r>
+        <w:rPr>
+          <w:rFonts w:asciiTheme="minorHAnsi" w:hAnsiTheme="minorHAnsi" w:cstheme="minorHAnsi"/>
+          <w:b/>
+        </w:rPr>
+        <w:t>|</w:t>
+      </w:r>
+      <w:r>
+        <w:rPr>
+          <w:rFonts w:asciiTheme="minorHAnsi" w:hAnsiTheme="minorHAnsi" w:cstheme="minorHAnsi"/>
+          <w:b/>
+          <w:spacing w:val="-12"/>
+        </w:rPr>
+        <w:t xml:space="preserve"> </w:t>
+      </w:r>
+      <w:r>
+        <w:rPr>
+          <w:rFonts w:asciiTheme="minorHAnsi" w:hAnsiTheme="minorHAnsi" w:cstheme="minorHAnsi"/>
+          <w:b/>
+        </w:rPr>
+        <w:t>PW Skills -</w:t>
+      </w:r>
+      <w:r>
+        <w:rPr>
+          <w:rFonts w:asciiTheme="minorHAnsi" w:hAnsiTheme="minorHAnsi" w:cstheme="minorHAnsi"/>
+          <w:b/>
+          <w:spacing w:val="-14"/>
+        </w:rPr>
+        <w:t xml:space="preserve"> </w:t>
+      </w:r>
+      <w:r>
+        <w:rPr>
+          <w:rFonts w:asciiTheme="minorHAnsi" w:hAnsiTheme="minorHAnsi" w:cstheme="minorHAnsi"/>
+          <w:b/>
+        </w:rPr>
+        <w:t>(</w:t>
+      </w:r>
+      <w:r>
+        <w:rPr>
+          <w:rFonts w:asciiTheme="minorHAnsi" w:hAnsiTheme="minorHAnsi" w:cstheme="minorHAnsi"/>
+        </w:rPr>
+        <w:t>Oct</w:t>
+      </w:r>
+      <w:r>
+        <w:rPr>
+          <w:rFonts w:asciiTheme="minorHAnsi" w:hAnsiTheme="minorHAnsi" w:cstheme="minorHAnsi"/>
+          <w:spacing w:val="-12"/>
+        </w:rPr>
+        <w:t xml:space="preserve"> </w:t>
+      </w:r>
+      <w:r>
+        <w:rPr>
+          <w:rFonts w:asciiTheme="minorHAnsi" w:hAnsiTheme="minorHAnsi" w:cstheme="minorHAnsi"/>
+        </w:rPr>
+        <w:t>2023</w:t>
+      </w:r>
+      <w:r>
+        <w:rPr>
+          <w:rFonts w:asciiTheme="minorHAnsi" w:hAnsiTheme="minorHAnsi" w:cstheme="minorHAnsi"/>
+          <w:spacing w:val="-12"/>
+        </w:rPr>
+        <w:t xml:space="preserve"> </w:t>
+      </w:r>
+      <w:r>
+        <w:rPr>
+          <w:rFonts w:asciiTheme="minorHAnsi" w:hAnsiTheme="minorHAnsi" w:cstheme="minorHAnsi"/>
+        </w:rPr>
+        <w:t>-</w:t>
+      </w:r>
+      <w:r>
+        <w:rPr>
+          <w:rFonts w:asciiTheme="minorHAnsi" w:hAnsiTheme="minorHAnsi" w:cstheme="minorHAnsi"/>
+          <w:spacing w:val="-12"/>
+        </w:rPr>
+        <w:t xml:space="preserve"> </w:t>
+      </w:r>
+      <w:r>
+        <w:rPr>
+          <w:rFonts w:asciiTheme="minorHAnsi" w:hAnsiTheme="minorHAnsi" w:cstheme="minorHAnsi"/>
+        </w:rPr>
+        <w:t>Feb</w:t>
+      </w:r>
+      <w:r>
+        <w:rPr>
+          <w:rFonts w:asciiTheme="minorHAnsi" w:hAnsiTheme="minorHAnsi" w:cstheme="minorHAnsi"/>
+          <w:spacing w:val="-13"/>
+        </w:rPr>
+        <w:t xml:space="preserve"> </w:t>
+      </w:r>
+      <w:r>
+        <w:rPr>
+          <w:rFonts w:asciiTheme="minorHAnsi" w:hAnsiTheme="minorHAnsi" w:cstheme="minorHAnsi"/>
+          <w:spacing w:val="-4"/>
+        </w:rPr>
+        <w:t>2024</w:t>
+      </w:r>
+      <w:r>
+        <w:rPr>
+          <w:rFonts w:asciiTheme="minorHAnsi" w:hAnsiTheme="minorHAnsi" w:cstheme="minorHAnsi"/>
+          <w:b/>
+          <w:spacing w:val="-4"/>
+        </w:rPr>
+        <w:t>)</w:t>
       </w:r>
     </w:p>
     <w:p>
@@ -1528,6 +1614,30 @@
         <w:spacing w:before="2" w:line="211" w:lineRule="auto"/>
         <w:ind w:right="504" w:hanging="312"/>
         <w:rPr>
+          <w:rFonts w:eastAsia="SimSun" w:asciiTheme="minorHAnsi" w:hAnsiTheme="minorHAnsi" w:cstheme="minorHAnsi"/>
+        </w:rPr>
+      </w:pPr>
+      <w:r>
+        <w:rPr>
+          <w:rFonts w:eastAsia="SimSun" w:asciiTheme="minorHAnsi" w:hAnsiTheme="minorHAnsi" w:cstheme="minorHAnsi"/>
+        </w:rPr>
+        <w:t xml:space="preserve">Mentor students through projects, mock interviews, and placement preparation. </w:t>
+      </w:r>
+    </w:p>
+    <w:p>
+      <w:pPr>
+        <w:pStyle w:val="13"/>
+        <w:numPr>
+          <w:ilvl w:val="0"/>
+          <w:numId w:val="1"/>
+        </w:numPr>
+        <w:tabs>
+          <w:tab w:val="left" w:pos="821"/>
+          <w:tab w:val="left" w:pos="823"/>
+        </w:tabs>
+        <w:spacing w:before="2" w:line="211" w:lineRule="auto"/>
+        <w:ind w:right="504" w:hanging="312"/>
+        <w:rPr>
           <w:rFonts w:asciiTheme="minorHAnsi" w:hAnsiTheme="minorHAnsi" w:cstheme="minorHAnsi"/>
         </w:rPr>
       </w:pPr>
@@ -1614,16 +1724,16 @@
       </w:r>
       <w:r>
         <w:rPr>
-          <w:rFonts w:asciiTheme="minorHAnsi" w:hAnsiTheme="minorHAnsi" w:cstheme="minorHAnsi"/>
-          <w:spacing w:val="-16"/>
-        </w:rPr>
-        <w:t xml:space="preserve"> </w:t>
-      </w:r>
-      <w:r>
-        <w:rPr>
-          <w:rFonts w:asciiTheme="minorHAnsi" w:hAnsiTheme="minorHAnsi" w:cstheme="minorHAnsi"/>
-        </w:rPr>
-        <w:t xml:space="preserve">July </w:t>
+          <w:rFonts w:hint="default" w:asciiTheme="minorHAnsi" w:hAnsiTheme="minorHAnsi" w:cstheme="minorHAnsi"/>
+          <w:lang w:val="en-IN"/>
+        </w:rPr>
+        <w:t>Sep</w:t>
+      </w:r>
+      <w:r>
+        <w:rPr>
+          <w:rFonts w:asciiTheme="minorHAnsi" w:hAnsiTheme="minorHAnsi" w:cstheme="minorHAnsi"/>
+        </w:rPr>
+        <w:t xml:space="preserve"> </w:t>
       </w:r>
       <w:r>
         <w:rPr>
@@ -1729,7 +1839,22 @@
           <w:rFonts w:asciiTheme="minorHAnsi" w:hAnsiTheme="minorHAnsi" w:cstheme="minorHAnsi"/>
           <w:b/>
         </w:rPr>
-        <w:t xml:space="preserve">     Freelance Python Developer/ Part Time (2020 – 2024)</w:t>
+        <w:t xml:space="preserve">     Freelance Python Developer/ Part Time (2020 – 202</w:t>
+      </w:r>
+      <w:r>
+        <w:rPr>
+          <w:rFonts w:hint="default" w:asciiTheme="minorHAnsi" w:hAnsiTheme="minorHAnsi" w:cstheme="minorHAnsi"/>
+          <w:b/>
+          <w:lang w:val="en-IN"/>
+        </w:rPr>
+        <w:t>3</w:t>
+      </w:r>
+      <w:r>
+        <w:rPr>
+          <w:rFonts w:asciiTheme="minorHAnsi" w:hAnsiTheme="minorHAnsi" w:cstheme="minorHAnsi"/>
+          <w:b/>
+        </w:rPr>
+        <w:t>)</w:t>
       </w:r>
       <w:r>
         <w:rPr>
@@ -3185,8 +3310,6 @@
         </w:rPr>
         <w:fldChar w:fldCharType="end"/>
       </w:r>
-      <w:bookmarkStart w:id="7" w:name="_GoBack"/>
-      <w:bookmarkEnd w:id="7"/>
     </w:p>
     <w:p>
       <w:pPr>
@@ -4482,16 +4605,16 @@
           <w:rFonts w:eastAsia="Times New Roman" w:asciiTheme="minorHAnsi" w:hAnsiTheme="minorHAnsi" w:cstheme="minorHAnsi"/>
           <w:color w:val="000000"/>
         </w:rPr>
-        <w:t xml:space="preserve"> Travelling, Technology Blogging, Teaching, Artificial Intelligence Research</w:t>
-      </w:r>
-      <w:r>
-        <w:rPr>
-          <w:rFonts w:asciiTheme="minorHAnsi" w:hAnsiTheme="minorHAnsi" w:cstheme="minorHAnsi"/>
-          <w:b/>
-          <w:bCs/>
+        <w:t xml:space="preserve"> Travelling, Technology Bloggin</w:t>
+      </w:r>
+      <w:bookmarkStart w:id="7" w:name="_GoBack"/>
+      <w:bookmarkEnd w:id="7"/>
+      <w:r>
+        <w:rPr>
+          <w:rFonts w:eastAsia="Times New Roman" w:asciiTheme="minorHAnsi" w:hAnsiTheme="minorHAnsi" w:cstheme="minorHAnsi"/>
           <w:color w:val="000000"/>
         </w:rPr>
-        <w:t xml:space="preserve"> </w:t>
+        <w:t>g, Teaching, Artificial Intelligence Research</w:t>
       </w:r>
     </w:p>
     <w:sectPr>

--- a/1.1_resume/me/shahil_Ds_CV_jun2026 - Copy (2)update.docx
+++ b/1.1_resume/me/shahil_Ds_CV_jun2026 - Copy (2)update.docx
@@ -13,12 +13,12 @@
         <w:ind w:left="0"/>
         <w:jc w:val="center"/>
         <w:rPr>
-          <w:rFonts w:asciiTheme="minorHAnsi" w:hAnsiTheme="minorHAnsi" w:cstheme="minorHAnsi"/>
-        </w:rPr>
-      </w:pPr>
-      <w:r>
-        <w:rPr>
-          <w:rFonts w:asciiTheme="minorHAnsi" w:hAnsiTheme="minorHAnsi" w:cstheme="minorHAnsi"/>
+          <w:rFonts w:hint="default" w:ascii="Calibri" w:hAnsi="Calibri" w:cs="Calibri"/>
+        </w:rPr>
+      </w:pPr>
+      <w:r>
+        <w:rPr>
+          <w:rFonts w:hint="default" w:ascii="Calibri" w:hAnsi="Calibri" w:cs="Calibri"/>
         </w:rPr>
         <w:t>MD SHAHIL ANSARI</w:t>
       </w:r>
@@ -34,14 +34,14 @@
         <w:ind w:left="0"/>
         <w:jc w:val="center"/>
         <w:rPr>
-          <w:rFonts w:asciiTheme="minorHAnsi" w:hAnsiTheme="minorHAnsi" w:cstheme="minorHAnsi"/>
+          <w:rFonts w:hint="default" w:ascii="Calibri" w:hAnsi="Calibri" w:cs="Calibri"/>
           <w:sz w:val="18"/>
           <w:szCs w:val="18"/>
         </w:rPr>
       </w:pPr>
       <w:r>
         <w:rPr>
-          <w:rFonts w:asciiTheme="minorHAnsi" w:hAnsiTheme="minorHAnsi" w:cstheme="minorHAnsi"/>
+          <w:rFonts w:hint="default" w:ascii="Calibri" w:hAnsi="Calibri" w:cs="Calibri"/>
           <w:sz w:val="18"/>
           <w:szCs w:val="18"/>
         </w:rPr>
@@ -60,12 +60,12 @@
         <w:ind w:left="879" w:firstLine="0"/>
         <w:jc w:val="both"/>
         <w:rPr>
-          <w:rFonts w:asciiTheme="minorHAnsi" w:hAnsiTheme="minorHAnsi" w:cstheme="minorHAnsi"/>
-        </w:rPr>
-      </w:pPr>
-      <w:r>
-        <w:rPr>
-          <w:rFonts w:asciiTheme="minorHAnsi" w:hAnsiTheme="minorHAnsi" w:cstheme="minorHAnsi"/>
+          <w:rFonts w:hint="default" w:ascii="Calibri" w:hAnsi="Calibri" w:cs="Calibri"/>
+        </w:rPr>
+      </w:pPr>
+      <w:r>
+        <w:rPr>
+          <w:rFonts w:hint="default" w:ascii="Calibri" w:hAnsi="Calibri" w:cs="Calibri"/>
           <w:color w:val="0070C0"/>
         </w:rPr>
         <w:drawing>
@@ -116,7 +116,7 @@
       </w:r>
       <w:r>
         <w:rPr>
-          <w:rFonts w:asciiTheme="minorHAnsi" w:hAnsiTheme="minorHAnsi" w:cstheme="minorHAnsi"/>
+          <w:rFonts w:hint="default" w:ascii="Calibri" w:hAnsi="Calibri" w:cs="Calibri"/>
           <w:color w:val="0070C0"/>
         </w:rPr>
         <w:drawing>
@@ -166,18 +166,27 @@
         </w:drawing>
       </w:r>
       <w:r>
+        <w:rPr>
+          <w:rFonts w:hint="default" w:ascii="Calibri" w:hAnsi="Calibri" w:cs="Calibri"/>
+        </w:rPr>
         <w:fldChar w:fldCharType="begin"/>
       </w:r>
       <w:r>
+        <w:rPr>
+          <w:rFonts w:hint="default" w:ascii="Calibri" w:hAnsi="Calibri" w:cs="Calibri"/>
+        </w:rPr>
         <w:instrText xml:space="preserve"> HYPERLINK "mailto:mohammadshahil4u@gmail.com" </w:instrText>
       </w:r>
       <w:r>
+        <w:rPr>
+          <w:rFonts w:hint="default" w:ascii="Calibri" w:hAnsi="Calibri" w:cs="Calibri"/>
+        </w:rPr>
         <w:fldChar w:fldCharType="separate"/>
       </w:r>
       <w:r>
         <w:rPr>
           <w:rStyle w:val="10"/>
-          <w:rFonts w:asciiTheme="minorHAnsi" w:hAnsiTheme="minorHAnsi" w:cstheme="minorHAnsi"/>
+          <w:rFonts w:hint="default" w:ascii="Calibri" w:hAnsi="Calibri" w:cs="Calibri"/>
           <w:color w:val="0070C0"/>
           <w:spacing w:val="-2"/>
           <w:u w:color="006FC0"/>
@@ -187,7 +196,7 @@
       <w:r>
         <w:rPr>
           <w:rStyle w:val="10"/>
-          <w:rFonts w:asciiTheme="minorHAnsi" w:hAnsiTheme="minorHAnsi" w:cstheme="minorHAnsi"/>
+          <w:rFonts w:hint="default" w:ascii="Calibri" w:hAnsi="Calibri" w:cs="Calibri"/>
           <w:color w:val="0070C0"/>
           <w:spacing w:val="-2"/>
           <w:u w:color="006FC0"/>
@@ -196,23 +205,32 @@
       </w:r>
       <w:r>
         <w:rPr>
-          <w:rFonts w:asciiTheme="minorHAnsi" w:hAnsiTheme="minorHAnsi" w:cstheme="minorHAnsi"/>
+          <w:rFonts w:hint="default" w:ascii="Calibri" w:hAnsi="Calibri" w:cs="Calibri"/>
           <w:color w:val="006FC0"/>
         </w:rPr>
         <w:tab/>
       </w:r>
       <w:r>
+        <w:rPr>
+          <w:rFonts w:hint="default" w:ascii="Calibri" w:hAnsi="Calibri" w:cs="Calibri"/>
+        </w:rPr>
         <w:fldChar w:fldCharType="begin"/>
       </w:r>
       <w:r>
+        <w:rPr>
+          <w:rFonts w:hint="default" w:ascii="Calibri" w:hAnsi="Calibri" w:cs="Calibri"/>
+        </w:rPr>
         <w:instrText xml:space="preserve"> HYPERLINK "https://www.linkedin.com/in/md-shahil-ai/" \h </w:instrText>
       </w:r>
       <w:r>
+        <w:rPr>
+          <w:rFonts w:hint="default" w:ascii="Calibri" w:hAnsi="Calibri" w:cs="Calibri"/>
+        </w:rPr>
         <w:fldChar w:fldCharType="separate"/>
       </w:r>
       <w:r>
         <w:rPr>
-          <w:rFonts w:asciiTheme="minorHAnsi" w:hAnsiTheme="minorHAnsi" w:cstheme="minorHAnsi"/>
+          <w:rFonts w:hint="default" w:ascii="Calibri" w:hAnsi="Calibri" w:cs="Calibri"/>
           <w:color w:val="006FC0"/>
           <w:spacing w:val="-2"/>
           <w:u w:val="single" w:color="006FC0"/>
@@ -221,14 +239,14 @@
       </w:r>
       <w:r>
         <w:rPr>
-          <w:rFonts w:asciiTheme="minorHAnsi" w:hAnsiTheme="minorHAnsi" w:cstheme="minorHAnsi"/>
+          <w:rFonts w:hint="default" w:ascii="Calibri" w:hAnsi="Calibri" w:cs="Calibri"/>
           <w:color w:val="006FC0"/>
         </w:rPr>
         <w:tab/>
       </w:r>
       <w:r>
         <w:rPr>
-          <w:rFonts w:asciiTheme="minorHAnsi" w:hAnsiTheme="minorHAnsi" w:cstheme="minorHAnsi"/>
+          <w:rFonts w:hint="default" w:ascii="Calibri" w:hAnsi="Calibri" w:cs="Calibri"/>
           <w:color w:val="006FC0"/>
           <w:position w:val="2"/>
         </w:rPr>
@@ -236,7 +254,7 @@
       </w:r>
       <w:r>
         <w:rPr>
-          <w:rFonts w:asciiTheme="minorHAnsi" w:hAnsiTheme="minorHAnsi" w:cstheme="minorHAnsi"/>
+          <w:rFonts w:hint="default" w:ascii="Calibri" w:hAnsi="Calibri" w:cs="Calibri"/>
           <w:color w:val="006FC0"/>
           <w:position w:val="2"/>
         </w:rPr>
@@ -244,7 +262,7 @@
       </w:r>
       <w:r>
         <w:rPr>
-          <w:rFonts w:asciiTheme="minorHAnsi" w:hAnsiTheme="minorHAnsi" w:cstheme="minorHAnsi"/>
+          <w:rFonts w:hint="default" w:ascii="Calibri" w:hAnsi="Calibri" w:cs="Calibri"/>
           <w:color w:val="006FC0"/>
           <w:position w:val="-4"/>
         </w:rPr>
@@ -287,17 +305,26 @@
         </w:drawing>
       </w:r>
       <w:r>
+        <w:rPr>
+          <w:rFonts w:hint="default" w:ascii="Calibri" w:hAnsi="Calibri" w:cs="Calibri"/>
+        </w:rPr>
         <w:fldChar w:fldCharType="begin"/>
       </w:r>
       <w:r>
+        <w:rPr>
+          <w:rFonts w:hint="default" w:ascii="Calibri" w:hAnsi="Calibri" w:cs="Calibri"/>
+        </w:rPr>
         <w:instrText xml:space="preserve"> HYPERLINK "https://github.com/shahil04" \h </w:instrText>
       </w:r>
       <w:r>
+        <w:rPr>
+          <w:rFonts w:hint="default" w:ascii="Calibri" w:hAnsi="Calibri" w:cs="Calibri"/>
+        </w:rPr>
         <w:fldChar w:fldCharType="separate"/>
       </w:r>
       <w:r>
         <w:rPr>
-          <w:rFonts w:asciiTheme="minorHAnsi" w:hAnsiTheme="minorHAnsi" w:cstheme="minorHAnsi"/>
+          <w:rFonts w:hint="default" w:ascii="Calibri" w:hAnsi="Calibri" w:cs="Calibri"/>
           <w:color w:val="006FC0"/>
           <w:position w:val="2"/>
           <w:u w:val="single" w:color="006FC0"/>
@@ -306,7 +333,7 @@
       </w:r>
       <w:r>
         <w:rPr>
-          <w:rFonts w:asciiTheme="minorHAnsi" w:hAnsiTheme="minorHAnsi" w:cstheme="minorHAnsi"/>
+          <w:rFonts w:hint="default" w:ascii="Calibri" w:hAnsi="Calibri" w:cs="Calibri"/>
           <w:color w:val="006FC0"/>
           <w:position w:val="2"/>
         </w:rPr>
@@ -314,21 +341,21 @@
       </w:r>
       <w:r>
         <w:rPr>
-          <w:rFonts w:asciiTheme="minorHAnsi" w:hAnsiTheme="minorHAnsi" w:cstheme="minorHAnsi"/>
+          <w:rFonts w:hint="default" w:ascii="Calibri" w:hAnsi="Calibri" w:cs="Calibri"/>
           <w:color w:val="006FC0"/>
         </w:rPr>
         <w:t xml:space="preserve"> </w:t>
       </w:r>
       <w:r>
         <w:rPr>
-          <w:rFonts w:asciiTheme="minorHAnsi" w:hAnsiTheme="minorHAnsi" w:cstheme="minorHAnsi"/>
+          <w:rFonts w:hint="default" w:ascii="Calibri" w:hAnsi="Calibri" w:cs="Calibri"/>
           <w:color w:val="006FC0"/>
         </w:rPr>
         <w:fldChar w:fldCharType="end"/>
       </w:r>
       <w:r>
         <w:rPr>
-          <w:rFonts w:asciiTheme="minorHAnsi" w:hAnsiTheme="minorHAnsi" w:cstheme="minorHAnsi"/>
+          <w:rFonts w:hint="default" w:ascii="Calibri" w:hAnsi="Calibri" w:cs="Calibri"/>
           <w:color w:val="006FC0"/>
           <w:position w:val="-5"/>
         </w:rPr>
@@ -372,14 +399,14 @@
       </w:r>
       <w:r>
         <w:rPr>
-          <w:rFonts w:asciiTheme="minorHAnsi" w:hAnsiTheme="minorHAnsi" w:cstheme="minorHAnsi"/>
+          <w:rFonts w:hint="default" w:ascii="Calibri" w:hAnsi="Calibri" w:cs="Calibri"/>
           <w:color w:val="355F91"/>
         </w:rPr>
         <w:t>+91</w:t>
       </w:r>
       <w:r>
         <w:rPr>
-          <w:rFonts w:asciiTheme="minorHAnsi" w:hAnsiTheme="minorHAnsi" w:cstheme="minorHAnsi"/>
+          <w:rFonts w:hint="default" w:ascii="Calibri" w:hAnsi="Calibri" w:cs="Calibri"/>
           <w:color w:val="355F91"/>
           <w:spacing w:val="-10"/>
         </w:rPr>
@@ -387,7 +414,7 @@
       </w:r>
       <w:r>
         <w:rPr>
-          <w:rFonts w:asciiTheme="minorHAnsi" w:hAnsiTheme="minorHAnsi" w:cstheme="minorHAnsi"/>
+          <w:rFonts w:hint="default" w:ascii="Calibri" w:hAnsi="Calibri" w:cs="Calibri"/>
           <w:color w:val="006FC0"/>
           <w:u w:val="single" w:color="006FC0"/>
         </w:rPr>
@@ -395,7 +422,7 @@
       </w:r>
       <w:r>
         <w:rPr>
-          <w:rFonts w:asciiTheme="minorHAnsi" w:hAnsiTheme="minorHAnsi" w:cstheme="minorHAnsi"/>
+          <w:rFonts w:hint="default" w:ascii="Calibri" w:hAnsi="Calibri" w:cs="Calibri"/>
           <w:color w:val="006FC0"/>
           <w:spacing w:val="79"/>
           <w:w w:val="150"/>
@@ -404,7 +431,7 @@
       </w:r>
       <w:r>
         <w:rPr>
-          <w:rFonts w:asciiTheme="minorHAnsi" w:hAnsiTheme="minorHAnsi" w:cstheme="minorHAnsi"/>
+          <w:rFonts w:hint="default" w:ascii="Calibri" w:hAnsi="Calibri" w:cs="Calibri"/>
           <w:color w:val="006FC0"/>
           <w:position w:val="-3"/>
         </w:rPr>
@@ -448,7 +475,7 @@
       </w:r>
       <w:r>
         <w:rPr>
-          <w:rFonts w:asciiTheme="minorHAnsi" w:hAnsiTheme="minorHAnsi" w:cstheme="minorHAnsi"/>
+          <w:rFonts w:hint="default" w:ascii="Calibri" w:hAnsi="Calibri" w:cs="Calibri"/>
           <w:color w:val="006FC0"/>
           <w:spacing w:val="-23"/>
           <w:position w:val="4"/>
@@ -457,7 +484,7 @@
       </w:r>
       <w:r>
         <w:rPr>
-          <w:rFonts w:asciiTheme="minorHAnsi" w:hAnsiTheme="minorHAnsi" w:cstheme="minorHAnsi"/>
+          <w:rFonts w:hint="default" w:ascii="Calibri" w:hAnsi="Calibri" w:cs="Calibri"/>
           <w:color w:val="006FC0"/>
           <w:position w:val="4"/>
           <w:u w:val="single" w:color="006FC0"/>
@@ -469,7 +496,7 @@
       <w:pPr>
         <w:pStyle w:val="2"/>
         <w:rPr>
-          <w:rFonts w:asciiTheme="minorHAnsi" w:hAnsiTheme="minorHAnsi" w:cstheme="minorHAnsi"/>
+          <w:rFonts w:hint="default" w:ascii="Calibri" w:hAnsi="Calibri" w:cs="Calibri"/>
         </w:rPr>
       </w:pPr>
     </w:p>
@@ -477,12 +504,12 @@
       <w:pPr>
         <w:pStyle w:val="2"/>
         <w:rPr>
-          <w:rFonts w:asciiTheme="minorHAnsi" w:hAnsiTheme="minorHAnsi" w:cstheme="minorHAnsi"/>
-        </w:rPr>
-      </w:pPr>
-      <w:r>
-        <w:rPr>
-          <w:rFonts w:asciiTheme="minorHAnsi" w:hAnsiTheme="minorHAnsi" w:cstheme="minorHAnsi"/>
+          <w:rFonts w:hint="default" w:ascii="Calibri" w:hAnsi="Calibri" w:cs="Calibri"/>
+        </w:rPr>
+      </w:pPr>
+      <w:r>
+        <w:rPr>
+          <w:rFonts w:hint="default" w:ascii="Calibri" w:hAnsi="Calibri" w:cs="Calibri"/>
         </w:rPr>
         <w:t>Professional Summary</w:t>
       </w:r>
@@ -491,12 +518,12 @@
       <w:pPr>
         <w:ind w:left="284"/>
         <w:rPr>
-          <w:rFonts w:asciiTheme="minorHAnsi" w:hAnsiTheme="minorHAnsi" w:cstheme="minorHAnsi"/>
-        </w:rPr>
-      </w:pPr>
-      <w:r>
-        <w:rPr>
-          <w:rFonts w:asciiTheme="minorHAnsi" w:hAnsiTheme="minorHAnsi" w:cstheme="minorHAnsi"/>
+          <w:rFonts w:hint="default" w:ascii="Calibri" w:hAnsi="Calibri" w:cs="Calibri"/>
+        </w:rPr>
+      </w:pPr>
+      <w:r>
+        <w:rPr>
+          <w:rFonts w:hint="default" w:ascii="Calibri" w:hAnsi="Calibri" w:cs="Calibri"/>
         </w:rPr>
         <w:t>Results-driven Data Scientist and Generative AI Specialist with expertise in Machine Learning, Deep Learning, NLP, Large Language Models (LLMs), Retrieval-Augmented Generation (RAG), Agentic AI Systems, LangChain, LangGraph, FastAPI, MLOps, and Cloud Deployment. Experienced in designing and deploying production-ready AI applications, intelligent chatbots, recommendation systems, multi-agent workflows, and end-to-end ML solutions.</w:t>
       </w:r>
@@ -505,7 +532,7 @@
       <w:pPr>
         <w:pStyle w:val="2"/>
         <w:rPr>
-          <w:rFonts w:asciiTheme="minorHAnsi" w:hAnsiTheme="minorHAnsi" w:cstheme="minorHAnsi"/>
+          <w:rFonts w:hint="default" w:ascii="Calibri" w:hAnsi="Calibri" w:cs="Calibri"/>
           <w:color w:val="365F91"/>
         </w:rPr>
       </w:pPr>
@@ -514,12 +541,12 @@
       <w:pPr>
         <w:pStyle w:val="2"/>
         <w:rPr>
-          <w:rFonts w:asciiTheme="minorHAnsi" w:hAnsiTheme="minorHAnsi" w:cstheme="minorHAnsi"/>
-        </w:rPr>
-      </w:pPr>
-      <w:r>
-        <w:rPr>
-          <w:rFonts w:asciiTheme="minorHAnsi" w:hAnsiTheme="minorHAnsi" w:cstheme="minorHAnsi"/>
+          <w:rFonts w:hint="default" w:ascii="Calibri" w:hAnsi="Calibri" w:cs="Calibri"/>
+        </w:rPr>
+      </w:pPr>
+      <w:r>
+        <w:rPr>
+          <w:rFonts w:hint="default" w:ascii="Calibri" w:hAnsi="Calibri" w:cs="Calibri"/>
         </w:rPr>
         <mc:AlternateContent>
           <mc:Choice Requires="wpg">
@@ -628,14 +655,14 @@
       <w:bookmarkEnd w:id="0"/>
       <w:r>
         <w:rPr>
-          <w:rFonts w:asciiTheme="minorHAnsi" w:hAnsiTheme="minorHAnsi" w:cstheme="minorHAnsi"/>
+          <w:rFonts w:hint="default" w:ascii="Calibri" w:hAnsi="Calibri" w:cs="Calibri"/>
           <w:color w:val="365F91"/>
         </w:rPr>
         <w:t>Technical</w:t>
       </w:r>
       <w:r>
         <w:rPr>
-          <w:rFonts w:asciiTheme="minorHAnsi" w:hAnsiTheme="minorHAnsi" w:cstheme="minorHAnsi"/>
+          <w:rFonts w:hint="default" w:ascii="Calibri" w:hAnsi="Calibri" w:cs="Calibri"/>
           <w:color w:val="365F91"/>
           <w:spacing w:val="53"/>
         </w:rPr>
@@ -643,7 +670,7 @@
       </w:r>
       <w:r>
         <w:rPr>
-          <w:rFonts w:asciiTheme="minorHAnsi" w:hAnsiTheme="minorHAnsi" w:cstheme="minorHAnsi"/>
+          <w:rFonts w:hint="default" w:ascii="Calibri" w:hAnsi="Calibri" w:cs="Calibri"/>
           <w:color w:val="365F91"/>
           <w:spacing w:val="-2"/>
         </w:rPr>
@@ -654,12 +681,12 @@
       <w:pPr>
         <w:ind w:left="284"/>
         <w:rPr>
-          <w:rFonts w:asciiTheme="minorHAnsi" w:hAnsiTheme="minorHAnsi" w:cstheme="minorHAnsi"/>
-        </w:rPr>
-      </w:pPr>
-      <w:r>
-        <w:rPr>
-          <w:rFonts w:asciiTheme="minorHAnsi" w:hAnsiTheme="minorHAnsi" w:cstheme="minorHAnsi"/>
+          <w:rFonts w:hint="default" w:ascii="Calibri" w:hAnsi="Calibri" w:cs="Calibri"/>
+        </w:rPr>
+      </w:pPr>
+      <w:r>
+        <w:rPr>
+          <w:rFonts w:hint="default" w:ascii="Calibri" w:hAnsi="Calibri" w:cs="Calibri"/>
           <w:b/>
           <w:bCs/>
         </w:rPr>
@@ -667,7 +694,7 @@
       </w:r>
       <w:r>
         <w:rPr>
-          <w:rFonts w:asciiTheme="minorHAnsi" w:hAnsiTheme="minorHAnsi" w:cstheme="minorHAnsi"/>
+          <w:rFonts w:hint="default" w:ascii="Calibri" w:hAnsi="Calibri" w:cs="Calibri"/>
         </w:rPr>
         <w:t>Python, SQL</w:t>
       </w:r>
@@ -676,12 +703,12 @@
       <w:pPr>
         <w:ind w:left="284"/>
         <w:rPr>
-          <w:rFonts w:asciiTheme="minorHAnsi" w:hAnsiTheme="minorHAnsi" w:cstheme="minorHAnsi"/>
-        </w:rPr>
-      </w:pPr>
-      <w:r>
-        <w:rPr>
-          <w:rFonts w:asciiTheme="minorHAnsi" w:hAnsiTheme="minorHAnsi" w:cstheme="minorHAnsi"/>
+          <w:rFonts w:hint="default" w:ascii="Calibri" w:hAnsi="Calibri" w:cs="Calibri"/>
+        </w:rPr>
+      </w:pPr>
+      <w:r>
+        <w:rPr>
+          <w:rFonts w:hint="default" w:ascii="Calibri" w:hAnsi="Calibri" w:cs="Calibri"/>
           <w:b/>
           <w:bCs/>
         </w:rPr>
@@ -689,7 +716,7 @@
       </w:r>
       <w:r>
         <w:rPr>
-          <w:rFonts w:asciiTheme="minorHAnsi" w:hAnsiTheme="minorHAnsi" w:cstheme="minorHAnsi"/>
+          <w:rFonts w:hint="default" w:ascii="Calibri" w:hAnsi="Calibri" w:cs="Calibri"/>
         </w:rPr>
         <w:t xml:space="preserve"> Pandas, NumPy, Matplotlib, Seaborn, Power BI, Tableau, Excel</w:t>
       </w:r>
@@ -698,12 +725,12 @@
       <w:pPr>
         <w:ind w:left="284"/>
         <w:rPr>
-          <w:rFonts w:asciiTheme="minorHAnsi" w:hAnsiTheme="minorHAnsi" w:cstheme="minorHAnsi"/>
-        </w:rPr>
-      </w:pPr>
-      <w:r>
-        <w:rPr>
-          <w:rFonts w:asciiTheme="minorHAnsi" w:hAnsiTheme="minorHAnsi" w:cstheme="minorHAnsi"/>
+          <w:rFonts w:hint="default" w:ascii="Calibri" w:hAnsi="Calibri" w:cs="Calibri"/>
+        </w:rPr>
+      </w:pPr>
+      <w:r>
+        <w:rPr>
+          <w:rFonts w:hint="default" w:ascii="Calibri" w:hAnsi="Calibri" w:cs="Calibri"/>
           <w:b/>
           <w:bCs/>
         </w:rPr>
@@ -711,7 +738,7 @@
       </w:r>
       <w:r>
         <w:rPr>
-          <w:rFonts w:asciiTheme="minorHAnsi" w:hAnsiTheme="minorHAnsi" w:cstheme="minorHAnsi"/>
+          <w:rFonts w:hint="default" w:ascii="Calibri" w:hAnsi="Calibri" w:cs="Calibri"/>
         </w:rPr>
         <w:t xml:space="preserve"> Regression, Classification, Clustering, Random Forest, SVM, Feature Engineering</w:t>
       </w:r>
@@ -720,12 +747,12 @@
       <w:pPr>
         <w:ind w:left="284"/>
         <w:rPr>
-          <w:rFonts w:asciiTheme="minorHAnsi" w:hAnsiTheme="minorHAnsi" w:cstheme="minorHAnsi"/>
-        </w:rPr>
-      </w:pPr>
-      <w:r>
-        <w:rPr>
-          <w:rFonts w:asciiTheme="minorHAnsi" w:hAnsiTheme="minorHAnsi" w:cstheme="minorHAnsi"/>
+          <w:rFonts w:hint="default" w:ascii="Calibri" w:hAnsi="Calibri" w:cs="Calibri"/>
+        </w:rPr>
+      </w:pPr>
+      <w:r>
+        <w:rPr>
+          <w:rFonts w:hint="default" w:ascii="Calibri" w:hAnsi="Calibri" w:cs="Calibri"/>
           <w:b/>
           <w:bCs/>
         </w:rPr>
@@ -733,7 +760,7 @@
       </w:r>
       <w:r>
         <w:rPr>
-          <w:rFonts w:asciiTheme="minorHAnsi" w:hAnsiTheme="minorHAnsi" w:cstheme="minorHAnsi"/>
+          <w:rFonts w:hint="default" w:ascii="Calibri" w:hAnsi="Calibri" w:cs="Calibri"/>
         </w:rPr>
         <w:t xml:space="preserve"> TensorFlow, Keras, CNN, RNN, LSTM, Transformers, NLP</w:t>
       </w:r>
@@ -742,12 +769,12 @@
       <w:pPr>
         <w:ind w:left="284"/>
         <w:rPr>
-          <w:rFonts w:asciiTheme="minorHAnsi" w:hAnsiTheme="minorHAnsi" w:cstheme="minorHAnsi"/>
-        </w:rPr>
-      </w:pPr>
-      <w:r>
-        <w:rPr>
-          <w:rFonts w:asciiTheme="minorHAnsi" w:hAnsiTheme="minorHAnsi" w:cstheme="minorHAnsi"/>
+          <w:rFonts w:hint="default" w:ascii="Calibri" w:hAnsi="Calibri" w:cs="Calibri"/>
+        </w:rPr>
+      </w:pPr>
+      <w:r>
+        <w:rPr>
+          <w:rFonts w:hint="default" w:ascii="Calibri" w:hAnsi="Calibri" w:cs="Calibri"/>
           <w:b/>
           <w:bCs/>
         </w:rPr>
@@ -755,7 +782,7 @@
       </w:r>
       <w:r>
         <w:rPr>
-          <w:rFonts w:asciiTheme="minorHAnsi" w:hAnsiTheme="minorHAnsi" w:cstheme="minorHAnsi"/>
+          <w:rFonts w:hint="default" w:ascii="Calibri" w:hAnsi="Calibri" w:cs="Calibri"/>
         </w:rPr>
         <w:t>: ChromaDB, Pinecone, FAISS</w:t>
       </w:r>
@@ -764,12 +791,12 @@
       <w:pPr>
         <w:ind w:left="284"/>
         <w:rPr>
-          <w:rFonts w:asciiTheme="minorHAnsi" w:hAnsiTheme="minorHAnsi" w:cstheme="minorHAnsi"/>
-        </w:rPr>
-      </w:pPr>
-      <w:r>
-        <w:rPr>
-          <w:rFonts w:asciiTheme="minorHAnsi" w:hAnsiTheme="minorHAnsi" w:cstheme="minorHAnsi"/>
+          <w:rFonts w:hint="default" w:ascii="Calibri" w:hAnsi="Calibri" w:cs="Calibri"/>
+        </w:rPr>
+      </w:pPr>
+      <w:r>
+        <w:rPr>
+          <w:rFonts w:hint="default" w:ascii="Calibri" w:hAnsi="Calibri" w:cs="Calibri"/>
           <w:b/>
           <w:bCs/>
         </w:rPr>
@@ -777,7 +804,7 @@
       </w:r>
       <w:r>
         <w:rPr>
-          <w:rFonts w:asciiTheme="minorHAnsi" w:hAnsiTheme="minorHAnsi" w:cstheme="minorHAnsi"/>
+          <w:rFonts w:hint="default" w:ascii="Calibri" w:hAnsi="Calibri" w:cs="Calibri"/>
         </w:rPr>
         <w:t xml:space="preserve"> FastAPI, Flask, REST APIs</w:t>
       </w:r>
@@ -786,12 +813,12 @@
       <w:pPr>
         <w:ind w:left="284"/>
         <w:rPr>
-          <w:rFonts w:asciiTheme="minorHAnsi" w:hAnsiTheme="minorHAnsi" w:cstheme="minorHAnsi"/>
-        </w:rPr>
-      </w:pPr>
-      <w:r>
-        <w:rPr>
-          <w:rFonts w:asciiTheme="minorHAnsi" w:hAnsiTheme="minorHAnsi" w:cstheme="minorHAnsi"/>
+          <w:rFonts w:hint="default" w:ascii="Calibri" w:hAnsi="Calibri" w:cs="Calibri"/>
+        </w:rPr>
+      </w:pPr>
+      <w:r>
+        <w:rPr>
+          <w:rFonts w:hint="default" w:ascii="Calibri" w:hAnsi="Calibri" w:cs="Calibri"/>
           <w:b/>
           <w:bCs/>
         </w:rPr>
@@ -799,20 +826,20 @@
       </w:r>
       <w:r>
         <w:rPr>
-          <w:rFonts w:asciiTheme="minorHAnsi" w:hAnsiTheme="minorHAnsi" w:cstheme="minorHAnsi"/>
+          <w:rFonts w:hint="default" w:ascii="Calibri" w:hAnsi="Calibri" w:cs="Calibri"/>
         </w:rPr>
         <w:t xml:space="preserve">: Docker, MLflow, </w:t>
       </w:r>
       <w:r>
         <w:rPr>
-          <w:rFonts w:hint="default" w:asciiTheme="minorHAnsi" w:hAnsiTheme="minorHAnsi" w:cstheme="minorHAnsi"/>
+          <w:rFonts w:hint="default" w:ascii="Calibri" w:hAnsi="Calibri" w:cs="Calibri"/>
           <w:lang w:val="en-IN"/>
         </w:rPr>
         <w:t>Git,</w:t>
       </w:r>
       <w:r>
         <w:rPr>
-          <w:rFonts w:asciiTheme="minorHAnsi" w:hAnsiTheme="minorHAnsi" w:cstheme="minorHAnsi"/>
+          <w:rFonts w:hint="default" w:ascii="Calibri" w:hAnsi="Calibri" w:cs="Calibri"/>
         </w:rPr>
         <w:t>GitHub Actions, CI/CD, AWS, GCP</w:t>
       </w:r>
@@ -821,12 +848,12 @@
       <w:pPr>
         <w:ind w:left="284"/>
         <w:rPr>
-          <w:rFonts w:asciiTheme="minorHAnsi" w:hAnsiTheme="minorHAnsi" w:cstheme="minorHAnsi"/>
-        </w:rPr>
-      </w:pPr>
-      <w:r>
-        <w:rPr>
-          <w:rFonts w:asciiTheme="minorHAnsi" w:hAnsiTheme="minorHAnsi" w:cstheme="minorHAnsi"/>
+          <w:rFonts w:hint="default" w:ascii="Calibri" w:hAnsi="Calibri" w:cs="Calibri"/>
+        </w:rPr>
+      </w:pPr>
+      <w:r>
+        <w:rPr>
+          <w:rFonts w:hint="default" w:ascii="Calibri" w:hAnsi="Calibri" w:cs="Calibri"/>
           <w:b/>
           <w:bCs/>
         </w:rPr>
@@ -834,7 +861,7 @@
       </w:r>
       <w:r>
         <w:rPr>
-          <w:rFonts w:asciiTheme="minorHAnsi" w:hAnsiTheme="minorHAnsi" w:cstheme="minorHAnsi"/>
+          <w:rFonts w:hint="default" w:ascii="Calibri" w:hAnsi="Calibri" w:cs="Calibri"/>
         </w:rPr>
         <w:t>: PySpark</w:t>
       </w:r>
@@ -843,12 +870,12 @@
       <w:pPr>
         <w:ind w:left="284"/>
         <w:rPr>
-          <w:rFonts w:asciiTheme="minorHAnsi" w:hAnsiTheme="minorHAnsi" w:cstheme="minorHAnsi"/>
-        </w:rPr>
-      </w:pPr>
-      <w:r>
-        <w:rPr>
-          <w:rFonts w:asciiTheme="minorHAnsi" w:hAnsiTheme="minorHAnsi" w:cstheme="minorHAnsi"/>
+          <w:rFonts w:hint="default" w:ascii="Calibri" w:hAnsi="Calibri" w:cs="Calibri"/>
+        </w:rPr>
+      </w:pPr>
+      <w:r>
+        <w:rPr>
+          <w:rFonts w:hint="default" w:ascii="Calibri" w:hAnsi="Calibri" w:cs="Calibri"/>
           <w:b/>
           <w:bCs/>
         </w:rPr>
@@ -856,7 +883,7 @@
       </w:r>
       <w:r>
         <w:rPr>
-          <w:rFonts w:hint="default" w:asciiTheme="minorHAnsi" w:hAnsiTheme="minorHAnsi" w:cstheme="minorHAnsi"/>
+          <w:rFonts w:hint="default" w:ascii="Calibri" w:hAnsi="Calibri" w:cs="Calibri"/>
           <w:b/>
           <w:bCs/>
           <w:lang w:val="en-IN"/>
@@ -865,7 +892,7 @@
       </w:r>
       <w:r>
         <w:rPr>
-          <w:rFonts w:asciiTheme="minorHAnsi" w:hAnsiTheme="minorHAnsi" w:cstheme="minorHAnsi"/>
+          <w:rFonts w:hint="default" w:ascii="Calibri" w:hAnsi="Calibri" w:cs="Calibri"/>
           <w:b/>
           <w:bCs/>
         </w:rPr>
@@ -873,7 +900,7 @@
       </w:r>
       <w:r>
         <w:rPr>
-          <w:rFonts w:asciiTheme="minorHAnsi" w:hAnsiTheme="minorHAnsi" w:cstheme="minorHAnsi"/>
+          <w:rFonts w:hint="default" w:ascii="Calibri" w:hAnsi="Calibri" w:cs="Calibri"/>
         </w:rPr>
         <w:t>: LLMs, RAG, LangChain, LangGraph, CrewAI, MCP, OpenAI, Gemini, Claude, Hugging Face</w:t>
       </w:r>
@@ -882,11 +909,12 @@
       <w:pPr>
         <w:ind w:left="284"/>
         <w:rPr>
-          <w:rFonts w:asciiTheme="minorHAnsi" w:hAnsiTheme="minorHAnsi" w:cstheme="minorHAnsi"/>
-        </w:rPr>
-      </w:pPr>
-      <w:r>
-        <w:rPr>
+          <w:rFonts w:hint="default" w:ascii="Calibri" w:hAnsi="Calibri" w:cs="Calibri"/>
+        </w:rPr>
+      </w:pPr>
+      <w:r>
+        <w:rPr>
+          <w:rFonts w:hint="default" w:ascii="Calibri" w:hAnsi="Calibri" w:cs="Calibri"/>
           <w:b/>
           <w:bCs/>
           <w:spacing w:val="-2"/>
@@ -895,6 +923,7 @@
       </w:r>
       <w:r>
         <w:rPr>
+          <w:rFonts w:hint="default" w:ascii="Calibri" w:hAnsi="Calibri" w:cs="Calibri"/>
           <w:b/>
           <w:spacing w:val="-2"/>
         </w:rPr>
@@ -902,6 +931,7 @@
       </w:r>
       <w:r>
         <w:rPr>
+          <w:rFonts w:hint="default" w:ascii="Calibri" w:hAnsi="Calibri" w:cs="Calibri"/>
           <w:bCs/>
           <w:spacing w:val="-2"/>
         </w:rPr>
@@ -909,7 +939,7 @@
       </w:r>
       <w:r>
         <w:rPr>
-          <w:rFonts w:hint="default"/>
+          <w:rFonts w:hint="default" w:ascii="Calibri" w:hAnsi="Calibri" w:cs="Calibri"/>
           <w:bCs/>
           <w:spacing w:val="-2"/>
           <w:lang w:val="en-IN"/>
@@ -918,6 +948,7 @@
       </w:r>
       <w:r>
         <w:rPr>
+          <w:rFonts w:hint="default" w:ascii="Calibri" w:hAnsi="Calibri" w:cs="Calibri"/>
           <w:bCs/>
           <w:spacing w:val="-2"/>
         </w:rPr>
@@ -929,12 +960,12 @@
         <w:pStyle w:val="2"/>
         <w:spacing w:before="164"/>
         <w:rPr>
-          <w:rFonts w:asciiTheme="minorHAnsi" w:hAnsiTheme="minorHAnsi" w:cstheme="minorHAnsi"/>
-        </w:rPr>
-      </w:pPr>
-      <w:r>
-        <w:rPr>
-          <w:rFonts w:asciiTheme="minorHAnsi" w:hAnsiTheme="minorHAnsi" w:cstheme="minorHAnsi"/>
+          <w:rFonts w:hint="default" w:ascii="Calibri" w:hAnsi="Calibri" w:cs="Calibri"/>
+        </w:rPr>
+      </w:pPr>
+      <w:r>
+        <w:rPr>
+          <w:rFonts w:hint="default" w:ascii="Calibri" w:hAnsi="Calibri" w:cs="Calibri"/>
         </w:rPr>
         <mc:AlternateContent>
           <mc:Choice Requires="wpg">
@@ -1043,7 +1074,7 @@
       <w:bookmarkEnd w:id="1"/>
       <w:r>
         <w:rPr>
-          <w:rFonts w:asciiTheme="minorHAnsi" w:hAnsiTheme="minorHAnsi" w:cstheme="minorHAnsi"/>
+          <w:rFonts w:hint="default" w:ascii="Calibri" w:hAnsi="Calibri" w:cs="Calibri"/>
           <w:color w:val="365F91"/>
           <w:spacing w:val="-2"/>
           <w:w w:val="105"/>
@@ -1056,20 +1087,20 @@
         <w:spacing w:before="51" w:line="300" w:lineRule="exact"/>
         <w:ind w:left="294"/>
         <w:rPr>
-          <w:rFonts w:asciiTheme="minorHAnsi" w:hAnsiTheme="minorHAnsi" w:cstheme="minorHAnsi"/>
-          <w:b/>
-        </w:rPr>
-      </w:pPr>
-      <w:r>
-        <w:rPr>
-          <w:rFonts w:asciiTheme="minorHAnsi" w:hAnsiTheme="minorHAnsi" w:cstheme="minorHAnsi"/>
+          <w:rFonts w:hint="default" w:ascii="Calibri" w:hAnsi="Calibri" w:cs="Calibri"/>
+          <w:b/>
+        </w:rPr>
+      </w:pPr>
+      <w:r>
+        <w:rPr>
+          <w:rFonts w:hint="default" w:ascii="Calibri" w:hAnsi="Calibri" w:cs="Calibri"/>
           <w:b/>
         </w:rPr>
         <w:t>Data</w:t>
       </w:r>
       <w:r>
         <w:rPr>
-          <w:rFonts w:asciiTheme="minorHAnsi" w:hAnsiTheme="minorHAnsi" w:cstheme="minorHAnsi"/>
+          <w:rFonts w:hint="default" w:ascii="Calibri" w:hAnsi="Calibri" w:cs="Calibri"/>
           <w:b/>
           <w:spacing w:val="-16"/>
         </w:rPr>
@@ -1077,14 +1108,14 @@
       </w:r>
       <w:r>
         <w:rPr>
-          <w:rFonts w:asciiTheme="minorHAnsi" w:hAnsiTheme="minorHAnsi" w:cstheme="minorHAnsi"/>
+          <w:rFonts w:hint="default" w:ascii="Calibri" w:hAnsi="Calibri" w:cs="Calibri"/>
           <w:b/>
         </w:rPr>
         <w:t>Science Trainer</w:t>
       </w:r>
       <w:r>
         <w:rPr>
-          <w:rFonts w:asciiTheme="minorHAnsi" w:hAnsiTheme="minorHAnsi" w:cstheme="minorHAnsi"/>
+          <w:rFonts w:hint="default" w:ascii="Calibri" w:hAnsi="Calibri" w:cs="Calibri"/>
           <w:b/>
           <w:spacing w:val="-13"/>
         </w:rPr>
@@ -1092,7 +1123,7 @@
       </w:r>
       <w:r>
         <w:rPr>
-          <w:rFonts w:hint="default" w:asciiTheme="minorHAnsi" w:hAnsiTheme="minorHAnsi" w:cstheme="minorHAnsi"/>
+          <w:rFonts w:hint="default" w:ascii="Calibri" w:hAnsi="Calibri" w:cs="Calibri"/>
           <w:b/>
           <w:spacing w:val="-13"/>
           <w:lang w:val="en-IN"/>
@@ -1101,14 +1132,14 @@
       </w:r>
       <w:r>
         <w:rPr>
-          <w:rFonts w:asciiTheme="minorHAnsi" w:hAnsiTheme="minorHAnsi" w:cstheme="minorHAnsi"/>
+          <w:rFonts w:hint="default" w:ascii="Calibri" w:hAnsi="Calibri" w:cs="Calibri"/>
           <w:b/>
         </w:rPr>
         <w:t>|</w:t>
       </w:r>
       <w:r>
         <w:rPr>
-          <w:rFonts w:asciiTheme="minorHAnsi" w:hAnsiTheme="minorHAnsi" w:cstheme="minorHAnsi"/>
+          <w:rFonts w:hint="default" w:ascii="Calibri" w:hAnsi="Calibri" w:cs="Calibri"/>
           <w:b/>
           <w:spacing w:val="-12"/>
         </w:rPr>
@@ -1116,14 +1147,14 @@
       </w:r>
       <w:r>
         <w:rPr>
-          <w:rFonts w:asciiTheme="minorHAnsi" w:hAnsiTheme="minorHAnsi" w:cstheme="minorHAnsi"/>
+          <w:rFonts w:hint="default" w:ascii="Calibri" w:hAnsi="Calibri" w:cs="Calibri"/>
           <w:b/>
         </w:rPr>
         <w:t>Itvedant</w:t>
       </w:r>
       <w:r>
         <w:rPr>
-          <w:rFonts w:asciiTheme="minorHAnsi" w:hAnsiTheme="minorHAnsi" w:cstheme="minorHAnsi"/>
+          <w:rFonts w:hint="default" w:ascii="Calibri" w:hAnsi="Calibri" w:cs="Calibri"/>
           <w:b/>
           <w:spacing w:val="-14"/>
         </w:rPr>
@@ -1131,46 +1162,46 @@
       </w:r>
       <w:r>
         <w:rPr>
-          <w:rFonts w:asciiTheme="minorHAnsi" w:hAnsiTheme="minorHAnsi" w:cstheme="minorHAnsi"/>
+          <w:rFonts w:hint="default" w:ascii="Calibri" w:hAnsi="Calibri" w:cs="Calibri"/>
           <w:b/>
         </w:rPr>
         <w:t>(</w:t>
       </w:r>
       <w:r>
         <w:rPr>
-          <w:rFonts w:asciiTheme="minorHAnsi" w:hAnsiTheme="minorHAnsi" w:cstheme="minorHAnsi"/>
+          <w:rFonts w:hint="default" w:ascii="Calibri" w:hAnsi="Calibri" w:cs="Calibri"/>
         </w:rPr>
         <w:t>Mar 2024</w:t>
       </w:r>
       <w:r>
         <w:rPr>
-          <w:rFonts w:asciiTheme="minorHAnsi" w:hAnsiTheme="minorHAnsi" w:cstheme="minorHAnsi"/>
+          <w:rFonts w:hint="default" w:ascii="Calibri" w:hAnsi="Calibri" w:cs="Calibri"/>
           <w:spacing w:val="-12"/>
         </w:rPr>
         <w:t xml:space="preserve"> </w:t>
       </w:r>
       <w:r>
         <w:rPr>
-          <w:rFonts w:asciiTheme="minorHAnsi" w:hAnsiTheme="minorHAnsi" w:cstheme="minorHAnsi"/>
+          <w:rFonts w:hint="default" w:ascii="Calibri" w:hAnsi="Calibri" w:cs="Calibri"/>
         </w:rPr>
         <w:t>-</w:t>
       </w:r>
       <w:r>
         <w:rPr>
-          <w:rFonts w:asciiTheme="minorHAnsi" w:hAnsiTheme="minorHAnsi" w:cstheme="minorHAnsi"/>
+          <w:rFonts w:hint="default" w:ascii="Calibri" w:hAnsi="Calibri" w:cs="Calibri"/>
           <w:spacing w:val="-12"/>
         </w:rPr>
         <w:t xml:space="preserve"> </w:t>
       </w:r>
       <w:r>
         <w:rPr>
-          <w:rFonts w:asciiTheme="minorHAnsi" w:hAnsiTheme="minorHAnsi" w:cstheme="minorHAnsi"/>
+          <w:rFonts w:hint="default" w:ascii="Calibri" w:hAnsi="Calibri" w:cs="Calibri"/>
         </w:rPr>
         <w:t>Now</w:t>
       </w:r>
       <w:r>
         <w:rPr>
-          <w:rFonts w:asciiTheme="minorHAnsi" w:hAnsiTheme="minorHAnsi" w:cstheme="minorHAnsi"/>
+          <w:rFonts w:hint="default" w:ascii="Calibri" w:hAnsi="Calibri" w:cs="Calibri"/>
           <w:b/>
           <w:spacing w:val="-4"/>
         </w:rPr>
@@ -1191,12 +1222,12 @@
         <w:spacing w:before="2" w:line="211" w:lineRule="auto"/>
         <w:ind w:right="504" w:hanging="312"/>
         <w:rPr>
-          <w:rFonts w:eastAsia="SimSun" w:asciiTheme="minorHAnsi" w:hAnsiTheme="minorHAnsi" w:cstheme="minorHAnsi"/>
-        </w:rPr>
-      </w:pPr>
-      <w:r>
-        <w:rPr>
-          <w:rFonts w:eastAsia="SimSun" w:asciiTheme="minorHAnsi" w:hAnsiTheme="minorHAnsi" w:cstheme="minorHAnsi"/>
+          <w:rFonts w:hint="default" w:ascii="Calibri" w:hAnsi="Calibri" w:eastAsia="SimSun" w:cs="Calibri"/>
+        </w:rPr>
+      </w:pPr>
+      <w:r>
+        <w:rPr>
+          <w:rFonts w:hint="default" w:ascii="Calibri" w:hAnsi="Calibri" w:eastAsia="SimSun" w:cs="Calibri"/>
         </w:rPr>
         <w:t xml:space="preserve">Conduct classroom and hands-on training sessions in Data Science, Machine Learning, Python, SQL, Power BI, and Generative AI. </w:t>
       </w:r>
@@ -1215,12 +1246,12 @@
         <w:spacing w:before="2" w:line="211" w:lineRule="auto"/>
         <w:ind w:right="504" w:hanging="312"/>
         <w:rPr>
-          <w:rFonts w:eastAsia="SimSun" w:asciiTheme="minorHAnsi" w:hAnsiTheme="minorHAnsi" w:cstheme="minorHAnsi"/>
-        </w:rPr>
-      </w:pPr>
-      <w:r>
-        <w:rPr>
-          <w:rFonts w:eastAsia="SimSun" w:asciiTheme="minorHAnsi" w:hAnsiTheme="minorHAnsi" w:cstheme="minorHAnsi"/>
+          <w:rFonts w:hint="default" w:ascii="Calibri" w:hAnsi="Calibri" w:eastAsia="SimSun" w:cs="Calibri"/>
+        </w:rPr>
+      </w:pPr>
+      <w:r>
+        <w:rPr>
+          <w:rFonts w:hint="default" w:ascii="Calibri" w:hAnsi="Calibri" w:eastAsia="SimSun" w:cs="Calibri"/>
         </w:rPr>
         <w:t xml:space="preserve">Mentor students through projects, mock interviews, and placement preparation. </w:t>
       </w:r>
@@ -1239,12 +1270,12 @@
         <w:spacing w:before="2" w:line="211" w:lineRule="auto"/>
         <w:ind w:right="504" w:hanging="312"/>
         <w:rPr>
-          <w:rFonts w:asciiTheme="minorHAnsi" w:hAnsiTheme="minorHAnsi" w:cstheme="minorHAnsi"/>
-        </w:rPr>
-      </w:pPr>
-      <w:r>
-        <w:rPr>
-          <w:rFonts w:eastAsia="SimSun" w:asciiTheme="minorHAnsi" w:hAnsiTheme="minorHAnsi" w:cstheme="minorHAnsi"/>
+          <w:rFonts w:hint="default" w:ascii="Calibri" w:hAnsi="Calibri" w:cs="Calibri"/>
+        </w:rPr>
+      </w:pPr>
+      <w:r>
+        <w:rPr>
+          <w:rFonts w:hint="default" w:ascii="Calibri" w:hAnsi="Calibri" w:eastAsia="SimSun" w:cs="Calibri"/>
         </w:rPr>
         <w:t>Guide learners in building end-to-end industry-level ML and AI solutions.</w:t>
       </w:r>
@@ -1260,14 +1291,14 @@
         <w:autoSpaceDE/>
         <w:autoSpaceDN/>
         <w:rPr>
-          <w:rFonts w:asciiTheme="minorHAnsi" w:hAnsiTheme="minorHAnsi" w:cstheme="minorHAnsi"/>
+          <w:rFonts w:hint="default" w:ascii="Calibri" w:hAnsi="Calibri" w:cs="Calibri"/>
           <w:sz w:val="22"/>
           <w:szCs w:val="22"/>
         </w:rPr>
       </w:pPr>
       <w:r>
         <w:rPr>
-          <w:rFonts w:asciiTheme="minorHAnsi" w:hAnsiTheme="minorHAnsi" w:cstheme="minorHAnsi"/>
+          <w:rFonts w:hint="default" w:ascii="Calibri" w:hAnsi="Calibri" w:cs="Calibri"/>
           <w:b/>
           <w:bCs/>
           <w:color w:val="000000"/>
@@ -1278,7 +1309,7 @@
       </w:r>
       <w:r>
         <w:rPr>
-          <w:rFonts w:asciiTheme="minorHAnsi" w:hAnsiTheme="minorHAnsi" w:cstheme="minorHAnsi"/>
+          <w:rFonts w:hint="default" w:ascii="Calibri" w:hAnsi="Calibri" w:cs="Calibri"/>
           <w:color w:val="000000"/>
           <w:sz w:val="22"/>
           <w:szCs w:val="22"/>
@@ -1287,7 +1318,7 @@
       </w:r>
       <w:r>
         <w:rPr>
-          <w:rFonts w:hint="default" w:asciiTheme="minorHAnsi" w:hAnsiTheme="minorHAnsi" w:cstheme="minorHAnsi"/>
+          <w:rFonts w:hint="default" w:ascii="Calibri" w:hAnsi="Calibri" w:cs="Calibri"/>
           <w:color w:val="000000"/>
           <w:sz w:val="22"/>
           <w:szCs w:val="22"/>
@@ -1297,7 +1328,7 @@
       </w:r>
       <w:r>
         <w:rPr>
-          <w:rFonts w:asciiTheme="minorHAnsi" w:hAnsiTheme="minorHAnsi" w:cstheme="minorHAnsi"/>
+          <w:rFonts w:hint="default" w:ascii="Calibri" w:hAnsi="Calibri" w:cs="Calibri"/>
           <w:color w:val="000000"/>
           <w:sz w:val="22"/>
           <w:szCs w:val="22"/>
@@ -1316,14 +1347,14 @@
         <w:autoSpaceDE/>
         <w:autoSpaceDN/>
         <w:rPr>
-          <w:rFonts w:asciiTheme="minorHAnsi" w:hAnsiTheme="minorHAnsi" w:cstheme="minorHAnsi"/>
+          <w:rFonts w:hint="default" w:ascii="Calibri" w:hAnsi="Calibri" w:cs="Calibri"/>
           <w:sz w:val="22"/>
           <w:szCs w:val="22"/>
         </w:rPr>
       </w:pPr>
       <w:r>
         <w:rPr>
-          <w:rFonts w:asciiTheme="minorHAnsi" w:hAnsiTheme="minorHAnsi" w:cstheme="minorHAnsi"/>
+          <w:rFonts w:hint="default" w:ascii="Calibri" w:hAnsi="Calibri" w:cs="Calibri"/>
           <w:b/>
           <w:bCs/>
           <w:color w:val="000000"/>
@@ -1334,7 +1365,7 @@
       </w:r>
       <w:r>
         <w:rPr>
-          <w:rFonts w:asciiTheme="minorHAnsi" w:hAnsiTheme="minorHAnsi" w:cstheme="minorHAnsi"/>
+          <w:rFonts w:hint="default" w:ascii="Calibri" w:hAnsi="Calibri" w:cs="Calibri"/>
           <w:color w:val="000000"/>
           <w:sz w:val="22"/>
           <w:szCs w:val="22"/>
@@ -1353,14 +1384,14 @@
         <w:autoSpaceDE/>
         <w:autoSpaceDN/>
         <w:rPr>
-          <w:rFonts w:asciiTheme="minorHAnsi" w:hAnsiTheme="minorHAnsi" w:cstheme="minorHAnsi"/>
+          <w:rFonts w:hint="default" w:ascii="Calibri" w:hAnsi="Calibri" w:cs="Calibri"/>
           <w:sz w:val="22"/>
           <w:szCs w:val="22"/>
         </w:rPr>
       </w:pPr>
       <w:r>
         <w:rPr>
-          <w:rFonts w:asciiTheme="minorHAnsi" w:hAnsiTheme="minorHAnsi" w:cstheme="minorHAnsi"/>
+          <w:rFonts w:hint="default" w:ascii="Calibri" w:hAnsi="Calibri" w:cs="Calibri"/>
           <w:b/>
           <w:bCs/>
           <w:color w:val="000000"/>
@@ -1371,7 +1402,7 @@
       </w:r>
       <w:r>
         <w:rPr>
-          <w:rFonts w:asciiTheme="minorHAnsi" w:hAnsiTheme="minorHAnsi" w:cstheme="minorHAnsi"/>
+          <w:rFonts w:hint="default" w:ascii="Calibri" w:hAnsi="Calibri" w:cs="Calibri"/>
           <w:color w:val="000000"/>
           <w:sz w:val="22"/>
           <w:szCs w:val="22"/>
@@ -1393,14 +1424,14 @@
         <w:spacing w:before="2" w:line="211" w:lineRule="auto"/>
         <w:ind w:right="504" w:hanging="312"/>
         <w:rPr>
-          <w:rFonts w:asciiTheme="minorHAnsi" w:hAnsiTheme="minorHAnsi" w:cstheme="minorHAnsi"/>
+          <w:rFonts w:hint="default" w:ascii="Calibri" w:hAnsi="Calibri" w:cs="Calibri"/>
           <w:sz w:val="22"/>
           <w:szCs w:val="22"/>
         </w:rPr>
       </w:pPr>
       <w:r>
         <w:rPr>
-          <w:rFonts w:asciiTheme="minorHAnsi" w:hAnsiTheme="minorHAnsi" w:cstheme="minorHAnsi"/>
+          <w:rFonts w:hint="default" w:ascii="Calibri" w:hAnsi="Calibri" w:cs="Calibri"/>
           <w:b/>
           <w:bCs/>
           <w:color w:val="000000"/>
@@ -1411,21 +1442,21 @@
       </w:r>
       <w:r>
         <w:rPr>
-          <w:rFonts w:hint="default" w:eastAsia="SimSun"/>
+          <w:rFonts w:hint="default" w:ascii="Calibri" w:hAnsi="Calibri" w:eastAsia="SimSun" w:cs="Calibri"/>
           <w:lang w:val="en-US"/>
         </w:rPr>
         <w:t xml:space="preserve"> (</w:t>
       </w:r>
       <w:r>
         <w:rPr>
-          <w:rFonts w:hint="default" w:eastAsia="SimSun"/>
+          <w:rFonts w:hint="default" w:ascii="Calibri" w:hAnsi="Calibri" w:eastAsia="SimSun" w:cs="Calibri"/>
           <w:lang w:val="en-IN"/>
         </w:rPr>
         <w:t xml:space="preserve">Like </w:t>
       </w:r>
       <w:r>
         <w:rPr>
-          <w:rFonts w:hint="default" w:eastAsia="SimSun"/>
+          <w:rFonts w:hint="default" w:ascii="Calibri" w:hAnsi="Calibri" w:eastAsia="SimSun" w:cs="Calibri"/>
           <w:lang w:val="en-US"/>
         </w:rPr>
         <w:t>chatbots, Tutor AI Assistant , AI Interview System, AI Resume Analyzer).</w:t>
@@ -1435,7 +1466,7 @@
       <w:pPr>
         <w:pStyle w:val="13"/>
         <w:rPr>
-          <w:rFonts w:asciiTheme="minorHAnsi" w:hAnsiTheme="minorHAnsi" w:cstheme="minorHAnsi"/>
+          <w:rFonts w:hint="default" w:ascii="Calibri" w:hAnsi="Calibri" w:cs="Calibri"/>
           <w:b/>
         </w:rPr>
       </w:pPr>
@@ -1445,21 +1476,21 @@
         <w:spacing w:line="300" w:lineRule="exact"/>
         <w:ind w:left="294"/>
         <w:rPr>
-          <w:rFonts w:asciiTheme="minorHAnsi" w:hAnsiTheme="minorHAnsi" w:cstheme="minorHAnsi"/>
+          <w:rFonts w:hint="default" w:ascii="Calibri" w:hAnsi="Calibri" w:cs="Calibri"/>
           <w:b/>
           <w:spacing w:val="-4"/>
         </w:rPr>
       </w:pPr>
       <w:r>
         <w:rPr>
-          <w:rFonts w:asciiTheme="minorHAnsi" w:hAnsiTheme="minorHAnsi" w:cstheme="minorHAnsi"/>
+          <w:rFonts w:hint="default" w:ascii="Calibri" w:hAnsi="Calibri" w:cs="Calibri"/>
           <w:b/>
         </w:rPr>
         <w:t>Data</w:t>
       </w:r>
       <w:r>
         <w:rPr>
-          <w:rFonts w:asciiTheme="minorHAnsi" w:hAnsiTheme="minorHAnsi" w:cstheme="minorHAnsi"/>
+          <w:rFonts w:hint="default" w:ascii="Calibri" w:hAnsi="Calibri" w:cs="Calibri"/>
           <w:b/>
           <w:spacing w:val="-16"/>
         </w:rPr>
@@ -1467,14 +1498,14 @@
       </w:r>
       <w:r>
         <w:rPr>
-          <w:rFonts w:asciiTheme="minorHAnsi" w:hAnsiTheme="minorHAnsi" w:cstheme="minorHAnsi"/>
+          <w:rFonts w:hint="default" w:ascii="Calibri" w:hAnsi="Calibri" w:cs="Calibri"/>
           <w:b/>
         </w:rPr>
         <w:t>Scientist</w:t>
       </w:r>
       <w:r>
         <w:rPr>
-          <w:rFonts w:asciiTheme="minorHAnsi" w:hAnsiTheme="minorHAnsi" w:cstheme="minorHAnsi"/>
+          <w:rFonts w:hint="default" w:ascii="Calibri" w:hAnsi="Calibri" w:cs="Calibri"/>
           <w:b/>
           <w:spacing w:val="-13"/>
         </w:rPr>
@@ -1482,14 +1513,14 @@
       </w:r>
       <w:r>
         <w:rPr>
-          <w:rFonts w:asciiTheme="minorHAnsi" w:hAnsiTheme="minorHAnsi" w:cstheme="minorHAnsi"/>
+          <w:rFonts w:hint="default" w:ascii="Calibri" w:hAnsi="Calibri" w:cs="Calibri"/>
           <w:b/>
         </w:rPr>
         <w:t>Intern</w:t>
       </w:r>
       <w:r>
         <w:rPr>
-          <w:rFonts w:asciiTheme="minorHAnsi" w:hAnsiTheme="minorHAnsi" w:cstheme="minorHAnsi"/>
+          <w:rFonts w:hint="default" w:ascii="Calibri" w:hAnsi="Calibri" w:cs="Calibri"/>
           <w:b/>
           <w:spacing w:val="-6"/>
         </w:rPr>
@@ -1497,14 +1528,14 @@
       </w:r>
       <w:r>
         <w:rPr>
-          <w:rFonts w:asciiTheme="minorHAnsi" w:hAnsiTheme="minorHAnsi" w:cstheme="minorHAnsi"/>
+          <w:rFonts w:hint="default" w:ascii="Calibri" w:hAnsi="Calibri" w:cs="Calibri"/>
           <w:b/>
         </w:rPr>
         <w:t>|</w:t>
       </w:r>
       <w:r>
         <w:rPr>
-          <w:rFonts w:asciiTheme="minorHAnsi" w:hAnsiTheme="minorHAnsi" w:cstheme="minorHAnsi"/>
+          <w:rFonts w:hint="default" w:ascii="Calibri" w:hAnsi="Calibri" w:cs="Calibri"/>
           <w:b/>
           <w:spacing w:val="-12"/>
         </w:rPr>
@@ -1512,14 +1543,14 @@
       </w:r>
       <w:r>
         <w:rPr>
-          <w:rFonts w:asciiTheme="minorHAnsi" w:hAnsiTheme="minorHAnsi" w:cstheme="minorHAnsi"/>
+          <w:rFonts w:hint="default" w:ascii="Calibri" w:hAnsi="Calibri" w:cs="Calibri"/>
           <w:b/>
         </w:rPr>
         <w:t>PW Skills -</w:t>
       </w:r>
       <w:r>
         <w:rPr>
-          <w:rFonts w:asciiTheme="minorHAnsi" w:hAnsiTheme="minorHAnsi" w:cstheme="minorHAnsi"/>
+          <w:rFonts w:hint="default" w:ascii="Calibri" w:hAnsi="Calibri" w:cs="Calibri"/>
           <w:b/>
           <w:spacing w:val="-14"/>
         </w:rPr>
@@ -1527,73 +1558,73 @@
       </w:r>
       <w:r>
         <w:rPr>
-          <w:rFonts w:asciiTheme="minorHAnsi" w:hAnsiTheme="minorHAnsi" w:cstheme="minorHAnsi"/>
+          <w:rFonts w:hint="default" w:ascii="Calibri" w:hAnsi="Calibri" w:cs="Calibri"/>
           <w:b/>
         </w:rPr>
         <w:t>(</w:t>
       </w:r>
       <w:r>
         <w:rPr>
-          <w:rFonts w:asciiTheme="minorHAnsi" w:hAnsiTheme="minorHAnsi" w:cstheme="minorHAnsi"/>
+          <w:rFonts w:hint="default" w:ascii="Calibri" w:hAnsi="Calibri" w:cs="Calibri"/>
         </w:rPr>
         <w:t>Oct</w:t>
       </w:r>
       <w:r>
         <w:rPr>
-          <w:rFonts w:asciiTheme="minorHAnsi" w:hAnsiTheme="minorHAnsi" w:cstheme="minorHAnsi"/>
+          <w:rFonts w:hint="default" w:ascii="Calibri" w:hAnsi="Calibri" w:cs="Calibri"/>
           <w:spacing w:val="-12"/>
         </w:rPr>
         <w:t xml:space="preserve"> </w:t>
       </w:r>
       <w:r>
         <w:rPr>
-          <w:rFonts w:asciiTheme="minorHAnsi" w:hAnsiTheme="minorHAnsi" w:cstheme="minorHAnsi"/>
+          <w:rFonts w:hint="default" w:ascii="Calibri" w:hAnsi="Calibri" w:cs="Calibri"/>
         </w:rPr>
         <w:t>2023</w:t>
       </w:r>
       <w:r>
         <w:rPr>
-          <w:rFonts w:asciiTheme="minorHAnsi" w:hAnsiTheme="minorHAnsi" w:cstheme="minorHAnsi"/>
+          <w:rFonts w:hint="default" w:ascii="Calibri" w:hAnsi="Calibri" w:cs="Calibri"/>
           <w:spacing w:val="-12"/>
         </w:rPr>
         <w:t xml:space="preserve"> </w:t>
       </w:r>
       <w:r>
         <w:rPr>
-          <w:rFonts w:asciiTheme="minorHAnsi" w:hAnsiTheme="minorHAnsi" w:cstheme="minorHAnsi"/>
+          <w:rFonts w:hint="default" w:ascii="Calibri" w:hAnsi="Calibri" w:cs="Calibri"/>
         </w:rPr>
         <w:t>-</w:t>
       </w:r>
       <w:r>
         <w:rPr>
-          <w:rFonts w:asciiTheme="minorHAnsi" w:hAnsiTheme="minorHAnsi" w:cstheme="minorHAnsi"/>
+          <w:rFonts w:hint="default" w:ascii="Calibri" w:hAnsi="Calibri" w:cs="Calibri"/>
           <w:spacing w:val="-12"/>
         </w:rPr>
         <w:t xml:space="preserve"> </w:t>
       </w:r>
       <w:r>
         <w:rPr>
-          <w:rFonts w:asciiTheme="minorHAnsi" w:hAnsiTheme="minorHAnsi" w:cstheme="minorHAnsi"/>
+          <w:rFonts w:hint="default" w:ascii="Calibri" w:hAnsi="Calibri" w:cs="Calibri"/>
         </w:rPr>
         <w:t>Feb</w:t>
       </w:r>
       <w:r>
         <w:rPr>
-          <w:rFonts w:asciiTheme="minorHAnsi" w:hAnsiTheme="minorHAnsi" w:cstheme="minorHAnsi"/>
+          <w:rFonts w:hint="default" w:ascii="Calibri" w:hAnsi="Calibri" w:cs="Calibri"/>
           <w:spacing w:val="-13"/>
         </w:rPr>
         <w:t xml:space="preserve"> </w:t>
       </w:r>
       <w:r>
         <w:rPr>
-          <w:rFonts w:asciiTheme="minorHAnsi" w:hAnsiTheme="minorHAnsi" w:cstheme="minorHAnsi"/>
+          <w:rFonts w:hint="default" w:ascii="Calibri" w:hAnsi="Calibri" w:cs="Calibri"/>
           <w:spacing w:val="-4"/>
         </w:rPr>
         <w:t>2024</w:t>
       </w:r>
       <w:r>
         <w:rPr>
-          <w:rFonts w:asciiTheme="minorHAnsi" w:hAnsiTheme="minorHAnsi" w:cstheme="minorHAnsi"/>
+          <w:rFonts w:hint="default" w:ascii="Calibri" w:hAnsi="Calibri" w:cs="Calibri"/>
           <w:b/>
           <w:spacing w:val="-4"/>
         </w:rPr>
@@ -1614,12 +1645,12 @@
         <w:spacing w:before="2" w:line="211" w:lineRule="auto"/>
         <w:ind w:right="504" w:hanging="312"/>
         <w:rPr>
-          <w:rFonts w:eastAsia="SimSun" w:asciiTheme="minorHAnsi" w:hAnsiTheme="minorHAnsi" w:cstheme="minorHAnsi"/>
-        </w:rPr>
-      </w:pPr>
-      <w:r>
-        <w:rPr>
-          <w:rFonts w:eastAsia="SimSun" w:asciiTheme="minorHAnsi" w:hAnsiTheme="minorHAnsi" w:cstheme="minorHAnsi"/>
+          <w:rFonts w:hint="default" w:ascii="Calibri" w:hAnsi="Calibri" w:eastAsia="SimSun" w:cs="Calibri"/>
+        </w:rPr>
+      </w:pPr>
+      <w:r>
+        <w:rPr>
+          <w:rFonts w:hint="default" w:ascii="Calibri" w:hAnsi="Calibri" w:eastAsia="SimSun" w:cs="Calibri"/>
         </w:rPr>
         <w:t xml:space="preserve">Mentor students through projects, mock interviews, and placement preparation. </w:t>
       </w:r>
@@ -1638,12 +1669,12 @@
         <w:spacing w:before="2" w:line="211" w:lineRule="auto"/>
         <w:ind w:right="504" w:hanging="312"/>
         <w:rPr>
-          <w:rFonts w:asciiTheme="minorHAnsi" w:hAnsiTheme="minorHAnsi" w:cstheme="minorHAnsi"/>
-        </w:rPr>
-      </w:pPr>
-      <w:r>
-        <w:rPr>
-          <w:rFonts w:eastAsia="SimSun" w:asciiTheme="minorHAnsi" w:hAnsiTheme="minorHAnsi" w:cstheme="minorHAnsi"/>
+          <w:rFonts w:hint="default" w:ascii="Calibri" w:hAnsi="Calibri" w:cs="Calibri"/>
+        </w:rPr>
+      </w:pPr>
+      <w:r>
+        <w:rPr>
+          <w:rFonts w:hint="default" w:ascii="Calibri" w:hAnsi="Calibri" w:eastAsia="SimSun" w:cs="Calibri"/>
         </w:rPr>
         <w:t>Guide learners in building end-to-end industry-level ML and AI solutions.</w:t>
       </w:r>
@@ -1657,7 +1688,7 @@
         <w:spacing w:before="2" w:line="211" w:lineRule="auto"/>
         <w:ind w:right="504"/>
         <w:rPr>
-          <w:rFonts w:asciiTheme="minorHAnsi" w:hAnsiTheme="minorHAnsi" w:cstheme="minorHAnsi"/>
+          <w:rFonts w:hint="default" w:ascii="Calibri" w:hAnsi="Calibri" w:cs="Calibri"/>
           <w:b/>
         </w:rPr>
       </w:pPr>
@@ -1671,19 +1702,19 @@
         <w:spacing w:before="2" w:line="211" w:lineRule="auto"/>
         <w:ind w:right="504"/>
         <w:rPr>
-          <w:rFonts w:asciiTheme="minorHAnsi" w:hAnsiTheme="minorHAnsi" w:cstheme="minorHAnsi"/>
-        </w:rPr>
-      </w:pPr>
-      <w:r>
-        <w:rPr>
-          <w:rFonts w:asciiTheme="minorHAnsi" w:hAnsiTheme="minorHAnsi" w:cstheme="minorHAnsi"/>
+          <w:rFonts w:hint="default" w:ascii="Calibri" w:hAnsi="Calibri" w:cs="Calibri"/>
+        </w:rPr>
+      </w:pPr>
+      <w:r>
+        <w:rPr>
+          <w:rFonts w:hint="default" w:ascii="Calibri" w:hAnsi="Calibri" w:cs="Calibri"/>
           <w:b/>
         </w:rPr>
         <w:t xml:space="preserve">      Data Analyst |Fine Air Solutions</w:t>
       </w:r>
       <w:r>
         <w:rPr>
-          <w:rFonts w:asciiTheme="minorHAnsi" w:hAnsiTheme="minorHAnsi" w:cstheme="minorHAnsi"/>
+          <w:rFonts w:hint="default" w:ascii="Calibri" w:hAnsi="Calibri" w:cs="Calibri"/>
           <w:b/>
           <w:spacing w:val="-13"/>
         </w:rPr>
@@ -1691,60 +1722,60 @@
       </w:r>
       <w:r>
         <w:rPr>
-          <w:rFonts w:asciiTheme="minorHAnsi" w:hAnsiTheme="minorHAnsi" w:cstheme="minorHAnsi"/>
+          <w:rFonts w:hint="default" w:ascii="Calibri" w:hAnsi="Calibri" w:cs="Calibri"/>
           <w:b/>
         </w:rPr>
         <w:t>(</w:t>
       </w:r>
       <w:r>
         <w:rPr>
-          <w:rFonts w:asciiTheme="minorHAnsi" w:hAnsiTheme="minorHAnsi" w:cstheme="minorHAnsi"/>
+          <w:rFonts w:hint="default" w:ascii="Calibri" w:hAnsi="Calibri" w:cs="Calibri"/>
           <w:spacing w:val="-12"/>
         </w:rPr>
         <w:t xml:space="preserve">Feb </w:t>
       </w:r>
       <w:r>
         <w:rPr>
-          <w:rFonts w:asciiTheme="minorHAnsi" w:hAnsiTheme="minorHAnsi" w:cstheme="minorHAnsi"/>
+          <w:rFonts w:hint="default" w:ascii="Calibri" w:hAnsi="Calibri" w:cs="Calibri"/>
         </w:rPr>
         <w:t>2023</w:t>
       </w:r>
       <w:r>
         <w:rPr>
-          <w:rFonts w:asciiTheme="minorHAnsi" w:hAnsiTheme="minorHAnsi" w:cstheme="minorHAnsi"/>
+          <w:rFonts w:hint="default" w:ascii="Calibri" w:hAnsi="Calibri" w:cs="Calibri"/>
           <w:spacing w:val="-9"/>
         </w:rPr>
         <w:t xml:space="preserve"> </w:t>
       </w:r>
       <w:r>
         <w:rPr>
-          <w:rFonts w:asciiTheme="minorHAnsi" w:hAnsiTheme="minorHAnsi" w:cstheme="minorHAnsi"/>
+          <w:rFonts w:hint="default" w:ascii="Calibri" w:hAnsi="Calibri" w:cs="Calibri"/>
         </w:rPr>
         <w:t>–</w:t>
       </w:r>
       <w:r>
         <w:rPr>
-          <w:rFonts w:hint="default" w:asciiTheme="minorHAnsi" w:hAnsiTheme="minorHAnsi" w:cstheme="minorHAnsi"/>
+          <w:rFonts w:hint="default" w:ascii="Calibri" w:hAnsi="Calibri" w:cs="Calibri"/>
           <w:lang w:val="en-IN"/>
         </w:rPr>
         <w:t>Sep</w:t>
       </w:r>
       <w:r>
         <w:rPr>
-          <w:rFonts w:asciiTheme="minorHAnsi" w:hAnsiTheme="minorHAnsi" w:cstheme="minorHAnsi"/>
-        </w:rPr>
-        <w:t xml:space="preserve"> </w:t>
-      </w:r>
-      <w:r>
-        <w:rPr>
-          <w:rFonts w:asciiTheme="minorHAnsi" w:hAnsiTheme="minorHAnsi" w:cstheme="minorHAnsi"/>
+          <w:rFonts w:hint="default" w:ascii="Calibri" w:hAnsi="Calibri" w:cs="Calibri"/>
+        </w:rPr>
+        <w:t xml:space="preserve"> </w:t>
+      </w:r>
+      <w:r>
+        <w:rPr>
+          <w:rFonts w:hint="default" w:ascii="Calibri" w:hAnsi="Calibri" w:cs="Calibri"/>
           <w:spacing w:val="-4"/>
         </w:rPr>
         <w:t>2023</w:t>
       </w:r>
       <w:r>
         <w:rPr>
-          <w:rFonts w:asciiTheme="minorHAnsi" w:hAnsiTheme="minorHAnsi" w:cstheme="minorHAnsi"/>
+          <w:rFonts w:hint="default" w:ascii="Calibri" w:hAnsi="Calibri" w:cs="Calibri"/>
           <w:b/>
           <w:spacing w:val="-4"/>
         </w:rPr>
@@ -1765,12 +1796,12 @@
         <w:spacing w:before="15" w:line="206" w:lineRule="auto"/>
         <w:ind w:right="166" w:hanging="312"/>
         <w:rPr>
-          <w:rFonts w:asciiTheme="minorHAnsi" w:hAnsiTheme="minorHAnsi" w:cstheme="minorHAnsi"/>
-        </w:rPr>
-      </w:pPr>
-      <w:r>
-        <w:rPr>
-          <w:rFonts w:asciiTheme="minorHAnsi" w:hAnsiTheme="minorHAnsi" w:cstheme="minorHAnsi"/>
+          <w:rFonts w:hint="default" w:ascii="Calibri" w:hAnsi="Calibri" w:cs="Calibri"/>
+        </w:rPr>
+      </w:pPr>
+      <w:r>
+        <w:rPr>
+          <w:rFonts w:hint="default" w:ascii="Calibri" w:hAnsi="Calibri" w:cs="Calibri"/>
         </w:rPr>
         <w:t>Work on CRM, data collection from different department and stored also enhancing data accuracy and security.</w:t>
       </w:r>
@@ -1789,18 +1820,18 @@
         <w:spacing w:line="211" w:lineRule="auto"/>
         <w:ind w:right="184" w:hanging="312"/>
         <w:rPr>
-          <w:rFonts w:asciiTheme="minorHAnsi" w:hAnsiTheme="minorHAnsi" w:cstheme="minorHAnsi"/>
-        </w:rPr>
-      </w:pPr>
-      <w:r>
-        <w:rPr>
-          <w:rFonts w:asciiTheme="minorHAnsi" w:hAnsiTheme="minorHAnsi" w:cstheme="minorHAnsi"/>
+          <w:rFonts w:hint="default" w:ascii="Calibri" w:hAnsi="Calibri" w:cs="Calibri"/>
+        </w:rPr>
+      </w:pPr>
+      <w:r>
+        <w:rPr>
+          <w:rFonts w:hint="default" w:ascii="Calibri" w:hAnsi="Calibri" w:cs="Calibri"/>
         </w:rPr>
         <w:t xml:space="preserve">Perform statistical and predictive Analysis in projects using excel and PowerBI to </w:t>
       </w:r>
       <w:r>
         <w:rPr>
-          <w:rFonts w:asciiTheme="minorHAnsi" w:hAnsiTheme="minorHAnsi" w:cstheme="minorHAnsi"/>
+          <w:rFonts w:hint="default" w:ascii="Calibri" w:hAnsi="Calibri" w:cs="Calibri"/>
           <w:b/>
         </w:rPr>
         <w:t>minimize cost approx. 8%.</w:t>
@@ -1818,7 +1849,7 @@
         <w:spacing w:before="2" w:line="211" w:lineRule="auto"/>
         <w:ind w:left="0" w:leftChars="0" w:right="504" w:firstLine="0" w:firstLineChars="0"/>
         <w:rPr>
-          <w:rFonts w:asciiTheme="minorHAnsi" w:hAnsiTheme="minorHAnsi" w:cstheme="minorHAnsi"/>
+          <w:rFonts w:hint="default" w:ascii="Calibri" w:hAnsi="Calibri" w:cs="Calibri"/>
         </w:rPr>
       </w:pPr>
     </w:p>
@@ -1831,19 +1862,19 @@
         <w:spacing w:line="211" w:lineRule="auto"/>
         <w:ind w:right="184"/>
         <w:rPr>
-          <w:rFonts w:asciiTheme="minorHAnsi" w:hAnsiTheme="minorHAnsi" w:cstheme="minorHAnsi"/>
-        </w:rPr>
-      </w:pPr>
-      <w:r>
-        <w:rPr>
-          <w:rFonts w:asciiTheme="minorHAnsi" w:hAnsiTheme="minorHAnsi" w:cstheme="minorHAnsi"/>
+          <w:rFonts w:hint="default" w:ascii="Calibri" w:hAnsi="Calibri" w:cs="Calibri"/>
+        </w:rPr>
+      </w:pPr>
+      <w:r>
+        <w:rPr>
+          <w:rFonts w:hint="default" w:ascii="Calibri" w:hAnsi="Calibri" w:cs="Calibri"/>
           <w:b/>
         </w:rPr>
         <w:t xml:space="preserve">     Freelance Python Developer/ Part Time (2020 – 202</w:t>
       </w:r>
       <w:r>
         <w:rPr>
-          <w:rFonts w:hint="default" w:asciiTheme="minorHAnsi" w:hAnsiTheme="minorHAnsi" w:cstheme="minorHAnsi"/>
+          <w:rFonts w:hint="default" w:ascii="Calibri" w:hAnsi="Calibri" w:cs="Calibri"/>
           <w:b/>
           <w:lang w:val="en-IN"/>
         </w:rPr>
@@ -1851,14 +1882,14 @@
       </w:r>
       <w:r>
         <w:rPr>
-          <w:rFonts w:asciiTheme="minorHAnsi" w:hAnsiTheme="minorHAnsi" w:cstheme="minorHAnsi"/>
+          <w:rFonts w:hint="default" w:ascii="Calibri" w:hAnsi="Calibri" w:cs="Calibri"/>
           <w:b/>
         </w:rPr>
         <w:t>)</w:t>
       </w:r>
       <w:r>
         <w:rPr>
-          <w:rFonts w:asciiTheme="minorHAnsi" w:hAnsiTheme="minorHAnsi" w:cstheme="minorHAnsi"/>
+          <w:rFonts w:hint="default" w:ascii="Calibri" w:hAnsi="Calibri" w:cs="Calibri"/>
         </w:rPr>
         <w:t xml:space="preserve"> </w:t>
       </w:r>
@@ -1877,12 +1908,12 @@
         <w:spacing w:before="2" w:line="211" w:lineRule="auto"/>
         <w:ind w:right="504" w:hanging="312"/>
         <w:rPr>
-          <w:rFonts w:asciiTheme="minorHAnsi" w:hAnsiTheme="minorHAnsi" w:cstheme="minorHAnsi"/>
-        </w:rPr>
-      </w:pPr>
-      <w:r>
-        <w:rPr>
-          <w:rFonts w:asciiTheme="minorHAnsi" w:hAnsiTheme="minorHAnsi" w:cstheme="minorHAnsi"/>
+          <w:rFonts w:hint="default" w:ascii="Calibri" w:hAnsi="Calibri" w:cs="Calibri"/>
+        </w:rPr>
+      </w:pPr>
+      <w:r>
+        <w:rPr>
+          <w:rFonts w:hint="default" w:ascii="Calibri" w:hAnsi="Calibri" w:cs="Calibri"/>
         </w:rPr>
         <w:t xml:space="preserve">Delivered training programs and Design Curriculum, Mentoring in Python, Data Science, and Machine Learning for organizations including FlipRobo and IIDST. </w:t>
       </w:r>
@@ -1901,12 +1932,12 @@
         <w:spacing w:before="2" w:line="211" w:lineRule="auto"/>
         <w:ind w:right="504" w:hanging="312"/>
         <w:rPr>
-          <w:rFonts w:asciiTheme="minorHAnsi" w:hAnsiTheme="minorHAnsi" w:cstheme="minorHAnsi"/>
-        </w:rPr>
-      </w:pPr>
-      <w:r>
-        <w:rPr>
-          <w:rFonts w:asciiTheme="minorHAnsi" w:hAnsiTheme="minorHAnsi" w:cstheme="minorHAnsi"/>
+          <w:rFonts w:hint="default" w:ascii="Calibri" w:hAnsi="Calibri" w:cs="Calibri"/>
+        </w:rPr>
+      </w:pPr>
+      <w:r>
+        <w:rPr>
+          <w:rFonts w:hint="default" w:ascii="Calibri" w:hAnsi="Calibri" w:cs="Calibri"/>
         </w:rPr>
         <w:t xml:space="preserve">Developed solutions involving Web Scraping, ETL pipelines, Exploratory Data Analysis (EDA), Machine Learning, and Django applications. </w:t>
       </w:r>
@@ -1925,18 +1956,18 @@
         <w:spacing w:before="2" w:line="211" w:lineRule="auto"/>
         <w:ind w:right="504" w:hanging="312"/>
         <w:rPr>
-          <w:rFonts w:asciiTheme="minorHAnsi" w:hAnsiTheme="minorHAnsi" w:cstheme="minorHAnsi"/>
-        </w:rPr>
-      </w:pPr>
-      <w:r>
-        <w:rPr>
-          <w:rFonts w:asciiTheme="minorHAnsi" w:hAnsiTheme="minorHAnsi" w:cstheme="minorHAnsi"/>
+          <w:rFonts w:hint="default" w:ascii="Calibri" w:hAnsi="Calibri" w:cs="Calibri"/>
+        </w:rPr>
+      </w:pPr>
+      <w:r>
+        <w:rPr>
+          <w:rFonts w:hint="default" w:ascii="Calibri" w:hAnsi="Calibri" w:cs="Calibri"/>
         </w:rPr>
         <w:t>Created technical educational content and tutorials on YouTube.</w:t>
       </w:r>
       <w:r>
         <w:rPr>
-          <w:rFonts w:asciiTheme="minorHAnsi" w:hAnsiTheme="minorHAnsi" w:cstheme="minorHAnsi"/>
+          <w:rFonts w:hint="default" w:ascii="Calibri" w:hAnsi="Calibri" w:cs="Calibri"/>
           <w:b/>
         </w:rPr>
         <w:t xml:space="preserve">       </w:t>
@@ -1950,7 +1981,7 @@
         </w:tabs>
         <w:spacing w:line="274" w:lineRule="exact"/>
         <w:rPr>
-          <w:rFonts w:asciiTheme="minorHAnsi" w:hAnsiTheme="minorHAnsi" w:cstheme="minorHAnsi"/>
+          <w:rFonts w:hint="default" w:ascii="Calibri" w:hAnsi="Calibri" w:cs="Calibri"/>
         </w:rPr>
       </w:pPr>
     </w:p>
@@ -1960,7 +1991,7 @@
           <w:tab w:val="left" w:pos="10824"/>
         </w:tabs>
         <w:rPr>
-          <w:rFonts w:asciiTheme="minorHAnsi" w:hAnsiTheme="minorHAnsi" w:cstheme="minorHAnsi"/>
+          <w:rFonts w:hint="default" w:ascii="Calibri" w:hAnsi="Calibri" w:cs="Calibri"/>
           <w:b/>
           <w:color w:val="365F91"/>
           <w:spacing w:val="-2"/>
@@ -1976,14 +2007,14 @@
           <w:tab w:val="left" w:pos="10824"/>
         </w:tabs>
         <w:rPr>
-          <w:rFonts w:asciiTheme="minorHAnsi" w:hAnsiTheme="minorHAnsi" w:cstheme="minorHAnsi"/>
+          <w:rFonts w:hint="default" w:ascii="Calibri" w:hAnsi="Calibri" w:cs="Calibri"/>
           <w:b/>
           <w:sz w:val="24"/>
         </w:rPr>
       </w:pPr>
       <w:r>
         <w:rPr>
-          <w:rFonts w:asciiTheme="minorHAnsi" w:hAnsiTheme="minorHAnsi" w:cstheme="minorHAnsi"/>
+          <w:rFonts w:hint="default" w:ascii="Calibri" w:hAnsi="Calibri" w:cs="Calibri"/>
           <w:b/>
           <w:color w:val="365F91"/>
           <w:spacing w:val="-2"/>
@@ -1995,7 +2026,7 @@
       </w:r>
       <w:r>
         <w:rPr>
-          <w:rFonts w:asciiTheme="minorHAnsi" w:hAnsiTheme="minorHAnsi" w:cstheme="minorHAnsi"/>
+          <w:rFonts w:hint="default" w:ascii="Calibri" w:hAnsi="Calibri" w:cs="Calibri"/>
           <w:b/>
           <w:color w:val="365F91"/>
           <w:sz w:val="24"/>
@@ -2010,15 +2041,15 @@
       <w:pPr>
         <w:pStyle w:val="11"/>
         <w:rPr>
-          <w:rFonts w:hint="default" w:asciiTheme="minorHAnsi" w:hAnsiTheme="minorHAnsi" w:cstheme="minorHAnsi"/>
+          <w:rFonts w:hint="default" w:ascii="Calibri" w:hAnsi="Calibri" w:cs="Calibri"/>
           <w:sz w:val="22"/>
           <w:szCs w:val="22"/>
-          <w:lang w:val="en-IN"/>
-        </w:rPr>
-      </w:pPr>
-      <w:r>
-        <w:rPr>
-          <w:rFonts w:asciiTheme="minorHAnsi" w:hAnsiTheme="minorHAnsi" w:cstheme="minorHAnsi"/>
+          <w:lang w:val="en-US"/>
+        </w:rPr>
+      </w:pPr>
+      <w:r>
+        <w:rPr>
+          <w:rFonts w:hint="default" w:ascii="Calibri" w:hAnsi="Calibri" w:cs="Calibri"/>
           <w:b/>
           <w:bCs/>
           <w:color w:val="000000"/>
@@ -2029,7 +2060,7 @@
       </w:r>
       <w:r>
         <w:rPr>
-          <w:rFonts w:hint="default" w:asciiTheme="minorHAnsi" w:hAnsiTheme="minorHAnsi" w:cstheme="minorHAnsi"/>
+          <w:rFonts w:hint="default" w:ascii="Calibri" w:hAnsi="Calibri" w:cs="Calibri"/>
           <w:b/>
           <w:bCs/>
           <w:color w:val="000000"/>
@@ -2041,7 +2072,71 @@
       </w:r>
       <w:r>
         <w:rPr>
-          <w:rFonts w:hint="default" w:asciiTheme="minorHAnsi" w:hAnsiTheme="minorHAnsi" w:cstheme="minorHAnsi"/>
+          <w:rFonts w:hint="default" w:ascii="Calibri" w:hAnsi="Calibri" w:cs="Calibri"/>
+          <w:b/>
+          <w:bCs/>
+          <w:color w:val="000000"/>
+          <w:sz w:val="22"/>
+          <w:szCs w:val="22"/>
+          <w:u w:val="none"/>
+          <w:lang w:val="en-IN"/>
+        </w:rPr>
+        <w:fldChar w:fldCharType="begin"/>
+      </w:r>
+      <w:r>
+        <w:rPr>
+          <w:rFonts w:hint="default" w:ascii="Calibri" w:hAnsi="Calibri" w:cs="Calibri"/>
+          <w:b/>
+          <w:bCs/>
+          <w:color w:val="000000"/>
+          <w:sz w:val="22"/>
+          <w:szCs w:val="22"/>
+          <w:u w:val="none"/>
+          <w:lang w:val="en-IN"/>
+        </w:rPr>
+        <w:instrText xml:space="preserve"> HYPERLINK "https://github.com/shahil04/Resume-analyzer-ATS-score-using-ai/tree/main" </w:instrText>
+      </w:r>
+      <w:r>
+        <w:rPr>
+          <w:rFonts w:hint="default" w:ascii="Calibri" w:hAnsi="Calibri" w:cs="Calibri"/>
+          <w:b/>
+          <w:bCs/>
+          <w:color w:val="000000"/>
+          <w:sz w:val="22"/>
+          <w:szCs w:val="22"/>
+          <w:u w:val="none"/>
+          <w:lang w:val="en-IN"/>
+        </w:rPr>
+        <w:fldChar w:fldCharType="separate"/>
+      </w:r>
+      <w:r>
+        <w:rPr>
+          <w:rStyle w:val="10"/>
+          <w:rFonts w:hint="default" w:ascii="Calibri" w:hAnsi="Calibri" w:cs="Calibri"/>
+          <w:b/>
+          <w:bCs/>
+          <w:sz w:val="22"/>
+          <w:szCs w:val="22"/>
+          <w:lang w:val="en-IN"/>
+        </w:rPr>
+        <w:t>Code</w:t>
+      </w:r>
+      <w:r>
+        <w:rPr>
+          <w:rFonts w:hint="default" w:ascii="Calibri" w:hAnsi="Calibri" w:cs="Calibri"/>
+          <w:b/>
+          <w:bCs/>
+          <w:color w:val="000000"/>
+          <w:sz w:val="22"/>
+          <w:szCs w:val="22"/>
+          <w:u w:val="none"/>
+          <w:lang w:val="en-IN"/>
+        </w:rPr>
+        <w:fldChar w:fldCharType="end"/>
+      </w:r>
+      <w:r>
+        <w:rPr>
+          <w:rFonts w:hint="default" w:ascii="Calibri" w:hAnsi="Calibri" w:cs="Calibri"/>
           <w:b/>
           <w:bCs/>
           <w:color w:val="000000"/>
@@ -2049,65 +2144,89 @@
           <w:szCs w:val="22"/>
           <w:lang w:val="en-IN"/>
         </w:rPr>
-        <w:fldChar w:fldCharType="begin"/>
-      </w:r>
-      <w:r>
-        <w:rPr>
-          <w:rFonts w:hint="default" w:asciiTheme="minorHAnsi" w:hAnsiTheme="minorHAnsi" w:cstheme="minorHAnsi"/>
+        <w:t>]</w:t>
+      </w:r>
+      <w:r>
+        <w:rPr>
+          <w:rFonts w:hint="default" w:ascii="Calibri" w:hAnsi="Calibri" w:cs="Calibri"/>
           <w:b/>
           <w:bCs/>
           <w:color w:val="000000"/>
           <w:sz w:val="22"/>
           <w:szCs w:val="22"/>
-          <w:lang w:val="en-IN"/>
-        </w:rPr>
-        <w:instrText xml:space="preserve"> HYPERLINK "https://github.com/shahil04/Al_project" </w:instrText>
-      </w:r>
-      <w:r>
-        <w:rPr>
-          <w:rFonts w:hint="default" w:asciiTheme="minorHAnsi" w:hAnsiTheme="minorHAnsi" w:cstheme="minorHAnsi"/>
+          <w:lang w:val="en-US"/>
+        </w:rPr>
+        <w:t>[</w:t>
+      </w:r>
+      <w:r>
+        <w:rPr>
+          <w:rFonts w:hint="default" w:ascii="Calibri" w:hAnsi="Calibri" w:cs="Calibri"/>
           <w:b/>
           <w:bCs/>
           <w:color w:val="000000"/>
           <w:sz w:val="22"/>
           <w:szCs w:val="22"/>
-          <w:lang w:val="en-IN"/>
-        </w:rPr>
-        <w:fldChar w:fldCharType="separate"/>
-      </w:r>
-      <w:r>
-        <w:rPr>
-          <w:rStyle w:val="10"/>
-          <w:rFonts w:hint="default" w:asciiTheme="minorHAnsi" w:hAnsiTheme="minorHAnsi" w:cstheme="minorHAnsi"/>
-          <w:b/>
-          <w:bCs/>
-          <w:sz w:val="22"/>
-          <w:szCs w:val="22"/>
-          <w:lang w:val="en-IN"/>
-        </w:rPr>
-        <w:t>Code</w:t>
-      </w:r>
-      <w:r>
-        <w:rPr>
-          <w:rFonts w:hint="default" w:asciiTheme="minorHAnsi" w:hAnsiTheme="minorHAnsi" w:cstheme="minorHAnsi"/>
+          <w:lang w:val="en-US"/>
+        </w:rPr>
+        <w:fldChar w:fldCharType="begin"/>
+      </w:r>
+      <w:r>
+        <w:rPr>
+          <w:rFonts w:hint="default" w:ascii="Calibri" w:hAnsi="Calibri" w:cs="Calibri"/>
           <w:b/>
           <w:bCs/>
           <w:color w:val="000000"/>
           <w:sz w:val="22"/>
           <w:szCs w:val="22"/>
-          <w:lang w:val="en-IN"/>
-        </w:rPr>
-        <w:fldChar w:fldCharType="end"/>
-      </w:r>
-      <w:r>
-        <w:rPr>
-          <w:rFonts w:hint="default" w:asciiTheme="minorHAnsi" w:hAnsiTheme="minorHAnsi" w:cstheme="minorHAnsi"/>
+          <w:lang w:val="en-US"/>
+        </w:rPr>
+        <w:instrText xml:space="preserve"> HYPERLINK "https://atsresume04.streamlit.app/" </w:instrText>
+      </w:r>
+      <w:r>
+        <w:rPr>
+          <w:rFonts w:hint="default" w:ascii="Calibri" w:hAnsi="Calibri" w:cs="Calibri"/>
           <w:b/>
           <w:bCs/>
           <w:color w:val="000000"/>
           <w:sz w:val="22"/>
           <w:szCs w:val="22"/>
-          <w:lang w:val="en-IN"/>
+          <w:lang w:val="en-US"/>
+        </w:rPr>
+        <w:fldChar w:fldCharType="separate"/>
+      </w:r>
+      <w:r>
+        <w:rPr>
+          <w:rStyle w:val="10"/>
+          <w:rFonts w:hint="default" w:ascii="Calibri" w:hAnsi="Calibri" w:cs="Calibri"/>
+          <w:b/>
+          <w:bCs/>
+          <w:sz w:val="22"/>
+          <w:szCs w:val="22"/>
+          <w:lang w:val="en-US"/>
+        </w:rPr>
+        <w:t>Demo</w:t>
+      </w:r>
+      <w:r>
+        <w:rPr>
+          <w:rFonts w:hint="default" w:ascii="Calibri" w:hAnsi="Calibri" w:cs="Calibri"/>
+          <w:b/>
+          <w:bCs/>
+          <w:color w:val="000000"/>
+          <w:sz w:val="22"/>
+          <w:szCs w:val="22"/>
+          <w:lang w:val="en-US"/>
+        </w:rPr>
+        <w:fldChar w:fldCharType="end"/>
+      </w:r>
+      <w:r>
+        <w:rPr>
+          <w:rFonts w:hint="default" w:ascii="Calibri" w:hAnsi="Calibri" w:cs="Calibri"/>
+          <w:b/>
+          <w:bCs/>
+          <w:color w:val="000000"/>
+          <w:sz w:val="22"/>
+          <w:szCs w:val="22"/>
+          <w:lang w:val="en-US"/>
         </w:rPr>
         <w:t>]</w:t>
       </w:r>
@@ -2123,14 +2242,14 @@
         <w:autoSpaceDE/>
         <w:autoSpaceDN/>
         <w:rPr>
-          <w:rFonts w:asciiTheme="minorHAnsi" w:hAnsiTheme="minorHAnsi" w:cstheme="minorHAnsi"/>
+          <w:rFonts w:hint="default" w:ascii="Calibri" w:hAnsi="Calibri" w:cs="Calibri"/>
           <w:sz w:val="22"/>
           <w:szCs w:val="22"/>
         </w:rPr>
       </w:pPr>
       <w:r>
         <w:rPr>
-          <w:rFonts w:asciiTheme="minorHAnsi" w:hAnsiTheme="minorHAnsi" w:cstheme="minorHAnsi"/>
+          <w:rFonts w:hint="default" w:ascii="Calibri" w:hAnsi="Calibri" w:cs="Calibri"/>
           <w:b/>
           <w:bCs/>
           <w:color w:val="000000"/>
@@ -2141,7 +2260,7 @@
       </w:r>
       <w:r>
         <w:rPr>
-          <w:rFonts w:asciiTheme="minorHAnsi" w:hAnsiTheme="minorHAnsi" w:cstheme="minorHAnsi"/>
+          <w:rFonts w:hint="default" w:ascii="Calibri" w:hAnsi="Calibri" w:cs="Calibri"/>
           <w:color w:val="000000"/>
           <w:sz w:val="22"/>
           <w:szCs w:val="22"/>
@@ -2160,14 +2279,14 @@
         <w:autoSpaceDE/>
         <w:autoSpaceDN/>
         <w:rPr>
-          <w:rFonts w:asciiTheme="minorHAnsi" w:hAnsiTheme="minorHAnsi" w:cstheme="minorHAnsi"/>
+          <w:rFonts w:hint="default" w:ascii="Calibri" w:hAnsi="Calibri" w:cs="Calibri"/>
           <w:sz w:val="22"/>
           <w:szCs w:val="22"/>
         </w:rPr>
       </w:pPr>
       <w:r>
         <w:rPr>
-          <w:rFonts w:asciiTheme="minorHAnsi" w:hAnsiTheme="minorHAnsi" w:cstheme="minorHAnsi"/>
+          <w:rFonts w:hint="default" w:ascii="Calibri" w:hAnsi="Calibri" w:cs="Calibri"/>
           <w:b/>
           <w:bCs/>
           <w:color w:val="000000"/>
@@ -2178,12 +2297,31 @@
       </w:r>
       <w:r>
         <w:rPr>
-          <w:rFonts w:asciiTheme="minorHAnsi" w:hAnsiTheme="minorHAnsi" w:cstheme="minorHAnsi"/>
+          <w:rFonts w:hint="default" w:ascii="Calibri" w:hAnsi="Calibri" w:cs="Calibri"/>
           <w:color w:val="000000"/>
           <w:sz w:val="22"/>
           <w:szCs w:val="22"/>
         </w:rPr>
-        <w:t>: OpenAI APIs, Python, AWS, Google Gemini Pro.</w:t>
+        <w:t>: OpenAI APIs, Python, AWS, Google Gemini</w:t>
+      </w:r>
+      <w:r>
+        <w:rPr>
+          <w:rFonts w:hint="default" w:ascii="Calibri" w:hAnsi="Calibri" w:cs="Calibri"/>
+          <w:color w:val="000000"/>
+          <w:sz w:val="22"/>
+          <w:szCs w:val="22"/>
+          <w:lang w:val="en-US"/>
+        </w:rPr>
+        <w:t>,groq api</w:t>
+      </w:r>
+      <w:r>
+        <w:rPr>
+          <w:rFonts w:hint="default" w:ascii="Calibri" w:hAnsi="Calibri" w:cs="Calibri"/>
+          <w:color w:val="000000"/>
+          <w:sz w:val="22"/>
+          <w:szCs w:val="22"/>
+        </w:rPr>
+        <w:t>.</w:t>
       </w:r>
     </w:p>
     <w:p>
@@ -2197,13 +2335,13 @@
         <w:autoSpaceDE/>
         <w:autoSpaceDN/>
         <w:rPr>
-          <w:rFonts w:asciiTheme="minorHAnsi" w:hAnsiTheme="minorHAnsi" w:cstheme="minorHAnsi"/>
+          <w:rFonts w:hint="default" w:ascii="Calibri" w:hAnsi="Calibri" w:cs="Calibri"/>
           <w:spacing w:val="-2"/>
         </w:rPr>
       </w:pPr>
       <w:r>
         <w:rPr>
-          <w:rFonts w:asciiTheme="minorHAnsi" w:hAnsiTheme="minorHAnsi" w:cstheme="minorHAnsi"/>
+          <w:rFonts w:hint="default" w:ascii="Calibri" w:hAnsi="Calibri" w:cs="Calibri"/>
           <w:b/>
           <w:bCs/>
           <w:color w:val="000000"/>
@@ -2214,7 +2352,7 @@
       </w:r>
       <w:r>
         <w:rPr>
-          <w:rFonts w:asciiTheme="minorHAnsi" w:hAnsiTheme="minorHAnsi" w:cstheme="minorHAnsi"/>
+          <w:rFonts w:hint="default" w:ascii="Calibri" w:hAnsi="Calibri" w:cs="Calibri"/>
           <w:color w:val="000000"/>
           <w:sz w:val="22"/>
           <w:szCs w:val="22"/>
@@ -2224,45 +2362,288 @@
     </w:p>
     <w:p>
       <w:pPr>
+        <w:pStyle w:val="11"/>
+        <w:widowControl/>
+        <w:numPr>
+          <w:numId w:val="0"/>
+        </w:numPr>
+        <w:autoSpaceDE/>
+        <w:autoSpaceDN/>
+        <w:ind w:leftChars="0"/>
+        <w:rPr>
+          <w:rFonts w:hint="default" w:ascii="Calibri" w:hAnsi="Calibri" w:cs="Calibri"/>
+          <w:spacing w:val="-2"/>
+        </w:rPr>
+      </w:pPr>
+      <w:bookmarkStart w:id="7" w:name="_GoBack"/>
+      <w:bookmarkEnd w:id="7"/>
+    </w:p>
+    <w:p>
+      <w:pPr>
+        <w:keepNext w:val="0"/>
+        <w:keepLines w:val="0"/>
+        <w:widowControl/>
+        <w:suppressLineNumbers w:val="0"/>
+        <w:jc w:val="left"/>
+        <w:rPr>
+          <w:rFonts w:hint="default" w:ascii="Calibri" w:hAnsi="Calibri" w:eastAsia="Calibri-Bold" w:cs="Calibri"/>
+          <w:b/>
+          <w:bCs/>
+          <w:color w:val="000000"/>
+          <w:kern w:val="0"/>
+          <w:sz w:val="24"/>
+          <w:szCs w:val="24"/>
+          <w:lang w:val="en-US" w:eastAsia="zh-CN" w:bidi="ar"/>
+        </w:rPr>
+      </w:pPr>
+      <w:r>
+        <w:rPr>
+          <w:rFonts w:hint="default" w:ascii="Calibri" w:hAnsi="Calibri" w:eastAsia="Calibri-Bold" w:cs="Calibri"/>
+          <w:b/>
+          <w:bCs/>
+          <w:color w:val="000000"/>
+          <w:kern w:val="0"/>
+          <w:sz w:val="24"/>
+          <w:szCs w:val="24"/>
+          <w:lang w:val="en-US" w:eastAsia="zh-CN" w:bidi="ar"/>
+        </w:rPr>
+        <w:t>Text to SQL LLM App using LLM API</w:t>
+      </w:r>
+      <w:r>
+        <w:rPr>
+          <w:rFonts w:hint="default" w:ascii="Calibri" w:hAnsi="Calibri" w:eastAsia="Calibri-Bold" w:cs="Calibri"/>
+          <w:b w:val="0"/>
+          <w:bCs w:val="0"/>
+          <w:color w:val="000000"/>
+          <w:kern w:val="0"/>
+          <w:sz w:val="24"/>
+          <w:szCs w:val="24"/>
+          <w:lang w:val="en-US" w:eastAsia="zh-CN" w:bidi="ar"/>
+        </w:rPr>
+        <w:t>(Gmini, groq , OpenAi)</w:t>
+      </w:r>
+    </w:p>
+    <w:p>
+      <w:pPr>
+        <w:keepNext w:val="0"/>
+        <w:keepLines w:val="0"/>
+        <w:widowControl/>
+        <w:suppressLineNumbers w:val="0"/>
+        <w:jc w:val="left"/>
+        <w:rPr>
+          <w:rFonts w:hint="default" w:ascii="Calibri" w:hAnsi="Calibri" w:cs="Calibri"/>
+        </w:rPr>
+      </w:pPr>
+      <w:r>
+        <w:rPr>
+          <w:rFonts w:hint="default" w:ascii="Calibri" w:hAnsi="Calibri" w:eastAsia="SimSun" w:cs="Calibri"/>
+          <w:color w:val="000000"/>
+          <w:kern w:val="0"/>
+          <w:sz w:val="22"/>
+          <w:szCs w:val="22"/>
+          <w:lang w:val="en-US" w:eastAsia="zh-CN" w:bidi="ar"/>
+        </w:rPr>
+        <w:t xml:space="preserve">• </w:t>
+      </w:r>
+      <w:r>
+        <w:rPr>
+          <w:rFonts w:hint="default" w:ascii="Calibri" w:hAnsi="Calibri" w:eastAsia="Calibri-Bold" w:cs="Calibri"/>
+          <w:b/>
+          <w:bCs/>
+          <w:color w:val="000000"/>
+          <w:kern w:val="0"/>
+          <w:sz w:val="22"/>
+          <w:szCs w:val="22"/>
+          <w:lang w:val="en-US" w:eastAsia="zh-CN" w:bidi="ar"/>
+        </w:rPr>
+        <w:t>Overview</w:t>
+      </w:r>
+      <w:r>
+        <w:rPr>
+          <w:rFonts w:hint="default" w:ascii="Calibri" w:hAnsi="Calibri" w:eastAsia="SimSun" w:cs="Calibri"/>
+          <w:color w:val="000000"/>
+          <w:kern w:val="0"/>
+          <w:sz w:val="22"/>
+          <w:szCs w:val="22"/>
+          <w:lang w:val="en-US" w:eastAsia="zh-CN" w:bidi="ar"/>
+        </w:rPr>
+        <w:t xml:space="preserve">: Created an app to convert natural language queries into SQL commands using LLM, improving database </w:t>
+      </w:r>
+    </w:p>
+    <w:p>
+      <w:pPr>
+        <w:keepNext w:val="0"/>
+        <w:keepLines w:val="0"/>
+        <w:widowControl/>
+        <w:suppressLineNumbers w:val="0"/>
+        <w:jc w:val="left"/>
+        <w:rPr>
+          <w:rFonts w:hint="default" w:ascii="Calibri" w:hAnsi="Calibri" w:cs="Calibri"/>
+        </w:rPr>
+      </w:pPr>
+      <w:r>
+        <w:rPr>
+          <w:rFonts w:hint="default" w:ascii="Calibri" w:hAnsi="Calibri" w:eastAsia="SimSun" w:cs="Calibri"/>
+          <w:color w:val="000000"/>
+          <w:kern w:val="0"/>
+          <w:sz w:val="22"/>
+          <w:szCs w:val="22"/>
+          <w:lang w:val="en-US" w:eastAsia="zh-CN" w:bidi="ar"/>
+        </w:rPr>
+        <w:t xml:space="preserve">accessibility for non-technical users. </w:t>
+      </w:r>
+    </w:p>
+    <w:p>
+      <w:pPr>
+        <w:keepNext w:val="0"/>
+        <w:keepLines w:val="0"/>
+        <w:widowControl/>
+        <w:suppressLineNumbers w:val="0"/>
+        <w:jc w:val="left"/>
+        <w:rPr>
+          <w:rFonts w:hint="default" w:ascii="Calibri" w:hAnsi="Calibri" w:cs="Calibri"/>
+        </w:rPr>
+      </w:pPr>
+      <w:r>
+        <w:rPr>
+          <w:rFonts w:hint="default" w:ascii="Calibri" w:hAnsi="Calibri" w:eastAsia="SimSun" w:cs="Calibri"/>
+          <w:color w:val="000000"/>
+          <w:kern w:val="0"/>
+          <w:sz w:val="22"/>
+          <w:szCs w:val="22"/>
+          <w:lang w:val="en-US" w:eastAsia="zh-CN" w:bidi="ar"/>
+        </w:rPr>
+        <w:t xml:space="preserve">• </w:t>
+      </w:r>
+      <w:r>
+        <w:rPr>
+          <w:rFonts w:hint="default" w:ascii="Calibri" w:hAnsi="Calibri" w:eastAsia="Calibri-Bold" w:cs="Calibri"/>
+          <w:b/>
+          <w:bCs/>
+          <w:color w:val="000000"/>
+          <w:kern w:val="0"/>
+          <w:sz w:val="22"/>
+          <w:szCs w:val="22"/>
+          <w:lang w:val="en-US" w:eastAsia="zh-CN" w:bidi="ar"/>
+        </w:rPr>
+        <w:t>Technologies</w:t>
+      </w:r>
+      <w:r>
+        <w:rPr>
+          <w:rFonts w:hint="default" w:ascii="Calibri" w:hAnsi="Calibri" w:eastAsia="SimSun" w:cs="Calibri"/>
+          <w:color w:val="000000"/>
+          <w:kern w:val="0"/>
+          <w:sz w:val="22"/>
+          <w:szCs w:val="22"/>
+          <w:lang w:val="en-US" w:eastAsia="zh-CN" w:bidi="ar"/>
+        </w:rPr>
+        <w:t xml:space="preserve">: LLM Api, Python, AWS. </w:t>
+      </w:r>
+    </w:p>
+    <w:p>
+      <w:pPr>
+        <w:keepNext w:val="0"/>
+        <w:keepLines w:val="0"/>
+        <w:widowControl/>
+        <w:suppressLineNumbers w:val="0"/>
+        <w:jc w:val="left"/>
+        <w:rPr>
+          <w:rFonts w:hint="default" w:ascii="Calibri" w:hAnsi="Calibri" w:cs="Calibri"/>
+          <w:lang w:val="en-US"/>
+        </w:rPr>
+      </w:pPr>
+      <w:r>
+        <w:rPr>
+          <w:rFonts w:hint="default" w:ascii="Calibri" w:hAnsi="Calibri" w:eastAsia="SimSun" w:cs="Calibri"/>
+          <w:color w:val="000000"/>
+          <w:kern w:val="0"/>
+          <w:sz w:val="22"/>
+          <w:szCs w:val="22"/>
+          <w:lang w:val="en-US" w:eastAsia="zh-CN" w:bidi="ar"/>
+        </w:rPr>
+        <w:t xml:space="preserve">• </w:t>
+      </w:r>
+      <w:r>
+        <w:rPr>
+          <w:rFonts w:hint="default" w:ascii="Calibri" w:hAnsi="Calibri" w:eastAsia="Calibri-Bold" w:cs="Calibri"/>
+          <w:b/>
+          <w:bCs/>
+          <w:color w:val="000000"/>
+          <w:kern w:val="0"/>
+          <w:sz w:val="22"/>
+          <w:szCs w:val="22"/>
+          <w:lang w:val="en-US" w:eastAsia="zh-CN" w:bidi="ar"/>
+        </w:rPr>
+        <w:t>Outcome</w:t>
+      </w:r>
+      <w:r>
+        <w:rPr>
+          <w:rFonts w:hint="default" w:ascii="Calibri" w:hAnsi="Calibri" w:eastAsia="SimSun" w:cs="Calibri"/>
+          <w:color w:val="000000"/>
+          <w:kern w:val="0"/>
+          <w:sz w:val="22"/>
+          <w:szCs w:val="22"/>
+          <w:lang w:val="en-US" w:eastAsia="zh-CN" w:bidi="ar"/>
+        </w:rPr>
+        <w:t>: Reduced query formulation time by over 60 to 70%, enhancing productivity for users.</w:t>
+      </w:r>
+    </w:p>
+    <w:p>
+      <w:pPr>
+        <w:pStyle w:val="11"/>
+        <w:widowControl/>
+        <w:numPr>
+          <w:numId w:val="0"/>
+        </w:numPr>
+        <w:autoSpaceDE/>
+        <w:autoSpaceDN/>
+        <w:rPr>
+          <w:rFonts w:hint="default" w:ascii="Calibri" w:hAnsi="Calibri" w:cs="Calibri"/>
+          <w:spacing w:val="-2"/>
+        </w:rPr>
+      </w:pPr>
+    </w:p>
+    <w:p>
+      <w:pPr>
         <w:pStyle w:val="3"/>
         <w:spacing w:before="55"/>
         <w:ind w:left="0"/>
         <w:rPr>
-          <w:rFonts w:asciiTheme="minorHAnsi" w:hAnsiTheme="minorHAnsi" w:cstheme="minorHAnsi"/>
+          <w:rFonts w:hint="default" w:ascii="Calibri" w:hAnsi="Calibri" w:cs="Calibri"/>
           <w:spacing w:val="26"/>
         </w:rPr>
       </w:pPr>
       <w:r>
         <w:rPr>
-          <w:rFonts w:asciiTheme="minorHAnsi" w:hAnsiTheme="minorHAnsi" w:cstheme="minorHAnsi"/>
+          <w:rFonts w:hint="default" w:ascii="Calibri" w:hAnsi="Calibri" w:cs="Calibri"/>
           <w:spacing w:val="-2"/>
         </w:rPr>
         <w:t xml:space="preserve">Krishi Mitra –Website| </w:t>
       </w:r>
       <w:r>
         <w:rPr>
-          <w:rFonts w:asciiTheme="minorHAnsi" w:hAnsiTheme="minorHAnsi" w:cstheme="minorHAnsi"/>
+          <w:rFonts w:hint="default" w:ascii="Calibri" w:hAnsi="Calibri" w:cs="Calibri"/>
           <w:spacing w:val="-6"/>
         </w:rPr>
         <w:t>Recommender, Prediction</w:t>
       </w:r>
       <w:r>
         <w:rPr>
-          <w:rFonts w:asciiTheme="minorHAnsi" w:hAnsiTheme="minorHAnsi" w:cstheme="minorHAnsi"/>
+          <w:rFonts w:hint="default" w:ascii="Calibri" w:hAnsi="Calibri" w:cs="Calibri"/>
           <w:spacing w:val="-2"/>
         </w:rPr>
         <w:t xml:space="preserve"> and Chatbot System</w:t>
       </w:r>
       <w:r>
         <w:rPr>
-          <w:rFonts w:asciiTheme="minorHAnsi" w:hAnsiTheme="minorHAnsi" w:cstheme="minorHAnsi"/>
+          <w:rFonts w:hint="default" w:ascii="Calibri" w:hAnsi="Calibri" w:cs="Calibri"/>
           <w:spacing w:val="26"/>
         </w:rPr>
         <w:t xml:space="preserve"> </w:t>
       </w:r>
       <w:r>
         <w:rPr>
-          <w:rFonts w:asciiTheme="minorHAnsi" w:hAnsiTheme="minorHAnsi" w:cstheme="minorHAnsi"/>
+          <w:rFonts w:hint="default" w:ascii="Calibri" w:hAnsi="Calibri" w:cs="Calibri"/>
           <w:position w:val="-3"/>
         </w:rPr>
         <w:drawing>
@@ -2307,7 +2688,7 @@
       </w:r>
       <w:r>
         <w:rPr>
-          <w:rFonts w:asciiTheme="minorHAnsi" w:hAnsiTheme="minorHAnsi" w:cstheme="minorHAnsi"/>
+          <w:rFonts w:hint="default" w:ascii="Calibri" w:hAnsi="Calibri" w:cs="Calibri"/>
           <w:spacing w:val="26"/>
         </w:rPr>
         <w:t>[Demo]</w:t>
@@ -2327,38 +2708,38 @@
         <w:spacing w:line="274" w:lineRule="exact"/>
         <w:ind w:left="220"/>
         <w:rPr>
-          <w:rFonts w:asciiTheme="minorHAnsi" w:hAnsiTheme="minorHAnsi" w:cstheme="minorHAnsi"/>
-        </w:rPr>
-      </w:pPr>
-      <w:r>
-        <w:rPr>
-          <w:rFonts w:asciiTheme="minorHAnsi" w:hAnsiTheme="minorHAnsi" w:cstheme="minorHAnsi"/>
+          <w:rFonts w:hint="default" w:ascii="Calibri" w:hAnsi="Calibri" w:cs="Calibri"/>
+        </w:rPr>
+      </w:pPr>
+      <w:r>
+        <w:rPr>
+          <w:rFonts w:hint="default" w:ascii="Calibri" w:hAnsi="Calibri" w:cs="Calibri"/>
         </w:rPr>
         <w:t>Developed</w:t>
       </w:r>
       <w:r>
         <w:rPr>
-          <w:rFonts w:asciiTheme="minorHAnsi" w:hAnsiTheme="minorHAnsi" w:cstheme="minorHAnsi"/>
+          <w:rFonts w:hint="default" w:ascii="Calibri" w:hAnsi="Calibri" w:cs="Calibri"/>
           <w:spacing w:val="-14"/>
         </w:rPr>
         <w:t xml:space="preserve"> </w:t>
       </w:r>
       <w:r>
         <w:rPr>
-          <w:rFonts w:asciiTheme="minorHAnsi" w:hAnsiTheme="minorHAnsi" w:cstheme="minorHAnsi"/>
+          <w:rFonts w:hint="default" w:ascii="Calibri" w:hAnsi="Calibri" w:cs="Calibri"/>
         </w:rPr>
         <w:t>end-to-end</w:t>
       </w:r>
       <w:r>
         <w:rPr>
-          <w:rFonts w:asciiTheme="minorHAnsi" w:hAnsiTheme="minorHAnsi" w:cstheme="minorHAnsi"/>
+          <w:rFonts w:hint="default" w:ascii="Calibri" w:hAnsi="Calibri" w:cs="Calibri"/>
           <w:spacing w:val="-12"/>
         </w:rPr>
         <w:t xml:space="preserve"> </w:t>
       </w:r>
       <w:r>
         <w:rPr>
-          <w:rFonts w:asciiTheme="minorHAnsi" w:hAnsiTheme="minorHAnsi" w:cstheme="minorHAnsi"/>
+          <w:rFonts w:hint="default" w:ascii="Calibri" w:hAnsi="Calibri" w:cs="Calibri"/>
           <w:b/>
           <w:spacing w:val="-12"/>
         </w:rPr>
@@ -2366,7 +2747,7 @@
       </w:r>
       <w:r>
         <w:rPr>
-          <w:rFonts w:asciiTheme="minorHAnsi" w:hAnsiTheme="minorHAnsi" w:cstheme="minorHAnsi"/>
+          <w:rFonts w:hint="default" w:ascii="Calibri" w:hAnsi="Calibri" w:cs="Calibri"/>
           <w:b/>
           <w:spacing w:val="-8"/>
         </w:rPr>
@@ -2374,14 +2755,14 @@
       </w:r>
       <w:r>
         <w:rPr>
-          <w:rFonts w:asciiTheme="minorHAnsi" w:hAnsiTheme="minorHAnsi" w:cstheme="minorHAnsi"/>
+          <w:rFonts w:hint="default" w:ascii="Calibri" w:hAnsi="Calibri" w:cs="Calibri"/>
           <w:b/>
         </w:rPr>
         <w:t>recommendation</w:t>
       </w:r>
       <w:r>
         <w:rPr>
-          <w:rFonts w:asciiTheme="minorHAnsi" w:hAnsiTheme="minorHAnsi" w:cstheme="minorHAnsi"/>
+          <w:rFonts w:hint="default" w:ascii="Calibri" w:hAnsi="Calibri" w:cs="Calibri"/>
           <w:b/>
           <w:spacing w:val="-2"/>
         </w:rPr>
@@ -2389,21 +2770,21 @@
       </w:r>
       <w:r>
         <w:rPr>
-          <w:rFonts w:asciiTheme="minorHAnsi" w:hAnsiTheme="minorHAnsi" w:cstheme="minorHAnsi"/>
+          <w:rFonts w:hint="default" w:ascii="Calibri" w:hAnsi="Calibri" w:cs="Calibri"/>
           <w:b/>
         </w:rPr>
         <w:t>system</w:t>
       </w:r>
       <w:r>
         <w:rPr>
-          <w:rFonts w:asciiTheme="minorHAnsi" w:hAnsiTheme="minorHAnsi" w:cstheme="minorHAnsi"/>
+          <w:rFonts w:hint="default" w:ascii="Calibri" w:hAnsi="Calibri" w:cs="Calibri"/>
           <w:spacing w:val="-7"/>
         </w:rPr>
         <w:t xml:space="preserve"> or</w:t>
       </w:r>
       <w:r>
         <w:rPr>
-          <w:rFonts w:asciiTheme="minorHAnsi" w:hAnsiTheme="minorHAnsi" w:cstheme="minorHAnsi"/>
+          <w:rFonts w:hint="default" w:ascii="Calibri" w:hAnsi="Calibri" w:cs="Calibri"/>
           <w:b/>
           <w:spacing w:val="-7"/>
         </w:rPr>
@@ -2411,21 +2792,21 @@
       </w:r>
       <w:r>
         <w:rPr>
-          <w:rFonts w:asciiTheme="minorHAnsi" w:hAnsiTheme="minorHAnsi" w:cstheme="minorHAnsi"/>
+          <w:rFonts w:hint="default" w:ascii="Calibri" w:hAnsi="Calibri" w:cs="Calibri"/>
           <w:spacing w:val="-7"/>
         </w:rPr>
         <w:t xml:space="preserve"> </w:t>
       </w:r>
       <w:r>
         <w:rPr>
-          <w:rFonts w:asciiTheme="minorHAnsi" w:hAnsiTheme="minorHAnsi" w:cstheme="minorHAnsi"/>
+          <w:rFonts w:hint="default" w:ascii="Calibri" w:hAnsi="Calibri" w:cs="Calibri"/>
           <w:b/>
         </w:rPr>
         <w:t>Chatbot as Farming Expert</w:t>
       </w:r>
       <w:r>
         <w:rPr>
-          <w:rFonts w:asciiTheme="minorHAnsi" w:hAnsiTheme="minorHAnsi" w:cstheme="minorHAnsi"/>
+          <w:rFonts w:hint="default" w:ascii="Calibri" w:hAnsi="Calibri" w:cs="Calibri"/>
           <w:spacing w:val="-9"/>
         </w:rPr>
         <w:t>.</w:t>
@@ -2445,116 +2826,116 @@
         <w:spacing w:line="274" w:lineRule="exact"/>
         <w:ind w:left="220"/>
         <w:rPr>
-          <w:rFonts w:asciiTheme="minorHAnsi" w:hAnsiTheme="minorHAnsi" w:cstheme="minorHAnsi"/>
-        </w:rPr>
-      </w:pPr>
-      <w:r>
-        <w:rPr>
-          <w:rFonts w:asciiTheme="minorHAnsi" w:hAnsiTheme="minorHAnsi" w:cstheme="minorHAnsi"/>
+          <w:rFonts w:hint="default" w:ascii="Calibri" w:hAnsi="Calibri" w:cs="Calibri"/>
+        </w:rPr>
+      </w:pPr>
+      <w:r>
+        <w:rPr>
+          <w:rFonts w:hint="default" w:ascii="Calibri" w:hAnsi="Calibri" w:cs="Calibri"/>
         </w:rPr>
         <w:t>Conducted</w:t>
       </w:r>
       <w:r>
         <w:rPr>
-          <w:rFonts w:asciiTheme="minorHAnsi" w:hAnsiTheme="minorHAnsi" w:cstheme="minorHAnsi"/>
+          <w:rFonts w:hint="default" w:ascii="Calibri" w:hAnsi="Calibri" w:cs="Calibri"/>
           <w:spacing w:val="-2"/>
         </w:rPr>
         <w:t xml:space="preserve"> </w:t>
       </w:r>
       <w:r>
         <w:rPr>
-          <w:rFonts w:asciiTheme="minorHAnsi" w:hAnsiTheme="minorHAnsi" w:cstheme="minorHAnsi"/>
+          <w:rFonts w:hint="default" w:ascii="Calibri" w:hAnsi="Calibri" w:cs="Calibri"/>
         </w:rPr>
         <w:t>extensive</w:t>
       </w:r>
       <w:r>
         <w:rPr>
-          <w:rFonts w:asciiTheme="minorHAnsi" w:hAnsiTheme="minorHAnsi" w:cstheme="minorHAnsi"/>
+          <w:rFonts w:hint="default" w:ascii="Calibri" w:hAnsi="Calibri" w:cs="Calibri"/>
           <w:spacing w:val="-1"/>
         </w:rPr>
         <w:t xml:space="preserve"> </w:t>
       </w:r>
       <w:r>
         <w:rPr>
-          <w:rFonts w:asciiTheme="minorHAnsi" w:hAnsiTheme="minorHAnsi" w:cstheme="minorHAnsi"/>
+          <w:rFonts w:hint="default" w:ascii="Calibri" w:hAnsi="Calibri" w:cs="Calibri"/>
         </w:rPr>
         <w:t>data</w:t>
       </w:r>
       <w:r>
         <w:rPr>
-          <w:rFonts w:asciiTheme="minorHAnsi" w:hAnsiTheme="minorHAnsi" w:cstheme="minorHAnsi"/>
+          <w:rFonts w:hint="default" w:ascii="Calibri" w:hAnsi="Calibri" w:cs="Calibri"/>
           <w:spacing w:val="-1"/>
         </w:rPr>
         <w:t xml:space="preserve"> </w:t>
       </w:r>
       <w:r>
         <w:rPr>
-          <w:rFonts w:asciiTheme="minorHAnsi" w:hAnsiTheme="minorHAnsi" w:cstheme="minorHAnsi"/>
+          <w:rFonts w:hint="default" w:ascii="Calibri" w:hAnsi="Calibri" w:cs="Calibri"/>
         </w:rPr>
         <w:t>preprocessing</w:t>
       </w:r>
       <w:r>
         <w:rPr>
-          <w:rFonts w:asciiTheme="minorHAnsi" w:hAnsiTheme="minorHAnsi" w:cstheme="minorHAnsi"/>
+          <w:rFonts w:hint="default" w:ascii="Calibri" w:hAnsi="Calibri" w:cs="Calibri"/>
           <w:spacing w:val="-4"/>
         </w:rPr>
         <w:t xml:space="preserve"> </w:t>
       </w:r>
       <w:r>
         <w:rPr>
-          <w:rFonts w:asciiTheme="minorHAnsi" w:hAnsiTheme="minorHAnsi" w:cstheme="minorHAnsi"/>
+          <w:rFonts w:hint="default" w:ascii="Calibri" w:hAnsi="Calibri" w:cs="Calibri"/>
         </w:rPr>
         <w:t>and</w:t>
       </w:r>
       <w:r>
         <w:rPr>
-          <w:rFonts w:asciiTheme="minorHAnsi" w:hAnsiTheme="minorHAnsi" w:cstheme="minorHAnsi"/>
+          <w:rFonts w:hint="default" w:ascii="Calibri" w:hAnsi="Calibri" w:cs="Calibri"/>
           <w:spacing w:val="-8"/>
         </w:rPr>
         <w:t xml:space="preserve"> </w:t>
       </w:r>
       <w:r>
         <w:rPr>
-          <w:rFonts w:asciiTheme="minorHAnsi" w:hAnsiTheme="minorHAnsi" w:cstheme="minorHAnsi"/>
+          <w:rFonts w:hint="default" w:ascii="Calibri" w:hAnsi="Calibri" w:cs="Calibri"/>
         </w:rPr>
         <w:t>feature</w:t>
       </w:r>
       <w:r>
         <w:rPr>
-          <w:rFonts w:asciiTheme="minorHAnsi" w:hAnsiTheme="minorHAnsi" w:cstheme="minorHAnsi"/>
+          <w:rFonts w:hint="default" w:ascii="Calibri" w:hAnsi="Calibri" w:cs="Calibri"/>
           <w:spacing w:val="-1"/>
         </w:rPr>
         <w:t xml:space="preserve"> </w:t>
       </w:r>
       <w:r>
         <w:rPr>
-          <w:rFonts w:asciiTheme="minorHAnsi" w:hAnsiTheme="minorHAnsi" w:cstheme="minorHAnsi"/>
+          <w:rFonts w:hint="default" w:ascii="Calibri" w:hAnsi="Calibri" w:cs="Calibri"/>
         </w:rPr>
         <w:t>engineering,</w:t>
       </w:r>
       <w:r>
         <w:rPr>
-          <w:rFonts w:asciiTheme="minorHAnsi" w:hAnsiTheme="minorHAnsi" w:cstheme="minorHAnsi"/>
+          <w:rFonts w:hint="default" w:ascii="Calibri" w:hAnsi="Calibri" w:cs="Calibri"/>
           <w:spacing w:val="-1"/>
         </w:rPr>
         <w:t xml:space="preserve"> </w:t>
       </w:r>
       <w:r>
         <w:rPr>
-          <w:rFonts w:asciiTheme="minorHAnsi" w:hAnsiTheme="minorHAnsi" w:cstheme="minorHAnsi"/>
+          <w:rFonts w:hint="default" w:ascii="Calibri" w:hAnsi="Calibri" w:cs="Calibri"/>
         </w:rPr>
         <w:t>Experiment with</w:t>
       </w:r>
       <w:r>
         <w:rPr>
-          <w:rFonts w:asciiTheme="minorHAnsi" w:hAnsiTheme="minorHAnsi" w:cstheme="minorHAnsi"/>
+          <w:rFonts w:hint="default" w:ascii="Calibri" w:hAnsi="Calibri" w:cs="Calibri"/>
           <w:spacing w:val="-1"/>
         </w:rPr>
         <w:t xml:space="preserve"> Different ML Models and Achieve </w:t>
       </w:r>
       <w:r>
         <w:rPr>
-          <w:rFonts w:asciiTheme="minorHAnsi" w:hAnsiTheme="minorHAnsi" w:cstheme="minorHAnsi"/>
+          <w:rFonts w:hint="default" w:ascii="Calibri" w:hAnsi="Calibri" w:cs="Calibri"/>
           <w:b/>
           <w:spacing w:val="-1"/>
         </w:rPr>
@@ -2562,21 +2943,21 @@
       </w:r>
       <w:r>
         <w:rPr>
-          <w:rFonts w:asciiTheme="minorHAnsi" w:hAnsiTheme="minorHAnsi" w:cstheme="minorHAnsi"/>
+          <w:rFonts w:hint="default" w:ascii="Calibri" w:hAnsi="Calibri" w:cs="Calibri"/>
           <w:spacing w:val="-1"/>
         </w:rPr>
         <w:t xml:space="preserve"> in Random Forest</w:t>
       </w:r>
       <w:r>
         <w:rPr>
-          <w:rFonts w:asciiTheme="minorHAnsi" w:hAnsiTheme="minorHAnsi" w:cstheme="minorHAnsi"/>
-          <w:b/>
-        </w:rPr>
-        <w:t xml:space="preserve"> </w:t>
-      </w:r>
-      <w:r>
-        <w:rPr>
-          <w:rFonts w:asciiTheme="minorHAnsi" w:hAnsiTheme="minorHAnsi" w:cstheme="minorHAnsi"/>
+          <w:rFonts w:hint="default" w:ascii="Calibri" w:hAnsi="Calibri" w:cs="Calibri"/>
+          <w:b/>
+        </w:rPr>
+        <w:t xml:space="preserve"> </w:t>
+      </w:r>
+      <w:r>
+        <w:rPr>
+          <w:rFonts w:hint="default" w:ascii="Calibri" w:hAnsi="Calibri" w:cs="Calibri"/>
         </w:rPr>
         <w:t>techniques.</w:t>
       </w:r>
@@ -2595,18 +2976,18 @@
         <w:spacing w:line="256" w:lineRule="exact"/>
         <w:ind w:left="220"/>
         <w:rPr>
-          <w:rFonts w:asciiTheme="minorHAnsi" w:hAnsiTheme="minorHAnsi" w:cstheme="minorHAnsi"/>
-        </w:rPr>
-      </w:pPr>
-      <w:r>
-        <w:rPr>
-          <w:rFonts w:asciiTheme="minorHAnsi" w:hAnsiTheme="minorHAnsi" w:cstheme="minorHAnsi"/>
+          <w:rFonts w:hint="default" w:ascii="Calibri" w:hAnsi="Calibri" w:cs="Calibri"/>
+        </w:rPr>
+      </w:pPr>
+      <w:r>
+        <w:rPr>
+          <w:rFonts w:hint="default" w:ascii="Calibri" w:hAnsi="Calibri" w:cs="Calibri"/>
         </w:rPr>
         <w:t>Leveraged</w:t>
       </w:r>
       <w:r>
         <w:rPr>
-          <w:rFonts w:asciiTheme="minorHAnsi" w:hAnsiTheme="minorHAnsi" w:cstheme="minorHAnsi"/>
+          <w:rFonts w:hint="default" w:ascii="Calibri" w:hAnsi="Calibri" w:cs="Calibri"/>
           <w:b/>
           <w:spacing w:val="-3"/>
         </w:rPr>
@@ -2614,39 +2995,39 @@
       </w:r>
       <w:r>
         <w:rPr>
-          <w:rFonts w:asciiTheme="minorHAnsi" w:hAnsiTheme="minorHAnsi" w:cstheme="minorHAnsi"/>
+          <w:rFonts w:hint="default" w:ascii="Calibri" w:hAnsi="Calibri" w:cs="Calibri"/>
         </w:rPr>
         <w:t>model</w:t>
       </w:r>
       <w:r>
         <w:rPr>
-          <w:rFonts w:asciiTheme="minorHAnsi" w:hAnsiTheme="minorHAnsi" w:cstheme="minorHAnsi"/>
+          <w:rFonts w:hint="default" w:ascii="Calibri" w:hAnsi="Calibri" w:cs="Calibri"/>
           <w:spacing w:val="-7"/>
         </w:rPr>
         <w:t xml:space="preserve"> </w:t>
       </w:r>
       <w:r>
         <w:rPr>
-          <w:rFonts w:asciiTheme="minorHAnsi" w:hAnsiTheme="minorHAnsi" w:cstheme="minorHAnsi"/>
+          <w:rFonts w:hint="default" w:ascii="Calibri" w:hAnsi="Calibri" w:cs="Calibri"/>
         </w:rPr>
         <w:t>and got 99.2</w:t>
       </w:r>
       <w:r>
         <w:rPr>
-          <w:rFonts w:asciiTheme="minorHAnsi" w:hAnsiTheme="minorHAnsi" w:cstheme="minorHAnsi"/>
+          <w:rFonts w:hint="default" w:ascii="Calibri" w:hAnsi="Calibri" w:cs="Calibri"/>
           <w:b/>
         </w:rPr>
         <w:t xml:space="preserve">% </w:t>
       </w:r>
       <w:r>
         <w:rPr>
-          <w:rFonts w:asciiTheme="minorHAnsi" w:hAnsiTheme="minorHAnsi" w:cstheme="minorHAnsi"/>
+          <w:rFonts w:hint="default" w:ascii="Calibri" w:hAnsi="Calibri" w:cs="Calibri"/>
         </w:rPr>
         <w:t>Accuracy.</w:t>
       </w:r>
       <w:r>
         <w:rPr>
-          <w:rFonts w:asciiTheme="minorHAnsi" w:hAnsiTheme="minorHAnsi" w:cstheme="minorHAnsi"/>
+          <w:rFonts w:hint="default" w:ascii="Calibri" w:hAnsi="Calibri" w:cs="Calibri"/>
         </w:rPr>
         <w:tab/>
       </w:r>
@@ -2665,25 +3046,25 @@
         <w:spacing w:line="256" w:lineRule="exact"/>
         <w:ind w:left="220"/>
         <w:rPr>
-          <w:rFonts w:asciiTheme="minorHAnsi" w:hAnsiTheme="minorHAnsi" w:cstheme="minorHAnsi"/>
-        </w:rPr>
-      </w:pPr>
-      <w:r>
-        <w:rPr>
-          <w:rFonts w:asciiTheme="minorHAnsi" w:hAnsiTheme="minorHAnsi" w:cstheme="minorHAnsi"/>
+          <w:rFonts w:hint="default" w:ascii="Calibri" w:hAnsi="Calibri" w:cs="Calibri"/>
+        </w:rPr>
+      </w:pPr>
+      <w:r>
+        <w:rPr>
+          <w:rFonts w:hint="default" w:ascii="Calibri" w:hAnsi="Calibri" w:cs="Calibri"/>
         </w:rPr>
         <w:t xml:space="preserve">Use Google Gemini API and </w:t>
       </w:r>
       <w:r>
         <w:rPr>
-          <w:rFonts w:asciiTheme="minorHAnsi" w:hAnsiTheme="minorHAnsi" w:cstheme="minorHAnsi"/>
+          <w:rFonts w:hint="default" w:ascii="Calibri" w:hAnsi="Calibri" w:cs="Calibri"/>
           <w:b/>
         </w:rPr>
         <w:t>integrate LLMs Chatbot</w:t>
       </w:r>
       <w:r>
         <w:rPr>
-          <w:rFonts w:asciiTheme="minorHAnsi" w:hAnsiTheme="minorHAnsi" w:cstheme="minorHAnsi"/>
+          <w:rFonts w:hint="default" w:ascii="Calibri" w:hAnsi="Calibri" w:cs="Calibri"/>
         </w:rPr>
         <w:t xml:space="preserve"> as a Farmer Expert.</w:t>
       </w:r>
@@ -2694,7 +3075,7 @@
         <w:spacing w:before="55"/>
         <w:ind w:left="0"/>
         <w:rPr>
-          <w:rFonts w:asciiTheme="minorHAnsi" w:hAnsiTheme="minorHAnsi" w:cstheme="minorHAnsi"/>
+          <w:rFonts w:hint="default" w:ascii="Calibri" w:hAnsi="Calibri" w:cs="Calibri"/>
           <w:spacing w:val="26"/>
         </w:rPr>
       </w:pPr>
@@ -2705,45 +3086,45 @@
         <w:spacing w:before="55"/>
         <w:ind w:left="0"/>
         <w:rPr>
-          <w:rFonts w:asciiTheme="minorHAnsi" w:hAnsiTheme="minorHAnsi" w:cstheme="minorHAnsi"/>
-        </w:rPr>
-      </w:pPr>
-      <w:r>
-        <w:rPr>
-          <w:rFonts w:asciiTheme="minorHAnsi" w:hAnsiTheme="minorHAnsi" w:cstheme="minorHAnsi"/>
+          <w:rFonts w:hint="default" w:ascii="Calibri" w:hAnsi="Calibri" w:cs="Calibri"/>
+        </w:rPr>
+      </w:pPr>
+      <w:r>
+        <w:rPr>
+          <w:rFonts w:hint="default" w:ascii="Calibri" w:hAnsi="Calibri" w:cs="Calibri"/>
           <w:spacing w:val="-2"/>
         </w:rPr>
         <w:t>Student Performance Prediction |</w:t>
       </w:r>
       <w:r>
         <w:rPr>
-          <w:rFonts w:asciiTheme="minorHAnsi" w:hAnsiTheme="minorHAnsi" w:cstheme="minorHAnsi"/>
+          <w:rFonts w:hint="default" w:ascii="Calibri" w:hAnsi="Calibri" w:cs="Calibri"/>
         </w:rPr>
         <w:t>end-to-end ML</w:t>
       </w:r>
       <w:r>
         <w:rPr>
-          <w:rFonts w:asciiTheme="minorHAnsi" w:hAnsiTheme="minorHAnsi" w:cstheme="minorHAnsi"/>
+          <w:rFonts w:hint="default" w:ascii="Calibri" w:hAnsi="Calibri" w:cs="Calibri"/>
           <w:spacing w:val="-12"/>
         </w:rPr>
         <w:t xml:space="preserve"> </w:t>
       </w:r>
       <w:r>
         <w:rPr>
-          <w:rFonts w:asciiTheme="minorHAnsi" w:hAnsiTheme="minorHAnsi" w:cstheme="minorHAnsi"/>
+          <w:rFonts w:hint="default" w:ascii="Calibri" w:hAnsi="Calibri" w:cs="Calibri"/>
         </w:rPr>
         <w:t xml:space="preserve">Prediction system Follow MLOPS </w:t>
       </w:r>
       <w:r>
         <w:rPr>
-          <w:rFonts w:asciiTheme="minorHAnsi" w:hAnsiTheme="minorHAnsi" w:cstheme="minorHAnsi"/>
+          <w:rFonts w:hint="default" w:ascii="Calibri" w:hAnsi="Calibri" w:cs="Calibri"/>
           <w:spacing w:val="26"/>
         </w:rPr>
         <w:t xml:space="preserve"> </w:t>
       </w:r>
       <w:r>
         <w:rPr>
-          <w:rFonts w:asciiTheme="minorHAnsi" w:hAnsiTheme="minorHAnsi" w:cstheme="minorHAnsi"/>
+          <w:rFonts w:hint="default" w:ascii="Calibri" w:hAnsi="Calibri" w:cs="Calibri"/>
           <w:position w:val="-3"/>
         </w:rPr>
         <w:drawing>
@@ -2788,24 +3169,33 @@
       </w:r>
       <w:r>
         <w:rPr>
-          <w:rFonts w:asciiTheme="minorHAnsi" w:hAnsiTheme="minorHAnsi" w:cstheme="minorHAnsi"/>
+          <w:rFonts w:hint="default" w:ascii="Calibri" w:hAnsi="Calibri" w:cs="Calibri"/>
           <w:spacing w:val="26"/>
         </w:rPr>
         <w:t xml:space="preserve"> </w:t>
       </w:r>
       <w:r>
+        <w:rPr>
+          <w:rFonts w:hint="default" w:ascii="Calibri" w:hAnsi="Calibri" w:cs="Calibri"/>
+        </w:rPr>
         <w:fldChar w:fldCharType="begin"/>
       </w:r>
       <w:r>
+        <w:rPr>
+          <w:rFonts w:hint="default" w:ascii="Calibri" w:hAnsi="Calibri" w:cs="Calibri"/>
+        </w:rPr>
         <w:instrText xml:space="preserve"> HYPERLINK "https://bottom-natalina-zero1.koyeb.app/" </w:instrText>
       </w:r>
       <w:r>
+        <w:rPr>
+          <w:rFonts w:hint="default" w:ascii="Calibri" w:hAnsi="Calibri" w:cs="Calibri"/>
+        </w:rPr>
         <w:fldChar w:fldCharType="separate"/>
       </w:r>
       <w:r>
         <w:rPr>
           <w:rStyle w:val="10"/>
-          <w:rFonts w:asciiTheme="minorHAnsi" w:hAnsiTheme="minorHAnsi" w:cstheme="minorHAnsi"/>
+          <w:rFonts w:hint="default" w:ascii="Calibri" w:hAnsi="Calibri" w:cs="Calibri"/>
           <w:spacing w:val="26"/>
         </w:rPr>
         <w:t>[Demo]</w:t>
@@ -2813,7 +3203,7 @@
       <w:r>
         <w:rPr>
           <w:rStyle w:val="10"/>
-          <w:rFonts w:asciiTheme="minorHAnsi" w:hAnsiTheme="minorHAnsi" w:cstheme="minorHAnsi"/>
+          <w:rFonts w:hint="default" w:ascii="Calibri" w:hAnsi="Calibri" w:cs="Calibri"/>
           <w:spacing w:val="26"/>
         </w:rPr>
         <w:fldChar w:fldCharType="end"/>
@@ -2833,12 +3223,12 @@
         <w:spacing w:line="274" w:lineRule="exact"/>
         <w:ind w:hanging="361"/>
         <w:rPr>
-          <w:rFonts w:asciiTheme="minorHAnsi" w:hAnsiTheme="minorHAnsi" w:cstheme="minorHAnsi"/>
-        </w:rPr>
-      </w:pPr>
-      <w:r>
-        <w:rPr>
-          <w:rFonts w:asciiTheme="minorHAnsi" w:hAnsiTheme="minorHAnsi" w:cstheme="minorHAnsi"/>
+          <w:rFonts w:hint="default" w:ascii="Calibri" w:hAnsi="Calibri" w:cs="Calibri"/>
+        </w:rPr>
+      </w:pPr>
+      <w:r>
+        <w:rPr>
+          <w:rFonts w:hint="default" w:ascii="Calibri" w:hAnsi="Calibri" w:cs="Calibri"/>
           <w:b/>
           <w:spacing w:val="-2"/>
         </w:rPr>
@@ -2846,7 +3236,7 @@
       </w:r>
       <w:r>
         <w:rPr>
-          <w:rFonts w:asciiTheme="minorHAnsi" w:hAnsiTheme="minorHAnsi" w:cstheme="minorHAnsi"/>
+          <w:rFonts w:hint="default" w:ascii="Calibri" w:hAnsi="Calibri" w:cs="Calibri"/>
           <w:spacing w:val="-2"/>
         </w:rPr>
         <w:t xml:space="preserve">EDA, Visualization, Data Modeling, Documentation, Flask API, and Frontend, cloud hosting. </w:t>
@@ -2866,12 +3256,12 @@
         <w:spacing w:line="274" w:lineRule="exact"/>
         <w:ind w:hanging="361"/>
         <w:rPr>
-          <w:rFonts w:asciiTheme="minorHAnsi" w:hAnsiTheme="minorHAnsi" w:cstheme="minorHAnsi"/>
-        </w:rPr>
-      </w:pPr>
-      <w:r>
-        <w:rPr>
-          <w:rFonts w:asciiTheme="minorHAnsi" w:hAnsiTheme="minorHAnsi" w:cstheme="minorHAnsi"/>
+          <w:rFonts w:hint="default" w:ascii="Calibri" w:hAnsi="Calibri" w:cs="Calibri"/>
+        </w:rPr>
+      </w:pPr>
+      <w:r>
+        <w:rPr>
+          <w:rFonts w:hint="default" w:ascii="Calibri" w:hAnsi="Calibri" w:cs="Calibri"/>
         </w:rPr>
         <w:t xml:space="preserve">Built a complete MLOps-enabled machine learning application for student performance prediction. </w:t>
       </w:r>
@@ -2882,7 +3272,7 @@
         <w:spacing w:before="55"/>
         <w:ind w:left="0"/>
         <w:rPr>
-          <w:rFonts w:asciiTheme="minorHAnsi" w:hAnsiTheme="minorHAnsi" w:cstheme="minorHAnsi"/>
+          <w:rFonts w:hint="default" w:ascii="Calibri" w:hAnsi="Calibri" w:cs="Calibri"/>
           <w:spacing w:val="-2"/>
         </w:rPr>
       </w:pPr>
@@ -2893,25 +3283,25 @@
         <w:spacing w:before="55"/>
         <w:ind w:left="0"/>
         <w:rPr>
-          <w:rFonts w:asciiTheme="minorHAnsi" w:hAnsiTheme="minorHAnsi" w:cstheme="minorHAnsi"/>
-        </w:rPr>
-      </w:pPr>
-      <w:r>
-        <w:rPr>
-          <w:rFonts w:asciiTheme="minorHAnsi" w:hAnsiTheme="minorHAnsi" w:cstheme="minorHAnsi"/>
+          <w:rFonts w:hint="default" w:ascii="Calibri" w:hAnsi="Calibri" w:cs="Calibri"/>
+        </w:rPr>
+      </w:pPr>
+      <w:r>
+        <w:rPr>
+          <w:rFonts w:hint="default" w:ascii="Calibri" w:hAnsi="Calibri" w:cs="Calibri"/>
           <w:spacing w:val="-2"/>
         </w:rPr>
         <w:t xml:space="preserve">AI Interviewer/Resume and Job Guide | </w:t>
       </w:r>
       <w:r>
         <w:rPr>
-          <w:rFonts w:asciiTheme="minorHAnsi" w:hAnsiTheme="minorHAnsi" w:cstheme="minorHAnsi"/>
+          <w:rFonts w:hint="default" w:ascii="Calibri" w:hAnsi="Calibri" w:cs="Calibri"/>
         </w:rPr>
         <w:t>end-to-end Design and develop scalable GENAI solutions</w:t>
       </w:r>
       <w:r>
         <w:rPr>
-          <w:rFonts w:asciiTheme="minorHAnsi" w:hAnsiTheme="minorHAnsi" w:cstheme="minorHAnsi"/>
+          <w:rFonts w:hint="default" w:ascii="Calibri" w:hAnsi="Calibri" w:cs="Calibri"/>
           <w:position w:val="-3"/>
         </w:rPr>
         <w:drawing>
@@ -2956,24 +3346,33 @@
       </w:r>
       <w:r>
         <w:rPr>
-          <w:rFonts w:asciiTheme="minorHAnsi" w:hAnsiTheme="minorHAnsi" w:cstheme="minorHAnsi"/>
+          <w:rFonts w:hint="default" w:ascii="Calibri" w:hAnsi="Calibri" w:cs="Calibri"/>
           <w:spacing w:val="26"/>
         </w:rPr>
         <w:t xml:space="preserve"> </w:t>
       </w:r>
       <w:r>
+        <w:rPr>
+          <w:rFonts w:hint="default" w:ascii="Calibri" w:hAnsi="Calibri" w:cs="Calibri"/>
+        </w:rPr>
         <w:fldChar w:fldCharType="begin"/>
       </w:r>
       <w:r>
+        <w:rPr>
+          <w:rFonts w:hint="default" w:ascii="Calibri" w:hAnsi="Calibri" w:cs="Calibri"/>
+        </w:rPr>
         <w:instrText xml:space="preserve"> HYPERLINK "https://bottom-natalina-zero1.koyeb.app/" </w:instrText>
       </w:r>
       <w:r>
+        <w:rPr>
+          <w:rFonts w:hint="default" w:ascii="Calibri" w:hAnsi="Calibri" w:cs="Calibri"/>
+        </w:rPr>
         <w:fldChar w:fldCharType="separate"/>
       </w:r>
       <w:r>
         <w:rPr>
           <w:rStyle w:val="7"/>
-          <w:rFonts w:asciiTheme="minorHAnsi" w:hAnsiTheme="minorHAnsi" w:cstheme="minorHAnsi"/>
+          <w:rFonts w:hint="default" w:ascii="Calibri" w:hAnsi="Calibri" w:cs="Calibri"/>
           <w:spacing w:val="26"/>
         </w:rPr>
         <w:t>[Demo]</w:t>
@@ -2981,7 +3380,7 @@
       <w:r>
         <w:rPr>
           <w:rStyle w:val="10"/>
-          <w:rFonts w:asciiTheme="minorHAnsi" w:hAnsiTheme="minorHAnsi" w:cstheme="minorHAnsi"/>
+          <w:rFonts w:hint="default" w:ascii="Calibri" w:hAnsi="Calibri" w:cs="Calibri"/>
           <w:spacing w:val="26"/>
         </w:rPr>
         <w:fldChar w:fldCharType="end"/>
@@ -3001,14 +3400,14 @@
         <w:spacing w:line="274" w:lineRule="exact"/>
         <w:ind w:hanging="361"/>
         <w:rPr>
-          <w:rFonts w:asciiTheme="minorHAnsi" w:hAnsiTheme="minorHAnsi" w:cstheme="minorHAnsi"/>
+          <w:rFonts w:hint="default" w:ascii="Calibri" w:hAnsi="Calibri" w:cs="Calibri"/>
           <w:b/>
           <w:spacing w:val="-2"/>
         </w:rPr>
       </w:pPr>
       <w:r>
         <w:rPr>
-          <w:rFonts w:asciiTheme="minorHAnsi" w:hAnsiTheme="minorHAnsi" w:cstheme="minorHAnsi"/>
+          <w:rFonts w:hint="default" w:ascii="Calibri" w:hAnsi="Calibri" w:cs="Calibri"/>
           <w:b/>
           <w:spacing w:val="-2"/>
         </w:rPr>
@@ -3029,14 +3428,14 @@
         <w:spacing w:line="274" w:lineRule="exact"/>
         <w:ind w:hanging="361"/>
         <w:rPr>
-          <w:rFonts w:asciiTheme="minorHAnsi" w:hAnsiTheme="minorHAnsi" w:cstheme="minorHAnsi"/>
+          <w:rFonts w:hint="default" w:ascii="Calibri" w:hAnsi="Calibri" w:cs="Calibri"/>
           <w:b/>
           <w:spacing w:val="-2"/>
         </w:rPr>
       </w:pPr>
       <w:r>
         <w:rPr>
-          <w:rFonts w:asciiTheme="minorHAnsi" w:hAnsiTheme="minorHAnsi" w:cstheme="minorHAnsi"/>
+          <w:rFonts w:hint="default" w:ascii="Calibri" w:hAnsi="Calibri" w:cs="Calibri"/>
           <w:b/>
           <w:spacing w:val="-2"/>
         </w:rPr>
@@ -3057,14 +3456,14 @@
         <w:spacing w:line="274" w:lineRule="exact"/>
         <w:ind w:hanging="361"/>
         <w:rPr>
-          <w:rFonts w:asciiTheme="minorHAnsi" w:hAnsiTheme="minorHAnsi" w:cstheme="minorHAnsi"/>
+          <w:rFonts w:hint="default" w:ascii="Calibri" w:hAnsi="Calibri" w:cs="Calibri"/>
           <w:b/>
           <w:spacing w:val="-2"/>
         </w:rPr>
       </w:pPr>
       <w:r>
         <w:rPr>
-          <w:rFonts w:asciiTheme="minorHAnsi" w:hAnsiTheme="minorHAnsi" w:cstheme="minorHAnsi"/>
+          <w:rFonts w:hint="default" w:ascii="Calibri" w:hAnsi="Calibri" w:cs="Calibri"/>
           <w:b/>
           <w:spacing w:val="-2"/>
         </w:rPr>
@@ -3085,14 +3484,14 @@
         <w:spacing w:line="274" w:lineRule="exact"/>
         <w:ind w:hanging="361"/>
         <w:rPr>
-          <w:rFonts w:asciiTheme="minorHAnsi" w:hAnsiTheme="minorHAnsi" w:cstheme="minorHAnsi"/>
+          <w:rFonts w:hint="default" w:ascii="Calibri" w:hAnsi="Calibri" w:cs="Calibri"/>
           <w:b/>
           <w:spacing w:val="-2"/>
         </w:rPr>
       </w:pPr>
       <w:r>
         <w:rPr>
-          <w:rFonts w:asciiTheme="minorHAnsi" w:hAnsiTheme="minorHAnsi" w:cstheme="minorHAnsi"/>
+          <w:rFonts w:hint="default" w:ascii="Calibri" w:hAnsi="Calibri" w:cs="Calibri"/>
           <w:b/>
           <w:spacing w:val="-2"/>
         </w:rPr>
@@ -3113,14 +3512,14 @@
         <w:spacing w:line="274" w:lineRule="exact"/>
         <w:ind w:hanging="361"/>
         <w:rPr>
-          <w:rFonts w:asciiTheme="minorHAnsi" w:hAnsiTheme="minorHAnsi" w:cstheme="minorHAnsi"/>
+          <w:rFonts w:hint="default" w:ascii="Calibri" w:hAnsi="Calibri" w:cs="Calibri"/>
           <w:b/>
           <w:spacing w:val="-2"/>
         </w:rPr>
       </w:pPr>
       <w:r>
         <w:rPr>
-          <w:rFonts w:asciiTheme="minorHAnsi" w:hAnsiTheme="minorHAnsi" w:cstheme="minorHAnsi"/>
+          <w:rFonts w:hint="default" w:ascii="Calibri" w:hAnsi="Calibri" w:cs="Calibri"/>
           <w:b/>
           <w:spacing w:val="-2"/>
         </w:rPr>
@@ -3141,14 +3540,14 @@
         <w:spacing w:line="274" w:lineRule="exact"/>
         <w:ind w:hanging="361"/>
         <w:rPr>
-          <w:rFonts w:asciiTheme="minorHAnsi" w:hAnsiTheme="minorHAnsi" w:cstheme="minorHAnsi"/>
+          <w:rFonts w:hint="default" w:ascii="Calibri" w:hAnsi="Calibri" w:cs="Calibri"/>
           <w:b/>
           <w:spacing w:val="-2"/>
         </w:rPr>
       </w:pPr>
       <w:r>
         <w:rPr>
-          <w:rFonts w:asciiTheme="minorHAnsi" w:hAnsiTheme="minorHAnsi" w:cstheme="minorHAnsi"/>
+          <w:rFonts w:hint="default" w:ascii="Calibri" w:hAnsi="Calibri" w:cs="Calibri"/>
           <w:b/>
           <w:spacing w:val="-2"/>
         </w:rPr>
@@ -3169,12 +3568,12 @@
         <w:spacing w:line="274" w:lineRule="exact"/>
         <w:ind w:hanging="361"/>
         <w:rPr>
-          <w:rFonts w:asciiTheme="minorHAnsi" w:hAnsiTheme="minorHAnsi" w:cstheme="minorHAnsi"/>
-        </w:rPr>
-      </w:pPr>
-      <w:r>
-        <w:rPr>
-          <w:rFonts w:asciiTheme="minorHAnsi" w:hAnsiTheme="minorHAnsi" w:cstheme="minorHAnsi"/>
+          <w:rFonts w:hint="default" w:ascii="Calibri" w:hAnsi="Calibri" w:cs="Calibri"/>
+        </w:rPr>
+      </w:pPr>
+      <w:r>
+        <w:rPr>
+          <w:rFonts w:hint="default" w:ascii="Calibri" w:hAnsi="Calibri" w:cs="Calibri"/>
         </w:rPr>
         <w:t>Experience evaluating: Hallucinations, Response consistency, Context retention</w:t>
       </w:r>
@@ -3182,7 +3581,7 @@
       <w:bookmarkEnd w:id="4"/>
       <w:r>
         <w:rPr>
-          <w:rFonts w:asciiTheme="minorHAnsi" w:hAnsiTheme="minorHAnsi" w:cstheme="minorHAnsi"/>
+          <w:rFonts w:hint="default" w:ascii="Calibri" w:hAnsi="Calibri" w:cs="Calibri"/>
         </w:rPr>
         <w:t>,</w:t>
       </w:r>
@@ -3193,7 +3592,7 @@
         <w:spacing w:before="55"/>
         <w:ind w:left="0"/>
         <w:rPr>
-          <w:rFonts w:asciiTheme="minorHAnsi" w:hAnsiTheme="minorHAnsi" w:cstheme="minorHAnsi"/>
+          <w:rFonts w:hint="default" w:ascii="Calibri" w:hAnsi="Calibri" w:cs="Calibri"/>
           <w:spacing w:val="-2"/>
         </w:rPr>
       </w:pPr>
@@ -3205,46 +3604,46 @@
         <w:ind w:left="0"/>
         <w:jc w:val="both"/>
         <w:rPr>
-          <w:rFonts w:asciiTheme="minorHAnsi" w:hAnsiTheme="minorHAnsi" w:cstheme="minorHAnsi"/>
-        </w:rPr>
-      </w:pPr>
-      <w:r>
-        <w:rPr>
-          <w:rFonts w:asciiTheme="minorHAnsi" w:hAnsiTheme="minorHAnsi" w:cstheme="minorHAnsi"/>
+          <w:rFonts w:hint="default" w:ascii="Calibri" w:hAnsi="Calibri" w:cs="Calibri"/>
+        </w:rPr>
+      </w:pPr>
+      <w:r>
+        <w:rPr>
+          <w:rFonts w:hint="default" w:ascii="Calibri" w:hAnsi="Calibri" w:cs="Calibri"/>
           <w:spacing w:val="-2"/>
         </w:rPr>
         <w:t xml:space="preserve">Research and Detail Analysis AI agent for Product Development using Crew AI </w:t>
       </w:r>
       <w:r>
         <w:rPr>
-          <w:rFonts w:asciiTheme="minorHAnsi" w:hAnsiTheme="minorHAnsi" w:cstheme="minorHAnsi"/>
-        </w:rPr>
-        <w:t xml:space="preserve"> </w:t>
-      </w:r>
-      <w:r>
-        <w:rPr>
-          <w:rFonts w:asciiTheme="minorHAnsi" w:hAnsiTheme="minorHAnsi" w:cstheme="minorHAnsi"/>
+          <w:rFonts w:hint="default" w:ascii="Calibri" w:hAnsi="Calibri" w:cs="Calibri"/>
+        </w:rPr>
+        <w:t xml:space="preserve"> </w:t>
+      </w:r>
+      <w:r>
+        <w:rPr>
+          <w:rFonts w:hint="default" w:ascii="Calibri" w:hAnsi="Calibri" w:cs="Calibri"/>
           <w:spacing w:val="26"/>
         </w:rPr>
         <w:t xml:space="preserve"> </w:t>
       </w:r>
       <w:r>
         <w:rPr>
-          <w:rFonts w:asciiTheme="minorHAnsi" w:hAnsiTheme="minorHAnsi" w:cstheme="minorHAnsi"/>
+          <w:rFonts w:hint="default" w:ascii="Calibri" w:hAnsi="Calibri" w:cs="Calibri"/>
           <w:position w:val="-3"/>
         </w:rPr>
         <w:fldChar w:fldCharType="begin"/>
       </w:r>
       <w:r>
         <w:rPr>
-          <w:rFonts w:asciiTheme="minorHAnsi" w:hAnsiTheme="minorHAnsi" w:cstheme="minorHAnsi"/>
+          <w:rFonts w:hint="default" w:ascii="Calibri" w:hAnsi="Calibri" w:cs="Calibri"/>
           <w:position w:val="-3"/>
         </w:rPr>
         <w:instrText xml:space="preserve"> HYPERLINK "https://github.com/shahil04/ds_materials/tree/main/projects/CrewAI_Masterclass-main/market_research_crew" </w:instrText>
       </w:r>
       <w:r>
         <w:rPr>
-          <w:rFonts w:asciiTheme="minorHAnsi" w:hAnsiTheme="minorHAnsi" w:cstheme="minorHAnsi"/>
+          <w:rFonts w:hint="default" w:ascii="Calibri" w:hAnsi="Calibri" w:cs="Calibri"/>
           <w:position w:val="-3"/>
         </w:rPr>
         <w:fldChar w:fldCharType="separate"/>
@@ -3252,7 +3651,7 @@
       <w:r>
         <w:rPr>
           <w:rStyle w:val="10"/>
-          <w:rFonts w:asciiTheme="minorHAnsi" w:hAnsiTheme="minorHAnsi" w:cstheme="minorHAnsi"/>
+          <w:rFonts w:hint="default" w:ascii="Calibri" w:hAnsi="Calibri" w:cs="Calibri"/>
           <w:position w:val="-3"/>
         </w:rPr>
         <w:drawing>
@@ -3298,14 +3697,14 @@
       <w:r>
         <w:rPr>
           <w:rStyle w:val="10"/>
-          <w:rFonts w:asciiTheme="minorHAnsi" w:hAnsiTheme="minorHAnsi" w:cstheme="minorHAnsi"/>
+          <w:rFonts w:hint="default" w:ascii="Calibri" w:hAnsi="Calibri" w:cs="Calibri"/>
           <w:spacing w:val="26"/>
         </w:rPr>
         <w:t xml:space="preserve"> [Demo]</w:t>
       </w:r>
       <w:r>
         <w:rPr>
-          <w:rFonts w:asciiTheme="minorHAnsi" w:hAnsiTheme="minorHAnsi" w:cstheme="minorHAnsi"/>
+          <w:rFonts w:hint="default" w:ascii="Calibri" w:hAnsi="Calibri" w:cs="Calibri"/>
           <w:position w:val="-3"/>
         </w:rPr>
         <w:fldChar w:fldCharType="end"/>
@@ -3325,14 +3724,14 @@
         <w:spacing w:line="274" w:lineRule="exact"/>
         <w:ind w:hanging="361"/>
         <w:rPr>
-          <w:rFonts w:asciiTheme="minorHAnsi" w:hAnsiTheme="minorHAnsi" w:cstheme="minorHAnsi"/>
+          <w:rFonts w:hint="default" w:ascii="Calibri" w:hAnsi="Calibri" w:cs="Calibri"/>
           <w:b/>
           <w:spacing w:val="-2"/>
         </w:rPr>
       </w:pPr>
       <w:r>
         <w:rPr>
-          <w:rFonts w:asciiTheme="minorHAnsi" w:hAnsiTheme="minorHAnsi" w:cstheme="minorHAnsi"/>
+          <w:rFonts w:hint="default" w:ascii="Calibri" w:hAnsi="Calibri" w:cs="Calibri"/>
           <w:b/>
           <w:spacing w:val="-2"/>
         </w:rPr>
@@ -3353,14 +3752,14 @@
         <w:spacing w:line="274" w:lineRule="exact"/>
         <w:ind w:hanging="361"/>
         <w:rPr>
-          <w:rFonts w:asciiTheme="minorHAnsi" w:hAnsiTheme="minorHAnsi" w:cstheme="minorHAnsi"/>
+          <w:rFonts w:hint="default" w:ascii="Calibri" w:hAnsi="Calibri" w:cs="Calibri"/>
           <w:b/>
           <w:spacing w:val="-2"/>
         </w:rPr>
       </w:pPr>
       <w:r>
         <w:rPr>
-          <w:rFonts w:asciiTheme="minorHAnsi" w:hAnsiTheme="minorHAnsi" w:cstheme="minorHAnsi"/>
+          <w:rFonts w:hint="default" w:ascii="Calibri" w:hAnsi="Calibri" w:cs="Calibri"/>
           <w:b/>
           <w:spacing w:val="-2"/>
         </w:rPr>
@@ -3381,14 +3780,14 @@
         <w:spacing w:line="274" w:lineRule="exact"/>
         <w:ind w:hanging="361"/>
         <w:rPr>
-          <w:rFonts w:asciiTheme="minorHAnsi" w:hAnsiTheme="minorHAnsi" w:cstheme="minorHAnsi"/>
+          <w:rFonts w:hint="default" w:ascii="Calibri" w:hAnsi="Calibri" w:cs="Calibri"/>
           <w:b/>
           <w:spacing w:val="-2"/>
         </w:rPr>
       </w:pPr>
       <w:r>
         <w:rPr>
-          <w:rFonts w:asciiTheme="minorHAnsi" w:hAnsiTheme="minorHAnsi" w:cstheme="minorHAnsi"/>
+          <w:rFonts w:hint="default" w:ascii="Calibri" w:hAnsi="Calibri" w:cs="Calibri"/>
           <w:b/>
           <w:spacing w:val="-2"/>
         </w:rPr>
@@ -3409,12 +3808,12 @@
         <w:spacing w:line="274" w:lineRule="exact"/>
         <w:ind w:hanging="361"/>
         <w:rPr>
-          <w:rFonts w:asciiTheme="minorHAnsi" w:hAnsiTheme="minorHAnsi" w:cstheme="minorHAnsi"/>
-        </w:rPr>
-      </w:pPr>
-      <w:r>
-        <w:rPr>
-          <w:rFonts w:asciiTheme="minorHAnsi" w:hAnsiTheme="minorHAnsi" w:cstheme="minorHAnsi"/>
+          <w:rFonts w:hint="default" w:ascii="Calibri" w:hAnsi="Calibri" w:cs="Calibri"/>
+        </w:rPr>
+      </w:pPr>
+      <w:r>
+        <w:rPr>
+          <w:rFonts w:hint="default" w:ascii="Calibri" w:hAnsi="Calibri" w:cs="Calibri"/>
           <w:b/>
           <w:spacing w:val="-2"/>
         </w:rPr>
@@ -3426,12 +3825,12 @@
         <w:pStyle w:val="2"/>
         <w:spacing w:before="337"/>
         <w:rPr>
-          <w:rFonts w:asciiTheme="minorHAnsi" w:hAnsiTheme="minorHAnsi" w:cstheme="minorHAnsi"/>
-        </w:rPr>
-      </w:pPr>
-      <w:r>
-        <w:rPr>
-          <w:rFonts w:asciiTheme="minorHAnsi" w:hAnsiTheme="minorHAnsi" w:cstheme="minorHAnsi"/>
+          <w:rFonts w:hint="default" w:ascii="Calibri" w:hAnsi="Calibri" w:cs="Calibri"/>
+        </w:rPr>
+      </w:pPr>
+      <w:r>
+        <w:rPr>
+          <w:rFonts w:hint="default" w:ascii="Calibri" w:hAnsi="Calibri" w:cs="Calibri"/>
         </w:rPr>
         <mc:AlternateContent>
           <mc:Choice Requires="wpg">
@@ -3540,7 +3939,7 @@
       <w:bookmarkEnd w:id="5"/>
       <w:r>
         <w:rPr>
-          <w:rFonts w:asciiTheme="minorHAnsi" w:hAnsiTheme="minorHAnsi" w:cstheme="minorHAnsi"/>
+          <w:rFonts w:hint="default" w:ascii="Calibri" w:hAnsi="Calibri" w:cs="Calibri"/>
           <w:color w:val="365F91"/>
           <w:spacing w:val="-2"/>
           <w:w w:val="105"/>
@@ -3555,59 +3954,59 @@
           <w:tab w:val="left" w:pos="9056"/>
         </w:tabs>
         <w:rPr>
-          <w:rFonts w:asciiTheme="minorHAnsi" w:hAnsiTheme="minorHAnsi" w:cstheme="minorHAnsi"/>
+          <w:rFonts w:hint="default" w:ascii="Calibri" w:hAnsi="Calibri" w:cs="Calibri"/>
         </w:rPr>
       </w:pPr>
       <w:bookmarkStart w:id="6" w:name="GL_Bajaj_Institute_of_Technology_and_Man"/>
       <w:bookmarkEnd w:id="6"/>
       <w:r>
         <w:rPr>
-          <w:rFonts w:asciiTheme="minorHAnsi" w:hAnsiTheme="minorHAnsi" w:cstheme="minorHAnsi"/>
+          <w:rFonts w:hint="default" w:ascii="Calibri" w:hAnsi="Calibri" w:cs="Calibri"/>
         </w:rPr>
         <w:t xml:space="preserve">Masters in Computer Application (MCA) </w:t>
       </w:r>
       <w:r>
         <w:rPr>
-          <w:rFonts w:asciiTheme="minorHAnsi" w:hAnsiTheme="minorHAnsi" w:cstheme="minorHAnsi"/>
+          <w:rFonts w:hint="default" w:ascii="Calibri" w:hAnsi="Calibri" w:cs="Calibri"/>
           <w:b w:val="0"/>
         </w:rPr>
         <w:t xml:space="preserve">Marwari College </w:t>
       </w:r>
       <w:r>
         <w:rPr>
-          <w:rFonts w:asciiTheme="minorHAnsi" w:hAnsiTheme="minorHAnsi" w:cstheme="minorHAnsi"/>
+          <w:rFonts w:hint="default" w:ascii="Calibri" w:hAnsi="Calibri" w:cs="Calibri"/>
         </w:rPr>
         <w:t xml:space="preserve">(8.88 CGPA) </w:t>
       </w:r>
       <w:r>
         <w:rPr>
-          <w:rFonts w:asciiTheme="minorHAnsi" w:hAnsiTheme="minorHAnsi" w:cstheme="minorHAnsi"/>
+          <w:rFonts w:hint="default" w:ascii="Calibri" w:hAnsi="Calibri" w:cs="Calibri"/>
         </w:rPr>
         <w:tab/>
       </w:r>
       <w:r>
         <w:rPr>
-          <w:rFonts w:asciiTheme="minorHAnsi" w:hAnsiTheme="minorHAnsi" w:cstheme="minorHAnsi"/>
+          <w:rFonts w:hint="default" w:ascii="Calibri" w:hAnsi="Calibri" w:cs="Calibri"/>
         </w:rPr>
         <w:t>Ranchi,</w:t>
       </w:r>
       <w:r>
         <w:rPr>
-          <w:rFonts w:asciiTheme="minorHAnsi" w:hAnsiTheme="minorHAnsi" w:cstheme="minorHAnsi"/>
+          <w:rFonts w:hint="default" w:ascii="Calibri" w:hAnsi="Calibri" w:cs="Calibri"/>
           <w:spacing w:val="-6"/>
         </w:rPr>
         <w:t xml:space="preserve"> </w:t>
       </w:r>
       <w:r>
         <w:rPr>
-          <w:rFonts w:asciiTheme="minorHAnsi" w:hAnsiTheme="minorHAnsi" w:cstheme="minorHAnsi"/>
+          <w:rFonts w:hint="default" w:ascii="Calibri" w:hAnsi="Calibri" w:cs="Calibri"/>
           <w:spacing w:val="-5"/>
         </w:rPr>
         <w:t xml:space="preserve">JH </w:t>
       </w:r>
       <w:r>
         <w:rPr>
-          <w:rFonts w:asciiTheme="minorHAnsi" w:hAnsiTheme="minorHAnsi" w:cstheme="minorHAnsi"/>
+          <w:rFonts w:hint="default" w:ascii="Calibri" w:hAnsi="Calibri" w:cs="Calibri"/>
           <w:i/>
           <w:spacing w:val="-4"/>
         </w:rPr>
@@ -3615,14 +4014,14 @@
       </w:r>
       <w:r>
         <w:rPr>
-          <w:rFonts w:asciiTheme="minorHAnsi" w:hAnsiTheme="minorHAnsi" w:cstheme="minorHAnsi"/>
+          <w:rFonts w:hint="default" w:ascii="Calibri" w:hAnsi="Calibri" w:cs="Calibri"/>
           <w:i/>
         </w:rPr>
         <w:t>-</w:t>
       </w:r>
       <w:r>
         <w:rPr>
-          <w:rFonts w:asciiTheme="minorHAnsi" w:hAnsiTheme="minorHAnsi" w:cstheme="minorHAnsi"/>
+          <w:rFonts w:hint="default" w:ascii="Calibri" w:hAnsi="Calibri" w:cs="Calibri"/>
           <w:i/>
           <w:spacing w:val="-2"/>
         </w:rPr>
@@ -3637,13 +4036,13 @@
         <w:spacing w:line="296" w:lineRule="exact"/>
         <w:ind w:left="303"/>
         <w:rPr>
-          <w:rFonts w:asciiTheme="minorHAnsi" w:hAnsiTheme="minorHAnsi" w:cstheme="minorHAnsi"/>
+          <w:rFonts w:hint="default" w:ascii="Calibri" w:hAnsi="Calibri" w:cs="Calibri"/>
           <w:i/>
         </w:rPr>
       </w:pPr>
       <w:r>
         <w:rPr>
-          <w:rFonts w:asciiTheme="minorHAnsi" w:hAnsiTheme="minorHAnsi" w:cstheme="minorHAnsi"/>
+          <w:rFonts w:hint="default" w:ascii="Calibri" w:hAnsi="Calibri" w:cs="Calibri"/>
           <w:b/>
           <w:spacing w:val="-4"/>
         </w:rPr>
@@ -3651,14 +4050,14 @@
       </w:r>
       <w:r>
         <w:rPr>
-          <w:rFonts w:asciiTheme="minorHAnsi" w:hAnsiTheme="minorHAnsi" w:cstheme="minorHAnsi"/>
+          <w:rFonts w:hint="default" w:ascii="Calibri" w:hAnsi="Calibri" w:cs="Calibri"/>
           <w:spacing w:val="-4"/>
         </w:rPr>
         <w:t xml:space="preserve">DSPMU </w:t>
       </w:r>
       <w:r>
         <w:rPr>
-          <w:rFonts w:asciiTheme="minorHAnsi" w:hAnsiTheme="minorHAnsi" w:cstheme="minorHAnsi"/>
+          <w:rFonts w:hint="default" w:ascii="Calibri" w:hAnsi="Calibri" w:cs="Calibri"/>
           <w:b/>
           <w:spacing w:val="-4"/>
         </w:rPr>
@@ -3666,14 +4065,14 @@
       </w:r>
       <w:r>
         <w:rPr>
-          <w:rFonts w:asciiTheme="minorHAnsi" w:hAnsiTheme="minorHAnsi" w:cstheme="minorHAnsi"/>
+          <w:rFonts w:hint="default" w:ascii="Calibri" w:hAnsi="Calibri" w:cs="Calibri"/>
           <w:b/>
         </w:rPr>
         <w:t>Ranchi,</w:t>
       </w:r>
       <w:r>
         <w:rPr>
-          <w:rFonts w:asciiTheme="minorHAnsi" w:hAnsiTheme="minorHAnsi" w:cstheme="minorHAnsi"/>
+          <w:rFonts w:hint="default" w:ascii="Calibri" w:hAnsi="Calibri" w:cs="Calibri"/>
           <w:b/>
           <w:spacing w:val="-6"/>
         </w:rPr>
@@ -3681,7 +4080,7 @@
       </w:r>
       <w:r>
         <w:rPr>
-          <w:rFonts w:asciiTheme="minorHAnsi" w:hAnsiTheme="minorHAnsi" w:cstheme="minorHAnsi"/>
+          <w:rFonts w:hint="default" w:ascii="Calibri" w:hAnsi="Calibri" w:cs="Calibri"/>
           <w:b/>
           <w:spacing w:val="-5"/>
         </w:rPr>
@@ -3689,7 +4088,7 @@
       </w:r>
       <w:r>
         <w:rPr>
-          <w:rFonts w:asciiTheme="minorHAnsi" w:hAnsiTheme="minorHAnsi" w:cstheme="minorHAnsi"/>
+          <w:rFonts w:hint="default" w:ascii="Calibri" w:hAnsi="Calibri" w:cs="Calibri"/>
           <w:b/>
           <w:spacing w:val="-4"/>
         </w:rPr>
@@ -3697,14 +4096,14 @@
       </w:r>
       <w:r>
         <w:rPr>
-          <w:rFonts w:asciiTheme="minorHAnsi" w:hAnsiTheme="minorHAnsi" w:cstheme="minorHAnsi"/>
+          <w:rFonts w:hint="default" w:ascii="Calibri" w:hAnsi="Calibri" w:cs="Calibri"/>
           <w:b/>
         </w:rPr>
         <w:t xml:space="preserve">- </w:t>
       </w:r>
       <w:r>
         <w:rPr>
-          <w:rFonts w:asciiTheme="minorHAnsi" w:hAnsiTheme="minorHAnsi" w:cstheme="minorHAnsi"/>
+          <w:rFonts w:hint="default" w:ascii="Calibri" w:hAnsi="Calibri" w:cs="Calibri"/>
           <w:b/>
           <w:spacing w:val="-2"/>
         </w:rPr>
@@ -3717,7 +4116,7 @@
         <w:spacing w:line="314" w:lineRule="exact"/>
         <w:ind w:left="140"/>
         <w:rPr>
-          <w:rFonts w:asciiTheme="minorHAnsi" w:hAnsiTheme="minorHAnsi" w:cstheme="minorHAnsi"/>
+          <w:rFonts w:hint="default" w:ascii="Calibri" w:hAnsi="Calibri" w:cs="Calibri"/>
           <w:color w:val="1F487C"/>
         </w:rPr>
       </w:pPr>
@@ -3728,19 +4127,19 @@
         <w:spacing w:line="314" w:lineRule="exact"/>
         <w:ind w:left="140"/>
         <w:rPr>
-          <w:rFonts w:asciiTheme="minorHAnsi" w:hAnsiTheme="minorHAnsi" w:cstheme="minorHAnsi"/>
-        </w:rPr>
-      </w:pPr>
-      <w:r>
-        <w:rPr>
-          <w:rFonts w:asciiTheme="minorHAnsi" w:hAnsiTheme="minorHAnsi" w:cstheme="minorHAnsi"/>
+          <w:rFonts w:hint="default" w:ascii="Calibri" w:hAnsi="Calibri" w:cs="Calibri"/>
+        </w:rPr>
+      </w:pPr>
+      <w:r>
+        <w:rPr>
+          <w:rFonts w:hint="default" w:ascii="Calibri" w:hAnsi="Calibri" w:cs="Calibri"/>
           <w:color w:val="1F487C"/>
         </w:rPr>
         <w:t>Achievements</w:t>
       </w:r>
       <w:r>
         <w:rPr>
-          <w:rFonts w:asciiTheme="minorHAnsi" w:hAnsiTheme="minorHAnsi" w:cstheme="minorHAnsi"/>
+          <w:rFonts w:hint="default" w:ascii="Calibri" w:hAnsi="Calibri" w:cs="Calibri"/>
           <w:color w:val="1F487C"/>
           <w:spacing w:val="-3"/>
         </w:rPr>
@@ -3748,14 +4147,14 @@
       </w:r>
       <w:r>
         <w:rPr>
-          <w:rFonts w:asciiTheme="minorHAnsi" w:hAnsiTheme="minorHAnsi" w:cstheme="minorHAnsi"/>
+          <w:rFonts w:hint="default" w:ascii="Calibri" w:hAnsi="Calibri" w:cs="Calibri"/>
           <w:color w:val="1F487C"/>
         </w:rPr>
         <w:t>&amp;</w:t>
       </w:r>
       <w:r>
         <w:rPr>
-          <w:rFonts w:asciiTheme="minorHAnsi" w:hAnsiTheme="minorHAnsi" w:cstheme="minorHAnsi"/>
+          <w:rFonts w:hint="default" w:ascii="Calibri" w:hAnsi="Calibri" w:cs="Calibri"/>
           <w:color w:val="1F487C"/>
           <w:spacing w:val="-4"/>
         </w:rPr>
@@ -3763,7 +4162,7 @@
       </w:r>
       <w:r>
         <w:rPr>
-          <w:rFonts w:asciiTheme="minorHAnsi" w:hAnsiTheme="minorHAnsi" w:cstheme="minorHAnsi"/>
+          <w:rFonts w:hint="default" w:ascii="Calibri" w:hAnsi="Calibri" w:cs="Calibri"/>
           <w:color w:val="1F487C"/>
           <w:spacing w:val="-2"/>
         </w:rPr>
@@ -3784,12 +4183,12 @@
         <w:spacing w:line="299" w:lineRule="exact"/>
         <w:ind w:left="961" w:hanging="361"/>
         <w:rPr>
-          <w:rFonts w:asciiTheme="minorHAnsi" w:hAnsiTheme="minorHAnsi" w:cstheme="minorHAnsi"/>
-        </w:rPr>
-      </w:pPr>
-      <w:r>
-        <w:rPr>
-          <w:rFonts w:asciiTheme="minorHAnsi" w:hAnsiTheme="minorHAnsi" w:cstheme="minorHAnsi"/>
+          <w:rFonts w:hint="default" w:ascii="Calibri" w:hAnsi="Calibri" w:cs="Calibri"/>
+        </w:rPr>
+      </w:pPr>
+      <w:r>
+        <w:rPr>
+          <w:rFonts w:hint="default" w:ascii="Calibri" w:hAnsi="Calibri" w:cs="Calibri"/>
         </w:rPr>
         <mc:AlternateContent>
           <mc:Choice Requires="wps">
@@ -3851,69 +4250,78 @@
       </w:r>
       <w:r>
         <w:rPr>
-          <w:rFonts w:asciiTheme="minorHAnsi" w:hAnsiTheme="minorHAnsi" w:cstheme="minorHAnsi"/>
+          <w:rFonts w:hint="default" w:ascii="Calibri" w:hAnsi="Calibri" w:cs="Calibri"/>
         </w:rPr>
         <w:t>Get</w:t>
       </w:r>
       <w:r>
         <w:rPr>
-          <w:rFonts w:asciiTheme="minorHAnsi" w:hAnsiTheme="minorHAnsi" w:cstheme="minorHAnsi"/>
+          <w:rFonts w:hint="default" w:ascii="Calibri" w:hAnsi="Calibri" w:cs="Calibri"/>
           <w:spacing w:val="-8"/>
         </w:rPr>
         <w:t xml:space="preserve"> </w:t>
       </w:r>
       <w:r>
         <w:rPr>
-          <w:rFonts w:asciiTheme="minorHAnsi" w:hAnsiTheme="minorHAnsi" w:cstheme="minorHAnsi"/>
+          <w:rFonts w:hint="default" w:ascii="Calibri" w:hAnsi="Calibri" w:cs="Calibri"/>
         </w:rPr>
         <w:t>a Data</w:t>
       </w:r>
       <w:r>
         <w:rPr>
-          <w:rFonts w:asciiTheme="minorHAnsi" w:hAnsiTheme="minorHAnsi" w:cstheme="minorHAnsi"/>
+          <w:rFonts w:hint="default" w:ascii="Calibri" w:hAnsi="Calibri" w:cs="Calibri"/>
           <w:spacing w:val="-2"/>
         </w:rPr>
         <w:t xml:space="preserve"> </w:t>
       </w:r>
       <w:r>
         <w:rPr>
-          <w:rFonts w:asciiTheme="minorHAnsi" w:hAnsiTheme="minorHAnsi" w:cstheme="minorHAnsi"/>
+          <w:rFonts w:hint="default" w:ascii="Calibri" w:hAnsi="Calibri" w:cs="Calibri"/>
         </w:rPr>
         <w:t>Science Nanodegree</w:t>
       </w:r>
       <w:r>
         <w:rPr>
-          <w:rFonts w:asciiTheme="minorHAnsi" w:hAnsiTheme="minorHAnsi" w:cstheme="minorHAnsi"/>
+          <w:rFonts w:hint="default" w:ascii="Calibri" w:hAnsi="Calibri" w:cs="Calibri"/>
           <w:spacing w:val="1"/>
         </w:rPr>
         <w:t xml:space="preserve"> </w:t>
       </w:r>
       <w:r>
         <w:rPr>
-          <w:rFonts w:asciiTheme="minorHAnsi" w:hAnsiTheme="minorHAnsi" w:cstheme="minorHAnsi"/>
+          <w:rFonts w:hint="default" w:ascii="Calibri" w:hAnsi="Calibri" w:cs="Calibri"/>
         </w:rPr>
         <w:t>-</w:t>
       </w:r>
       <w:r>
         <w:rPr>
-          <w:rFonts w:asciiTheme="minorHAnsi" w:hAnsiTheme="minorHAnsi" w:cstheme="minorHAnsi"/>
+          <w:rFonts w:hint="default" w:ascii="Calibri" w:hAnsi="Calibri" w:cs="Calibri"/>
           <w:spacing w:val="-3"/>
         </w:rPr>
         <w:t xml:space="preserve"> </w:t>
       </w:r>
       <w:r>
+        <w:rPr>
+          <w:rFonts w:hint="default" w:ascii="Calibri" w:hAnsi="Calibri" w:cs="Calibri"/>
+        </w:rPr>
         <w:fldChar w:fldCharType="begin"/>
       </w:r>
       <w:r>
+        <w:rPr>
+          <w:rFonts w:hint="default" w:ascii="Calibri" w:hAnsi="Calibri" w:cs="Calibri"/>
+        </w:rPr>
         <w:instrText xml:space="preserve"> HYPERLINK "https://www.udacity.com/certificate/GSTDDSG" </w:instrText>
       </w:r>
       <w:r>
+        <w:rPr>
+          <w:rFonts w:hint="default" w:ascii="Calibri" w:hAnsi="Calibri" w:cs="Calibri"/>
+        </w:rPr>
         <w:fldChar w:fldCharType="separate"/>
       </w:r>
       <w:r>
         <w:rPr>
           <w:rStyle w:val="10"/>
-          <w:rFonts w:asciiTheme="minorHAnsi" w:hAnsiTheme="minorHAnsi" w:cstheme="minorHAnsi"/>
+          <w:rFonts w:hint="default" w:ascii="Calibri" w:hAnsi="Calibri" w:cs="Calibri"/>
           <w:spacing w:val="-3"/>
         </w:rPr>
         <w:t>Udacity</w:t>
@@ -3921,7 +4329,7 @@
       <w:r>
         <w:rPr>
           <w:rStyle w:val="10"/>
-          <w:rFonts w:asciiTheme="minorHAnsi" w:hAnsiTheme="minorHAnsi" w:cstheme="minorHAnsi"/>
+          <w:rFonts w:hint="default" w:ascii="Calibri" w:hAnsi="Calibri" w:cs="Calibri"/>
           <w:spacing w:val="-3"/>
         </w:rPr>
         <w:fldChar w:fldCharType="end"/>
@@ -3941,7 +4349,7 @@
         <w:spacing w:line="299" w:lineRule="exact"/>
         <w:ind w:left="961" w:hanging="361"/>
         <w:rPr>
-          <w:rFonts w:asciiTheme="minorHAnsi" w:hAnsiTheme="minorHAnsi" w:cstheme="minorHAnsi"/>
+          <w:rFonts w:hint="default" w:ascii="Calibri" w:hAnsi="Calibri" w:cs="Calibri"/>
           <w:color w:val="000000" w:themeColor="text1"/>
           <w14:textFill>
             <w14:solidFill>
@@ -3952,7 +4360,7 @@
       </w:pPr>
       <w:r>
         <w:rPr>
-          <w:rFonts w:asciiTheme="minorHAnsi" w:hAnsiTheme="minorHAnsi" w:cstheme="minorHAnsi"/>
+          <w:rFonts w:hint="default" w:ascii="Calibri" w:hAnsi="Calibri" w:cs="Calibri"/>
           <w:color w:val="000000" w:themeColor="text1"/>
           <w:spacing w:val="-5"/>
           <w14:textFill>
@@ -3964,18 +4372,27 @@
         <w:t xml:space="preserve">Earned Google Advance Data Analytics – </w:t>
       </w:r>
       <w:r>
+        <w:rPr>
+          <w:rFonts w:hint="default" w:ascii="Calibri" w:hAnsi="Calibri" w:cs="Calibri"/>
+        </w:rPr>
         <w:fldChar w:fldCharType="begin"/>
       </w:r>
       <w:r>
+        <w:rPr>
+          <w:rFonts w:hint="default" w:ascii="Calibri" w:hAnsi="Calibri" w:cs="Calibri"/>
+        </w:rPr>
         <w:instrText xml:space="preserve"> HYPERLINK "https://coursera.org/share/5a536b941f871f1e3b30491bfe44aaa3" </w:instrText>
       </w:r>
       <w:r>
+        <w:rPr>
+          <w:rFonts w:hint="default" w:ascii="Calibri" w:hAnsi="Calibri" w:cs="Calibri"/>
+        </w:rPr>
         <w:fldChar w:fldCharType="separate"/>
       </w:r>
       <w:r>
         <w:rPr>
           <w:rStyle w:val="10"/>
-          <w:rFonts w:asciiTheme="minorHAnsi" w:hAnsiTheme="minorHAnsi" w:cstheme="minorHAnsi"/>
+          <w:rFonts w:hint="default" w:ascii="Calibri" w:hAnsi="Calibri" w:cs="Calibri"/>
           <w:spacing w:val="-5"/>
         </w:rPr>
         <w:t>Coursera, Google</w:t>
@@ -3983,7 +4400,7 @@
       <w:r>
         <w:rPr>
           <w:rStyle w:val="10"/>
-          <w:rFonts w:asciiTheme="minorHAnsi" w:hAnsiTheme="minorHAnsi" w:cstheme="minorHAnsi"/>
+          <w:rFonts w:hint="default" w:ascii="Calibri" w:hAnsi="Calibri" w:cs="Calibri"/>
           <w:spacing w:val="-5"/>
         </w:rPr>
         <w:fldChar w:fldCharType="end"/>
@@ -4003,35 +4420,44 @@
         <w:spacing w:line="299" w:lineRule="exact"/>
         <w:ind w:left="961" w:hanging="361"/>
         <w:rPr>
-          <w:rFonts w:asciiTheme="minorHAnsi" w:hAnsiTheme="minorHAnsi" w:cstheme="minorHAnsi"/>
-        </w:rPr>
-      </w:pPr>
-      <w:r>
-        <w:rPr>
-          <w:rFonts w:asciiTheme="minorHAnsi" w:hAnsiTheme="minorHAnsi" w:cstheme="minorHAnsi"/>
+          <w:rFonts w:hint="default" w:ascii="Calibri" w:hAnsi="Calibri" w:cs="Calibri"/>
+        </w:rPr>
+      </w:pPr>
+      <w:r>
+        <w:rPr>
+          <w:rFonts w:hint="default" w:ascii="Calibri" w:hAnsi="Calibri" w:cs="Calibri"/>
         </w:rPr>
         <w:t xml:space="preserve">Machine Learning and AI projects with python - </w:t>
       </w:r>
       <w:r>
+        <w:rPr>
+          <w:rFonts w:hint="default" w:ascii="Calibri" w:hAnsi="Calibri" w:cs="Calibri"/>
+        </w:rPr>
         <w:fldChar w:fldCharType="begin"/>
       </w:r>
       <w:r>
+        <w:rPr>
+          <w:rFonts w:hint="default" w:ascii="Calibri" w:hAnsi="Calibri" w:cs="Calibri"/>
+        </w:rPr>
         <w:instrText xml:space="preserve"> HYPERLINK "https://www.udemy.com/certificate/UC-ae453b44-fd1b-428e-8e46-32d4bb2d2285/" </w:instrText>
       </w:r>
       <w:r>
+        <w:rPr>
+          <w:rFonts w:hint="default" w:ascii="Calibri" w:hAnsi="Calibri" w:cs="Calibri"/>
+        </w:rPr>
         <w:fldChar w:fldCharType="separate"/>
       </w:r>
       <w:r>
         <w:rPr>
           <w:rStyle w:val="10"/>
-          <w:rFonts w:asciiTheme="minorHAnsi" w:hAnsiTheme="minorHAnsi" w:cstheme="minorHAnsi"/>
+          <w:rFonts w:hint="default" w:ascii="Calibri" w:hAnsi="Calibri" w:cs="Calibri"/>
         </w:rPr>
         <w:t>Udemy</w:t>
       </w:r>
       <w:r>
         <w:rPr>
           <w:rStyle w:val="10"/>
-          <w:rFonts w:asciiTheme="minorHAnsi" w:hAnsiTheme="minorHAnsi" w:cstheme="minorHAnsi"/>
+          <w:rFonts w:hint="default" w:ascii="Calibri" w:hAnsi="Calibri" w:cs="Calibri"/>
         </w:rPr>
         <w:fldChar w:fldCharType="end"/>
       </w:r>
@@ -4050,203 +4476,212 @@
         <w:spacing w:line="283" w:lineRule="exact"/>
         <w:ind w:left="961" w:hanging="361"/>
         <w:rPr>
-          <w:rFonts w:asciiTheme="minorHAnsi" w:hAnsiTheme="minorHAnsi" w:cstheme="minorHAnsi"/>
-        </w:rPr>
-      </w:pPr>
-      <w:r>
-        <w:rPr>
-          <w:rFonts w:asciiTheme="minorHAnsi" w:hAnsiTheme="minorHAnsi" w:cstheme="minorHAnsi"/>
+          <w:rFonts w:hint="default" w:ascii="Calibri" w:hAnsi="Calibri" w:cs="Calibri"/>
+        </w:rPr>
+      </w:pPr>
+      <w:r>
+        <w:rPr>
+          <w:rFonts w:hint="default" w:ascii="Calibri" w:hAnsi="Calibri" w:cs="Calibri"/>
         </w:rPr>
         <w:t>Earned</w:t>
       </w:r>
       <w:r>
         <w:rPr>
-          <w:rFonts w:asciiTheme="minorHAnsi" w:hAnsiTheme="minorHAnsi" w:cstheme="minorHAnsi"/>
+          <w:rFonts w:hint="default" w:ascii="Calibri" w:hAnsi="Calibri" w:cs="Calibri"/>
           <w:spacing w:val="-11"/>
         </w:rPr>
         <w:t xml:space="preserve"> </w:t>
       </w:r>
       <w:r>
         <w:rPr>
-          <w:rFonts w:asciiTheme="minorHAnsi" w:hAnsiTheme="minorHAnsi" w:cstheme="minorHAnsi"/>
+          <w:rFonts w:hint="default" w:ascii="Calibri" w:hAnsi="Calibri" w:cs="Calibri"/>
         </w:rPr>
         <w:t>a</w:t>
       </w:r>
       <w:r>
         <w:rPr>
-          <w:rFonts w:asciiTheme="minorHAnsi" w:hAnsiTheme="minorHAnsi" w:cstheme="minorHAnsi"/>
+          <w:rFonts w:hint="default" w:ascii="Calibri" w:hAnsi="Calibri" w:cs="Calibri"/>
           <w:spacing w:val="-1"/>
         </w:rPr>
         <w:t xml:space="preserve"> </w:t>
       </w:r>
       <w:r>
         <w:rPr>
-          <w:rFonts w:asciiTheme="minorHAnsi" w:hAnsiTheme="minorHAnsi" w:cstheme="minorHAnsi"/>
+          <w:rFonts w:hint="default" w:ascii="Calibri" w:hAnsi="Calibri" w:cs="Calibri"/>
         </w:rPr>
         <w:t>Badge</w:t>
       </w:r>
       <w:r>
         <w:rPr>
-          <w:rFonts w:asciiTheme="minorHAnsi" w:hAnsiTheme="minorHAnsi" w:cstheme="minorHAnsi"/>
+          <w:rFonts w:hint="default" w:ascii="Calibri" w:hAnsi="Calibri" w:cs="Calibri"/>
           <w:spacing w:val="-2"/>
         </w:rPr>
         <w:t xml:space="preserve"> </w:t>
       </w:r>
       <w:r>
         <w:rPr>
-          <w:rFonts w:asciiTheme="minorHAnsi" w:hAnsiTheme="minorHAnsi" w:cstheme="minorHAnsi"/>
+          <w:rFonts w:hint="default" w:ascii="Calibri" w:hAnsi="Calibri" w:cs="Calibri"/>
         </w:rPr>
         <w:t>of</w:t>
       </w:r>
       <w:r>
         <w:rPr>
-          <w:rFonts w:asciiTheme="minorHAnsi" w:hAnsiTheme="minorHAnsi" w:cstheme="minorHAnsi"/>
+          <w:rFonts w:hint="default" w:ascii="Calibri" w:hAnsi="Calibri" w:cs="Calibri"/>
           <w:spacing w:val="-2"/>
         </w:rPr>
         <w:t xml:space="preserve"> </w:t>
       </w:r>
       <w:r>
         <w:rPr>
-          <w:rFonts w:asciiTheme="minorHAnsi" w:hAnsiTheme="minorHAnsi" w:cstheme="minorHAnsi"/>
+          <w:rFonts w:hint="default" w:ascii="Calibri" w:hAnsi="Calibri" w:cs="Calibri"/>
         </w:rPr>
         <w:t>completion</w:t>
       </w:r>
       <w:r>
         <w:rPr>
-          <w:rFonts w:asciiTheme="minorHAnsi" w:hAnsiTheme="minorHAnsi" w:cstheme="minorHAnsi"/>
+          <w:rFonts w:hint="default" w:ascii="Calibri" w:hAnsi="Calibri" w:cs="Calibri"/>
           <w:spacing w:val="-9"/>
         </w:rPr>
         <w:t xml:space="preserve"> </w:t>
       </w:r>
       <w:r>
         <w:rPr>
-          <w:rFonts w:asciiTheme="minorHAnsi" w:hAnsiTheme="minorHAnsi" w:cstheme="minorHAnsi"/>
+          <w:rFonts w:hint="default" w:ascii="Calibri" w:hAnsi="Calibri" w:cs="Calibri"/>
         </w:rPr>
         <w:t>for</w:t>
       </w:r>
       <w:r>
         <w:rPr>
-          <w:rFonts w:asciiTheme="minorHAnsi" w:hAnsiTheme="minorHAnsi" w:cstheme="minorHAnsi"/>
+          <w:rFonts w:hint="default" w:ascii="Calibri" w:hAnsi="Calibri" w:cs="Calibri"/>
           <w:spacing w:val="-3"/>
         </w:rPr>
         <w:t xml:space="preserve"> </w:t>
       </w:r>
       <w:r>
         <w:rPr>
-          <w:rFonts w:asciiTheme="minorHAnsi" w:hAnsiTheme="minorHAnsi" w:cstheme="minorHAnsi"/>
+          <w:rFonts w:hint="default" w:ascii="Calibri" w:hAnsi="Calibri" w:cs="Calibri"/>
         </w:rPr>
         <w:t>the</w:t>
       </w:r>
       <w:r>
         <w:rPr>
-          <w:rFonts w:asciiTheme="minorHAnsi" w:hAnsiTheme="minorHAnsi" w:cstheme="minorHAnsi"/>
+          <w:rFonts w:hint="default" w:ascii="Calibri" w:hAnsi="Calibri" w:cs="Calibri"/>
           <w:spacing w:val="-3"/>
         </w:rPr>
         <w:t xml:space="preserve"> </w:t>
       </w:r>
       <w:r>
         <w:rPr>
-          <w:rFonts w:asciiTheme="minorHAnsi" w:hAnsiTheme="minorHAnsi" w:cstheme="minorHAnsi"/>
+          <w:rFonts w:hint="default" w:ascii="Calibri" w:hAnsi="Calibri" w:cs="Calibri"/>
         </w:rPr>
         <w:t>Open-Access</w:t>
       </w:r>
       <w:r>
         <w:rPr>
-          <w:rFonts w:asciiTheme="minorHAnsi" w:hAnsiTheme="minorHAnsi" w:cstheme="minorHAnsi"/>
+          <w:rFonts w:hint="default" w:ascii="Calibri" w:hAnsi="Calibri" w:cs="Calibri"/>
           <w:spacing w:val="-7"/>
         </w:rPr>
         <w:t xml:space="preserve"> </w:t>
       </w:r>
       <w:r>
         <w:rPr>
-          <w:rFonts w:asciiTheme="minorHAnsi" w:hAnsiTheme="minorHAnsi" w:cstheme="minorHAnsi"/>
+          <w:rFonts w:hint="default" w:ascii="Calibri" w:hAnsi="Calibri" w:cs="Calibri"/>
         </w:rPr>
         <w:t>Data</w:t>
       </w:r>
       <w:r>
         <w:rPr>
-          <w:rFonts w:asciiTheme="minorHAnsi" w:hAnsiTheme="minorHAnsi" w:cstheme="minorHAnsi"/>
+          <w:rFonts w:hint="default" w:ascii="Calibri" w:hAnsi="Calibri" w:cs="Calibri"/>
           <w:spacing w:val="-7"/>
         </w:rPr>
         <w:t xml:space="preserve"> </w:t>
       </w:r>
       <w:r>
         <w:rPr>
-          <w:rFonts w:asciiTheme="minorHAnsi" w:hAnsiTheme="minorHAnsi" w:cstheme="minorHAnsi"/>
+          <w:rFonts w:hint="default" w:ascii="Calibri" w:hAnsi="Calibri" w:cs="Calibri"/>
         </w:rPr>
         <w:t>Science</w:t>
       </w:r>
       <w:r>
         <w:rPr>
-          <w:rFonts w:asciiTheme="minorHAnsi" w:hAnsiTheme="minorHAnsi" w:cstheme="minorHAnsi"/>
+          <w:rFonts w:hint="default" w:ascii="Calibri" w:hAnsi="Calibri" w:cs="Calibri"/>
           <w:spacing w:val="-2"/>
         </w:rPr>
         <w:t xml:space="preserve"> </w:t>
       </w:r>
       <w:r>
         <w:rPr>
-          <w:rFonts w:asciiTheme="minorHAnsi" w:hAnsiTheme="minorHAnsi" w:cstheme="minorHAnsi"/>
+          <w:rFonts w:hint="default" w:ascii="Calibri" w:hAnsi="Calibri" w:cs="Calibri"/>
         </w:rPr>
         <w:t>Virtual</w:t>
       </w:r>
       <w:r>
         <w:rPr>
-          <w:rFonts w:asciiTheme="minorHAnsi" w:hAnsiTheme="minorHAnsi" w:cstheme="minorHAnsi"/>
+          <w:rFonts w:hint="default" w:ascii="Calibri" w:hAnsi="Calibri" w:cs="Calibri"/>
           <w:spacing w:val="-6"/>
         </w:rPr>
         <w:t xml:space="preserve"> </w:t>
       </w:r>
       <w:r>
         <w:rPr>
-          <w:rFonts w:asciiTheme="minorHAnsi" w:hAnsiTheme="minorHAnsi" w:cstheme="minorHAnsi"/>
+          <w:rFonts w:hint="default" w:ascii="Calibri" w:hAnsi="Calibri" w:cs="Calibri"/>
         </w:rPr>
         <w:t>Experience</w:t>
       </w:r>
       <w:r>
         <w:rPr>
-          <w:rFonts w:asciiTheme="minorHAnsi" w:hAnsiTheme="minorHAnsi" w:cstheme="minorHAnsi"/>
+          <w:rFonts w:hint="default" w:ascii="Calibri" w:hAnsi="Calibri" w:cs="Calibri"/>
           <w:spacing w:val="-7"/>
         </w:rPr>
         <w:t xml:space="preserve"> </w:t>
       </w:r>
       <w:r>
         <w:rPr>
-          <w:rFonts w:asciiTheme="minorHAnsi" w:hAnsiTheme="minorHAnsi" w:cstheme="minorHAnsi"/>
+          <w:rFonts w:hint="default" w:ascii="Calibri" w:hAnsi="Calibri" w:cs="Calibri"/>
         </w:rPr>
         <w:t>Program</w:t>
       </w:r>
       <w:r>
         <w:rPr>
-          <w:rFonts w:asciiTheme="minorHAnsi" w:hAnsiTheme="minorHAnsi" w:cstheme="minorHAnsi"/>
+          <w:rFonts w:hint="default" w:ascii="Calibri" w:hAnsi="Calibri" w:cs="Calibri"/>
           <w:spacing w:val="4"/>
         </w:rPr>
         <w:t xml:space="preserve"> </w:t>
       </w:r>
       <w:r>
         <w:rPr>
-          <w:rFonts w:asciiTheme="minorHAnsi" w:hAnsiTheme="minorHAnsi" w:cstheme="minorHAnsi"/>
+          <w:rFonts w:hint="default" w:ascii="Calibri" w:hAnsi="Calibri" w:cs="Calibri"/>
         </w:rPr>
         <w:t>–</w:t>
       </w:r>
       <w:r>
         <w:rPr>
-          <w:rFonts w:asciiTheme="minorHAnsi" w:hAnsiTheme="minorHAnsi" w:cstheme="minorHAnsi"/>
+          <w:rFonts w:hint="default" w:ascii="Calibri" w:hAnsi="Calibri" w:cs="Calibri"/>
           <w:spacing w:val="-9"/>
         </w:rPr>
         <w:t xml:space="preserve"> BA </w:t>
       </w:r>
       <w:r>
+        <w:rPr>
+          <w:rFonts w:hint="default" w:ascii="Calibri" w:hAnsi="Calibri" w:cs="Calibri"/>
+        </w:rPr>
         <w:fldChar w:fldCharType="begin"/>
       </w:r>
       <w:r>
+        <w:rPr>
+          <w:rFonts w:hint="default" w:ascii="Calibri" w:hAnsi="Calibri" w:cs="Calibri"/>
+        </w:rPr>
         <w:instrText xml:space="preserve"> HYPERLINK "https://forage-uploads-prod.s3.amazonaws.com/completion-certificates/British%20Airways/NjynCWzGSaWXQCxSX_British%20Airways_RRmM9Exjc7HwdFqn8_1715161340766_completion_certificate.pdf" \h </w:instrText>
       </w:r>
       <w:r>
+        <w:rPr>
+          <w:rFonts w:hint="default" w:ascii="Calibri" w:hAnsi="Calibri" w:cs="Calibri"/>
+        </w:rPr>
         <w:fldChar w:fldCharType="separate"/>
       </w:r>
       <w:r>
         <w:rPr>
-          <w:rFonts w:asciiTheme="minorHAnsi" w:hAnsiTheme="minorHAnsi" w:cstheme="minorHAnsi"/>
+          <w:rFonts w:hint="default" w:ascii="Calibri" w:hAnsi="Calibri" w:cs="Calibri"/>
           <w:color w:val="0000FF"/>
           <w:spacing w:val="-5"/>
           <w:u w:val="single" w:color="0000FF"/>
@@ -4255,7 +4690,7 @@
       </w:r>
       <w:r>
         <w:rPr>
-          <w:rFonts w:asciiTheme="minorHAnsi" w:hAnsiTheme="minorHAnsi" w:cstheme="minorHAnsi"/>
+          <w:rFonts w:hint="default" w:ascii="Calibri" w:hAnsi="Calibri" w:cs="Calibri"/>
           <w:color w:val="0000FF"/>
           <w:spacing w:val="-5"/>
           <w:u w:val="single" w:color="0000FF"/>
@@ -4277,169 +4712,169 @@
         <w:spacing w:line="286" w:lineRule="exact"/>
         <w:ind w:left="961" w:hanging="361"/>
         <w:rPr>
-          <w:rFonts w:asciiTheme="minorHAnsi" w:hAnsiTheme="minorHAnsi" w:cstheme="minorHAnsi"/>
-          <w:b/>
-        </w:rPr>
-      </w:pPr>
-      <w:r>
-        <w:rPr>
-          <w:rFonts w:asciiTheme="minorHAnsi" w:hAnsiTheme="minorHAnsi" w:cstheme="minorHAnsi"/>
+          <w:rFonts w:hint="default" w:ascii="Calibri" w:hAnsi="Calibri" w:cs="Calibri"/>
+          <w:b/>
+        </w:rPr>
+      </w:pPr>
+      <w:r>
+        <w:rPr>
+          <w:rFonts w:hint="default" w:ascii="Calibri" w:hAnsi="Calibri" w:cs="Calibri"/>
         </w:rPr>
         <w:t>Achieved</w:t>
       </w:r>
       <w:r>
         <w:rPr>
-          <w:rFonts w:asciiTheme="minorHAnsi" w:hAnsiTheme="minorHAnsi" w:cstheme="minorHAnsi"/>
+          <w:rFonts w:hint="default" w:ascii="Calibri" w:hAnsi="Calibri" w:cs="Calibri"/>
           <w:spacing w:val="-9"/>
         </w:rPr>
         <w:t xml:space="preserve"> </w:t>
       </w:r>
       <w:r>
         <w:rPr>
-          <w:rFonts w:asciiTheme="minorHAnsi" w:hAnsiTheme="minorHAnsi" w:cstheme="minorHAnsi"/>
+          <w:rFonts w:hint="default" w:ascii="Calibri" w:hAnsi="Calibri" w:cs="Calibri"/>
         </w:rPr>
         <w:t>a</w:t>
       </w:r>
       <w:r>
         <w:rPr>
-          <w:rFonts w:asciiTheme="minorHAnsi" w:hAnsiTheme="minorHAnsi" w:cstheme="minorHAnsi"/>
+          <w:rFonts w:hint="default" w:ascii="Calibri" w:hAnsi="Calibri" w:cs="Calibri"/>
           <w:spacing w:val="-2"/>
         </w:rPr>
         <w:t xml:space="preserve"> </w:t>
       </w:r>
       <w:r>
         <w:rPr>
-          <w:rFonts w:asciiTheme="minorHAnsi" w:hAnsiTheme="minorHAnsi" w:cstheme="minorHAnsi"/>
+          <w:rFonts w:hint="default" w:ascii="Calibri" w:hAnsi="Calibri" w:cs="Calibri"/>
         </w:rPr>
         <w:t>top</w:t>
       </w:r>
       <w:r>
         <w:rPr>
-          <w:rFonts w:asciiTheme="minorHAnsi" w:hAnsiTheme="minorHAnsi" w:cstheme="minorHAnsi"/>
+          <w:rFonts w:hint="default" w:ascii="Calibri" w:hAnsi="Calibri" w:cs="Calibri"/>
           <w:spacing w:val="-4"/>
         </w:rPr>
         <w:t xml:space="preserve"> </w:t>
       </w:r>
       <w:r>
         <w:rPr>
-          <w:rFonts w:asciiTheme="minorHAnsi" w:hAnsiTheme="minorHAnsi" w:cstheme="minorHAnsi"/>
+          <w:rFonts w:hint="default" w:ascii="Calibri" w:hAnsi="Calibri" w:cs="Calibri"/>
         </w:rPr>
         <w:t>10%</w:t>
       </w:r>
       <w:r>
         <w:rPr>
-          <w:rFonts w:asciiTheme="minorHAnsi" w:hAnsiTheme="minorHAnsi" w:cstheme="minorHAnsi"/>
+          <w:rFonts w:hint="default" w:ascii="Calibri" w:hAnsi="Calibri" w:cs="Calibri"/>
           <w:spacing w:val="-2"/>
         </w:rPr>
         <w:t xml:space="preserve"> </w:t>
       </w:r>
       <w:r>
         <w:rPr>
-          <w:rFonts w:asciiTheme="minorHAnsi" w:hAnsiTheme="minorHAnsi" w:cstheme="minorHAnsi"/>
+          <w:rFonts w:hint="default" w:ascii="Calibri" w:hAnsi="Calibri" w:cs="Calibri"/>
         </w:rPr>
         <w:t>ranking</w:t>
       </w:r>
       <w:r>
         <w:rPr>
-          <w:rFonts w:asciiTheme="minorHAnsi" w:hAnsiTheme="minorHAnsi" w:cstheme="minorHAnsi"/>
+          <w:rFonts w:hint="default" w:ascii="Calibri" w:hAnsi="Calibri" w:cs="Calibri"/>
           <w:spacing w:val="-7"/>
         </w:rPr>
         <w:t xml:space="preserve"> </w:t>
       </w:r>
       <w:r>
         <w:rPr>
-          <w:rFonts w:asciiTheme="minorHAnsi" w:hAnsiTheme="minorHAnsi" w:cstheme="minorHAnsi"/>
+          <w:rFonts w:hint="default" w:ascii="Calibri" w:hAnsi="Calibri" w:cs="Calibri"/>
         </w:rPr>
         <w:t>in</w:t>
       </w:r>
       <w:r>
         <w:rPr>
-          <w:rFonts w:asciiTheme="minorHAnsi" w:hAnsiTheme="minorHAnsi" w:cstheme="minorHAnsi"/>
+          <w:rFonts w:hint="default" w:ascii="Calibri" w:hAnsi="Calibri" w:cs="Calibri"/>
           <w:spacing w:val="-6"/>
         </w:rPr>
         <w:t xml:space="preserve"> </w:t>
       </w:r>
       <w:r>
         <w:rPr>
-          <w:rFonts w:asciiTheme="minorHAnsi" w:hAnsiTheme="minorHAnsi" w:cstheme="minorHAnsi"/>
+          <w:rFonts w:hint="default" w:ascii="Calibri" w:hAnsi="Calibri" w:cs="Calibri"/>
         </w:rPr>
         <w:t>a</w:t>
       </w:r>
       <w:r>
         <w:rPr>
-          <w:rFonts w:asciiTheme="minorHAnsi" w:hAnsiTheme="minorHAnsi" w:cstheme="minorHAnsi"/>
+          <w:rFonts w:hint="default" w:ascii="Calibri" w:hAnsi="Calibri" w:cs="Calibri"/>
           <w:spacing w:val="-5"/>
         </w:rPr>
         <w:t xml:space="preserve"> </w:t>
       </w:r>
       <w:r>
         <w:rPr>
-          <w:rFonts w:asciiTheme="minorHAnsi" w:hAnsiTheme="minorHAnsi" w:cstheme="minorHAnsi"/>
+          <w:rFonts w:hint="default" w:ascii="Calibri" w:hAnsi="Calibri" w:cs="Calibri"/>
         </w:rPr>
         <w:t>Data</w:t>
       </w:r>
       <w:r>
         <w:rPr>
-          <w:rFonts w:asciiTheme="minorHAnsi" w:hAnsiTheme="minorHAnsi" w:cstheme="minorHAnsi"/>
+          <w:rFonts w:hint="default" w:ascii="Calibri" w:hAnsi="Calibri" w:cs="Calibri"/>
           <w:spacing w:val="2"/>
         </w:rPr>
         <w:t xml:space="preserve"> </w:t>
       </w:r>
       <w:r>
         <w:rPr>
-          <w:rFonts w:asciiTheme="minorHAnsi" w:hAnsiTheme="minorHAnsi" w:cstheme="minorHAnsi"/>
+          <w:rFonts w:hint="default" w:ascii="Calibri" w:hAnsi="Calibri" w:cs="Calibri"/>
         </w:rPr>
         <w:t>Science</w:t>
       </w:r>
       <w:r>
         <w:rPr>
-          <w:rFonts w:asciiTheme="minorHAnsi" w:hAnsiTheme="minorHAnsi" w:cstheme="minorHAnsi"/>
+          <w:rFonts w:hint="default" w:ascii="Calibri" w:hAnsi="Calibri" w:cs="Calibri"/>
           <w:spacing w:val="-3"/>
         </w:rPr>
         <w:t xml:space="preserve"> </w:t>
       </w:r>
       <w:r>
         <w:rPr>
-          <w:rFonts w:asciiTheme="minorHAnsi" w:hAnsiTheme="minorHAnsi" w:cstheme="minorHAnsi"/>
+          <w:rFonts w:hint="default" w:ascii="Calibri" w:hAnsi="Calibri" w:cs="Calibri"/>
         </w:rPr>
         <w:t>hackathon</w:t>
       </w:r>
       <w:r>
         <w:rPr>
-          <w:rFonts w:asciiTheme="minorHAnsi" w:hAnsiTheme="minorHAnsi" w:cstheme="minorHAnsi"/>
+          <w:rFonts w:hint="default" w:ascii="Calibri" w:hAnsi="Calibri" w:cs="Calibri"/>
           <w:spacing w:val="-6"/>
         </w:rPr>
         <w:t xml:space="preserve"> </w:t>
       </w:r>
       <w:r>
         <w:rPr>
-          <w:rFonts w:asciiTheme="minorHAnsi" w:hAnsiTheme="minorHAnsi" w:cstheme="minorHAnsi"/>
+          <w:rFonts w:hint="default" w:ascii="Calibri" w:hAnsi="Calibri" w:cs="Calibri"/>
         </w:rPr>
         <w:t>hosted</w:t>
       </w:r>
       <w:r>
         <w:rPr>
-          <w:rFonts w:asciiTheme="minorHAnsi" w:hAnsiTheme="minorHAnsi" w:cstheme="minorHAnsi"/>
+          <w:rFonts w:hint="default" w:ascii="Calibri" w:hAnsi="Calibri" w:cs="Calibri"/>
           <w:spacing w:val="-8"/>
         </w:rPr>
         <w:t xml:space="preserve"> </w:t>
       </w:r>
       <w:r>
         <w:rPr>
-          <w:rFonts w:asciiTheme="minorHAnsi" w:hAnsiTheme="minorHAnsi" w:cstheme="minorHAnsi"/>
+          <w:rFonts w:hint="default" w:ascii="Calibri" w:hAnsi="Calibri" w:cs="Calibri"/>
         </w:rPr>
         <w:t>by</w:t>
       </w:r>
       <w:r>
         <w:rPr>
-          <w:rFonts w:asciiTheme="minorHAnsi" w:hAnsiTheme="minorHAnsi" w:cstheme="minorHAnsi"/>
+          <w:rFonts w:hint="default" w:ascii="Calibri" w:hAnsi="Calibri" w:cs="Calibri"/>
           <w:spacing w:val="1"/>
         </w:rPr>
         <w:t xml:space="preserve"> </w:t>
       </w:r>
       <w:r>
         <w:rPr>
-          <w:rFonts w:asciiTheme="minorHAnsi" w:hAnsiTheme="minorHAnsi" w:cstheme="minorHAnsi"/>
+          <w:rFonts w:hint="default" w:ascii="Calibri" w:hAnsi="Calibri" w:cs="Calibri"/>
           <w:b/>
         </w:rPr>
         <w:t>Spotle.ai.</w:t>
@@ -4459,93 +4894,102 @@
         <w:spacing w:before="6" w:line="211" w:lineRule="auto"/>
         <w:ind w:left="1004" w:right="137"/>
         <w:rPr>
-          <w:rFonts w:asciiTheme="minorHAnsi" w:hAnsiTheme="minorHAnsi" w:cstheme="minorHAnsi"/>
-        </w:rPr>
-      </w:pPr>
-      <w:r>
-        <w:rPr>
-          <w:rFonts w:asciiTheme="minorHAnsi" w:hAnsiTheme="minorHAnsi" w:cstheme="minorHAnsi"/>
+          <w:rFonts w:hint="default" w:ascii="Calibri" w:hAnsi="Calibri" w:cs="Calibri"/>
+        </w:rPr>
+      </w:pPr>
+      <w:r>
+        <w:rPr>
+          <w:rFonts w:hint="default" w:ascii="Calibri" w:hAnsi="Calibri" w:cs="Calibri"/>
         </w:rPr>
         <w:t>Python</w:t>
       </w:r>
       <w:r>
         <w:rPr>
-          <w:rFonts w:asciiTheme="minorHAnsi" w:hAnsiTheme="minorHAnsi" w:cstheme="minorHAnsi"/>
+          <w:rFonts w:hint="default" w:ascii="Calibri" w:hAnsi="Calibri" w:cs="Calibri"/>
           <w:spacing w:val="-9"/>
         </w:rPr>
         <w:t>,</w:t>
       </w:r>
       <w:r>
         <w:rPr>
-          <w:rFonts w:asciiTheme="minorHAnsi" w:hAnsiTheme="minorHAnsi" w:cstheme="minorHAnsi"/>
+          <w:rFonts w:hint="default" w:ascii="Calibri" w:hAnsi="Calibri" w:cs="Calibri"/>
           <w:spacing w:val="-5"/>
         </w:rPr>
         <w:t xml:space="preserve"> </w:t>
       </w:r>
       <w:r>
         <w:rPr>
-          <w:rFonts w:asciiTheme="minorHAnsi" w:hAnsiTheme="minorHAnsi" w:cstheme="minorHAnsi"/>
+          <w:rFonts w:hint="default" w:ascii="Calibri" w:hAnsi="Calibri" w:cs="Calibri"/>
         </w:rPr>
         <w:t>Problem</w:t>
       </w:r>
       <w:r>
         <w:rPr>
-          <w:rFonts w:asciiTheme="minorHAnsi" w:hAnsiTheme="minorHAnsi" w:cstheme="minorHAnsi"/>
+          <w:rFonts w:hint="default" w:ascii="Calibri" w:hAnsi="Calibri" w:cs="Calibri"/>
           <w:spacing w:val="-8"/>
         </w:rPr>
         <w:t xml:space="preserve"> </w:t>
       </w:r>
       <w:r>
         <w:rPr>
-          <w:rFonts w:asciiTheme="minorHAnsi" w:hAnsiTheme="minorHAnsi" w:cstheme="minorHAnsi"/>
+          <w:rFonts w:hint="default" w:ascii="Calibri" w:hAnsi="Calibri" w:cs="Calibri"/>
         </w:rPr>
         <w:t>Solving,</w:t>
       </w:r>
       <w:r>
         <w:rPr>
-          <w:rFonts w:asciiTheme="minorHAnsi" w:hAnsiTheme="minorHAnsi" w:cstheme="minorHAnsi"/>
+          <w:rFonts w:hint="default" w:ascii="Calibri" w:hAnsi="Calibri" w:cs="Calibri"/>
           <w:spacing w:val="-4"/>
         </w:rPr>
         <w:t xml:space="preserve"> </w:t>
       </w:r>
       <w:r>
         <w:rPr>
-          <w:rFonts w:asciiTheme="minorHAnsi" w:hAnsiTheme="minorHAnsi" w:cstheme="minorHAnsi"/>
+          <w:rFonts w:hint="default" w:ascii="Calibri" w:hAnsi="Calibri" w:cs="Calibri"/>
         </w:rPr>
         <w:t>SQL</w:t>
       </w:r>
       <w:r>
         <w:rPr>
-          <w:rFonts w:asciiTheme="minorHAnsi" w:hAnsiTheme="minorHAnsi" w:cstheme="minorHAnsi"/>
+          <w:rFonts w:hint="default" w:ascii="Calibri" w:hAnsi="Calibri" w:cs="Calibri"/>
           <w:spacing w:val="5"/>
         </w:rPr>
         <w:t xml:space="preserve"> </w:t>
       </w:r>
       <w:r>
         <w:rPr>
-          <w:rFonts w:asciiTheme="minorHAnsi" w:hAnsiTheme="minorHAnsi" w:cstheme="minorHAnsi"/>
+          <w:rFonts w:hint="default" w:ascii="Calibri" w:hAnsi="Calibri" w:cs="Calibri"/>
         </w:rPr>
         <w:t>-</w:t>
       </w:r>
       <w:r>
         <w:rPr>
-          <w:rFonts w:asciiTheme="minorHAnsi" w:hAnsiTheme="minorHAnsi" w:cstheme="minorHAnsi"/>
+          <w:rFonts w:hint="default" w:ascii="Calibri" w:hAnsi="Calibri" w:cs="Calibri"/>
           <w:spacing w:val="-5"/>
         </w:rPr>
         <w:t xml:space="preserve"> </w:t>
       </w:r>
       <w:r>
+        <w:rPr>
+          <w:rFonts w:hint="default" w:ascii="Calibri" w:hAnsi="Calibri" w:cs="Calibri"/>
+        </w:rPr>
         <w:fldChar w:fldCharType="begin"/>
       </w:r>
       <w:r>
+        <w:rPr>
+          <w:rFonts w:hint="default" w:ascii="Calibri" w:hAnsi="Calibri" w:cs="Calibri"/>
+        </w:rPr>
         <w:instrText xml:space="preserve"> HYPERLINK "https://www.hackerrank.com/profile/mohammadshahil4u" \h </w:instrText>
       </w:r>
       <w:r>
+        <w:rPr>
+          <w:rFonts w:hint="default" w:ascii="Calibri" w:hAnsi="Calibri" w:cs="Calibri"/>
+        </w:rPr>
         <w:fldChar w:fldCharType="separate"/>
       </w:r>
       <w:r>
         <w:rPr>
-          <w:rFonts w:asciiTheme="minorHAnsi" w:hAnsiTheme="minorHAnsi" w:cstheme="minorHAnsi"/>
+          <w:rFonts w:hint="default" w:ascii="Calibri" w:hAnsi="Calibri" w:cs="Calibri"/>
           <w:color w:val="0000FF"/>
           <w:spacing w:val="-2"/>
           <w:u w:val="single" w:color="0000FF"/>
@@ -4554,7 +4998,7 @@
       </w:r>
       <w:r>
         <w:rPr>
-          <w:rFonts w:asciiTheme="minorHAnsi" w:hAnsiTheme="minorHAnsi" w:cstheme="minorHAnsi"/>
+          <w:rFonts w:hint="default" w:ascii="Calibri" w:hAnsi="Calibri" w:cs="Calibri"/>
           <w:color w:val="0000FF"/>
           <w:spacing w:val="-2"/>
           <w:u w:val="single" w:color="0000FF"/>
@@ -4565,7 +5009,7 @@
     <w:p>
       <w:pPr>
         <w:rPr>
-          <w:rFonts w:asciiTheme="minorHAnsi" w:hAnsiTheme="minorHAnsi" w:cstheme="minorHAnsi"/>
+          <w:rFonts w:hint="default" w:ascii="Calibri" w:hAnsi="Calibri" w:cs="Calibri"/>
           <w:b/>
           <w:color w:val="376092" w:themeColor="accent1" w:themeShade="BF"/>
           <w:sz w:val="24"/>
@@ -4576,13 +5020,13 @@
     <w:p>
       <w:pPr>
         <w:rPr>
-          <w:rFonts w:eastAsia="Times New Roman" w:asciiTheme="minorHAnsi" w:hAnsiTheme="minorHAnsi" w:cstheme="minorHAnsi"/>
+          <w:rFonts w:hint="default" w:ascii="Calibri" w:hAnsi="Calibri" w:eastAsia="Times New Roman" w:cs="Calibri"/>
           <w:color w:val="000000"/>
         </w:rPr>
       </w:pPr>
       <w:r>
         <w:rPr>
-          <w:rFonts w:asciiTheme="minorHAnsi" w:hAnsiTheme="minorHAnsi" w:cstheme="minorHAnsi"/>
+          <w:rFonts w:hint="default" w:ascii="Calibri" w:hAnsi="Calibri" w:cs="Calibri"/>
           <w:b/>
           <w:color w:val="376092" w:themeColor="accent1" w:themeShade="BF"/>
           <w:sz w:val="24"/>
@@ -4592,7 +5036,7 @@
       </w:r>
       <w:r>
         <w:rPr>
-          <w:rFonts w:asciiTheme="minorHAnsi" w:hAnsiTheme="minorHAnsi" w:cstheme="minorHAnsi"/>
+          <w:rFonts w:hint="default" w:ascii="Calibri" w:hAnsi="Calibri" w:cs="Calibri"/>
           <w:b/>
           <w:color w:val="376092" w:themeColor="accent1" w:themeShade="BF"/>
           <w:sz w:val="28"/>
@@ -4602,19 +5046,10 @@
       </w:r>
       <w:r>
         <w:rPr>
-          <w:rFonts w:eastAsia="Times New Roman" w:asciiTheme="minorHAnsi" w:hAnsiTheme="minorHAnsi" w:cstheme="minorHAnsi"/>
+          <w:rFonts w:hint="default" w:ascii="Calibri" w:hAnsi="Calibri" w:eastAsia="Times New Roman" w:cs="Calibri"/>
           <w:color w:val="000000"/>
         </w:rPr>
-        <w:t xml:space="preserve"> Travelling, Technology Bloggin</w:t>
-      </w:r>
-      <w:bookmarkStart w:id="7" w:name="_GoBack"/>
-      <w:bookmarkEnd w:id="7"/>
-      <w:r>
-        <w:rPr>
-          <w:rFonts w:eastAsia="Times New Roman" w:asciiTheme="minorHAnsi" w:hAnsiTheme="minorHAnsi" w:cstheme="minorHAnsi"/>
-          <w:color w:val="000000"/>
-        </w:rPr>
-        <w:t>g, Teaching, Artificial Intelligence Research</w:t>
+        <w:t xml:space="preserve"> Travelling, Technology Blogging, Teaching, Artificial Intelligence Research</w:t>
       </w:r>
     </w:p>
     <w:sectPr>

--- a/1.1_resume/me/shahil_Ds_CV_jun2026 - Copy (2)update.docx
+++ b/1.1_resume/me/shahil_Ds_CV_jun2026 - Copy (2)update.docx
@@ -1111,15 +1111,7 @@
           <w:rFonts w:hint="default" w:ascii="Calibri" w:hAnsi="Calibri" w:cs="Calibri"/>
           <w:b/>
         </w:rPr>
-        <w:t>Science Trainer</w:t>
-      </w:r>
-      <w:r>
-        <w:rPr>
-          <w:rFonts w:hint="default" w:ascii="Calibri" w:hAnsi="Calibri" w:cs="Calibri"/>
-          <w:b/>
-          <w:spacing w:val="-13"/>
-        </w:rPr>
-        <w:t xml:space="preserve"> </w:t>
+        <w:t xml:space="preserve">Science </w:t>
       </w:r>
       <w:r>
         <w:rPr>
@@ -1206,6 +1198,136 @@
           <w:spacing w:val="-4"/>
         </w:rPr>
         <w:t>)</w:t>
+      </w:r>
+    </w:p>
+    <w:p>
+      <w:pPr>
+        <w:pStyle w:val="11"/>
+        <w:widowControl/>
+        <w:numPr>
+          <w:ilvl w:val="0"/>
+          <w:numId w:val="1"/>
+        </w:numPr>
+        <w:autoSpaceDE/>
+        <w:autoSpaceDN/>
+        <w:rPr>
+          <w:rFonts w:hint="default" w:ascii="Calibri" w:hAnsi="Calibri" w:cs="Calibri"/>
+          <w:sz w:val="22"/>
+          <w:szCs w:val="22"/>
+        </w:rPr>
+      </w:pPr>
+      <w:r>
+        <w:rPr>
+          <w:rFonts w:hint="default" w:ascii="Calibri" w:hAnsi="Calibri" w:cs="Calibri"/>
+          <w:b/>
+          <w:bCs/>
+          <w:color w:val="000000"/>
+          <w:sz w:val="22"/>
+          <w:szCs w:val="22"/>
+        </w:rPr>
+        <w:t>Developed AI solutions</w:t>
+      </w:r>
+      <w:r>
+        <w:rPr>
+          <w:rFonts w:hint="default" w:ascii="Calibri" w:hAnsi="Calibri" w:cs="Calibri"/>
+          <w:color w:val="000000"/>
+          <w:sz w:val="22"/>
+          <w:szCs w:val="22"/>
+        </w:rPr>
+        <w:t xml:space="preserve"> using LangChain and </w:t>
+      </w:r>
+      <w:r>
+        <w:rPr>
+          <w:rFonts w:hint="default" w:ascii="Calibri" w:hAnsi="Calibri" w:cs="Calibri"/>
+          <w:color w:val="000000"/>
+          <w:sz w:val="22"/>
+          <w:szCs w:val="22"/>
+          <w:lang w:val="en-IN"/>
+        </w:rPr>
+        <w:t xml:space="preserve">LangGraph </w:t>
+      </w:r>
+      <w:r>
+        <w:rPr>
+          <w:rFonts w:hint="default" w:ascii="Calibri" w:hAnsi="Calibri" w:cs="Calibri"/>
+          <w:color w:val="000000"/>
+          <w:sz w:val="22"/>
+          <w:szCs w:val="22"/>
+        </w:rPr>
+        <w:t>frameworks, demonstrating expertise in generative AI technologies.</w:t>
+      </w:r>
+    </w:p>
+    <w:p>
+      <w:pPr>
+        <w:pStyle w:val="11"/>
+        <w:widowControl/>
+        <w:numPr>
+          <w:ilvl w:val="0"/>
+          <w:numId w:val="1"/>
+        </w:numPr>
+        <w:autoSpaceDE/>
+        <w:autoSpaceDN/>
+        <w:rPr>
+          <w:rFonts w:hint="default" w:ascii="Calibri" w:hAnsi="Calibri" w:cs="Calibri"/>
+          <w:sz w:val="22"/>
+          <w:szCs w:val="22"/>
+        </w:rPr>
+      </w:pPr>
+      <w:r>
+        <w:rPr>
+          <w:rFonts w:hint="default" w:ascii="Calibri" w:hAnsi="Calibri" w:cs="Calibri"/>
+          <w:b/>
+          <w:bCs/>
+          <w:color w:val="000000"/>
+          <w:sz w:val="22"/>
+          <w:szCs w:val="22"/>
+        </w:rPr>
+        <w:t>Implemented and fine-tuned both open-source and paid LLM models</w:t>
+      </w:r>
+      <w:r>
+        <w:rPr>
+          <w:rFonts w:hint="default" w:ascii="Calibri" w:hAnsi="Calibri" w:cs="Calibri"/>
+          <w:color w:val="000000"/>
+          <w:sz w:val="22"/>
+          <w:szCs w:val="22"/>
+        </w:rPr>
+        <w:t>, customizing solutions to meet specific project requirements and performance goals.</w:t>
+      </w:r>
+    </w:p>
+    <w:p>
+      <w:pPr>
+        <w:pStyle w:val="11"/>
+        <w:widowControl/>
+        <w:numPr>
+          <w:ilvl w:val="0"/>
+          <w:numId w:val="1"/>
+        </w:numPr>
+        <w:autoSpaceDE/>
+        <w:autoSpaceDN/>
+        <w:rPr>
+          <w:rFonts w:hint="default" w:ascii="Calibri" w:hAnsi="Calibri" w:cs="Calibri"/>
+          <w:sz w:val="22"/>
+          <w:szCs w:val="22"/>
+        </w:rPr>
+      </w:pPr>
+      <w:r>
+        <w:rPr>
+          <w:rFonts w:hint="default" w:ascii="Calibri" w:hAnsi="Calibri" w:cs="Calibri"/>
+          <w:b/>
+          <w:bCs/>
+          <w:color w:val="000000"/>
+          <w:sz w:val="22"/>
+          <w:szCs w:val="22"/>
+        </w:rPr>
+        <w:t>deploying AI models</w:t>
+      </w:r>
+      <w:r>
+        <w:rPr>
+          <w:rFonts w:hint="default" w:ascii="Calibri" w:hAnsi="Calibri" w:cs="Calibri"/>
+          <w:color w:val="000000"/>
+          <w:sz w:val="22"/>
+          <w:szCs w:val="22"/>
+        </w:rPr>
+        <w:t>, utilizing cloud services to ensure scalability and reliability of AI applications.</w:t>
       </w:r>
     </w:p>
     <w:p>
@@ -1222,14 +1344,42 @@
         <w:spacing w:before="2" w:line="211" w:lineRule="auto"/>
         <w:ind w:right="504" w:hanging="312"/>
         <w:rPr>
+          <w:rFonts w:hint="default" w:ascii="Calibri" w:hAnsi="Calibri" w:cs="Calibri"/>
+          <w:sz w:val="22"/>
+          <w:szCs w:val="22"/>
+        </w:rPr>
+      </w:pPr>
+      <w:r>
+        <w:rPr>
+          <w:rFonts w:hint="default" w:ascii="Calibri" w:hAnsi="Calibri" w:cs="Calibri"/>
+          <w:b/>
+          <w:bCs/>
+          <w:color w:val="000000"/>
+          <w:sz w:val="22"/>
+          <w:szCs w:val="22"/>
+        </w:rPr>
+        <w:t>Develop a chatbot for better student experience using RAG Archtecture.</w:t>
+      </w:r>
+      <w:r>
+        <w:rPr>
           <w:rFonts w:hint="default" w:ascii="Calibri" w:hAnsi="Calibri" w:eastAsia="SimSun" w:cs="Calibri"/>
-        </w:rPr>
-      </w:pPr>
+          <w:lang w:val="en-US"/>
+        </w:rPr>
+        <w:t xml:space="preserve"> (</w:t>
+      </w:r>
       <w:r>
         <w:rPr>
           <w:rFonts w:hint="default" w:ascii="Calibri" w:hAnsi="Calibri" w:eastAsia="SimSun" w:cs="Calibri"/>
-        </w:rPr>
-        <w:t xml:space="preserve">Conduct classroom and hands-on training sessions in Data Science, Machine Learning, Python, SQL, Power BI, and Generative AI. </w:t>
+          <w:lang w:val="en-IN"/>
+        </w:rPr>
+        <w:t xml:space="preserve">Like </w:t>
+      </w:r>
+      <w:r>
+        <w:rPr>
+          <w:rFonts w:hint="default" w:ascii="Calibri" w:hAnsi="Calibri" w:eastAsia="SimSun" w:cs="Calibri"/>
+          <w:lang w:val="en-US"/>
+        </w:rPr>
+        <w:t>chatbots, Tutor AI Assistant , AI Interview System, AI Resume Analyzer).</w:t>
       </w:r>
     </w:p>
     <w:p>
@@ -1253,7 +1403,168 @@
         <w:rPr>
           <w:rFonts w:hint="default" w:ascii="Calibri" w:hAnsi="Calibri" w:eastAsia="SimSun" w:cs="Calibri"/>
         </w:rPr>
-        <w:t xml:space="preserve">Mentor students through projects, mock interviews, and placement preparation. </w:t>
+        <w:t xml:space="preserve">Conduct classroom and Mentor </w:t>
+      </w:r>
+      <w:r>
+        <w:rPr>
+          <w:rFonts w:hint="default" w:ascii="Calibri" w:hAnsi="Calibri" w:eastAsia="SimSun" w:cs="Calibri"/>
+          <w:lang w:val="en-IN"/>
+        </w:rPr>
+        <w:t xml:space="preserve">Working Professional </w:t>
+      </w:r>
+      <w:r>
+        <w:rPr>
+          <w:rFonts w:hint="default" w:ascii="Calibri" w:hAnsi="Calibri" w:eastAsia="SimSun" w:cs="Calibri"/>
+        </w:rPr>
+        <w:t xml:space="preserve">hands-on training sessions in Data Science, Machine Learning, Python, SQL and Generative AI. </w:t>
+      </w:r>
+    </w:p>
+    <w:p>
+      <w:pPr>
+        <w:pStyle w:val="13"/>
+        <w:ind w:left="0" w:leftChars="0" w:firstLine="0" w:firstLineChars="0"/>
+        <w:rPr>
+          <w:rFonts w:hint="default" w:ascii="Calibri" w:hAnsi="Calibri" w:cs="Calibri"/>
+          <w:b/>
+        </w:rPr>
+      </w:pPr>
+    </w:p>
+    <w:p>
+      <w:pPr>
+        <w:spacing w:line="300" w:lineRule="exact"/>
+        <w:ind w:left="294"/>
+        <w:rPr>
+          <w:rFonts w:hint="default" w:ascii="Calibri" w:hAnsi="Calibri" w:cs="Calibri"/>
+          <w:b/>
+          <w:spacing w:val="-4"/>
+        </w:rPr>
+      </w:pPr>
+      <w:r>
+        <w:rPr>
+          <w:rFonts w:hint="default" w:ascii="Calibri" w:hAnsi="Calibri" w:cs="Calibri"/>
+          <w:b/>
+          <w:lang w:val="en-IN"/>
+        </w:rPr>
+        <w:t xml:space="preserve">Junior </w:t>
+      </w:r>
+      <w:r>
+        <w:rPr>
+          <w:rFonts w:hint="default" w:ascii="Calibri" w:hAnsi="Calibri" w:cs="Calibri"/>
+          <w:b/>
+        </w:rPr>
+        <w:t>Data</w:t>
+      </w:r>
+      <w:r>
+        <w:rPr>
+          <w:rFonts w:hint="default" w:ascii="Calibri" w:hAnsi="Calibri" w:cs="Calibri"/>
+          <w:b/>
+          <w:spacing w:val="-16"/>
+        </w:rPr>
+        <w:t xml:space="preserve"> </w:t>
+      </w:r>
+      <w:r>
+        <w:rPr>
+          <w:rFonts w:hint="default" w:ascii="Calibri" w:hAnsi="Calibri" w:cs="Calibri"/>
+          <w:b/>
+        </w:rPr>
+        <w:t>Scientist|</w:t>
+      </w:r>
+      <w:r>
+        <w:rPr>
+          <w:rFonts w:hint="default" w:ascii="Calibri" w:hAnsi="Calibri" w:cs="Calibri"/>
+          <w:b/>
+          <w:spacing w:val="-12"/>
+        </w:rPr>
+        <w:t xml:space="preserve"> </w:t>
+      </w:r>
+      <w:r>
+        <w:rPr>
+          <w:rFonts w:hint="default" w:ascii="Calibri" w:hAnsi="Calibri" w:cs="Calibri"/>
+          <w:b/>
+        </w:rPr>
+        <w:t>PW Skills -</w:t>
+      </w:r>
+      <w:r>
+        <w:rPr>
+          <w:rFonts w:hint="default" w:ascii="Calibri" w:hAnsi="Calibri" w:cs="Calibri"/>
+          <w:b/>
+          <w:spacing w:val="-14"/>
+        </w:rPr>
+        <w:t xml:space="preserve"> </w:t>
+      </w:r>
+      <w:r>
+        <w:rPr>
+          <w:rFonts w:hint="default" w:ascii="Calibri" w:hAnsi="Calibri" w:cs="Calibri"/>
+          <w:b/>
+        </w:rPr>
+        <w:t>(</w:t>
+      </w:r>
+      <w:r>
+        <w:rPr>
+          <w:rFonts w:hint="default" w:ascii="Calibri" w:hAnsi="Calibri" w:cs="Calibri"/>
+        </w:rPr>
+        <w:t>Oct</w:t>
+      </w:r>
+      <w:r>
+        <w:rPr>
+          <w:rFonts w:hint="default" w:ascii="Calibri" w:hAnsi="Calibri" w:cs="Calibri"/>
+          <w:spacing w:val="-12"/>
+        </w:rPr>
+        <w:t xml:space="preserve"> </w:t>
+      </w:r>
+      <w:r>
+        <w:rPr>
+          <w:rFonts w:hint="default" w:ascii="Calibri" w:hAnsi="Calibri" w:cs="Calibri"/>
+        </w:rPr>
+        <w:t>2023</w:t>
+      </w:r>
+      <w:r>
+        <w:rPr>
+          <w:rFonts w:hint="default" w:ascii="Calibri" w:hAnsi="Calibri" w:cs="Calibri"/>
+          <w:spacing w:val="-12"/>
+        </w:rPr>
+        <w:t xml:space="preserve"> </w:t>
+      </w:r>
+      <w:r>
+        <w:rPr>
+          <w:rFonts w:hint="default" w:ascii="Calibri" w:hAnsi="Calibri" w:cs="Calibri"/>
+        </w:rPr>
+        <w:t>-</w:t>
+      </w:r>
+      <w:r>
+        <w:rPr>
+          <w:rFonts w:hint="default" w:ascii="Calibri" w:hAnsi="Calibri" w:cs="Calibri"/>
+          <w:spacing w:val="-12"/>
+        </w:rPr>
+        <w:t xml:space="preserve"> </w:t>
+      </w:r>
+      <w:r>
+        <w:rPr>
+          <w:rFonts w:hint="default" w:ascii="Calibri" w:hAnsi="Calibri" w:cs="Calibri"/>
+        </w:rPr>
+        <w:t>Feb</w:t>
+      </w:r>
+      <w:r>
+        <w:rPr>
+          <w:rFonts w:hint="default" w:ascii="Calibri" w:hAnsi="Calibri" w:cs="Calibri"/>
+          <w:spacing w:val="-13"/>
+        </w:rPr>
+        <w:t xml:space="preserve"> </w:t>
+      </w:r>
+      <w:r>
+        <w:rPr>
+          <w:rFonts w:hint="default" w:ascii="Calibri" w:hAnsi="Calibri" w:cs="Calibri"/>
+          <w:spacing w:val="-4"/>
+        </w:rPr>
+        <w:t>2024</w:t>
+      </w:r>
+      <w:r>
+        <w:rPr>
+          <w:rFonts w:hint="default" w:ascii="Calibri" w:hAnsi="Calibri" w:cs="Calibri"/>
+          <w:b/>
+          <w:spacing w:val="-4"/>
+        </w:rPr>
+        <w:t>)</w:t>
       </w:r>
     </w:p>
     <w:p>
@@ -1270,144 +1581,14 @@
         <w:spacing w:before="2" w:line="211" w:lineRule="auto"/>
         <w:ind w:right="504" w:hanging="312"/>
         <w:rPr>
-          <w:rFonts w:hint="default" w:ascii="Calibri" w:hAnsi="Calibri" w:cs="Calibri"/>
-        </w:rPr>
-      </w:pPr>
-      <w:r>
-        <w:rPr>
           <w:rFonts w:hint="default" w:ascii="Calibri" w:hAnsi="Calibri" w:eastAsia="SimSun" w:cs="Calibri"/>
         </w:rPr>
-        <w:t>Guide learners in building end-to-end industry-level ML and AI solutions.</w:t>
-      </w:r>
-    </w:p>
-    <w:p>
-      <w:pPr>
-        <w:pStyle w:val="11"/>
-        <w:widowControl/>
-        <w:numPr>
-          <w:ilvl w:val="0"/>
-          <w:numId w:val="1"/>
-        </w:numPr>
-        <w:autoSpaceDE/>
-        <w:autoSpaceDN/>
-        <w:rPr>
-          <w:rFonts w:hint="default" w:ascii="Calibri" w:hAnsi="Calibri" w:cs="Calibri"/>
-          <w:sz w:val="22"/>
-          <w:szCs w:val="22"/>
-        </w:rPr>
-      </w:pPr>
-      <w:r>
-        <w:rPr>
-          <w:rFonts w:hint="default" w:ascii="Calibri" w:hAnsi="Calibri" w:cs="Calibri"/>
-          <w:b/>
-          <w:bCs/>
-          <w:color w:val="000000"/>
-          <w:sz w:val="22"/>
-          <w:szCs w:val="22"/>
-        </w:rPr>
-        <w:t>Developed AI solutions</w:t>
-      </w:r>
-      <w:r>
-        <w:rPr>
-          <w:rFonts w:hint="default" w:ascii="Calibri" w:hAnsi="Calibri" w:cs="Calibri"/>
-          <w:color w:val="000000"/>
-          <w:sz w:val="22"/>
-          <w:szCs w:val="22"/>
-        </w:rPr>
-        <w:t xml:space="preserve"> using LangChain and </w:t>
-      </w:r>
-      <w:r>
-        <w:rPr>
-          <w:rFonts w:hint="default" w:ascii="Calibri" w:hAnsi="Calibri" w:cs="Calibri"/>
-          <w:color w:val="000000"/>
-          <w:sz w:val="22"/>
-          <w:szCs w:val="22"/>
-          <w:lang w:val="en-IN"/>
-        </w:rPr>
-        <w:t xml:space="preserve">LangGraph </w:t>
-      </w:r>
-      <w:r>
-        <w:rPr>
-          <w:rFonts w:hint="default" w:ascii="Calibri" w:hAnsi="Calibri" w:cs="Calibri"/>
-          <w:color w:val="000000"/>
-          <w:sz w:val="22"/>
-          <w:szCs w:val="22"/>
-        </w:rPr>
-        <w:t>frameworks, demonstrating expertise in generative AI technologies.</w:t>
-      </w:r>
-    </w:p>
-    <w:p>
-      <w:pPr>
-        <w:pStyle w:val="11"/>
-        <w:widowControl/>
-        <w:numPr>
-          <w:ilvl w:val="0"/>
-          <w:numId w:val="1"/>
-        </w:numPr>
-        <w:autoSpaceDE/>
-        <w:autoSpaceDN/>
-        <w:rPr>
-          <w:rFonts w:hint="default" w:ascii="Calibri" w:hAnsi="Calibri" w:cs="Calibri"/>
-          <w:sz w:val="22"/>
-          <w:szCs w:val="22"/>
-        </w:rPr>
-      </w:pPr>
-      <w:r>
-        <w:rPr>
-          <w:rFonts w:hint="default" w:ascii="Calibri" w:hAnsi="Calibri" w:cs="Calibri"/>
-          <w:b/>
-          <w:bCs/>
-          <w:color w:val="000000"/>
-          <w:sz w:val="22"/>
-          <w:szCs w:val="22"/>
-        </w:rPr>
-        <w:t>Implemented and fine-tuned both open-source and paid LLM models</w:t>
-      </w:r>
-      <w:r>
-        <w:rPr>
-          <w:rFonts w:hint="default" w:ascii="Calibri" w:hAnsi="Calibri" w:cs="Calibri"/>
-          <w:color w:val="000000"/>
-          <w:sz w:val="22"/>
-          <w:szCs w:val="22"/>
-        </w:rPr>
-        <w:t>, customizing solutions to meet specific project requirements and performance goals.</w:t>
-      </w:r>
-    </w:p>
-    <w:p>
-      <w:pPr>
-        <w:pStyle w:val="11"/>
-        <w:widowControl/>
-        <w:numPr>
-          <w:ilvl w:val="0"/>
-          <w:numId w:val="1"/>
-        </w:numPr>
-        <w:autoSpaceDE/>
-        <w:autoSpaceDN/>
-        <w:rPr>
-          <w:rFonts w:hint="default" w:ascii="Calibri" w:hAnsi="Calibri" w:cs="Calibri"/>
-          <w:sz w:val="22"/>
-          <w:szCs w:val="22"/>
-        </w:rPr>
-      </w:pPr>
-      <w:r>
-        <w:rPr>
-          <w:rFonts w:hint="default" w:ascii="Calibri" w:hAnsi="Calibri" w:cs="Calibri"/>
-          <w:b/>
-          <w:bCs/>
-          <w:color w:val="000000"/>
-          <w:sz w:val="22"/>
-          <w:szCs w:val="22"/>
-        </w:rPr>
-        <w:t>deploying AI models</w:t>
-      </w:r>
-      <w:r>
-        <w:rPr>
-          <w:rFonts w:hint="default" w:ascii="Calibri" w:hAnsi="Calibri" w:cs="Calibri"/>
-          <w:color w:val="000000"/>
-          <w:sz w:val="22"/>
-          <w:szCs w:val="22"/>
-        </w:rPr>
-        <w:t>, utilizing cloud services to ensure scalability and reliability of AI applications.</w:t>
+      </w:pPr>
+      <w:r>
+        <w:rPr>
+          <w:rFonts w:hint="default" w:ascii="Calibri" w:hAnsi="Calibri" w:eastAsia="SimSun" w:cs="Calibri"/>
+        </w:rPr>
+        <w:t xml:space="preserve">Mentor students through projects, mock interviews, and placement preparation. </w:t>
       </w:r>
     </w:p>
     <w:p>
@@ -1425,210 +1606,258 @@
         <w:ind w:right="504" w:hanging="312"/>
         <w:rPr>
           <w:rFonts w:hint="default" w:ascii="Calibri" w:hAnsi="Calibri" w:cs="Calibri"/>
-          <w:sz w:val="22"/>
-          <w:szCs w:val="22"/>
-        </w:rPr>
-      </w:pPr>
-      <w:r>
-        <w:rPr>
-          <w:rFonts w:hint="default" w:ascii="Calibri" w:hAnsi="Calibri" w:cs="Calibri"/>
-          <w:b/>
-          <w:bCs/>
-          <w:color w:val="000000"/>
-          <w:sz w:val="22"/>
-          <w:szCs w:val="22"/>
-        </w:rPr>
-        <w:t>Develop a chatbot for better student experience using RAG Archtecture.</w:t>
-      </w:r>
+        </w:rPr>
+      </w:pPr>
       <w:r>
         <w:rPr>
           <w:rFonts w:hint="default" w:ascii="Calibri" w:hAnsi="Calibri" w:eastAsia="SimSun" w:cs="Calibri"/>
-          <w:lang w:val="en-US"/>
-        </w:rPr>
-        <w:t xml:space="preserve"> (</w:t>
-      </w:r>
-      <w:r>
-        <w:rPr>
-          <w:rFonts w:hint="default" w:ascii="Calibri" w:hAnsi="Calibri" w:eastAsia="SimSun" w:cs="Calibri"/>
+        </w:rPr>
+        <w:t>Guide learners in building end-to-end industry-level ML and AI solutions.</w:t>
+      </w:r>
+    </w:p>
+    <w:p>
+      <w:pPr>
+        <w:tabs>
+          <w:tab w:val="left" w:pos="821"/>
+          <w:tab w:val="left" w:pos="823"/>
+        </w:tabs>
+        <w:spacing w:before="2" w:line="211" w:lineRule="auto"/>
+        <w:ind w:right="504"/>
+        <w:rPr>
+          <w:rFonts w:hint="default" w:ascii="Calibri" w:hAnsi="Calibri" w:cs="Calibri"/>
+          <w:b/>
+        </w:rPr>
+      </w:pPr>
+    </w:p>
+    <w:p>
+      <w:pPr>
+        <w:tabs>
+          <w:tab w:val="left" w:pos="821"/>
+          <w:tab w:val="left" w:pos="823"/>
+        </w:tabs>
+        <w:spacing w:before="2" w:line="211" w:lineRule="auto"/>
+        <w:ind w:right="504"/>
+        <w:rPr>
+          <w:rFonts w:hint="default" w:ascii="Calibri" w:hAnsi="Calibri" w:cs="Calibri"/>
+        </w:rPr>
+      </w:pPr>
+      <w:r>
+        <w:rPr>
+          <w:rFonts w:hint="default" w:ascii="Calibri" w:hAnsi="Calibri" w:cs="Calibri"/>
+          <w:b/>
+        </w:rPr>
+        <w:t xml:space="preserve">      Data Analyst |Fine Air Solutions</w:t>
+      </w:r>
+      <w:r>
+        <w:rPr>
+          <w:rFonts w:hint="default" w:ascii="Calibri" w:hAnsi="Calibri" w:cs="Calibri"/>
+          <w:b/>
+          <w:spacing w:val="-13"/>
+        </w:rPr>
+        <w:t xml:space="preserve"> </w:t>
+      </w:r>
+      <w:r>
+        <w:rPr>
+          <w:rFonts w:hint="default" w:ascii="Calibri" w:hAnsi="Calibri" w:cs="Calibri"/>
+          <w:b/>
+        </w:rPr>
+        <w:t>(</w:t>
+      </w:r>
+      <w:r>
+        <w:rPr>
+          <w:rFonts w:hint="default" w:ascii="Calibri" w:hAnsi="Calibri" w:cs="Calibri"/>
+          <w:spacing w:val="-12"/>
+        </w:rPr>
+        <w:t xml:space="preserve">Feb </w:t>
+      </w:r>
+      <w:r>
+        <w:rPr>
+          <w:rFonts w:hint="default" w:ascii="Calibri" w:hAnsi="Calibri" w:cs="Calibri"/>
+        </w:rPr>
+        <w:t>2023</w:t>
+      </w:r>
+      <w:r>
+        <w:rPr>
+          <w:rFonts w:hint="default" w:ascii="Calibri" w:hAnsi="Calibri" w:cs="Calibri"/>
+          <w:spacing w:val="-9"/>
+        </w:rPr>
+        <w:t xml:space="preserve"> </w:t>
+      </w:r>
+      <w:r>
+        <w:rPr>
+          <w:rFonts w:hint="default" w:ascii="Calibri" w:hAnsi="Calibri" w:cs="Calibri"/>
+        </w:rPr>
+        <w:t>–</w:t>
+      </w:r>
+      <w:r>
+        <w:rPr>
+          <w:rFonts w:hint="default" w:ascii="Calibri" w:hAnsi="Calibri" w:cs="Calibri"/>
           <w:lang w:val="en-IN"/>
         </w:rPr>
-        <w:t xml:space="preserve">Like </w:t>
-      </w:r>
-      <w:r>
-        <w:rPr>
-          <w:rFonts w:hint="default" w:ascii="Calibri" w:hAnsi="Calibri" w:eastAsia="SimSun" w:cs="Calibri"/>
-          <w:lang w:val="en-US"/>
-        </w:rPr>
-        <w:t>chatbots, Tutor AI Assistant , AI Interview System, AI Resume Analyzer).</w:t>
+        <w:t>Sep</w:t>
+      </w:r>
+      <w:r>
+        <w:rPr>
+          <w:rFonts w:hint="default" w:ascii="Calibri" w:hAnsi="Calibri" w:cs="Calibri"/>
+        </w:rPr>
+        <w:t xml:space="preserve"> </w:t>
+      </w:r>
+      <w:r>
+        <w:rPr>
+          <w:rFonts w:hint="default" w:ascii="Calibri" w:hAnsi="Calibri" w:cs="Calibri"/>
+          <w:spacing w:val="-4"/>
+        </w:rPr>
+        <w:t>2023</w:t>
+      </w:r>
+      <w:r>
+        <w:rPr>
+          <w:rFonts w:hint="default" w:ascii="Calibri" w:hAnsi="Calibri" w:cs="Calibri"/>
+          <w:b/>
+          <w:spacing w:val="-4"/>
+        </w:rPr>
+        <w:t>)</w:t>
       </w:r>
     </w:p>
     <w:p>
       <w:pPr>
         <w:pStyle w:val="13"/>
-        <w:rPr>
-          <w:rFonts w:hint="default" w:ascii="Calibri" w:hAnsi="Calibri" w:cs="Calibri"/>
-          <w:b/>
-        </w:rPr>
-      </w:pPr>
-    </w:p>
-    <w:p>
-      <w:pPr>
-        <w:spacing w:line="300" w:lineRule="exact"/>
-        <w:ind w:left="294"/>
-        <w:rPr>
-          <w:rFonts w:hint="default" w:ascii="Calibri" w:hAnsi="Calibri" w:cs="Calibri"/>
-          <w:b/>
-          <w:spacing w:val="-4"/>
-        </w:rPr>
-      </w:pPr>
-      <w:r>
-        <w:rPr>
-          <w:rFonts w:hint="default" w:ascii="Calibri" w:hAnsi="Calibri" w:cs="Calibri"/>
-          <w:b/>
-        </w:rPr>
-        <w:t>Data</w:t>
-      </w:r>
-      <w:r>
-        <w:rPr>
-          <w:rFonts w:hint="default" w:ascii="Calibri" w:hAnsi="Calibri" w:cs="Calibri"/>
-          <w:b/>
-          <w:spacing w:val="-16"/>
-        </w:rPr>
-        <w:t xml:space="preserve"> </w:t>
-      </w:r>
-      <w:r>
-        <w:rPr>
-          <w:rFonts w:hint="default" w:ascii="Calibri" w:hAnsi="Calibri" w:cs="Calibri"/>
-          <w:b/>
-        </w:rPr>
-        <w:t>Scientist</w:t>
-      </w:r>
-      <w:r>
-        <w:rPr>
-          <w:rFonts w:hint="default" w:ascii="Calibri" w:hAnsi="Calibri" w:cs="Calibri"/>
-          <w:b/>
-          <w:spacing w:val="-13"/>
-        </w:rPr>
-        <w:t xml:space="preserve"> </w:t>
-      </w:r>
-      <w:r>
-        <w:rPr>
-          <w:rFonts w:hint="default" w:ascii="Calibri" w:hAnsi="Calibri" w:cs="Calibri"/>
-          <w:b/>
-        </w:rPr>
-        <w:t>Intern</w:t>
-      </w:r>
-      <w:r>
-        <w:rPr>
-          <w:rFonts w:hint="default" w:ascii="Calibri" w:hAnsi="Calibri" w:cs="Calibri"/>
-          <w:b/>
-          <w:spacing w:val="-6"/>
-        </w:rPr>
-        <w:t xml:space="preserve"> </w:t>
-      </w:r>
-      <w:r>
-        <w:rPr>
-          <w:rFonts w:hint="default" w:ascii="Calibri" w:hAnsi="Calibri" w:cs="Calibri"/>
-          <w:b/>
-        </w:rPr>
-        <w:t>|</w:t>
-      </w:r>
-      <w:r>
-        <w:rPr>
-          <w:rFonts w:hint="default" w:ascii="Calibri" w:hAnsi="Calibri" w:cs="Calibri"/>
-          <w:b/>
-          <w:spacing w:val="-12"/>
-        </w:rPr>
-        <w:t xml:space="preserve"> </w:t>
-      </w:r>
-      <w:r>
-        <w:rPr>
-          <w:rFonts w:hint="default" w:ascii="Calibri" w:hAnsi="Calibri" w:cs="Calibri"/>
-          <w:b/>
-        </w:rPr>
-        <w:t>PW Skills -</w:t>
-      </w:r>
-      <w:r>
-        <w:rPr>
-          <w:rFonts w:hint="default" w:ascii="Calibri" w:hAnsi="Calibri" w:cs="Calibri"/>
-          <w:b/>
-          <w:spacing w:val="-14"/>
-        </w:rPr>
-        <w:t xml:space="preserve"> </w:t>
-      </w:r>
-      <w:r>
-        <w:rPr>
-          <w:rFonts w:hint="default" w:ascii="Calibri" w:hAnsi="Calibri" w:cs="Calibri"/>
-          <w:b/>
-        </w:rPr>
-        <w:t>(</w:t>
-      </w:r>
-      <w:r>
-        <w:rPr>
-          <w:rFonts w:hint="default" w:ascii="Calibri" w:hAnsi="Calibri" w:cs="Calibri"/>
-        </w:rPr>
-        <w:t>Oct</w:t>
-      </w:r>
-      <w:r>
-        <w:rPr>
-          <w:rFonts w:hint="default" w:ascii="Calibri" w:hAnsi="Calibri" w:cs="Calibri"/>
-          <w:spacing w:val="-12"/>
-        </w:rPr>
-        <w:t xml:space="preserve"> </w:t>
-      </w:r>
-      <w:r>
-        <w:rPr>
-          <w:rFonts w:hint="default" w:ascii="Calibri" w:hAnsi="Calibri" w:cs="Calibri"/>
-        </w:rPr>
-        <w:t>2023</w:t>
-      </w:r>
-      <w:r>
-        <w:rPr>
-          <w:rFonts w:hint="default" w:ascii="Calibri" w:hAnsi="Calibri" w:cs="Calibri"/>
-          <w:spacing w:val="-12"/>
-        </w:rPr>
-        <w:t xml:space="preserve"> </w:t>
-      </w:r>
-      <w:r>
-        <w:rPr>
-          <w:rFonts w:hint="default" w:ascii="Calibri" w:hAnsi="Calibri" w:cs="Calibri"/>
-        </w:rPr>
-        <w:t>-</w:t>
-      </w:r>
-      <w:r>
-        <w:rPr>
-          <w:rFonts w:hint="default" w:ascii="Calibri" w:hAnsi="Calibri" w:cs="Calibri"/>
-          <w:spacing w:val="-12"/>
-        </w:rPr>
-        <w:t xml:space="preserve"> </w:t>
-      </w:r>
-      <w:r>
-        <w:rPr>
-          <w:rFonts w:hint="default" w:ascii="Calibri" w:hAnsi="Calibri" w:cs="Calibri"/>
-        </w:rPr>
-        <w:t>Feb</w:t>
-      </w:r>
-      <w:r>
-        <w:rPr>
-          <w:rFonts w:hint="default" w:ascii="Calibri" w:hAnsi="Calibri" w:cs="Calibri"/>
-          <w:spacing w:val="-13"/>
-        </w:rPr>
-        <w:t xml:space="preserve"> </w:t>
-      </w:r>
-      <w:r>
-        <w:rPr>
-          <w:rFonts w:hint="default" w:ascii="Calibri" w:hAnsi="Calibri" w:cs="Calibri"/>
-          <w:spacing w:val="-4"/>
-        </w:rPr>
-        <w:t>2024</w:t>
-      </w:r>
-      <w:r>
-        <w:rPr>
-          <w:rFonts w:hint="default" w:ascii="Calibri" w:hAnsi="Calibri" w:cs="Calibri"/>
-          <w:b/>
-          <w:spacing w:val="-4"/>
+        <w:numPr>
+          <w:ilvl w:val="0"/>
+          <w:numId w:val="1"/>
+        </w:numPr>
+        <w:tabs>
+          <w:tab w:val="left" w:pos="826"/>
+          <w:tab w:val="left" w:pos="827"/>
+        </w:tabs>
+        <w:spacing w:before="15" w:line="206" w:lineRule="auto"/>
+        <w:ind w:right="166" w:hanging="312"/>
+        <w:rPr>
+          <w:rFonts w:hint="default" w:ascii="Calibri" w:hAnsi="Calibri" w:cs="Calibri"/>
+        </w:rPr>
+      </w:pPr>
+      <w:r>
+        <w:rPr>
+          <w:rFonts w:hint="default" w:ascii="Calibri" w:hAnsi="Calibri" w:cs="Calibri"/>
+        </w:rPr>
+        <w:t>Work on CRM, data collection from different department and stored also enhancing data accuracy and security.</w:t>
+      </w:r>
+    </w:p>
+    <w:p>
+      <w:pPr>
+        <w:pStyle w:val="13"/>
+        <w:numPr>
+          <w:ilvl w:val="0"/>
+          <w:numId w:val="1"/>
+        </w:numPr>
+        <w:tabs>
+          <w:tab w:val="left" w:pos="826"/>
+          <w:tab w:val="left" w:pos="827"/>
+        </w:tabs>
+        <w:spacing w:line="211" w:lineRule="auto"/>
+        <w:ind w:right="184" w:hanging="312"/>
+        <w:rPr>
+          <w:rFonts w:hint="default" w:ascii="Calibri" w:hAnsi="Calibri" w:cs="Calibri"/>
+        </w:rPr>
+      </w:pPr>
+      <w:r>
+        <w:rPr>
+          <w:rFonts w:hint="default" w:ascii="Calibri" w:hAnsi="Calibri" w:cs="Calibri"/>
+        </w:rPr>
+        <w:t xml:space="preserve">Perform statistical and predictive Analysis in projects using excel and PowerBI to </w:t>
+      </w:r>
+      <w:r>
+        <w:rPr>
+          <w:rFonts w:hint="default" w:ascii="Calibri" w:hAnsi="Calibri" w:cs="Calibri"/>
+          <w:b/>
+        </w:rPr>
+        <w:t>minimize cost approx. 8%.</w:t>
+      </w:r>
+      <w:bookmarkStart w:id="2" w:name="Projects"/>
+      <w:bookmarkEnd w:id="2"/>
+    </w:p>
+    <w:p>
+      <w:pPr>
+        <w:pStyle w:val="13"/>
+        <w:tabs>
+          <w:tab w:val="left" w:pos="821"/>
+          <w:tab w:val="left" w:pos="823"/>
+        </w:tabs>
+        <w:spacing w:before="2" w:line="211" w:lineRule="auto"/>
+        <w:ind w:left="0" w:leftChars="0" w:right="504" w:firstLine="0" w:firstLineChars="0"/>
+        <w:rPr>
+          <w:rFonts w:hint="default" w:ascii="Calibri" w:hAnsi="Calibri" w:cs="Calibri"/>
+        </w:rPr>
+      </w:pPr>
+    </w:p>
+    <w:p>
+      <w:pPr>
+        <w:tabs>
+          <w:tab w:val="left" w:pos="826"/>
+          <w:tab w:val="left" w:pos="827"/>
+        </w:tabs>
+        <w:spacing w:line="211" w:lineRule="auto"/>
+        <w:ind w:right="184"/>
+        <w:rPr>
+          <w:rFonts w:hint="default" w:ascii="Calibri" w:hAnsi="Calibri" w:cs="Calibri"/>
+        </w:rPr>
+      </w:pPr>
+      <w:r>
+        <w:rPr>
+          <w:rFonts w:hint="default" w:ascii="Calibri" w:hAnsi="Calibri" w:cs="Calibri"/>
+          <w:b/>
+        </w:rPr>
+        <w:t xml:space="preserve">     Freelance Python Developer/</w:t>
+      </w:r>
+      <w:r>
+        <w:rPr>
+          <w:rFonts w:hint="default" w:ascii="Calibri" w:hAnsi="Calibri" w:cs="Calibri"/>
+          <w:b/>
+          <w:lang w:val="en-IN"/>
+        </w:rPr>
+        <w:t>Data Science Trainer</w:t>
+      </w:r>
+      <w:r>
+        <w:rPr>
+          <w:rFonts w:hint="default" w:ascii="Calibri" w:hAnsi="Calibri" w:cs="Calibri"/>
+          <w:b/>
+        </w:rPr>
+        <w:t xml:space="preserve"> Part Time (202</w:t>
+      </w:r>
+      <w:r>
+        <w:rPr>
+          <w:rFonts w:hint="default" w:ascii="Calibri" w:hAnsi="Calibri" w:cs="Calibri"/>
+          <w:b/>
+          <w:lang w:val="en-IN"/>
+        </w:rPr>
+        <w:t>1</w:t>
+      </w:r>
+      <w:r>
+        <w:rPr>
+          <w:rFonts w:hint="default" w:ascii="Calibri" w:hAnsi="Calibri" w:cs="Calibri"/>
+          <w:b/>
+        </w:rPr>
+        <w:t xml:space="preserve"> – 202</w:t>
+      </w:r>
+      <w:r>
+        <w:rPr>
+          <w:rFonts w:hint="default" w:ascii="Calibri" w:hAnsi="Calibri" w:cs="Calibri"/>
+          <w:b/>
+          <w:lang w:val="en-IN"/>
+        </w:rPr>
+        <w:t>3</w:t>
+      </w:r>
+      <w:r>
+        <w:rPr>
+          <w:rFonts w:hint="default" w:ascii="Calibri" w:hAnsi="Calibri" w:cs="Calibri"/>
+          <w:b/>
         </w:rPr>
         <w:t>)</w:t>
+      </w:r>
+      <w:r>
+        <w:rPr>
+          <w:rFonts w:hint="default" w:ascii="Calibri" w:hAnsi="Calibri" w:cs="Calibri"/>
+        </w:rPr>
+        <w:t xml:space="preserve"> </w:t>
       </w:r>
     </w:p>
     <w:p>
@@ -1645,14 +1874,14 @@
         <w:spacing w:before="2" w:line="211" w:lineRule="auto"/>
         <w:ind w:right="504" w:hanging="312"/>
         <w:rPr>
-          <w:rFonts w:hint="default" w:ascii="Calibri" w:hAnsi="Calibri" w:eastAsia="SimSun" w:cs="Calibri"/>
-        </w:rPr>
-      </w:pPr>
-      <w:r>
-        <w:rPr>
-          <w:rFonts w:hint="default" w:ascii="Calibri" w:hAnsi="Calibri" w:eastAsia="SimSun" w:cs="Calibri"/>
-        </w:rPr>
-        <w:t xml:space="preserve">Mentor students through projects, mock interviews, and placement preparation. </w:t>
+          <w:rFonts w:hint="default" w:ascii="Calibri" w:hAnsi="Calibri" w:cs="Calibri"/>
+        </w:rPr>
+      </w:pPr>
+      <w:r>
+        <w:rPr>
+          <w:rFonts w:hint="default" w:ascii="Calibri" w:hAnsi="Calibri" w:cs="Calibri"/>
+        </w:rPr>
+        <w:t xml:space="preserve">Delivered training programs and Design Curriculum, Mentoring in Python, Data Science, and Machine Learning for organizations including FlipRobo and IIDST. </w:t>
       </w:r>
     </w:p>
     <w:p>
@@ -1674,224 +1903,9 @@
       </w:pPr>
       <w:r>
         <w:rPr>
-          <w:rFonts w:hint="default" w:ascii="Calibri" w:hAnsi="Calibri" w:eastAsia="SimSun" w:cs="Calibri"/>
-        </w:rPr>
-        <w:t>Guide learners in building end-to-end industry-level ML and AI solutions.</w:t>
-      </w:r>
-    </w:p>
-    <w:p>
-      <w:pPr>
-        <w:tabs>
-          <w:tab w:val="left" w:pos="821"/>
-          <w:tab w:val="left" w:pos="823"/>
-        </w:tabs>
-        <w:spacing w:before="2" w:line="211" w:lineRule="auto"/>
-        <w:ind w:right="504"/>
-        <w:rPr>
-          <w:rFonts w:hint="default" w:ascii="Calibri" w:hAnsi="Calibri" w:cs="Calibri"/>
-          <w:b/>
-        </w:rPr>
-      </w:pPr>
-    </w:p>
-    <w:p>
-      <w:pPr>
-        <w:tabs>
-          <w:tab w:val="left" w:pos="821"/>
-          <w:tab w:val="left" w:pos="823"/>
-        </w:tabs>
-        <w:spacing w:before="2" w:line="211" w:lineRule="auto"/>
-        <w:ind w:right="504"/>
-        <w:rPr>
-          <w:rFonts w:hint="default" w:ascii="Calibri" w:hAnsi="Calibri" w:cs="Calibri"/>
-        </w:rPr>
-      </w:pPr>
-      <w:r>
-        <w:rPr>
-          <w:rFonts w:hint="default" w:ascii="Calibri" w:hAnsi="Calibri" w:cs="Calibri"/>
-          <w:b/>
-        </w:rPr>
-        <w:t xml:space="preserve">      Data Analyst |Fine Air Solutions</w:t>
-      </w:r>
-      <w:r>
-        <w:rPr>
-          <w:rFonts w:hint="default" w:ascii="Calibri" w:hAnsi="Calibri" w:cs="Calibri"/>
-          <w:b/>
-          <w:spacing w:val="-13"/>
-        </w:rPr>
-        <w:t xml:space="preserve"> </w:t>
-      </w:r>
-      <w:r>
-        <w:rPr>
-          <w:rFonts w:hint="default" w:ascii="Calibri" w:hAnsi="Calibri" w:cs="Calibri"/>
-          <w:b/>
-        </w:rPr>
-        <w:t>(</w:t>
-      </w:r>
-      <w:r>
-        <w:rPr>
-          <w:rFonts w:hint="default" w:ascii="Calibri" w:hAnsi="Calibri" w:cs="Calibri"/>
-          <w:spacing w:val="-12"/>
-        </w:rPr>
-        <w:t xml:space="preserve">Feb </w:t>
-      </w:r>
-      <w:r>
-        <w:rPr>
-          <w:rFonts w:hint="default" w:ascii="Calibri" w:hAnsi="Calibri" w:cs="Calibri"/>
-        </w:rPr>
-        <w:t>2023</w:t>
-      </w:r>
-      <w:r>
-        <w:rPr>
-          <w:rFonts w:hint="default" w:ascii="Calibri" w:hAnsi="Calibri" w:cs="Calibri"/>
-          <w:spacing w:val="-9"/>
-        </w:rPr>
-        <w:t xml:space="preserve"> </w:t>
-      </w:r>
-      <w:r>
-        <w:rPr>
-          <w:rFonts w:hint="default" w:ascii="Calibri" w:hAnsi="Calibri" w:cs="Calibri"/>
-        </w:rPr>
-        <w:t>–</w:t>
-      </w:r>
-      <w:r>
-        <w:rPr>
-          <w:rFonts w:hint="default" w:ascii="Calibri" w:hAnsi="Calibri" w:cs="Calibri"/>
-          <w:lang w:val="en-IN"/>
-        </w:rPr>
-        <w:t>Sep</w:t>
-      </w:r>
-      <w:r>
-        <w:rPr>
-          <w:rFonts w:hint="default" w:ascii="Calibri" w:hAnsi="Calibri" w:cs="Calibri"/>
-        </w:rPr>
-        <w:t xml:space="preserve"> </w:t>
-      </w:r>
-      <w:r>
-        <w:rPr>
-          <w:rFonts w:hint="default" w:ascii="Calibri" w:hAnsi="Calibri" w:cs="Calibri"/>
-          <w:spacing w:val="-4"/>
-        </w:rPr>
-        <w:t>2023</w:t>
-      </w:r>
-      <w:r>
-        <w:rPr>
-          <w:rFonts w:hint="default" w:ascii="Calibri" w:hAnsi="Calibri" w:cs="Calibri"/>
-          <w:b/>
-          <w:spacing w:val="-4"/>
-        </w:rPr>
-        <w:t>)</w:t>
-      </w:r>
-    </w:p>
-    <w:p>
-      <w:pPr>
-        <w:pStyle w:val="13"/>
-        <w:numPr>
-          <w:ilvl w:val="0"/>
-          <w:numId w:val="1"/>
-        </w:numPr>
-        <w:tabs>
-          <w:tab w:val="left" w:pos="826"/>
-          <w:tab w:val="left" w:pos="827"/>
-        </w:tabs>
-        <w:spacing w:before="15" w:line="206" w:lineRule="auto"/>
-        <w:ind w:right="166" w:hanging="312"/>
-        <w:rPr>
-          <w:rFonts w:hint="default" w:ascii="Calibri" w:hAnsi="Calibri" w:cs="Calibri"/>
-        </w:rPr>
-      </w:pPr>
-      <w:r>
-        <w:rPr>
-          <w:rFonts w:hint="default" w:ascii="Calibri" w:hAnsi="Calibri" w:cs="Calibri"/>
-        </w:rPr>
-        <w:t>Work on CRM, data collection from different department and stored also enhancing data accuracy and security.</w:t>
-      </w:r>
-    </w:p>
-    <w:p>
-      <w:pPr>
-        <w:pStyle w:val="13"/>
-        <w:numPr>
-          <w:ilvl w:val="0"/>
-          <w:numId w:val="1"/>
-        </w:numPr>
-        <w:tabs>
-          <w:tab w:val="left" w:pos="826"/>
-          <w:tab w:val="left" w:pos="827"/>
-        </w:tabs>
-        <w:spacing w:line="211" w:lineRule="auto"/>
-        <w:ind w:right="184" w:hanging="312"/>
-        <w:rPr>
-          <w:rFonts w:hint="default" w:ascii="Calibri" w:hAnsi="Calibri" w:cs="Calibri"/>
-        </w:rPr>
-      </w:pPr>
-      <w:r>
-        <w:rPr>
-          <w:rFonts w:hint="default" w:ascii="Calibri" w:hAnsi="Calibri" w:cs="Calibri"/>
-        </w:rPr>
-        <w:t xml:space="preserve">Perform statistical and predictive Analysis in projects using excel and PowerBI to </w:t>
-      </w:r>
-      <w:r>
-        <w:rPr>
-          <w:rFonts w:hint="default" w:ascii="Calibri" w:hAnsi="Calibri" w:cs="Calibri"/>
-          <w:b/>
-        </w:rPr>
-        <w:t>minimize cost approx. 8%.</w:t>
-      </w:r>
-      <w:bookmarkStart w:id="2" w:name="Projects"/>
-      <w:bookmarkEnd w:id="2"/>
-    </w:p>
-    <w:p>
-      <w:pPr>
-        <w:pStyle w:val="13"/>
-        <w:tabs>
-          <w:tab w:val="left" w:pos="821"/>
-          <w:tab w:val="left" w:pos="823"/>
-        </w:tabs>
-        <w:spacing w:before="2" w:line="211" w:lineRule="auto"/>
-        <w:ind w:left="0" w:leftChars="0" w:right="504" w:firstLine="0" w:firstLineChars="0"/>
-        <w:rPr>
-          <w:rFonts w:hint="default" w:ascii="Calibri" w:hAnsi="Calibri" w:cs="Calibri"/>
-        </w:rPr>
-      </w:pPr>
-    </w:p>
-    <w:p>
-      <w:pPr>
-        <w:tabs>
-          <w:tab w:val="left" w:pos="826"/>
-          <w:tab w:val="left" w:pos="827"/>
-        </w:tabs>
-        <w:spacing w:line="211" w:lineRule="auto"/>
-        <w:ind w:right="184"/>
-        <w:rPr>
-          <w:rFonts w:hint="default" w:ascii="Calibri" w:hAnsi="Calibri" w:cs="Calibri"/>
-        </w:rPr>
-      </w:pPr>
-      <w:r>
-        <w:rPr>
-          <w:rFonts w:hint="default" w:ascii="Calibri" w:hAnsi="Calibri" w:cs="Calibri"/>
-          <w:b/>
-        </w:rPr>
-        <w:t xml:space="preserve">     Freelance Python Developer/ Part Time (2020 – 202</w:t>
-      </w:r>
-      <w:r>
-        <w:rPr>
-          <w:rFonts w:hint="default" w:ascii="Calibri" w:hAnsi="Calibri" w:cs="Calibri"/>
-          <w:b/>
-          <w:lang w:val="en-IN"/>
-        </w:rPr>
-        <w:t>3</w:t>
-      </w:r>
-      <w:r>
-        <w:rPr>
-          <w:rFonts w:hint="default" w:ascii="Calibri" w:hAnsi="Calibri" w:cs="Calibri"/>
-          <w:b/>
-        </w:rPr>
-        <w:t>)</w:t>
-      </w:r>
-      <w:r>
-        <w:rPr>
-          <w:rFonts w:hint="default" w:ascii="Calibri" w:hAnsi="Calibri" w:cs="Calibri"/>
-        </w:rPr>
-        <w:t xml:space="preserve"> </w:t>
+          <w:rFonts w:hint="default" w:ascii="Calibri" w:hAnsi="Calibri" w:cs="Calibri"/>
+        </w:rPr>
+        <w:t xml:space="preserve">Developed solutions involving Web Scraping, ETL pipelines, Exploratory Data Analysis (EDA), Machine Learning, and Django applications. </w:t>
       </w:r>
     </w:p>
     <w:p>
@@ -1915,54 +1929,6 @@
         <w:rPr>
           <w:rFonts w:hint="default" w:ascii="Calibri" w:hAnsi="Calibri" w:cs="Calibri"/>
         </w:rPr>
-        <w:t xml:space="preserve">Delivered training programs and Design Curriculum, Mentoring in Python, Data Science, and Machine Learning for organizations including FlipRobo and IIDST. </w:t>
-      </w:r>
-    </w:p>
-    <w:p>
-      <w:pPr>
-        <w:pStyle w:val="13"/>
-        <w:numPr>
-          <w:ilvl w:val="0"/>
-          <w:numId w:val="1"/>
-        </w:numPr>
-        <w:tabs>
-          <w:tab w:val="left" w:pos="821"/>
-          <w:tab w:val="left" w:pos="823"/>
-        </w:tabs>
-        <w:spacing w:before="2" w:line="211" w:lineRule="auto"/>
-        <w:ind w:right="504" w:hanging="312"/>
-        <w:rPr>
-          <w:rFonts w:hint="default" w:ascii="Calibri" w:hAnsi="Calibri" w:cs="Calibri"/>
-        </w:rPr>
-      </w:pPr>
-      <w:r>
-        <w:rPr>
-          <w:rFonts w:hint="default" w:ascii="Calibri" w:hAnsi="Calibri" w:cs="Calibri"/>
-        </w:rPr>
-        <w:t xml:space="preserve">Developed solutions involving Web Scraping, ETL pipelines, Exploratory Data Analysis (EDA), Machine Learning, and Django applications. </w:t>
-      </w:r>
-    </w:p>
-    <w:p>
-      <w:pPr>
-        <w:pStyle w:val="13"/>
-        <w:numPr>
-          <w:ilvl w:val="0"/>
-          <w:numId w:val="1"/>
-        </w:numPr>
-        <w:tabs>
-          <w:tab w:val="left" w:pos="821"/>
-          <w:tab w:val="left" w:pos="823"/>
-        </w:tabs>
-        <w:spacing w:before="2" w:line="211" w:lineRule="auto"/>
-        <w:ind w:right="504" w:hanging="312"/>
-        <w:rPr>
-          <w:rFonts w:hint="default" w:ascii="Calibri" w:hAnsi="Calibri" w:cs="Calibri"/>
-        </w:rPr>
-      </w:pPr>
-      <w:r>
-        <w:rPr>
-          <w:rFonts w:hint="default" w:ascii="Calibri" w:hAnsi="Calibri" w:cs="Calibri"/>
-        </w:rPr>
         <w:t>Created technical educational content and tutorials on YouTube.</w:t>
       </w:r>
       <w:r>
@@ -2111,7 +2077,7 @@
       </w:r>
       <w:r>
         <w:rPr>
-          <w:rStyle w:val="10"/>
+          <w:rStyle w:val="7"/>
           <w:rFonts w:hint="default" w:ascii="Calibri" w:hAnsi="Calibri" w:cs="Calibri"/>
           <w:b/>
           <w:bCs/>
@@ -2119,7 +2085,21 @@
           <w:szCs w:val="22"/>
           <w:lang w:val="en-IN"/>
         </w:rPr>
-        <w:t>Code</w:t>
+        <w:t>Co</w:t>
+      </w:r>
+      <w:bookmarkStart w:id="7" w:name="_GoBack"/>
+      <w:bookmarkEnd w:id="7"/>
+      <w:r>
+        <w:rPr>
+          <w:rStyle w:val="7"/>
+          <w:rFonts w:hint="default" w:ascii="Calibri" w:hAnsi="Calibri" w:cs="Calibri"/>
+          <w:b/>
+          <w:bCs/>
+          <w:sz w:val="22"/>
+          <w:szCs w:val="22"/>
+          <w:lang w:val="en-IN"/>
+        </w:rPr>
+        <w:t>de</w:t>
       </w:r>
       <w:r>
         <w:rPr>
@@ -2365,6 +2345,7 @@
         <w:pStyle w:val="11"/>
         <w:widowControl/>
         <w:numPr>
+          <w:ilvl w:val="0"/>
           <w:numId w:val="0"/>
         </w:numPr>
         <w:autoSpaceDE/>
@@ -2375,8 +2356,6 @@
           <w:spacing w:val="-2"/>
         </w:rPr>
       </w:pPr>
-      <w:bookmarkStart w:id="7" w:name="_GoBack"/>
-      <w:bookmarkEnd w:id="7"/>
     </w:p>
     <w:p>
       <w:pPr>
@@ -2393,7 +2372,7 @@
           <w:kern w:val="0"/>
           <w:sz w:val="24"/>
           <w:szCs w:val="24"/>
-          <w:lang w:val="en-US" w:eastAsia="zh-CN" w:bidi="ar"/>
+          <w:lang w:val="en-IN" w:eastAsia="zh-CN" w:bidi="ar"/>
         </w:rPr>
       </w:pPr>
       <w:r>
@@ -2422,6 +2401,71 @@
         </w:rPr>
         <w:t>(Gmini, groq , OpenAi)</w:t>
       </w:r>
+      <w:r>
+        <w:rPr>
+          <w:rFonts w:hint="default" w:ascii="Calibri" w:hAnsi="Calibri" w:eastAsia="Calibri-Bold" w:cs="Calibri"/>
+          <w:b w:val="0"/>
+          <w:bCs w:val="0"/>
+          <w:color w:val="000000"/>
+          <w:kern w:val="0"/>
+          <w:sz w:val="24"/>
+          <w:szCs w:val="24"/>
+          <w:lang w:val="en-IN" w:eastAsia="zh-CN" w:bidi="ar"/>
+        </w:rPr>
+        <w:fldChar w:fldCharType="begin"/>
+      </w:r>
+      <w:r>
+        <w:rPr>
+          <w:rFonts w:hint="default" w:ascii="Calibri" w:hAnsi="Calibri" w:eastAsia="Calibri-Bold" w:cs="Calibri"/>
+          <w:b w:val="0"/>
+          <w:bCs w:val="0"/>
+          <w:color w:val="000000"/>
+          <w:kern w:val="0"/>
+          <w:sz w:val="24"/>
+          <w:szCs w:val="24"/>
+          <w:lang w:val="en-IN" w:eastAsia="zh-CN" w:bidi="ar"/>
+        </w:rPr>
+        <w:instrText xml:space="preserve"> HYPERLINK "https://github.com/shahil04/Text-to-SQL-Chatbot" </w:instrText>
+      </w:r>
+      <w:r>
+        <w:rPr>
+          <w:rFonts w:hint="default" w:ascii="Calibri" w:hAnsi="Calibri" w:eastAsia="Calibri-Bold" w:cs="Calibri"/>
+          <w:b w:val="0"/>
+          <w:bCs w:val="0"/>
+          <w:color w:val="000000"/>
+          <w:kern w:val="0"/>
+          <w:sz w:val="24"/>
+          <w:szCs w:val="24"/>
+          <w:lang w:val="en-IN" w:eastAsia="zh-CN" w:bidi="ar"/>
+        </w:rPr>
+        <w:fldChar w:fldCharType="separate"/>
+      </w:r>
+      <w:r>
+        <w:rPr>
+          <w:rStyle w:val="10"/>
+          <w:rFonts w:hint="default" w:ascii="Calibri" w:hAnsi="Calibri" w:eastAsia="Calibri-Bold" w:cs="Calibri"/>
+          <w:b w:val="0"/>
+          <w:bCs w:val="0"/>
+          <w:kern w:val="0"/>
+          <w:sz w:val="24"/>
+          <w:szCs w:val="24"/>
+          <w:lang w:val="en-IN" w:eastAsia="zh-CN" w:bidi="ar"/>
+        </w:rPr>
+        <w:t>[Code]</w:t>
+      </w:r>
+      <w:r>
+        <w:rPr>
+          <w:rFonts w:hint="default" w:ascii="Calibri" w:hAnsi="Calibri" w:eastAsia="Calibri-Bold" w:cs="Calibri"/>
+          <w:b w:val="0"/>
+          <w:bCs w:val="0"/>
+          <w:color w:val="000000"/>
+          <w:kern w:val="0"/>
+          <w:sz w:val="24"/>
+          <w:szCs w:val="24"/>
+          <w:lang w:val="en-IN" w:eastAsia="zh-CN" w:bidi="ar"/>
+        </w:rPr>
+        <w:fldChar w:fldCharType="end"/>
+      </w:r>
     </w:p>
     <w:p>
       <w:pPr>
@@ -2593,6 +2637,7 @@
         <w:pStyle w:val="11"/>
         <w:widowControl/>
         <w:numPr>
+          <w:ilvl w:val="0"/>
           <w:numId w:val="0"/>
         </w:numPr>
         <w:autoSpaceDE/>
@@ -3343,47 +3388,6 @@
             </a:graphic>
           </wp:inline>
         </w:drawing>
-      </w:r>
-      <w:r>
-        <w:rPr>
-          <w:rFonts w:hint="default" w:ascii="Calibri" w:hAnsi="Calibri" w:cs="Calibri"/>
-          <w:spacing w:val="26"/>
-        </w:rPr>
-        <w:t xml:space="preserve"> </w:t>
-      </w:r>
-      <w:r>
-        <w:rPr>
-          <w:rFonts w:hint="default" w:ascii="Calibri" w:hAnsi="Calibri" w:cs="Calibri"/>
-        </w:rPr>
-        <w:fldChar w:fldCharType="begin"/>
-      </w:r>
-      <w:r>
-        <w:rPr>
-          <w:rFonts w:hint="default" w:ascii="Calibri" w:hAnsi="Calibri" w:cs="Calibri"/>
-        </w:rPr>
-        <w:instrText xml:space="preserve"> HYPERLINK "https://bottom-natalina-zero1.koyeb.app/" </w:instrText>
-      </w:r>
-      <w:r>
-        <w:rPr>
-          <w:rFonts w:hint="default" w:ascii="Calibri" w:hAnsi="Calibri" w:cs="Calibri"/>
-        </w:rPr>
-        <w:fldChar w:fldCharType="separate"/>
-      </w:r>
-      <w:r>
-        <w:rPr>
-          <w:rStyle w:val="7"/>
-          <w:rFonts w:hint="default" w:ascii="Calibri" w:hAnsi="Calibri" w:cs="Calibri"/>
-          <w:spacing w:val="26"/>
-        </w:rPr>
-        <w:t>[Demo]</w:t>
-      </w:r>
-      <w:r>
-        <w:rPr>
-          <w:rStyle w:val="10"/>
-          <w:rFonts w:hint="default" w:ascii="Calibri" w:hAnsi="Calibri" w:cs="Calibri"/>
-          <w:spacing w:val="26"/>
-        </w:rPr>
-        <w:fldChar w:fldCharType="end"/>
       </w:r>
     </w:p>
     <w:p>
